--- a/docassemble/MLHDivorceAndCustody/data/templates/reminders_template.docx
+++ b/docassemble/MLHDivorceAndCustody/data/templates/reminders_template.docx
@@ -212,11 +212,19 @@
         <w:t xml:space="preserve">and </w:t>
       </w:r>
       <w:proofErr w:type="spellStart"/>
-      <w:r>
-        <w:rPr>
-          <w:rFonts w:ascii="Arial" w:hAnsi="Arial" w:cs="Arial"/>
-        </w:rPr>
-        <w:t>marriage.have_pension_retirement</w:t>
+      <w:proofErr w:type="gramStart"/>
+      <w:r>
+        <w:rPr>
+          <w:rFonts w:ascii="Arial" w:hAnsi="Arial" w:cs="Arial"/>
+        </w:rPr>
+        <w:t>marriage.have</w:t>
+      </w:r>
+      <w:proofErr w:type="gramEnd"/>
+      <w:r>
+        <w:rPr>
+          <w:rFonts w:ascii="Arial" w:hAnsi="Arial" w:cs="Arial"/>
+        </w:rPr>
+        <w:t>_pension_retirement</w:t>
       </w:r>
       <w:proofErr w:type="spellEnd"/>
       <w:r>
@@ -232,11 +240,19 @@
         <w:t xml:space="preserve">not </w:t>
       </w:r>
       <w:proofErr w:type="spellStart"/>
-      <w:r>
-        <w:rPr>
-          <w:rFonts w:ascii="Arial" w:hAnsi="Arial" w:cs="Arial"/>
-        </w:rPr>
-        <w:t>marriage.pension_retirement_accounts_keep_own</w:t>
+      <w:proofErr w:type="gramStart"/>
+      <w:r>
+        <w:rPr>
+          <w:rFonts w:ascii="Arial" w:hAnsi="Arial" w:cs="Arial"/>
+        </w:rPr>
+        <w:t>marriage.pension</w:t>
+      </w:r>
+      <w:proofErr w:type="gramEnd"/>
+      <w:r>
+        <w:rPr>
+          <w:rFonts w:ascii="Arial" w:hAnsi="Arial" w:cs="Arial"/>
+        </w:rPr>
+        <w:t>_retirement_accounts_keep_own</w:t>
       </w:r>
       <w:proofErr w:type="spellEnd"/>
       <w:r>
@@ -458,8 +474,16 @@
         <w:rPr>
           <w:rFonts w:ascii="Arial" w:hAnsi="Arial" w:cs="Arial"/>
         </w:rPr>
-        <w:t>{%p endif %}</w:t>
-      </w:r>
+        <w:t xml:space="preserve">{%p </w:t>
+      </w:r>
+      <w:proofErr w:type="gramStart"/>
+      <w:r>
+        <w:rPr>
+          <w:rFonts w:ascii="Arial" w:hAnsi="Arial" w:cs="Arial"/>
+        </w:rPr>
+        <w:t>endif %}</w:t>
+      </w:r>
+      <w:proofErr w:type="gramEnd"/>
     </w:p>
     <w:p>
       <w:pPr>
@@ -538,11 +562,19 @@
         <w:t xml:space="preserve">and </w:t>
       </w:r>
       <w:proofErr w:type="spellStart"/>
-      <w:r>
-        <w:rPr>
-          <w:rFonts w:ascii="Arial" w:hAnsi="Arial" w:cs="Arial"/>
-        </w:rPr>
-        <w:t>marriage.personal_property_need_items</w:t>
+      <w:proofErr w:type="gramStart"/>
+      <w:r>
+        <w:rPr>
+          <w:rFonts w:ascii="Arial" w:hAnsi="Arial" w:cs="Arial"/>
+        </w:rPr>
+        <w:t>marriage.personal</w:t>
+      </w:r>
+      <w:proofErr w:type="gramEnd"/>
+      <w:r>
+        <w:rPr>
+          <w:rFonts w:ascii="Arial" w:hAnsi="Arial" w:cs="Arial"/>
+        </w:rPr>
+        <w:t>_property_need_items</w:t>
       </w:r>
       <w:proofErr w:type="spellEnd"/>
       <w:r>
@@ -552,12 +584,14 @@
         <w:t xml:space="preserve"> and </w:t>
       </w:r>
       <w:proofErr w:type="spellStart"/>
+      <w:proofErr w:type="gramStart"/>
       <w:r>
         <w:rPr>
           <w:rFonts w:ascii="Arial" w:hAnsi="Arial" w:cs="Arial"/>
         </w:rPr>
         <w:t>marriage.accounts</w:t>
       </w:r>
+      <w:proofErr w:type="gramEnd"/>
       <w:r>
         <w:rPr>
           <w:rFonts w:ascii="Arial" w:hAnsi="Arial" w:cs="Arial"/>
@@ -613,7 +647,21 @@
         <w:rPr>
           <w:rFonts w:ascii="Arial" w:hAnsi="Arial" w:cs="Arial"/>
         </w:rPr>
-        <w:t xml:space="preserve">Your Judgment of Divorce states how you want your investments to be divided. But there may be problems with actually dividing these assets after the Judgment is final. Dividing investments is not simple. </w:t>
+        <w:t xml:space="preserve">Your Judgment of Divorce states how you want your investments to be divided. But there may be problems with </w:t>
+      </w:r>
+      <w:proofErr w:type="gramStart"/>
+      <w:r>
+        <w:rPr>
+          <w:rFonts w:ascii="Arial" w:hAnsi="Arial" w:cs="Arial"/>
+        </w:rPr>
+        <w:t>actually dividing</w:t>
+      </w:r>
+      <w:proofErr w:type="gramEnd"/>
+      <w:r>
+        <w:rPr>
+          <w:rFonts w:ascii="Arial" w:hAnsi="Arial" w:cs="Arial"/>
+        </w:rPr>
+        <w:t xml:space="preserve"> these assets after the Judgment is final. Dividing investments is not simple. </w:t>
       </w:r>
     </w:p>
     <w:p>
@@ -675,7 +723,21 @@
         <w:rPr>
           <w:rFonts w:ascii="Arial" w:hAnsi="Arial" w:cs="Arial"/>
         </w:rPr>
-        <w:t>There are more steps that need to be followed after the Judgment of Divorce is final. The Michigan Legal Help website can’t help you with this.</w:t>
+        <w:t xml:space="preserve">There are more steps that need to be </w:t>
+      </w:r>
+      <w:proofErr w:type="gramStart"/>
+      <w:r>
+        <w:rPr>
+          <w:rFonts w:ascii="Arial" w:hAnsi="Arial" w:cs="Arial"/>
+        </w:rPr>
+        <w:t>followed after</w:t>
+      </w:r>
+      <w:proofErr w:type="gramEnd"/>
+      <w:r>
+        <w:rPr>
+          <w:rFonts w:ascii="Arial" w:hAnsi="Arial" w:cs="Arial"/>
+        </w:rPr>
+        <w:t xml:space="preserve"> the Judgment of Divorce is final. The Michigan Legal Help website can’t help you with this.</w:t>
       </w:r>
     </w:p>
     <w:p>
@@ -794,8 +856,16 @@
         <w:rPr>
           <w:rFonts w:ascii="Arial" w:hAnsi="Arial" w:cs="Arial"/>
         </w:rPr>
-        <w:t>{%p endif %}</w:t>
-      </w:r>
+        <w:t xml:space="preserve">{%p </w:t>
+      </w:r>
+      <w:proofErr w:type="gramStart"/>
+      <w:r>
+        <w:rPr>
+          <w:rFonts w:ascii="Arial" w:hAnsi="Arial" w:cs="Arial"/>
+        </w:rPr>
+        <w:t>endif %}</w:t>
+      </w:r>
+      <w:proofErr w:type="gramEnd"/>
     </w:p>
     <w:p>
       <w:pPr>
@@ -1075,8 +1145,16 @@
         <w:rPr>
           <w:rFonts w:ascii="Arial" w:hAnsi="Arial" w:cs="Arial"/>
         </w:rPr>
-        <w:t>{%p endif %}</w:t>
-      </w:r>
+        <w:t xml:space="preserve">{%p </w:t>
+      </w:r>
+      <w:proofErr w:type="gramStart"/>
+      <w:r>
+        <w:rPr>
+          <w:rFonts w:ascii="Arial" w:hAnsi="Arial" w:cs="Arial"/>
+        </w:rPr>
+        <w:t>endif %}</w:t>
+      </w:r>
+      <w:proofErr w:type="gramEnd"/>
     </w:p>
     <w:p>
       <w:pPr>
@@ -1332,8 +1410,16 @@
         <w:rPr>
           <w:rFonts w:ascii="Arial" w:hAnsi="Arial" w:cs="Arial"/>
         </w:rPr>
-        <w:t>{%p endif %}</w:t>
-      </w:r>
+        <w:t xml:space="preserve">{%p </w:t>
+      </w:r>
+      <w:proofErr w:type="gramStart"/>
+      <w:r>
+        <w:rPr>
+          <w:rFonts w:ascii="Arial" w:hAnsi="Arial" w:cs="Arial"/>
+        </w:rPr>
+        <w:t>endif %}</w:t>
+      </w:r>
+      <w:proofErr w:type="gramEnd"/>
     </w:p>
     <w:p>
       <w:pPr>
@@ -1472,7 +1558,21 @@
         <w:rPr>
           <w:rFonts w:ascii="Arial" w:hAnsi="Arial" w:cs="Arial"/>
         </w:rPr>
-        <w:t xml:space="preserve">need spousal support for the period of time </w:t>
+        <w:t xml:space="preserve">need spousal support for the </w:t>
+      </w:r>
+      <w:proofErr w:type="gramStart"/>
+      <w:r>
+        <w:rPr>
+          <w:rFonts w:ascii="Arial" w:hAnsi="Arial" w:cs="Arial"/>
+        </w:rPr>
+        <w:t>period of time</w:t>
+      </w:r>
+      <w:proofErr w:type="gramEnd"/>
+      <w:r>
+        <w:rPr>
+          <w:rFonts w:ascii="Arial" w:hAnsi="Arial" w:cs="Arial"/>
+        </w:rPr>
+        <w:t xml:space="preserve"> </w:t>
       </w:r>
       <w:r>
         <w:rPr>
@@ -1766,7 +1866,21 @@
         <w:rPr>
           <w:rFonts w:ascii="Arial" w:hAnsi="Arial" w:cs="Arial"/>
         </w:rPr>
-        <w:t xml:space="preserve"> form. In your motion, you will need to include facts showing that you need spousal support, and that the other party is able to pay. To learn more, read </w:t>
+        <w:t xml:space="preserve"> form. In your </w:t>
+      </w:r>
+      <w:proofErr w:type="gramStart"/>
+      <w:r>
+        <w:rPr>
+          <w:rFonts w:ascii="Arial" w:hAnsi="Arial" w:cs="Arial"/>
+        </w:rPr>
+        <w:t>motion</w:t>
+      </w:r>
+      <w:proofErr w:type="gramEnd"/>
+      <w:r>
+        <w:rPr>
+          <w:rFonts w:ascii="Arial" w:hAnsi="Arial" w:cs="Arial"/>
+        </w:rPr>
+        <w:t xml:space="preserve">, you will need to include facts showing that you need spousal support, and that the other party is able to pay. To learn more, read </w:t>
       </w:r>
       <w:hyperlink r:id="rId15" w:history="1">
         <w:r>
@@ -1807,7 +1921,21 @@
             <w:rStyle w:val="Hyperlink"/>
             <w:rFonts w:ascii="Arial" w:hAnsi="Arial" w:cs="Arial"/>
           </w:rPr>
-          <w:t>How to Fill Out, Serve, and File Court Forms</w:t>
+          <w:t>How to Fi</w:t>
+        </w:r>
+        <w:r>
+          <w:rPr>
+            <w:rStyle w:val="Hyperlink"/>
+            <w:rFonts w:ascii="Arial" w:hAnsi="Arial" w:cs="Arial"/>
+          </w:rPr>
+          <w:t>l</w:t>
+        </w:r>
+        <w:r>
+          <w:rPr>
+            <w:rStyle w:val="Hyperlink"/>
+            <w:rFonts w:ascii="Arial" w:hAnsi="Arial" w:cs="Arial"/>
+          </w:rPr>
+          <w:t>l Out, Serve, and File Court Forms</w:t>
         </w:r>
       </w:hyperlink>
       <w:r>
@@ -1945,23 +2073,31 @@
         <w:rPr>
           <w:rFonts w:ascii="Arial" w:hAnsi="Arial" w:cs="Arial"/>
         </w:rPr>
-        <w:t>{%p endif %}</w:t>
-      </w:r>
-    </w:p>
-    <w:p>
-      <w:pPr>
-        <w:spacing w:after="0" w:line="240" w:lineRule="auto"/>
-        <w:ind w:right="-547"/>
-        <w:rPr>
-          <w:rFonts w:ascii="Arial" w:hAnsi="Arial" w:cs="Arial"/>
-        </w:rPr>
-      </w:pPr>
-      <w:r>
-        <w:rPr>
-          <w:rFonts w:ascii="Arial" w:hAnsi="Arial" w:cs="Arial"/>
-        </w:rPr>
         <w:t xml:space="preserve">{%p </w:t>
       </w:r>
+      <w:proofErr w:type="gramStart"/>
+      <w:r>
+        <w:rPr>
+          <w:rFonts w:ascii="Arial" w:hAnsi="Arial" w:cs="Arial"/>
+        </w:rPr>
+        <w:t>endif %}</w:t>
+      </w:r>
+      <w:proofErr w:type="gramEnd"/>
+    </w:p>
+    <w:p>
+      <w:pPr>
+        <w:spacing w:after="0" w:line="240" w:lineRule="auto"/>
+        <w:ind w:right="-547"/>
+        <w:rPr>
+          <w:rFonts w:ascii="Arial" w:hAnsi="Arial" w:cs="Arial"/>
+        </w:rPr>
+      </w:pPr>
+      <w:r>
+        <w:rPr>
+          <w:rFonts w:ascii="Arial" w:hAnsi="Arial" w:cs="Arial"/>
+        </w:rPr>
+        <w:t xml:space="preserve">{%p </w:t>
+      </w:r>
       <w:r>
         <w:rPr>
           <w:rFonts w:ascii="Arial" w:hAnsi="Arial" w:cs="Arial"/>
@@ -2068,17 +2204,39 @@
         </w:rPr>
         <w:t xml:space="preserve">and </w:t>
       </w:r>
-      <w:r>
-        <w:rPr>
-          <w:rFonts w:ascii="Arial" w:hAnsi="Arial" w:cs="Arial"/>
-        </w:rPr>
-        <w:t>children.filter(legal_parent="both")</w:t>
-      </w:r>
-      <w:r>
-        <w:rPr>
-          <w:rFonts w:ascii="Arial" w:hAnsi="Arial" w:cs="Arial"/>
-        </w:rPr>
-        <w:t>.filter(revoke_paternity_reminder=True</w:t>
+      <w:proofErr w:type="gramStart"/>
+      <w:r>
+        <w:rPr>
+          <w:rFonts w:ascii="Arial" w:hAnsi="Arial" w:cs="Arial"/>
+        </w:rPr>
+        <w:t>children.filter</w:t>
+      </w:r>
+      <w:proofErr w:type="gramEnd"/>
+      <w:r>
+        <w:rPr>
+          <w:rFonts w:ascii="Arial" w:hAnsi="Arial" w:cs="Arial"/>
+        </w:rPr>
+        <w:t>(legal_parent="both"</w:t>
+      </w:r>
+      <w:proofErr w:type="gramStart"/>
+      <w:r>
+        <w:rPr>
+          <w:rFonts w:ascii="Arial" w:hAnsi="Arial" w:cs="Arial"/>
+        </w:rPr>
+        <w:t>)</w:t>
+      </w:r>
+      <w:r>
+        <w:rPr>
+          <w:rFonts w:ascii="Arial" w:hAnsi="Arial" w:cs="Arial"/>
+        </w:rPr>
+        <w:t>.filter</w:t>
+      </w:r>
+      <w:proofErr w:type="gramEnd"/>
+      <w:r>
+        <w:rPr>
+          <w:rFonts w:ascii="Arial" w:hAnsi="Arial" w:cs="Arial"/>
+        </w:rPr>
+        <w:t>(revoke_paternity_reminder=True</w:t>
       </w:r>
       <w:r>
         <w:rPr>
@@ -2530,8 +2688,16 @@
         <w:rPr>
           <w:rFonts w:ascii="Arial" w:hAnsi="Arial" w:cs="Arial"/>
         </w:rPr>
-        <w:t xml:space="preserve"> endif %}</w:t>
-      </w:r>
+        <w:t xml:space="preserve"> </w:t>
+      </w:r>
+      <w:proofErr w:type="gramStart"/>
+      <w:r>
+        <w:rPr>
+          <w:rFonts w:ascii="Arial" w:hAnsi="Arial" w:cs="Arial"/>
+        </w:rPr>
+        <w:t>endif %}</w:t>
+      </w:r>
+      <w:proofErr w:type="gramEnd"/>
     </w:p>
     <w:p>
       <w:pPr>
@@ -2844,23 +3010,31 @@
         <w:rPr>
           <w:rFonts w:ascii="Arial" w:hAnsi="Arial" w:cs="Arial"/>
         </w:rPr>
-        <w:t>{%p endif %}</w:t>
-      </w:r>
-    </w:p>
-    <w:p>
-      <w:pPr>
-        <w:spacing w:after="0" w:line="240" w:lineRule="auto"/>
-        <w:ind w:right="-547"/>
-        <w:rPr>
-          <w:rFonts w:ascii="Arial" w:hAnsi="Arial" w:cs="Arial"/>
-        </w:rPr>
-      </w:pPr>
-      <w:r>
-        <w:rPr>
-          <w:rFonts w:ascii="Arial" w:hAnsi="Arial" w:cs="Arial"/>
-        </w:rPr>
         <w:t xml:space="preserve">{%p </w:t>
       </w:r>
+      <w:proofErr w:type="gramStart"/>
+      <w:r>
+        <w:rPr>
+          <w:rFonts w:ascii="Arial" w:hAnsi="Arial" w:cs="Arial"/>
+        </w:rPr>
+        <w:t>endif %}</w:t>
+      </w:r>
+      <w:proofErr w:type="gramEnd"/>
+    </w:p>
+    <w:p>
+      <w:pPr>
+        <w:spacing w:after="0" w:line="240" w:lineRule="auto"/>
+        <w:ind w:right="-547"/>
+        <w:rPr>
+          <w:rFonts w:ascii="Arial" w:hAnsi="Arial" w:cs="Arial"/>
+        </w:rPr>
+      </w:pPr>
+      <w:r>
+        <w:rPr>
+          <w:rFonts w:ascii="Arial" w:hAnsi="Arial" w:cs="Arial"/>
+        </w:rPr>
+        <w:t xml:space="preserve">{%p </w:t>
+      </w:r>
       <w:r>
         <w:rPr>
           <w:rFonts w:ascii="Arial" w:hAnsi="Arial" w:cs="Arial"/>
@@ -2925,12 +3099,28 @@
         </w:rPr>
         <w:t>(</w:t>
       </w:r>
-      <w:r>
-        <w:rPr>
-          <w:rFonts w:ascii="Arial" w:hAnsi="Arial" w:cs="Arial"/>
-        </w:rPr>
-        <w:t>users[0].pregnant</w:t>
-      </w:r>
+      <w:proofErr w:type="gramStart"/>
+      <w:r>
+        <w:rPr>
+          <w:rFonts w:ascii="Arial" w:hAnsi="Arial" w:cs="Arial"/>
+        </w:rPr>
+        <w:t>users[</w:t>
+      </w:r>
+      <w:proofErr w:type="gramEnd"/>
+      <w:r>
+        <w:rPr>
+          <w:rFonts w:ascii="Arial" w:hAnsi="Arial" w:cs="Arial"/>
+        </w:rPr>
+        <w:t>0</w:t>
+      </w:r>
+      <w:proofErr w:type="gramStart"/>
+      <w:r>
+        <w:rPr>
+          <w:rFonts w:ascii="Arial" w:hAnsi="Arial" w:cs="Arial"/>
+        </w:rPr>
+        <w:t>].pregnant</w:t>
+      </w:r>
+      <w:proofErr w:type="gramEnd"/>
       <w:r>
         <w:rPr>
           <w:rFonts w:ascii="Arial" w:hAnsi="Arial" w:cs="Arial"/>
@@ -2949,8 +3139,16 @@
         <w:rPr>
           <w:rFonts w:ascii="Arial" w:hAnsi="Arial" w:cs="Arial"/>
         </w:rPr>
-        <w:t>[0].pregnant</w:t>
-      </w:r>
+        <w:t>[0</w:t>
+      </w:r>
+      <w:proofErr w:type="gramStart"/>
+      <w:r>
+        <w:rPr>
+          <w:rFonts w:ascii="Arial" w:hAnsi="Arial" w:cs="Arial"/>
+        </w:rPr>
+        <w:t>].pregnant</w:t>
+      </w:r>
+      <w:proofErr w:type="gramEnd"/>
       <w:r>
         <w:rPr>
           <w:rFonts w:ascii="Arial" w:hAnsi="Arial" w:cs="Arial"/>
@@ -3108,7 +3306,21 @@
         <w:rPr>
           <w:rFonts w:ascii="Arial" w:hAnsi="Arial" w:cs="Arial"/>
         </w:rPr>
-        <w:t>your Judgment can be signed by the judge.</w:t>
+        <w:t xml:space="preserve">your </w:t>
+      </w:r>
+      <w:proofErr w:type="gramStart"/>
+      <w:r>
+        <w:rPr>
+          <w:rFonts w:ascii="Arial" w:hAnsi="Arial" w:cs="Arial"/>
+        </w:rPr>
+        <w:t>Judgment</w:t>
+      </w:r>
+      <w:proofErr w:type="gramEnd"/>
+      <w:r>
+        <w:rPr>
+          <w:rFonts w:ascii="Arial" w:hAnsi="Arial" w:cs="Arial"/>
+        </w:rPr>
+        <w:t xml:space="preserve"> can be signed by the judge.</w:t>
       </w:r>
     </w:p>
     <w:p>
@@ -3306,8 +3518,16 @@
         <w:rPr>
           <w:rFonts w:ascii="Arial" w:hAnsi="Arial" w:cs="Arial"/>
         </w:rPr>
-        <w:t>{%p endif %}</w:t>
-      </w:r>
+        <w:t xml:space="preserve">{%p </w:t>
+      </w:r>
+      <w:proofErr w:type="gramStart"/>
+      <w:r>
+        <w:rPr>
+          <w:rFonts w:ascii="Arial" w:hAnsi="Arial" w:cs="Arial"/>
+        </w:rPr>
+        <w:t>endif %}</w:t>
+      </w:r>
+      <w:proofErr w:type="gramEnd"/>
     </w:p>
     <w:p>
       <w:pPr>
@@ -3472,7 +3692,14 @@
         <w:rPr>
           <w:rFonts w:ascii="Arial" w:hAnsi="Arial" w:cs="Arial"/>
         </w:rPr>
-        <w:t>there_are_marital_children</w:t>
+        <w:t>there_are_marital_</w:t>
+      </w:r>
+      <w:proofErr w:type="gramStart"/>
+      <w:r>
+        <w:rPr>
+          <w:rFonts w:ascii="Arial" w:hAnsi="Arial" w:cs="Arial"/>
+        </w:rPr>
+        <w:t>children</w:t>
       </w:r>
       <w:proofErr w:type="spellEnd"/>
       <w:r>
@@ -3481,6 +3708,7 @@
         </w:rPr>
         <w:t xml:space="preserve"> %}</w:t>
       </w:r>
+      <w:proofErr w:type="gramEnd"/>
     </w:p>
     <w:p>
       <w:pPr>
@@ -3535,7 +3763,21 @@
         <w:rPr>
           <w:rFonts w:ascii="Arial" w:hAnsi="Arial" w:cs="Arial"/>
         </w:rPr>
-        <w:t xml:space="preserve"> Judgment, and read Step 8.</w:t>
+        <w:t xml:space="preserve"> </w:t>
+      </w:r>
+      <w:proofErr w:type="gramStart"/>
+      <w:r>
+        <w:rPr>
+          <w:rFonts w:ascii="Arial" w:hAnsi="Arial" w:cs="Arial"/>
+        </w:rPr>
+        <w:t>Judgment, and</w:t>
+      </w:r>
+      <w:proofErr w:type="gramEnd"/>
+      <w:r>
+        <w:rPr>
+          <w:rFonts w:ascii="Arial" w:hAnsi="Arial" w:cs="Arial"/>
+        </w:rPr>
+        <w:t xml:space="preserve"> read Step 8.</w:t>
       </w:r>
     </w:p>
     <w:p>
@@ -3561,6 +3803,7 @@
         </w:rPr>
         <w:t xml:space="preserve">{%p </w:t>
       </w:r>
+      <w:proofErr w:type="gramStart"/>
       <w:r>
         <w:rPr>
           <w:rFonts w:ascii="Arial" w:hAnsi="Arial" w:cs="Arial"/>
@@ -3573,6 +3816,7 @@
         </w:rPr>
         <w:t xml:space="preserve"> %}</w:t>
       </w:r>
+      <w:proofErr w:type="gramEnd"/>
     </w:p>
     <w:p>
       <w:pPr>
@@ -3627,7 +3871,21 @@
         <w:rPr>
           <w:rFonts w:ascii="Arial" w:hAnsi="Arial" w:cs="Arial"/>
         </w:rPr>
-        <w:t xml:space="preserve"> Judgment, and read Step 8.</w:t>
+        <w:t xml:space="preserve"> </w:t>
+      </w:r>
+      <w:proofErr w:type="gramStart"/>
+      <w:r>
+        <w:rPr>
+          <w:rFonts w:ascii="Arial" w:hAnsi="Arial" w:cs="Arial"/>
+        </w:rPr>
+        <w:t>Judgment, and</w:t>
+      </w:r>
+      <w:proofErr w:type="gramEnd"/>
+      <w:r>
+        <w:rPr>
+          <w:rFonts w:ascii="Arial" w:hAnsi="Arial" w:cs="Arial"/>
+        </w:rPr>
+        <w:t xml:space="preserve"> read Step 8.</w:t>
       </w:r>
     </w:p>
     <w:p>
@@ -3653,8 +3911,16 @@
         <w:rPr>
           <w:rFonts w:ascii="Arial" w:hAnsi="Arial" w:cs="Arial"/>
         </w:rPr>
-        <w:t>{%p endif %}</w:t>
-      </w:r>
+        <w:t xml:space="preserve">{%p </w:t>
+      </w:r>
+      <w:proofErr w:type="gramStart"/>
+      <w:r>
+        <w:rPr>
+          <w:rFonts w:ascii="Arial" w:hAnsi="Arial" w:cs="Arial"/>
+        </w:rPr>
+        <w:t>endif %}</w:t>
+      </w:r>
+      <w:proofErr w:type="gramEnd"/>
     </w:p>
     <w:p>
       <w:pPr>
@@ -3670,8 +3936,16 @@
         <w:rPr>
           <w:rFonts w:ascii="Arial" w:hAnsi="Arial" w:cs="Arial"/>
         </w:rPr>
-        <w:t>{%p endif %}</w:t>
-      </w:r>
+        <w:t xml:space="preserve">{%p </w:t>
+      </w:r>
+      <w:proofErr w:type="gramStart"/>
+      <w:r>
+        <w:rPr>
+          <w:rFonts w:ascii="Arial" w:hAnsi="Arial" w:cs="Arial"/>
+        </w:rPr>
+        <w:t>endif %}</w:t>
+      </w:r>
+      <w:proofErr w:type="gramEnd"/>
     </w:p>
     <w:p>
       <w:pPr>
@@ -3823,7 +4097,14 @@
         <w:rPr>
           <w:rFonts w:ascii="Arial" w:hAnsi="Arial" w:cs="Arial"/>
         </w:rPr>
-        <w:t>there_are_marital_children</w:t>
+        <w:t>there_are_marital_</w:t>
+      </w:r>
+      <w:proofErr w:type="gramStart"/>
+      <w:r>
+        <w:rPr>
+          <w:rFonts w:ascii="Arial" w:hAnsi="Arial" w:cs="Arial"/>
+        </w:rPr>
+        <w:t>children</w:t>
       </w:r>
       <w:proofErr w:type="spellEnd"/>
       <w:r>
@@ -3832,6 +4113,7 @@
         </w:rPr>
         <w:t xml:space="preserve"> %}</w:t>
       </w:r>
+      <w:proofErr w:type="gramEnd"/>
     </w:p>
     <w:p>
       <w:pPr>
@@ -3898,6 +4180,7 @@
         </w:rPr>
         <w:t xml:space="preserve">{%p </w:t>
       </w:r>
+      <w:proofErr w:type="gramStart"/>
       <w:r>
         <w:rPr>
           <w:rFonts w:ascii="Arial" w:hAnsi="Arial" w:cs="Arial"/>
@@ -3910,6 +4193,7 @@
         </w:rPr>
         <w:t xml:space="preserve"> %}</w:t>
       </w:r>
+      <w:proofErr w:type="gramEnd"/>
     </w:p>
     <w:p>
       <w:pPr>
@@ -3976,8 +4260,16 @@
         <w:rPr>
           <w:rFonts w:ascii="Arial" w:hAnsi="Arial" w:cs="Arial"/>
         </w:rPr>
-        <w:t>{%p endif %}</w:t>
-      </w:r>
+        <w:t xml:space="preserve">{%p </w:t>
+      </w:r>
+      <w:proofErr w:type="gramStart"/>
+      <w:r>
+        <w:rPr>
+          <w:rFonts w:ascii="Arial" w:hAnsi="Arial" w:cs="Arial"/>
+        </w:rPr>
+        <w:t>endif %}</w:t>
+      </w:r>
+      <w:proofErr w:type="gramEnd"/>
     </w:p>
     <w:p>
       <w:pPr>
@@ -3993,7 +4285,14 @@
         <w:rPr>
           <w:rFonts w:ascii="Arial" w:hAnsi="Arial" w:cs="Arial"/>
         </w:rPr>
-        <w:t>{%p endif %</w:t>
+        <w:t xml:space="preserve">{%p </w:t>
+      </w:r>
+      <w:proofErr w:type="gramStart"/>
+      <w:r>
+        <w:rPr>
+          <w:rFonts w:ascii="Arial" w:hAnsi="Arial" w:cs="Arial"/>
+        </w:rPr>
+        <w:t>endif %</w:t>
       </w:r>
       <w:r>
         <w:rPr>
@@ -4001,6 +4300,7 @@
         </w:rPr>
         <w:t>}</w:t>
       </w:r>
+      <w:proofErr w:type="gramEnd"/>
     </w:p>
     <w:sectPr>
       <w:footerReference w:type="default" r:id="rId29"/>

--- a/docassemble/MLHDivorceAndCustody/data/templates/reminders_template.docx
+++ b/docassemble/MLHDivorceAndCustody/data/templates/reminders_template.docx
@@ -137,122 +137,78 @@
         <w:rPr>
           <w:rFonts w:ascii="Arial" w:hAnsi="Arial" w:cs="Arial"/>
         </w:rPr>
-        <w:t xml:space="preserve">if </w:t>
+        <w:t xml:space="preserve">if tool_ID </w:t>
+      </w:r>
+      <w:r>
+        <w:rPr>
+          <w:rFonts w:ascii="Arial" w:hAnsi="Arial" w:cs="Arial"/>
+        </w:rPr>
+        <w:t>in [</w:t>
+      </w:r>
+      <w:r>
+        <w:rPr>
+          <w:rFonts w:ascii="Arial" w:hAnsi="Arial" w:cs="Arial"/>
+        </w:rPr>
+        <w:t>“divorce_complaint”</w:t>
+      </w:r>
+      <w:r>
+        <w:rPr>
+          <w:rFonts w:ascii="Arial" w:hAnsi="Arial" w:cs="Arial"/>
+        </w:rPr>
+        <w:t>, “</w:t>
       </w:r>
       <w:proofErr w:type="spellStart"/>
       <w:r>
         <w:rPr>
           <w:rFonts w:ascii="Arial" w:hAnsi="Arial" w:cs="Arial"/>
         </w:rPr>
-        <w:t>tool_ID</w:t>
+        <w:t>JOD_only</w:t>
       </w:r>
       <w:proofErr w:type="spellEnd"/>
       <w:r>
         <w:rPr>
           <w:rFonts w:ascii="Arial" w:hAnsi="Arial" w:cs="Arial"/>
         </w:rPr>
+        <w:t>”]</w:t>
+      </w:r>
+      <w:r>
+        <w:rPr>
+          <w:rFonts w:ascii="Arial" w:hAnsi="Arial" w:cs="Arial"/>
+        </w:rPr>
         <w:t xml:space="preserve"> </w:t>
       </w:r>
       <w:r>
         <w:rPr>
           <w:rFonts w:ascii="Arial" w:hAnsi="Arial" w:cs="Arial"/>
         </w:rPr>
-        <w:t>in [</w:t>
-      </w:r>
-      <w:r>
-        <w:rPr>
-          <w:rFonts w:ascii="Arial" w:hAnsi="Arial" w:cs="Arial"/>
-        </w:rPr>
-        <w:t>“</w:t>
+        <w:t xml:space="preserve">and </w:t>
       </w:r>
       <w:proofErr w:type="spellStart"/>
       <w:r>
         <w:rPr>
           <w:rFonts w:ascii="Arial" w:hAnsi="Arial" w:cs="Arial"/>
         </w:rPr>
-        <w:t>divorce_complaint</w:t>
+        <w:t>marriage.have_pension_retirement</w:t>
       </w:r>
       <w:proofErr w:type="spellEnd"/>
       <w:r>
         <w:rPr>
           <w:rFonts w:ascii="Arial" w:hAnsi="Arial" w:cs="Arial"/>
         </w:rPr>
-        <w:t>”</w:t>
-      </w:r>
-      <w:r>
-        <w:rPr>
-          <w:rFonts w:ascii="Arial" w:hAnsi="Arial" w:cs="Arial"/>
-        </w:rPr>
-        <w:t>, “</w:t>
+        <w:t xml:space="preserve"> and </w:t>
+      </w:r>
+      <w:r>
+        <w:rPr>
+          <w:rFonts w:ascii="Arial" w:hAnsi="Arial" w:cs="Arial"/>
+        </w:rPr>
+        <w:t xml:space="preserve">not </w:t>
       </w:r>
       <w:proofErr w:type="spellStart"/>
       <w:r>
         <w:rPr>
           <w:rFonts w:ascii="Arial" w:hAnsi="Arial" w:cs="Arial"/>
         </w:rPr>
-        <w:t>JOD_only</w:t>
-      </w:r>
-      <w:proofErr w:type="spellEnd"/>
-      <w:r>
-        <w:rPr>
-          <w:rFonts w:ascii="Arial" w:hAnsi="Arial" w:cs="Arial"/>
-        </w:rPr>
-        <w:t>”]</w:t>
-      </w:r>
-      <w:r>
-        <w:rPr>
-          <w:rFonts w:ascii="Arial" w:hAnsi="Arial" w:cs="Arial"/>
-        </w:rPr>
-        <w:t xml:space="preserve"> </w:t>
-      </w:r>
-      <w:r>
-        <w:rPr>
-          <w:rFonts w:ascii="Arial" w:hAnsi="Arial" w:cs="Arial"/>
-        </w:rPr>
-        <w:t xml:space="preserve">and </w:t>
-      </w:r>
-      <w:proofErr w:type="spellStart"/>
-      <w:proofErr w:type="gramStart"/>
-      <w:r>
-        <w:rPr>
-          <w:rFonts w:ascii="Arial" w:hAnsi="Arial" w:cs="Arial"/>
-        </w:rPr>
-        <w:t>marriage.have</w:t>
-      </w:r>
-      <w:proofErr w:type="gramEnd"/>
-      <w:r>
-        <w:rPr>
-          <w:rFonts w:ascii="Arial" w:hAnsi="Arial" w:cs="Arial"/>
-        </w:rPr>
-        <w:t>_pension_retirement</w:t>
-      </w:r>
-      <w:proofErr w:type="spellEnd"/>
-      <w:r>
-        <w:rPr>
-          <w:rFonts w:ascii="Arial" w:hAnsi="Arial" w:cs="Arial"/>
-        </w:rPr>
-        <w:t xml:space="preserve"> and </w:t>
-      </w:r>
-      <w:r>
-        <w:rPr>
-          <w:rFonts w:ascii="Arial" w:hAnsi="Arial" w:cs="Arial"/>
-        </w:rPr>
-        <w:t xml:space="preserve">not </w:t>
-      </w:r>
-      <w:proofErr w:type="spellStart"/>
-      <w:proofErr w:type="gramStart"/>
-      <w:r>
-        <w:rPr>
-          <w:rFonts w:ascii="Arial" w:hAnsi="Arial" w:cs="Arial"/>
-        </w:rPr>
-        <w:t>marriage.pension</w:t>
-      </w:r>
-      <w:proofErr w:type="gramEnd"/>
-      <w:r>
-        <w:rPr>
-          <w:rFonts w:ascii="Arial" w:hAnsi="Arial" w:cs="Arial"/>
-        </w:rPr>
-        <w:t>_retirement_accounts_keep_own</w:t>
+        <w:t>marriage.pension_retirement_accounts_keep_own</w:t>
       </w:r>
       <w:proofErr w:type="spellEnd"/>
       <w:r>
@@ -474,16 +430,8 @@
         <w:rPr>
           <w:rFonts w:ascii="Arial" w:hAnsi="Arial" w:cs="Arial"/>
         </w:rPr>
-        <w:t xml:space="preserve">{%p </w:t>
-      </w:r>
-      <w:proofErr w:type="gramStart"/>
-      <w:r>
-        <w:rPr>
-          <w:rFonts w:ascii="Arial" w:hAnsi="Arial" w:cs="Arial"/>
-        </w:rPr>
-        <w:t>endif %}</w:t>
-      </w:r>
-      <w:proofErr w:type="gramEnd"/>
+        <w:t>{%p endif %}</w:t>
+      </w:r>
     </w:p>
     <w:p>
       <w:pPr>
@@ -505,93 +453,55 @@
         <w:rPr>
           <w:rFonts w:ascii="Arial" w:hAnsi="Arial" w:cs="Arial"/>
         </w:rPr>
-        <w:t xml:space="preserve">if </w:t>
+        <w:t>if tool_ID in [“divorce_complaint”, “</w:t>
       </w:r>
       <w:proofErr w:type="spellStart"/>
       <w:r>
         <w:rPr>
           <w:rFonts w:ascii="Arial" w:hAnsi="Arial" w:cs="Arial"/>
         </w:rPr>
-        <w:t>tool_ID</w:t>
+        <w:t>JOD_only</w:t>
       </w:r>
       <w:proofErr w:type="spellEnd"/>
       <w:r>
         <w:rPr>
           <w:rFonts w:ascii="Arial" w:hAnsi="Arial" w:cs="Arial"/>
         </w:rPr>
-        <w:t xml:space="preserve"> in [“</w:t>
+        <w:t>”]</w:t>
+      </w:r>
+      <w:r>
+        <w:rPr>
+          <w:rFonts w:ascii="Arial" w:hAnsi="Arial" w:cs="Arial"/>
+        </w:rPr>
+        <w:t xml:space="preserve"> </w:t>
+      </w:r>
+      <w:r>
+        <w:rPr>
+          <w:rFonts w:ascii="Arial" w:hAnsi="Arial" w:cs="Arial"/>
+        </w:rPr>
+        <w:t xml:space="preserve">and </w:t>
       </w:r>
       <w:proofErr w:type="spellStart"/>
       <w:r>
         <w:rPr>
           <w:rFonts w:ascii="Arial" w:hAnsi="Arial" w:cs="Arial"/>
         </w:rPr>
-        <w:t>divorce_complaint</w:t>
+        <w:t>marriage.personal_property_need_items</w:t>
       </w:r>
       <w:proofErr w:type="spellEnd"/>
       <w:r>
         <w:rPr>
           <w:rFonts w:ascii="Arial" w:hAnsi="Arial" w:cs="Arial"/>
         </w:rPr>
-        <w:t>”, “</w:t>
+        <w:t xml:space="preserve"> and </w:t>
       </w:r>
       <w:proofErr w:type="spellStart"/>
       <w:r>
         <w:rPr>
           <w:rFonts w:ascii="Arial" w:hAnsi="Arial" w:cs="Arial"/>
         </w:rPr>
-        <w:t>JOD_only</w:t>
-      </w:r>
-      <w:proofErr w:type="spellEnd"/>
-      <w:r>
-        <w:rPr>
-          <w:rFonts w:ascii="Arial" w:hAnsi="Arial" w:cs="Arial"/>
-        </w:rPr>
-        <w:t>”]</w:t>
-      </w:r>
-      <w:r>
-        <w:rPr>
-          <w:rFonts w:ascii="Arial" w:hAnsi="Arial" w:cs="Arial"/>
-        </w:rPr>
-        <w:t xml:space="preserve"> </w:t>
-      </w:r>
-      <w:r>
-        <w:rPr>
-          <w:rFonts w:ascii="Arial" w:hAnsi="Arial" w:cs="Arial"/>
-        </w:rPr>
-        <w:t xml:space="preserve">and </w:t>
-      </w:r>
-      <w:proofErr w:type="spellStart"/>
-      <w:proofErr w:type="gramStart"/>
-      <w:r>
-        <w:rPr>
-          <w:rFonts w:ascii="Arial" w:hAnsi="Arial" w:cs="Arial"/>
-        </w:rPr>
-        <w:t>marriage.personal</w:t>
-      </w:r>
-      <w:proofErr w:type="gramEnd"/>
-      <w:r>
-        <w:rPr>
-          <w:rFonts w:ascii="Arial" w:hAnsi="Arial" w:cs="Arial"/>
-        </w:rPr>
-        <w:t>_property_need_items</w:t>
-      </w:r>
-      <w:proofErr w:type="spellEnd"/>
-      <w:r>
-        <w:rPr>
-          <w:rFonts w:ascii="Arial" w:hAnsi="Arial" w:cs="Arial"/>
-        </w:rPr>
-        <w:t xml:space="preserve"> and </w:t>
-      </w:r>
-      <w:proofErr w:type="spellStart"/>
-      <w:proofErr w:type="gramStart"/>
-      <w:r>
-        <w:rPr>
-          <w:rFonts w:ascii="Arial" w:hAnsi="Arial" w:cs="Arial"/>
-        </w:rPr>
         <w:t>marriage.accounts</w:t>
       </w:r>
-      <w:proofErr w:type="gramEnd"/>
       <w:r>
         <w:rPr>
           <w:rFonts w:ascii="Arial" w:hAnsi="Arial" w:cs="Arial"/>
@@ -647,21 +557,7 @@
         <w:rPr>
           <w:rFonts w:ascii="Arial" w:hAnsi="Arial" w:cs="Arial"/>
         </w:rPr>
-        <w:t xml:space="preserve">Your Judgment of Divorce states how you want your investments to be divided. But there may be problems with </w:t>
-      </w:r>
-      <w:proofErr w:type="gramStart"/>
-      <w:r>
-        <w:rPr>
-          <w:rFonts w:ascii="Arial" w:hAnsi="Arial" w:cs="Arial"/>
-        </w:rPr>
-        <w:t>actually dividing</w:t>
-      </w:r>
-      <w:proofErr w:type="gramEnd"/>
-      <w:r>
-        <w:rPr>
-          <w:rFonts w:ascii="Arial" w:hAnsi="Arial" w:cs="Arial"/>
-        </w:rPr>
-        <w:t xml:space="preserve"> these assets after the Judgment is final. Dividing investments is not simple. </w:t>
+        <w:t xml:space="preserve">Your Judgment of Divorce states how you want your investments to be divided. But there may be problems with actually dividing these assets after the Judgment is final. Dividing investments is not simple. </w:t>
       </w:r>
     </w:p>
     <w:p>
@@ -723,21 +619,7 @@
         <w:rPr>
           <w:rFonts w:ascii="Arial" w:hAnsi="Arial" w:cs="Arial"/>
         </w:rPr>
-        <w:t xml:space="preserve">There are more steps that need to be </w:t>
-      </w:r>
-      <w:proofErr w:type="gramStart"/>
-      <w:r>
-        <w:rPr>
-          <w:rFonts w:ascii="Arial" w:hAnsi="Arial" w:cs="Arial"/>
-        </w:rPr>
-        <w:t>followed after</w:t>
-      </w:r>
-      <w:proofErr w:type="gramEnd"/>
-      <w:r>
-        <w:rPr>
-          <w:rFonts w:ascii="Arial" w:hAnsi="Arial" w:cs="Arial"/>
-        </w:rPr>
-        <w:t xml:space="preserve"> the Judgment of Divorce is final. The Michigan Legal Help website can’t help you with this.</w:t>
+        <w:t>There are more steps that need to be followed after the Judgment of Divorce is final. The Michigan Legal Help website can’t help you with this.</w:t>
       </w:r>
     </w:p>
     <w:p>
@@ -856,84 +738,34 @@
         <w:rPr>
           <w:rFonts w:ascii="Arial" w:hAnsi="Arial" w:cs="Arial"/>
         </w:rPr>
+        <w:t>{%p endif %}</w:t>
+      </w:r>
+    </w:p>
+    <w:p>
+      <w:pPr>
+        <w:spacing w:after="0" w:line="240" w:lineRule="auto"/>
+        <w:ind w:right="-547"/>
+        <w:rPr>
+          <w:rFonts w:ascii="Arial" w:hAnsi="Arial" w:cs="Arial"/>
+        </w:rPr>
+      </w:pPr>
+      <w:r>
+        <w:rPr>
+          <w:rFonts w:ascii="Arial" w:hAnsi="Arial" w:cs="Arial"/>
+        </w:rPr>
         <w:t xml:space="preserve">{%p </w:t>
       </w:r>
-      <w:proofErr w:type="gramStart"/>
-      <w:r>
-        <w:rPr>
-          <w:rFonts w:ascii="Arial" w:hAnsi="Arial" w:cs="Arial"/>
-        </w:rPr>
-        <w:t>endif %}</w:t>
-      </w:r>
-      <w:proofErr w:type="gramEnd"/>
-    </w:p>
-    <w:p>
-      <w:pPr>
-        <w:spacing w:after="0" w:line="240" w:lineRule="auto"/>
-        <w:ind w:right="-547"/>
-        <w:rPr>
-          <w:rFonts w:ascii="Arial" w:hAnsi="Arial" w:cs="Arial"/>
-        </w:rPr>
-      </w:pPr>
-      <w:r>
-        <w:rPr>
-          <w:rFonts w:ascii="Arial" w:hAnsi="Arial" w:cs="Arial"/>
-        </w:rPr>
-        <w:t xml:space="preserve">{%p </w:t>
-      </w:r>
-      <w:r>
-        <w:rPr>
-          <w:rFonts w:ascii="Arial" w:hAnsi="Arial" w:cs="Arial"/>
-        </w:rPr>
-        <w:t xml:space="preserve">if </w:t>
-      </w:r>
-      <w:proofErr w:type="spellStart"/>
-      <w:r>
-        <w:rPr>
-          <w:rFonts w:ascii="Arial" w:hAnsi="Arial" w:cs="Arial"/>
-        </w:rPr>
-        <w:t>tool_ID</w:t>
-      </w:r>
-      <w:proofErr w:type="spellEnd"/>
-      <w:r>
-        <w:rPr>
-          <w:rFonts w:ascii="Arial" w:hAnsi="Arial" w:cs="Arial"/>
-        </w:rPr>
-        <w:t xml:space="preserve"> in [“</w:t>
-      </w:r>
-      <w:proofErr w:type="spellStart"/>
-      <w:r>
-        <w:rPr>
-          <w:rFonts w:ascii="Arial" w:hAnsi="Arial" w:cs="Arial"/>
-        </w:rPr>
-        <w:t>divorce_complaint</w:t>
-      </w:r>
-      <w:proofErr w:type="spellEnd"/>
-      <w:r>
-        <w:rPr>
-          <w:rFonts w:ascii="Arial" w:hAnsi="Arial" w:cs="Arial"/>
-        </w:rPr>
-        <w:t>”</w:t>
-      </w:r>
-      <w:r>
-        <w:rPr>
-          <w:rFonts w:ascii="Arial" w:hAnsi="Arial" w:cs="Arial"/>
-        </w:rPr>
-        <w:t>, “</w:t>
-      </w:r>
-      <w:proofErr w:type="spellStart"/>
-      <w:r>
-        <w:rPr>
-          <w:rFonts w:ascii="Arial" w:hAnsi="Arial" w:cs="Arial"/>
-        </w:rPr>
-        <w:t>divorce_answer</w:t>
-      </w:r>
-      <w:proofErr w:type="spellEnd"/>
-      <w:r>
-        <w:rPr>
-          <w:rFonts w:ascii="Arial" w:hAnsi="Arial" w:cs="Arial"/>
-        </w:rPr>
-        <w:t>”</w:t>
+      <w:r>
+        <w:rPr>
+          <w:rFonts w:ascii="Arial" w:hAnsi="Arial" w:cs="Arial"/>
+        </w:rPr>
+        <w:t>if tool_ID in [“divorce_complaint”</w:t>
+      </w:r>
+      <w:r>
+        <w:rPr>
+          <w:rFonts w:ascii="Arial" w:hAnsi="Arial" w:cs="Arial"/>
+        </w:rPr>
+        <w:t>, “divorce_answer”</w:t>
       </w:r>
       <w:r>
         <w:rPr>
@@ -1145,78 +977,28 @@
         <w:rPr>
           <w:rFonts w:ascii="Arial" w:hAnsi="Arial" w:cs="Arial"/>
         </w:rPr>
+        <w:t>{%p endif %}</w:t>
+      </w:r>
+    </w:p>
+    <w:p>
+      <w:pPr>
+        <w:spacing w:after="0" w:line="240" w:lineRule="auto"/>
+        <w:ind w:right="-547"/>
+        <w:rPr>
+          <w:rFonts w:ascii="Arial" w:hAnsi="Arial" w:cs="Arial"/>
+        </w:rPr>
+      </w:pPr>
+      <w:r>
+        <w:rPr>
+          <w:rFonts w:ascii="Arial" w:hAnsi="Arial" w:cs="Arial"/>
+        </w:rPr>
         <w:t xml:space="preserve">{%p </w:t>
       </w:r>
-      <w:proofErr w:type="gramStart"/>
-      <w:r>
-        <w:rPr>
-          <w:rFonts w:ascii="Arial" w:hAnsi="Arial" w:cs="Arial"/>
-        </w:rPr>
-        <w:t>endif %}</w:t>
-      </w:r>
-      <w:proofErr w:type="gramEnd"/>
-    </w:p>
-    <w:p>
-      <w:pPr>
-        <w:spacing w:after="0" w:line="240" w:lineRule="auto"/>
-        <w:ind w:right="-547"/>
-        <w:rPr>
-          <w:rFonts w:ascii="Arial" w:hAnsi="Arial" w:cs="Arial"/>
-        </w:rPr>
-      </w:pPr>
-      <w:r>
-        <w:rPr>
-          <w:rFonts w:ascii="Arial" w:hAnsi="Arial" w:cs="Arial"/>
-        </w:rPr>
-        <w:t xml:space="preserve">{%p </w:t>
-      </w:r>
-      <w:r>
-        <w:rPr>
-          <w:rFonts w:ascii="Arial" w:hAnsi="Arial" w:cs="Arial"/>
-        </w:rPr>
-        <w:t xml:space="preserve">if </w:t>
-      </w:r>
-      <w:proofErr w:type="spellStart"/>
-      <w:r>
-        <w:rPr>
-          <w:rFonts w:ascii="Arial" w:hAnsi="Arial" w:cs="Arial"/>
-        </w:rPr>
-        <w:t>tool_ID</w:t>
-      </w:r>
-      <w:proofErr w:type="spellEnd"/>
-      <w:r>
-        <w:rPr>
-          <w:rFonts w:ascii="Arial" w:hAnsi="Arial" w:cs="Arial"/>
-        </w:rPr>
-        <w:t xml:space="preserve"> in [“</w:t>
-      </w:r>
-      <w:proofErr w:type="spellStart"/>
-      <w:r>
-        <w:rPr>
-          <w:rFonts w:ascii="Arial" w:hAnsi="Arial" w:cs="Arial"/>
-        </w:rPr>
-        <w:t>divorce_complaint</w:t>
-      </w:r>
-      <w:proofErr w:type="spellEnd"/>
-      <w:r>
-        <w:rPr>
-          <w:rFonts w:ascii="Arial" w:hAnsi="Arial" w:cs="Arial"/>
-        </w:rPr>
-        <w:t>”, “</w:t>
-      </w:r>
-      <w:proofErr w:type="spellStart"/>
-      <w:r>
-        <w:rPr>
-          <w:rFonts w:ascii="Arial" w:hAnsi="Arial" w:cs="Arial"/>
-        </w:rPr>
-        <w:t>divorce_answer</w:t>
-      </w:r>
-      <w:proofErr w:type="spellEnd"/>
-      <w:r>
-        <w:rPr>
-          <w:rFonts w:ascii="Arial" w:hAnsi="Arial" w:cs="Arial"/>
-        </w:rPr>
-        <w:t>”]</w:t>
+      <w:r>
+        <w:rPr>
+          <w:rFonts w:ascii="Arial" w:hAnsi="Arial" w:cs="Arial"/>
+        </w:rPr>
+        <w:t>if tool_ID in [“divorce_complaint”, “divorce_answer”]</w:t>
       </w:r>
       <w:r>
         <w:rPr>
@@ -1410,78 +1192,28 @@
         <w:rPr>
           <w:rFonts w:ascii="Arial" w:hAnsi="Arial" w:cs="Arial"/>
         </w:rPr>
+        <w:t>{%p endif %}</w:t>
+      </w:r>
+    </w:p>
+    <w:p>
+      <w:pPr>
+        <w:spacing w:after="0" w:line="240" w:lineRule="auto"/>
+        <w:ind w:right="-547"/>
+        <w:rPr>
+          <w:rFonts w:ascii="Arial" w:hAnsi="Arial" w:cs="Arial"/>
+        </w:rPr>
+      </w:pPr>
+      <w:r>
+        <w:rPr>
+          <w:rFonts w:ascii="Arial" w:hAnsi="Arial" w:cs="Arial"/>
+        </w:rPr>
         <w:t xml:space="preserve">{%p </w:t>
       </w:r>
-      <w:proofErr w:type="gramStart"/>
-      <w:r>
-        <w:rPr>
-          <w:rFonts w:ascii="Arial" w:hAnsi="Arial" w:cs="Arial"/>
-        </w:rPr>
-        <w:t>endif %}</w:t>
-      </w:r>
-      <w:proofErr w:type="gramEnd"/>
-    </w:p>
-    <w:p>
-      <w:pPr>
-        <w:spacing w:after="0" w:line="240" w:lineRule="auto"/>
-        <w:ind w:right="-547"/>
-        <w:rPr>
-          <w:rFonts w:ascii="Arial" w:hAnsi="Arial" w:cs="Arial"/>
-        </w:rPr>
-      </w:pPr>
-      <w:r>
-        <w:rPr>
-          <w:rFonts w:ascii="Arial" w:hAnsi="Arial" w:cs="Arial"/>
-        </w:rPr>
-        <w:t xml:space="preserve">{%p </w:t>
-      </w:r>
-      <w:r>
-        <w:rPr>
-          <w:rFonts w:ascii="Arial" w:hAnsi="Arial" w:cs="Arial"/>
-        </w:rPr>
-        <w:t xml:space="preserve">if </w:t>
-      </w:r>
-      <w:proofErr w:type="spellStart"/>
-      <w:r>
-        <w:rPr>
-          <w:rFonts w:ascii="Arial" w:hAnsi="Arial" w:cs="Arial"/>
-        </w:rPr>
-        <w:t>tool_ID</w:t>
-      </w:r>
-      <w:proofErr w:type="spellEnd"/>
-      <w:r>
-        <w:rPr>
-          <w:rFonts w:ascii="Arial" w:hAnsi="Arial" w:cs="Arial"/>
-        </w:rPr>
-        <w:t xml:space="preserve"> in [“</w:t>
-      </w:r>
-      <w:proofErr w:type="spellStart"/>
-      <w:r>
-        <w:rPr>
-          <w:rFonts w:ascii="Arial" w:hAnsi="Arial" w:cs="Arial"/>
-        </w:rPr>
-        <w:t>divorce_complaint</w:t>
-      </w:r>
-      <w:proofErr w:type="spellEnd"/>
-      <w:r>
-        <w:rPr>
-          <w:rFonts w:ascii="Arial" w:hAnsi="Arial" w:cs="Arial"/>
-        </w:rPr>
-        <w:t>”, “</w:t>
-      </w:r>
-      <w:proofErr w:type="spellStart"/>
-      <w:r>
-        <w:rPr>
-          <w:rFonts w:ascii="Arial" w:hAnsi="Arial" w:cs="Arial"/>
-        </w:rPr>
-        <w:t>divorce_answer</w:t>
-      </w:r>
-      <w:proofErr w:type="spellEnd"/>
-      <w:r>
-        <w:rPr>
-          <w:rFonts w:ascii="Arial" w:hAnsi="Arial" w:cs="Arial"/>
-        </w:rPr>
-        <w:t>”]</w:t>
+      <w:r>
+        <w:rPr>
+          <w:rFonts w:ascii="Arial" w:hAnsi="Arial" w:cs="Arial"/>
+        </w:rPr>
+        <w:t>if tool_ID in [“divorce_complaint”, “divorce_answer”]</w:t>
       </w:r>
       <w:r>
         <w:rPr>
@@ -1558,21 +1290,7 @@
         <w:rPr>
           <w:rFonts w:ascii="Arial" w:hAnsi="Arial" w:cs="Arial"/>
         </w:rPr>
-        <w:t xml:space="preserve">need spousal support for the </w:t>
-      </w:r>
-      <w:proofErr w:type="gramStart"/>
-      <w:r>
-        <w:rPr>
-          <w:rFonts w:ascii="Arial" w:hAnsi="Arial" w:cs="Arial"/>
-        </w:rPr>
-        <w:t>period of time</w:t>
-      </w:r>
-      <w:proofErr w:type="gramEnd"/>
-      <w:r>
-        <w:rPr>
-          <w:rFonts w:ascii="Arial" w:hAnsi="Arial" w:cs="Arial"/>
-        </w:rPr>
-        <w:t xml:space="preserve"> </w:t>
+        <w:t xml:space="preserve">need spousal support for the period of time </w:t>
       </w:r>
       <w:r>
         <w:rPr>
@@ -1866,21 +1584,7 @@
         <w:rPr>
           <w:rFonts w:ascii="Arial" w:hAnsi="Arial" w:cs="Arial"/>
         </w:rPr>
-        <w:t xml:space="preserve"> form. In your </w:t>
-      </w:r>
-      <w:proofErr w:type="gramStart"/>
-      <w:r>
-        <w:rPr>
-          <w:rFonts w:ascii="Arial" w:hAnsi="Arial" w:cs="Arial"/>
-        </w:rPr>
-        <w:t>motion</w:t>
-      </w:r>
-      <w:proofErr w:type="gramEnd"/>
-      <w:r>
-        <w:rPr>
-          <w:rFonts w:ascii="Arial" w:hAnsi="Arial" w:cs="Arial"/>
-        </w:rPr>
-        <w:t xml:space="preserve">, you will need to include facts showing that you need spousal support, and that the other party is able to pay. To learn more, read </w:t>
+        <w:t xml:space="preserve"> form. In your motion, you will need to include facts showing that you need spousal support, and that the other party is able to pay. To learn more, read </w:t>
       </w:r>
       <w:hyperlink r:id="rId15" w:history="1">
         <w:r>
@@ -1921,21 +1625,7 @@
             <w:rStyle w:val="Hyperlink"/>
             <w:rFonts w:ascii="Arial" w:hAnsi="Arial" w:cs="Arial"/>
           </w:rPr>
-          <w:t>How to Fi</w:t>
-        </w:r>
-        <w:r>
-          <w:rPr>
-            <w:rStyle w:val="Hyperlink"/>
-            <w:rFonts w:ascii="Arial" w:hAnsi="Arial" w:cs="Arial"/>
-          </w:rPr>
-          <w:t>l</w:t>
-        </w:r>
-        <w:r>
-          <w:rPr>
-            <w:rStyle w:val="Hyperlink"/>
-            <w:rFonts w:ascii="Arial" w:hAnsi="Arial" w:cs="Arial"/>
-          </w:rPr>
-          <w:t>l Out, Serve, and File Court Forms</w:t>
+          <w:t>How to Fill Out, Serve, and File Court Forms</w:t>
         </w:r>
       </w:hyperlink>
       <w:r>
@@ -2073,109 +1763,79 @@
         <w:rPr>
           <w:rFonts w:ascii="Arial" w:hAnsi="Arial" w:cs="Arial"/>
         </w:rPr>
+        <w:t>{%p endif %}</w:t>
+      </w:r>
+    </w:p>
+    <w:p>
+      <w:pPr>
+        <w:spacing w:after="0" w:line="240" w:lineRule="auto"/>
+        <w:ind w:right="-547"/>
+        <w:rPr>
+          <w:rFonts w:ascii="Arial" w:hAnsi="Arial" w:cs="Arial"/>
+        </w:rPr>
+      </w:pPr>
+      <w:r>
+        <w:rPr>
+          <w:rFonts w:ascii="Arial" w:hAnsi="Arial" w:cs="Arial"/>
+        </w:rPr>
         <w:t xml:space="preserve">{%p </w:t>
       </w:r>
-      <w:proofErr w:type="gramStart"/>
-      <w:r>
-        <w:rPr>
-          <w:rFonts w:ascii="Arial" w:hAnsi="Arial" w:cs="Arial"/>
-        </w:rPr>
-        <w:t>endif %}</w:t>
-      </w:r>
-      <w:proofErr w:type="gramEnd"/>
-    </w:p>
-    <w:p>
-      <w:pPr>
-        <w:spacing w:after="0" w:line="240" w:lineRule="auto"/>
-        <w:ind w:right="-547"/>
-        <w:rPr>
-          <w:rFonts w:ascii="Arial" w:hAnsi="Arial" w:cs="Arial"/>
-        </w:rPr>
-      </w:pPr>
-      <w:r>
-        <w:rPr>
-          <w:rFonts w:ascii="Arial" w:hAnsi="Arial" w:cs="Arial"/>
-        </w:rPr>
-        <w:t xml:space="preserve">{%p </w:t>
-      </w:r>
-      <w:r>
-        <w:rPr>
-          <w:rFonts w:ascii="Arial" w:hAnsi="Arial" w:cs="Arial"/>
-        </w:rPr>
-        <w:t xml:space="preserve">if </w:t>
+      <w:r>
+        <w:rPr>
+          <w:rFonts w:ascii="Arial" w:hAnsi="Arial" w:cs="Arial"/>
+        </w:rPr>
+        <w:t>if tool_ID in [“divorce_complaint”,</w:t>
+      </w:r>
+      <w:r>
+        <w:rPr>
+          <w:rFonts w:ascii="Arial" w:hAnsi="Arial" w:cs="Arial"/>
+        </w:rPr>
+        <w:t xml:space="preserve"> “</w:t>
       </w:r>
       <w:proofErr w:type="spellStart"/>
       <w:r>
         <w:rPr>
           <w:rFonts w:ascii="Arial" w:hAnsi="Arial" w:cs="Arial"/>
         </w:rPr>
-        <w:t>tool_ID</w:t>
+        <w:t>JOD_only</w:t>
       </w:r>
       <w:proofErr w:type="spellEnd"/>
       <w:r>
         <w:rPr>
           <w:rFonts w:ascii="Arial" w:hAnsi="Arial" w:cs="Arial"/>
         </w:rPr>
-        <w:t xml:space="preserve"> in [“</w:t>
+        <w:t>”,</w:t>
+      </w:r>
+      <w:r>
+        <w:rPr>
+          <w:rFonts w:ascii="Arial" w:hAnsi="Arial" w:cs="Arial"/>
+        </w:rPr>
+        <w:t xml:space="preserve"> “divorce_answer”]</w:t>
+      </w:r>
+      <w:r>
+        <w:rPr>
+          <w:rFonts w:ascii="Arial" w:hAnsi="Arial" w:cs="Arial"/>
+        </w:rPr>
+        <w:t xml:space="preserve"> </w:t>
+      </w:r>
+      <w:r>
+        <w:rPr>
+          <w:rFonts w:ascii="Arial" w:hAnsi="Arial" w:cs="Arial"/>
+        </w:rPr>
+        <w:t xml:space="preserve">and </w:t>
       </w:r>
       <w:proofErr w:type="spellStart"/>
       <w:r>
         <w:rPr>
           <w:rFonts w:ascii="Arial" w:hAnsi="Arial" w:cs="Arial"/>
         </w:rPr>
-        <w:t>divorce_complaint</w:t>
+        <w:t>there_are_marital_children</w:t>
       </w:r>
       <w:proofErr w:type="spellEnd"/>
       <w:r>
         <w:rPr>
           <w:rFonts w:ascii="Arial" w:hAnsi="Arial" w:cs="Arial"/>
         </w:rPr>
-        <w:t>”,</w:t>
-      </w:r>
-      <w:r>
-        <w:rPr>
-          <w:rFonts w:ascii="Arial" w:hAnsi="Arial" w:cs="Arial"/>
-        </w:rPr>
-        <w:t xml:space="preserve"> “</w:t>
-      </w:r>
-      <w:proofErr w:type="spellStart"/>
-      <w:r>
-        <w:rPr>
-          <w:rFonts w:ascii="Arial" w:hAnsi="Arial" w:cs="Arial"/>
-        </w:rPr>
-        <w:t>JOD_only</w:t>
-      </w:r>
-      <w:proofErr w:type="spellEnd"/>
-      <w:r>
-        <w:rPr>
-          <w:rFonts w:ascii="Arial" w:hAnsi="Arial" w:cs="Arial"/>
-        </w:rPr>
-        <w:t>”,</w:t>
-      </w:r>
-      <w:r>
-        <w:rPr>
-          <w:rFonts w:ascii="Arial" w:hAnsi="Arial" w:cs="Arial"/>
-        </w:rPr>
-        <w:t xml:space="preserve"> “</w:t>
-      </w:r>
-      <w:proofErr w:type="spellStart"/>
-      <w:r>
-        <w:rPr>
-          <w:rFonts w:ascii="Arial" w:hAnsi="Arial" w:cs="Arial"/>
-        </w:rPr>
-        <w:t>divorce_answer</w:t>
-      </w:r>
-      <w:proofErr w:type="spellEnd"/>
-      <w:r>
-        <w:rPr>
-          <w:rFonts w:ascii="Arial" w:hAnsi="Arial" w:cs="Arial"/>
-        </w:rPr>
-        <w:t>”]</w:t>
-      </w:r>
-      <w:r>
-        <w:rPr>
-          <w:rFonts w:ascii="Arial" w:hAnsi="Arial" w:cs="Arial"/>
-        </w:rPr>
         <w:t xml:space="preserve"> </w:t>
       </w:r>
       <w:r>
@@ -2184,59 +1844,17 @@
         </w:rPr>
         <w:t xml:space="preserve">and </w:t>
       </w:r>
-      <w:proofErr w:type="spellStart"/>
-      <w:r>
-        <w:rPr>
-          <w:rFonts w:ascii="Arial" w:hAnsi="Arial" w:cs="Arial"/>
-        </w:rPr>
-        <w:t>there_are_marital_children</w:t>
-      </w:r>
-      <w:proofErr w:type="spellEnd"/>
-      <w:r>
-        <w:rPr>
-          <w:rFonts w:ascii="Arial" w:hAnsi="Arial" w:cs="Arial"/>
-        </w:rPr>
-        <w:t xml:space="preserve"> </w:t>
-      </w:r>
-      <w:r>
-        <w:rPr>
-          <w:rFonts w:ascii="Arial" w:hAnsi="Arial" w:cs="Arial"/>
-        </w:rPr>
-        <w:t xml:space="preserve">and </w:t>
-      </w:r>
-      <w:proofErr w:type="gramStart"/>
-      <w:r>
-        <w:rPr>
-          <w:rFonts w:ascii="Arial" w:hAnsi="Arial" w:cs="Arial"/>
-        </w:rPr>
-        <w:t>children.filter</w:t>
-      </w:r>
-      <w:proofErr w:type="gramEnd"/>
-      <w:r>
-        <w:rPr>
-          <w:rFonts w:ascii="Arial" w:hAnsi="Arial" w:cs="Arial"/>
-        </w:rPr>
-        <w:t>(legal_parent="both"</w:t>
-      </w:r>
-      <w:proofErr w:type="gramStart"/>
-      <w:r>
-        <w:rPr>
-          <w:rFonts w:ascii="Arial" w:hAnsi="Arial" w:cs="Arial"/>
-        </w:rPr>
-        <w:t>)</w:t>
-      </w:r>
-      <w:r>
-        <w:rPr>
-          <w:rFonts w:ascii="Arial" w:hAnsi="Arial" w:cs="Arial"/>
-        </w:rPr>
-        <w:t>.filter</w:t>
-      </w:r>
-      <w:proofErr w:type="gramEnd"/>
-      <w:r>
-        <w:rPr>
-          <w:rFonts w:ascii="Arial" w:hAnsi="Arial" w:cs="Arial"/>
-        </w:rPr>
-        <w:t>(revoke_paternity_reminder=True</w:t>
+      <w:r>
+        <w:rPr>
+          <w:rFonts w:ascii="Arial" w:hAnsi="Arial" w:cs="Arial"/>
+        </w:rPr>
+        <w:t>children.filter(legal_parent="both")</w:t>
+      </w:r>
+      <w:r>
+        <w:rPr>
+          <w:rFonts w:ascii="Arial" w:hAnsi="Arial" w:cs="Arial"/>
+        </w:rPr>
+        <w:t>.filter(revoke_paternity_reminder=True</w:t>
       </w:r>
       <w:r>
         <w:rPr>
@@ -2257,7 +1875,13 @@
         <w:ind w:left="0"/>
       </w:pPr>
       <w:r>
-        <w:t>Paternity:</w:t>
+        <w:t>Pa</w:t>
+      </w:r>
+      <w:r>
+        <w:t>rentage</w:t>
+      </w:r>
+      <w:r>
+        <w:t>:</w:t>
       </w:r>
     </w:p>
     <w:p>
@@ -2296,7 +1920,13 @@
         <w:rPr>
           <w:rFonts w:ascii="Arial" w:hAnsi="Arial" w:cs="Arial"/>
         </w:rPr>
-        <w:t xml:space="preserve"> to file a motion asking the court to revoke paternity</w:t>
+        <w:t xml:space="preserve"> to file a motion asking the court to revoke pa</w:t>
+      </w:r>
+      <w:r>
+        <w:rPr>
+          <w:rFonts w:ascii="Arial" w:hAnsi="Arial" w:cs="Arial"/>
+        </w:rPr>
+        <w:t>rentage</w:t>
       </w:r>
       <w:r>
         <w:rPr>
@@ -2340,7 +1970,7 @@
             <w:rStyle w:val="Hyperlink"/>
             <w:rFonts w:ascii="Arial" w:hAnsi="Arial" w:cs="Arial"/>
           </w:rPr>
-          <w:t>Do-It-Yourself Revoke Paternity Established by Marriage</w:t>
+          <w:t>Do-It-Yourself Revoke Parentage Established by Marriage</w:t>
         </w:r>
       </w:hyperlink>
       <w:r>
@@ -2402,7 +2032,19 @@
           <w:rFonts w:ascii="Arial" w:hAnsi="Arial" w:cs="Arial"/>
         </w:rPr>
         <w:lastRenderedPageBreak/>
-        <w:t xml:space="preserve">If the judge revokes paternity before your divorce is final, you will need to correct the Judgment of Divorce before presenting it to the judge. </w:t>
+        <w:t>If the judge revokes pa</w:t>
+      </w:r>
+      <w:r>
+        <w:rPr>
+          <w:rFonts w:ascii="Arial" w:hAnsi="Arial" w:cs="Arial"/>
+        </w:rPr>
+        <w:t>rentage</w:t>
+      </w:r>
+      <w:r>
+        <w:rPr>
+          <w:rFonts w:ascii="Arial" w:hAnsi="Arial" w:cs="Arial"/>
+        </w:rPr>
+        <w:t xml:space="preserve"> before your divorce is final, you will need to correct the Judgment of Divorce before presenting it to the judge. </w:t>
       </w:r>
     </w:p>
     <w:p>
@@ -2688,16 +2330,8 @@
         <w:rPr>
           <w:rFonts w:ascii="Arial" w:hAnsi="Arial" w:cs="Arial"/>
         </w:rPr>
-        <w:t xml:space="preserve"> </w:t>
-      </w:r>
-      <w:proofErr w:type="gramStart"/>
-      <w:r>
-        <w:rPr>
-          <w:rFonts w:ascii="Arial" w:hAnsi="Arial" w:cs="Arial"/>
-        </w:rPr>
-        <w:t>endif %}</w:t>
-      </w:r>
-      <w:proofErr w:type="gramEnd"/>
+        <w:t xml:space="preserve"> endif %}</w:t>
+      </w:r>
     </w:p>
     <w:p>
       <w:pPr>
@@ -2717,35 +2351,7 @@
         <w:rPr>
           <w:rFonts w:ascii="Arial" w:hAnsi="Arial" w:cs="Arial"/>
         </w:rPr>
-        <w:t xml:space="preserve">if </w:t>
-      </w:r>
-      <w:proofErr w:type="spellStart"/>
-      <w:r>
-        <w:rPr>
-          <w:rFonts w:ascii="Arial" w:hAnsi="Arial" w:cs="Arial"/>
-        </w:rPr>
-        <w:t>tool_ID</w:t>
-      </w:r>
-      <w:proofErr w:type="spellEnd"/>
-      <w:r>
-        <w:rPr>
-          <w:rFonts w:ascii="Arial" w:hAnsi="Arial" w:cs="Arial"/>
-        </w:rPr>
-        <w:t xml:space="preserve"> in [“</w:t>
-      </w:r>
-      <w:proofErr w:type="spellStart"/>
-      <w:r>
-        <w:rPr>
-          <w:rFonts w:ascii="Arial" w:hAnsi="Arial" w:cs="Arial"/>
-        </w:rPr>
-        <w:t>divorce_complaint</w:t>
-      </w:r>
-      <w:proofErr w:type="spellEnd"/>
-      <w:r>
-        <w:rPr>
-          <w:rFonts w:ascii="Arial" w:hAnsi="Arial" w:cs="Arial"/>
-        </w:rPr>
-        <w:t>”, “</w:t>
+        <w:t>if tool_ID in [“divorce_complaint”, “</w:t>
       </w:r>
       <w:proofErr w:type="spellStart"/>
       <w:r>
@@ -3010,145 +2616,85 @@
         <w:rPr>
           <w:rFonts w:ascii="Arial" w:hAnsi="Arial" w:cs="Arial"/>
         </w:rPr>
+        <w:t>{%p endif %}</w:t>
+      </w:r>
+    </w:p>
+    <w:p>
+      <w:pPr>
+        <w:spacing w:after="0" w:line="240" w:lineRule="auto"/>
+        <w:ind w:right="-547"/>
+        <w:rPr>
+          <w:rFonts w:ascii="Arial" w:hAnsi="Arial" w:cs="Arial"/>
+        </w:rPr>
+      </w:pPr>
+      <w:r>
+        <w:rPr>
+          <w:rFonts w:ascii="Arial" w:hAnsi="Arial" w:cs="Arial"/>
+        </w:rPr>
         <w:t xml:space="preserve">{%p </w:t>
       </w:r>
-      <w:proofErr w:type="gramStart"/>
-      <w:r>
-        <w:rPr>
-          <w:rFonts w:ascii="Arial" w:hAnsi="Arial" w:cs="Arial"/>
-        </w:rPr>
-        <w:t>endif %}</w:t>
-      </w:r>
-      <w:proofErr w:type="gramEnd"/>
-    </w:p>
-    <w:p>
-      <w:pPr>
-        <w:spacing w:after="0" w:line="240" w:lineRule="auto"/>
-        <w:ind w:right="-547"/>
-        <w:rPr>
-          <w:rFonts w:ascii="Arial" w:hAnsi="Arial" w:cs="Arial"/>
-        </w:rPr>
-      </w:pPr>
-      <w:r>
-        <w:rPr>
-          <w:rFonts w:ascii="Arial" w:hAnsi="Arial" w:cs="Arial"/>
-        </w:rPr>
-        <w:t xml:space="preserve">{%p </w:t>
-      </w:r>
-      <w:r>
-        <w:rPr>
-          <w:rFonts w:ascii="Arial" w:hAnsi="Arial" w:cs="Arial"/>
-        </w:rPr>
-        <w:t xml:space="preserve">if </w:t>
+      <w:r>
+        <w:rPr>
+          <w:rFonts w:ascii="Arial" w:hAnsi="Arial" w:cs="Arial"/>
+        </w:rPr>
+        <w:t xml:space="preserve">if tool_ID </w:t>
+      </w:r>
+      <w:r>
+        <w:rPr>
+          <w:rFonts w:ascii="Arial" w:hAnsi="Arial" w:cs="Arial"/>
+        </w:rPr>
+        <w:t xml:space="preserve">== </w:t>
+      </w:r>
+      <w:r>
+        <w:rPr>
+          <w:rFonts w:ascii="Arial" w:hAnsi="Arial" w:cs="Arial"/>
+        </w:rPr>
+        <w:t>“divorce_complaint”</w:t>
+      </w:r>
+      <w:r>
+        <w:rPr>
+          <w:rFonts w:ascii="Arial" w:hAnsi="Arial" w:cs="Arial"/>
+        </w:rPr>
+        <w:t xml:space="preserve"> </w:t>
+      </w:r>
+      <w:r>
+        <w:rPr>
+          <w:rFonts w:ascii="Arial" w:hAnsi="Arial" w:cs="Arial"/>
+        </w:rPr>
+        <w:t xml:space="preserve">and </w:t>
+      </w:r>
+      <w:r>
+        <w:rPr>
+          <w:rFonts w:ascii="Arial" w:hAnsi="Arial" w:cs="Arial"/>
+        </w:rPr>
+        <w:t>(</w:t>
+      </w:r>
+      <w:r>
+        <w:rPr>
+          <w:rFonts w:ascii="Arial" w:hAnsi="Arial" w:cs="Arial"/>
+        </w:rPr>
+        <w:t>users[0].pregnant</w:t>
+      </w:r>
+      <w:r>
+        <w:rPr>
+          <w:rFonts w:ascii="Arial" w:hAnsi="Arial" w:cs="Arial"/>
+        </w:rPr>
+        <w:t xml:space="preserve"> or </w:t>
       </w:r>
       <w:proofErr w:type="spellStart"/>
       <w:r>
         <w:rPr>
           <w:rFonts w:ascii="Arial" w:hAnsi="Arial" w:cs="Arial"/>
         </w:rPr>
-        <w:t>tool_ID</w:t>
+        <w:t>other_parties</w:t>
       </w:r>
       <w:proofErr w:type="spellEnd"/>
       <w:r>
         <w:rPr>
           <w:rFonts w:ascii="Arial" w:hAnsi="Arial" w:cs="Arial"/>
         </w:rPr>
-        <w:t xml:space="preserve"> </w:t>
-      </w:r>
-      <w:r>
-        <w:rPr>
-          <w:rFonts w:ascii="Arial" w:hAnsi="Arial" w:cs="Arial"/>
-        </w:rPr>
-        <w:t xml:space="preserve">== </w:t>
-      </w:r>
-      <w:r>
-        <w:rPr>
-          <w:rFonts w:ascii="Arial" w:hAnsi="Arial" w:cs="Arial"/>
-        </w:rPr>
-        <w:t>“</w:t>
-      </w:r>
-      <w:proofErr w:type="spellStart"/>
-      <w:r>
-        <w:rPr>
-          <w:rFonts w:ascii="Arial" w:hAnsi="Arial" w:cs="Arial"/>
-        </w:rPr>
-        <w:t>divorce_complaint</w:t>
-      </w:r>
-      <w:proofErr w:type="spellEnd"/>
-      <w:r>
-        <w:rPr>
-          <w:rFonts w:ascii="Arial" w:hAnsi="Arial" w:cs="Arial"/>
-        </w:rPr>
-        <w:t>”</w:t>
-      </w:r>
-      <w:r>
-        <w:rPr>
-          <w:rFonts w:ascii="Arial" w:hAnsi="Arial" w:cs="Arial"/>
-        </w:rPr>
-        <w:t xml:space="preserve"> </w:t>
-      </w:r>
-      <w:r>
-        <w:rPr>
-          <w:rFonts w:ascii="Arial" w:hAnsi="Arial" w:cs="Arial"/>
-        </w:rPr>
-        <w:t xml:space="preserve">and </w:t>
-      </w:r>
-      <w:r>
-        <w:rPr>
-          <w:rFonts w:ascii="Arial" w:hAnsi="Arial" w:cs="Arial"/>
-        </w:rPr>
-        <w:t>(</w:t>
-      </w:r>
-      <w:proofErr w:type="gramStart"/>
-      <w:r>
-        <w:rPr>
-          <w:rFonts w:ascii="Arial" w:hAnsi="Arial" w:cs="Arial"/>
-        </w:rPr>
-        <w:t>users[</w:t>
-      </w:r>
-      <w:proofErr w:type="gramEnd"/>
-      <w:r>
-        <w:rPr>
-          <w:rFonts w:ascii="Arial" w:hAnsi="Arial" w:cs="Arial"/>
-        </w:rPr>
-        <w:t>0</w:t>
-      </w:r>
-      <w:proofErr w:type="gramStart"/>
-      <w:r>
-        <w:rPr>
-          <w:rFonts w:ascii="Arial" w:hAnsi="Arial" w:cs="Arial"/>
-        </w:rPr>
-        <w:t>].pregnant</w:t>
-      </w:r>
-      <w:proofErr w:type="gramEnd"/>
-      <w:r>
-        <w:rPr>
-          <w:rFonts w:ascii="Arial" w:hAnsi="Arial" w:cs="Arial"/>
-        </w:rPr>
-        <w:t xml:space="preserve"> or </w:t>
-      </w:r>
-      <w:proofErr w:type="spellStart"/>
-      <w:r>
-        <w:rPr>
-          <w:rFonts w:ascii="Arial" w:hAnsi="Arial" w:cs="Arial"/>
-        </w:rPr>
-        <w:t>other_parties</w:t>
-      </w:r>
-      <w:proofErr w:type="spellEnd"/>
-      <w:r>
-        <w:rPr>
-          <w:rFonts w:ascii="Arial" w:hAnsi="Arial" w:cs="Arial"/>
-        </w:rPr>
-        <w:t>[0</w:t>
-      </w:r>
-      <w:proofErr w:type="gramStart"/>
-      <w:r>
-        <w:rPr>
-          <w:rFonts w:ascii="Arial" w:hAnsi="Arial" w:cs="Arial"/>
-        </w:rPr>
-        <w:t>].pregnant</w:t>
-      </w:r>
-      <w:proofErr w:type="gramEnd"/>
+        <w:t>[0].pregnant</w:t>
+      </w:r>
       <w:r>
         <w:rPr>
           <w:rFonts w:ascii="Arial" w:hAnsi="Arial" w:cs="Arial"/>
@@ -3264,7 +2810,19 @@
         <w:rPr>
           <w:rFonts w:ascii="Arial" w:hAnsi="Arial" w:cs="Arial"/>
         </w:rPr>
-        <w:t xml:space="preserve"> paternity,</w:t>
+        <w:t xml:space="preserve"> pa</w:t>
+      </w:r>
+      <w:r>
+        <w:rPr>
+          <w:rFonts w:ascii="Arial" w:hAnsi="Arial" w:cs="Arial"/>
+        </w:rPr>
+        <w:t>rentage</w:t>
+      </w:r>
+      <w:r>
+        <w:rPr>
+          <w:rFonts w:ascii="Arial" w:hAnsi="Arial" w:cs="Arial"/>
+        </w:rPr>
+        <w:t>,</w:t>
       </w:r>
       <w:r>
         <w:rPr>
@@ -3306,21 +2864,7 @@
         <w:rPr>
           <w:rFonts w:ascii="Arial" w:hAnsi="Arial" w:cs="Arial"/>
         </w:rPr>
-        <w:t xml:space="preserve">your </w:t>
-      </w:r>
-      <w:proofErr w:type="gramStart"/>
-      <w:r>
-        <w:rPr>
-          <w:rFonts w:ascii="Arial" w:hAnsi="Arial" w:cs="Arial"/>
-        </w:rPr>
-        <w:t>Judgment</w:t>
-      </w:r>
-      <w:proofErr w:type="gramEnd"/>
-      <w:r>
-        <w:rPr>
-          <w:rFonts w:ascii="Arial" w:hAnsi="Arial" w:cs="Arial"/>
-        </w:rPr>
-        <w:t xml:space="preserve"> can be signed by the judge.</w:t>
+        <w:t>your Judgment can be signed by the judge.</w:t>
       </w:r>
     </w:p>
     <w:p>
@@ -3518,50 +3062,28 @@
         <w:rPr>
           <w:rFonts w:ascii="Arial" w:hAnsi="Arial" w:cs="Arial"/>
         </w:rPr>
+        <w:t>{%p endif %}</w:t>
+      </w:r>
+    </w:p>
+    <w:p>
+      <w:pPr>
+        <w:spacing w:after="0" w:line="240" w:lineRule="auto"/>
+        <w:ind w:right="-547"/>
+        <w:rPr>
+          <w:rFonts w:ascii="Arial" w:hAnsi="Arial" w:cs="Arial"/>
+        </w:rPr>
+      </w:pPr>
+      <w:r>
+        <w:rPr>
+          <w:rFonts w:ascii="Arial" w:hAnsi="Arial" w:cs="Arial"/>
+        </w:rPr>
         <w:t xml:space="preserve">{%p </w:t>
       </w:r>
-      <w:proofErr w:type="gramStart"/>
-      <w:r>
-        <w:rPr>
-          <w:rFonts w:ascii="Arial" w:hAnsi="Arial" w:cs="Arial"/>
-        </w:rPr>
-        <w:t>endif %}</w:t>
-      </w:r>
-      <w:proofErr w:type="gramEnd"/>
-    </w:p>
-    <w:p>
-      <w:pPr>
-        <w:spacing w:after="0" w:line="240" w:lineRule="auto"/>
-        <w:ind w:right="-547"/>
-        <w:rPr>
-          <w:rFonts w:ascii="Arial" w:hAnsi="Arial" w:cs="Arial"/>
-        </w:rPr>
-      </w:pPr>
-      <w:r>
-        <w:rPr>
-          <w:rFonts w:ascii="Arial" w:hAnsi="Arial" w:cs="Arial"/>
-        </w:rPr>
-        <w:t xml:space="preserve">{%p </w:t>
-      </w:r>
-      <w:r>
-        <w:rPr>
-          <w:rFonts w:ascii="Arial" w:hAnsi="Arial" w:cs="Arial"/>
-        </w:rPr>
-        <w:t xml:space="preserve">if </w:t>
-      </w:r>
-      <w:proofErr w:type="spellStart"/>
-      <w:r>
-        <w:rPr>
-          <w:rFonts w:ascii="Arial" w:hAnsi="Arial" w:cs="Arial"/>
-        </w:rPr>
-        <w:t>tool_ID</w:t>
-      </w:r>
-      <w:proofErr w:type="spellEnd"/>
-      <w:r>
-        <w:rPr>
-          <w:rFonts w:ascii="Arial" w:hAnsi="Arial" w:cs="Arial"/>
-        </w:rPr>
-        <w:t xml:space="preserve"> </w:t>
+      <w:r>
+        <w:rPr>
+          <w:rFonts w:ascii="Arial" w:hAnsi="Arial" w:cs="Arial"/>
+        </w:rPr>
+        <w:t xml:space="preserve">if tool_ID </w:t>
       </w:r>
       <w:r>
         <w:rPr>
@@ -3573,21 +3095,7 @@
         <w:rPr>
           <w:rFonts w:ascii="Arial" w:hAnsi="Arial" w:cs="Arial"/>
         </w:rPr>
-        <w:t>“</w:t>
-      </w:r>
-      <w:proofErr w:type="spellStart"/>
-      <w:r>
-        <w:rPr>
-          <w:rFonts w:ascii="Arial" w:hAnsi="Arial" w:cs="Arial"/>
-        </w:rPr>
-        <w:t>divorce_complaint</w:t>
-      </w:r>
-      <w:proofErr w:type="spellEnd"/>
-      <w:r>
-        <w:rPr>
-          <w:rFonts w:ascii="Arial" w:hAnsi="Arial" w:cs="Arial"/>
-        </w:rPr>
-        <w:t>”</w:t>
+        <w:t>“divorce_complaint”</w:t>
       </w:r>
       <w:r>
         <w:rPr>
@@ -3649,7 +3157,21 @@
         <w:rPr>
           <w:rFonts w:ascii="Arial" w:hAnsi="Arial" w:cs="Arial"/>
         </w:rPr>
-        <w:t>on the defendant, unless you both agree in writing not to exchange the form.</w:t>
+        <w:t xml:space="preserve">on the defendant, </w:t>
+      </w:r>
+      <w:r>
+        <w:rPr>
+          <w:rFonts w:ascii="Arial" w:hAnsi="Arial" w:cs="Arial"/>
+          <w:b/>
+          <w:bCs/>
+        </w:rPr>
+        <w:t>unless you both agree in writing not to exchange the form</w:t>
+      </w:r>
+      <w:r>
+        <w:rPr>
+          <w:rFonts w:ascii="Arial" w:hAnsi="Arial" w:cs="Arial"/>
+        </w:rPr>
+        <w:t>.</w:t>
       </w:r>
       <w:r>
         <w:rPr>
@@ -3692,14 +3214,7 @@
         <w:rPr>
           <w:rFonts w:ascii="Arial" w:hAnsi="Arial" w:cs="Arial"/>
         </w:rPr>
-        <w:t>there_are_marital_</w:t>
-      </w:r>
-      <w:proofErr w:type="gramStart"/>
-      <w:r>
-        <w:rPr>
-          <w:rFonts w:ascii="Arial" w:hAnsi="Arial" w:cs="Arial"/>
-        </w:rPr>
-        <w:t>children</w:t>
+        <w:t>there_are_marital_children</w:t>
       </w:r>
       <w:proofErr w:type="spellEnd"/>
       <w:r>
@@ -3708,7 +3223,6 @@
         </w:rPr>
         <w:t xml:space="preserve"> %}</w:t>
       </w:r>
-      <w:proofErr w:type="gramEnd"/>
     </w:p>
     <w:p>
       <w:pPr>
@@ -3730,7 +3244,21 @@
             <w:rStyle w:val="Hyperlink"/>
             <w:rFonts w:ascii="Arial" w:hAnsi="Arial" w:cs="Arial"/>
           </w:rPr>
-          <w:t>Filing for Divorce with Children</w:t>
+          <w:t>Filing for Divo</w:t>
+        </w:r>
+        <w:r>
+          <w:rPr>
+            <w:rStyle w:val="Hyperlink"/>
+            <w:rFonts w:ascii="Arial" w:hAnsi="Arial" w:cs="Arial"/>
+          </w:rPr>
+          <w:t>r</w:t>
+        </w:r>
+        <w:r>
+          <w:rPr>
+            <w:rStyle w:val="Hyperlink"/>
+            <w:rFonts w:ascii="Arial" w:hAnsi="Arial" w:cs="Arial"/>
+          </w:rPr>
+          <w:t>ce with Children</w:t>
         </w:r>
       </w:hyperlink>
       <w:r>
@@ -3763,21 +3291,7 @@
         <w:rPr>
           <w:rFonts w:ascii="Arial" w:hAnsi="Arial" w:cs="Arial"/>
         </w:rPr>
-        <w:t xml:space="preserve"> </w:t>
-      </w:r>
-      <w:proofErr w:type="gramStart"/>
-      <w:r>
-        <w:rPr>
-          <w:rFonts w:ascii="Arial" w:hAnsi="Arial" w:cs="Arial"/>
-        </w:rPr>
-        <w:t>Judgment, and</w:t>
-      </w:r>
-      <w:proofErr w:type="gramEnd"/>
-      <w:r>
-        <w:rPr>
-          <w:rFonts w:ascii="Arial" w:hAnsi="Arial" w:cs="Arial"/>
-        </w:rPr>
-        <w:t xml:space="preserve"> read Step 8.</w:t>
+        <w:t xml:space="preserve"> Judgment, and read Step 8.</w:t>
       </w:r>
     </w:p>
     <w:p>
@@ -3803,7 +3317,6 @@
         </w:rPr>
         <w:t xml:space="preserve">{%p </w:t>
       </w:r>
-      <w:proofErr w:type="gramStart"/>
       <w:r>
         <w:rPr>
           <w:rFonts w:ascii="Arial" w:hAnsi="Arial" w:cs="Arial"/>
@@ -3816,7 +3329,6 @@
         </w:rPr>
         <w:t xml:space="preserve"> %}</w:t>
       </w:r>
-      <w:proofErr w:type="gramEnd"/>
     </w:p>
     <w:p>
       <w:pPr>
@@ -3871,21 +3383,7 @@
         <w:rPr>
           <w:rFonts w:ascii="Arial" w:hAnsi="Arial" w:cs="Arial"/>
         </w:rPr>
-        <w:t xml:space="preserve"> </w:t>
-      </w:r>
-      <w:proofErr w:type="gramStart"/>
-      <w:r>
-        <w:rPr>
-          <w:rFonts w:ascii="Arial" w:hAnsi="Arial" w:cs="Arial"/>
-        </w:rPr>
-        <w:t>Judgment, and</w:t>
-      </w:r>
-      <w:proofErr w:type="gramEnd"/>
-      <w:r>
-        <w:rPr>
-          <w:rFonts w:ascii="Arial" w:hAnsi="Arial" w:cs="Arial"/>
-        </w:rPr>
-        <w:t xml:space="preserve"> read Step 8.</w:t>
+        <w:t xml:space="preserve"> Judgment, and read Step 8.</w:t>
       </w:r>
     </w:p>
     <w:p>
@@ -3911,16 +3409,8 @@
         <w:rPr>
           <w:rFonts w:ascii="Arial" w:hAnsi="Arial" w:cs="Arial"/>
         </w:rPr>
-        <w:t xml:space="preserve">{%p </w:t>
-      </w:r>
-      <w:proofErr w:type="gramStart"/>
-      <w:r>
-        <w:rPr>
-          <w:rFonts w:ascii="Arial" w:hAnsi="Arial" w:cs="Arial"/>
-        </w:rPr>
-        <w:t>endif %}</w:t>
-      </w:r>
-      <w:proofErr w:type="gramEnd"/>
+        <w:t>{%p endif %}</w:t>
+      </w:r>
     </w:p>
     <w:p>
       <w:pPr>
@@ -3936,64 +3426,28 @@
         <w:rPr>
           <w:rFonts w:ascii="Arial" w:hAnsi="Arial" w:cs="Arial"/>
         </w:rPr>
+        <w:t>{%p endif %}</w:t>
+      </w:r>
+    </w:p>
+    <w:p>
+      <w:pPr>
+        <w:spacing w:after="0" w:line="240" w:lineRule="auto"/>
+        <w:ind w:right="-547"/>
+        <w:rPr>
+          <w:rFonts w:ascii="Arial" w:hAnsi="Arial" w:cs="Arial"/>
+        </w:rPr>
+      </w:pPr>
+      <w:r>
+        <w:rPr>
+          <w:rFonts w:ascii="Arial" w:hAnsi="Arial" w:cs="Arial"/>
+        </w:rPr>
         <w:t xml:space="preserve">{%p </w:t>
       </w:r>
-      <w:proofErr w:type="gramStart"/>
-      <w:r>
-        <w:rPr>
-          <w:rFonts w:ascii="Arial" w:hAnsi="Arial" w:cs="Arial"/>
-        </w:rPr>
-        <w:t>endif %}</w:t>
-      </w:r>
-      <w:proofErr w:type="gramEnd"/>
-    </w:p>
-    <w:p>
-      <w:pPr>
-        <w:spacing w:after="0" w:line="240" w:lineRule="auto"/>
-        <w:ind w:right="-547"/>
-        <w:rPr>
-          <w:rFonts w:ascii="Arial" w:hAnsi="Arial" w:cs="Arial"/>
-        </w:rPr>
-      </w:pPr>
-      <w:r>
-        <w:rPr>
-          <w:rFonts w:ascii="Arial" w:hAnsi="Arial" w:cs="Arial"/>
-        </w:rPr>
-        <w:t xml:space="preserve">{%p </w:t>
-      </w:r>
-      <w:r>
-        <w:rPr>
-          <w:rFonts w:ascii="Arial" w:hAnsi="Arial" w:cs="Arial"/>
-        </w:rPr>
-        <w:t xml:space="preserve">if </w:t>
-      </w:r>
-      <w:proofErr w:type="spellStart"/>
-      <w:r>
-        <w:rPr>
-          <w:rFonts w:ascii="Arial" w:hAnsi="Arial" w:cs="Arial"/>
-        </w:rPr>
-        <w:t>tool_ID</w:t>
-      </w:r>
-      <w:proofErr w:type="spellEnd"/>
-      <w:r>
-        <w:rPr>
-          <w:rFonts w:ascii="Arial" w:hAnsi="Arial" w:cs="Arial"/>
-        </w:rPr>
-        <w:t xml:space="preserve"> == “</w:t>
-      </w:r>
-      <w:proofErr w:type="spellStart"/>
-      <w:r>
-        <w:rPr>
-          <w:rFonts w:ascii="Arial" w:hAnsi="Arial" w:cs="Arial"/>
-        </w:rPr>
-        <w:t>divorce_answer</w:t>
-      </w:r>
-      <w:proofErr w:type="spellEnd"/>
-      <w:r>
-        <w:rPr>
-          <w:rFonts w:ascii="Arial" w:hAnsi="Arial" w:cs="Arial"/>
-        </w:rPr>
-        <w:t>”</w:t>
+      <w:r>
+        <w:rPr>
+          <w:rFonts w:ascii="Arial" w:hAnsi="Arial" w:cs="Arial"/>
+        </w:rPr>
+        <w:t>if tool_ID == “divorce_answer”</w:t>
       </w:r>
       <w:r>
         <w:rPr>
@@ -4097,14 +3551,7 @@
         <w:rPr>
           <w:rFonts w:ascii="Arial" w:hAnsi="Arial" w:cs="Arial"/>
         </w:rPr>
-        <w:t>there_are_marital_</w:t>
-      </w:r>
-      <w:proofErr w:type="gramStart"/>
-      <w:r>
-        <w:rPr>
-          <w:rFonts w:ascii="Arial" w:hAnsi="Arial" w:cs="Arial"/>
-        </w:rPr>
-        <w:t>children</w:t>
+        <w:t>there_are_marital_children</w:t>
       </w:r>
       <w:proofErr w:type="spellEnd"/>
       <w:r>
@@ -4113,7 +3560,6 @@
         </w:rPr>
         <w:t xml:space="preserve"> %}</w:t>
       </w:r>
-      <w:proofErr w:type="gramEnd"/>
     </w:p>
     <w:p>
       <w:pPr>
@@ -4180,7 +3626,6 @@
         </w:rPr>
         <w:t xml:space="preserve">{%p </w:t>
       </w:r>
-      <w:proofErr w:type="gramStart"/>
       <w:r>
         <w:rPr>
           <w:rFonts w:ascii="Arial" w:hAnsi="Arial" w:cs="Arial"/>
@@ -4193,7 +3638,6 @@
         </w:rPr>
         <w:t xml:space="preserve"> %}</w:t>
       </w:r>
-      <w:proofErr w:type="gramEnd"/>
     </w:p>
     <w:p>
       <w:pPr>
@@ -4260,16 +3704,8 @@
         <w:rPr>
           <w:rFonts w:ascii="Arial" w:hAnsi="Arial" w:cs="Arial"/>
         </w:rPr>
-        <w:t xml:space="preserve">{%p </w:t>
-      </w:r>
-      <w:proofErr w:type="gramStart"/>
-      <w:r>
-        <w:rPr>
-          <w:rFonts w:ascii="Arial" w:hAnsi="Arial" w:cs="Arial"/>
-        </w:rPr>
-        <w:t>endif %}</w:t>
-      </w:r>
-      <w:proofErr w:type="gramEnd"/>
+        <w:t>{%p endif %}</w:t>
+      </w:r>
     </w:p>
     <w:p>
       <w:pPr>
@@ -4285,14 +3721,7 @@
         <w:rPr>
           <w:rFonts w:ascii="Arial" w:hAnsi="Arial" w:cs="Arial"/>
         </w:rPr>
-        <w:t xml:space="preserve">{%p </w:t>
-      </w:r>
-      <w:proofErr w:type="gramStart"/>
-      <w:r>
-        <w:rPr>
-          <w:rFonts w:ascii="Arial" w:hAnsi="Arial" w:cs="Arial"/>
-        </w:rPr>
-        <w:t>endif %</w:t>
+        <w:t>{%p endif %</w:t>
       </w:r>
       <w:r>
         <w:rPr>
@@ -4300,7 +3729,6 @@
         </w:rPr>
         <w:t>}</w:t>
       </w:r>
-      <w:proofErr w:type="gramEnd"/>
     </w:p>
     <w:sectPr>
       <w:footerReference w:type="default" r:id="rId29"/>

--- a/docassemble/MLHDivorceAndCustody/data/templates/reminders_template.docx
+++ b/docassemble/MLHDivorceAndCustody/data/templates/reminders_template.docx
@@ -137,7 +137,21 @@
         <w:rPr>
           <w:rFonts w:ascii="Arial" w:hAnsi="Arial" w:cs="Arial"/>
         </w:rPr>
-        <w:t xml:space="preserve">if tool_ID </w:t>
+        <w:t xml:space="preserve">if </w:t>
+      </w:r>
+      <w:proofErr w:type="spellStart"/>
+      <w:r>
+        <w:rPr>
+          <w:rFonts w:ascii="Arial" w:hAnsi="Arial" w:cs="Arial"/>
+        </w:rPr>
+        <w:t>tool_ID</w:t>
+      </w:r>
+      <w:proofErr w:type="spellEnd"/>
+      <w:r>
+        <w:rPr>
+          <w:rFonts w:ascii="Arial" w:hAnsi="Arial" w:cs="Arial"/>
+        </w:rPr>
+        <w:t xml:space="preserve"> </w:t>
       </w:r>
       <w:r>
         <w:rPr>
@@ -149,7 +163,21 @@
         <w:rPr>
           <w:rFonts w:ascii="Arial" w:hAnsi="Arial" w:cs="Arial"/>
         </w:rPr>
-        <w:t>“divorce_complaint”</w:t>
+        <w:t>“</w:t>
+      </w:r>
+      <w:proofErr w:type="spellStart"/>
+      <w:r>
+        <w:rPr>
+          <w:rFonts w:ascii="Arial" w:hAnsi="Arial" w:cs="Arial"/>
+        </w:rPr>
+        <w:t>divorce_complaint</w:t>
+      </w:r>
+      <w:proofErr w:type="spellEnd"/>
+      <w:r>
+        <w:rPr>
+          <w:rFonts w:ascii="Arial" w:hAnsi="Arial" w:cs="Arial"/>
+        </w:rPr>
+        <w:t>”</w:t>
       </w:r>
       <w:r>
         <w:rPr>
@@ -453,7 +481,35 @@
         <w:rPr>
           <w:rFonts w:ascii="Arial" w:hAnsi="Arial" w:cs="Arial"/>
         </w:rPr>
-        <w:t>if tool_ID in [“divorce_complaint”, “</w:t>
+        <w:t xml:space="preserve">if </w:t>
+      </w:r>
+      <w:proofErr w:type="spellStart"/>
+      <w:r>
+        <w:rPr>
+          <w:rFonts w:ascii="Arial" w:hAnsi="Arial" w:cs="Arial"/>
+        </w:rPr>
+        <w:t>tool_ID</w:t>
+      </w:r>
+      <w:proofErr w:type="spellEnd"/>
+      <w:r>
+        <w:rPr>
+          <w:rFonts w:ascii="Arial" w:hAnsi="Arial" w:cs="Arial"/>
+        </w:rPr>
+        <w:t xml:space="preserve"> in [“</w:t>
+      </w:r>
+      <w:proofErr w:type="spellStart"/>
+      <w:r>
+        <w:rPr>
+          <w:rFonts w:ascii="Arial" w:hAnsi="Arial" w:cs="Arial"/>
+        </w:rPr>
+        <w:t>divorce_complaint</w:t>
+      </w:r>
+      <w:proofErr w:type="spellEnd"/>
+      <w:r>
+        <w:rPr>
+          <w:rFonts w:ascii="Arial" w:hAnsi="Arial" w:cs="Arial"/>
+        </w:rPr>
+        <w:t>”, “</w:t>
       </w:r>
       <w:proofErr w:type="spellStart"/>
       <w:r>
@@ -759,13 +815,41 @@
         <w:rPr>
           <w:rFonts w:ascii="Arial" w:hAnsi="Arial" w:cs="Arial"/>
         </w:rPr>
-        <w:t>if tool_ID in [“divorce_complaint”</w:t>
-      </w:r>
-      <w:r>
-        <w:rPr>
-          <w:rFonts w:ascii="Arial" w:hAnsi="Arial" w:cs="Arial"/>
-        </w:rPr>
-        <w:t>, “divorce_answer”</w:t>
+        <w:t>if tool_ID in [“</w:t>
+      </w:r>
+      <w:proofErr w:type="spellStart"/>
+      <w:r>
+        <w:rPr>
+          <w:rFonts w:ascii="Arial" w:hAnsi="Arial" w:cs="Arial"/>
+        </w:rPr>
+        <w:t>divorce_complaint</w:t>
+      </w:r>
+      <w:proofErr w:type="spellEnd"/>
+      <w:r>
+        <w:rPr>
+          <w:rFonts w:ascii="Arial" w:hAnsi="Arial" w:cs="Arial"/>
+        </w:rPr>
+        <w:t>”</w:t>
+      </w:r>
+      <w:r>
+        <w:rPr>
+          <w:rFonts w:ascii="Arial" w:hAnsi="Arial" w:cs="Arial"/>
+        </w:rPr>
+        <w:t>, “</w:t>
+      </w:r>
+      <w:proofErr w:type="spellStart"/>
+      <w:r>
+        <w:rPr>
+          <w:rFonts w:ascii="Arial" w:hAnsi="Arial" w:cs="Arial"/>
+        </w:rPr>
+        <w:t>divorce_answer</w:t>
+      </w:r>
+      <w:proofErr w:type="spellEnd"/>
+      <w:r>
+        <w:rPr>
+          <w:rFonts w:ascii="Arial" w:hAnsi="Arial" w:cs="Arial"/>
+        </w:rPr>
+        <w:t>”</w:t>
       </w:r>
       <w:r>
         <w:rPr>
@@ -998,7 +1082,35 @@
         <w:rPr>
           <w:rFonts w:ascii="Arial" w:hAnsi="Arial" w:cs="Arial"/>
         </w:rPr>
-        <w:t>if tool_ID in [“divorce_complaint”, “divorce_answer”]</w:t>
+        <w:t>if tool_ID in [“</w:t>
+      </w:r>
+      <w:proofErr w:type="spellStart"/>
+      <w:r>
+        <w:rPr>
+          <w:rFonts w:ascii="Arial" w:hAnsi="Arial" w:cs="Arial"/>
+        </w:rPr>
+        <w:t>divorce_complaint</w:t>
+      </w:r>
+      <w:proofErr w:type="spellEnd"/>
+      <w:r>
+        <w:rPr>
+          <w:rFonts w:ascii="Arial" w:hAnsi="Arial" w:cs="Arial"/>
+        </w:rPr>
+        <w:t>”, “</w:t>
+      </w:r>
+      <w:proofErr w:type="spellStart"/>
+      <w:r>
+        <w:rPr>
+          <w:rFonts w:ascii="Arial" w:hAnsi="Arial" w:cs="Arial"/>
+        </w:rPr>
+        <w:t>divorce_answer</w:t>
+      </w:r>
+      <w:proofErr w:type="spellEnd"/>
+      <w:r>
+        <w:rPr>
+          <w:rFonts w:ascii="Arial" w:hAnsi="Arial" w:cs="Arial"/>
+        </w:rPr>
+        <w:t>”]</w:t>
       </w:r>
       <w:r>
         <w:rPr>
@@ -1213,7 +1325,35 @@
         <w:rPr>
           <w:rFonts w:ascii="Arial" w:hAnsi="Arial" w:cs="Arial"/>
         </w:rPr>
-        <w:t>if tool_ID in [“divorce_complaint”, “divorce_answer”]</w:t>
+        <w:t>if tool_ID in [“</w:t>
+      </w:r>
+      <w:proofErr w:type="spellStart"/>
+      <w:r>
+        <w:rPr>
+          <w:rFonts w:ascii="Arial" w:hAnsi="Arial" w:cs="Arial"/>
+        </w:rPr>
+        <w:t>divorce_complaint</w:t>
+      </w:r>
+      <w:proofErr w:type="spellEnd"/>
+      <w:r>
+        <w:rPr>
+          <w:rFonts w:ascii="Arial" w:hAnsi="Arial" w:cs="Arial"/>
+        </w:rPr>
+        <w:t>”, “</w:t>
+      </w:r>
+      <w:proofErr w:type="spellStart"/>
+      <w:r>
+        <w:rPr>
+          <w:rFonts w:ascii="Arial" w:hAnsi="Arial" w:cs="Arial"/>
+        </w:rPr>
+        <w:t>divorce_answer</w:t>
+      </w:r>
+      <w:proofErr w:type="spellEnd"/>
+      <w:r>
+        <w:rPr>
+          <w:rFonts w:ascii="Arial" w:hAnsi="Arial" w:cs="Arial"/>
+        </w:rPr>
+        <w:t>”]</w:t>
       </w:r>
       <w:r>
         <w:rPr>
@@ -1784,7 +1924,35 @@
         <w:rPr>
           <w:rFonts w:ascii="Arial" w:hAnsi="Arial" w:cs="Arial"/>
         </w:rPr>
-        <w:t>if tool_ID in [“divorce_complaint”,</w:t>
+        <w:t xml:space="preserve">if </w:t>
+      </w:r>
+      <w:proofErr w:type="spellStart"/>
+      <w:r>
+        <w:rPr>
+          <w:rFonts w:ascii="Arial" w:hAnsi="Arial" w:cs="Arial"/>
+        </w:rPr>
+        <w:t>tool_ID</w:t>
+      </w:r>
+      <w:proofErr w:type="spellEnd"/>
+      <w:r>
+        <w:rPr>
+          <w:rFonts w:ascii="Arial" w:hAnsi="Arial" w:cs="Arial"/>
+        </w:rPr>
+        <w:t xml:space="preserve"> in [“</w:t>
+      </w:r>
+      <w:proofErr w:type="spellStart"/>
+      <w:r>
+        <w:rPr>
+          <w:rFonts w:ascii="Arial" w:hAnsi="Arial" w:cs="Arial"/>
+        </w:rPr>
+        <w:t>divorce_complaint</w:t>
+      </w:r>
+      <w:proofErr w:type="spellEnd"/>
+      <w:r>
+        <w:rPr>
+          <w:rFonts w:ascii="Arial" w:hAnsi="Arial" w:cs="Arial"/>
+        </w:rPr>
+        <w:t>”,</w:t>
       </w:r>
       <w:r>
         <w:rPr>
@@ -1810,7 +1978,21 @@
         <w:rPr>
           <w:rFonts w:ascii="Arial" w:hAnsi="Arial" w:cs="Arial"/>
         </w:rPr>
-        <w:t xml:space="preserve"> “divorce_answer”]</w:t>
+        <w:t xml:space="preserve"> “</w:t>
+      </w:r>
+      <w:proofErr w:type="spellStart"/>
+      <w:r>
+        <w:rPr>
+          <w:rFonts w:ascii="Arial" w:hAnsi="Arial" w:cs="Arial"/>
+        </w:rPr>
+        <w:t>divorce_answer</w:t>
+      </w:r>
+      <w:proofErr w:type="spellEnd"/>
+      <w:r>
+        <w:rPr>
+          <w:rFonts w:ascii="Arial" w:hAnsi="Arial" w:cs="Arial"/>
+        </w:rPr>
+        <w:t>”]</w:t>
       </w:r>
       <w:r>
         <w:rPr>
@@ -2351,7 +2533,35 @@
         <w:rPr>
           <w:rFonts w:ascii="Arial" w:hAnsi="Arial" w:cs="Arial"/>
         </w:rPr>
-        <w:t>if tool_ID in [“divorce_complaint”, “</w:t>
+        <w:t xml:space="preserve">if </w:t>
+      </w:r>
+      <w:proofErr w:type="spellStart"/>
+      <w:r>
+        <w:rPr>
+          <w:rFonts w:ascii="Arial" w:hAnsi="Arial" w:cs="Arial"/>
+        </w:rPr>
+        <w:t>tool_ID</w:t>
+      </w:r>
+      <w:proofErr w:type="spellEnd"/>
+      <w:r>
+        <w:rPr>
+          <w:rFonts w:ascii="Arial" w:hAnsi="Arial" w:cs="Arial"/>
+        </w:rPr>
+        <w:t xml:space="preserve"> in [“</w:t>
+      </w:r>
+      <w:proofErr w:type="spellStart"/>
+      <w:r>
+        <w:rPr>
+          <w:rFonts w:ascii="Arial" w:hAnsi="Arial" w:cs="Arial"/>
+        </w:rPr>
+        <w:t>divorce_complaint</w:t>
+      </w:r>
+      <w:proofErr w:type="spellEnd"/>
+      <w:r>
+        <w:rPr>
+          <w:rFonts w:ascii="Arial" w:hAnsi="Arial" w:cs="Arial"/>
+        </w:rPr>
+        <w:t>”, “</w:t>
       </w:r>
       <w:proofErr w:type="spellStart"/>
       <w:r>
@@ -3244,21 +3454,7 @@
             <w:rStyle w:val="Hyperlink"/>
             <w:rFonts w:ascii="Arial" w:hAnsi="Arial" w:cs="Arial"/>
           </w:rPr>
-          <w:t>Filing for Divo</w:t>
-        </w:r>
-        <w:r>
-          <w:rPr>
-            <w:rStyle w:val="Hyperlink"/>
-            <w:rFonts w:ascii="Arial" w:hAnsi="Arial" w:cs="Arial"/>
-          </w:rPr>
-          <w:t>r</w:t>
-        </w:r>
-        <w:r>
-          <w:rPr>
-            <w:rStyle w:val="Hyperlink"/>
-            <w:rFonts w:ascii="Arial" w:hAnsi="Arial" w:cs="Arial"/>
-          </w:rPr>
-          <w:t>ce with Children</w:t>
+          <w:t>Filing for Divorce with Children</w:t>
         </w:r>
       </w:hyperlink>
       <w:r>
@@ -3508,7 +3704,21 @@
         <w:rPr>
           <w:rFonts w:ascii="Arial" w:hAnsi="Arial" w:cs="Arial"/>
         </w:rPr>
-        <w:t>and serve it on the plaintiff, unless you both agree in writing not to exchange the form.</w:t>
+        <w:t xml:space="preserve">and serve it on the plaintiff, </w:t>
+      </w:r>
+      <w:r>
+        <w:rPr>
+          <w:rFonts w:ascii="Arial" w:hAnsi="Arial" w:cs="Arial"/>
+          <w:b/>
+          <w:bCs/>
+        </w:rPr>
+        <w:t>unless you both agree in writing not to exchange the form</w:t>
+      </w:r>
+      <w:r>
+        <w:rPr>
+          <w:rFonts w:ascii="Arial" w:hAnsi="Arial" w:cs="Arial"/>
+        </w:rPr>
+        <w:t>.</w:t>
       </w:r>
       <w:r>
         <w:rPr>

--- a/docassemble/MLHDivorceAndCustody/data/templates/reminders_template.docx
+++ b/docassemble/MLHDivorceAndCustody/data/templates/reminders_template.docx
@@ -212,19 +212,11 @@
         <w:t xml:space="preserve">and </w:t>
       </w:r>
       <w:proofErr w:type="spellStart"/>
-      <w:proofErr w:type="gramStart"/>
-      <w:r>
-        <w:rPr>
-          <w:rFonts w:ascii="Arial" w:hAnsi="Arial" w:cs="Arial"/>
-        </w:rPr>
-        <w:t>marriage.have</w:t>
-      </w:r>
-      <w:proofErr w:type="gramEnd"/>
-      <w:r>
-        <w:rPr>
-          <w:rFonts w:ascii="Arial" w:hAnsi="Arial" w:cs="Arial"/>
-        </w:rPr>
-        <w:t>_pension_retirement</w:t>
+      <w:r>
+        <w:rPr>
+          <w:rFonts w:ascii="Arial" w:hAnsi="Arial" w:cs="Arial"/>
+        </w:rPr>
+        <w:t>marriage.have_pension_retirement</w:t>
       </w:r>
       <w:proofErr w:type="spellEnd"/>
       <w:r>
@@ -240,19 +232,11 @@
         <w:t xml:space="preserve">not </w:t>
       </w:r>
       <w:proofErr w:type="spellStart"/>
-      <w:proofErr w:type="gramStart"/>
-      <w:r>
-        <w:rPr>
-          <w:rFonts w:ascii="Arial" w:hAnsi="Arial" w:cs="Arial"/>
-        </w:rPr>
-        <w:t>marriage.pension</w:t>
-      </w:r>
-      <w:proofErr w:type="gramEnd"/>
-      <w:r>
-        <w:rPr>
-          <w:rFonts w:ascii="Arial" w:hAnsi="Arial" w:cs="Arial"/>
-        </w:rPr>
-        <w:t>_retirement_accounts_keep_own</w:t>
+      <w:r>
+        <w:rPr>
+          <w:rFonts w:ascii="Arial" w:hAnsi="Arial" w:cs="Arial"/>
+        </w:rPr>
+        <w:t>marriage.pension_retirement_accounts_keep_own</w:t>
       </w:r>
       <w:proofErr w:type="spellEnd"/>
       <w:r>
@@ -474,16 +458,8 @@
         <w:rPr>
           <w:rFonts w:ascii="Arial" w:hAnsi="Arial" w:cs="Arial"/>
         </w:rPr>
-        <w:t xml:space="preserve">{%p </w:t>
-      </w:r>
-      <w:proofErr w:type="gramStart"/>
-      <w:r>
-        <w:rPr>
-          <w:rFonts w:ascii="Arial" w:hAnsi="Arial" w:cs="Arial"/>
-        </w:rPr>
-        <w:t>endif %}</w:t>
-      </w:r>
-      <w:proofErr w:type="gramEnd"/>
+        <w:t>{%p endif %}</w:t>
+      </w:r>
     </w:p>
     <w:p>
       <w:pPr>
@@ -562,19 +538,11 @@
         <w:t xml:space="preserve">and </w:t>
       </w:r>
       <w:proofErr w:type="spellStart"/>
-      <w:proofErr w:type="gramStart"/>
-      <w:r>
-        <w:rPr>
-          <w:rFonts w:ascii="Arial" w:hAnsi="Arial" w:cs="Arial"/>
-        </w:rPr>
-        <w:t>marriage.personal</w:t>
-      </w:r>
-      <w:proofErr w:type="gramEnd"/>
-      <w:r>
-        <w:rPr>
-          <w:rFonts w:ascii="Arial" w:hAnsi="Arial" w:cs="Arial"/>
-        </w:rPr>
-        <w:t>_property_need_items</w:t>
+      <w:r>
+        <w:rPr>
+          <w:rFonts w:ascii="Arial" w:hAnsi="Arial" w:cs="Arial"/>
+        </w:rPr>
+        <w:t>marriage.personal_property_need_items</w:t>
       </w:r>
       <w:proofErr w:type="spellEnd"/>
       <w:r>
@@ -584,14 +552,12 @@
         <w:t xml:space="preserve"> and </w:t>
       </w:r>
       <w:proofErr w:type="spellStart"/>
-      <w:proofErr w:type="gramStart"/>
       <w:r>
         <w:rPr>
           <w:rFonts w:ascii="Arial" w:hAnsi="Arial" w:cs="Arial"/>
         </w:rPr>
         <w:t>marriage.accounts</w:t>
       </w:r>
-      <w:proofErr w:type="gramEnd"/>
       <w:r>
         <w:rPr>
           <w:rFonts w:ascii="Arial" w:hAnsi="Arial" w:cs="Arial"/>
@@ -647,21 +613,7 @@
         <w:rPr>
           <w:rFonts w:ascii="Arial" w:hAnsi="Arial" w:cs="Arial"/>
         </w:rPr>
-        <w:t xml:space="preserve">Your Judgment of Divorce states how you want your investments to be divided. But there may be problems with </w:t>
-      </w:r>
-      <w:proofErr w:type="gramStart"/>
-      <w:r>
-        <w:rPr>
-          <w:rFonts w:ascii="Arial" w:hAnsi="Arial" w:cs="Arial"/>
-        </w:rPr>
-        <w:t>actually dividing</w:t>
-      </w:r>
-      <w:proofErr w:type="gramEnd"/>
-      <w:r>
-        <w:rPr>
-          <w:rFonts w:ascii="Arial" w:hAnsi="Arial" w:cs="Arial"/>
-        </w:rPr>
-        <w:t xml:space="preserve"> these assets after the Judgment is final. Dividing investments is not simple. </w:t>
+        <w:t xml:space="preserve">Your Judgment of Divorce states how you want your investments to be divided. But there may be problems with actually dividing these assets after the Judgment is final. Dividing investments is not simple. </w:t>
       </w:r>
     </w:p>
     <w:p>
@@ -723,21 +675,7 @@
         <w:rPr>
           <w:rFonts w:ascii="Arial" w:hAnsi="Arial" w:cs="Arial"/>
         </w:rPr>
-        <w:t xml:space="preserve">There are more steps that need to be </w:t>
-      </w:r>
-      <w:proofErr w:type="gramStart"/>
-      <w:r>
-        <w:rPr>
-          <w:rFonts w:ascii="Arial" w:hAnsi="Arial" w:cs="Arial"/>
-        </w:rPr>
-        <w:t>followed after</w:t>
-      </w:r>
-      <w:proofErr w:type="gramEnd"/>
-      <w:r>
-        <w:rPr>
-          <w:rFonts w:ascii="Arial" w:hAnsi="Arial" w:cs="Arial"/>
-        </w:rPr>
-        <w:t xml:space="preserve"> the Judgment of Divorce is final. The Michigan Legal Help website can’t help you with this.</w:t>
+        <w:t>There are more steps that need to be followed after the Judgment of Divorce is final. The Michigan Legal Help website can’t help you with this.</w:t>
       </w:r>
     </w:p>
     <w:p>
@@ -856,50 +794,28 @@
         <w:rPr>
           <w:rFonts w:ascii="Arial" w:hAnsi="Arial" w:cs="Arial"/>
         </w:rPr>
+        <w:t>{%p endif %}</w:t>
+      </w:r>
+    </w:p>
+    <w:p>
+      <w:pPr>
+        <w:spacing w:after="0" w:line="240" w:lineRule="auto"/>
+        <w:ind w:right="-547"/>
+        <w:rPr>
+          <w:rFonts w:ascii="Arial" w:hAnsi="Arial" w:cs="Arial"/>
+        </w:rPr>
+      </w:pPr>
+      <w:r>
+        <w:rPr>
+          <w:rFonts w:ascii="Arial" w:hAnsi="Arial" w:cs="Arial"/>
+        </w:rPr>
         <w:t xml:space="preserve">{%p </w:t>
       </w:r>
-      <w:proofErr w:type="gramStart"/>
-      <w:r>
-        <w:rPr>
-          <w:rFonts w:ascii="Arial" w:hAnsi="Arial" w:cs="Arial"/>
-        </w:rPr>
-        <w:t>endif %}</w:t>
-      </w:r>
-      <w:proofErr w:type="gramEnd"/>
-    </w:p>
-    <w:p>
-      <w:pPr>
-        <w:spacing w:after="0" w:line="240" w:lineRule="auto"/>
-        <w:ind w:right="-547"/>
-        <w:rPr>
-          <w:rFonts w:ascii="Arial" w:hAnsi="Arial" w:cs="Arial"/>
-        </w:rPr>
-      </w:pPr>
-      <w:r>
-        <w:rPr>
-          <w:rFonts w:ascii="Arial" w:hAnsi="Arial" w:cs="Arial"/>
-        </w:rPr>
-        <w:t xml:space="preserve">{%p </w:t>
-      </w:r>
-      <w:r>
-        <w:rPr>
-          <w:rFonts w:ascii="Arial" w:hAnsi="Arial" w:cs="Arial"/>
-        </w:rPr>
-        <w:t xml:space="preserve">if </w:t>
-      </w:r>
-      <w:proofErr w:type="spellStart"/>
-      <w:r>
-        <w:rPr>
-          <w:rFonts w:ascii="Arial" w:hAnsi="Arial" w:cs="Arial"/>
-        </w:rPr>
-        <w:t>tool_ID</w:t>
-      </w:r>
-      <w:proofErr w:type="spellEnd"/>
-      <w:r>
-        <w:rPr>
-          <w:rFonts w:ascii="Arial" w:hAnsi="Arial" w:cs="Arial"/>
-        </w:rPr>
-        <w:t xml:space="preserve"> in [“</w:t>
+      <w:r>
+        <w:rPr>
+          <w:rFonts w:ascii="Arial" w:hAnsi="Arial" w:cs="Arial"/>
+        </w:rPr>
+        <w:t>if tool_ID in [“</w:t>
       </w:r>
       <w:proofErr w:type="spellStart"/>
       <w:r>
@@ -1145,50 +1061,28 @@
         <w:rPr>
           <w:rFonts w:ascii="Arial" w:hAnsi="Arial" w:cs="Arial"/>
         </w:rPr>
+        <w:t>{%p endif %}</w:t>
+      </w:r>
+    </w:p>
+    <w:p>
+      <w:pPr>
+        <w:spacing w:after="0" w:line="240" w:lineRule="auto"/>
+        <w:ind w:right="-547"/>
+        <w:rPr>
+          <w:rFonts w:ascii="Arial" w:hAnsi="Arial" w:cs="Arial"/>
+        </w:rPr>
+      </w:pPr>
+      <w:r>
+        <w:rPr>
+          <w:rFonts w:ascii="Arial" w:hAnsi="Arial" w:cs="Arial"/>
+        </w:rPr>
         <w:t xml:space="preserve">{%p </w:t>
       </w:r>
-      <w:proofErr w:type="gramStart"/>
-      <w:r>
-        <w:rPr>
-          <w:rFonts w:ascii="Arial" w:hAnsi="Arial" w:cs="Arial"/>
-        </w:rPr>
-        <w:t>endif %}</w:t>
-      </w:r>
-      <w:proofErr w:type="gramEnd"/>
-    </w:p>
-    <w:p>
-      <w:pPr>
-        <w:spacing w:after="0" w:line="240" w:lineRule="auto"/>
-        <w:ind w:right="-547"/>
-        <w:rPr>
-          <w:rFonts w:ascii="Arial" w:hAnsi="Arial" w:cs="Arial"/>
-        </w:rPr>
-      </w:pPr>
-      <w:r>
-        <w:rPr>
-          <w:rFonts w:ascii="Arial" w:hAnsi="Arial" w:cs="Arial"/>
-        </w:rPr>
-        <w:t xml:space="preserve">{%p </w:t>
-      </w:r>
-      <w:r>
-        <w:rPr>
-          <w:rFonts w:ascii="Arial" w:hAnsi="Arial" w:cs="Arial"/>
-        </w:rPr>
-        <w:t xml:space="preserve">if </w:t>
-      </w:r>
-      <w:proofErr w:type="spellStart"/>
-      <w:r>
-        <w:rPr>
-          <w:rFonts w:ascii="Arial" w:hAnsi="Arial" w:cs="Arial"/>
-        </w:rPr>
-        <w:t>tool_ID</w:t>
-      </w:r>
-      <w:proofErr w:type="spellEnd"/>
-      <w:r>
-        <w:rPr>
-          <w:rFonts w:ascii="Arial" w:hAnsi="Arial" w:cs="Arial"/>
-        </w:rPr>
-        <w:t xml:space="preserve"> in [“</w:t>
+      <w:r>
+        <w:rPr>
+          <w:rFonts w:ascii="Arial" w:hAnsi="Arial" w:cs="Arial"/>
+        </w:rPr>
+        <w:t>if tool_ID in [“</w:t>
       </w:r>
       <w:proofErr w:type="spellStart"/>
       <w:r>
@@ -1410,50 +1304,28 @@
         <w:rPr>
           <w:rFonts w:ascii="Arial" w:hAnsi="Arial" w:cs="Arial"/>
         </w:rPr>
+        <w:t>{%p endif %}</w:t>
+      </w:r>
+    </w:p>
+    <w:p>
+      <w:pPr>
+        <w:spacing w:after="0" w:line="240" w:lineRule="auto"/>
+        <w:ind w:right="-547"/>
+        <w:rPr>
+          <w:rFonts w:ascii="Arial" w:hAnsi="Arial" w:cs="Arial"/>
+        </w:rPr>
+      </w:pPr>
+      <w:r>
+        <w:rPr>
+          <w:rFonts w:ascii="Arial" w:hAnsi="Arial" w:cs="Arial"/>
+        </w:rPr>
         <w:t xml:space="preserve">{%p </w:t>
       </w:r>
-      <w:proofErr w:type="gramStart"/>
-      <w:r>
-        <w:rPr>
-          <w:rFonts w:ascii="Arial" w:hAnsi="Arial" w:cs="Arial"/>
-        </w:rPr>
-        <w:t>endif %}</w:t>
-      </w:r>
-      <w:proofErr w:type="gramEnd"/>
-    </w:p>
-    <w:p>
-      <w:pPr>
-        <w:spacing w:after="0" w:line="240" w:lineRule="auto"/>
-        <w:ind w:right="-547"/>
-        <w:rPr>
-          <w:rFonts w:ascii="Arial" w:hAnsi="Arial" w:cs="Arial"/>
-        </w:rPr>
-      </w:pPr>
-      <w:r>
-        <w:rPr>
-          <w:rFonts w:ascii="Arial" w:hAnsi="Arial" w:cs="Arial"/>
-        </w:rPr>
-        <w:t xml:space="preserve">{%p </w:t>
-      </w:r>
-      <w:r>
-        <w:rPr>
-          <w:rFonts w:ascii="Arial" w:hAnsi="Arial" w:cs="Arial"/>
-        </w:rPr>
-        <w:t xml:space="preserve">if </w:t>
-      </w:r>
-      <w:proofErr w:type="spellStart"/>
-      <w:r>
-        <w:rPr>
-          <w:rFonts w:ascii="Arial" w:hAnsi="Arial" w:cs="Arial"/>
-        </w:rPr>
-        <w:t>tool_ID</w:t>
-      </w:r>
-      <w:proofErr w:type="spellEnd"/>
-      <w:r>
-        <w:rPr>
-          <w:rFonts w:ascii="Arial" w:hAnsi="Arial" w:cs="Arial"/>
-        </w:rPr>
-        <w:t xml:space="preserve"> in [“</w:t>
+      <w:r>
+        <w:rPr>
+          <w:rFonts w:ascii="Arial" w:hAnsi="Arial" w:cs="Arial"/>
+        </w:rPr>
+        <w:t>if tool_ID in [“</w:t>
       </w:r>
       <w:proofErr w:type="spellStart"/>
       <w:r>
@@ -1558,21 +1430,7 @@
         <w:rPr>
           <w:rFonts w:ascii="Arial" w:hAnsi="Arial" w:cs="Arial"/>
         </w:rPr>
-        <w:t xml:space="preserve">need spousal support for the </w:t>
-      </w:r>
-      <w:proofErr w:type="gramStart"/>
-      <w:r>
-        <w:rPr>
-          <w:rFonts w:ascii="Arial" w:hAnsi="Arial" w:cs="Arial"/>
-        </w:rPr>
-        <w:t>period of time</w:t>
-      </w:r>
-      <w:proofErr w:type="gramEnd"/>
-      <w:r>
-        <w:rPr>
-          <w:rFonts w:ascii="Arial" w:hAnsi="Arial" w:cs="Arial"/>
-        </w:rPr>
-        <w:t xml:space="preserve"> </w:t>
+        <w:t xml:space="preserve">need spousal support for the period of time </w:t>
       </w:r>
       <w:r>
         <w:rPr>
@@ -1866,21 +1724,7 @@
         <w:rPr>
           <w:rFonts w:ascii="Arial" w:hAnsi="Arial" w:cs="Arial"/>
         </w:rPr>
-        <w:t xml:space="preserve"> form. In your </w:t>
-      </w:r>
-      <w:proofErr w:type="gramStart"/>
-      <w:r>
-        <w:rPr>
-          <w:rFonts w:ascii="Arial" w:hAnsi="Arial" w:cs="Arial"/>
-        </w:rPr>
-        <w:t>motion</w:t>
-      </w:r>
-      <w:proofErr w:type="gramEnd"/>
-      <w:r>
-        <w:rPr>
-          <w:rFonts w:ascii="Arial" w:hAnsi="Arial" w:cs="Arial"/>
-        </w:rPr>
-        <w:t xml:space="preserve">, you will need to include facts showing that you need spousal support, and that the other party is able to pay. To learn more, read </w:t>
+        <w:t xml:space="preserve"> form. In your motion, you will need to include facts showing that you need spousal support, and that the other party is able to pay. To learn more, read </w:t>
       </w:r>
       <w:hyperlink r:id="rId15" w:history="1">
         <w:r>
@@ -1921,21 +1765,7 @@
             <w:rStyle w:val="Hyperlink"/>
             <w:rFonts w:ascii="Arial" w:hAnsi="Arial" w:cs="Arial"/>
           </w:rPr>
-          <w:t>How to Fi</w:t>
-        </w:r>
-        <w:r>
-          <w:rPr>
-            <w:rStyle w:val="Hyperlink"/>
-            <w:rFonts w:ascii="Arial" w:hAnsi="Arial" w:cs="Arial"/>
-          </w:rPr>
-          <w:t>l</w:t>
-        </w:r>
-        <w:r>
-          <w:rPr>
-            <w:rStyle w:val="Hyperlink"/>
-            <w:rFonts w:ascii="Arial" w:hAnsi="Arial" w:cs="Arial"/>
-          </w:rPr>
-          <w:t>l Out, Serve, and File Court Forms</w:t>
+          <w:t>How to Fill Out, Serve, and File Court Forms</w:t>
         </w:r>
       </w:hyperlink>
       <w:r>
@@ -2073,31 +1903,23 @@
         <w:rPr>
           <w:rFonts w:ascii="Arial" w:hAnsi="Arial" w:cs="Arial"/>
         </w:rPr>
+        <w:t>{%p endif %}</w:t>
+      </w:r>
+    </w:p>
+    <w:p>
+      <w:pPr>
+        <w:spacing w:after="0" w:line="240" w:lineRule="auto"/>
+        <w:ind w:right="-547"/>
+        <w:rPr>
+          <w:rFonts w:ascii="Arial" w:hAnsi="Arial" w:cs="Arial"/>
+        </w:rPr>
+      </w:pPr>
+      <w:r>
+        <w:rPr>
+          <w:rFonts w:ascii="Arial" w:hAnsi="Arial" w:cs="Arial"/>
+        </w:rPr>
         <w:t xml:space="preserve">{%p </w:t>
       </w:r>
-      <w:proofErr w:type="gramStart"/>
-      <w:r>
-        <w:rPr>
-          <w:rFonts w:ascii="Arial" w:hAnsi="Arial" w:cs="Arial"/>
-        </w:rPr>
-        <w:t>endif %}</w:t>
-      </w:r>
-      <w:proofErr w:type="gramEnd"/>
-    </w:p>
-    <w:p>
-      <w:pPr>
-        <w:spacing w:after="0" w:line="240" w:lineRule="auto"/>
-        <w:ind w:right="-547"/>
-        <w:rPr>
-          <w:rFonts w:ascii="Arial" w:hAnsi="Arial" w:cs="Arial"/>
-        </w:rPr>
-      </w:pPr>
-      <w:r>
-        <w:rPr>
-          <w:rFonts w:ascii="Arial" w:hAnsi="Arial" w:cs="Arial"/>
-        </w:rPr>
-        <w:t xml:space="preserve">{%p </w:t>
-      </w:r>
       <w:r>
         <w:rPr>
           <w:rFonts w:ascii="Arial" w:hAnsi="Arial" w:cs="Arial"/>
@@ -2204,39 +2026,17 @@
         </w:rPr>
         <w:t xml:space="preserve">and </w:t>
       </w:r>
-      <w:proofErr w:type="gramStart"/>
-      <w:r>
-        <w:rPr>
-          <w:rFonts w:ascii="Arial" w:hAnsi="Arial" w:cs="Arial"/>
-        </w:rPr>
-        <w:t>children.filter</w:t>
-      </w:r>
-      <w:proofErr w:type="gramEnd"/>
-      <w:r>
-        <w:rPr>
-          <w:rFonts w:ascii="Arial" w:hAnsi="Arial" w:cs="Arial"/>
-        </w:rPr>
-        <w:t>(legal_parent="both"</w:t>
-      </w:r>
-      <w:proofErr w:type="gramStart"/>
-      <w:r>
-        <w:rPr>
-          <w:rFonts w:ascii="Arial" w:hAnsi="Arial" w:cs="Arial"/>
-        </w:rPr>
-        <w:t>)</w:t>
-      </w:r>
-      <w:r>
-        <w:rPr>
-          <w:rFonts w:ascii="Arial" w:hAnsi="Arial" w:cs="Arial"/>
-        </w:rPr>
-        <w:t>.filter</w:t>
-      </w:r>
-      <w:proofErr w:type="gramEnd"/>
-      <w:r>
-        <w:rPr>
-          <w:rFonts w:ascii="Arial" w:hAnsi="Arial" w:cs="Arial"/>
-        </w:rPr>
-        <w:t>(revoke_paternity_reminder=True</w:t>
+      <w:r>
+        <w:rPr>
+          <w:rFonts w:ascii="Arial" w:hAnsi="Arial" w:cs="Arial"/>
+        </w:rPr>
+        <w:t>children.filter(legal_parent="both")</w:t>
+      </w:r>
+      <w:r>
+        <w:rPr>
+          <w:rFonts w:ascii="Arial" w:hAnsi="Arial" w:cs="Arial"/>
+        </w:rPr>
+        <w:t>.filter(revoke_paternity_reminder=True</w:t>
       </w:r>
       <w:r>
         <w:rPr>
@@ -2257,7 +2057,13 @@
         <w:ind w:left="0"/>
       </w:pPr>
       <w:r>
-        <w:t>Paternity:</w:t>
+        <w:t>Pa</w:t>
+      </w:r>
+      <w:r>
+        <w:t>rentage</w:t>
+      </w:r>
+      <w:r>
+        <w:t>:</w:t>
       </w:r>
     </w:p>
     <w:p>
@@ -2296,7 +2102,13 @@
         <w:rPr>
           <w:rFonts w:ascii="Arial" w:hAnsi="Arial" w:cs="Arial"/>
         </w:rPr>
-        <w:t xml:space="preserve"> to file a motion asking the court to revoke paternity</w:t>
+        <w:t xml:space="preserve"> to file a motion asking the court to revoke pa</w:t>
+      </w:r>
+      <w:r>
+        <w:rPr>
+          <w:rFonts w:ascii="Arial" w:hAnsi="Arial" w:cs="Arial"/>
+        </w:rPr>
+        <w:t>rentage</w:t>
       </w:r>
       <w:r>
         <w:rPr>
@@ -2340,7 +2152,7 @@
             <w:rStyle w:val="Hyperlink"/>
             <w:rFonts w:ascii="Arial" w:hAnsi="Arial" w:cs="Arial"/>
           </w:rPr>
-          <w:t>Do-It-Yourself Revoke Paternity Established by Marriage</w:t>
+          <w:t>Do-It-Yourself Revoke Parentage Established by Marriage</w:t>
         </w:r>
       </w:hyperlink>
       <w:r>
@@ -2402,7 +2214,19 @@
           <w:rFonts w:ascii="Arial" w:hAnsi="Arial" w:cs="Arial"/>
         </w:rPr>
         <w:lastRenderedPageBreak/>
-        <w:t xml:space="preserve">If the judge revokes paternity before your divorce is final, you will need to correct the Judgment of Divorce before presenting it to the judge. </w:t>
+        <w:t>If the judge revokes pa</w:t>
+      </w:r>
+      <w:r>
+        <w:rPr>
+          <w:rFonts w:ascii="Arial" w:hAnsi="Arial" w:cs="Arial"/>
+        </w:rPr>
+        <w:t>rentage</w:t>
+      </w:r>
+      <w:r>
+        <w:rPr>
+          <w:rFonts w:ascii="Arial" w:hAnsi="Arial" w:cs="Arial"/>
+        </w:rPr>
+        <w:t xml:space="preserve"> before your divorce is final, you will need to correct the Judgment of Divorce before presenting it to the judge. </w:t>
       </w:r>
     </w:p>
     <w:p>
@@ -2688,16 +2512,8 @@
         <w:rPr>
           <w:rFonts w:ascii="Arial" w:hAnsi="Arial" w:cs="Arial"/>
         </w:rPr>
-        <w:t xml:space="preserve"> </w:t>
-      </w:r>
-      <w:proofErr w:type="gramStart"/>
-      <w:r>
-        <w:rPr>
-          <w:rFonts w:ascii="Arial" w:hAnsi="Arial" w:cs="Arial"/>
-        </w:rPr>
-        <w:t>endif %}</w:t>
-      </w:r>
-      <w:proofErr w:type="gramEnd"/>
+        <w:t xml:space="preserve"> endif %}</w:t>
+      </w:r>
     </w:p>
     <w:p>
       <w:pPr>
@@ -3010,145 +2826,85 @@
         <w:rPr>
           <w:rFonts w:ascii="Arial" w:hAnsi="Arial" w:cs="Arial"/>
         </w:rPr>
+        <w:t>{%p endif %}</w:t>
+      </w:r>
+    </w:p>
+    <w:p>
+      <w:pPr>
+        <w:spacing w:after="0" w:line="240" w:lineRule="auto"/>
+        <w:ind w:right="-547"/>
+        <w:rPr>
+          <w:rFonts w:ascii="Arial" w:hAnsi="Arial" w:cs="Arial"/>
+        </w:rPr>
+      </w:pPr>
+      <w:r>
+        <w:rPr>
+          <w:rFonts w:ascii="Arial" w:hAnsi="Arial" w:cs="Arial"/>
+        </w:rPr>
         <w:t xml:space="preserve">{%p </w:t>
       </w:r>
-      <w:proofErr w:type="gramStart"/>
-      <w:r>
-        <w:rPr>
-          <w:rFonts w:ascii="Arial" w:hAnsi="Arial" w:cs="Arial"/>
-        </w:rPr>
-        <w:t>endif %}</w:t>
-      </w:r>
-      <w:proofErr w:type="gramEnd"/>
-    </w:p>
-    <w:p>
-      <w:pPr>
-        <w:spacing w:after="0" w:line="240" w:lineRule="auto"/>
-        <w:ind w:right="-547"/>
-        <w:rPr>
-          <w:rFonts w:ascii="Arial" w:hAnsi="Arial" w:cs="Arial"/>
-        </w:rPr>
-      </w:pPr>
-      <w:r>
-        <w:rPr>
-          <w:rFonts w:ascii="Arial" w:hAnsi="Arial" w:cs="Arial"/>
-        </w:rPr>
-        <w:t xml:space="preserve">{%p </w:t>
-      </w:r>
-      <w:r>
-        <w:rPr>
-          <w:rFonts w:ascii="Arial" w:hAnsi="Arial" w:cs="Arial"/>
-        </w:rPr>
-        <w:t xml:space="preserve">if </w:t>
+      <w:r>
+        <w:rPr>
+          <w:rFonts w:ascii="Arial" w:hAnsi="Arial" w:cs="Arial"/>
+        </w:rPr>
+        <w:t xml:space="preserve">if tool_ID </w:t>
+      </w:r>
+      <w:r>
+        <w:rPr>
+          <w:rFonts w:ascii="Arial" w:hAnsi="Arial" w:cs="Arial"/>
+        </w:rPr>
+        <w:t xml:space="preserve">== </w:t>
+      </w:r>
+      <w:r>
+        <w:rPr>
+          <w:rFonts w:ascii="Arial" w:hAnsi="Arial" w:cs="Arial"/>
+        </w:rPr>
+        <w:t>“divorce_complaint”</w:t>
+      </w:r>
+      <w:r>
+        <w:rPr>
+          <w:rFonts w:ascii="Arial" w:hAnsi="Arial" w:cs="Arial"/>
+        </w:rPr>
+        <w:t xml:space="preserve"> </w:t>
+      </w:r>
+      <w:r>
+        <w:rPr>
+          <w:rFonts w:ascii="Arial" w:hAnsi="Arial" w:cs="Arial"/>
+        </w:rPr>
+        <w:t xml:space="preserve">and </w:t>
+      </w:r>
+      <w:r>
+        <w:rPr>
+          <w:rFonts w:ascii="Arial" w:hAnsi="Arial" w:cs="Arial"/>
+        </w:rPr>
+        <w:t>(</w:t>
+      </w:r>
+      <w:r>
+        <w:rPr>
+          <w:rFonts w:ascii="Arial" w:hAnsi="Arial" w:cs="Arial"/>
+        </w:rPr>
+        <w:t>users[0].pregnant</w:t>
+      </w:r>
+      <w:r>
+        <w:rPr>
+          <w:rFonts w:ascii="Arial" w:hAnsi="Arial" w:cs="Arial"/>
+        </w:rPr>
+        <w:t xml:space="preserve"> or </w:t>
       </w:r>
       <w:proofErr w:type="spellStart"/>
       <w:r>
         <w:rPr>
           <w:rFonts w:ascii="Arial" w:hAnsi="Arial" w:cs="Arial"/>
         </w:rPr>
-        <w:t>tool_ID</w:t>
+        <w:t>other_parties</w:t>
       </w:r>
       <w:proofErr w:type="spellEnd"/>
       <w:r>
         <w:rPr>
           <w:rFonts w:ascii="Arial" w:hAnsi="Arial" w:cs="Arial"/>
         </w:rPr>
-        <w:t xml:space="preserve"> </w:t>
-      </w:r>
-      <w:r>
-        <w:rPr>
-          <w:rFonts w:ascii="Arial" w:hAnsi="Arial" w:cs="Arial"/>
-        </w:rPr>
-        <w:t xml:space="preserve">== </w:t>
-      </w:r>
-      <w:r>
-        <w:rPr>
-          <w:rFonts w:ascii="Arial" w:hAnsi="Arial" w:cs="Arial"/>
-        </w:rPr>
-        <w:t>“</w:t>
-      </w:r>
-      <w:proofErr w:type="spellStart"/>
-      <w:r>
-        <w:rPr>
-          <w:rFonts w:ascii="Arial" w:hAnsi="Arial" w:cs="Arial"/>
-        </w:rPr>
-        <w:t>divorce_complaint</w:t>
-      </w:r>
-      <w:proofErr w:type="spellEnd"/>
-      <w:r>
-        <w:rPr>
-          <w:rFonts w:ascii="Arial" w:hAnsi="Arial" w:cs="Arial"/>
-        </w:rPr>
-        <w:t>”</w:t>
-      </w:r>
-      <w:r>
-        <w:rPr>
-          <w:rFonts w:ascii="Arial" w:hAnsi="Arial" w:cs="Arial"/>
-        </w:rPr>
-        <w:t xml:space="preserve"> </w:t>
-      </w:r>
-      <w:r>
-        <w:rPr>
-          <w:rFonts w:ascii="Arial" w:hAnsi="Arial" w:cs="Arial"/>
-        </w:rPr>
-        <w:t xml:space="preserve">and </w:t>
-      </w:r>
-      <w:r>
-        <w:rPr>
-          <w:rFonts w:ascii="Arial" w:hAnsi="Arial" w:cs="Arial"/>
-        </w:rPr>
-        <w:t>(</w:t>
-      </w:r>
-      <w:proofErr w:type="gramStart"/>
-      <w:r>
-        <w:rPr>
-          <w:rFonts w:ascii="Arial" w:hAnsi="Arial" w:cs="Arial"/>
-        </w:rPr>
-        <w:t>users[</w:t>
-      </w:r>
-      <w:proofErr w:type="gramEnd"/>
-      <w:r>
-        <w:rPr>
-          <w:rFonts w:ascii="Arial" w:hAnsi="Arial" w:cs="Arial"/>
-        </w:rPr>
-        <w:t>0</w:t>
-      </w:r>
-      <w:proofErr w:type="gramStart"/>
-      <w:r>
-        <w:rPr>
-          <w:rFonts w:ascii="Arial" w:hAnsi="Arial" w:cs="Arial"/>
-        </w:rPr>
-        <w:t>].pregnant</w:t>
-      </w:r>
-      <w:proofErr w:type="gramEnd"/>
-      <w:r>
-        <w:rPr>
-          <w:rFonts w:ascii="Arial" w:hAnsi="Arial" w:cs="Arial"/>
-        </w:rPr>
-        <w:t xml:space="preserve"> or </w:t>
-      </w:r>
-      <w:proofErr w:type="spellStart"/>
-      <w:r>
-        <w:rPr>
-          <w:rFonts w:ascii="Arial" w:hAnsi="Arial" w:cs="Arial"/>
-        </w:rPr>
-        <w:t>other_parties</w:t>
-      </w:r>
-      <w:proofErr w:type="spellEnd"/>
-      <w:r>
-        <w:rPr>
-          <w:rFonts w:ascii="Arial" w:hAnsi="Arial" w:cs="Arial"/>
-        </w:rPr>
-        <w:t>[0</w:t>
-      </w:r>
-      <w:proofErr w:type="gramStart"/>
-      <w:r>
-        <w:rPr>
-          <w:rFonts w:ascii="Arial" w:hAnsi="Arial" w:cs="Arial"/>
-        </w:rPr>
-        <w:t>].pregnant</w:t>
-      </w:r>
-      <w:proofErr w:type="gramEnd"/>
+        <w:t>[0].pregnant</w:t>
+      </w:r>
       <w:r>
         <w:rPr>
           <w:rFonts w:ascii="Arial" w:hAnsi="Arial" w:cs="Arial"/>
@@ -3264,7 +3020,19 @@
         <w:rPr>
           <w:rFonts w:ascii="Arial" w:hAnsi="Arial" w:cs="Arial"/>
         </w:rPr>
-        <w:t xml:space="preserve"> paternity,</w:t>
+        <w:t xml:space="preserve"> pa</w:t>
+      </w:r>
+      <w:r>
+        <w:rPr>
+          <w:rFonts w:ascii="Arial" w:hAnsi="Arial" w:cs="Arial"/>
+        </w:rPr>
+        <w:t>rentage</w:t>
+      </w:r>
+      <w:r>
+        <w:rPr>
+          <w:rFonts w:ascii="Arial" w:hAnsi="Arial" w:cs="Arial"/>
+        </w:rPr>
+        <w:t>,</w:t>
       </w:r>
       <w:r>
         <w:rPr>
@@ -3306,21 +3074,7 @@
         <w:rPr>
           <w:rFonts w:ascii="Arial" w:hAnsi="Arial" w:cs="Arial"/>
         </w:rPr>
-        <w:t xml:space="preserve">your </w:t>
-      </w:r>
-      <w:proofErr w:type="gramStart"/>
-      <w:r>
-        <w:rPr>
-          <w:rFonts w:ascii="Arial" w:hAnsi="Arial" w:cs="Arial"/>
-        </w:rPr>
-        <w:t>Judgment</w:t>
-      </w:r>
-      <w:proofErr w:type="gramEnd"/>
-      <w:r>
-        <w:rPr>
-          <w:rFonts w:ascii="Arial" w:hAnsi="Arial" w:cs="Arial"/>
-        </w:rPr>
-        <w:t xml:space="preserve"> can be signed by the judge.</w:t>
+        <w:t>your Judgment can be signed by the judge.</w:t>
       </w:r>
     </w:p>
     <w:p>
@@ -3518,50 +3272,28 @@
         <w:rPr>
           <w:rFonts w:ascii="Arial" w:hAnsi="Arial" w:cs="Arial"/>
         </w:rPr>
+        <w:t>{%p endif %}</w:t>
+      </w:r>
+    </w:p>
+    <w:p>
+      <w:pPr>
+        <w:spacing w:after="0" w:line="240" w:lineRule="auto"/>
+        <w:ind w:right="-547"/>
+        <w:rPr>
+          <w:rFonts w:ascii="Arial" w:hAnsi="Arial" w:cs="Arial"/>
+        </w:rPr>
+      </w:pPr>
+      <w:r>
+        <w:rPr>
+          <w:rFonts w:ascii="Arial" w:hAnsi="Arial" w:cs="Arial"/>
+        </w:rPr>
         <w:t xml:space="preserve">{%p </w:t>
       </w:r>
-      <w:proofErr w:type="gramStart"/>
-      <w:r>
-        <w:rPr>
-          <w:rFonts w:ascii="Arial" w:hAnsi="Arial" w:cs="Arial"/>
-        </w:rPr>
-        <w:t>endif %}</w:t>
-      </w:r>
-      <w:proofErr w:type="gramEnd"/>
-    </w:p>
-    <w:p>
-      <w:pPr>
-        <w:spacing w:after="0" w:line="240" w:lineRule="auto"/>
-        <w:ind w:right="-547"/>
-        <w:rPr>
-          <w:rFonts w:ascii="Arial" w:hAnsi="Arial" w:cs="Arial"/>
-        </w:rPr>
-      </w:pPr>
-      <w:r>
-        <w:rPr>
-          <w:rFonts w:ascii="Arial" w:hAnsi="Arial" w:cs="Arial"/>
-        </w:rPr>
-        <w:t xml:space="preserve">{%p </w:t>
-      </w:r>
-      <w:r>
-        <w:rPr>
-          <w:rFonts w:ascii="Arial" w:hAnsi="Arial" w:cs="Arial"/>
-        </w:rPr>
-        <w:t xml:space="preserve">if </w:t>
-      </w:r>
-      <w:proofErr w:type="spellStart"/>
-      <w:r>
-        <w:rPr>
-          <w:rFonts w:ascii="Arial" w:hAnsi="Arial" w:cs="Arial"/>
-        </w:rPr>
-        <w:t>tool_ID</w:t>
-      </w:r>
-      <w:proofErr w:type="spellEnd"/>
-      <w:r>
-        <w:rPr>
-          <w:rFonts w:ascii="Arial" w:hAnsi="Arial" w:cs="Arial"/>
-        </w:rPr>
-        <w:t xml:space="preserve"> </w:t>
+      <w:r>
+        <w:rPr>
+          <w:rFonts w:ascii="Arial" w:hAnsi="Arial" w:cs="Arial"/>
+        </w:rPr>
+        <w:t xml:space="preserve">if tool_ID </w:t>
       </w:r>
       <w:r>
         <w:rPr>
@@ -3573,21 +3305,7 @@
         <w:rPr>
           <w:rFonts w:ascii="Arial" w:hAnsi="Arial" w:cs="Arial"/>
         </w:rPr>
-        <w:t>“</w:t>
-      </w:r>
-      <w:proofErr w:type="spellStart"/>
-      <w:r>
-        <w:rPr>
-          <w:rFonts w:ascii="Arial" w:hAnsi="Arial" w:cs="Arial"/>
-        </w:rPr>
-        <w:t>divorce_complaint</w:t>
-      </w:r>
-      <w:proofErr w:type="spellEnd"/>
-      <w:r>
-        <w:rPr>
-          <w:rFonts w:ascii="Arial" w:hAnsi="Arial" w:cs="Arial"/>
-        </w:rPr>
-        <w:t>”</w:t>
+        <w:t>“divorce_complaint”</w:t>
       </w:r>
       <w:r>
         <w:rPr>
@@ -3649,7 +3367,21 @@
         <w:rPr>
           <w:rFonts w:ascii="Arial" w:hAnsi="Arial" w:cs="Arial"/>
         </w:rPr>
-        <w:t>on the defendant, unless you both agree in writing not to exchange the form.</w:t>
+        <w:t xml:space="preserve">on the defendant, </w:t>
+      </w:r>
+      <w:r>
+        <w:rPr>
+          <w:rFonts w:ascii="Arial" w:hAnsi="Arial" w:cs="Arial"/>
+          <w:b/>
+          <w:bCs/>
+        </w:rPr>
+        <w:t>unless you both agree in writing not to exchange the form</w:t>
+      </w:r>
+      <w:r>
+        <w:rPr>
+          <w:rFonts w:ascii="Arial" w:hAnsi="Arial" w:cs="Arial"/>
+        </w:rPr>
+        <w:t>.</w:t>
       </w:r>
       <w:r>
         <w:rPr>
@@ -3692,14 +3424,7 @@
         <w:rPr>
           <w:rFonts w:ascii="Arial" w:hAnsi="Arial" w:cs="Arial"/>
         </w:rPr>
-        <w:t>there_are_marital_</w:t>
-      </w:r>
-      <w:proofErr w:type="gramStart"/>
-      <w:r>
-        <w:rPr>
-          <w:rFonts w:ascii="Arial" w:hAnsi="Arial" w:cs="Arial"/>
-        </w:rPr>
-        <w:t>children</w:t>
+        <w:t>there_are_marital_children</w:t>
       </w:r>
       <w:proofErr w:type="spellEnd"/>
       <w:r>
@@ -3708,7 +3433,6 @@
         </w:rPr>
         <w:t xml:space="preserve"> %}</w:t>
       </w:r>
-      <w:proofErr w:type="gramEnd"/>
     </w:p>
     <w:p>
       <w:pPr>
@@ -3763,21 +3487,7 @@
         <w:rPr>
           <w:rFonts w:ascii="Arial" w:hAnsi="Arial" w:cs="Arial"/>
         </w:rPr>
-        <w:t xml:space="preserve"> </w:t>
-      </w:r>
-      <w:proofErr w:type="gramStart"/>
-      <w:r>
-        <w:rPr>
-          <w:rFonts w:ascii="Arial" w:hAnsi="Arial" w:cs="Arial"/>
-        </w:rPr>
-        <w:t>Judgment, and</w:t>
-      </w:r>
-      <w:proofErr w:type="gramEnd"/>
-      <w:r>
-        <w:rPr>
-          <w:rFonts w:ascii="Arial" w:hAnsi="Arial" w:cs="Arial"/>
-        </w:rPr>
-        <w:t xml:space="preserve"> read Step 8.</w:t>
+        <w:t xml:space="preserve"> Judgment, and read Step 8.</w:t>
       </w:r>
     </w:p>
     <w:p>
@@ -3803,7 +3513,6 @@
         </w:rPr>
         <w:t xml:space="preserve">{%p </w:t>
       </w:r>
-      <w:proofErr w:type="gramStart"/>
       <w:r>
         <w:rPr>
           <w:rFonts w:ascii="Arial" w:hAnsi="Arial" w:cs="Arial"/>
@@ -3816,7 +3525,6 @@
         </w:rPr>
         <w:t xml:space="preserve"> %}</w:t>
       </w:r>
-      <w:proofErr w:type="gramEnd"/>
     </w:p>
     <w:p>
       <w:pPr>
@@ -3871,21 +3579,7 @@
         <w:rPr>
           <w:rFonts w:ascii="Arial" w:hAnsi="Arial" w:cs="Arial"/>
         </w:rPr>
-        <w:t xml:space="preserve"> </w:t>
-      </w:r>
-      <w:proofErr w:type="gramStart"/>
-      <w:r>
-        <w:rPr>
-          <w:rFonts w:ascii="Arial" w:hAnsi="Arial" w:cs="Arial"/>
-        </w:rPr>
-        <w:t>Judgment, and</w:t>
-      </w:r>
-      <w:proofErr w:type="gramEnd"/>
-      <w:r>
-        <w:rPr>
-          <w:rFonts w:ascii="Arial" w:hAnsi="Arial" w:cs="Arial"/>
-        </w:rPr>
-        <w:t xml:space="preserve"> read Step 8.</w:t>
+        <w:t xml:space="preserve"> Judgment, and read Step 8.</w:t>
       </w:r>
     </w:p>
     <w:p>
@@ -3911,16 +3605,8 @@
         <w:rPr>
           <w:rFonts w:ascii="Arial" w:hAnsi="Arial" w:cs="Arial"/>
         </w:rPr>
-        <w:t xml:space="preserve">{%p </w:t>
-      </w:r>
-      <w:proofErr w:type="gramStart"/>
-      <w:r>
-        <w:rPr>
-          <w:rFonts w:ascii="Arial" w:hAnsi="Arial" w:cs="Arial"/>
-        </w:rPr>
-        <w:t>endif %}</w:t>
-      </w:r>
-      <w:proofErr w:type="gramEnd"/>
+        <w:t>{%p endif %}</w:t>
+      </w:r>
     </w:p>
     <w:p>
       <w:pPr>
@@ -3936,64 +3622,28 @@
         <w:rPr>
           <w:rFonts w:ascii="Arial" w:hAnsi="Arial" w:cs="Arial"/>
         </w:rPr>
+        <w:t>{%p endif %}</w:t>
+      </w:r>
+    </w:p>
+    <w:p>
+      <w:pPr>
+        <w:spacing w:after="0" w:line="240" w:lineRule="auto"/>
+        <w:ind w:right="-547"/>
+        <w:rPr>
+          <w:rFonts w:ascii="Arial" w:hAnsi="Arial" w:cs="Arial"/>
+        </w:rPr>
+      </w:pPr>
+      <w:r>
+        <w:rPr>
+          <w:rFonts w:ascii="Arial" w:hAnsi="Arial" w:cs="Arial"/>
+        </w:rPr>
         <w:t xml:space="preserve">{%p </w:t>
       </w:r>
-      <w:proofErr w:type="gramStart"/>
-      <w:r>
-        <w:rPr>
-          <w:rFonts w:ascii="Arial" w:hAnsi="Arial" w:cs="Arial"/>
-        </w:rPr>
-        <w:t>endif %}</w:t>
-      </w:r>
-      <w:proofErr w:type="gramEnd"/>
-    </w:p>
-    <w:p>
-      <w:pPr>
-        <w:spacing w:after="0" w:line="240" w:lineRule="auto"/>
-        <w:ind w:right="-547"/>
-        <w:rPr>
-          <w:rFonts w:ascii="Arial" w:hAnsi="Arial" w:cs="Arial"/>
-        </w:rPr>
-      </w:pPr>
-      <w:r>
-        <w:rPr>
-          <w:rFonts w:ascii="Arial" w:hAnsi="Arial" w:cs="Arial"/>
-        </w:rPr>
-        <w:t xml:space="preserve">{%p </w:t>
-      </w:r>
-      <w:r>
-        <w:rPr>
-          <w:rFonts w:ascii="Arial" w:hAnsi="Arial" w:cs="Arial"/>
-        </w:rPr>
-        <w:t xml:space="preserve">if </w:t>
-      </w:r>
-      <w:proofErr w:type="spellStart"/>
-      <w:r>
-        <w:rPr>
-          <w:rFonts w:ascii="Arial" w:hAnsi="Arial" w:cs="Arial"/>
-        </w:rPr>
-        <w:t>tool_ID</w:t>
-      </w:r>
-      <w:proofErr w:type="spellEnd"/>
-      <w:r>
-        <w:rPr>
-          <w:rFonts w:ascii="Arial" w:hAnsi="Arial" w:cs="Arial"/>
-        </w:rPr>
-        <w:t xml:space="preserve"> == “</w:t>
-      </w:r>
-      <w:proofErr w:type="spellStart"/>
-      <w:r>
-        <w:rPr>
-          <w:rFonts w:ascii="Arial" w:hAnsi="Arial" w:cs="Arial"/>
-        </w:rPr>
-        <w:t>divorce_answer</w:t>
-      </w:r>
-      <w:proofErr w:type="spellEnd"/>
-      <w:r>
-        <w:rPr>
-          <w:rFonts w:ascii="Arial" w:hAnsi="Arial" w:cs="Arial"/>
-        </w:rPr>
-        <w:t>”</w:t>
+      <w:r>
+        <w:rPr>
+          <w:rFonts w:ascii="Arial" w:hAnsi="Arial" w:cs="Arial"/>
+        </w:rPr>
+        <w:t>if tool_ID == “divorce_answer”</w:t>
       </w:r>
       <w:r>
         <w:rPr>
@@ -4054,7 +3704,21 @@
         <w:rPr>
           <w:rFonts w:ascii="Arial" w:hAnsi="Arial" w:cs="Arial"/>
         </w:rPr>
-        <w:t>and serve it on the plaintiff, unless you both agree in writing not to exchange the form.</w:t>
+        <w:t xml:space="preserve">and serve it on the plaintiff, </w:t>
+      </w:r>
+      <w:r>
+        <w:rPr>
+          <w:rFonts w:ascii="Arial" w:hAnsi="Arial" w:cs="Arial"/>
+          <w:b/>
+          <w:bCs/>
+        </w:rPr>
+        <w:t>unless you both agree in writing not to exchange the form</w:t>
+      </w:r>
+      <w:r>
+        <w:rPr>
+          <w:rFonts w:ascii="Arial" w:hAnsi="Arial" w:cs="Arial"/>
+        </w:rPr>
+        <w:t>.</w:t>
       </w:r>
       <w:r>
         <w:rPr>
@@ -4097,14 +3761,7 @@
         <w:rPr>
           <w:rFonts w:ascii="Arial" w:hAnsi="Arial" w:cs="Arial"/>
         </w:rPr>
-        <w:t>there_are_marital_</w:t>
-      </w:r>
-      <w:proofErr w:type="gramStart"/>
-      <w:r>
-        <w:rPr>
-          <w:rFonts w:ascii="Arial" w:hAnsi="Arial" w:cs="Arial"/>
-        </w:rPr>
-        <w:t>children</w:t>
+        <w:t>there_are_marital_children</w:t>
       </w:r>
       <w:proofErr w:type="spellEnd"/>
       <w:r>
@@ -4113,7 +3770,6 @@
         </w:rPr>
         <w:t xml:space="preserve"> %}</w:t>
       </w:r>
-      <w:proofErr w:type="gramEnd"/>
     </w:p>
     <w:p>
       <w:pPr>
@@ -4180,7 +3836,6 @@
         </w:rPr>
         <w:t xml:space="preserve">{%p </w:t>
       </w:r>
-      <w:proofErr w:type="gramStart"/>
       <w:r>
         <w:rPr>
           <w:rFonts w:ascii="Arial" w:hAnsi="Arial" w:cs="Arial"/>
@@ -4193,7 +3848,6 @@
         </w:rPr>
         <w:t xml:space="preserve"> %}</w:t>
       </w:r>
-      <w:proofErr w:type="gramEnd"/>
     </w:p>
     <w:p>
       <w:pPr>
@@ -4260,16 +3914,8 @@
         <w:rPr>
           <w:rFonts w:ascii="Arial" w:hAnsi="Arial" w:cs="Arial"/>
         </w:rPr>
-        <w:t xml:space="preserve">{%p </w:t>
-      </w:r>
-      <w:proofErr w:type="gramStart"/>
-      <w:r>
-        <w:rPr>
-          <w:rFonts w:ascii="Arial" w:hAnsi="Arial" w:cs="Arial"/>
-        </w:rPr>
-        <w:t>endif %}</w:t>
-      </w:r>
-      <w:proofErr w:type="gramEnd"/>
+        <w:t>{%p endif %}</w:t>
+      </w:r>
     </w:p>
     <w:p>
       <w:pPr>
@@ -4285,14 +3931,7 @@
         <w:rPr>
           <w:rFonts w:ascii="Arial" w:hAnsi="Arial" w:cs="Arial"/>
         </w:rPr>
-        <w:t xml:space="preserve">{%p </w:t>
-      </w:r>
-      <w:proofErr w:type="gramStart"/>
-      <w:r>
-        <w:rPr>
-          <w:rFonts w:ascii="Arial" w:hAnsi="Arial" w:cs="Arial"/>
-        </w:rPr>
-        <w:t>endif %</w:t>
+        <w:t>{%p endif %</w:t>
       </w:r>
       <w:r>
         <w:rPr>
@@ -4300,7 +3939,6 @@
         </w:rPr>
         <w:t>}</w:t>
       </w:r>
-      <w:proofErr w:type="gramEnd"/>
     </w:p>
     <w:sectPr>
       <w:footerReference w:type="default" r:id="rId29"/>

--- a/docassemble/MLHDivorceAndCustody/data/templates/reminders_template.docx
+++ b/docassemble/MLHDivorceAndCustody/data/templates/reminders_template.docx
@@ -815,7 +815,21 @@
         <w:rPr>
           <w:rFonts w:ascii="Arial" w:hAnsi="Arial" w:cs="Arial"/>
         </w:rPr>
-        <w:t>if tool_ID in [“</w:t>
+        <w:t xml:space="preserve">if </w:t>
+      </w:r>
+      <w:proofErr w:type="spellStart"/>
+      <w:r>
+        <w:rPr>
+          <w:rFonts w:ascii="Arial" w:hAnsi="Arial" w:cs="Arial"/>
+        </w:rPr>
+        <w:t>tool_ID</w:t>
+      </w:r>
+      <w:proofErr w:type="spellEnd"/>
+      <w:r>
+        <w:rPr>
+          <w:rFonts w:ascii="Arial" w:hAnsi="Arial" w:cs="Arial"/>
+        </w:rPr>
+        <w:t xml:space="preserve"> in [“</w:t>
       </w:r>
       <w:proofErr w:type="spellStart"/>
       <w:r>
@@ -1082,7 +1096,21 @@
         <w:rPr>
           <w:rFonts w:ascii="Arial" w:hAnsi="Arial" w:cs="Arial"/>
         </w:rPr>
-        <w:t>if tool_ID in [“</w:t>
+        <w:t xml:space="preserve">if </w:t>
+      </w:r>
+      <w:proofErr w:type="spellStart"/>
+      <w:r>
+        <w:rPr>
+          <w:rFonts w:ascii="Arial" w:hAnsi="Arial" w:cs="Arial"/>
+        </w:rPr>
+        <w:t>tool_ID</w:t>
+      </w:r>
+      <w:proofErr w:type="spellEnd"/>
+      <w:r>
+        <w:rPr>
+          <w:rFonts w:ascii="Arial" w:hAnsi="Arial" w:cs="Arial"/>
+        </w:rPr>
+        <w:t xml:space="preserve"> in [“</w:t>
       </w:r>
       <w:proofErr w:type="spellStart"/>
       <w:r>
@@ -1325,7 +1353,21 @@
         <w:rPr>
           <w:rFonts w:ascii="Arial" w:hAnsi="Arial" w:cs="Arial"/>
         </w:rPr>
-        <w:t>if tool_ID in [“</w:t>
+        <w:t xml:space="preserve">if </w:t>
+      </w:r>
+      <w:proofErr w:type="spellStart"/>
+      <w:r>
+        <w:rPr>
+          <w:rFonts w:ascii="Arial" w:hAnsi="Arial" w:cs="Arial"/>
+        </w:rPr>
+        <w:t>tool_ID</w:t>
+      </w:r>
+      <w:proofErr w:type="spellEnd"/>
+      <w:r>
+        <w:rPr>
+          <w:rFonts w:ascii="Arial" w:hAnsi="Arial" w:cs="Arial"/>
+        </w:rPr>
+        <w:t xml:space="preserve"> in [“</w:t>
       </w:r>
       <w:proofErr w:type="spellStart"/>
       <w:r>
@@ -2030,25 +2072,67 @@
         <w:rPr>
           <w:rFonts w:ascii="Arial" w:hAnsi="Arial" w:cs="Arial"/>
         </w:rPr>
-        <w:t>children.filter(legal_parent="both")</w:t>
-      </w:r>
-      <w:r>
-        <w:rPr>
-          <w:rFonts w:ascii="Arial" w:hAnsi="Arial" w:cs="Arial"/>
-        </w:rPr>
-        <w:t>.filter(revoke_paternity_reminder=True</w:t>
-      </w:r>
-      <w:r>
-        <w:rPr>
-          <w:rFonts w:ascii="Arial" w:hAnsi="Arial" w:cs="Arial"/>
-        </w:rPr>
-        <w:t>)</w:t>
-      </w:r>
-      <w:r>
-        <w:rPr>
-          <w:rFonts w:ascii="Arial" w:hAnsi="Arial" w:cs="Arial"/>
-        </w:rPr>
-        <w:t xml:space="preserve"> | length &gt; 0 %}</w:t>
+        <w:t>(</w:t>
+      </w:r>
+      <w:proofErr w:type="spellStart"/>
+      <w:r>
+        <w:rPr>
+          <w:rFonts w:ascii="Arial" w:hAnsi="Arial" w:cs="Arial"/>
+        </w:rPr>
+        <w:t>parentage_affidavit_revoke</w:t>
+      </w:r>
+      <w:proofErr w:type="spellEnd"/>
+      <w:r>
+        <w:rPr>
+          <w:rFonts w:ascii="Arial" w:hAnsi="Arial" w:cs="Arial"/>
+        </w:rPr>
+        <w:t xml:space="preserve"> </w:t>
+      </w:r>
+      <w:r>
+        <w:rPr>
+          <w:rFonts w:ascii="Arial" w:hAnsi="Arial" w:cs="Arial"/>
+        </w:rPr>
+        <w:t xml:space="preserve">or </w:t>
+      </w:r>
+      <w:proofErr w:type="spellStart"/>
+      <w:r>
+        <w:rPr>
+          <w:rFonts w:ascii="Arial" w:hAnsi="Arial" w:cs="Arial"/>
+        </w:rPr>
+        <w:t>parentage_order_revoke</w:t>
+      </w:r>
+      <w:proofErr w:type="spellEnd"/>
+      <w:r>
+        <w:rPr>
+          <w:rFonts w:ascii="Arial" w:hAnsi="Arial" w:cs="Arial"/>
+        </w:rPr>
+        <w:t xml:space="preserve"> </w:t>
+      </w:r>
+      <w:r>
+        <w:rPr>
+          <w:rFonts w:ascii="Arial" w:hAnsi="Arial" w:cs="Arial"/>
+        </w:rPr>
+        <w:t xml:space="preserve">or </w:t>
+      </w:r>
+      <w:proofErr w:type="spellStart"/>
+      <w:r>
+        <w:rPr>
+          <w:rFonts w:ascii="Arial" w:hAnsi="Arial" w:cs="Arial"/>
+        </w:rPr>
+        <w:t>parentage_marital_revoke</w:t>
+      </w:r>
+      <w:proofErr w:type="spellEnd"/>
+      <w:r>
+        <w:rPr>
+          <w:rFonts w:ascii="Arial" w:hAnsi="Arial" w:cs="Arial"/>
+        </w:rPr>
+        <w:t xml:space="preserve">) </w:t>
+      </w:r>
+      <w:r>
+        <w:rPr>
+          <w:rFonts w:ascii="Arial" w:hAnsi="Arial" w:cs="Arial"/>
+        </w:rPr>
+        <w:t>%}</w:t>
       </w:r>
     </w:p>
     <w:p>
@@ -2090,19 +2174,31 @@
         <w:rPr>
           <w:rFonts w:ascii="Arial" w:hAnsi="Arial" w:cs="Arial"/>
         </w:rPr>
-        <w:t xml:space="preserve"> you </w:t>
-      </w:r>
-      <w:r>
-        <w:rPr>
-          <w:rFonts w:ascii="Arial" w:hAnsi="Arial" w:cs="Arial"/>
-        </w:rPr>
-        <w:t>plan</w:t>
-      </w:r>
-      <w:r>
-        <w:rPr>
-          <w:rFonts w:ascii="Arial" w:hAnsi="Arial" w:cs="Arial"/>
-        </w:rPr>
-        <w:t xml:space="preserve"> to file a motion asking the court to revoke pa</w:t>
+        <w:t xml:space="preserve"> you</w:t>
+      </w:r>
+      <w:r>
+        <w:rPr>
+          <w:rFonts w:ascii="Arial" w:hAnsi="Arial" w:cs="Arial"/>
+        </w:rPr>
+        <w:t xml:space="preserve"> plan to</w:t>
+      </w:r>
+      <w:r>
+        <w:rPr>
+          <w:rFonts w:ascii="Arial" w:hAnsi="Arial" w:cs="Arial"/>
+        </w:rPr>
+        <w:t xml:space="preserve"> revoke </w:t>
+      </w:r>
+      <w:r>
+        <w:rPr>
+          <w:rFonts w:ascii="Arial" w:hAnsi="Arial" w:cs="Arial"/>
+        </w:rPr>
+        <w:t xml:space="preserve">(undo) the legal </w:t>
+      </w:r>
+      <w:r>
+        <w:rPr>
+          <w:rFonts w:ascii="Arial" w:hAnsi="Arial" w:cs="Arial"/>
+        </w:rPr>
+        <w:t>pa</w:t>
       </w:r>
       <w:r>
         <w:rPr>
@@ -2114,7 +2210,19 @@
         <w:rPr>
           <w:rFonts w:ascii="Arial" w:hAnsi="Arial" w:cs="Arial"/>
         </w:rPr>
-        <w:t xml:space="preserve"> for one or more children</w:t>
+        <w:t xml:space="preserve"> </w:t>
+      </w:r>
+      <w:r>
+        <w:rPr>
+          <w:rFonts w:ascii="Arial" w:hAnsi="Arial" w:cs="Arial"/>
+        </w:rPr>
+        <w:t>of</w:t>
+      </w:r>
+      <w:r>
+        <w:rPr>
+          <w:rFonts w:ascii="Arial" w:hAnsi="Arial" w:cs="Arial"/>
+        </w:rPr>
+        <w:t xml:space="preserve"> one or more children</w:t>
       </w:r>
       <w:r>
         <w:rPr>
@@ -2131,20 +2239,282 @@
           <w:rFonts w:ascii="Arial" w:hAnsi="Arial" w:cs="Arial"/>
         </w:rPr>
       </w:pPr>
-    </w:p>
-    <w:p>
-      <w:pPr>
-        <w:spacing w:after="0" w:line="240" w:lineRule="auto"/>
-        <w:ind w:right="-547"/>
-        <w:rPr>
-          <w:rFonts w:ascii="Arial" w:hAnsi="Arial" w:cs="Arial"/>
-        </w:rPr>
-      </w:pPr>
-      <w:r>
-        <w:rPr>
-          <w:rFonts w:ascii="Arial" w:hAnsi="Arial" w:cs="Arial"/>
-        </w:rPr>
-        <w:t xml:space="preserve">Use the </w:t>
+      <w:r>
+        <w:rPr>
+          <w:rFonts w:ascii="Arial" w:hAnsi="Arial" w:cs="Arial"/>
+        </w:rPr>
+        <w:t>{%p</w:t>
+      </w:r>
+      <w:r>
+        <w:rPr>
+          <w:rFonts w:ascii="Arial" w:hAnsi="Arial" w:cs="Arial"/>
+        </w:rPr>
+        <w:t xml:space="preserve"> </w:t>
+      </w:r>
+      <w:r>
+        <w:rPr>
+          <w:rFonts w:ascii="Arial" w:hAnsi="Arial" w:cs="Arial"/>
+        </w:rPr>
+        <w:t xml:space="preserve">if </w:t>
+      </w:r>
+      <w:proofErr w:type="spellStart"/>
+      <w:r>
+        <w:rPr>
+          <w:rFonts w:ascii="Arial" w:hAnsi="Arial" w:cs="Arial"/>
+        </w:rPr>
+        <w:t>parentage_affidavit_</w:t>
+      </w:r>
+      <w:proofErr w:type="gramStart"/>
+      <w:r>
+        <w:rPr>
+          <w:rFonts w:ascii="Arial" w:hAnsi="Arial" w:cs="Arial"/>
+        </w:rPr>
+        <w:t>revoke</w:t>
+      </w:r>
+      <w:proofErr w:type="spellEnd"/>
+      <w:r>
+        <w:rPr>
+          <w:rFonts w:ascii="Arial" w:hAnsi="Arial" w:cs="Arial"/>
+        </w:rPr>
+        <w:t xml:space="preserve"> %}</w:t>
+      </w:r>
+      <w:proofErr w:type="gramEnd"/>
+    </w:p>
+    <w:p>
+      <w:pPr>
+        <w:spacing w:after="0" w:line="240" w:lineRule="auto"/>
+        <w:ind w:right="-547"/>
+        <w:rPr>
+          <w:rFonts w:ascii="Arial" w:hAnsi="Arial" w:cs="Arial"/>
+        </w:rPr>
+      </w:pPr>
+    </w:p>
+    <w:p>
+      <w:pPr>
+        <w:spacing w:after="0" w:line="240" w:lineRule="auto"/>
+        <w:ind w:right="-547"/>
+        <w:rPr>
+          <w:rFonts w:ascii="Arial" w:hAnsi="Arial" w:cs="Arial"/>
+        </w:rPr>
+      </w:pPr>
+      <w:r>
+        <w:rPr>
+          <w:rFonts w:ascii="Arial" w:hAnsi="Arial" w:cs="Arial"/>
+        </w:rPr>
+        <w:t>For</w:t>
+      </w:r>
+      <w:r>
+        <w:rPr>
+          <w:rFonts w:ascii="Arial" w:hAnsi="Arial" w:cs="Arial"/>
+        </w:rPr>
+        <w:t xml:space="preserve"> parentage established by affidavit, file a [Complaint/Motion and Affidavit to Revoke Acknowledgment of Parentage, CC-</w:t>
+      </w:r>
+      <w:proofErr w:type="gramStart"/>
+      <w:r>
+        <w:rPr>
+          <w:rFonts w:ascii="Arial" w:hAnsi="Arial" w:cs="Arial"/>
+        </w:rPr>
+        <w:t>435](</w:t>
+      </w:r>
+      <w:proofErr w:type="gramEnd"/>
+      <w:r>
+        <w:rPr>
+          <w:rFonts w:ascii="Arial" w:hAnsi="Arial" w:cs="Arial"/>
+        </w:rPr>
+        <w:t xml:space="preserve">https://www.courts.michigan.gov/49302a/siteassets/forms/scao-approved/cc435_new.pdf) form </w:t>
+      </w:r>
+      <w:r>
+        <w:rPr>
+          <w:rFonts w:ascii="Arial" w:hAnsi="Arial" w:cs="Arial"/>
+        </w:rPr>
+        <w:lastRenderedPageBreak/>
+        <w:t>along with the forms you file to start your divorce case. This type of case can be complex. You may want to find a lawyer to help you.</w:t>
+      </w:r>
+    </w:p>
+    <w:p>
+      <w:pPr>
+        <w:spacing w:after="0" w:line="240" w:lineRule="auto"/>
+        <w:ind w:right="-547"/>
+        <w:rPr>
+          <w:rFonts w:ascii="Arial" w:hAnsi="Arial" w:cs="Arial"/>
+        </w:rPr>
+      </w:pPr>
+      <w:r>
+        <w:rPr>
+          <w:rFonts w:ascii="Arial" w:hAnsi="Arial" w:cs="Arial"/>
+        </w:rPr>
+        <w:t>{%p endif %]</w:t>
+      </w:r>
+    </w:p>
+    <w:p>
+      <w:pPr>
+        <w:spacing w:after="0" w:line="240" w:lineRule="auto"/>
+        <w:ind w:right="-547"/>
+        <w:rPr>
+          <w:rFonts w:ascii="Arial" w:hAnsi="Arial" w:cs="Arial"/>
+        </w:rPr>
+      </w:pPr>
+      <w:r>
+        <w:rPr>
+          <w:rFonts w:ascii="Arial" w:hAnsi="Arial" w:cs="Arial"/>
+        </w:rPr>
+        <w:t xml:space="preserve">{%p if </w:t>
+      </w:r>
+      <w:proofErr w:type="spellStart"/>
+      <w:r>
+        <w:rPr>
+          <w:rFonts w:ascii="Arial" w:hAnsi="Arial" w:cs="Arial"/>
+        </w:rPr>
+        <w:t>parentage_order_</w:t>
+      </w:r>
+      <w:proofErr w:type="gramStart"/>
+      <w:r>
+        <w:rPr>
+          <w:rFonts w:ascii="Arial" w:hAnsi="Arial" w:cs="Arial"/>
+        </w:rPr>
+        <w:t>revoke</w:t>
+      </w:r>
+      <w:proofErr w:type="spellEnd"/>
+      <w:r>
+        <w:rPr>
+          <w:rFonts w:ascii="Arial" w:hAnsi="Arial" w:cs="Arial"/>
+        </w:rPr>
+        <w:t xml:space="preserve"> %}</w:t>
+      </w:r>
+      <w:proofErr w:type="gramEnd"/>
+    </w:p>
+    <w:p>
+      <w:pPr>
+        <w:spacing w:after="0" w:line="240" w:lineRule="auto"/>
+        <w:ind w:right="-547"/>
+        <w:rPr>
+          <w:rFonts w:ascii="Arial" w:hAnsi="Arial" w:cs="Arial"/>
+        </w:rPr>
+      </w:pPr>
+    </w:p>
+    <w:p>
+      <w:pPr>
+        <w:spacing w:after="0" w:line="240" w:lineRule="auto"/>
+        <w:ind w:right="-547"/>
+        <w:rPr>
+          <w:rFonts w:ascii="Arial" w:hAnsi="Arial" w:cs="Arial"/>
+        </w:rPr>
+      </w:pPr>
+      <w:r>
+        <w:rPr>
+          <w:rFonts w:ascii="Arial" w:hAnsi="Arial" w:cs="Arial"/>
+        </w:rPr>
+        <w:t>For</w:t>
+      </w:r>
+      <w:r>
+        <w:rPr>
+          <w:rFonts w:ascii="Arial" w:hAnsi="Arial" w:cs="Arial"/>
+        </w:rPr>
+        <w:t xml:space="preserve"> parentage established by a court order, file a [Motion to Set Aside Order of Filiation, CC-</w:t>
+      </w:r>
+      <w:proofErr w:type="gramStart"/>
+      <w:r>
+        <w:rPr>
+          <w:rFonts w:ascii="Arial" w:hAnsi="Arial" w:cs="Arial"/>
+        </w:rPr>
+        <w:t>437](</w:t>
+      </w:r>
+      <w:proofErr w:type="gramEnd"/>
+      <w:r>
+        <w:rPr>
+          <w:rFonts w:ascii="Arial" w:hAnsi="Arial" w:cs="Arial"/>
+        </w:rPr>
+        <w:t>https://www.courts.michigan.gov/4a8194/siteassets/forms/scao-approved/cc437.pdf) in the same case that the Order of Filiation was entered in. This type of case can be complex. You may want to find a lawyer to help you."</w:t>
+      </w:r>
+    </w:p>
+    <w:p>
+      <w:pPr>
+        <w:spacing w:after="0" w:line="240" w:lineRule="auto"/>
+        <w:ind w:right="-547"/>
+        <w:rPr>
+          <w:rFonts w:ascii="Arial" w:hAnsi="Arial" w:cs="Arial"/>
+        </w:rPr>
+      </w:pPr>
+      <w:r>
+        <w:rPr>
+          <w:rFonts w:ascii="Arial" w:hAnsi="Arial" w:cs="Arial"/>
+        </w:rPr>
+        <w:t xml:space="preserve">{%p </w:t>
+      </w:r>
+      <w:proofErr w:type="gramStart"/>
+      <w:r>
+        <w:rPr>
+          <w:rFonts w:ascii="Arial" w:hAnsi="Arial" w:cs="Arial"/>
+        </w:rPr>
+        <w:t>endif %}</w:t>
+      </w:r>
+      <w:proofErr w:type="gramEnd"/>
+    </w:p>
+    <w:p>
+      <w:pPr>
+        <w:spacing w:after="0" w:line="240" w:lineRule="auto"/>
+        <w:ind w:right="-547"/>
+        <w:rPr>
+          <w:rFonts w:ascii="Arial" w:hAnsi="Arial" w:cs="Arial"/>
+        </w:rPr>
+      </w:pPr>
+      <w:r>
+        <w:rPr>
+          <w:rFonts w:ascii="Arial" w:hAnsi="Arial" w:cs="Arial"/>
+        </w:rPr>
+        <w:t xml:space="preserve">{%p if </w:t>
+      </w:r>
+      <w:proofErr w:type="spellStart"/>
+      <w:r>
+        <w:rPr>
+          <w:rFonts w:ascii="Arial" w:hAnsi="Arial" w:cs="Arial"/>
+        </w:rPr>
+        <w:t>parentage_marital_</w:t>
+      </w:r>
+      <w:proofErr w:type="gramStart"/>
+      <w:r>
+        <w:rPr>
+          <w:rFonts w:ascii="Arial" w:hAnsi="Arial" w:cs="Arial"/>
+        </w:rPr>
+        <w:t>revoke</w:t>
+      </w:r>
+      <w:proofErr w:type="spellEnd"/>
+      <w:r>
+        <w:rPr>
+          <w:rFonts w:ascii="Arial" w:hAnsi="Arial" w:cs="Arial"/>
+        </w:rPr>
+        <w:t xml:space="preserve"> %}</w:t>
+      </w:r>
+      <w:proofErr w:type="gramEnd"/>
+    </w:p>
+    <w:p>
+      <w:pPr>
+        <w:spacing w:after="0" w:line="240" w:lineRule="auto"/>
+        <w:ind w:right="-547"/>
+        <w:rPr>
+          <w:rFonts w:ascii="Arial" w:hAnsi="Arial" w:cs="Arial"/>
+        </w:rPr>
+      </w:pPr>
+    </w:p>
+    <w:p>
+      <w:pPr>
+        <w:spacing w:after="0" w:line="240" w:lineRule="auto"/>
+        <w:ind w:right="-547"/>
+        <w:rPr>
+          <w:rFonts w:ascii="Arial" w:hAnsi="Arial" w:cs="Arial"/>
+        </w:rPr>
+      </w:pPr>
+      <w:r>
+        <w:rPr>
+          <w:rFonts w:ascii="Arial" w:hAnsi="Arial" w:cs="Arial"/>
+        </w:rPr>
+        <w:t>For</w:t>
+      </w:r>
+      <w:r>
+        <w:rPr>
+          <w:rFonts w:ascii="Arial" w:hAnsi="Arial" w:cs="Arial"/>
+        </w:rPr>
+        <w:t xml:space="preserve"> parentage established by marriage, use the </w:t>
       </w:r>
       <w:hyperlink r:id="rId19" w:history="1">
         <w:r>
@@ -2161,12 +2531,15 @@
         </w:rPr>
         <w:t xml:space="preserve"> (</w:t>
       </w:r>
-      <w:r>
-        <w:rPr>
-          <w:rFonts w:ascii="Arial" w:hAnsi="Arial" w:cs="Arial"/>
-        </w:rPr>
-        <w:t>https://michiganlegalhelp.org/node/6243</w:t>
-      </w:r>
+      <w:hyperlink r:id="rId20" w:history="1">
+        <w:r>
+          <w:rPr>
+            <w:rStyle w:val="Hyperlink"/>
+            <w:rFonts w:ascii="Arial" w:hAnsi="Arial" w:cs="Arial"/>
+          </w:rPr>
+          <w:t>https://michiganlegalhelp.org/node/6243</w:t>
+        </w:r>
+      </w:hyperlink>
       <w:r>
         <w:rPr>
           <w:rFonts w:ascii="Arial" w:hAnsi="Arial" w:cs="Arial"/>
@@ -2183,50 +2556,78 @@
         <w:rPr>
           <w:rFonts w:ascii="Arial" w:hAnsi="Arial" w:cs="Arial"/>
         </w:rPr>
-        <w:t>tool to prepare the forms you need to do this. These are separate forms that you need in addition to the forms you got from this tool</w:t>
-      </w:r>
-      <w:r>
-        <w:rPr>
-          <w:rFonts w:ascii="Arial" w:hAnsi="Arial" w:cs="Arial"/>
-        </w:rPr>
-        <w:t>.</w:t>
-      </w:r>
-    </w:p>
-    <w:p>
-      <w:pPr>
-        <w:spacing w:after="0" w:line="240" w:lineRule="auto"/>
-        <w:ind w:right="-547"/>
-        <w:rPr>
-          <w:rFonts w:ascii="Arial" w:hAnsi="Arial" w:cs="Arial"/>
-        </w:rPr>
-      </w:pPr>
-    </w:p>
-    <w:p>
-      <w:pPr>
-        <w:spacing w:after="0" w:line="240" w:lineRule="auto"/>
-        <w:ind w:right="-547"/>
-        <w:rPr>
-          <w:rFonts w:ascii="Arial" w:hAnsi="Arial" w:cs="Arial"/>
-        </w:rPr>
-      </w:pPr>
-      <w:r>
-        <w:rPr>
-          <w:rFonts w:ascii="Arial" w:hAnsi="Arial" w:cs="Arial"/>
-        </w:rPr>
-        <w:lastRenderedPageBreak/>
-        <w:t>If the judge revokes pa</w:t>
-      </w:r>
-      <w:r>
-        <w:rPr>
-          <w:rFonts w:ascii="Arial" w:hAnsi="Arial" w:cs="Arial"/>
-        </w:rPr>
-        <w:t>rentage</w:t>
-      </w:r>
-      <w:r>
-        <w:rPr>
-          <w:rFonts w:ascii="Arial" w:hAnsi="Arial" w:cs="Arial"/>
-        </w:rPr>
-        <w:t xml:space="preserve"> before your divorce is final, you will need to correct the Judgment of Divorce before presenting it to the judge. </w:t>
+        <w:t>to create the additional forms you will need.</w:t>
+      </w:r>
+      <w:r>
+        <w:rPr>
+          <w:rFonts w:ascii="Arial" w:hAnsi="Arial" w:cs="Arial"/>
+        </w:rPr>
+        <w:t xml:space="preserve"> </w:t>
+      </w:r>
+    </w:p>
+    <w:p>
+      <w:pPr>
+        <w:spacing w:after="0" w:line="240" w:lineRule="auto"/>
+        <w:ind w:right="-547"/>
+        <w:rPr>
+          <w:rFonts w:ascii="Arial" w:hAnsi="Arial" w:cs="Arial"/>
+        </w:rPr>
+      </w:pPr>
+      <w:r>
+        <w:rPr>
+          <w:rFonts w:ascii="Arial" w:hAnsi="Arial" w:cs="Arial"/>
+        </w:rPr>
+        <w:t xml:space="preserve">{%p </w:t>
+      </w:r>
+      <w:proofErr w:type="gramStart"/>
+      <w:r>
+        <w:rPr>
+          <w:rFonts w:ascii="Arial" w:hAnsi="Arial" w:cs="Arial"/>
+        </w:rPr>
+        <w:t>endif %}</w:t>
+      </w:r>
+      <w:proofErr w:type="gramEnd"/>
+    </w:p>
+    <w:p>
+      <w:pPr>
+        <w:spacing w:after="0" w:line="240" w:lineRule="auto"/>
+        <w:ind w:right="-547"/>
+        <w:rPr>
+          <w:rFonts w:ascii="Arial" w:hAnsi="Arial" w:cs="Arial"/>
+        </w:rPr>
+      </w:pPr>
+    </w:p>
+    <w:p>
+      <w:pPr>
+        <w:spacing w:after="0" w:line="240" w:lineRule="auto"/>
+        <w:ind w:right="-547"/>
+        <w:rPr>
+          <w:rFonts w:ascii="Arial" w:hAnsi="Arial" w:cs="Arial"/>
+        </w:rPr>
+      </w:pPr>
+      <w:r>
+        <w:rPr>
+          <w:rFonts w:ascii="Arial" w:hAnsi="Arial" w:cs="Arial"/>
+        </w:rPr>
+        <w:t>If a child’s parentage is officially revoked (this requires a judge’s order)</w:t>
+      </w:r>
+      <w:r>
+        <w:rPr>
+          <w:rFonts w:ascii="Arial" w:hAnsi="Arial" w:cs="Arial"/>
+        </w:rPr>
+        <w:t xml:space="preserve">, you will need to correct the Judgment of Divorce before presenting it to the </w:t>
+      </w:r>
+      <w:r>
+        <w:rPr>
+          <w:rFonts w:ascii="Arial" w:hAnsi="Arial" w:cs="Arial"/>
+        </w:rPr>
+        <w:t xml:space="preserve">divorce </w:t>
+      </w:r>
+      <w:r>
+        <w:rPr>
+          <w:rFonts w:ascii="Arial" w:hAnsi="Arial" w:cs="Arial"/>
+        </w:rPr>
+        <w:t xml:space="preserve">judge. </w:t>
       </w:r>
     </w:p>
     <w:p>
@@ -2264,7 +2665,7 @@
         </w:rPr>
         <w:t xml:space="preserve">, go to </w:t>
       </w:r>
-      <w:hyperlink r:id="rId20" w:history="1">
+      <w:hyperlink r:id="rId21" w:history="1">
         <w:r>
           <w:rPr>
             <w:rStyle w:val="Hyperlink"/>
@@ -2450,7 +2851,7 @@
         </w:rPr>
         <w:t xml:space="preserve"> your saved answers, start a new </w:t>
       </w:r>
-      <w:hyperlink r:id="rId21" w:history="1">
+      <w:hyperlink r:id="rId22" w:history="1">
         <w:r>
           <w:rPr>
             <w:rStyle w:val="Hyperlink"/>
@@ -2787,7 +3188,7 @@
         </w:rPr>
         <w:t xml:space="preserve">You can use the </w:t>
       </w:r>
-      <w:hyperlink r:id="rId22" w:history="1">
+      <w:hyperlink r:id="rId23" w:history="1">
         <w:r>
           <w:rPr>
             <w:rStyle w:val="Hyperlink"/>
@@ -3100,7 +3501,7 @@
         </w:rPr>
         <w:t xml:space="preserve">If you saved your answers when you created your divorce forms, go to </w:t>
       </w:r>
-      <w:hyperlink r:id="rId23" w:history="1">
+      <w:hyperlink r:id="rId24" w:history="1">
         <w:r>
           <w:rPr>
             <w:rStyle w:val="Hyperlink"/>
@@ -3224,7 +3625,7 @@
         </w:rPr>
         <w:t xml:space="preserve">or you cannot find your saved answers, start a new </w:t>
       </w:r>
-      <w:hyperlink r:id="rId24" w:history="1">
+      <w:hyperlink r:id="rId25" w:history="1">
         <w:r>
           <w:rPr>
             <w:rStyle w:val="Hyperlink"/>
@@ -3338,7 +3739,6 @@
         <w:rPr>
           <w:rFonts w:ascii="Arial" w:hAnsi="Arial" w:cs="Arial"/>
         </w:rPr>
-        <w:lastRenderedPageBreak/>
         <w:t xml:space="preserve">Remember that if the defendant files an Answer, you must fill out and serve the </w:t>
       </w:r>
       <w:r>
@@ -3448,7 +3848,7 @@
         </w:rPr>
         <w:t xml:space="preserve">To learn more about what is required, go to </w:t>
       </w:r>
-      <w:hyperlink r:id="rId25" w:history="1">
+      <w:hyperlink r:id="rId26" w:history="1">
         <w:r>
           <w:rPr>
             <w:rStyle w:val="Hyperlink"/>
@@ -3540,7 +3940,7 @@
         </w:rPr>
         <w:t xml:space="preserve">To learn more about what is required, go to </w:t>
       </w:r>
-      <w:hyperlink r:id="rId26" w:history="1">
+      <w:hyperlink r:id="rId27" w:history="1">
         <w:r>
           <w:rPr>
             <w:rStyle w:val="Hyperlink"/>
@@ -3785,7 +4185,7 @@
         </w:rPr>
         <w:t xml:space="preserve">To learn more about what is required, go to </w:t>
       </w:r>
-      <w:hyperlink r:id="rId27" w:history="1">
+      <w:hyperlink r:id="rId28" w:history="1">
         <w:r>
           <w:rPr>
             <w:rStyle w:val="Hyperlink"/>
@@ -3863,7 +4263,7 @@
         </w:rPr>
         <w:t xml:space="preserve">To learn more about what is required, go to </w:t>
       </w:r>
-      <w:hyperlink r:id="rId28" w:history="1">
+      <w:hyperlink r:id="rId29" w:history="1">
         <w:r>
           <w:rPr>
             <w:rStyle w:val="Hyperlink"/>
@@ -3941,7 +4341,7 @@
       </w:r>
     </w:p>
     <w:sectPr>
-      <w:footerReference w:type="default" r:id="rId29"/>
+      <w:footerReference w:type="default" r:id="rId30"/>
       <w:pgSz w:w="12240" w:h="15840"/>
       <w:pgMar w:top="1440" w:right="1440" w:bottom="1440" w:left="1440" w:header="1440" w:footer="1008" w:gutter="0"/>
       <w:pgNumType w:start="2"/>

--- a/docassemble/MLHDivorceAndCustody/data/templates/reminders_template.docx
+++ b/docassemble/MLHDivorceAndCustody/data/templates/reminders_template.docx
@@ -7,14 +7,14 @@
         <w:pStyle w:val="Heading2"/>
         <w:ind w:left="0"/>
         <w:rPr>
-          <w:sz w:val="28"/>
-          <w:szCs w:val="28"/>
-        </w:rPr>
-      </w:pPr>
-      <w:r>
-        <w:rPr>
-          <w:sz w:val="28"/>
-          <w:szCs w:val="28"/>
+          <w:sz w:val="30"/>
+          <w:szCs w:val="30"/>
+        </w:rPr>
+      </w:pPr>
+      <w:r>
+        <w:rPr>
+          <w:sz w:val="30"/>
+          <w:szCs w:val="30"/>
         </w:rPr>
         <w:t>Important Reminders!</w:t>
       </w:r>
@@ -212,11 +212,19 @@
         <w:t xml:space="preserve">and </w:t>
       </w:r>
       <w:proofErr w:type="spellStart"/>
-      <w:r>
-        <w:rPr>
-          <w:rFonts w:ascii="Arial" w:hAnsi="Arial" w:cs="Arial"/>
-        </w:rPr>
-        <w:t>marriage.have_pension_retirement</w:t>
+      <w:proofErr w:type="gramStart"/>
+      <w:r>
+        <w:rPr>
+          <w:rFonts w:ascii="Arial" w:hAnsi="Arial" w:cs="Arial"/>
+        </w:rPr>
+        <w:t>marriage.have</w:t>
+      </w:r>
+      <w:proofErr w:type="gramEnd"/>
+      <w:r>
+        <w:rPr>
+          <w:rFonts w:ascii="Arial" w:hAnsi="Arial" w:cs="Arial"/>
+        </w:rPr>
+        <w:t>_pension_retirement</w:t>
       </w:r>
       <w:proofErr w:type="spellEnd"/>
       <w:r>
@@ -232,11 +240,19 @@
         <w:t xml:space="preserve">not </w:t>
       </w:r>
       <w:proofErr w:type="spellStart"/>
-      <w:r>
-        <w:rPr>
-          <w:rFonts w:ascii="Arial" w:hAnsi="Arial" w:cs="Arial"/>
-        </w:rPr>
-        <w:t>marriage.pension_retirement_accounts_keep_own</w:t>
+      <w:proofErr w:type="gramStart"/>
+      <w:r>
+        <w:rPr>
+          <w:rFonts w:ascii="Arial" w:hAnsi="Arial" w:cs="Arial"/>
+        </w:rPr>
+        <w:t>marriage.pension</w:t>
+      </w:r>
+      <w:proofErr w:type="gramEnd"/>
+      <w:r>
+        <w:rPr>
+          <w:rFonts w:ascii="Arial" w:hAnsi="Arial" w:cs="Arial"/>
+        </w:rPr>
+        <w:t>_retirement_accounts_keep_own</w:t>
       </w:r>
       <w:proofErr w:type="spellEnd"/>
       <w:r>
@@ -458,8 +474,16 @@
         <w:rPr>
           <w:rFonts w:ascii="Arial" w:hAnsi="Arial" w:cs="Arial"/>
         </w:rPr>
-        <w:t>{%p endif %}</w:t>
-      </w:r>
+        <w:t xml:space="preserve">{%p </w:t>
+      </w:r>
+      <w:proofErr w:type="gramStart"/>
+      <w:r>
+        <w:rPr>
+          <w:rFonts w:ascii="Arial" w:hAnsi="Arial" w:cs="Arial"/>
+        </w:rPr>
+        <w:t>endif %}</w:t>
+      </w:r>
+      <w:proofErr w:type="gramEnd"/>
     </w:p>
     <w:p>
       <w:pPr>
@@ -538,11 +562,19 @@
         <w:t xml:space="preserve">and </w:t>
       </w:r>
       <w:proofErr w:type="spellStart"/>
-      <w:r>
-        <w:rPr>
-          <w:rFonts w:ascii="Arial" w:hAnsi="Arial" w:cs="Arial"/>
-        </w:rPr>
-        <w:t>marriage.personal_property_need_items</w:t>
+      <w:proofErr w:type="gramStart"/>
+      <w:r>
+        <w:rPr>
+          <w:rFonts w:ascii="Arial" w:hAnsi="Arial" w:cs="Arial"/>
+        </w:rPr>
+        <w:t>marriage.personal</w:t>
+      </w:r>
+      <w:proofErr w:type="gramEnd"/>
+      <w:r>
+        <w:rPr>
+          <w:rFonts w:ascii="Arial" w:hAnsi="Arial" w:cs="Arial"/>
+        </w:rPr>
+        <w:t>_property_need_items</w:t>
       </w:r>
       <w:proofErr w:type="spellEnd"/>
       <w:r>
@@ -552,12 +584,14 @@
         <w:t xml:space="preserve"> and </w:t>
       </w:r>
       <w:proofErr w:type="spellStart"/>
+      <w:proofErr w:type="gramStart"/>
       <w:r>
         <w:rPr>
           <w:rFonts w:ascii="Arial" w:hAnsi="Arial" w:cs="Arial"/>
         </w:rPr>
         <w:t>marriage.accounts</w:t>
       </w:r>
+      <w:proofErr w:type="gramEnd"/>
       <w:r>
         <w:rPr>
           <w:rFonts w:ascii="Arial" w:hAnsi="Arial" w:cs="Arial"/>
@@ -613,7 +647,21 @@
         <w:rPr>
           <w:rFonts w:ascii="Arial" w:hAnsi="Arial" w:cs="Arial"/>
         </w:rPr>
-        <w:t xml:space="preserve">Your Judgment of Divorce states how you want your investments to be divided. But there may be problems with actually dividing these assets after the Judgment is final. Dividing investments is not simple. </w:t>
+        <w:t xml:space="preserve">Your Judgment of Divorce states how you want your investments to be divided. But there may be problems with </w:t>
+      </w:r>
+      <w:proofErr w:type="gramStart"/>
+      <w:r>
+        <w:rPr>
+          <w:rFonts w:ascii="Arial" w:hAnsi="Arial" w:cs="Arial"/>
+        </w:rPr>
+        <w:t>actually dividing</w:t>
+      </w:r>
+      <w:proofErr w:type="gramEnd"/>
+      <w:r>
+        <w:rPr>
+          <w:rFonts w:ascii="Arial" w:hAnsi="Arial" w:cs="Arial"/>
+        </w:rPr>
+        <w:t xml:space="preserve"> these assets after the Judgment is final. Dividing investments is not simple. </w:t>
       </w:r>
     </w:p>
     <w:p>
@@ -675,7 +723,21 @@
         <w:rPr>
           <w:rFonts w:ascii="Arial" w:hAnsi="Arial" w:cs="Arial"/>
         </w:rPr>
-        <w:t>There are more steps that need to be followed after the Judgment of Divorce is final. The Michigan Legal Help website can’t help you with this.</w:t>
+        <w:t xml:space="preserve">There are more steps that need to be </w:t>
+      </w:r>
+      <w:proofErr w:type="gramStart"/>
+      <w:r>
+        <w:rPr>
+          <w:rFonts w:ascii="Arial" w:hAnsi="Arial" w:cs="Arial"/>
+        </w:rPr>
+        <w:t>followed after</w:t>
+      </w:r>
+      <w:proofErr w:type="gramEnd"/>
+      <w:r>
+        <w:rPr>
+          <w:rFonts w:ascii="Arial" w:hAnsi="Arial" w:cs="Arial"/>
+        </w:rPr>
+        <w:t xml:space="preserve"> the Judgment of Divorce is final. The Michigan Legal Help website can’t help you with this.</w:t>
       </w:r>
     </w:p>
     <w:p>
@@ -794,8 +856,16 @@
         <w:rPr>
           <w:rFonts w:ascii="Arial" w:hAnsi="Arial" w:cs="Arial"/>
         </w:rPr>
-        <w:t>{%p endif %}</w:t>
-      </w:r>
+        <w:t xml:space="preserve">{%p </w:t>
+      </w:r>
+      <w:proofErr w:type="gramStart"/>
+      <w:r>
+        <w:rPr>
+          <w:rFonts w:ascii="Arial" w:hAnsi="Arial" w:cs="Arial"/>
+        </w:rPr>
+        <w:t>endif %}</w:t>
+      </w:r>
+      <w:proofErr w:type="gramEnd"/>
     </w:p>
     <w:p>
       <w:pPr>
@@ -1075,8 +1145,16 @@
         <w:rPr>
           <w:rFonts w:ascii="Arial" w:hAnsi="Arial" w:cs="Arial"/>
         </w:rPr>
-        <w:t>{%p endif %}</w:t>
-      </w:r>
+        <w:t xml:space="preserve">{%p </w:t>
+      </w:r>
+      <w:proofErr w:type="gramStart"/>
+      <w:r>
+        <w:rPr>
+          <w:rFonts w:ascii="Arial" w:hAnsi="Arial" w:cs="Arial"/>
+        </w:rPr>
+        <w:t>endif %}</w:t>
+      </w:r>
+      <w:proofErr w:type="gramEnd"/>
     </w:p>
     <w:p>
       <w:pPr>
@@ -1332,8 +1410,16 @@
         <w:rPr>
           <w:rFonts w:ascii="Arial" w:hAnsi="Arial" w:cs="Arial"/>
         </w:rPr>
-        <w:t>{%p endif %}</w:t>
-      </w:r>
+        <w:t xml:space="preserve">{%p </w:t>
+      </w:r>
+      <w:proofErr w:type="gramStart"/>
+      <w:r>
+        <w:rPr>
+          <w:rFonts w:ascii="Arial" w:hAnsi="Arial" w:cs="Arial"/>
+        </w:rPr>
+        <w:t>endif %}</w:t>
+      </w:r>
+      <w:proofErr w:type="gramEnd"/>
     </w:p>
     <w:p>
       <w:pPr>
@@ -1472,7 +1558,21 @@
         <w:rPr>
           <w:rFonts w:ascii="Arial" w:hAnsi="Arial" w:cs="Arial"/>
         </w:rPr>
-        <w:t xml:space="preserve">need spousal support for the period of time </w:t>
+        <w:t xml:space="preserve">need spousal support for the </w:t>
+      </w:r>
+      <w:proofErr w:type="gramStart"/>
+      <w:r>
+        <w:rPr>
+          <w:rFonts w:ascii="Arial" w:hAnsi="Arial" w:cs="Arial"/>
+        </w:rPr>
+        <w:t>period of time</w:t>
+      </w:r>
+      <w:proofErr w:type="gramEnd"/>
+      <w:r>
+        <w:rPr>
+          <w:rFonts w:ascii="Arial" w:hAnsi="Arial" w:cs="Arial"/>
+        </w:rPr>
+        <w:t xml:space="preserve"> </w:t>
       </w:r>
       <w:r>
         <w:rPr>
@@ -1766,7 +1866,21 @@
         <w:rPr>
           <w:rFonts w:ascii="Arial" w:hAnsi="Arial" w:cs="Arial"/>
         </w:rPr>
-        <w:t xml:space="preserve"> form. In your motion, you will need to include facts showing that you need spousal support, and that the other party is able to pay. To learn more, read </w:t>
+        <w:t xml:space="preserve"> form. In your </w:t>
+      </w:r>
+      <w:proofErr w:type="gramStart"/>
+      <w:r>
+        <w:rPr>
+          <w:rFonts w:ascii="Arial" w:hAnsi="Arial" w:cs="Arial"/>
+        </w:rPr>
+        <w:t>motion</w:t>
+      </w:r>
+      <w:proofErr w:type="gramEnd"/>
+      <w:r>
+        <w:rPr>
+          <w:rFonts w:ascii="Arial" w:hAnsi="Arial" w:cs="Arial"/>
+        </w:rPr>
+        <w:t xml:space="preserve">, you will need to include facts showing that you need spousal support, and that the other party is able to pay. To learn more, read </w:t>
       </w:r>
       <w:hyperlink r:id="rId15" w:history="1">
         <w:r>
@@ -1945,8 +2059,16 @@
         <w:rPr>
           <w:rFonts w:ascii="Arial" w:hAnsi="Arial" w:cs="Arial"/>
         </w:rPr>
-        <w:t>{%p endif %}</w:t>
-      </w:r>
+        <w:t xml:space="preserve">{%p </w:t>
+      </w:r>
+      <w:proofErr w:type="gramStart"/>
+      <w:r>
+        <w:rPr>
+          <w:rFonts w:ascii="Arial" w:hAnsi="Arial" w:cs="Arial"/>
+        </w:rPr>
+        <w:t>endif %}</w:t>
+      </w:r>
+      <w:proofErr w:type="gramEnd"/>
     </w:p>
     <w:p>
       <w:pPr>
@@ -2239,6 +2361,24 @@
           <w:rFonts w:ascii="Arial" w:hAnsi="Arial" w:cs="Arial"/>
         </w:rPr>
       </w:pPr>
+    </w:p>
+    <w:p>
+      <w:pPr>
+        <w:pStyle w:val="Heading4"/>
+        <w:spacing w:line="276" w:lineRule="auto"/>
+      </w:pPr>
+      <w:r>
+        <w:t>Request revocation of parentage</w:t>
+      </w:r>
+    </w:p>
+    <w:p>
+      <w:pPr>
+        <w:spacing w:after="0" w:line="240" w:lineRule="auto"/>
+        <w:ind w:right="-547"/>
+        <w:rPr>
+          <w:rFonts w:ascii="Arial" w:hAnsi="Arial" w:cs="Arial"/>
+        </w:rPr>
+      </w:pPr>
       <w:r>
         <w:rPr>
           <w:rFonts w:ascii="Arial" w:hAnsi="Arial" w:cs="Arial"/>
@@ -2288,63 +2428,86 @@
           <w:rFonts w:ascii="Arial" w:hAnsi="Arial" w:cs="Arial"/>
         </w:rPr>
       </w:pPr>
-    </w:p>
-    <w:p>
-      <w:pPr>
-        <w:spacing w:after="0" w:line="240" w:lineRule="auto"/>
-        <w:ind w:right="-547"/>
-        <w:rPr>
-          <w:rFonts w:ascii="Arial" w:hAnsi="Arial" w:cs="Arial"/>
-        </w:rPr>
-      </w:pPr>
-      <w:r>
-        <w:rPr>
-          <w:rFonts w:ascii="Arial" w:hAnsi="Arial" w:cs="Arial"/>
-        </w:rPr>
+      <w:r>
+        <w:rPr>
+          <w:rFonts w:ascii="Arial" w:hAnsi="Arial" w:cs="Arial"/>
+        </w:rPr>
+        <w:lastRenderedPageBreak/>
         <w:t>For</w:t>
       </w:r>
       <w:r>
         <w:rPr>
           <w:rFonts w:ascii="Arial" w:hAnsi="Arial" w:cs="Arial"/>
         </w:rPr>
-        <w:t xml:space="preserve"> parentage established by affidavit, file a [Complaint/Motion and Affidavit to Revoke Acknowledgment of Parentage, CC-</w:t>
+        <w:t xml:space="preserve"> parentage established by affidavit, file a </w:t>
+      </w:r>
+      <w:hyperlink r:id="rId19" w:history="1">
+        <w:r>
+          <w:rPr>
+            <w:rStyle w:val="Hyperlink"/>
+            <w:rFonts w:ascii="Arial" w:hAnsi="Arial" w:cs="Arial"/>
+          </w:rPr>
+          <w:t>Complaint/Motion and Affidavit to Revoke Acknowledgment of Parentage, CC</w:t>
+        </w:r>
+        <w:r>
+          <w:rPr>
+            <w:rStyle w:val="Hyperlink"/>
+            <w:rFonts w:ascii="Arial" w:hAnsi="Arial" w:cs="Arial"/>
+          </w:rPr>
+          <w:t xml:space="preserve"> </w:t>
+        </w:r>
+        <w:r>
+          <w:rPr>
+            <w:rStyle w:val="Hyperlink"/>
+            <w:rFonts w:ascii="Arial" w:hAnsi="Arial" w:cs="Arial"/>
+          </w:rPr>
+          <w:t>435</w:t>
+        </w:r>
+      </w:hyperlink>
+      <w:r>
+        <w:rPr>
+          <w:rFonts w:ascii="Arial" w:hAnsi="Arial" w:cs="Arial"/>
+        </w:rPr>
+        <w:t xml:space="preserve"> form along with the forms you file to start your divorce case. This type of case can be complex. You may want to find a lawyer to help you.</w:t>
+      </w:r>
+    </w:p>
+    <w:p>
+      <w:pPr>
+        <w:spacing w:after="0" w:line="240" w:lineRule="auto"/>
+        <w:ind w:right="-547"/>
+        <w:rPr>
+          <w:rFonts w:ascii="Arial" w:hAnsi="Arial" w:cs="Arial"/>
+        </w:rPr>
+      </w:pPr>
+    </w:p>
+    <w:p>
+      <w:pPr>
+        <w:spacing w:after="0" w:line="240" w:lineRule="auto"/>
+        <w:ind w:right="-547"/>
+        <w:rPr>
+          <w:rFonts w:ascii="Arial" w:hAnsi="Arial" w:cs="Arial"/>
+        </w:rPr>
+      </w:pPr>
+      <w:r>
+        <w:rPr>
+          <w:rFonts w:ascii="Arial" w:hAnsi="Arial" w:cs="Arial"/>
+        </w:rPr>
+        <w:t xml:space="preserve">{%p </w:t>
       </w:r>
       <w:proofErr w:type="gramStart"/>
       <w:r>
         <w:rPr>
           <w:rFonts w:ascii="Arial" w:hAnsi="Arial" w:cs="Arial"/>
         </w:rPr>
-        <w:t>435](</w:t>
+        <w:t>endif %</w:t>
+      </w:r>
+      <w:r>
+        <w:rPr>
+          <w:rFonts w:ascii="Arial" w:hAnsi="Arial" w:cs="Arial"/>
+        </w:rPr>
+        <w:t>}</w:t>
       </w:r>
       <w:proofErr w:type="gramEnd"/>
-      <w:r>
-        <w:rPr>
-          <w:rFonts w:ascii="Arial" w:hAnsi="Arial" w:cs="Arial"/>
-        </w:rPr>
-        <w:t xml:space="preserve">https://www.courts.michigan.gov/49302a/siteassets/forms/scao-approved/cc435_new.pdf) form </w:t>
-      </w:r>
-      <w:r>
-        <w:rPr>
-          <w:rFonts w:ascii="Arial" w:hAnsi="Arial" w:cs="Arial"/>
-        </w:rPr>
-        <w:lastRenderedPageBreak/>
-        <w:t>along with the forms you file to start your divorce case. This type of case can be complex. You may want to find a lawyer to help you.</w:t>
-      </w:r>
-    </w:p>
-    <w:p>
-      <w:pPr>
-        <w:spacing w:after="0" w:line="240" w:lineRule="auto"/>
-        <w:ind w:right="-547"/>
-        <w:rPr>
-          <w:rFonts w:ascii="Arial" w:hAnsi="Arial" w:cs="Arial"/>
-        </w:rPr>
-      </w:pPr>
-      <w:r>
-        <w:rPr>
-          <w:rFonts w:ascii="Arial" w:hAnsi="Arial" w:cs="Arial"/>
-        </w:rPr>
-        <w:t>{%p endif %]</w:t>
-      </w:r>
     </w:p>
     <w:p>
       <w:pPr>
@@ -2391,15 +2554,6 @@
           <w:rFonts w:ascii="Arial" w:hAnsi="Arial" w:cs="Arial"/>
         </w:rPr>
       </w:pPr>
-    </w:p>
-    <w:p>
-      <w:pPr>
-        <w:spacing w:after="0" w:line="240" w:lineRule="auto"/>
-        <w:ind w:right="-547"/>
-        <w:rPr>
-          <w:rFonts w:ascii="Arial" w:hAnsi="Arial" w:cs="Arial"/>
-        </w:rPr>
-      </w:pPr>
       <w:r>
         <w:rPr>
           <w:rFonts w:ascii="Arial" w:hAnsi="Arial" w:cs="Arial"/>
@@ -2410,43 +2564,104 @@
         <w:rPr>
           <w:rFonts w:ascii="Arial" w:hAnsi="Arial" w:cs="Arial"/>
         </w:rPr>
-        <w:t xml:space="preserve"> parentage established by a court order, file a [Motion to Set Aside Order of Filiation, CC-</w:t>
+        <w:t xml:space="preserve"> parentage established by a court order, file a </w:t>
+      </w:r>
+      <w:hyperlink r:id="rId20" w:history="1">
+        <w:r>
+          <w:rPr>
+            <w:rStyle w:val="Hyperlink"/>
+            <w:rFonts w:ascii="Arial" w:hAnsi="Arial" w:cs="Arial"/>
+          </w:rPr>
+          <w:t>Motion to Set Aside Order of Filiation, CC</w:t>
+        </w:r>
+        <w:r>
+          <w:rPr>
+            <w:rStyle w:val="Hyperlink"/>
+            <w:rFonts w:ascii="Arial" w:hAnsi="Arial" w:cs="Arial"/>
+          </w:rPr>
+          <w:t xml:space="preserve"> </w:t>
+        </w:r>
+        <w:r>
+          <w:rPr>
+            <w:rStyle w:val="Hyperlink"/>
+            <w:rFonts w:ascii="Arial" w:hAnsi="Arial" w:cs="Arial"/>
+          </w:rPr>
+          <w:t>437</w:t>
+        </w:r>
+      </w:hyperlink>
+      <w:r>
+        <w:rPr>
+          <w:rFonts w:ascii="Arial" w:hAnsi="Arial" w:cs="Arial"/>
+        </w:rPr>
+        <w:t xml:space="preserve"> in the same case that the Order of Filiation was entered in. This type of case can be complex. You may want to find a lawyer to help you."</w:t>
+      </w:r>
+    </w:p>
+    <w:p>
+      <w:pPr>
+        <w:spacing w:after="0" w:line="240" w:lineRule="auto"/>
+        <w:ind w:right="-547"/>
+        <w:rPr>
+          <w:rFonts w:ascii="Arial" w:hAnsi="Arial" w:cs="Arial"/>
+        </w:rPr>
+      </w:pPr>
+    </w:p>
+    <w:p>
+      <w:pPr>
+        <w:spacing w:after="0" w:line="240" w:lineRule="auto"/>
+        <w:ind w:right="-547"/>
+        <w:rPr>
+          <w:rFonts w:ascii="Arial" w:hAnsi="Arial" w:cs="Arial"/>
+        </w:rPr>
+      </w:pPr>
+      <w:r>
+        <w:rPr>
+          <w:rFonts w:ascii="Arial" w:hAnsi="Arial" w:cs="Arial"/>
+        </w:rPr>
+        <w:t xml:space="preserve">{%p </w:t>
       </w:r>
       <w:proofErr w:type="gramStart"/>
       <w:r>
         <w:rPr>
           <w:rFonts w:ascii="Arial" w:hAnsi="Arial" w:cs="Arial"/>
         </w:rPr>
-        <w:t>437](</w:t>
+        <w:t>endif %}</w:t>
       </w:r>
       <w:proofErr w:type="gramEnd"/>
-      <w:r>
-        <w:rPr>
-          <w:rFonts w:ascii="Arial" w:hAnsi="Arial" w:cs="Arial"/>
-        </w:rPr>
-        <w:t>https://www.courts.michigan.gov/4a8194/siteassets/forms/scao-approved/cc437.pdf) in the same case that the Order of Filiation was entered in. This type of case can be complex. You may want to find a lawyer to help you."</w:t>
-      </w:r>
-    </w:p>
-    <w:p>
-      <w:pPr>
-        <w:spacing w:after="0" w:line="240" w:lineRule="auto"/>
-        <w:ind w:right="-547"/>
-        <w:rPr>
-          <w:rFonts w:ascii="Arial" w:hAnsi="Arial" w:cs="Arial"/>
-        </w:rPr>
-      </w:pPr>
-      <w:r>
-        <w:rPr>
-          <w:rFonts w:ascii="Arial" w:hAnsi="Arial" w:cs="Arial"/>
-        </w:rPr>
-        <w:t xml:space="preserve">{%p </w:t>
+    </w:p>
+    <w:p>
+      <w:pPr>
+        <w:spacing w:after="0" w:line="240" w:lineRule="auto"/>
+        <w:ind w:right="-547"/>
+        <w:rPr>
+          <w:rFonts w:ascii="Arial" w:hAnsi="Arial" w:cs="Arial"/>
+        </w:rPr>
+      </w:pPr>
+      <w:r>
+        <w:rPr>
+          <w:rFonts w:ascii="Arial" w:hAnsi="Arial" w:cs="Arial"/>
+        </w:rPr>
+        <w:t xml:space="preserve">{%p if </w:t>
+      </w:r>
+      <w:proofErr w:type="spellStart"/>
+      <w:r>
+        <w:rPr>
+          <w:rFonts w:ascii="Arial" w:hAnsi="Arial" w:cs="Arial"/>
+        </w:rPr>
+        <w:t>parentage_marital_</w:t>
       </w:r>
       <w:proofErr w:type="gramStart"/>
       <w:r>
         <w:rPr>
           <w:rFonts w:ascii="Arial" w:hAnsi="Arial" w:cs="Arial"/>
         </w:rPr>
-        <w:t>endif %}</w:t>
+        <w:t>revoke</w:t>
+      </w:r>
+      <w:proofErr w:type="spellEnd"/>
+      <w:r>
+        <w:rPr>
+          <w:rFonts w:ascii="Arial" w:hAnsi="Arial" w:cs="Arial"/>
+        </w:rPr>
+        <w:t xml:space="preserve"> %}</w:t>
       </w:r>
       <w:proofErr w:type="gramEnd"/>
     </w:p>
@@ -2462,52 +2677,6 @@
         <w:rPr>
           <w:rFonts w:ascii="Arial" w:hAnsi="Arial" w:cs="Arial"/>
         </w:rPr>
-        <w:t xml:space="preserve">{%p if </w:t>
-      </w:r>
-      <w:proofErr w:type="spellStart"/>
-      <w:r>
-        <w:rPr>
-          <w:rFonts w:ascii="Arial" w:hAnsi="Arial" w:cs="Arial"/>
-        </w:rPr>
-        <w:t>parentage_marital_</w:t>
-      </w:r>
-      <w:proofErr w:type="gramStart"/>
-      <w:r>
-        <w:rPr>
-          <w:rFonts w:ascii="Arial" w:hAnsi="Arial" w:cs="Arial"/>
-        </w:rPr>
-        <w:t>revoke</w:t>
-      </w:r>
-      <w:proofErr w:type="spellEnd"/>
-      <w:r>
-        <w:rPr>
-          <w:rFonts w:ascii="Arial" w:hAnsi="Arial" w:cs="Arial"/>
-        </w:rPr>
-        <w:t xml:space="preserve"> %}</w:t>
-      </w:r>
-      <w:proofErr w:type="gramEnd"/>
-    </w:p>
-    <w:p>
-      <w:pPr>
-        <w:spacing w:after="0" w:line="240" w:lineRule="auto"/>
-        <w:ind w:right="-547"/>
-        <w:rPr>
-          <w:rFonts w:ascii="Arial" w:hAnsi="Arial" w:cs="Arial"/>
-        </w:rPr>
-      </w:pPr>
-    </w:p>
-    <w:p>
-      <w:pPr>
-        <w:spacing w:after="0" w:line="240" w:lineRule="auto"/>
-        <w:ind w:right="-547"/>
-        <w:rPr>
-          <w:rFonts w:ascii="Arial" w:hAnsi="Arial" w:cs="Arial"/>
-        </w:rPr>
-      </w:pPr>
-      <w:r>
-        <w:rPr>
-          <w:rFonts w:ascii="Arial" w:hAnsi="Arial" w:cs="Arial"/>
-        </w:rPr>
         <w:t>For</w:t>
       </w:r>
       <w:r>
@@ -2516,7 +2685,7 @@
         </w:rPr>
         <w:t xml:space="preserve"> parentage established by marriage, use the </w:t>
       </w:r>
-      <w:hyperlink r:id="rId19" w:history="1">
+      <w:hyperlink r:id="rId21" w:history="1">
         <w:r>
           <w:rPr>
             <w:rStyle w:val="Hyperlink"/>
@@ -2531,7 +2700,7 @@
         </w:rPr>
         <w:t xml:space="preserve"> (</w:t>
       </w:r>
-      <w:hyperlink r:id="rId20" w:history="1">
+      <w:hyperlink r:id="rId22" w:history="1">
         <w:r>
           <w:rPr>
             <w:rStyle w:val="Hyperlink"/>
@@ -2544,7 +2713,13 @@
         <w:rPr>
           <w:rFonts w:ascii="Arial" w:hAnsi="Arial" w:cs="Arial"/>
         </w:rPr>
-        <w:t>)</w:t>
+        <w:t xml:space="preserve">) </w:t>
+      </w:r>
+      <w:r>
+        <w:rPr>
+          <w:rFonts w:ascii="Arial" w:hAnsi="Arial" w:cs="Arial"/>
+        </w:rPr>
+        <w:t>to create the additional forms you will need.</w:t>
       </w:r>
       <w:r>
         <w:rPr>
@@ -2552,18 +2727,15 @@
         </w:rPr>
         <w:t xml:space="preserve"> </w:t>
       </w:r>
-      <w:r>
-        <w:rPr>
-          <w:rFonts w:ascii="Arial" w:hAnsi="Arial" w:cs="Arial"/>
-        </w:rPr>
-        <w:t>to create the additional forms you will need.</w:t>
-      </w:r>
-      <w:r>
-        <w:rPr>
-          <w:rFonts w:ascii="Arial" w:hAnsi="Arial" w:cs="Arial"/>
-        </w:rPr>
-        <w:t xml:space="preserve"> </w:t>
-      </w:r>
+    </w:p>
+    <w:p>
+      <w:pPr>
+        <w:spacing w:after="0" w:line="240" w:lineRule="auto"/>
+        <w:ind w:right="-547"/>
+        <w:rPr>
+          <w:rFonts w:ascii="Arial" w:hAnsi="Arial" w:cs="Arial"/>
+        </w:rPr>
+      </w:pPr>
     </w:p>
     <w:p>
       <w:pPr>
@@ -2590,12 +2762,15 @@
     </w:p>
     <w:p>
       <w:pPr>
-        <w:spacing w:after="0" w:line="240" w:lineRule="auto"/>
-        <w:ind w:right="-547"/>
-        <w:rPr>
-          <w:rFonts w:ascii="Arial" w:hAnsi="Arial" w:cs="Arial"/>
-        </w:rPr>
-      </w:pPr>
+        <w:pStyle w:val="Heading4"/>
+        <w:spacing w:line="276" w:lineRule="auto"/>
+      </w:pPr>
+      <w:r>
+        <w:t>Update divorce forms</w:t>
+      </w:r>
+      <w:r>
+        <w:t xml:space="preserve"> if parentage is revoked</w:t>
+      </w:r>
     </w:p>
     <w:p>
       <w:pPr>
@@ -2665,7 +2840,7 @@
         </w:rPr>
         <w:t xml:space="preserve">, go to </w:t>
       </w:r>
-      <w:hyperlink r:id="rId21" w:history="1">
+      <w:hyperlink r:id="rId23" w:history="1">
         <w:r>
           <w:rPr>
             <w:rStyle w:val="Hyperlink"/>
@@ -2851,7 +3026,7 @@
         </w:rPr>
         <w:t xml:space="preserve"> your saved answers, start a new </w:t>
       </w:r>
-      <w:hyperlink r:id="rId22" w:history="1">
+      <w:hyperlink r:id="rId24" w:history="1">
         <w:r>
           <w:rPr>
             <w:rStyle w:val="Hyperlink"/>
@@ -2913,8 +3088,16 @@
         <w:rPr>
           <w:rFonts w:ascii="Arial" w:hAnsi="Arial" w:cs="Arial"/>
         </w:rPr>
-        <w:t xml:space="preserve"> endif %}</w:t>
-      </w:r>
+        <w:t xml:space="preserve"> </w:t>
+      </w:r>
+      <w:proofErr w:type="gramStart"/>
+      <w:r>
+        <w:rPr>
+          <w:rFonts w:ascii="Arial" w:hAnsi="Arial" w:cs="Arial"/>
+        </w:rPr>
+        <w:t>endif %}</w:t>
+      </w:r>
+      <w:proofErr w:type="gramEnd"/>
     </w:p>
     <w:p>
       <w:pPr>
@@ -3188,7 +3371,7 @@
         </w:rPr>
         <w:t xml:space="preserve">You can use the </w:t>
       </w:r>
-      <w:hyperlink r:id="rId23" w:history="1">
+      <w:hyperlink r:id="rId25" w:history="1">
         <w:r>
           <w:rPr>
             <w:rStyle w:val="Hyperlink"/>
@@ -3227,28 +3410,50 @@
         <w:rPr>
           <w:rFonts w:ascii="Arial" w:hAnsi="Arial" w:cs="Arial"/>
         </w:rPr>
-        <w:t>{%p endif %}</w:t>
-      </w:r>
-    </w:p>
-    <w:p>
-      <w:pPr>
-        <w:spacing w:after="0" w:line="240" w:lineRule="auto"/>
-        <w:ind w:right="-547"/>
-        <w:rPr>
-          <w:rFonts w:ascii="Arial" w:hAnsi="Arial" w:cs="Arial"/>
-        </w:rPr>
-      </w:pPr>
-      <w:r>
-        <w:rPr>
-          <w:rFonts w:ascii="Arial" w:hAnsi="Arial" w:cs="Arial"/>
-        </w:rPr>
         <w:t xml:space="preserve">{%p </w:t>
       </w:r>
-      <w:r>
-        <w:rPr>
-          <w:rFonts w:ascii="Arial" w:hAnsi="Arial" w:cs="Arial"/>
-        </w:rPr>
-        <w:t xml:space="preserve">if tool_ID </w:t>
+      <w:proofErr w:type="gramStart"/>
+      <w:r>
+        <w:rPr>
+          <w:rFonts w:ascii="Arial" w:hAnsi="Arial" w:cs="Arial"/>
+        </w:rPr>
+        <w:t>endif %}</w:t>
+      </w:r>
+      <w:proofErr w:type="gramEnd"/>
+    </w:p>
+    <w:p>
+      <w:pPr>
+        <w:spacing w:after="0" w:line="240" w:lineRule="auto"/>
+        <w:ind w:right="-547"/>
+        <w:rPr>
+          <w:rFonts w:ascii="Arial" w:hAnsi="Arial" w:cs="Arial"/>
+        </w:rPr>
+      </w:pPr>
+      <w:r>
+        <w:rPr>
+          <w:rFonts w:ascii="Arial" w:hAnsi="Arial" w:cs="Arial"/>
+        </w:rPr>
+        <w:t xml:space="preserve">{%p </w:t>
+      </w:r>
+      <w:r>
+        <w:rPr>
+          <w:rFonts w:ascii="Arial" w:hAnsi="Arial" w:cs="Arial"/>
+        </w:rPr>
+        <w:t xml:space="preserve">if </w:t>
+      </w:r>
+      <w:proofErr w:type="spellStart"/>
+      <w:r>
+        <w:rPr>
+          <w:rFonts w:ascii="Arial" w:hAnsi="Arial" w:cs="Arial"/>
+        </w:rPr>
+        <w:t>tool_ID</w:t>
+      </w:r>
+      <w:proofErr w:type="spellEnd"/>
+      <w:r>
+        <w:rPr>
+          <w:rFonts w:ascii="Arial" w:hAnsi="Arial" w:cs="Arial"/>
+        </w:rPr>
+        <w:t xml:space="preserve"> </w:t>
       </w:r>
       <w:r>
         <w:rPr>
@@ -3260,7 +3465,21 @@
         <w:rPr>
           <w:rFonts w:ascii="Arial" w:hAnsi="Arial" w:cs="Arial"/>
         </w:rPr>
-        <w:t>“divorce_complaint”</w:t>
+        <w:t>“</w:t>
+      </w:r>
+      <w:proofErr w:type="spellStart"/>
+      <w:r>
+        <w:rPr>
+          <w:rFonts w:ascii="Arial" w:hAnsi="Arial" w:cs="Arial"/>
+        </w:rPr>
+        <w:t>divorce_complaint</w:t>
+      </w:r>
+      <w:proofErr w:type="spellEnd"/>
+      <w:r>
+        <w:rPr>
+          <w:rFonts w:ascii="Arial" w:hAnsi="Arial" w:cs="Arial"/>
+        </w:rPr>
+        <w:t>”</w:t>
       </w:r>
       <w:r>
         <w:rPr>
@@ -3280,12 +3499,28 @@
         </w:rPr>
         <w:t>(</w:t>
       </w:r>
-      <w:r>
-        <w:rPr>
-          <w:rFonts w:ascii="Arial" w:hAnsi="Arial" w:cs="Arial"/>
-        </w:rPr>
-        <w:t>users[0].pregnant</w:t>
-      </w:r>
+      <w:proofErr w:type="gramStart"/>
+      <w:r>
+        <w:rPr>
+          <w:rFonts w:ascii="Arial" w:hAnsi="Arial" w:cs="Arial"/>
+        </w:rPr>
+        <w:t>users[</w:t>
+      </w:r>
+      <w:proofErr w:type="gramEnd"/>
+      <w:r>
+        <w:rPr>
+          <w:rFonts w:ascii="Arial" w:hAnsi="Arial" w:cs="Arial"/>
+        </w:rPr>
+        <w:t>0</w:t>
+      </w:r>
+      <w:proofErr w:type="gramStart"/>
+      <w:r>
+        <w:rPr>
+          <w:rFonts w:ascii="Arial" w:hAnsi="Arial" w:cs="Arial"/>
+        </w:rPr>
+        <w:t>].pregnant</w:t>
+      </w:r>
+      <w:proofErr w:type="gramEnd"/>
       <w:r>
         <w:rPr>
           <w:rFonts w:ascii="Arial" w:hAnsi="Arial" w:cs="Arial"/>
@@ -3304,8 +3539,16 @@
         <w:rPr>
           <w:rFonts w:ascii="Arial" w:hAnsi="Arial" w:cs="Arial"/>
         </w:rPr>
-        <w:t>[0].pregnant</w:t>
-      </w:r>
+        <w:t>[0</w:t>
+      </w:r>
+      <w:proofErr w:type="gramStart"/>
+      <w:r>
+        <w:rPr>
+          <w:rFonts w:ascii="Arial" w:hAnsi="Arial" w:cs="Arial"/>
+        </w:rPr>
+        <w:t>].pregnant</w:t>
+      </w:r>
+      <w:proofErr w:type="gramEnd"/>
       <w:r>
         <w:rPr>
           <w:rFonts w:ascii="Arial" w:hAnsi="Arial" w:cs="Arial"/>
@@ -3397,6 +3640,7 @@
         <w:rPr>
           <w:rFonts w:ascii="Arial" w:hAnsi="Arial" w:cs="Arial"/>
         </w:rPr>
+        <w:lastRenderedPageBreak/>
         <w:t>If a child has been born</w:t>
       </w:r>
       <w:r>
@@ -3475,7 +3719,21 @@
         <w:rPr>
           <w:rFonts w:ascii="Arial" w:hAnsi="Arial" w:cs="Arial"/>
         </w:rPr>
-        <w:t>your Judgment can be signed by the judge.</w:t>
+        <w:t xml:space="preserve">your </w:t>
+      </w:r>
+      <w:proofErr w:type="gramStart"/>
+      <w:r>
+        <w:rPr>
+          <w:rFonts w:ascii="Arial" w:hAnsi="Arial" w:cs="Arial"/>
+        </w:rPr>
+        <w:t>Judgment</w:t>
+      </w:r>
+      <w:proofErr w:type="gramEnd"/>
+      <w:r>
+        <w:rPr>
+          <w:rFonts w:ascii="Arial" w:hAnsi="Arial" w:cs="Arial"/>
+        </w:rPr>
+        <w:t xml:space="preserve"> can be signed by the judge.</w:t>
       </w:r>
     </w:p>
     <w:p>
@@ -3501,7 +3759,7 @@
         </w:rPr>
         <w:t xml:space="preserve">If you saved your answers when you created your divorce forms, go to </w:t>
       </w:r>
-      <w:hyperlink r:id="rId24" w:history="1">
+      <w:hyperlink r:id="rId26" w:history="1">
         <w:r>
           <w:rPr>
             <w:rStyle w:val="Hyperlink"/>
@@ -3625,7 +3883,7 @@
         </w:rPr>
         <w:t xml:space="preserve">or you cannot find your saved answers, start a new </w:t>
       </w:r>
-      <w:hyperlink r:id="rId25" w:history="1">
+      <w:hyperlink r:id="rId27" w:history="1">
         <w:r>
           <w:rPr>
             <w:rStyle w:val="Hyperlink"/>
@@ -3673,28 +3931,50 @@
         <w:rPr>
           <w:rFonts w:ascii="Arial" w:hAnsi="Arial" w:cs="Arial"/>
         </w:rPr>
-        <w:t>{%p endif %}</w:t>
-      </w:r>
-    </w:p>
-    <w:p>
-      <w:pPr>
-        <w:spacing w:after="0" w:line="240" w:lineRule="auto"/>
-        <w:ind w:right="-547"/>
-        <w:rPr>
-          <w:rFonts w:ascii="Arial" w:hAnsi="Arial" w:cs="Arial"/>
-        </w:rPr>
-      </w:pPr>
-      <w:r>
-        <w:rPr>
-          <w:rFonts w:ascii="Arial" w:hAnsi="Arial" w:cs="Arial"/>
-        </w:rPr>
         <w:t xml:space="preserve">{%p </w:t>
       </w:r>
-      <w:r>
-        <w:rPr>
-          <w:rFonts w:ascii="Arial" w:hAnsi="Arial" w:cs="Arial"/>
-        </w:rPr>
-        <w:t xml:space="preserve">if tool_ID </w:t>
+      <w:proofErr w:type="gramStart"/>
+      <w:r>
+        <w:rPr>
+          <w:rFonts w:ascii="Arial" w:hAnsi="Arial" w:cs="Arial"/>
+        </w:rPr>
+        <w:t>endif %}</w:t>
+      </w:r>
+      <w:proofErr w:type="gramEnd"/>
+    </w:p>
+    <w:p>
+      <w:pPr>
+        <w:spacing w:after="0" w:line="240" w:lineRule="auto"/>
+        <w:ind w:right="-547"/>
+        <w:rPr>
+          <w:rFonts w:ascii="Arial" w:hAnsi="Arial" w:cs="Arial"/>
+        </w:rPr>
+      </w:pPr>
+      <w:r>
+        <w:rPr>
+          <w:rFonts w:ascii="Arial" w:hAnsi="Arial" w:cs="Arial"/>
+        </w:rPr>
+        <w:t xml:space="preserve">{%p </w:t>
+      </w:r>
+      <w:r>
+        <w:rPr>
+          <w:rFonts w:ascii="Arial" w:hAnsi="Arial" w:cs="Arial"/>
+        </w:rPr>
+        <w:t xml:space="preserve">if </w:t>
+      </w:r>
+      <w:proofErr w:type="spellStart"/>
+      <w:r>
+        <w:rPr>
+          <w:rFonts w:ascii="Arial" w:hAnsi="Arial" w:cs="Arial"/>
+        </w:rPr>
+        <w:t>tool_ID</w:t>
+      </w:r>
+      <w:proofErr w:type="spellEnd"/>
+      <w:r>
+        <w:rPr>
+          <w:rFonts w:ascii="Arial" w:hAnsi="Arial" w:cs="Arial"/>
+        </w:rPr>
+        <w:t xml:space="preserve"> </w:t>
       </w:r>
       <w:r>
         <w:rPr>
@@ -3706,7 +3986,21 @@
         <w:rPr>
           <w:rFonts w:ascii="Arial" w:hAnsi="Arial" w:cs="Arial"/>
         </w:rPr>
-        <w:t>“divorce_complaint”</w:t>
+        <w:t>“</w:t>
+      </w:r>
+      <w:proofErr w:type="spellStart"/>
+      <w:r>
+        <w:rPr>
+          <w:rFonts w:ascii="Arial" w:hAnsi="Arial" w:cs="Arial"/>
+        </w:rPr>
+        <w:t>divorce_complaint</w:t>
+      </w:r>
+      <w:proofErr w:type="spellEnd"/>
+      <w:r>
+        <w:rPr>
+          <w:rFonts w:ascii="Arial" w:hAnsi="Arial" w:cs="Arial"/>
+        </w:rPr>
+        <w:t>”</w:t>
       </w:r>
       <w:r>
         <w:rPr>
@@ -3824,7 +4118,14 @@
         <w:rPr>
           <w:rFonts w:ascii="Arial" w:hAnsi="Arial" w:cs="Arial"/>
         </w:rPr>
-        <w:t>there_are_marital_children</w:t>
+        <w:t>there_are_marital_</w:t>
+      </w:r>
+      <w:proofErr w:type="gramStart"/>
+      <w:r>
+        <w:rPr>
+          <w:rFonts w:ascii="Arial" w:hAnsi="Arial" w:cs="Arial"/>
+        </w:rPr>
+        <w:t>children</w:t>
       </w:r>
       <w:proofErr w:type="spellEnd"/>
       <w:r>
@@ -3833,6 +4134,7 @@
         </w:rPr>
         <w:t xml:space="preserve"> %}</w:t>
       </w:r>
+      <w:proofErr w:type="gramEnd"/>
     </w:p>
     <w:p>
       <w:pPr>
@@ -3848,7 +4150,7 @@
         </w:rPr>
         <w:t xml:space="preserve">To learn more about what is required, go to </w:t>
       </w:r>
-      <w:hyperlink r:id="rId26" w:history="1">
+      <w:hyperlink r:id="rId28" w:history="1">
         <w:r>
           <w:rPr>
             <w:rStyle w:val="Hyperlink"/>
@@ -3887,7 +4189,21 @@
         <w:rPr>
           <w:rFonts w:ascii="Arial" w:hAnsi="Arial" w:cs="Arial"/>
         </w:rPr>
-        <w:t xml:space="preserve"> Judgment, and read Step 8.</w:t>
+        <w:t xml:space="preserve"> </w:t>
+      </w:r>
+      <w:proofErr w:type="gramStart"/>
+      <w:r>
+        <w:rPr>
+          <w:rFonts w:ascii="Arial" w:hAnsi="Arial" w:cs="Arial"/>
+        </w:rPr>
+        <w:t>Judgment, and</w:t>
+      </w:r>
+      <w:proofErr w:type="gramEnd"/>
+      <w:r>
+        <w:rPr>
+          <w:rFonts w:ascii="Arial" w:hAnsi="Arial" w:cs="Arial"/>
+        </w:rPr>
+        <w:t xml:space="preserve"> read Step 8.</w:t>
       </w:r>
     </w:p>
     <w:p>
@@ -3913,6 +4229,7 @@
         </w:rPr>
         <w:t xml:space="preserve">{%p </w:t>
       </w:r>
+      <w:proofErr w:type="gramStart"/>
       <w:r>
         <w:rPr>
           <w:rFonts w:ascii="Arial" w:hAnsi="Arial" w:cs="Arial"/>
@@ -3925,6 +4242,7 @@
         </w:rPr>
         <w:t xml:space="preserve"> %}</w:t>
       </w:r>
+      <w:proofErr w:type="gramEnd"/>
     </w:p>
     <w:p>
       <w:pPr>
@@ -3940,7 +4258,7 @@
         </w:rPr>
         <w:t xml:space="preserve">To learn more about what is required, go to </w:t>
       </w:r>
-      <w:hyperlink r:id="rId27" w:history="1">
+      <w:hyperlink r:id="rId29" w:history="1">
         <w:r>
           <w:rPr>
             <w:rStyle w:val="Hyperlink"/>
@@ -3979,7 +4297,21 @@
         <w:rPr>
           <w:rFonts w:ascii="Arial" w:hAnsi="Arial" w:cs="Arial"/>
         </w:rPr>
-        <w:t xml:space="preserve"> Judgment, and read Step 8.</w:t>
+        <w:t xml:space="preserve"> </w:t>
+      </w:r>
+      <w:proofErr w:type="gramStart"/>
+      <w:r>
+        <w:rPr>
+          <w:rFonts w:ascii="Arial" w:hAnsi="Arial" w:cs="Arial"/>
+        </w:rPr>
+        <w:t>Judgment, and</w:t>
+      </w:r>
+      <w:proofErr w:type="gramEnd"/>
+      <w:r>
+        <w:rPr>
+          <w:rFonts w:ascii="Arial" w:hAnsi="Arial" w:cs="Arial"/>
+        </w:rPr>
+        <w:t xml:space="preserve"> read Step 8.</w:t>
       </w:r>
     </w:p>
     <w:p>
@@ -4005,8 +4337,16 @@
         <w:rPr>
           <w:rFonts w:ascii="Arial" w:hAnsi="Arial" w:cs="Arial"/>
         </w:rPr>
-        <w:t>{%p endif %}</w:t>
-      </w:r>
+        <w:t xml:space="preserve">{%p </w:t>
+      </w:r>
+      <w:proofErr w:type="gramStart"/>
+      <w:r>
+        <w:rPr>
+          <w:rFonts w:ascii="Arial" w:hAnsi="Arial" w:cs="Arial"/>
+        </w:rPr>
+        <w:t>endif %}</w:t>
+      </w:r>
+      <w:proofErr w:type="gramEnd"/>
     </w:p>
     <w:p>
       <w:pPr>
@@ -4022,28 +4362,64 @@
         <w:rPr>
           <w:rFonts w:ascii="Arial" w:hAnsi="Arial" w:cs="Arial"/>
         </w:rPr>
-        <w:t>{%p endif %}</w:t>
-      </w:r>
-    </w:p>
-    <w:p>
-      <w:pPr>
-        <w:spacing w:after="0" w:line="240" w:lineRule="auto"/>
-        <w:ind w:right="-547"/>
-        <w:rPr>
-          <w:rFonts w:ascii="Arial" w:hAnsi="Arial" w:cs="Arial"/>
-        </w:rPr>
-      </w:pPr>
-      <w:r>
-        <w:rPr>
-          <w:rFonts w:ascii="Arial" w:hAnsi="Arial" w:cs="Arial"/>
-        </w:rPr>
         <w:t xml:space="preserve">{%p </w:t>
       </w:r>
-      <w:r>
-        <w:rPr>
-          <w:rFonts w:ascii="Arial" w:hAnsi="Arial" w:cs="Arial"/>
-        </w:rPr>
-        <w:t>if tool_ID == “divorce_answer”</w:t>
+      <w:proofErr w:type="gramStart"/>
+      <w:r>
+        <w:rPr>
+          <w:rFonts w:ascii="Arial" w:hAnsi="Arial" w:cs="Arial"/>
+        </w:rPr>
+        <w:t>endif %}</w:t>
+      </w:r>
+      <w:proofErr w:type="gramEnd"/>
+    </w:p>
+    <w:p>
+      <w:pPr>
+        <w:spacing w:after="0" w:line="240" w:lineRule="auto"/>
+        <w:ind w:right="-547"/>
+        <w:rPr>
+          <w:rFonts w:ascii="Arial" w:hAnsi="Arial" w:cs="Arial"/>
+        </w:rPr>
+      </w:pPr>
+      <w:r>
+        <w:rPr>
+          <w:rFonts w:ascii="Arial" w:hAnsi="Arial" w:cs="Arial"/>
+        </w:rPr>
+        <w:t xml:space="preserve">{%p </w:t>
+      </w:r>
+      <w:r>
+        <w:rPr>
+          <w:rFonts w:ascii="Arial" w:hAnsi="Arial" w:cs="Arial"/>
+        </w:rPr>
+        <w:t xml:space="preserve">if </w:t>
+      </w:r>
+      <w:proofErr w:type="spellStart"/>
+      <w:r>
+        <w:rPr>
+          <w:rFonts w:ascii="Arial" w:hAnsi="Arial" w:cs="Arial"/>
+        </w:rPr>
+        <w:t>tool_ID</w:t>
+      </w:r>
+      <w:proofErr w:type="spellEnd"/>
+      <w:r>
+        <w:rPr>
+          <w:rFonts w:ascii="Arial" w:hAnsi="Arial" w:cs="Arial"/>
+        </w:rPr>
+        <w:t xml:space="preserve"> == “</w:t>
+      </w:r>
+      <w:proofErr w:type="spellStart"/>
+      <w:r>
+        <w:rPr>
+          <w:rFonts w:ascii="Arial" w:hAnsi="Arial" w:cs="Arial"/>
+        </w:rPr>
+        <w:t>divorce_answer</w:t>
+      </w:r>
+      <w:proofErr w:type="spellEnd"/>
+      <w:r>
+        <w:rPr>
+          <w:rFonts w:ascii="Arial" w:hAnsi="Arial" w:cs="Arial"/>
+        </w:rPr>
+        <w:t>”</w:t>
       </w:r>
       <w:r>
         <w:rPr>
@@ -4161,7 +4537,14 @@
         <w:rPr>
           <w:rFonts w:ascii="Arial" w:hAnsi="Arial" w:cs="Arial"/>
         </w:rPr>
-        <w:t>there_are_marital_children</w:t>
+        <w:t>there_are_marital_</w:t>
+      </w:r>
+      <w:proofErr w:type="gramStart"/>
+      <w:r>
+        <w:rPr>
+          <w:rFonts w:ascii="Arial" w:hAnsi="Arial" w:cs="Arial"/>
+        </w:rPr>
+        <w:t>children</w:t>
       </w:r>
       <w:proofErr w:type="spellEnd"/>
       <w:r>
@@ -4170,6 +4553,7 @@
         </w:rPr>
         <w:t xml:space="preserve"> %}</w:t>
       </w:r>
+      <w:proofErr w:type="gramEnd"/>
     </w:p>
     <w:p>
       <w:pPr>
@@ -4185,7 +4569,7 @@
         </w:rPr>
         <w:t xml:space="preserve">To learn more about what is required, go to </w:t>
       </w:r>
-      <w:hyperlink r:id="rId28" w:history="1">
+      <w:hyperlink r:id="rId30" w:history="1">
         <w:r>
           <w:rPr>
             <w:rStyle w:val="Hyperlink"/>
@@ -4236,6 +4620,7 @@
         </w:rPr>
         <w:t xml:space="preserve">{%p </w:t>
       </w:r>
+      <w:proofErr w:type="gramStart"/>
       <w:r>
         <w:rPr>
           <w:rFonts w:ascii="Arial" w:hAnsi="Arial" w:cs="Arial"/>
@@ -4248,6 +4633,7 @@
         </w:rPr>
         <w:t xml:space="preserve"> %}</w:t>
       </w:r>
+      <w:proofErr w:type="gramEnd"/>
     </w:p>
     <w:p>
       <w:pPr>
@@ -4263,7 +4649,7 @@
         </w:rPr>
         <w:t xml:space="preserve">To learn more about what is required, go to </w:t>
       </w:r>
-      <w:hyperlink r:id="rId29" w:history="1">
+      <w:hyperlink r:id="rId31" w:history="1">
         <w:r>
           <w:rPr>
             <w:rStyle w:val="Hyperlink"/>
@@ -4314,8 +4700,17 @@
         <w:rPr>
           <w:rFonts w:ascii="Arial" w:hAnsi="Arial" w:cs="Arial"/>
         </w:rPr>
-        <w:t>{%p endif %}</w:t>
-      </w:r>
+        <w:lastRenderedPageBreak/>
+        <w:t xml:space="preserve">{%p </w:t>
+      </w:r>
+      <w:proofErr w:type="gramStart"/>
+      <w:r>
+        <w:rPr>
+          <w:rFonts w:ascii="Arial" w:hAnsi="Arial" w:cs="Arial"/>
+        </w:rPr>
+        <w:t>endif %}</w:t>
+      </w:r>
+      <w:proofErr w:type="gramEnd"/>
     </w:p>
     <w:p>
       <w:pPr>
@@ -4331,7 +4726,14 @@
         <w:rPr>
           <w:rFonts w:ascii="Arial" w:hAnsi="Arial" w:cs="Arial"/>
         </w:rPr>
-        <w:t>{%p endif %</w:t>
+        <w:t xml:space="preserve">{%p </w:t>
+      </w:r>
+      <w:proofErr w:type="gramStart"/>
+      <w:r>
+        <w:rPr>
+          <w:rFonts w:ascii="Arial" w:hAnsi="Arial" w:cs="Arial"/>
+        </w:rPr>
+        <w:t>endif %</w:t>
       </w:r>
       <w:r>
         <w:rPr>
@@ -4339,9 +4741,10 @@
         </w:rPr>
         <w:t>}</w:t>
       </w:r>
+      <w:proofErr w:type="gramEnd"/>
     </w:p>
     <w:sectPr>
-      <w:footerReference w:type="default" r:id="rId30"/>
+      <w:footerReference w:type="default" r:id="rId32"/>
       <w:pgSz w:w="12240" w:h="15840"/>
       <w:pgMar w:top="1440" w:right="1440" w:bottom="1440" w:left="1440" w:header="1440" w:footer="1008" w:gutter="0"/>
       <w:pgNumType w:start="2"/>
@@ -5431,7 +5834,7 @@
     <w:uiPriority w:val="9"/>
     <w:unhideWhenUsed/>
     <w:qFormat/>
-    <w:rsid w:val="009E616C"/>
+    <w:rsid w:val="00037336"/>
     <w:pPr>
       <w:spacing w:after="0" w:line="240" w:lineRule="auto"/>
       <w:ind w:left="-446" w:right="-547"/>
@@ -5441,6 +5844,27 @@
       <w:rFonts w:ascii="Arial" w:hAnsi="Arial" w:cs="Arial"/>
       <w:b/>
       <w:bCs/>
+      <w:sz w:val="24"/>
+    </w:rPr>
+  </w:style>
+  <w:style w:type="paragraph" w:styleId="Heading4">
+    <w:name w:val="heading 4"/>
+    <w:basedOn w:val="Normal"/>
+    <w:next w:val="Normal"/>
+    <w:link w:val="Heading4Char"/>
+    <w:uiPriority w:val="9"/>
+    <w:unhideWhenUsed/>
+    <w:qFormat/>
+    <w:rsid w:val="00FA1296"/>
+    <w:pPr>
+      <w:spacing w:after="0" w:line="240" w:lineRule="auto"/>
+      <w:ind w:right="-547"/>
+      <w:outlineLvl w:val="3"/>
+    </w:pPr>
+    <w:rPr>
+      <w:rFonts w:ascii="Arial" w:hAnsi="Arial" w:cs="Arial"/>
+      <w:i/>
+      <w:iCs/>
     </w:rPr>
   </w:style>
   <w:style w:type="character" w:default="1" w:styleId="DefaultParagraphFont">
@@ -5686,11 +6110,24 @@
     <w:basedOn w:val="DefaultParagraphFont"/>
     <w:link w:val="Heading3"/>
     <w:uiPriority w:val="9"/>
-    <w:rsid w:val="009E616C"/>
+    <w:rsid w:val="00037336"/>
     <w:rPr>
       <w:rFonts w:ascii="Arial" w:hAnsi="Arial" w:cs="Arial"/>
       <w:b/>
       <w:bCs/>
+      <w:sz w:val="24"/>
+    </w:rPr>
+  </w:style>
+  <w:style w:type="character" w:customStyle="1" w:styleId="Heading4Char">
+    <w:name w:val="Heading 4 Char"/>
+    <w:basedOn w:val="DefaultParagraphFont"/>
+    <w:link w:val="Heading4"/>
+    <w:uiPriority w:val="9"/>
+    <w:rsid w:val="00FA1296"/>
+    <w:rPr>
+      <w:rFonts w:ascii="Arial" w:hAnsi="Arial" w:cs="Arial"/>
+      <w:i/>
+      <w:iCs/>
       <w:sz w:val="22"/>
     </w:rPr>
   </w:style>

--- a/docassemble/MLHDivorceAndCustody/data/templates/reminders_template.docx
+++ b/docassemble/MLHDivorceAndCustody/data/templates/reminders_template.docx
@@ -151,80 +151,40 @@
         <w:rPr>
           <w:rFonts w:ascii="Arial" w:hAnsi="Arial" w:cs="Arial"/>
         </w:rPr>
+        <w:t xml:space="preserve"> == “</w:t>
+      </w:r>
+      <w:proofErr w:type="spellStart"/>
+      <w:r>
+        <w:rPr>
+          <w:rFonts w:ascii="Arial" w:hAnsi="Arial" w:cs="Arial"/>
+        </w:rPr>
+        <w:t>divorce_answer</w:t>
+      </w:r>
+      <w:proofErr w:type="spellEnd"/>
+      <w:r>
+        <w:rPr>
+          <w:rFonts w:ascii="Arial" w:hAnsi="Arial" w:cs="Arial"/>
+        </w:rPr>
+        <w:t>”</w:t>
+      </w:r>
+      <w:r>
+        <w:rPr>
+          <w:rFonts w:ascii="Arial" w:hAnsi="Arial" w:cs="Arial"/>
+        </w:rPr>
         <w:t xml:space="preserve"> </w:t>
       </w:r>
       <w:r>
         <w:rPr>
           <w:rFonts w:ascii="Arial" w:hAnsi="Arial" w:cs="Arial"/>
         </w:rPr>
-        <w:t>in [</w:t>
-      </w:r>
-      <w:r>
-        <w:rPr>
-          <w:rFonts w:ascii="Arial" w:hAnsi="Arial" w:cs="Arial"/>
-        </w:rPr>
-        <w:t>“</w:t>
-      </w:r>
-      <w:proofErr w:type="spellStart"/>
-      <w:r>
-        <w:rPr>
-          <w:rFonts w:ascii="Arial" w:hAnsi="Arial" w:cs="Arial"/>
-        </w:rPr>
-        <w:t>divorce_complaint</w:t>
-      </w:r>
-      <w:proofErr w:type="spellEnd"/>
-      <w:r>
-        <w:rPr>
-          <w:rFonts w:ascii="Arial" w:hAnsi="Arial" w:cs="Arial"/>
-        </w:rPr>
-        <w:t>”</w:t>
-      </w:r>
-      <w:r>
-        <w:rPr>
-          <w:rFonts w:ascii="Arial" w:hAnsi="Arial" w:cs="Arial"/>
-        </w:rPr>
-        <w:t>, “</w:t>
-      </w:r>
-      <w:proofErr w:type="spellStart"/>
-      <w:r>
-        <w:rPr>
-          <w:rFonts w:ascii="Arial" w:hAnsi="Arial" w:cs="Arial"/>
-        </w:rPr>
-        <w:t>JOD_only</w:t>
-      </w:r>
-      <w:proofErr w:type="spellEnd"/>
-      <w:r>
-        <w:rPr>
-          <w:rFonts w:ascii="Arial" w:hAnsi="Arial" w:cs="Arial"/>
-        </w:rPr>
-        <w:t>”]</w:t>
-      </w:r>
-      <w:r>
-        <w:rPr>
-          <w:rFonts w:ascii="Arial" w:hAnsi="Arial" w:cs="Arial"/>
-        </w:rPr>
-        <w:t xml:space="preserve"> </w:t>
-      </w:r>
-      <w:r>
-        <w:rPr>
-          <w:rFonts w:ascii="Arial" w:hAnsi="Arial" w:cs="Arial"/>
-        </w:rPr>
         <w:t xml:space="preserve">and </w:t>
       </w:r>
       <w:proofErr w:type="spellStart"/>
-      <w:proofErr w:type="gramStart"/>
-      <w:r>
-        <w:rPr>
-          <w:rFonts w:ascii="Arial" w:hAnsi="Arial" w:cs="Arial"/>
-        </w:rPr>
-        <w:t>marriage.have</w:t>
-      </w:r>
-      <w:proofErr w:type="gramEnd"/>
-      <w:r>
-        <w:rPr>
-          <w:rFonts w:ascii="Arial" w:hAnsi="Arial" w:cs="Arial"/>
-        </w:rPr>
-        <w:t>_pension_retirement</w:t>
+      <w:r>
+        <w:rPr>
+          <w:rFonts w:ascii="Arial" w:hAnsi="Arial" w:cs="Arial"/>
+        </w:rPr>
+        <w:t>create_counterclaim</w:t>
       </w:r>
       <w:proofErr w:type="spellEnd"/>
       <w:r>
@@ -233,26 +193,12 @@
         </w:rPr>
         <w:t xml:space="preserve"> and </w:t>
       </w:r>
-      <w:r>
-        <w:rPr>
-          <w:rFonts w:ascii="Arial" w:hAnsi="Arial" w:cs="Arial"/>
-        </w:rPr>
-        <w:t xml:space="preserve">not </w:t>
-      </w:r>
-      <w:proofErr w:type="spellStart"/>
-      <w:proofErr w:type="gramStart"/>
-      <w:r>
-        <w:rPr>
-          <w:rFonts w:ascii="Arial" w:hAnsi="Arial" w:cs="Arial"/>
-        </w:rPr>
-        <w:t>marriage.pension</w:t>
-      </w:r>
-      <w:proofErr w:type="gramEnd"/>
-      <w:r>
-        <w:rPr>
-          <w:rFonts w:ascii="Arial" w:hAnsi="Arial" w:cs="Arial"/>
-        </w:rPr>
-        <w:t>_retirement_accounts_keep_own</w:t>
+      <w:proofErr w:type="spellStart"/>
+      <w:r>
+        <w:rPr>
+          <w:rFonts w:ascii="Arial" w:hAnsi="Arial" w:cs="Arial"/>
+        </w:rPr>
+        <w:t>marriage.real_property.there_are_any</w:t>
       </w:r>
       <w:proofErr w:type="spellEnd"/>
       <w:r>
@@ -274,141 +220,37 @@
         <w:ind w:left="0"/>
       </w:pPr>
       <w:r>
-        <w:t>Pensions or Retirement Accounts:</w:t>
-      </w:r>
-    </w:p>
-    <w:p>
-      <w:pPr>
-        <w:spacing w:after="0" w:line="240" w:lineRule="auto"/>
-        <w:ind w:right="-547"/>
-        <w:rPr>
-          <w:rFonts w:ascii="Arial" w:hAnsi="Arial" w:cs="Arial"/>
-        </w:rPr>
-      </w:pPr>
-      <w:r>
-        <w:rPr>
-          <w:rFonts w:ascii="Arial" w:hAnsi="Arial" w:cs="Arial"/>
-        </w:rPr>
-        <w:t xml:space="preserve">You </w:t>
-      </w:r>
-      <w:r>
-        <w:rPr>
-          <w:rFonts w:ascii="Arial" w:hAnsi="Arial" w:cs="Arial"/>
-        </w:rPr>
-        <w:t>said</w:t>
-      </w:r>
-      <w:r>
-        <w:rPr>
-          <w:rFonts w:ascii="Arial" w:hAnsi="Arial" w:cs="Arial"/>
-        </w:rPr>
-        <w:t xml:space="preserve"> you or your spouse has a pension or retirement account</w:t>
-      </w:r>
-      <w:r>
-        <w:rPr>
-          <w:rFonts w:ascii="Arial" w:hAnsi="Arial" w:cs="Arial"/>
-        </w:rPr>
-        <w:t xml:space="preserve"> that you want the judge to divide</w:t>
-      </w:r>
-      <w:r>
-        <w:rPr>
-          <w:rFonts w:ascii="Arial" w:hAnsi="Arial" w:cs="Arial"/>
-        </w:rPr>
-        <w:t xml:space="preserve">. </w:t>
-      </w:r>
-    </w:p>
-    <w:p>
-      <w:pPr>
-        <w:spacing w:after="0" w:line="240" w:lineRule="auto"/>
-        <w:ind w:right="-547"/>
-        <w:rPr>
-          <w:rFonts w:ascii="Arial" w:hAnsi="Arial" w:cs="Arial"/>
-        </w:rPr>
-      </w:pPr>
-    </w:p>
-    <w:p>
-      <w:pPr>
-        <w:spacing w:after="0" w:line="240" w:lineRule="auto"/>
-        <w:ind w:right="-547"/>
-        <w:rPr>
-          <w:rFonts w:ascii="Arial" w:hAnsi="Arial" w:cs="Arial"/>
-        </w:rPr>
-      </w:pPr>
-      <w:r>
-        <w:rPr>
-          <w:rFonts w:ascii="Arial" w:hAnsi="Arial" w:cs="Arial"/>
-        </w:rPr>
-        <w:t xml:space="preserve">Dividing pensions and retirement accounts is not simple. </w:t>
-      </w:r>
-      <w:r>
-        <w:rPr>
-          <w:rFonts w:ascii="Arial" w:hAnsi="Arial" w:cs="Arial"/>
-        </w:rPr>
-        <w:t xml:space="preserve">The Judgment of Divorce produced </w:t>
-      </w:r>
-      <w:r>
-        <w:rPr>
-          <w:rFonts w:ascii="Arial" w:hAnsi="Arial" w:cs="Arial"/>
-        </w:rPr>
-        <w:t>by</w:t>
-      </w:r>
-      <w:r>
-        <w:rPr>
-          <w:rFonts w:ascii="Arial" w:hAnsi="Arial" w:cs="Arial"/>
-        </w:rPr>
-        <w:t xml:space="preserve"> this tool will </w:t>
-      </w:r>
-      <w:r>
-        <w:rPr>
-          <w:rFonts w:ascii="Arial" w:hAnsi="Arial" w:cs="Arial"/>
-        </w:rPr>
-        <w:t xml:space="preserve">say </w:t>
-      </w:r>
-      <w:r>
-        <w:rPr>
-          <w:rFonts w:ascii="Arial" w:hAnsi="Arial" w:cs="Arial"/>
-        </w:rPr>
-        <w:t xml:space="preserve">that you have pensions or retirement accounts to divide, but the Judgment of Divorce </w:t>
-      </w:r>
-      <w:r>
-        <w:rPr>
-          <w:rFonts w:ascii="Arial" w:hAnsi="Arial" w:cs="Arial"/>
-          <w:b/>
-          <w:bCs/>
-        </w:rPr>
-        <w:t xml:space="preserve">will not </w:t>
-      </w:r>
-      <w:r>
-        <w:rPr>
-          <w:rFonts w:ascii="Arial" w:hAnsi="Arial" w:cs="Arial"/>
-        </w:rPr>
-        <w:t>divide them.</w:t>
-      </w:r>
-      <w:r>
-        <w:t xml:space="preserve"> </w:t>
-      </w:r>
-      <w:r>
-        <w:rPr>
-          <w:rFonts w:ascii="Arial" w:hAnsi="Arial" w:cs="Arial"/>
-        </w:rPr>
-        <w:t xml:space="preserve">You may want </w:t>
-      </w:r>
-      <w:r>
-        <w:rPr>
-          <w:rFonts w:ascii="Arial" w:hAnsi="Arial" w:cs="Arial"/>
-        </w:rPr>
-        <w:t xml:space="preserve">to hire a lawyer </w:t>
-      </w:r>
-      <w:r>
-        <w:rPr>
-          <w:rFonts w:ascii="Arial" w:hAnsi="Arial" w:cs="Arial"/>
-        </w:rPr>
-        <w:t xml:space="preserve">to </w:t>
-      </w:r>
-      <w:r>
-        <w:rPr>
-          <w:rFonts w:ascii="Arial" w:hAnsi="Arial" w:cs="Arial"/>
-        </w:rPr>
-        <w:t xml:space="preserve">help with this part of the divorce. </w:t>
+        <w:t>Real Property</w:t>
+      </w:r>
+      <w:r>
+        <w:t>:</w:t>
+      </w:r>
+    </w:p>
+    <w:p>
+      <w:pPr>
+        <w:spacing w:after="0" w:line="240" w:lineRule="auto"/>
+        <w:ind w:right="-547"/>
+        <w:rPr>
+          <w:rFonts w:ascii="Arial" w:hAnsi="Arial" w:cs="Arial"/>
+        </w:rPr>
+      </w:pPr>
+      <w:r>
+        <w:rPr>
+          <w:rFonts w:ascii="Arial" w:hAnsi="Arial" w:cs="Arial"/>
+        </w:rPr>
+        <w:t xml:space="preserve">You answered that you and/or your spouse owns real property that was bought or paid for doing your marriage.  If you and your spouse do </w:t>
+      </w:r>
+      <w:r>
+        <w:rPr>
+          <w:rFonts w:ascii="Arial" w:hAnsi="Arial" w:cs="Arial"/>
+        </w:rPr>
+        <w:t>n</w:t>
+      </w:r>
+      <w:r>
+        <w:rPr>
+          <w:rFonts w:ascii="Arial" w:hAnsi="Arial" w:cs="Arial"/>
+        </w:rPr>
+        <w:t xml:space="preserve">ot agree on what to do with the real property in your divorce, consider hiring a lawyer. </w:t>
       </w:r>
       <w:r>
         <w:rPr>
@@ -436,19 +278,7 @@
         <w:rPr>
           <w:rFonts w:ascii="Arial" w:hAnsi="Arial" w:cs="Arial"/>
         </w:rPr>
-        <w:t xml:space="preserve"> </w:t>
-      </w:r>
-      <w:r>
-        <w:rPr>
-          <w:rFonts w:ascii="Arial" w:hAnsi="Arial" w:cs="Arial"/>
-        </w:rPr>
-        <w:t>to look for a lawyer or legal services near you</w:t>
-      </w:r>
-      <w:r>
-        <w:rPr>
-          <w:rFonts w:ascii="Arial" w:hAnsi="Arial" w:cs="Arial"/>
-        </w:rPr>
-        <w:t>.</w:t>
+        <w:t xml:space="preserve"> to look for a lawyer or legal services near you.</w:t>
       </w:r>
     </w:p>
     <w:p>
@@ -474,16 +304,17 @@
         <w:rPr>
           <w:rFonts w:ascii="Arial" w:hAnsi="Arial" w:cs="Arial"/>
         </w:rPr>
-        <w:t xml:space="preserve">{%p </w:t>
-      </w:r>
-      <w:proofErr w:type="gramStart"/>
-      <w:r>
-        <w:rPr>
-          <w:rFonts w:ascii="Arial" w:hAnsi="Arial" w:cs="Arial"/>
-        </w:rPr>
-        <w:t>endif %}</w:t>
-      </w:r>
-      <w:proofErr w:type="gramEnd"/>
+        <w:t>{%p endif %}</w:t>
+      </w:r>
+    </w:p>
+    <w:p>
+      <w:pPr>
+        <w:spacing w:after="0" w:line="240" w:lineRule="auto"/>
+        <w:ind w:right="-547"/>
+        <w:rPr>
+          <w:rFonts w:ascii="Arial" w:hAnsi="Arial" w:cs="Arial"/>
+        </w:rPr>
+      </w:pPr>
     </w:p>
     <w:p>
       <w:pPr>
@@ -507,6 +338,12 @@
         </w:rPr>
         <w:t xml:space="preserve">if </w:t>
       </w:r>
+      <w:r>
+        <w:rPr>
+          <w:rFonts w:ascii="Arial" w:hAnsi="Arial" w:cs="Arial"/>
+        </w:rPr>
+        <w:t>(</w:t>
+      </w:r>
       <w:proofErr w:type="spellStart"/>
       <w:r>
         <w:rPr>
@@ -519,7 +356,19 @@
         <w:rPr>
           <w:rFonts w:ascii="Arial" w:hAnsi="Arial" w:cs="Arial"/>
         </w:rPr>
-        <w:t xml:space="preserve"> in [“</w:t>
+        <w:t xml:space="preserve"> </w:t>
+      </w:r>
+      <w:r>
+        <w:rPr>
+          <w:rFonts w:ascii="Arial" w:hAnsi="Arial" w:cs="Arial"/>
+        </w:rPr>
+        <w:t>in [</w:t>
+      </w:r>
+      <w:r>
+        <w:rPr>
+          <w:rFonts w:ascii="Arial" w:hAnsi="Arial" w:cs="Arial"/>
+        </w:rPr>
+        <w:t>“</w:t>
       </w:r>
       <w:proofErr w:type="spellStart"/>
       <w:r>
@@ -533,7 +382,13 @@
         <w:rPr>
           <w:rFonts w:ascii="Arial" w:hAnsi="Arial" w:cs="Arial"/>
         </w:rPr>
-        <w:t>”, “</w:t>
+        <w:t>”</w:t>
+      </w:r>
+      <w:r>
+        <w:rPr>
+          <w:rFonts w:ascii="Arial" w:hAnsi="Arial" w:cs="Arial"/>
+        </w:rPr>
+        <w:t>, “</w:t>
       </w:r>
       <w:proofErr w:type="spellStart"/>
       <w:r>
@@ -547,7 +402,67 @@
         <w:rPr>
           <w:rFonts w:ascii="Arial" w:hAnsi="Arial" w:cs="Arial"/>
         </w:rPr>
-        <w:t>”]</w:t>
+        <w:t>”</w:t>
+      </w:r>
+      <w:r>
+        <w:rPr>
+          <w:rFonts w:ascii="Arial" w:hAnsi="Arial" w:cs="Arial"/>
+        </w:rPr>
+        <w:t>] or (</w:t>
+      </w:r>
+      <w:proofErr w:type="spellStart"/>
+      <w:r>
+        <w:rPr>
+          <w:rFonts w:ascii="Arial" w:hAnsi="Arial" w:cs="Arial"/>
+        </w:rPr>
+        <w:t>tool_ID</w:t>
+      </w:r>
+      <w:proofErr w:type="spellEnd"/>
+      <w:r>
+        <w:rPr>
+          <w:rFonts w:ascii="Arial" w:hAnsi="Arial" w:cs="Arial"/>
+        </w:rPr>
+        <w:t xml:space="preserve"> ==</w:t>
+      </w:r>
+      <w:r>
+        <w:rPr>
+          <w:rFonts w:ascii="Arial" w:hAnsi="Arial" w:cs="Arial"/>
+        </w:rPr>
+        <w:t xml:space="preserve"> “</w:t>
+      </w:r>
+      <w:proofErr w:type="spellStart"/>
+      <w:r>
+        <w:rPr>
+          <w:rFonts w:ascii="Arial" w:hAnsi="Arial" w:cs="Arial"/>
+        </w:rPr>
+        <w:t>divorce_answer</w:t>
+      </w:r>
+      <w:proofErr w:type="spellEnd"/>
+      <w:r>
+        <w:rPr>
+          <w:rFonts w:ascii="Arial" w:hAnsi="Arial" w:cs="Arial"/>
+        </w:rPr>
+        <w:t>”</w:t>
+      </w:r>
+      <w:r>
+        <w:rPr>
+          <w:rFonts w:ascii="Arial" w:hAnsi="Arial" w:cs="Arial"/>
+        </w:rPr>
+        <w:t xml:space="preserve"> and </w:t>
+      </w:r>
+      <w:proofErr w:type="spellStart"/>
+      <w:r>
+        <w:rPr>
+          <w:rFonts w:ascii="Arial" w:hAnsi="Arial" w:cs="Arial"/>
+        </w:rPr>
+        <w:t>create_counterclaim</w:t>
+      </w:r>
+      <w:proofErr w:type="spellEnd"/>
+      <w:r>
+        <w:rPr>
+          <w:rFonts w:ascii="Arial" w:hAnsi="Arial" w:cs="Arial"/>
+        </w:rPr>
+        <w:t>))</w:t>
       </w:r>
       <w:r>
         <w:rPr>
@@ -562,19 +477,11 @@
         <w:t xml:space="preserve">and </w:t>
       </w:r>
       <w:proofErr w:type="spellStart"/>
-      <w:proofErr w:type="gramStart"/>
-      <w:r>
-        <w:rPr>
-          <w:rFonts w:ascii="Arial" w:hAnsi="Arial" w:cs="Arial"/>
-        </w:rPr>
-        <w:t>marriage.personal</w:t>
-      </w:r>
-      <w:proofErr w:type="gramEnd"/>
-      <w:r>
-        <w:rPr>
-          <w:rFonts w:ascii="Arial" w:hAnsi="Arial" w:cs="Arial"/>
-        </w:rPr>
-        <w:t>_property_need_items</w:t>
+      <w:r>
+        <w:rPr>
+          <w:rFonts w:ascii="Arial" w:hAnsi="Arial" w:cs="Arial"/>
+        </w:rPr>
+        <w:t>marriage.have_pension_retirement</w:t>
       </w:r>
       <w:proofErr w:type="spellEnd"/>
       <w:r>
@@ -584,40 +491,38 @@
         <w:t xml:space="preserve"> and </w:t>
       </w:r>
       <w:proofErr w:type="spellStart"/>
-      <w:proofErr w:type="gramStart"/>
-      <w:r>
-        <w:rPr>
-          <w:rFonts w:ascii="Arial" w:hAnsi="Arial" w:cs="Arial"/>
-        </w:rPr>
-        <w:t>marriage.accounts</w:t>
-      </w:r>
-      <w:proofErr w:type="gramEnd"/>
-      <w:r>
-        <w:rPr>
-          <w:rFonts w:ascii="Arial" w:hAnsi="Arial" w:cs="Arial"/>
-        </w:rPr>
-        <w:t>.filter</w:t>
-      </w:r>
-      <w:proofErr w:type="spellEnd"/>
-      <w:r>
-        <w:rPr>
-          <w:rFonts w:ascii="Arial" w:hAnsi="Arial" w:cs="Arial"/>
-        </w:rPr>
-        <w:t>(</w:t>
-      </w:r>
-      <w:proofErr w:type="spellStart"/>
-      <w:r>
-        <w:rPr>
-          <w:rFonts w:ascii="Arial" w:hAnsi="Arial" w:cs="Arial"/>
-        </w:rPr>
-        <w:t>trigger_investment_reminder</w:t>
-      </w:r>
-      <w:proofErr w:type="spellEnd"/>
-      <w:r>
-        <w:rPr>
-          <w:rFonts w:ascii="Arial" w:hAnsi="Arial" w:cs="Arial"/>
-        </w:rPr>
-        <w:t xml:space="preserve">=True) | length &gt; 0 </w:t>
+      <w:r>
+        <w:rPr>
+          <w:rFonts w:ascii="Arial" w:hAnsi="Arial" w:cs="Arial"/>
+        </w:rPr>
+        <w:t>marriage.pension_contributions_made</w:t>
+      </w:r>
+      <w:proofErr w:type="spellEnd"/>
+      <w:r>
+        <w:rPr>
+          <w:rFonts w:ascii="Arial" w:hAnsi="Arial" w:cs="Arial"/>
+        </w:rPr>
+        <w:t xml:space="preserve"> and </w:t>
+      </w:r>
+      <w:r>
+        <w:rPr>
+          <w:rFonts w:ascii="Arial" w:hAnsi="Arial" w:cs="Arial"/>
+        </w:rPr>
+        <w:t xml:space="preserve">not </w:t>
+      </w:r>
+      <w:proofErr w:type="spellStart"/>
+      <w:r>
+        <w:rPr>
+          <w:rFonts w:ascii="Arial" w:hAnsi="Arial" w:cs="Arial"/>
+        </w:rPr>
+        <w:t>marriage.pension_retirement_accounts_keep_own</w:t>
+      </w:r>
+      <w:proofErr w:type="spellEnd"/>
+      <w:r>
+        <w:rPr>
+          <w:rFonts w:ascii="Arial" w:hAnsi="Arial" w:cs="Arial"/>
+        </w:rPr>
+        <w:t xml:space="preserve"> </w:t>
       </w:r>
       <w:r>
         <w:rPr>
@@ -632,60 +537,148 @@
         <w:ind w:left="0"/>
       </w:pPr>
       <w:r>
-        <w:t>Investments:</w:t>
-      </w:r>
-    </w:p>
-    <w:p>
-      <w:pPr>
-        <w:spacing w:after="0" w:line="240" w:lineRule="auto"/>
-        <w:ind w:right="-547"/>
-        <w:rPr>
-          <w:rFonts w:ascii="Arial" w:hAnsi="Arial" w:cs="Arial"/>
-        </w:rPr>
-      </w:pPr>
-      <w:r>
-        <w:rPr>
-          <w:rFonts w:ascii="Arial" w:hAnsi="Arial" w:cs="Arial"/>
-        </w:rPr>
-        <w:t xml:space="preserve">Your Judgment of Divorce states how you want your investments to be divided. But there may be problems with </w:t>
-      </w:r>
-      <w:proofErr w:type="gramStart"/>
-      <w:r>
-        <w:rPr>
-          <w:rFonts w:ascii="Arial" w:hAnsi="Arial" w:cs="Arial"/>
-        </w:rPr>
-        <w:t>actually dividing</w:t>
-      </w:r>
-      <w:proofErr w:type="gramEnd"/>
-      <w:r>
-        <w:rPr>
-          <w:rFonts w:ascii="Arial" w:hAnsi="Arial" w:cs="Arial"/>
-        </w:rPr>
-        <w:t xml:space="preserve"> these assets after the Judgment is final. Dividing investments is not simple. </w:t>
-      </w:r>
-    </w:p>
-    <w:p>
-      <w:pPr>
-        <w:spacing w:after="0" w:line="240" w:lineRule="auto"/>
-        <w:ind w:right="-547"/>
-        <w:rPr>
-          <w:rFonts w:ascii="Arial" w:hAnsi="Arial" w:cs="Arial"/>
-        </w:rPr>
-      </w:pPr>
-    </w:p>
-    <w:p>
-      <w:pPr>
-        <w:spacing w:after="0" w:line="240" w:lineRule="auto"/>
-        <w:ind w:right="-547"/>
-        <w:rPr>
-          <w:rFonts w:ascii="Arial" w:hAnsi="Arial" w:cs="Arial"/>
-        </w:rPr>
-      </w:pPr>
-      <w:r>
-        <w:rPr>
-          <w:rFonts w:ascii="Arial" w:hAnsi="Arial" w:cs="Arial"/>
-        </w:rPr>
-        <w:t xml:space="preserve">The Judgment of Divorce does not include any information about how the investments will be transferred or about tax liability. Your investments will </w:t>
+        <w:t>Pensions or Retirement Accounts:</w:t>
+      </w:r>
+    </w:p>
+    <w:p>
+      <w:pPr>
+        <w:spacing w:after="0" w:line="240" w:lineRule="auto"/>
+        <w:ind w:right="-547"/>
+        <w:rPr>
+          <w:rFonts w:ascii="Arial" w:hAnsi="Arial" w:cs="Arial"/>
+        </w:rPr>
+      </w:pPr>
+      <w:r>
+        <w:rPr>
+          <w:rFonts w:ascii="Arial" w:hAnsi="Arial" w:cs="Arial"/>
+        </w:rPr>
+        <w:t xml:space="preserve">You </w:t>
+      </w:r>
+      <w:r>
+        <w:rPr>
+          <w:rFonts w:ascii="Arial" w:hAnsi="Arial" w:cs="Arial"/>
+        </w:rPr>
+        <w:t>said</w:t>
+      </w:r>
+      <w:r>
+        <w:rPr>
+          <w:rFonts w:ascii="Arial" w:hAnsi="Arial" w:cs="Arial"/>
+        </w:rPr>
+        <w:t xml:space="preserve"> you or your spouse has a pension or retirement account</w:t>
+      </w:r>
+      <w:r>
+        <w:rPr>
+          <w:rFonts w:ascii="Arial" w:hAnsi="Arial" w:cs="Arial"/>
+        </w:rPr>
+        <w:t xml:space="preserve"> that you want the judge to divide</w:t>
+      </w:r>
+      <w:r>
+        <w:rPr>
+          <w:rFonts w:ascii="Arial" w:hAnsi="Arial" w:cs="Arial"/>
+        </w:rPr>
+        <w:t xml:space="preserve">. </w:t>
+      </w:r>
+    </w:p>
+    <w:p>
+      <w:pPr>
+        <w:spacing w:after="0" w:line="240" w:lineRule="auto"/>
+        <w:ind w:right="-547"/>
+        <w:rPr>
+          <w:rFonts w:ascii="Arial" w:hAnsi="Arial" w:cs="Arial"/>
+        </w:rPr>
+      </w:pPr>
+    </w:p>
+    <w:p>
+      <w:pPr>
+        <w:spacing w:after="0" w:line="240" w:lineRule="auto"/>
+        <w:ind w:right="-547"/>
+        <w:rPr>
+          <w:rFonts w:ascii="Arial" w:hAnsi="Arial" w:cs="Arial"/>
+        </w:rPr>
+      </w:pPr>
+      <w:r>
+        <w:rPr>
+          <w:rFonts w:ascii="Arial" w:hAnsi="Arial" w:cs="Arial"/>
+        </w:rPr>
+        <w:t xml:space="preserve">Dividing pensions and retirement accounts is not simple. </w:t>
+      </w:r>
+      <w:r>
+        <w:rPr>
+          <w:rFonts w:ascii="Arial" w:hAnsi="Arial" w:cs="Arial"/>
+        </w:rPr>
+        <w:t xml:space="preserve">{% if </w:t>
+      </w:r>
+      <w:proofErr w:type="spellStart"/>
+      <w:r>
+        <w:rPr>
+          <w:rFonts w:ascii="Arial" w:hAnsi="Arial" w:cs="Arial"/>
+        </w:rPr>
+        <w:t>tool_ID</w:t>
+      </w:r>
+      <w:proofErr w:type="spellEnd"/>
+      <w:r>
+        <w:rPr>
+          <w:rFonts w:ascii="Arial" w:hAnsi="Arial" w:cs="Arial"/>
+        </w:rPr>
+        <w:t xml:space="preserve"> in [“</w:t>
+      </w:r>
+      <w:proofErr w:type="spellStart"/>
+      <w:r>
+        <w:rPr>
+          <w:rFonts w:ascii="Arial" w:hAnsi="Arial" w:cs="Arial"/>
+        </w:rPr>
+        <w:t>divorce_complaint</w:t>
+      </w:r>
+      <w:proofErr w:type="spellEnd"/>
+      <w:r>
+        <w:rPr>
+          <w:rFonts w:ascii="Arial" w:hAnsi="Arial" w:cs="Arial"/>
+        </w:rPr>
+        <w:t>”, “</w:t>
+      </w:r>
+      <w:proofErr w:type="spellStart"/>
+      <w:r>
+        <w:rPr>
+          <w:rFonts w:ascii="Arial" w:hAnsi="Arial" w:cs="Arial"/>
+        </w:rPr>
+        <w:t>JOD_only</w:t>
+      </w:r>
+      <w:proofErr w:type="spellEnd"/>
+      <w:r>
+        <w:rPr>
+          <w:rFonts w:ascii="Arial" w:hAnsi="Arial" w:cs="Arial"/>
+        </w:rPr>
+        <w:t>”] %}</w:t>
+      </w:r>
+      <w:r>
+        <w:rPr>
+          <w:rFonts w:ascii="Arial" w:hAnsi="Arial" w:cs="Arial"/>
+        </w:rPr>
+        <w:t xml:space="preserve">The Judgment of Divorce produced </w:t>
+      </w:r>
+      <w:r>
+        <w:rPr>
+          <w:rFonts w:ascii="Arial" w:hAnsi="Arial" w:cs="Arial"/>
+        </w:rPr>
+        <w:t>by</w:t>
+      </w:r>
+      <w:r>
+        <w:rPr>
+          <w:rFonts w:ascii="Arial" w:hAnsi="Arial" w:cs="Arial"/>
+        </w:rPr>
+        <w:t xml:space="preserve"> this tool will </w:t>
+      </w:r>
+      <w:r>
+        <w:rPr>
+          <w:rFonts w:ascii="Arial" w:hAnsi="Arial" w:cs="Arial"/>
+        </w:rPr>
+        <w:t xml:space="preserve">say </w:t>
+      </w:r>
+      <w:r>
+        <w:rPr>
+          <w:rFonts w:ascii="Arial" w:hAnsi="Arial" w:cs="Arial"/>
+        </w:rPr>
+        <w:t xml:space="preserve">that you have pensions or retirement accounts to divide, but the Judgment of Divorce </w:t>
       </w:r>
       <w:r>
         <w:rPr>
@@ -693,124 +686,44 @@
           <w:b/>
           <w:bCs/>
         </w:rPr>
-        <w:t>not</w:t>
-      </w:r>
-      <w:r>
-        <w:rPr>
-          <w:rFonts w:ascii="Arial" w:hAnsi="Arial" w:cs="Arial"/>
-        </w:rPr>
-        <w:t xml:space="preserve"> be transferred automatically to the person they are awarded to in the Judgment of Divorce. </w:t>
-      </w:r>
-    </w:p>
-    <w:p>
-      <w:pPr>
-        <w:spacing w:after="0" w:line="240" w:lineRule="auto"/>
-        <w:ind w:right="-547"/>
-        <w:rPr>
-          <w:rFonts w:ascii="Arial" w:hAnsi="Arial" w:cs="Arial"/>
-        </w:rPr>
-      </w:pPr>
-    </w:p>
-    <w:p>
-      <w:pPr>
-        <w:spacing w:after="0" w:line="240" w:lineRule="auto"/>
-        <w:ind w:right="-547"/>
-        <w:rPr>
-          <w:rFonts w:ascii="Arial" w:hAnsi="Arial" w:cs="Arial"/>
-        </w:rPr>
-      </w:pPr>
-      <w:r>
-        <w:rPr>
-          <w:rFonts w:ascii="Arial" w:hAnsi="Arial" w:cs="Arial"/>
-        </w:rPr>
-        <w:t xml:space="preserve">There are more steps that need to be </w:t>
-      </w:r>
-      <w:proofErr w:type="gramStart"/>
-      <w:r>
-        <w:rPr>
-          <w:rFonts w:ascii="Arial" w:hAnsi="Arial" w:cs="Arial"/>
-        </w:rPr>
-        <w:t>followed after</w:t>
-      </w:r>
-      <w:proofErr w:type="gramEnd"/>
-      <w:r>
-        <w:rPr>
-          <w:rFonts w:ascii="Arial" w:hAnsi="Arial" w:cs="Arial"/>
-        </w:rPr>
-        <w:t xml:space="preserve"> the Judgment of Divorce is final. The Michigan Legal Help website can’t help you with this.</w:t>
-      </w:r>
-    </w:p>
-    <w:p>
-      <w:pPr>
-        <w:spacing w:after="0" w:line="240" w:lineRule="auto"/>
-        <w:ind w:right="-547"/>
-        <w:rPr>
-          <w:rFonts w:ascii="Arial" w:hAnsi="Arial" w:cs="Arial"/>
-        </w:rPr>
-      </w:pPr>
-    </w:p>
-    <w:p>
-      <w:pPr>
-        <w:spacing w:after="0" w:line="240" w:lineRule="auto"/>
-        <w:ind w:right="-547"/>
-        <w:rPr>
-          <w:rFonts w:ascii="Arial" w:hAnsi="Arial" w:cs="Arial"/>
-        </w:rPr>
-      </w:pPr>
-      <w:r>
-        <w:rPr>
-          <w:rFonts w:ascii="Arial" w:hAnsi="Arial" w:cs="Arial"/>
-        </w:rPr>
-        <w:t xml:space="preserve">You may want to consider: </w:t>
-      </w:r>
-    </w:p>
-    <w:p>
-      <w:pPr>
-        <w:pStyle w:val="ListParagraph"/>
-        <w:numPr>
-          <w:ilvl w:val="0"/>
-          <w:numId w:val="5"/>
-        </w:numPr>
-        <w:spacing w:after="0" w:line="240" w:lineRule="auto"/>
-        <w:rPr>
-          <w:rFonts w:ascii="Arial" w:hAnsi="Arial" w:cs="Arial"/>
-        </w:rPr>
-      </w:pPr>
-      <w:r>
-        <w:rPr>
-          <w:rFonts w:ascii="Arial" w:hAnsi="Arial" w:cs="Arial"/>
-        </w:rPr>
-        <w:t xml:space="preserve">Hiring a lawyer to help you divide your investments. </w:t>
-      </w:r>
-    </w:p>
-    <w:p>
-      <w:pPr>
-        <w:pStyle w:val="ListParagraph"/>
-        <w:numPr>
-          <w:ilvl w:val="0"/>
-          <w:numId w:val="5"/>
-        </w:numPr>
-        <w:spacing w:after="0" w:line="240" w:lineRule="auto"/>
-        <w:rPr>
-          <w:rFonts w:ascii="Arial" w:hAnsi="Arial" w:cs="Arial"/>
-        </w:rPr>
-      </w:pPr>
-      <w:r>
-        <w:rPr>
-          <w:rFonts w:ascii="Arial" w:hAnsi="Arial" w:cs="Arial"/>
-        </w:rPr>
-        <w:t>Asking a financial planner for advice on how to transfer investments and about tax issues.</w:t>
-      </w:r>
-    </w:p>
-    <w:p/>
-    <w:p>
-      <w:pPr>
-        <w:spacing w:after="0" w:line="240" w:lineRule="auto"/>
-        <w:ind w:right="-547"/>
-        <w:rPr>
-          <w:rFonts w:ascii="Arial" w:hAnsi="Arial" w:cs="Arial"/>
-        </w:rPr>
-      </w:pPr>
+        <w:t xml:space="preserve">will not </w:t>
+      </w:r>
+      <w:r>
+        <w:rPr>
+          <w:rFonts w:ascii="Arial" w:hAnsi="Arial" w:cs="Arial"/>
+        </w:rPr>
+        <w:t>divide them.</w:t>
+      </w:r>
+      <w:r>
+        <w:t xml:space="preserve"> </w:t>
+      </w:r>
+      <w:r>
+        <w:t>{% endif %}</w:t>
+      </w:r>
+      <w:r>
+        <w:rPr>
+          <w:rFonts w:ascii="Arial" w:hAnsi="Arial" w:cs="Arial"/>
+        </w:rPr>
+        <w:t xml:space="preserve">You may want </w:t>
+      </w:r>
+      <w:r>
+        <w:rPr>
+          <w:rFonts w:ascii="Arial" w:hAnsi="Arial" w:cs="Arial"/>
+        </w:rPr>
+        <w:t xml:space="preserve">to hire a lawyer </w:t>
+      </w:r>
+      <w:r>
+        <w:rPr>
+          <w:rFonts w:ascii="Arial" w:hAnsi="Arial" w:cs="Arial"/>
+        </w:rPr>
+        <w:t xml:space="preserve">to </w:t>
+      </w:r>
+      <w:r>
+        <w:rPr>
+          <w:rFonts w:ascii="Arial" w:hAnsi="Arial" w:cs="Arial"/>
+        </w:rPr>
+        <w:t xml:space="preserve">help with this part of the divorce. </w:t>
+      </w:r>
       <w:r>
         <w:rPr>
           <w:rFonts w:ascii="Arial" w:hAnsi="Arial" w:cs="Arial"/>
@@ -823,14 +736,33 @@
             <w:rStyle w:val="Hyperlink"/>
             <w:rFonts w:ascii="Arial" w:hAnsi="Arial" w:cs="Arial"/>
           </w:rPr>
-          <w:t>Guide to Legal Help</w:t>
+          <w:t>Guide to Lega</w:t>
+        </w:r>
+        <w:r>
+          <w:rPr>
+            <w:rStyle w:val="Hyperlink"/>
+            <w:rFonts w:ascii="Arial" w:hAnsi="Arial" w:cs="Arial"/>
+          </w:rPr>
+          <w:t>l Help</w:t>
         </w:r>
       </w:hyperlink>
       <w:r>
         <w:rPr>
           <w:rFonts w:ascii="Arial" w:hAnsi="Arial" w:cs="Arial"/>
         </w:rPr>
-        <w:t xml:space="preserve"> to find a lawyer.</w:t>
+        <w:t xml:space="preserve"> </w:t>
+      </w:r>
+      <w:r>
+        <w:rPr>
+          <w:rFonts w:ascii="Arial" w:hAnsi="Arial" w:cs="Arial"/>
+        </w:rPr>
+        <w:t>to look for a lawyer or legal services near you</w:t>
+      </w:r>
+      <w:r>
+        <w:rPr>
+          <w:rFonts w:ascii="Arial" w:hAnsi="Arial" w:cs="Arial"/>
+        </w:rPr>
+        <w:t>.</w:t>
       </w:r>
     </w:p>
     <w:p>
@@ -856,31 +788,25 @@
         <w:rPr>
           <w:rFonts w:ascii="Arial" w:hAnsi="Arial" w:cs="Arial"/>
         </w:rPr>
+        <w:t>{%p endif %}</w:t>
+      </w:r>
+    </w:p>
+    <w:p>
+      <w:pPr>
+        <w:tabs>
+          <w:tab w:val="left" w:leader="dot" w:pos="7200"/>
+        </w:tabs>
+        <w:spacing w:after="0"/>
+        <w:rPr>
+          <w:rFonts w:ascii="Arial" w:hAnsi="Arial" w:cs="Arial"/>
+        </w:rPr>
+      </w:pPr>
+      <w:r>
+        <w:rPr>
+          <w:rFonts w:ascii="Arial" w:hAnsi="Arial" w:cs="Arial"/>
+        </w:rPr>
         <w:t xml:space="preserve">{%p </w:t>
       </w:r>
-      <w:proofErr w:type="gramStart"/>
-      <w:r>
-        <w:rPr>
-          <w:rFonts w:ascii="Arial" w:hAnsi="Arial" w:cs="Arial"/>
-        </w:rPr>
-        <w:t>endif %}</w:t>
-      </w:r>
-      <w:proofErr w:type="gramEnd"/>
-    </w:p>
-    <w:p>
-      <w:pPr>
-        <w:spacing w:after="0" w:line="240" w:lineRule="auto"/>
-        <w:ind w:right="-547"/>
-        <w:rPr>
-          <w:rFonts w:ascii="Arial" w:hAnsi="Arial" w:cs="Arial"/>
-        </w:rPr>
-      </w:pPr>
-      <w:r>
-        <w:rPr>
-          <w:rFonts w:ascii="Arial" w:hAnsi="Arial" w:cs="Arial"/>
-        </w:rPr>
-        <w:t xml:space="preserve">{%p </w:t>
-      </w:r>
       <w:r>
         <w:rPr>
           <w:rFonts w:ascii="Arial" w:hAnsi="Arial" w:cs="Arial"/>
@@ -913,33 +839,21 @@
         <w:rPr>
           <w:rFonts w:ascii="Arial" w:hAnsi="Arial" w:cs="Arial"/>
         </w:rPr>
-        <w:t>”</w:t>
-      </w:r>
-      <w:r>
-        <w:rPr>
-          <w:rFonts w:ascii="Arial" w:hAnsi="Arial" w:cs="Arial"/>
-        </w:rPr>
-        <w:t>, “</w:t>
-      </w:r>
-      <w:proofErr w:type="spellStart"/>
-      <w:r>
-        <w:rPr>
-          <w:rFonts w:ascii="Arial" w:hAnsi="Arial" w:cs="Arial"/>
-        </w:rPr>
-        <w:t>divorce_answer</w:t>
-      </w:r>
-      <w:proofErr w:type="spellEnd"/>
-      <w:r>
-        <w:rPr>
-          <w:rFonts w:ascii="Arial" w:hAnsi="Arial" w:cs="Arial"/>
-        </w:rPr>
-        <w:t>”</w:t>
-      </w:r>
-      <w:r>
-        <w:rPr>
-          <w:rFonts w:ascii="Arial" w:hAnsi="Arial" w:cs="Arial"/>
-        </w:rPr>
-        <w:t>]</w:t>
+        <w:t>”, “</w:t>
+      </w:r>
+      <w:proofErr w:type="spellStart"/>
+      <w:r>
+        <w:rPr>
+          <w:rFonts w:ascii="Arial" w:hAnsi="Arial" w:cs="Arial"/>
+        </w:rPr>
+        <w:t>JOD_only</w:t>
+      </w:r>
+      <w:proofErr w:type="spellEnd"/>
+      <w:r>
+        <w:rPr>
+          <w:rFonts w:ascii="Arial" w:hAnsi="Arial" w:cs="Arial"/>
+        </w:rPr>
+        <w:t>”]</w:t>
       </w:r>
       <w:r>
         <w:rPr>
@@ -958,14 +872,48 @@
         <w:rPr>
           <w:rFonts w:ascii="Arial" w:hAnsi="Arial" w:cs="Arial"/>
         </w:rPr>
-        <w:t>need_temporary_order</w:t>
-      </w:r>
-      <w:proofErr w:type="spellEnd"/>
-      <w:r>
-        <w:rPr>
-          <w:rFonts w:ascii="Arial" w:hAnsi="Arial" w:cs="Arial"/>
-        </w:rPr>
-        <w:t xml:space="preserve"> </w:t>
+        <w:t>marriage.personal_property_need_items</w:t>
+      </w:r>
+      <w:proofErr w:type="spellEnd"/>
+      <w:r>
+        <w:rPr>
+          <w:rFonts w:ascii="Arial" w:hAnsi="Arial" w:cs="Arial"/>
+        </w:rPr>
+        <w:t xml:space="preserve"> and </w:t>
+      </w:r>
+      <w:proofErr w:type="spellStart"/>
+      <w:r>
+        <w:rPr>
+          <w:rFonts w:ascii="Arial" w:hAnsi="Arial" w:cs="Arial"/>
+        </w:rPr>
+        <w:t>marriage.accounts</w:t>
+      </w:r>
+      <w:r>
+        <w:rPr>
+          <w:rFonts w:ascii="Arial" w:hAnsi="Arial" w:cs="Arial"/>
+        </w:rPr>
+        <w:t>.filter</w:t>
+      </w:r>
+      <w:proofErr w:type="spellEnd"/>
+      <w:r>
+        <w:rPr>
+          <w:rFonts w:ascii="Arial" w:hAnsi="Arial" w:cs="Arial"/>
+        </w:rPr>
+        <w:t>(</w:t>
+      </w:r>
+      <w:proofErr w:type="spellStart"/>
+      <w:r>
+        <w:rPr>
+          <w:rFonts w:ascii="Arial" w:hAnsi="Arial" w:cs="Arial"/>
+        </w:rPr>
+        <w:t>trigger_investment_reminder</w:t>
+      </w:r>
+      <w:proofErr w:type="spellEnd"/>
+      <w:r>
+        <w:rPr>
+          <w:rFonts w:ascii="Arial" w:hAnsi="Arial" w:cs="Arial"/>
+        </w:rPr>
+        <w:t xml:space="preserve">=True) | length &gt; 0 </w:t>
       </w:r>
       <w:r>
         <w:rPr>
@@ -978,101 +926,117 @@
       <w:pPr>
         <w:pStyle w:val="Heading3"/>
         <w:ind w:left="0"/>
-        <w:rPr>
-          <w:b w:val="0"/>
-          <w:bCs w:val="0"/>
-        </w:rPr>
-      </w:pPr>
-      <w:r>
-        <w:t>Temporary Restraining Orders for Marital Property/Assets:</w:t>
-      </w:r>
-    </w:p>
-    <w:p>
-      <w:pPr>
-        <w:spacing w:after="0" w:line="240" w:lineRule="auto"/>
-        <w:ind w:right="-547"/>
-        <w:rPr>
-          <w:rFonts w:ascii="Arial" w:hAnsi="Arial" w:cs="Arial"/>
-        </w:rPr>
-      </w:pPr>
-      <w:r>
-        <w:rPr>
-          <w:rFonts w:ascii="Arial" w:hAnsi="Arial" w:cs="Arial"/>
-        </w:rPr>
-        <w:t xml:space="preserve">You </w:t>
-      </w:r>
-      <w:r>
-        <w:rPr>
-          <w:rFonts w:ascii="Arial" w:hAnsi="Arial" w:cs="Arial"/>
-        </w:rPr>
-        <w:t>said</w:t>
-      </w:r>
-      <w:r>
-        <w:rPr>
-          <w:rFonts w:ascii="Arial" w:hAnsi="Arial" w:cs="Arial"/>
-        </w:rPr>
-        <w:t xml:space="preserve"> you need a temporary order to keep your spouse from transferring, hiding, selling, or getting rid of marital property. </w:t>
-      </w:r>
-    </w:p>
-    <w:p>
-      <w:pPr>
-        <w:spacing w:after="0" w:line="240" w:lineRule="auto"/>
-        <w:ind w:right="-547"/>
-        <w:rPr>
-          <w:rFonts w:ascii="Arial" w:hAnsi="Arial" w:cs="Arial"/>
-        </w:rPr>
-      </w:pPr>
-    </w:p>
-    <w:p>
-      <w:pPr>
-        <w:spacing w:after="0" w:line="240" w:lineRule="auto"/>
-        <w:ind w:right="-547"/>
-        <w:rPr>
-          <w:rFonts w:ascii="Arial" w:hAnsi="Arial" w:cs="Arial"/>
-        </w:rPr>
-      </w:pPr>
-      <w:r>
-        <w:rPr>
-          <w:rFonts w:ascii="Arial" w:hAnsi="Arial" w:cs="Arial"/>
-        </w:rPr>
-        <w:t xml:space="preserve">Getting a temporary order to </w:t>
-      </w:r>
-      <w:r>
-        <w:rPr>
-          <w:rFonts w:ascii="Arial" w:hAnsi="Arial" w:cs="Arial"/>
-        </w:rPr>
-        <w:t>stop</w:t>
-      </w:r>
-      <w:r>
-        <w:rPr>
-          <w:rFonts w:ascii="Arial" w:hAnsi="Arial" w:cs="Arial"/>
-        </w:rPr>
-        <w:t xml:space="preserve"> your spouse from doing these things is not a simple process. You can</w:t>
-      </w:r>
-      <w:r>
-        <w:rPr>
-          <w:rFonts w:ascii="Arial" w:hAnsi="Arial" w:cs="Arial"/>
-        </w:rPr>
-        <w:t>’</w:t>
-      </w:r>
-      <w:r>
-        <w:rPr>
-          <w:rFonts w:ascii="Arial" w:hAnsi="Arial" w:cs="Arial"/>
-        </w:rPr>
-        <w:t xml:space="preserve">t use these forms or the Michigan Legal Help website to get a temporary restraining order for </w:t>
-      </w:r>
-      <w:r>
-        <w:rPr>
-          <w:rFonts w:ascii="Arial" w:hAnsi="Arial" w:cs="Arial"/>
-        </w:rPr>
-        <w:lastRenderedPageBreak/>
-        <w:t xml:space="preserve">marital property/assets. </w:t>
-      </w:r>
-      <w:r>
-        <w:rPr>
-          <w:rFonts w:ascii="Arial" w:hAnsi="Arial" w:cs="Arial"/>
-        </w:rPr>
-        <w:t xml:space="preserve">Your forms </w:t>
+      </w:pPr>
+      <w:r>
+        <w:t>Investments:</w:t>
+      </w:r>
+    </w:p>
+    <w:p>
+      <w:pPr>
+        <w:spacing w:after="0" w:line="240" w:lineRule="auto"/>
+        <w:ind w:right="-547"/>
+        <w:rPr>
+          <w:rFonts w:ascii="Arial" w:hAnsi="Arial" w:cs="Arial"/>
+        </w:rPr>
+      </w:pPr>
+      <w:r>
+        <w:rPr>
+          <w:rFonts w:ascii="Arial" w:hAnsi="Arial" w:cs="Arial"/>
+        </w:rPr>
+        <w:t>{%</w:t>
+      </w:r>
+      <w:r>
+        <w:rPr>
+          <w:rFonts w:ascii="Arial" w:hAnsi="Arial" w:cs="Arial"/>
+        </w:rPr>
+        <w:t>p</w:t>
+      </w:r>
+      <w:r>
+        <w:rPr>
+          <w:rFonts w:ascii="Arial" w:hAnsi="Arial" w:cs="Arial"/>
+        </w:rPr>
+        <w:t xml:space="preserve"> if </w:t>
+      </w:r>
+      <w:proofErr w:type="spellStart"/>
+      <w:r>
+        <w:rPr>
+          <w:rFonts w:ascii="Arial" w:hAnsi="Arial" w:cs="Arial"/>
+        </w:rPr>
+        <w:t>tool_ID</w:t>
+      </w:r>
+      <w:proofErr w:type="spellEnd"/>
+      <w:r>
+        <w:rPr>
+          <w:rFonts w:ascii="Arial" w:hAnsi="Arial" w:cs="Arial"/>
+        </w:rPr>
+        <w:t xml:space="preserve"> in [“</w:t>
+      </w:r>
+      <w:proofErr w:type="spellStart"/>
+      <w:r>
+        <w:rPr>
+          <w:rFonts w:ascii="Arial" w:hAnsi="Arial" w:cs="Arial"/>
+        </w:rPr>
+        <w:t>divorce_complaint</w:t>
+      </w:r>
+      <w:proofErr w:type="spellEnd"/>
+      <w:r>
+        <w:rPr>
+          <w:rFonts w:ascii="Arial" w:hAnsi="Arial" w:cs="Arial"/>
+        </w:rPr>
+        <w:t>”, “</w:t>
+      </w:r>
+      <w:proofErr w:type="spellStart"/>
+      <w:r>
+        <w:rPr>
+          <w:rFonts w:ascii="Arial" w:hAnsi="Arial" w:cs="Arial"/>
+        </w:rPr>
+        <w:t>JOD_only</w:t>
+      </w:r>
+      <w:proofErr w:type="spellEnd"/>
+      <w:r>
+        <w:rPr>
+          <w:rFonts w:ascii="Arial" w:hAnsi="Arial" w:cs="Arial"/>
+        </w:rPr>
+        <w:t>”] %}</w:t>
+      </w:r>
+    </w:p>
+    <w:p>
+      <w:pPr>
+        <w:spacing w:after="0" w:line="240" w:lineRule="auto"/>
+        <w:ind w:right="-547"/>
+        <w:rPr>
+          <w:rFonts w:ascii="Arial" w:hAnsi="Arial" w:cs="Arial"/>
+        </w:rPr>
+      </w:pPr>
+      <w:r>
+        <w:rPr>
+          <w:rFonts w:ascii="Arial" w:hAnsi="Arial" w:cs="Arial"/>
+        </w:rPr>
+        <w:t xml:space="preserve">Your Judgment of Divorce states how you want your investments to be divided. But there may be problems with actually dividing these assets after the Judgment is final. Dividing investments is not simple. </w:t>
+      </w:r>
+    </w:p>
+    <w:p>
+      <w:pPr>
+        <w:spacing w:after="0" w:line="240" w:lineRule="auto"/>
+        <w:ind w:right="-547"/>
+        <w:rPr>
+          <w:rFonts w:ascii="Arial" w:hAnsi="Arial" w:cs="Arial"/>
+        </w:rPr>
+      </w:pPr>
+    </w:p>
+    <w:p>
+      <w:pPr>
+        <w:spacing w:after="0" w:line="240" w:lineRule="auto"/>
+        <w:ind w:right="-547"/>
+        <w:rPr>
+          <w:rFonts w:ascii="Arial" w:hAnsi="Arial" w:cs="Arial"/>
+        </w:rPr>
+      </w:pPr>
+      <w:r>
+        <w:rPr>
+          <w:rFonts w:ascii="Arial" w:hAnsi="Arial" w:cs="Arial"/>
+        </w:rPr>
+        <w:t xml:space="preserve">The Judgment of Divorce does not include any information about how the investments will be transferred or about tax liability. Your investments will </w:t>
       </w:r>
       <w:r>
         <w:rPr>
@@ -1080,14 +1044,239 @@
           <w:b/>
           <w:bCs/>
         </w:rPr>
-        <w:t>do not include</w:t>
-      </w:r>
-      <w:r>
-        <w:rPr>
-          <w:rFonts w:ascii="Arial" w:hAnsi="Arial" w:cs="Arial"/>
-        </w:rPr>
-        <w:t xml:space="preserve"> a request for a temporary order. </w:t>
-      </w:r>
+        <w:t>not</w:t>
+      </w:r>
+      <w:r>
+        <w:rPr>
+          <w:rFonts w:ascii="Arial" w:hAnsi="Arial" w:cs="Arial"/>
+        </w:rPr>
+        <w:t xml:space="preserve"> be transferred automatically to the person they are awarded to in the Judgment of Divorce. </w:t>
+      </w:r>
+    </w:p>
+    <w:p>
+      <w:pPr>
+        <w:spacing w:after="0" w:line="240" w:lineRule="auto"/>
+        <w:ind w:right="-547"/>
+        <w:rPr>
+          <w:rFonts w:ascii="Arial" w:hAnsi="Arial" w:cs="Arial"/>
+        </w:rPr>
+      </w:pPr>
+    </w:p>
+    <w:p>
+      <w:pPr>
+        <w:spacing w:after="0" w:line="240" w:lineRule="auto"/>
+        <w:ind w:right="-547"/>
+        <w:rPr>
+          <w:rFonts w:ascii="Arial" w:hAnsi="Arial" w:cs="Arial"/>
+        </w:rPr>
+      </w:pPr>
+      <w:r>
+        <w:rPr>
+          <w:rFonts w:ascii="Arial" w:hAnsi="Arial" w:cs="Arial"/>
+        </w:rPr>
+        <w:t>There are more steps that need to be followed after the Judgment of Divorce is final. The Michigan Legal Help website can’t help you with this.</w:t>
+      </w:r>
+    </w:p>
+    <w:p>
+      <w:pPr>
+        <w:spacing w:after="0" w:line="240" w:lineRule="auto"/>
+        <w:ind w:right="-547"/>
+        <w:rPr>
+          <w:rFonts w:ascii="Arial" w:hAnsi="Arial" w:cs="Arial"/>
+        </w:rPr>
+      </w:pPr>
+      <w:r>
+        <w:rPr>
+          <w:rFonts w:ascii="Arial" w:hAnsi="Arial" w:cs="Arial"/>
+        </w:rPr>
+        <w:t>{%</w:t>
+      </w:r>
+      <w:r>
+        <w:rPr>
+          <w:rFonts w:ascii="Arial" w:hAnsi="Arial" w:cs="Arial"/>
+        </w:rPr>
+        <w:t>p</w:t>
+      </w:r>
+      <w:r>
+        <w:rPr>
+          <w:rFonts w:ascii="Arial" w:hAnsi="Arial" w:cs="Arial"/>
+        </w:rPr>
+        <w:t xml:space="preserve"> </w:t>
+      </w:r>
+      <w:proofErr w:type="spellStart"/>
+      <w:r>
+        <w:rPr>
+          <w:rFonts w:ascii="Arial" w:hAnsi="Arial" w:cs="Arial"/>
+        </w:rPr>
+        <w:t>el</w:t>
+      </w:r>
+      <w:r>
+        <w:rPr>
+          <w:rFonts w:ascii="Arial" w:hAnsi="Arial" w:cs="Arial"/>
+        </w:rPr>
+        <w:t>if</w:t>
+      </w:r>
+      <w:proofErr w:type="spellEnd"/>
+      <w:r>
+        <w:rPr>
+          <w:rFonts w:ascii="Arial" w:hAnsi="Arial" w:cs="Arial"/>
+        </w:rPr>
+        <w:t xml:space="preserve"> </w:t>
+      </w:r>
+      <w:proofErr w:type="spellStart"/>
+      <w:r>
+        <w:rPr>
+          <w:rFonts w:ascii="Arial" w:hAnsi="Arial" w:cs="Arial"/>
+        </w:rPr>
+        <w:t>tool_ID</w:t>
+      </w:r>
+      <w:proofErr w:type="spellEnd"/>
+      <w:r>
+        <w:rPr>
+          <w:rFonts w:ascii="Arial" w:hAnsi="Arial" w:cs="Arial"/>
+        </w:rPr>
+        <w:t xml:space="preserve"> </w:t>
+      </w:r>
+      <w:r>
+        <w:rPr>
+          <w:rFonts w:ascii="Arial" w:hAnsi="Arial" w:cs="Arial"/>
+        </w:rPr>
+        <w:t>== “</w:t>
+      </w:r>
+      <w:proofErr w:type="spellStart"/>
+      <w:r>
+        <w:rPr>
+          <w:rFonts w:ascii="Arial" w:hAnsi="Arial" w:cs="Arial"/>
+        </w:rPr>
+        <w:t>divorce_answer</w:t>
+      </w:r>
+      <w:proofErr w:type="spellEnd"/>
+      <w:r>
+        <w:rPr>
+          <w:rFonts w:ascii="Arial" w:hAnsi="Arial" w:cs="Arial"/>
+        </w:rPr>
+        <w:t>” %}</w:t>
+      </w:r>
+    </w:p>
+    <w:p>
+      <w:pPr>
+        <w:spacing w:after="0" w:line="240" w:lineRule="auto"/>
+        <w:ind w:right="-547"/>
+        <w:rPr>
+          <w:rFonts w:ascii="Arial" w:hAnsi="Arial" w:cs="Arial"/>
+        </w:rPr>
+      </w:pPr>
+      <w:r>
+        <w:rPr>
+          <w:rFonts w:ascii="Arial" w:hAnsi="Arial" w:cs="Arial"/>
+        </w:rPr>
+        <w:t xml:space="preserve">Dividing investments is not simple. </w:t>
+      </w:r>
+      <w:r>
+        <w:rPr>
+          <w:rFonts w:ascii="Arial" w:hAnsi="Arial" w:cs="Arial"/>
+        </w:rPr>
+        <w:t>There may be problems in distributing these assets after entry of the Judgment of Divorce.</w:t>
+      </w:r>
+    </w:p>
+    <w:p>
+      <w:pPr>
+        <w:spacing w:after="0" w:line="240" w:lineRule="auto"/>
+        <w:ind w:right="-547"/>
+        <w:rPr>
+          <w:rFonts w:ascii="Arial" w:hAnsi="Arial" w:cs="Arial"/>
+        </w:rPr>
+      </w:pPr>
+      <w:r>
+        <w:rPr>
+          <w:rFonts w:ascii="Arial" w:hAnsi="Arial" w:cs="Arial"/>
+        </w:rPr>
+        <w:t>{%</w:t>
+      </w:r>
+      <w:r>
+        <w:rPr>
+          <w:rFonts w:ascii="Arial" w:hAnsi="Arial" w:cs="Arial"/>
+        </w:rPr>
+        <w:t>p</w:t>
+      </w:r>
+      <w:r>
+        <w:rPr>
+          <w:rFonts w:ascii="Arial" w:hAnsi="Arial" w:cs="Arial"/>
+        </w:rPr>
+        <w:t xml:space="preserve"> endif %}</w:t>
+      </w:r>
+    </w:p>
+    <w:p>
+      <w:pPr>
+        <w:spacing w:after="0" w:line="240" w:lineRule="auto"/>
+        <w:ind w:right="-547"/>
+        <w:rPr>
+          <w:rFonts w:ascii="Arial" w:hAnsi="Arial" w:cs="Arial"/>
+        </w:rPr>
+      </w:pPr>
+    </w:p>
+    <w:p>
+      <w:pPr>
+        <w:spacing w:after="0" w:line="240" w:lineRule="auto"/>
+        <w:ind w:right="-547"/>
+        <w:rPr>
+          <w:rFonts w:ascii="Arial" w:hAnsi="Arial" w:cs="Arial"/>
+        </w:rPr>
+      </w:pPr>
+      <w:r>
+        <w:rPr>
+          <w:rFonts w:ascii="Arial" w:hAnsi="Arial" w:cs="Arial"/>
+        </w:rPr>
+        <w:t xml:space="preserve">You may want to consider: </w:t>
+      </w:r>
+    </w:p>
+    <w:p>
+      <w:pPr>
+        <w:pStyle w:val="ListParagraph"/>
+        <w:numPr>
+          <w:ilvl w:val="0"/>
+          <w:numId w:val="5"/>
+        </w:numPr>
+        <w:spacing w:after="0" w:line="240" w:lineRule="auto"/>
+        <w:rPr>
+          <w:rFonts w:ascii="Arial" w:hAnsi="Arial" w:cs="Arial"/>
+        </w:rPr>
+      </w:pPr>
+      <w:r>
+        <w:rPr>
+          <w:rFonts w:ascii="Arial" w:hAnsi="Arial" w:cs="Arial"/>
+        </w:rPr>
+        <w:t xml:space="preserve">Hiring a lawyer to help you divide your investments. </w:t>
+      </w:r>
+    </w:p>
+    <w:p>
+      <w:pPr>
+        <w:pStyle w:val="ListParagraph"/>
+        <w:numPr>
+          <w:ilvl w:val="0"/>
+          <w:numId w:val="5"/>
+        </w:numPr>
+        <w:spacing w:after="0" w:line="240" w:lineRule="auto"/>
+        <w:rPr>
+          <w:rFonts w:ascii="Arial" w:hAnsi="Arial" w:cs="Arial"/>
+        </w:rPr>
+      </w:pPr>
+      <w:r>
+        <w:rPr>
+          <w:rFonts w:ascii="Arial" w:hAnsi="Arial" w:cs="Arial"/>
+        </w:rPr>
+        <w:t>Asking a financial planner for advice on how to transfer investments and about tax issues.</w:t>
+      </w:r>
+    </w:p>
+    <w:p/>
+    <w:p>
+      <w:pPr>
+        <w:spacing w:after="0" w:line="240" w:lineRule="auto"/>
+        <w:ind w:right="-547"/>
+        <w:rPr>
+          <w:rFonts w:ascii="Arial" w:hAnsi="Arial" w:cs="Arial"/>
+        </w:rPr>
+      </w:pPr>
       <w:r>
         <w:rPr>
           <w:rFonts w:ascii="Arial" w:hAnsi="Arial" w:cs="Arial"/>
@@ -1107,19 +1296,7 @@
         <w:rPr>
           <w:rFonts w:ascii="Arial" w:hAnsi="Arial" w:cs="Arial"/>
         </w:rPr>
-        <w:t xml:space="preserve"> </w:t>
-      </w:r>
-      <w:r>
-        <w:rPr>
-          <w:rFonts w:ascii="Arial" w:hAnsi="Arial" w:cs="Arial"/>
-        </w:rPr>
-        <w:t>to look for a lawyer or legal services near you</w:t>
-      </w:r>
-      <w:r>
-        <w:rPr>
-          <w:rFonts w:ascii="Arial" w:hAnsi="Arial" w:cs="Arial"/>
-        </w:rPr>
-        <w:t>.</w:t>
+        <w:t xml:space="preserve"> to find a lawyer.</w:t>
       </w:r>
     </w:p>
     <w:p>
@@ -1145,37 +1322,35 @@
         <w:rPr>
           <w:rFonts w:ascii="Arial" w:hAnsi="Arial" w:cs="Arial"/>
         </w:rPr>
+        <w:t>{%p endif %}</w:t>
+      </w:r>
+    </w:p>
+    <w:p>
+      <w:pPr>
+        <w:spacing w:after="0" w:line="240" w:lineRule="auto"/>
+        <w:ind w:right="-547"/>
+        <w:rPr>
+          <w:rFonts w:ascii="Arial" w:hAnsi="Arial" w:cs="Arial"/>
+        </w:rPr>
+      </w:pPr>
+      <w:r>
+        <w:rPr>
+          <w:rFonts w:ascii="Arial" w:hAnsi="Arial" w:cs="Arial"/>
+        </w:rPr>
         <w:t xml:space="preserve">{%p </w:t>
       </w:r>
-      <w:proofErr w:type="gramStart"/>
-      <w:r>
-        <w:rPr>
-          <w:rFonts w:ascii="Arial" w:hAnsi="Arial" w:cs="Arial"/>
-        </w:rPr>
-        <w:t>endif %}</w:t>
-      </w:r>
-      <w:proofErr w:type="gramEnd"/>
-    </w:p>
-    <w:p>
-      <w:pPr>
-        <w:spacing w:after="0" w:line="240" w:lineRule="auto"/>
-        <w:ind w:right="-547"/>
-        <w:rPr>
-          <w:rFonts w:ascii="Arial" w:hAnsi="Arial" w:cs="Arial"/>
-        </w:rPr>
-      </w:pPr>
-      <w:r>
-        <w:rPr>
-          <w:rFonts w:ascii="Arial" w:hAnsi="Arial" w:cs="Arial"/>
-        </w:rPr>
-        <w:t xml:space="preserve">{%p </w:t>
-      </w:r>
       <w:r>
         <w:rPr>
           <w:rFonts w:ascii="Arial" w:hAnsi="Arial" w:cs="Arial"/>
         </w:rPr>
         <w:t xml:space="preserve">if </w:t>
       </w:r>
+      <w:r>
+        <w:rPr>
+          <w:rFonts w:ascii="Arial" w:hAnsi="Arial" w:cs="Arial"/>
+        </w:rPr>
+        <w:t>(</w:t>
+      </w:r>
       <w:proofErr w:type="spellStart"/>
       <w:r>
         <w:rPr>
@@ -1188,7 +1363,19 @@
         <w:rPr>
           <w:rFonts w:ascii="Arial" w:hAnsi="Arial" w:cs="Arial"/>
         </w:rPr>
-        <w:t xml:space="preserve"> in [“</w:t>
+        <w:t xml:space="preserve"> </w:t>
+      </w:r>
+      <w:r>
+        <w:rPr>
+          <w:rFonts w:ascii="Arial" w:hAnsi="Arial" w:cs="Arial"/>
+        </w:rPr>
+        <w:t xml:space="preserve">== </w:t>
+      </w:r>
+      <w:r>
+        <w:rPr>
+          <w:rFonts w:ascii="Arial" w:hAnsi="Arial" w:cs="Arial"/>
+        </w:rPr>
+        <w:t>“</w:t>
       </w:r>
       <w:proofErr w:type="spellStart"/>
       <w:r>
@@ -1202,7 +1389,33 @@
         <w:rPr>
           <w:rFonts w:ascii="Arial" w:hAnsi="Arial" w:cs="Arial"/>
         </w:rPr>
-        <w:t>”, “</w:t>
+        <w:t>”</w:t>
+      </w:r>
+      <w:r>
+        <w:rPr>
+          <w:rFonts w:ascii="Arial" w:hAnsi="Arial" w:cs="Arial"/>
+        </w:rPr>
+        <w:t xml:space="preserve"> or (</w:t>
+      </w:r>
+      <w:proofErr w:type="spellStart"/>
+      <w:r>
+        <w:rPr>
+          <w:rFonts w:ascii="Arial" w:hAnsi="Arial" w:cs="Arial"/>
+        </w:rPr>
+        <w:t>tool_ID</w:t>
+      </w:r>
+      <w:proofErr w:type="spellEnd"/>
+      <w:r>
+        <w:rPr>
+          <w:rFonts w:ascii="Arial" w:hAnsi="Arial" w:cs="Arial"/>
+        </w:rPr>
+        <w:t xml:space="preserve"> ==</w:t>
+      </w:r>
+      <w:r>
+        <w:rPr>
+          <w:rFonts w:ascii="Arial" w:hAnsi="Arial" w:cs="Arial"/>
+        </w:rPr>
+        <w:t xml:space="preserve"> “</w:t>
       </w:r>
       <w:proofErr w:type="spellStart"/>
       <w:r>
@@ -1216,7 +1429,27 @@
         <w:rPr>
           <w:rFonts w:ascii="Arial" w:hAnsi="Arial" w:cs="Arial"/>
         </w:rPr>
-        <w:t>”]</w:t>
+        <w:t>”</w:t>
+      </w:r>
+      <w:r>
+        <w:rPr>
+          <w:rFonts w:ascii="Arial" w:hAnsi="Arial" w:cs="Arial"/>
+        </w:rPr>
+        <w:t xml:space="preserve"> and </w:t>
+      </w:r>
+      <w:proofErr w:type="spellStart"/>
+      <w:r>
+        <w:rPr>
+          <w:rFonts w:ascii="Arial" w:hAnsi="Arial" w:cs="Arial"/>
+        </w:rPr>
+        <w:t>create_counterclaim</w:t>
+      </w:r>
+      <w:proofErr w:type="spellEnd"/>
+      <w:r>
+        <w:rPr>
+          <w:rFonts w:ascii="Arial" w:hAnsi="Arial" w:cs="Arial"/>
+        </w:rPr>
+        <w:t>))</w:t>
       </w:r>
       <w:r>
         <w:rPr>
@@ -1235,21 +1468,7 @@
         <w:rPr>
           <w:rFonts w:ascii="Arial" w:hAnsi="Arial" w:cs="Arial"/>
         </w:rPr>
-        <w:t>there_are_marital_children</w:t>
-      </w:r>
-      <w:proofErr w:type="spellEnd"/>
-      <w:r>
-        <w:rPr>
-          <w:rFonts w:ascii="Arial" w:hAnsi="Arial" w:cs="Arial"/>
-        </w:rPr>
-        <w:t xml:space="preserve"> and </w:t>
-      </w:r>
-      <w:proofErr w:type="spellStart"/>
-      <w:r>
-        <w:rPr>
-          <w:rFonts w:ascii="Arial" w:hAnsi="Arial" w:cs="Arial"/>
-        </w:rPr>
-        <w:t>need_temporary_order_kids</w:t>
+        <w:t>need_temporary_order</w:t>
       </w:r>
       <w:proofErr w:type="spellEnd"/>
       <w:r>
@@ -1269,69 +1488,76 @@
       <w:pPr>
         <w:pStyle w:val="Heading3"/>
         <w:ind w:left="0"/>
-      </w:pPr>
-      <w:r>
-        <w:t>Temporary Custody Order</w:t>
-      </w:r>
-      <w:r>
-        <w:t>:</w:t>
-      </w:r>
-    </w:p>
-    <w:p>
-      <w:pPr>
-        <w:spacing w:after="0" w:line="240" w:lineRule="auto"/>
-        <w:ind w:right="-547"/>
-        <w:rPr>
-          <w:rFonts w:ascii="Arial" w:hAnsi="Arial" w:cs="Arial"/>
-        </w:rPr>
-      </w:pPr>
-      <w:r>
-        <w:rPr>
-          <w:rFonts w:ascii="Arial" w:hAnsi="Arial" w:cs="Arial"/>
-        </w:rPr>
-        <w:t>You said</w:t>
-      </w:r>
-      <w:r>
-        <w:rPr>
-          <w:rFonts w:ascii="Arial" w:hAnsi="Arial" w:cs="Arial"/>
-        </w:rPr>
-        <w:t xml:space="preserve"> you need a temporary custody order to protect your children. </w:t>
-      </w:r>
-    </w:p>
-    <w:p>
-      <w:pPr>
-        <w:spacing w:after="0" w:line="240" w:lineRule="auto"/>
-        <w:ind w:right="-547"/>
-        <w:rPr>
-          <w:rFonts w:ascii="Arial" w:hAnsi="Arial" w:cs="Arial"/>
-        </w:rPr>
-      </w:pPr>
-    </w:p>
-    <w:p>
-      <w:pPr>
-        <w:spacing w:after="0" w:line="240" w:lineRule="auto"/>
-        <w:ind w:right="-547"/>
-        <w:rPr>
-          <w:rFonts w:ascii="Arial" w:hAnsi="Arial" w:cs="Arial"/>
-        </w:rPr>
-      </w:pPr>
-      <w:r>
-        <w:rPr>
-          <w:rFonts w:ascii="Arial" w:hAnsi="Arial" w:cs="Arial"/>
-        </w:rPr>
-        <w:t xml:space="preserve">Getting a temporary custody order is not a simple process. </w:t>
-      </w:r>
-      <w:r>
-        <w:rPr>
-          <w:rFonts w:ascii="Arial" w:hAnsi="Arial" w:cs="Arial"/>
-        </w:rPr>
-        <w:t>Y</w:t>
-      </w:r>
-      <w:r>
-        <w:rPr>
-          <w:rFonts w:ascii="Arial" w:hAnsi="Arial" w:cs="Arial"/>
-        </w:rPr>
-        <w:t>ou can</w:t>
+        <w:rPr>
+          <w:b w:val="0"/>
+          <w:bCs w:val="0"/>
+        </w:rPr>
+      </w:pPr>
+      <w:r>
+        <w:t>Temporary Restraining Orders for Marital Property/Assets:</w:t>
+      </w:r>
+    </w:p>
+    <w:p>
+      <w:pPr>
+        <w:spacing w:after="0" w:line="240" w:lineRule="auto"/>
+        <w:ind w:right="-547"/>
+        <w:rPr>
+          <w:rFonts w:ascii="Arial" w:hAnsi="Arial" w:cs="Arial"/>
+        </w:rPr>
+      </w:pPr>
+      <w:r>
+        <w:rPr>
+          <w:rFonts w:ascii="Arial" w:hAnsi="Arial" w:cs="Arial"/>
+        </w:rPr>
+        <w:t xml:space="preserve">You </w:t>
+      </w:r>
+      <w:r>
+        <w:rPr>
+          <w:rFonts w:ascii="Arial" w:hAnsi="Arial" w:cs="Arial"/>
+        </w:rPr>
+        <w:t>said</w:t>
+      </w:r>
+      <w:r>
+        <w:rPr>
+          <w:rFonts w:ascii="Arial" w:hAnsi="Arial" w:cs="Arial"/>
+        </w:rPr>
+        <w:t xml:space="preserve"> you need a temporary order to keep your spouse from transferring, hiding, selling, or getting rid of marital property. </w:t>
+      </w:r>
+    </w:p>
+    <w:p>
+      <w:pPr>
+        <w:spacing w:after="0" w:line="240" w:lineRule="auto"/>
+        <w:ind w:right="-547"/>
+        <w:rPr>
+          <w:rFonts w:ascii="Arial" w:hAnsi="Arial" w:cs="Arial"/>
+        </w:rPr>
+      </w:pPr>
+    </w:p>
+    <w:p>
+      <w:pPr>
+        <w:spacing w:after="0" w:line="240" w:lineRule="auto"/>
+        <w:ind w:right="-547"/>
+        <w:rPr>
+          <w:rFonts w:ascii="Arial" w:hAnsi="Arial" w:cs="Arial"/>
+        </w:rPr>
+      </w:pPr>
+      <w:r>
+        <w:rPr>
+          <w:rFonts w:ascii="Arial" w:hAnsi="Arial" w:cs="Arial"/>
+        </w:rPr>
+        <w:t xml:space="preserve">Getting a temporary order to </w:t>
+      </w:r>
+      <w:r>
+        <w:rPr>
+          <w:rFonts w:ascii="Arial" w:hAnsi="Arial" w:cs="Arial"/>
+        </w:rPr>
+        <w:t>stop</w:t>
+      </w:r>
+      <w:r>
+        <w:rPr>
+          <w:rFonts w:ascii="Arial" w:hAnsi="Arial" w:cs="Arial"/>
+        </w:rPr>
+        <w:t xml:space="preserve"> your spouse from doing these things is not a simple process. You can</w:t>
       </w:r>
       <w:r>
         <w:rPr>
@@ -1343,7 +1569,13 @@
         <w:rPr>
           <w:rFonts w:ascii="Arial" w:hAnsi="Arial" w:cs="Arial"/>
         </w:rPr>
-        <w:t xml:space="preserve">t use these forms or the Michigan Legal Help website to get a temporary custody order. Your forms </w:t>
+        <w:t xml:space="preserve">t use these forms or the Michigan Legal Help website to get a temporary restraining order for marital property/assets. </w:t>
+      </w:r>
+      <w:r>
+        <w:rPr>
+          <w:rFonts w:ascii="Arial" w:hAnsi="Arial" w:cs="Arial"/>
+        </w:rPr>
+        <w:t xml:space="preserve">Your forms </w:t>
       </w:r>
       <w:r>
         <w:rPr>
@@ -1357,7 +1589,13 @@
         <w:rPr>
           <w:rFonts w:ascii="Arial" w:hAnsi="Arial" w:cs="Arial"/>
         </w:rPr>
-        <w:t xml:space="preserve"> a request for a temporary custody order. You can use the </w:t>
+        <w:t xml:space="preserve"> a request for a temporary order. </w:t>
+      </w:r>
+      <w:r>
+        <w:rPr>
+          <w:rFonts w:ascii="Arial" w:hAnsi="Arial" w:cs="Arial"/>
+        </w:rPr>
+        <w:t xml:space="preserve">You can use the </w:t>
       </w:r>
       <w:hyperlink r:id="rId12" w:history="1">
         <w:r>
@@ -1410,36 +1648,28 @@
         <w:rPr>
           <w:rFonts w:ascii="Arial" w:hAnsi="Arial" w:cs="Arial"/>
         </w:rPr>
+        <w:t>{%p endif %}</w:t>
+      </w:r>
+    </w:p>
+    <w:p>
+      <w:pPr>
+        <w:spacing w:after="0" w:line="240" w:lineRule="auto"/>
+        <w:ind w:right="-547"/>
+        <w:rPr>
+          <w:rFonts w:ascii="Arial" w:hAnsi="Arial" w:cs="Arial"/>
+        </w:rPr>
+      </w:pPr>
+      <w:r>
+        <w:rPr>
+          <w:rFonts w:ascii="Arial" w:hAnsi="Arial" w:cs="Arial"/>
+        </w:rPr>
         <w:t xml:space="preserve">{%p </w:t>
       </w:r>
-      <w:proofErr w:type="gramStart"/>
-      <w:r>
-        <w:rPr>
-          <w:rFonts w:ascii="Arial" w:hAnsi="Arial" w:cs="Arial"/>
-        </w:rPr>
-        <w:t>endif %}</w:t>
-      </w:r>
-      <w:proofErr w:type="gramEnd"/>
-    </w:p>
-    <w:p>
-      <w:pPr>
-        <w:spacing w:after="0" w:line="240" w:lineRule="auto"/>
-        <w:ind w:right="-547"/>
-        <w:rPr>
-          <w:rFonts w:ascii="Arial" w:hAnsi="Arial" w:cs="Arial"/>
-        </w:rPr>
-      </w:pPr>
-      <w:r>
-        <w:rPr>
-          <w:rFonts w:ascii="Arial" w:hAnsi="Arial" w:cs="Arial"/>
-        </w:rPr>
-        <w:t xml:space="preserve">{%p </w:t>
-      </w:r>
-      <w:r>
-        <w:rPr>
-          <w:rFonts w:ascii="Arial" w:hAnsi="Arial" w:cs="Arial"/>
-        </w:rPr>
-        <w:t xml:space="preserve">if </w:t>
+      <w:r>
+        <w:rPr>
+          <w:rFonts w:ascii="Arial" w:hAnsi="Arial" w:cs="Arial"/>
+        </w:rPr>
+        <w:t>if (</w:t>
       </w:r>
       <w:proofErr w:type="spellStart"/>
       <w:r>
@@ -1453,7 +1683,7 @@
         <w:rPr>
           <w:rFonts w:ascii="Arial" w:hAnsi="Arial" w:cs="Arial"/>
         </w:rPr>
-        <w:t xml:space="preserve"> in [“</w:t>
+        <w:t xml:space="preserve"> == “</w:t>
       </w:r>
       <w:proofErr w:type="spellStart"/>
       <w:r>
@@ -1467,7 +1697,21 @@
         <w:rPr>
           <w:rFonts w:ascii="Arial" w:hAnsi="Arial" w:cs="Arial"/>
         </w:rPr>
-        <w:t>”, “</w:t>
+        <w:t>” or (</w:t>
+      </w:r>
+      <w:proofErr w:type="spellStart"/>
+      <w:r>
+        <w:rPr>
+          <w:rFonts w:ascii="Arial" w:hAnsi="Arial" w:cs="Arial"/>
+        </w:rPr>
+        <w:t>tool_ID</w:t>
+      </w:r>
+      <w:proofErr w:type="spellEnd"/>
+      <w:r>
+        <w:rPr>
+          <w:rFonts w:ascii="Arial" w:hAnsi="Arial" w:cs="Arial"/>
+        </w:rPr>
+        <w:t xml:space="preserve"> == “</w:t>
       </w:r>
       <w:proofErr w:type="spellStart"/>
       <w:r>
@@ -1481,7 +1725,21 @@
         <w:rPr>
           <w:rFonts w:ascii="Arial" w:hAnsi="Arial" w:cs="Arial"/>
         </w:rPr>
-        <w:t>”]</w:t>
+        <w:t xml:space="preserve">” and </w:t>
+      </w:r>
+      <w:proofErr w:type="spellStart"/>
+      <w:r>
+        <w:rPr>
+          <w:rFonts w:ascii="Arial" w:hAnsi="Arial" w:cs="Arial"/>
+        </w:rPr>
+        <w:t>create_counterclaim</w:t>
+      </w:r>
+      <w:proofErr w:type="spellEnd"/>
+      <w:r>
+        <w:rPr>
+          <w:rFonts w:ascii="Arial" w:hAnsi="Arial" w:cs="Arial"/>
+        </w:rPr>
+        <w:t>))</w:t>
       </w:r>
       <w:r>
         <w:rPr>
@@ -1500,33 +1758,43 @@
         <w:rPr>
           <w:rFonts w:ascii="Arial" w:hAnsi="Arial" w:cs="Arial"/>
         </w:rPr>
-        <w:t>user_wants_temporary_spousal_support</w:t>
-      </w:r>
-      <w:proofErr w:type="spellEnd"/>
-      <w:r>
-        <w:rPr>
-          <w:rFonts w:ascii="Arial" w:hAnsi="Arial" w:cs="Arial"/>
-        </w:rPr>
-        <w:t xml:space="preserve"> %}</w:t>
+        <w:t>there_are_marital_children</w:t>
+      </w:r>
+      <w:proofErr w:type="spellEnd"/>
+      <w:r>
+        <w:rPr>
+          <w:rFonts w:ascii="Arial" w:hAnsi="Arial" w:cs="Arial"/>
+        </w:rPr>
+        <w:t xml:space="preserve"> and </w:t>
+      </w:r>
+      <w:proofErr w:type="spellStart"/>
+      <w:r>
+        <w:rPr>
+          <w:rFonts w:ascii="Arial" w:hAnsi="Arial" w:cs="Arial"/>
+        </w:rPr>
+        <w:t>need_temporary_order_kids</w:t>
+      </w:r>
+      <w:proofErr w:type="spellEnd"/>
+      <w:r>
+        <w:rPr>
+          <w:rFonts w:ascii="Arial" w:hAnsi="Arial" w:cs="Arial"/>
+        </w:rPr>
+        <w:t xml:space="preserve"> </w:t>
+      </w:r>
+      <w:r>
+        <w:rPr>
+          <w:rFonts w:ascii="Arial" w:hAnsi="Arial" w:cs="Arial"/>
+        </w:rPr>
+        <w:t>%}</w:t>
       </w:r>
     </w:p>
     <w:p>
       <w:pPr>
         <w:pStyle w:val="Heading3"/>
         <w:ind w:left="0"/>
-        <w:rPr>
-          <w:b w:val="0"/>
-          <w:bCs w:val="0"/>
-        </w:rPr>
-      </w:pPr>
-      <w:r>
-        <w:t>Spousal Support</w:t>
-      </w:r>
-      <w:r>
-        <w:t xml:space="preserve"> </w:t>
-      </w:r>
-      <w:r>
-        <w:t>While the Divorce Case is Ongoing</w:t>
+      </w:pPr>
+      <w:r>
+        <w:t>Temporary Custody Order</w:t>
       </w:r>
       <w:r>
         <w:t>:</w:t>
@@ -1536,270 +1804,83 @@
       <w:pPr>
         <w:spacing w:after="0" w:line="240" w:lineRule="auto"/>
         <w:ind w:right="-547"/>
+        <w:rPr>
+          <w:rFonts w:ascii="Arial" w:hAnsi="Arial" w:cs="Arial"/>
+        </w:rPr>
+      </w:pPr>
+      <w:r>
+        <w:rPr>
+          <w:rFonts w:ascii="Arial" w:hAnsi="Arial" w:cs="Arial"/>
+        </w:rPr>
+        <w:t>You said</w:t>
+      </w:r>
+      <w:r>
+        <w:rPr>
+          <w:rFonts w:ascii="Arial" w:hAnsi="Arial" w:cs="Arial"/>
+        </w:rPr>
+        <w:t xml:space="preserve"> you need a temporary custody order to protect your children. </w:t>
+      </w:r>
+    </w:p>
+    <w:p>
+      <w:pPr>
+        <w:spacing w:after="0" w:line="240" w:lineRule="auto"/>
+        <w:ind w:right="-547"/>
+        <w:rPr>
+          <w:rFonts w:ascii="Arial" w:hAnsi="Arial" w:cs="Arial"/>
+        </w:rPr>
+      </w:pPr>
+    </w:p>
+    <w:p>
+      <w:pPr>
+        <w:spacing w:after="0" w:line="240" w:lineRule="auto"/>
+        <w:ind w:right="-547"/>
+        <w:rPr>
+          <w:rFonts w:ascii="Arial" w:hAnsi="Arial" w:cs="Arial"/>
+        </w:rPr>
+      </w:pPr>
+      <w:r>
+        <w:rPr>
+          <w:rFonts w:ascii="Arial" w:hAnsi="Arial" w:cs="Arial"/>
+        </w:rPr>
+        <w:t xml:space="preserve">Getting a temporary custody order is not a simple process. </w:t>
+      </w:r>
+      <w:r>
+        <w:rPr>
+          <w:rFonts w:ascii="Arial" w:hAnsi="Arial" w:cs="Arial"/>
+        </w:rPr>
+        <w:t>Y</w:t>
+      </w:r>
+      <w:r>
+        <w:rPr>
+          <w:rFonts w:ascii="Arial" w:hAnsi="Arial" w:cs="Arial"/>
+        </w:rPr>
+        <w:t>ou can</w:t>
+      </w:r>
+      <w:r>
+        <w:rPr>
+          <w:rFonts w:ascii="Arial" w:hAnsi="Arial" w:cs="Arial"/>
+        </w:rPr>
+        <w:t>’</w:t>
+      </w:r>
+      <w:r>
+        <w:rPr>
+          <w:rFonts w:ascii="Arial" w:hAnsi="Arial" w:cs="Arial"/>
+        </w:rPr>
+        <w:t xml:space="preserve">t use these forms or the Michigan Legal Help website to get a temporary custody order. Your forms </w:t>
+      </w:r>
+      <w:r>
         <w:rPr>
           <w:rFonts w:ascii="Arial" w:hAnsi="Arial" w:cs="Arial"/>
           <w:b/>
           <w:bCs/>
         </w:rPr>
-      </w:pPr>
-      <w:r>
-        <w:rPr>
-          <w:rFonts w:ascii="Arial" w:hAnsi="Arial" w:cs="Arial"/>
-        </w:rPr>
-        <w:t>You said</w:t>
-      </w:r>
-      <w:r>
-        <w:rPr>
-          <w:rFonts w:ascii="Arial" w:hAnsi="Arial" w:cs="Arial"/>
-        </w:rPr>
-        <w:t xml:space="preserve"> you </w:t>
-      </w:r>
-      <w:r>
-        <w:rPr>
-          <w:rFonts w:ascii="Arial" w:hAnsi="Arial" w:cs="Arial"/>
-        </w:rPr>
-        <w:t xml:space="preserve">need spousal support for the </w:t>
-      </w:r>
-      <w:proofErr w:type="gramStart"/>
-      <w:r>
-        <w:rPr>
-          <w:rFonts w:ascii="Arial" w:hAnsi="Arial" w:cs="Arial"/>
-        </w:rPr>
-        <w:t>period of time</w:t>
-      </w:r>
-      <w:proofErr w:type="gramEnd"/>
-      <w:r>
-        <w:rPr>
-          <w:rFonts w:ascii="Arial" w:hAnsi="Arial" w:cs="Arial"/>
-        </w:rPr>
-        <w:t xml:space="preserve"> </w:t>
-      </w:r>
-      <w:r>
-        <w:rPr>
-          <w:rFonts w:ascii="Arial" w:hAnsi="Arial" w:cs="Arial"/>
-          <w:b/>
-          <w:bCs/>
-        </w:rPr>
-        <w:t>before your divorce is final.</w:t>
-      </w:r>
-      <w:r>
-        <w:rPr>
-          <w:rFonts w:ascii="Arial" w:hAnsi="Arial" w:cs="Arial"/>
-          <w:b/>
-          <w:bCs/>
-        </w:rPr>
-        <w:t xml:space="preserve"> </w:t>
-      </w:r>
-    </w:p>
-    <w:p>
-      <w:pPr>
-        <w:spacing w:after="0" w:line="240" w:lineRule="auto"/>
-        <w:ind w:right="-547"/>
-        <w:rPr>
-          <w:rFonts w:ascii="Arial" w:hAnsi="Arial" w:cs="Arial"/>
-          <w:b/>
-          <w:bCs/>
-        </w:rPr>
-      </w:pPr>
-    </w:p>
-    <w:p>
-      <w:pPr>
-        <w:spacing w:after="0" w:line="240" w:lineRule="auto"/>
-        <w:ind w:right="-547"/>
-        <w:rPr>
-          <w:rFonts w:ascii="Arial" w:hAnsi="Arial" w:cs="Arial"/>
-        </w:rPr>
-      </w:pPr>
-      <w:r>
-        <w:rPr>
-          <w:rFonts w:ascii="Arial" w:hAnsi="Arial" w:cs="Arial"/>
-        </w:rPr>
-        <w:t>Y</w:t>
-      </w:r>
-      <w:r>
-        <w:rPr>
-          <w:rFonts w:ascii="Arial" w:hAnsi="Arial" w:cs="Arial"/>
-        </w:rPr>
-        <w:t>ou can</w:t>
-      </w:r>
-      <w:r>
-        <w:rPr>
-          <w:rFonts w:ascii="Arial" w:hAnsi="Arial" w:cs="Arial"/>
-        </w:rPr>
-        <w:t>’</w:t>
-      </w:r>
-      <w:r>
-        <w:rPr>
-          <w:rFonts w:ascii="Arial" w:hAnsi="Arial" w:cs="Arial"/>
-        </w:rPr>
-        <w:t xml:space="preserve">t use these forms or the Michigan Legal Help website to get a temporary </w:t>
-      </w:r>
-      <w:r>
-        <w:rPr>
-          <w:rFonts w:ascii="Arial" w:hAnsi="Arial" w:cs="Arial"/>
-        </w:rPr>
-        <w:t>spousal support</w:t>
-      </w:r>
-      <w:r>
-        <w:rPr>
-          <w:rFonts w:ascii="Arial" w:hAnsi="Arial" w:cs="Arial"/>
-        </w:rPr>
-        <w:t xml:space="preserve"> order.</w:t>
-      </w:r>
-      <w:r>
-        <w:rPr>
-          <w:rFonts w:ascii="Arial" w:hAnsi="Arial" w:cs="Arial"/>
-        </w:rPr>
-        <w:t xml:space="preserve"> </w:t>
-      </w:r>
-      <w:r>
-        <w:rPr>
-          <w:rFonts w:ascii="Arial" w:hAnsi="Arial" w:cs="Arial"/>
-        </w:rPr>
-        <w:t xml:space="preserve">Your forms </w:t>
-      </w:r>
-      <w:r>
-        <w:rPr>
-          <w:rFonts w:ascii="Arial" w:hAnsi="Arial" w:cs="Arial"/>
-          <w:b/>
-          <w:bCs/>
-        </w:rPr>
         <w:t>do not include</w:t>
       </w:r>
       <w:r>
         <w:rPr>
           <w:rFonts w:ascii="Arial" w:hAnsi="Arial" w:cs="Arial"/>
         </w:rPr>
-        <w:t xml:space="preserve"> a request for a temporary </w:t>
-      </w:r>
-      <w:r>
-        <w:rPr>
-          <w:rFonts w:ascii="Arial" w:hAnsi="Arial" w:cs="Arial"/>
-        </w:rPr>
-        <w:t>spousal support</w:t>
-      </w:r>
-      <w:r>
-        <w:rPr>
-          <w:rFonts w:ascii="Arial" w:hAnsi="Arial" w:cs="Arial"/>
-        </w:rPr>
-        <w:t xml:space="preserve"> order.</w:t>
-      </w:r>
-    </w:p>
-    <w:p>
-      <w:pPr>
-        <w:spacing w:after="0" w:line="240" w:lineRule="auto"/>
-        <w:ind w:right="-547"/>
-        <w:rPr>
-          <w:rFonts w:ascii="Arial" w:hAnsi="Arial" w:cs="Arial"/>
-        </w:rPr>
-      </w:pPr>
-    </w:p>
-    <w:p>
-      <w:pPr>
-        <w:spacing w:after="0" w:line="240" w:lineRule="auto"/>
-        <w:ind w:right="-547"/>
-        <w:rPr>
-          <w:rFonts w:ascii="Arial" w:hAnsi="Arial" w:cs="Arial"/>
-          <w:b/>
-          <w:bCs/>
-        </w:rPr>
-      </w:pPr>
-      <w:r>
-        <w:rPr>
-          <w:rFonts w:ascii="Arial" w:hAnsi="Arial" w:cs="Arial"/>
-        </w:rPr>
-        <w:t>If you want a temporary spousal support order</w:t>
-      </w:r>
-      <w:r>
-        <w:rPr>
-          <w:rFonts w:ascii="Arial" w:hAnsi="Arial" w:cs="Arial"/>
-        </w:rPr>
-        <w:t xml:space="preserve">, </w:t>
-      </w:r>
-      <w:r>
-        <w:rPr>
-          <w:rFonts w:ascii="Arial" w:hAnsi="Arial" w:cs="Arial"/>
-        </w:rPr>
-        <w:t>you need to:</w:t>
-      </w:r>
-    </w:p>
-    <w:p>
-      <w:pPr>
-        <w:spacing w:after="0" w:line="240" w:lineRule="auto"/>
-        <w:ind w:right="-547"/>
-        <w:rPr>
-          <w:rFonts w:ascii="Arial" w:hAnsi="Arial" w:cs="Arial"/>
-        </w:rPr>
-      </w:pPr>
-      <w:r>
-        <w:rPr>
-          <w:rFonts w:ascii="Arial" w:hAnsi="Arial" w:cs="Arial"/>
-        </w:rPr>
-        <w:t xml:space="preserve">      </w:t>
-      </w:r>
-    </w:p>
-    <w:p>
-      <w:pPr>
-        <w:pStyle w:val="ListParagraph"/>
-        <w:numPr>
-          <w:ilvl w:val="0"/>
-          <w:numId w:val="4"/>
-        </w:numPr>
-        <w:spacing w:after="0" w:line="240" w:lineRule="auto"/>
-        <w:ind w:right="-547"/>
-        <w:rPr>
-          <w:rFonts w:ascii="Arial" w:hAnsi="Arial" w:cs="Arial"/>
-        </w:rPr>
-      </w:pPr>
-      <w:r>
-        <w:rPr>
-          <w:rFonts w:ascii="Arial" w:hAnsi="Arial" w:cs="Arial"/>
-        </w:rPr>
-        <w:t xml:space="preserve">find a lawyer to help you, or </w:t>
-      </w:r>
-    </w:p>
-    <w:p>
-      <w:pPr>
-        <w:pStyle w:val="ListParagraph"/>
-        <w:numPr>
-          <w:ilvl w:val="0"/>
-          <w:numId w:val="4"/>
-        </w:numPr>
-        <w:spacing w:after="0" w:line="240" w:lineRule="auto"/>
-        <w:ind w:right="-547"/>
-        <w:rPr>
-          <w:rFonts w:ascii="Arial" w:hAnsi="Arial" w:cs="Arial"/>
-        </w:rPr>
-      </w:pPr>
-      <w:r>
-        <w:rPr>
-          <w:rFonts w:ascii="Arial" w:hAnsi="Arial" w:cs="Arial"/>
-        </w:rPr>
-        <w:t xml:space="preserve">file a motion for temporary spousal support on your own, after you file the forms to start the divorce case. </w:t>
-      </w:r>
-    </w:p>
-    <w:p>
-      <w:pPr>
-        <w:spacing w:after="0" w:line="240" w:lineRule="auto"/>
-        <w:ind w:right="-547"/>
-        <w:rPr>
-          <w:rFonts w:ascii="Arial" w:hAnsi="Arial" w:cs="Arial"/>
-        </w:rPr>
-      </w:pPr>
-    </w:p>
-    <w:p>
-      <w:pPr>
-        <w:spacing w:after="0" w:line="240" w:lineRule="auto"/>
-        <w:ind w:right="-547"/>
-        <w:rPr>
-          <w:rFonts w:ascii="Arial" w:hAnsi="Arial" w:cs="Arial"/>
-        </w:rPr>
-      </w:pPr>
-      <w:r>
-        <w:rPr>
-          <w:rFonts w:ascii="Arial" w:hAnsi="Arial" w:cs="Arial"/>
-        </w:rPr>
-        <w:t xml:space="preserve">You can use the </w:t>
+        <w:t xml:space="preserve"> a request for a temporary custody order. You can use the </w:t>
       </w:r>
       <w:hyperlink r:id="rId13" w:history="1">
         <w:r>
@@ -1814,6 +1895,648 @@
         <w:rPr>
           <w:rFonts w:ascii="Arial" w:hAnsi="Arial" w:cs="Arial"/>
         </w:rPr>
+        <w:t xml:space="preserve"> </w:t>
+      </w:r>
+      <w:r>
+        <w:rPr>
+          <w:rFonts w:ascii="Arial" w:hAnsi="Arial" w:cs="Arial"/>
+        </w:rPr>
+        <w:t>to look for a lawyer or legal services near you</w:t>
+      </w:r>
+      <w:r>
+        <w:rPr>
+          <w:rFonts w:ascii="Arial" w:hAnsi="Arial" w:cs="Arial"/>
+        </w:rPr>
+        <w:t>.</w:t>
+      </w:r>
+    </w:p>
+    <w:p>
+      <w:pPr>
+        <w:spacing w:after="0" w:line="240" w:lineRule="auto"/>
+        <w:ind w:right="-547"/>
+        <w:rPr>
+          <w:rFonts w:ascii="Arial" w:hAnsi="Arial" w:cs="Arial"/>
+        </w:rPr>
+      </w:pPr>
+    </w:p>
+    <w:p>
+      <w:pPr>
+        <w:tabs>
+          <w:tab w:val="left" w:leader="dot" w:pos="7200"/>
+        </w:tabs>
+        <w:spacing w:after="0"/>
+        <w:rPr>
+          <w:rFonts w:ascii="Arial" w:hAnsi="Arial" w:cs="Arial"/>
+        </w:rPr>
+      </w:pPr>
+      <w:r>
+        <w:rPr>
+          <w:rFonts w:ascii="Arial" w:hAnsi="Arial" w:cs="Arial"/>
+        </w:rPr>
+        <w:t>{%p endif %}</w:t>
+      </w:r>
+    </w:p>
+    <w:p>
+      <w:pPr>
+        <w:spacing w:after="0" w:line="240" w:lineRule="auto"/>
+        <w:ind w:right="-547"/>
+        <w:rPr>
+          <w:rFonts w:ascii="Arial" w:hAnsi="Arial" w:cs="Arial"/>
+        </w:rPr>
+      </w:pPr>
+      <w:r>
+        <w:rPr>
+          <w:rFonts w:ascii="Arial" w:hAnsi="Arial" w:cs="Arial"/>
+        </w:rPr>
+        <w:t xml:space="preserve">{%p </w:t>
+      </w:r>
+      <w:r>
+        <w:rPr>
+          <w:rFonts w:ascii="Arial" w:hAnsi="Arial" w:cs="Arial"/>
+        </w:rPr>
+        <w:t xml:space="preserve">if </w:t>
+      </w:r>
+      <w:proofErr w:type="spellStart"/>
+      <w:r>
+        <w:rPr>
+          <w:rFonts w:ascii="Arial" w:hAnsi="Arial" w:cs="Arial"/>
+        </w:rPr>
+        <w:t>tool_ID</w:t>
+      </w:r>
+      <w:proofErr w:type="spellEnd"/>
+      <w:r>
+        <w:rPr>
+          <w:rFonts w:ascii="Arial" w:hAnsi="Arial" w:cs="Arial"/>
+        </w:rPr>
+        <w:t xml:space="preserve"> == “</w:t>
+      </w:r>
+      <w:proofErr w:type="spellStart"/>
+      <w:r>
+        <w:rPr>
+          <w:rFonts w:ascii="Arial" w:hAnsi="Arial" w:cs="Arial"/>
+        </w:rPr>
+        <w:t>divorce_answer</w:t>
+      </w:r>
+      <w:proofErr w:type="spellEnd"/>
+      <w:r>
+        <w:rPr>
+          <w:rFonts w:ascii="Arial" w:hAnsi="Arial" w:cs="Arial"/>
+        </w:rPr>
+        <w:t xml:space="preserve">” and </w:t>
+      </w:r>
+      <w:proofErr w:type="spellStart"/>
+      <w:r>
+        <w:rPr>
+          <w:rFonts w:ascii="Arial" w:hAnsi="Arial" w:cs="Arial"/>
+        </w:rPr>
+        <w:t>create_counterclaim</w:t>
+      </w:r>
+      <w:proofErr w:type="spellEnd"/>
+      <w:r>
+        <w:rPr>
+          <w:rFonts w:ascii="Arial" w:hAnsi="Arial" w:cs="Arial"/>
+        </w:rPr>
+        <w:t xml:space="preserve"> and </w:t>
+      </w:r>
+      <w:proofErr w:type="spellStart"/>
+      <w:r>
+        <w:rPr>
+          <w:rFonts w:ascii="Arial" w:hAnsi="Arial" w:cs="Arial"/>
+        </w:rPr>
+        <w:t>marriage.have_business</w:t>
+      </w:r>
+      <w:proofErr w:type="spellEnd"/>
+      <w:r>
+        <w:rPr>
+          <w:rFonts w:ascii="Arial" w:hAnsi="Arial" w:cs="Arial"/>
+        </w:rPr>
+        <w:t xml:space="preserve"> </w:t>
+      </w:r>
+      <w:r>
+        <w:rPr>
+          <w:rFonts w:ascii="Arial" w:hAnsi="Arial" w:cs="Arial"/>
+        </w:rPr>
+        <w:t>%}</w:t>
+      </w:r>
+    </w:p>
+    <w:p>
+      <w:pPr>
+        <w:pStyle w:val="Heading3"/>
+        <w:ind w:left="0"/>
+      </w:pPr>
+      <w:r>
+        <w:t>Business</w:t>
+      </w:r>
+      <w:r>
+        <w:t>:</w:t>
+      </w:r>
+    </w:p>
+    <w:p>
+      <w:pPr>
+        <w:spacing w:after="0" w:line="240" w:lineRule="auto"/>
+        <w:ind w:right="-547"/>
+        <w:rPr>
+          <w:rFonts w:ascii="Arial" w:hAnsi="Arial" w:cs="Arial"/>
+        </w:rPr>
+      </w:pPr>
+      <w:r>
+        <w:rPr>
+          <w:rFonts w:ascii="Arial" w:hAnsi="Arial" w:cs="Arial"/>
+        </w:rPr>
+        <w:t xml:space="preserve">You may want to consider hiring a lawyer to help you divide your business in your divorce. Consider hiring a financial professional to value the business and to get advice about any tax issues that come with dividing a business. </w:t>
+      </w:r>
+    </w:p>
+    <w:p>
+      <w:pPr>
+        <w:spacing w:after="0" w:line="240" w:lineRule="auto"/>
+        <w:ind w:right="-547"/>
+        <w:rPr>
+          <w:rFonts w:ascii="Arial" w:hAnsi="Arial" w:cs="Arial"/>
+        </w:rPr>
+      </w:pPr>
+    </w:p>
+    <w:p>
+      <w:pPr>
+        <w:spacing w:after="0" w:line="240" w:lineRule="auto"/>
+        <w:ind w:right="-547"/>
+        <w:rPr>
+          <w:rFonts w:ascii="Arial" w:hAnsi="Arial" w:cs="Arial"/>
+        </w:rPr>
+      </w:pPr>
+      <w:r>
+        <w:rPr>
+          <w:rFonts w:ascii="Arial" w:hAnsi="Arial" w:cs="Arial"/>
+        </w:rPr>
+        <w:t xml:space="preserve">Even if your spouse has a lawyer, consider hiring your own. Your spouse’s lawyer does not represent you and has a duty to do what is best for your spouse. </w:t>
+      </w:r>
+      <w:r>
+        <w:rPr>
+          <w:rFonts w:ascii="Arial" w:hAnsi="Arial" w:cs="Arial"/>
+        </w:rPr>
+        <w:t xml:space="preserve">You can use the </w:t>
+      </w:r>
+      <w:hyperlink r:id="rId14" w:history="1">
+        <w:r>
+          <w:rPr>
+            <w:rStyle w:val="Hyperlink"/>
+            <w:rFonts w:ascii="Arial" w:hAnsi="Arial" w:cs="Arial"/>
+          </w:rPr>
+          <w:t>Guide to Legal Help</w:t>
+        </w:r>
+      </w:hyperlink>
+      <w:r>
+        <w:rPr>
+          <w:rFonts w:ascii="Arial" w:hAnsi="Arial" w:cs="Arial"/>
+        </w:rPr>
+        <w:t xml:space="preserve"> </w:t>
+      </w:r>
+      <w:r>
+        <w:rPr>
+          <w:rFonts w:ascii="Arial" w:hAnsi="Arial" w:cs="Arial"/>
+        </w:rPr>
+        <w:t>to look for a lawyer or legal services near you</w:t>
+      </w:r>
+      <w:r>
+        <w:rPr>
+          <w:rFonts w:ascii="Arial" w:hAnsi="Arial" w:cs="Arial"/>
+        </w:rPr>
+        <w:t>.</w:t>
+      </w:r>
+    </w:p>
+    <w:p>
+      <w:pPr>
+        <w:spacing w:after="0" w:line="240" w:lineRule="auto"/>
+        <w:ind w:right="-547"/>
+        <w:rPr>
+          <w:rFonts w:ascii="Arial" w:hAnsi="Arial" w:cs="Arial"/>
+        </w:rPr>
+      </w:pPr>
+    </w:p>
+    <w:p>
+      <w:pPr>
+        <w:tabs>
+          <w:tab w:val="left" w:leader="dot" w:pos="7200"/>
+        </w:tabs>
+        <w:spacing w:after="0"/>
+        <w:rPr>
+          <w:rFonts w:ascii="Arial" w:hAnsi="Arial" w:cs="Arial"/>
+        </w:rPr>
+      </w:pPr>
+      <w:r>
+        <w:rPr>
+          <w:rFonts w:ascii="Arial" w:hAnsi="Arial" w:cs="Arial"/>
+        </w:rPr>
+        <w:t>{%p endif %}</w:t>
+      </w:r>
+    </w:p>
+    <w:p>
+      <w:pPr>
+        <w:spacing w:after="0" w:line="240" w:lineRule="auto"/>
+        <w:ind w:right="-547"/>
+        <w:rPr>
+          <w:rFonts w:ascii="Arial" w:hAnsi="Arial" w:cs="Arial"/>
+        </w:rPr>
+      </w:pPr>
+      <w:r>
+        <w:rPr>
+          <w:rFonts w:ascii="Arial" w:hAnsi="Arial" w:cs="Arial"/>
+        </w:rPr>
+        <w:t xml:space="preserve">{%p </w:t>
+      </w:r>
+      <w:r>
+        <w:rPr>
+          <w:rFonts w:ascii="Arial" w:hAnsi="Arial" w:cs="Arial"/>
+        </w:rPr>
+        <w:t>if (</w:t>
+      </w:r>
+      <w:proofErr w:type="spellStart"/>
+      <w:r>
+        <w:rPr>
+          <w:rFonts w:ascii="Arial" w:hAnsi="Arial" w:cs="Arial"/>
+        </w:rPr>
+        <w:t>tool_ID</w:t>
+      </w:r>
+      <w:proofErr w:type="spellEnd"/>
+      <w:r>
+        <w:rPr>
+          <w:rFonts w:ascii="Arial" w:hAnsi="Arial" w:cs="Arial"/>
+        </w:rPr>
+        <w:t xml:space="preserve"> == “</w:t>
+      </w:r>
+      <w:proofErr w:type="spellStart"/>
+      <w:r>
+        <w:rPr>
+          <w:rFonts w:ascii="Arial" w:hAnsi="Arial" w:cs="Arial"/>
+        </w:rPr>
+        <w:t>divorce_complaint</w:t>
+      </w:r>
+      <w:proofErr w:type="spellEnd"/>
+      <w:r>
+        <w:rPr>
+          <w:rFonts w:ascii="Arial" w:hAnsi="Arial" w:cs="Arial"/>
+        </w:rPr>
+        <w:t>” or (</w:t>
+      </w:r>
+      <w:proofErr w:type="spellStart"/>
+      <w:r>
+        <w:rPr>
+          <w:rFonts w:ascii="Arial" w:hAnsi="Arial" w:cs="Arial"/>
+        </w:rPr>
+        <w:t>tool_ID</w:t>
+      </w:r>
+      <w:proofErr w:type="spellEnd"/>
+      <w:r>
+        <w:rPr>
+          <w:rFonts w:ascii="Arial" w:hAnsi="Arial" w:cs="Arial"/>
+        </w:rPr>
+        <w:t xml:space="preserve"> == “</w:t>
+      </w:r>
+      <w:proofErr w:type="spellStart"/>
+      <w:r>
+        <w:rPr>
+          <w:rFonts w:ascii="Arial" w:hAnsi="Arial" w:cs="Arial"/>
+        </w:rPr>
+        <w:t>divorce_answer</w:t>
+      </w:r>
+      <w:proofErr w:type="spellEnd"/>
+      <w:r>
+        <w:rPr>
+          <w:rFonts w:ascii="Arial" w:hAnsi="Arial" w:cs="Arial"/>
+        </w:rPr>
+        <w:t xml:space="preserve">” and </w:t>
+      </w:r>
+      <w:proofErr w:type="spellStart"/>
+      <w:r>
+        <w:rPr>
+          <w:rFonts w:ascii="Arial" w:hAnsi="Arial" w:cs="Arial"/>
+        </w:rPr>
+        <w:t>create_counterclaim</w:t>
+      </w:r>
+      <w:proofErr w:type="spellEnd"/>
+      <w:r>
+        <w:rPr>
+          <w:rFonts w:ascii="Arial" w:hAnsi="Arial" w:cs="Arial"/>
+        </w:rPr>
+        <w:t>))</w:t>
+      </w:r>
+      <w:r>
+        <w:rPr>
+          <w:rFonts w:ascii="Arial" w:hAnsi="Arial" w:cs="Arial"/>
+        </w:rPr>
+        <w:t xml:space="preserve"> </w:t>
+      </w:r>
+      <w:r>
+        <w:rPr>
+          <w:rFonts w:ascii="Arial" w:hAnsi="Arial" w:cs="Arial"/>
+        </w:rPr>
+        <w:t xml:space="preserve">and </w:t>
+      </w:r>
+      <w:proofErr w:type="spellStart"/>
+      <w:r>
+        <w:rPr>
+          <w:rFonts w:ascii="Arial" w:hAnsi="Arial" w:cs="Arial"/>
+        </w:rPr>
+        <w:t>user_wants_temporary_spousal_support</w:t>
+      </w:r>
+      <w:proofErr w:type="spellEnd"/>
+      <w:r>
+        <w:rPr>
+          <w:rFonts w:ascii="Arial" w:hAnsi="Arial" w:cs="Arial"/>
+        </w:rPr>
+        <w:t xml:space="preserve"> %}</w:t>
+      </w:r>
+    </w:p>
+    <w:p>
+      <w:pPr>
+        <w:pStyle w:val="Heading3"/>
+        <w:ind w:left="0"/>
+        <w:rPr>
+          <w:b w:val="0"/>
+          <w:bCs w:val="0"/>
+        </w:rPr>
+      </w:pPr>
+      <w:r>
+        <w:t>Spousal Support</w:t>
+      </w:r>
+      <w:r>
+        <w:t xml:space="preserve"> </w:t>
+      </w:r>
+      <w:r>
+        <w:t>While the Divorce Case is Ongoing</w:t>
+      </w:r>
+      <w:r>
+        <w:t>:</w:t>
+      </w:r>
+    </w:p>
+    <w:p>
+      <w:pPr>
+        <w:spacing w:after="0" w:line="240" w:lineRule="auto"/>
+        <w:ind w:right="-547"/>
+        <w:rPr>
+          <w:rFonts w:ascii="Arial" w:hAnsi="Arial" w:cs="Arial"/>
+          <w:b/>
+          <w:bCs/>
+        </w:rPr>
+      </w:pPr>
+      <w:r>
+        <w:rPr>
+          <w:rFonts w:ascii="Arial" w:hAnsi="Arial" w:cs="Arial"/>
+        </w:rPr>
+        <w:t>You said</w:t>
+      </w:r>
+      <w:r>
+        <w:rPr>
+          <w:rFonts w:ascii="Arial" w:hAnsi="Arial" w:cs="Arial"/>
+        </w:rPr>
+        <w:t xml:space="preserve"> you </w:t>
+      </w:r>
+      <w:r>
+        <w:rPr>
+          <w:rFonts w:ascii="Arial" w:hAnsi="Arial" w:cs="Arial"/>
+        </w:rPr>
+        <w:t xml:space="preserve">need spousal support for the period of time </w:t>
+      </w:r>
+      <w:r>
+        <w:rPr>
+          <w:rFonts w:ascii="Arial" w:hAnsi="Arial" w:cs="Arial"/>
+          <w:b/>
+          <w:bCs/>
+        </w:rPr>
+        <w:t>before your divorce is final.</w:t>
+      </w:r>
+      <w:r>
+        <w:rPr>
+          <w:rFonts w:ascii="Arial" w:hAnsi="Arial" w:cs="Arial"/>
+          <w:b/>
+          <w:bCs/>
+        </w:rPr>
+        <w:t xml:space="preserve"> </w:t>
+      </w:r>
+    </w:p>
+    <w:p>
+      <w:pPr>
+        <w:spacing w:after="0" w:line="240" w:lineRule="auto"/>
+        <w:ind w:right="-547"/>
+        <w:rPr>
+          <w:rFonts w:ascii="Arial" w:hAnsi="Arial" w:cs="Arial"/>
+          <w:b/>
+          <w:bCs/>
+        </w:rPr>
+      </w:pPr>
+    </w:p>
+    <w:p>
+      <w:pPr>
+        <w:spacing w:after="0" w:line="240" w:lineRule="auto"/>
+        <w:ind w:right="-547"/>
+        <w:rPr>
+          <w:rFonts w:ascii="Arial" w:hAnsi="Arial" w:cs="Arial"/>
+        </w:rPr>
+      </w:pPr>
+      <w:r>
+        <w:rPr>
+          <w:rFonts w:ascii="Arial" w:hAnsi="Arial" w:cs="Arial"/>
+        </w:rPr>
+        <w:lastRenderedPageBreak/>
+        <w:t>Y</w:t>
+      </w:r>
+      <w:r>
+        <w:rPr>
+          <w:rFonts w:ascii="Arial" w:hAnsi="Arial" w:cs="Arial"/>
+        </w:rPr>
+        <w:t>ou can</w:t>
+      </w:r>
+      <w:r>
+        <w:rPr>
+          <w:rFonts w:ascii="Arial" w:hAnsi="Arial" w:cs="Arial"/>
+        </w:rPr>
+        <w:t>’</w:t>
+      </w:r>
+      <w:r>
+        <w:rPr>
+          <w:rFonts w:ascii="Arial" w:hAnsi="Arial" w:cs="Arial"/>
+        </w:rPr>
+        <w:t xml:space="preserve">t use these forms or the Michigan Legal Help website to get a temporary </w:t>
+      </w:r>
+      <w:r>
+        <w:rPr>
+          <w:rFonts w:ascii="Arial" w:hAnsi="Arial" w:cs="Arial"/>
+        </w:rPr>
+        <w:t>spousal support</w:t>
+      </w:r>
+      <w:r>
+        <w:rPr>
+          <w:rFonts w:ascii="Arial" w:hAnsi="Arial" w:cs="Arial"/>
+        </w:rPr>
+        <w:t xml:space="preserve"> order.</w:t>
+      </w:r>
+      <w:r>
+        <w:rPr>
+          <w:rFonts w:ascii="Arial" w:hAnsi="Arial" w:cs="Arial"/>
+        </w:rPr>
+        <w:t xml:space="preserve"> </w:t>
+      </w:r>
+      <w:r>
+        <w:rPr>
+          <w:rFonts w:ascii="Arial" w:hAnsi="Arial" w:cs="Arial"/>
+        </w:rPr>
+        <w:t xml:space="preserve">Your forms </w:t>
+      </w:r>
+      <w:r>
+        <w:rPr>
+          <w:rFonts w:ascii="Arial" w:hAnsi="Arial" w:cs="Arial"/>
+          <w:b/>
+          <w:bCs/>
+        </w:rPr>
+        <w:t>do not include</w:t>
+      </w:r>
+      <w:r>
+        <w:rPr>
+          <w:rFonts w:ascii="Arial" w:hAnsi="Arial" w:cs="Arial"/>
+        </w:rPr>
+        <w:t xml:space="preserve"> a request for a temporary </w:t>
+      </w:r>
+      <w:r>
+        <w:rPr>
+          <w:rFonts w:ascii="Arial" w:hAnsi="Arial" w:cs="Arial"/>
+        </w:rPr>
+        <w:t>spousal support</w:t>
+      </w:r>
+      <w:r>
+        <w:rPr>
+          <w:rFonts w:ascii="Arial" w:hAnsi="Arial" w:cs="Arial"/>
+        </w:rPr>
+        <w:t xml:space="preserve"> order.</w:t>
+      </w:r>
+    </w:p>
+    <w:p>
+      <w:pPr>
+        <w:spacing w:after="0" w:line="240" w:lineRule="auto"/>
+        <w:ind w:right="-547"/>
+        <w:rPr>
+          <w:rFonts w:ascii="Arial" w:hAnsi="Arial" w:cs="Arial"/>
+        </w:rPr>
+      </w:pPr>
+    </w:p>
+    <w:p>
+      <w:pPr>
+        <w:spacing w:after="0" w:line="240" w:lineRule="auto"/>
+        <w:ind w:right="-547"/>
+        <w:rPr>
+          <w:rFonts w:ascii="Arial" w:hAnsi="Arial" w:cs="Arial"/>
+          <w:b/>
+          <w:bCs/>
+        </w:rPr>
+      </w:pPr>
+      <w:r>
+        <w:rPr>
+          <w:rFonts w:ascii="Arial" w:hAnsi="Arial" w:cs="Arial"/>
+        </w:rPr>
+        <w:t>If you want a temporary spousal support order</w:t>
+      </w:r>
+      <w:r>
+        <w:rPr>
+          <w:rFonts w:ascii="Arial" w:hAnsi="Arial" w:cs="Arial"/>
+        </w:rPr>
+        <w:t xml:space="preserve">, </w:t>
+      </w:r>
+      <w:r>
+        <w:rPr>
+          <w:rFonts w:ascii="Arial" w:hAnsi="Arial" w:cs="Arial"/>
+        </w:rPr>
+        <w:t>you need to:</w:t>
+      </w:r>
+    </w:p>
+    <w:p>
+      <w:pPr>
+        <w:spacing w:after="0" w:line="240" w:lineRule="auto"/>
+        <w:ind w:right="-547"/>
+        <w:rPr>
+          <w:rFonts w:ascii="Arial" w:hAnsi="Arial" w:cs="Arial"/>
+        </w:rPr>
+      </w:pPr>
+      <w:r>
+        <w:rPr>
+          <w:rFonts w:ascii="Arial" w:hAnsi="Arial" w:cs="Arial"/>
+        </w:rPr>
+        <w:t xml:space="preserve">      </w:t>
+      </w:r>
+    </w:p>
+    <w:p>
+      <w:pPr>
+        <w:pStyle w:val="ListParagraph"/>
+        <w:numPr>
+          <w:ilvl w:val="0"/>
+          <w:numId w:val="4"/>
+        </w:numPr>
+        <w:spacing w:after="0" w:line="240" w:lineRule="auto"/>
+        <w:ind w:right="-547"/>
+        <w:rPr>
+          <w:rFonts w:ascii="Arial" w:hAnsi="Arial" w:cs="Arial"/>
+        </w:rPr>
+      </w:pPr>
+      <w:r>
+        <w:rPr>
+          <w:rFonts w:ascii="Arial" w:hAnsi="Arial" w:cs="Arial"/>
+        </w:rPr>
+        <w:t xml:space="preserve">find a lawyer to help you, or </w:t>
+      </w:r>
+    </w:p>
+    <w:p>
+      <w:pPr>
+        <w:pStyle w:val="ListParagraph"/>
+        <w:numPr>
+          <w:ilvl w:val="0"/>
+          <w:numId w:val="4"/>
+        </w:numPr>
+        <w:spacing w:after="0" w:line="240" w:lineRule="auto"/>
+        <w:ind w:right="-547"/>
+        <w:rPr>
+          <w:rFonts w:ascii="Arial" w:hAnsi="Arial" w:cs="Arial"/>
+        </w:rPr>
+      </w:pPr>
+      <w:r>
+        <w:rPr>
+          <w:rFonts w:ascii="Arial" w:hAnsi="Arial" w:cs="Arial"/>
+        </w:rPr>
+        <w:t xml:space="preserve">file a motion for temporary spousal support on your own, after you file the forms to start the divorce case. </w:t>
+      </w:r>
+    </w:p>
+    <w:p>
+      <w:pPr>
+        <w:spacing w:after="0" w:line="240" w:lineRule="auto"/>
+        <w:ind w:right="-547"/>
+        <w:rPr>
+          <w:rFonts w:ascii="Arial" w:hAnsi="Arial" w:cs="Arial"/>
+        </w:rPr>
+      </w:pPr>
+    </w:p>
+    <w:p>
+      <w:pPr>
+        <w:spacing w:after="0" w:line="240" w:lineRule="auto"/>
+        <w:ind w:right="-547"/>
+        <w:rPr>
+          <w:rFonts w:ascii="Arial" w:hAnsi="Arial" w:cs="Arial"/>
+        </w:rPr>
+      </w:pPr>
+      <w:r>
+        <w:rPr>
+          <w:rFonts w:ascii="Arial" w:hAnsi="Arial" w:cs="Arial"/>
+        </w:rPr>
+        <w:t xml:space="preserve">You can use the </w:t>
+      </w:r>
+      <w:hyperlink r:id="rId15" w:history="1">
+        <w:r>
+          <w:rPr>
+            <w:rStyle w:val="Hyperlink"/>
+            <w:rFonts w:ascii="Arial" w:hAnsi="Arial" w:cs="Arial"/>
+          </w:rPr>
+          <w:t>Guide to Legal Help</w:t>
+        </w:r>
+      </w:hyperlink>
+      <w:r>
+        <w:rPr>
+          <w:rFonts w:ascii="Arial" w:hAnsi="Arial" w:cs="Arial"/>
+        </w:rPr>
         <w:t xml:space="preserve"> to look for a lawyer or legal services near you.</w:t>
       </w:r>
     </w:p>
@@ -1846,7 +2569,7 @@
         </w:rPr>
         <w:t xml:space="preserve">generic </w:t>
       </w:r>
-      <w:hyperlink r:id="rId14" w:history="1">
+      <w:hyperlink r:id="rId16" w:history="1">
         <w:r>
           <w:rPr>
             <w:rStyle w:val="Hyperlink"/>
@@ -1866,23 +2589,9 @@
         <w:rPr>
           <w:rFonts w:ascii="Arial" w:hAnsi="Arial" w:cs="Arial"/>
         </w:rPr>
-        <w:t xml:space="preserve"> form. In your </w:t>
-      </w:r>
-      <w:proofErr w:type="gramStart"/>
-      <w:r>
-        <w:rPr>
-          <w:rFonts w:ascii="Arial" w:hAnsi="Arial" w:cs="Arial"/>
-        </w:rPr>
-        <w:t>motion</w:t>
-      </w:r>
-      <w:proofErr w:type="gramEnd"/>
-      <w:r>
-        <w:rPr>
-          <w:rFonts w:ascii="Arial" w:hAnsi="Arial" w:cs="Arial"/>
-        </w:rPr>
-        <w:t xml:space="preserve">, you will need to include facts showing that you need spousal support, and that the other party is able to pay. To learn more, read </w:t>
-      </w:r>
-      <w:hyperlink r:id="rId15" w:history="1">
+        <w:t xml:space="preserve"> form. In your motion, you will need to include facts showing that you need spousal support, and that the other party is able to pay. To learn more, read </w:t>
+      </w:r>
+      <w:hyperlink r:id="rId17" w:history="1">
         <w:r>
           <w:rPr>
             <w:rStyle w:val="Hyperlink"/>
@@ -1915,7 +2624,7 @@
         </w:rPr>
         <w:t xml:space="preserve">). Also read </w:t>
       </w:r>
-      <w:hyperlink r:id="rId16" w:history="1">
+      <w:hyperlink r:id="rId18" w:history="1">
         <w:r>
           <w:rPr>
             <w:rStyle w:val="Hyperlink"/>
@@ -1978,7 +2687,7 @@
         </w:rPr>
         <w:t xml:space="preserve">You will need the generic </w:t>
       </w:r>
-      <w:hyperlink r:id="rId17" w:history="1">
+      <w:hyperlink r:id="rId19" w:history="1">
         <w:r>
           <w:rPr>
             <w:rStyle w:val="Hyperlink"/>
@@ -2013,7 +2722,7 @@
         </w:rPr>
         <w:t xml:space="preserve">after the judge makes a decision on your motion. If the judge grants your request, you will also need the </w:t>
       </w:r>
-      <w:hyperlink r:id="rId18" w:history="1">
+      <w:hyperlink r:id="rId20" w:history="1">
         <w:r>
           <w:rPr>
             <w:rStyle w:val="Hyperlink"/>
@@ -2059,37 +2768,35 @@
         <w:rPr>
           <w:rFonts w:ascii="Arial" w:hAnsi="Arial" w:cs="Arial"/>
         </w:rPr>
+        <w:t>{%p endif %}</w:t>
+      </w:r>
+    </w:p>
+    <w:p>
+      <w:pPr>
+        <w:spacing w:after="0" w:line="240" w:lineRule="auto"/>
+        <w:ind w:right="-547"/>
+        <w:rPr>
+          <w:rFonts w:ascii="Arial" w:hAnsi="Arial" w:cs="Arial"/>
+        </w:rPr>
+      </w:pPr>
+      <w:r>
+        <w:rPr>
+          <w:rFonts w:ascii="Arial" w:hAnsi="Arial" w:cs="Arial"/>
+        </w:rPr>
         <w:t xml:space="preserve">{%p </w:t>
       </w:r>
-      <w:proofErr w:type="gramStart"/>
-      <w:r>
-        <w:rPr>
-          <w:rFonts w:ascii="Arial" w:hAnsi="Arial" w:cs="Arial"/>
-        </w:rPr>
-        <w:t>endif %}</w:t>
-      </w:r>
-      <w:proofErr w:type="gramEnd"/>
-    </w:p>
-    <w:p>
-      <w:pPr>
-        <w:spacing w:after="0" w:line="240" w:lineRule="auto"/>
-        <w:ind w:right="-547"/>
-        <w:rPr>
-          <w:rFonts w:ascii="Arial" w:hAnsi="Arial" w:cs="Arial"/>
-        </w:rPr>
-      </w:pPr>
-      <w:r>
-        <w:rPr>
-          <w:rFonts w:ascii="Arial" w:hAnsi="Arial" w:cs="Arial"/>
-        </w:rPr>
-        <w:t xml:space="preserve">{%p </w:t>
-      </w:r>
       <w:r>
         <w:rPr>
           <w:rFonts w:ascii="Arial" w:hAnsi="Arial" w:cs="Arial"/>
         </w:rPr>
         <w:t xml:space="preserve">if </w:t>
       </w:r>
+      <w:r>
+        <w:rPr>
+          <w:rFonts w:ascii="Arial" w:hAnsi="Arial" w:cs="Arial"/>
+        </w:rPr>
+        <w:t>((</w:t>
+      </w:r>
       <w:proofErr w:type="spellStart"/>
       <w:r>
         <w:rPr>
@@ -2136,13 +2843,53 @@
         <w:rPr>
           <w:rFonts w:ascii="Arial" w:hAnsi="Arial" w:cs="Arial"/>
         </w:rPr>
-        <w:t>”,</w:t>
-      </w:r>
-      <w:r>
-        <w:rPr>
-          <w:rFonts w:ascii="Arial" w:hAnsi="Arial" w:cs="Arial"/>
-        </w:rPr>
-        <w:t xml:space="preserve"> “</w:t>
+        <w:t>”</w:t>
+      </w:r>
+      <w:r>
+        <w:rPr>
+          <w:rFonts w:ascii="Arial" w:hAnsi="Arial" w:cs="Arial"/>
+        </w:rPr>
+        <w:t>]</w:t>
+      </w:r>
+      <w:r>
+        <w:rPr>
+          <w:rFonts w:ascii="Arial" w:hAnsi="Arial" w:cs="Arial"/>
+        </w:rPr>
+        <w:t xml:space="preserve"> </w:t>
+      </w:r>
+      <w:r>
+        <w:rPr>
+          <w:rFonts w:ascii="Arial" w:hAnsi="Arial" w:cs="Arial"/>
+        </w:rPr>
+        <w:t xml:space="preserve">and </w:t>
+      </w:r>
+      <w:proofErr w:type="spellStart"/>
+      <w:r>
+        <w:rPr>
+          <w:rFonts w:ascii="Arial" w:hAnsi="Arial" w:cs="Arial"/>
+        </w:rPr>
+        <w:t>there_are_marital_children</w:t>
+      </w:r>
+      <w:proofErr w:type="spellEnd"/>
+      <w:r>
+        <w:rPr>
+          <w:rFonts w:ascii="Arial" w:hAnsi="Arial" w:cs="Arial"/>
+        </w:rPr>
+        <w:t>) or (</w:t>
+      </w:r>
+      <w:proofErr w:type="spellStart"/>
+      <w:r>
+        <w:rPr>
+          <w:rFonts w:ascii="Arial" w:hAnsi="Arial" w:cs="Arial"/>
+        </w:rPr>
+        <w:t>tool_ID</w:t>
+      </w:r>
+      <w:proofErr w:type="spellEnd"/>
+      <w:r>
+        <w:rPr>
+          <w:rFonts w:ascii="Arial" w:hAnsi="Arial" w:cs="Arial"/>
+        </w:rPr>
+        <w:t xml:space="preserve"> == “</w:t>
       </w:r>
       <w:proofErr w:type="spellStart"/>
       <w:r>
@@ -2156,19 +2903,7 @@
         <w:rPr>
           <w:rFonts w:ascii="Arial" w:hAnsi="Arial" w:cs="Arial"/>
         </w:rPr>
-        <w:t>”]</w:t>
-      </w:r>
-      <w:r>
-        <w:rPr>
-          <w:rFonts w:ascii="Arial" w:hAnsi="Arial" w:cs="Arial"/>
-        </w:rPr>
-        <w:t xml:space="preserve"> </w:t>
-      </w:r>
-      <w:r>
-        <w:rPr>
-          <w:rFonts w:ascii="Arial" w:hAnsi="Arial" w:cs="Arial"/>
-        </w:rPr>
-        <w:t xml:space="preserve">and </w:t>
+        <w:t xml:space="preserve">” and </w:t>
       </w:r>
       <w:proofErr w:type="spellStart"/>
       <w:r>
@@ -2178,6 +2913,26 @@
         <w:t>there_are_marital_children</w:t>
       </w:r>
       <w:proofErr w:type="spellEnd"/>
+      <w:r>
+        <w:rPr>
+          <w:rFonts w:ascii="Arial" w:hAnsi="Arial" w:cs="Arial"/>
+        </w:rPr>
+        <w:t xml:space="preserve"> and </w:t>
+      </w:r>
+      <w:proofErr w:type="spellStart"/>
+      <w:r>
+        <w:rPr>
+          <w:rFonts w:ascii="Arial" w:hAnsi="Arial" w:cs="Arial"/>
+        </w:rPr>
+        <w:t>create_counterclaim</w:t>
+      </w:r>
+      <w:proofErr w:type="spellEnd"/>
+      <w:r>
+        <w:rPr>
+          <w:rFonts w:ascii="Arial" w:hAnsi="Arial" w:cs="Arial"/>
+        </w:rPr>
+        <w:t>))</w:t>
+      </w:r>
       <w:r>
         <w:rPr>
           <w:rFonts w:ascii="Arial" w:hAnsi="Arial" w:cs="Arial"/>
@@ -2402,14 +3157,7 @@
         <w:rPr>
           <w:rFonts w:ascii="Arial" w:hAnsi="Arial" w:cs="Arial"/>
         </w:rPr>
-        <w:t>parentage_affidavit_</w:t>
-      </w:r>
-      <w:proofErr w:type="gramStart"/>
-      <w:r>
-        <w:rPr>
-          <w:rFonts w:ascii="Arial" w:hAnsi="Arial" w:cs="Arial"/>
-        </w:rPr>
-        <w:t>revoke</w:t>
+        <w:t>parentage_affidavit_revoke</w:t>
       </w:r>
       <w:proofErr w:type="spellEnd"/>
       <w:r>
@@ -2418,21 +3166,19 @@
         </w:rPr>
         <w:t xml:space="preserve"> %}</w:t>
       </w:r>
-      <w:proofErr w:type="gramEnd"/>
-    </w:p>
-    <w:p>
-      <w:pPr>
-        <w:spacing w:after="0" w:line="240" w:lineRule="auto"/>
-        <w:ind w:right="-547"/>
-        <w:rPr>
-          <w:rFonts w:ascii="Arial" w:hAnsi="Arial" w:cs="Arial"/>
-        </w:rPr>
-      </w:pPr>
-      <w:r>
-        <w:rPr>
-          <w:rFonts w:ascii="Arial" w:hAnsi="Arial" w:cs="Arial"/>
-        </w:rPr>
-        <w:lastRenderedPageBreak/>
+    </w:p>
+    <w:p>
+      <w:pPr>
+        <w:spacing w:after="0" w:line="240" w:lineRule="auto"/>
+        <w:ind w:right="-547"/>
+        <w:rPr>
+          <w:rFonts w:ascii="Arial" w:hAnsi="Arial" w:cs="Arial"/>
+        </w:rPr>
+      </w:pPr>
+      <w:r>
+        <w:rPr>
+          <w:rFonts w:ascii="Arial" w:hAnsi="Arial" w:cs="Arial"/>
+        </w:rPr>
         <w:t>For</w:t>
       </w:r>
       <w:r>
@@ -2441,7 +3187,7 @@
         </w:rPr>
         <w:t xml:space="preserve"> parentage established by affidavit, file a </w:t>
       </w:r>
-      <w:hyperlink r:id="rId19" w:history="1">
+      <w:hyperlink r:id="rId21" w:history="1">
         <w:r>
           <w:rPr>
             <w:rStyle w:val="Hyperlink"/>
@@ -2468,38 +3214,97 @@
         <w:rPr>
           <w:rFonts w:ascii="Arial" w:hAnsi="Arial" w:cs="Arial"/>
         </w:rPr>
-        <w:t xml:space="preserve"> form along with the forms you file to start your divorce case. This type of case can be complex. You may want to find a lawyer to help you.</w:t>
-      </w:r>
-    </w:p>
-    <w:p>
-      <w:pPr>
-        <w:spacing w:after="0" w:line="240" w:lineRule="auto"/>
-        <w:ind w:right="-547"/>
-        <w:rPr>
-          <w:rFonts w:ascii="Arial" w:hAnsi="Arial" w:cs="Arial"/>
-        </w:rPr>
-      </w:pPr>
-    </w:p>
-    <w:p>
-      <w:pPr>
-        <w:spacing w:after="0" w:line="240" w:lineRule="auto"/>
-        <w:ind w:right="-547"/>
-        <w:rPr>
-          <w:rFonts w:ascii="Arial" w:hAnsi="Arial" w:cs="Arial"/>
-        </w:rPr>
-      </w:pPr>
-      <w:r>
-        <w:rPr>
-          <w:rFonts w:ascii="Arial" w:hAnsi="Arial" w:cs="Arial"/>
-        </w:rPr>
-        <w:t xml:space="preserve">{%p </w:t>
-      </w:r>
-      <w:proofErr w:type="gramStart"/>
-      <w:r>
-        <w:rPr>
-          <w:rFonts w:ascii="Arial" w:hAnsi="Arial" w:cs="Arial"/>
-        </w:rPr>
-        <w:t>endif %</w:t>
+        <w:t xml:space="preserve"> form</w:t>
+      </w:r>
+      <w:r>
+        <w:rPr>
+          <w:rFonts w:ascii="Arial" w:hAnsi="Arial" w:cs="Arial"/>
+        </w:rPr>
+        <w:t xml:space="preserve">{% if </w:t>
+      </w:r>
+      <w:proofErr w:type="spellStart"/>
+      <w:r>
+        <w:rPr>
+          <w:rFonts w:ascii="Arial" w:hAnsi="Arial" w:cs="Arial"/>
+        </w:rPr>
+        <w:t>tool_ID</w:t>
+      </w:r>
+      <w:proofErr w:type="spellEnd"/>
+      <w:r>
+        <w:rPr>
+          <w:rFonts w:ascii="Arial" w:hAnsi="Arial" w:cs="Arial"/>
+        </w:rPr>
+        <w:t xml:space="preserve"> in [“</w:t>
+      </w:r>
+      <w:proofErr w:type="spellStart"/>
+      <w:r>
+        <w:rPr>
+          <w:rFonts w:ascii="Arial" w:hAnsi="Arial" w:cs="Arial"/>
+        </w:rPr>
+        <w:t>divorce_complaint</w:t>
+      </w:r>
+      <w:proofErr w:type="spellEnd"/>
+      <w:r>
+        <w:rPr>
+          <w:rFonts w:ascii="Arial" w:hAnsi="Arial" w:cs="Arial"/>
+        </w:rPr>
+        <w:t>”, “</w:t>
+      </w:r>
+      <w:proofErr w:type="spellStart"/>
+      <w:r>
+        <w:rPr>
+          <w:rFonts w:ascii="Arial" w:hAnsi="Arial" w:cs="Arial"/>
+        </w:rPr>
+        <w:t>JOD_only</w:t>
+      </w:r>
+      <w:proofErr w:type="spellEnd"/>
+      <w:r>
+        <w:rPr>
+          <w:rFonts w:ascii="Arial" w:hAnsi="Arial" w:cs="Arial"/>
+        </w:rPr>
+        <w:t>”] %}</w:t>
+      </w:r>
+      <w:r>
+        <w:rPr>
+          <w:rFonts w:ascii="Arial" w:hAnsi="Arial" w:cs="Arial"/>
+        </w:rPr>
+        <w:t xml:space="preserve"> along with the forms you file to start your divorce case</w:t>
+      </w:r>
+      <w:r>
+        <w:rPr>
+          <w:rFonts w:ascii="Arial" w:hAnsi="Arial" w:cs="Arial"/>
+        </w:rPr>
+        <w:t>{% endif %}</w:t>
+      </w:r>
+      <w:r>
+        <w:rPr>
+          <w:rFonts w:ascii="Arial" w:hAnsi="Arial" w:cs="Arial"/>
+        </w:rPr>
+        <w:t>. This type of case can be complex. You may want to find a lawyer to help you.</w:t>
+      </w:r>
+    </w:p>
+    <w:p>
+      <w:pPr>
+        <w:spacing w:after="0" w:line="240" w:lineRule="auto"/>
+        <w:ind w:right="-547"/>
+        <w:rPr>
+          <w:rFonts w:ascii="Arial" w:hAnsi="Arial" w:cs="Arial"/>
+        </w:rPr>
+      </w:pPr>
+    </w:p>
+    <w:p>
+      <w:pPr>
+        <w:spacing w:after="0" w:line="240" w:lineRule="auto"/>
+        <w:ind w:right="-547"/>
+        <w:rPr>
+          <w:rFonts w:ascii="Arial" w:hAnsi="Arial" w:cs="Arial"/>
+        </w:rPr>
+      </w:pPr>
+      <w:r>
+        <w:rPr>
+          <w:rFonts w:ascii="Arial" w:hAnsi="Arial" w:cs="Arial"/>
+        </w:rPr>
+        <w:t>{%p endif %</w:t>
       </w:r>
       <w:r>
         <w:rPr>
@@ -2507,7 +3312,6 @@
         </w:rPr>
         <w:t>}</w:t>
       </w:r>
-      <w:proofErr w:type="gramEnd"/>
     </w:p>
     <w:p>
       <w:pPr>
@@ -2528,14 +3332,7 @@
         <w:rPr>
           <w:rFonts w:ascii="Arial" w:hAnsi="Arial" w:cs="Arial"/>
         </w:rPr>
-        <w:t>parentage_order_</w:t>
-      </w:r>
-      <w:proofErr w:type="gramStart"/>
-      <w:r>
-        <w:rPr>
-          <w:rFonts w:ascii="Arial" w:hAnsi="Arial" w:cs="Arial"/>
-        </w:rPr>
-        <w:t>revoke</w:t>
+        <w:t>parentage_order_revoke</w:t>
       </w:r>
       <w:proofErr w:type="spellEnd"/>
       <w:r>
@@ -2544,7 +3341,6 @@
         </w:rPr>
         <w:t xml:space="preserve"> %}</w:t>
       </w:r>
-      <w:proofErr w:type="gramEnd"/>
     </w:p>
     <w:p>
       <w:pPr>
@@ -2566,7 +3362,7 @@
         </w:rPr>
         <w:t xml:space="preserve"> parentage established by a court order, file a </w:t>
       </w:r>
-      <w:hyperlink r:id="rId20" w:history="1">
+      <w:hyperlink r:id="rId22" w:history="1">
         <w:r>
           <w:rPr>
             <w:rStyle w:val="Hyperlink"/>
@@ -2617,16 +3413,8 @@
         <w:rPr>
           <w:rFonts w:ascii="Arial" w:hAnsi="Arial" w:cs="Arial"/>
         </w:rPr>
-        <w:t xml:space="preserve">{%p </w:t>
-      </w:r>
-      <w:proofErr w:type="gramStart"/>
-      <w:r>
-        <w:rPr>
-          <w:rFonts w:ascii="Arial" w:hAnsi="Arial" w:cs="Arial"/>
-        </w:rPr>
-        <w:t>endif %}</w:t>
-      </w:r>
-      <w:proofErr w:type="gramEnd"/>
+        <w:t>{%p endif %}</w:t>
+      </w:r>
     </w:p>
     <w:p>
       <w:pPr>
@@ -2647,14 +3435,7 @@
         <w:rPr>
           <w:rFonts w:ascii="Arial" w:hAnsi="Arial" w:cs="Arial"/>
         </w:rPr>
-        <w:t>parentage_marital_</w:t>
-      </w:r>
-      <w:proofErr w:type="gramStart"/>
-      <w:r>
-        <w:rPr>
-          <w:rFonts w:ascii="Arial" w:hAnsi="Arial" w:cs="Arial"/>
-        </w:rPr>
-        <w:t>revoke</w:t>
+        <w:t>parentage_marital_revoke</w:t>
       </w:r>
       <w:proofErr w:type="spellEnd"/>
       <w:r>
@@ -2663,7 +3444,6 @@
         </w:rPr>
         <w:t xml:space="preserve"> %}</w:t>
       </w:r>
-      <w:proofErr w:type="gramEnd"/>
     </w:p>
     <w:p>
       <w:pPr>
@@ -2685,7 +3465,7 @@
         </w:rPr>
         <w:t xml:space="preserve"> parentage established by marriage, use the </w:t>
       </w:r>
-      <w:hyperlink r:id="rId21" w:history="1">
+      <w:hyperlink r:id="rId23" w:history="1">
         <w:r>
           <w:rPr>
             <w:rStyle w:val="Hyperlink"/>
@@ -2700,7 +3480,7 @@
         </w:rPr>
         <w:t xml:space="preserve"> (</w:t>
       </w:r>
-      <w:hyperlink r:id="rId22" w:history="1">
+      <w:hyperlink r:id="rId24" w:history="1">
         <w:r>
           <w:rPr>
             <w:rStyle w:val="Hyperlink"/>
@@ -2749,16 +3529,65 @@
         <w:rPr>
           <w:rFonts w:ascii="Arial" w:hAnsi="Arial" w:cs="Arial"/>
         </w:rPr>
-        <w:t xml:space="preserve">{%p </w:t>
-      </w:r>
-      <w:proofErr w:type="gramStart"/>
-      <w:r>
-        <w:rPr>
-          <w:rFonts w:ascii="Arial" w:hAnsi="Arial" w:cs="Arial"/>
-        </w:rPr>
-        <w:t>endif %}</w:t>
-      </w:r>
-      <w:proofErr w:type="gramEnd"/>
+        <w:t>{%p endif %}</w:t>
+      </w:r>
+    </w:p>
+    <w:p>
+      <w:pPr>
+        <w:spacing w:after="0" w:line="240" w:lineRule="auto"/>
+        <w:ind w:right="-547"/>
+        <w:rPr>
+          <w:rFonts w:ascii="Arial" w:hAnsi="Arial" w:cs="Arial"/>
+        </w:rPr>
+      </w:pPr>
+      <w:r>
+        <w:rPr>
+          <w:rFonts w:ascii="Arial" w:hAnsi="Arial" w:cs="Arial"/>
+        </w:rPr>
+        <w:t xml:space="preserve">{%p if </w:t>
+      </w:r>
+      <w:proofErr w:type="spellStart"/>
+      <w:r>
+        <w:rPr>
+          <w:rFonts w:ascii="Arial" w:hAnsi="Arial" w:cs="Arial"/>
+        </w:rPr>
+        <w:t>tool_ID</w:t>
+      </w:r>
+      <w:proofErr w:type="spellEnd"/>
+      <w:r>
+        <w:rPr>
+          <w:rFonts w:ascii="Arial" w:hAnsi="Arial" w:cs="Arial"/>
+        </w:rPr>
+        <w:t xml:space="preserve"> in [“</w:t>
+      </w:r>
+      <w:proofErr w:type="spellStart"/>
+      <w:r>
+        <w:rPr>
+          <w:rFonts w:ascii="Arial" w:hAnsi="Arial" w:cs="Arial"/>
+        </w:rPr>
+        <w:t>divorce_complaint</w:t>
+      </w:r>
+      <w:proofErr w:type="spellEnd"/>
+      <w:r>
+        <w:rPr>
+          <w:rFonts w:ascii="Arial" w:hAnsi="Arial" w:cs="Arial"/>
+        </w:rPr>
+        <w:t>”, “</w:t>
+      </w:r>
+      <w:proofErr w:type="spellStart"/>
+      <w:r>
+        <w:rPr>
+          <w:rFonts w:ascii="Arial" w:hAnsi="Arial" w:cs="Arial"/>
+        </w:rPr>
+        <w:t>JOD_only</w:t>
+      </w:r>
+      <w:proofErr w:type="spellEnd"/>
+      <w:r>
+        <w:rPr>
+          <w:rFonts w:ascii="Arial" w:hAnsi="Arial" w:cs="Arial"/>
+        </w:rPr>
+        <w:t>”] %}</w:t>
+      </w:r>
     </w:p>
     <w:p>
       <w:pPr>
@@ -2840,7 +3669,7 @@
         </w:rPr>
         <w:t xml:space="preserve">, go to </w:t>
       </w:r>
-      <w:hyperlink r:id="rId23" w:history="1">
+      <w:hyperlink r:id="rId25" w:history="1">
         <w:r>
           <w:rPr>
             <w:rStyle w:val="Hyperlink"/>
@@ -3026,7 +3855,7 @@
         </w:rPr>
         <w:t xml:space="preserve"> your saved answers, start a new </w:t>
       </w:r>
-      <w:hyperlink r:id="rId24" w:history="1">
+      <w:hyperlink r:id="rId26" w:history="1">
         <w:r>
           <w:rPr>
             <w:rStyle w:val="Hyperlink"/>
@@ -3088,36 +3917,137 @@
         <w:rPr>
           <w:rFonts w:ascii="Arial" w:hAnsi="Arial" w:cs="Arial"/>
         </w:rPr>
+        <w:t xml:space="preserve"> endif %}</w:t>
+      </w:r>
+    </w:p>
+    <w:p>
+      <w:pPr>
+        <w:tabs>
+          <w:tab w:val="left" w:leader="dot" w:pos="7200"/>
+        </w:tabs>
+        <w:spacing w:after="0"/>
+        <w:rPr>
+          <w:rFonts w:ascii="Arial" w:hAnsi="Arial" w:cs="Arial"/>
+        </w:rPr>
+      </w:pPr>
+      <w:r>
+        <w:rPr>
+          <w:rFonts w:ascii="Arial" w:hAnsi="Arial" w:cs="Arial"/>
+        </w:rPr>
+        <w:t>{%</w:t>
+      </w:r>
+      <w:r>
+        <w:rPr>
+          <w:rFonts w:ascii="Arial" w:hAnsi="Arial" w:cs="Arial"/>
+        </w:rPr>
+        <w:t>p</w:t>
+      </w:r>
+      <w:r>
+        <w:rPr>
+          <w:rFonts w:ascii="Arial" w:hAnsi="Arial" w:cs="Arial"/>
+        </w:rPr>
+        <w:t xml:space="preserve"> endif %}</w:t>
+      </w:r>
+    </w:p>
+    <w:p>
+      <w:pPr>
+        <w:spacing w:after="0" w:line="240" w:lineRule="auto"/>
+        <w:ind w:right="-547"/>
+        <w:rPr>
+          <w:rFonts w:ascii="Arial" w:hAnsi="Arial" w:cs="Arial"/>
+        </w:rPr>
+      </w:pPr>
+      <w:r>
+        <w:rPr>
+          <w:rFonts w:ascii="Arial" w:hAnsi="Arial" w:cs="Arial"/>
+        </w:rPr>
+        <w:t xml:space="preserve">{%p </w:t>
+      </w:r>
+      <w:r>
+        <w:rPr>
+          <w:rFonts w:ascii="Arial" w:hAnsi="Arial" w:cs="Arial"/>
+        </w:rPr>
+        <w:t xml:space="preserve">if </w:t>
+      </w:r>
+      <w:r>
+        <w:rPr>
+          <w:rFonts w:ascii="Arial" w:hAnsi="Arial" w:cs="Arial"/>
+        </w:rPr>
+        <w:t>((</w:t>
+      </w:r>
+      <w:proofErr w:type="spellStart"/>
+      <w:r>
+        <w:rPr>
+          <w:rFonts w:ascii="Arial" w:hAnsi="Arial" w:cs="Arial"/>
+        </w:rPr>
+        <w:t>tool_ID</w:t>
+      </w:r>
+      <w:proofErr w:type="spellEnd"/>
+      <w:r>
+        <w:rPr>
+          <w:rFonts w:ascii="Arial" w:hAnsi="Arial" w:cs="Arial"/>
+        </w:rPr>
+        <w:t xml:space="preserve"> in [“</w:t>
+      </w:r>
+      <w:proofErr w:type="spellStart"/>
+      <w:r>
+        <w:rPr>
+          <w:rFonts w:ascii="Arial" w:hAnsi="Arial" w:cs="Arial"/>
+        </w:rPr>
+        <w:t>divorce_complaint</w:t>
+      </w:r>
+      <w:proofErr w:type="spellEnd"/>
+      <w:r>
+        <w:rPr>
+          <w:rFonts w:ascii="Arial" w:hAnsi="Arial" w:cs="Arial"/>
+        </w:rPr>
+        <w:t>”, “</w:t>
+      </w:r>
+      <w:proofErr w:type="spellStart"/>
+      <w:r>
+        <w:rPr>
+          <w:rFonts w:ascii="Arial" w:hAnsi="Arial" w:cs="Arial"/>
+        </w:rPr>
+        <w:t>JOD_only</w:t>
+      </w:r>
+      <w:proofErr w:type="spellEnd"/>
+      <w:r>
+        <w:rPr>
+          <w:rFonts w:ascii="Arial" w:hAnsi="Arial" w:cs="Arial"/>
+        </w:rPr>
+        <w:t>”]</w:t>
+      </w:r>
+      <w:r>
+        <w:rPr>
+          <w:rFonts w:ascii="Arial" w:hAnsi="Arial" w:cs="Arial"/>
+        </w:rPr>
         <w:t xml:space="preserve"> </w:t>
       </w:r>
-      <w:proofErr w:type="gramStart"/>
-      <w:r>
-        <w:rPr>
-          <w:rFonts w:ascii="Arial" w:hAnsi="Arial" w:cs="Arial"/>
-        </w:rPr>
-        <w:t>endif %}</w:t>
-      </w:r>
-      <w:proofErr w:type="gramEnd"/>
-    </w:p>
-    <w:p>
-      <w:pPr>
-        <w:spacing w:after="0" w:line="240" w:lineRule="auto"/>
-        <w:ind w:right="-547"/>
-        <w:rPr>
-          <w:rFonts w:ascii="Arial" w:hAnsi="Arial" w:cs="Arial"/>
-        </w:rPr>
-      </w:pPr>
-      <w:r>
-        <w:rPr>
-          <w:rFonts w:ascii="Arial" w:hAnsi="Arial" w:cs="Arial"/>
-        </w:rPr>
-        <w:t xml:space="preserve">{%p </w:t>
-      </w:r>
-      <w:r>
-        <w:rPr>
-          <w:rFonts w:ascii="Arial" w:hAnsi="Arial" w:cs="Arial"/>
-        </w:rPr>
-        <w:t xml:space="preserve">if </w:t>
+      <w:r>
+        <w:rPr>
+          <w:rFonts w:ascii="Arial" w:hAnsi="Arial" w:cs="Arial"/>
+        </w:rPr>
+        <w:t xml:space="preserve">and </w:t>
+      </w:r>
+      <w:proofErr w:type="spellStart"/>
+      <w:r>
+        <w:rPr>
+          <w:rFonts w:ascii="Arial" w:hAnsi="Arial" w:cs="Arial"/>
+        </w:rPr>
+        <w:t>there_are_marital_children</w:t>
+      </w:r>
+      <w:proofErr w:type="spellEnd"/>
+      <w:r>
+        <w:rPr>
+          <w:rFonts w:ascii="Arial" w:hAnsi="Arial" w:cs="Arial"/>
+        </w:rPr>
+        <w:t xml:space="preserve">) or </w:t>
+      </w:r>
+      <w:r>
+        <w:rPr>
+          <w:rFonts w:ascii="Arial" w:hAnsi="Arial" w:cs="Arial"/>
+        </w:rPr>
+        <w:t>(</w:t>
       </w:r>
       <w:proofErr w:type="spellStart"/>
       <w:r>
@@ -3131,47 +4061,21 @@
         <w:rPr>
           <w:rFonts w:ascii="Arial" w:hAnsi="Arial" w:cs="Arial"/>
         </w:rPr>
-        <w:t xml:space="preserve"> in [“</w:t>
-      </w:r>
-      <w:proofErr w:type="spellStart"/>
-      <w:r>
-        <w:rPr>
-          <w:rFonts w:ascii="Arial" w:hAnsi="Arial" w:cs="Arial"/>
-        </w:rPr>
-        <w:t>divorce_complaint</w:t>
-      </w:r>
-      <w:proofErr w:type="spellEnd"/>
-      <w:r>
-        <w:rPr>
-          <w:rFonts w:ascii="Arial" w:hAnsi="Arial" w:cs="Arial"/>
-        </w:rPr>
-        <w:t>”, “</w:t>
-      </w:r>
-      <w:proofErr w:type="spellStart"/>
-      <w:r>
-        <w:rPr>
-          <w:rFonts w:ascii="Arial" w:hAnsi="Arial" w:cs="Arial"/>
-        </w:rPr>
-        <w:t>JOD_only</w:t>
-      </w:r>
-      <w:proofErr w:type="spellEnd"/>
-      <w:r>
-        <w:rPr>
-          <w:rFonts w:ascii="Arial" w:hAnsi="Arial" w:cs="Arial"/>
-        </w:rPr>
-        <w:t>”]</w:t>
-      </w:r>
-      <w:r>
-        <w:rPr>
-          <w:rFonts w:ascii="Arial" w:hAnsi="Arial" w:cs="Arial"/>
-        </w:rPr>
-        <w:t xml:space="preserve"> </w:t>
-      </w:r>
-      <w:r>
-        <w:rPr>
-          <w:rFonts w:ascii="Arial" w:hAnsi="Arial" w:cs="Arial"/>
-        </w:rPr>
-        <w:t xml:space="preserve">and </w:t>
+        <w:t xml:space="preserve"> == “</w:t>
+      </w:r>
+      <w:proofErr w:type="spellStart"/>
+      <w:r>
+        <w:rPr>
+          <w:rFonts w:ascii="Arial" w:hAnsi="Arial" w:cs="Arial"/>
+        </w:rPr>
+        <w:t>divorce_answer</w:t>
+      </w:r>
+      <w:proofErr w:type="spellEnd"/>
+      <w:r>
+        <w:rPr>
+          <w:rFonts w:ascii="Arial" w:hAnsi="Arial" w:cs="Arial"/>
+        </w:rPr>
+        <w:t xml:space="preserve">” and </w:t>
       </w:r>
       <w:proofErr w:type="spellStart"/>
       <w:r>
@@ -3181,6 +4085,26 @@
         <w:t>there_are_marital_children</w:t>
       </w:r>
       <w:proofErr w:type="spellEnd"/>
+      <w:r>
+        <w:rPr>
+          <w:rFonts w:ascii="Arial" w:hAnsi="Arial" w:cs="Arial"/>
+        </w:rPr>
+        <w:t xml:space="preserve"> and </w:t>
+      </w:r>
+      <w:proofErr w:type="spellStart"/>
+      <w:r>
+        <w:rPr>
+          <w:rFonts w:ascii="Arial" w:hAnsi="Arial" w:cs="Arial"/>
+        </w:rPr>
+        <w:t>create_counterclaim</w:t>
+      </w:r>
+      <w:proofErr w:type="spellEnd"/>
+      <w:r>
+        <w:rPr>
+          <w:rFonts w:ascii="Arial" w:hAnsi="Arial" w:cs="Arial"/>
+        </w:rPr>
+        <w:t>))</w:t>
+      </w:r>
       <w:r>
         <w:rPr>
           <w:rFonts w:ascii="Arial" w:hAnsi="Arial" w:cs="Arial"/>
@@ -3371,7 +4295,7 @@
         </w:rPr>
         <w:t xml:space="preserve">You can use the </w:t>
       </w:r>
-      <w:hyperlink r:id="rId25" w:history="1">
+      <w:hyperlink r:id="rId27" w:history="1">
         <w:r>
           <w:rPr>
             <w:rStyle w:val="Hyperlink"/>
@@ -3410,31 +4334,23 @@
         <w:rPr>
           <w:rFonts w:ascii="Arial" w:hAnsi="Arial" w:cs="Arial"/>
         </w:rPr>
+        <w:t>{%p endif %}</w:t>
+      </w:r>
+    </w:p>
+    <w:p>
+      <w:pPr>
+        <w:spacing w:after="0" w:line="240" w:lineRule="auto"/>
+        <w:ind w:right="-547"/>
+        <w:rPr>
+          <w:rFonts w:ascii="Arial" w:hAnsi="Arial" w:cs="Arial"/>
+        </w:rPr>
+      </w:pPr>
+      <w:r>
+        <w:rPr>
+          <w:rFonts w:ascii="Arial" w:hAnsi="Arial" w:cs="Arial"/>
+        </w:rPr>
         <w:t xml:space="preserve">{%p </w:t>
       </w:r>
-      <w:proofErr w:type="gramStart"/>
-      <w:r>
-        <w:rPr>
-          <w:rFonts w:ascii="Arial" w:hAnsi="Arial" w:cs="Arial"/>
-        </w:rPr>
-        <w:t>endif %}</w:t>
-      </w:r>
-      <w:proofErr w:type="gramEnd"/>
-    </w:p>
-    <w:p>
-      <w:pPr>
-        <w:spacing w:after="0" w:line="240" w:lineRule="auto"/>
-        <w:ind w:right="-547"/>
-        <w:rPr>
-          <w:rFonts w:ascii="Arial" w:hAnsi="Arial" w:cs="Arial"/>
-        </w:rPr>
-      </w:pPr>
-      <w:r>
-        <w:rPr>
-          <w:rFonts w:ascii="Arial" w:hAnsi="Arial" w:cs="Arial"/>
-        </w:rPr>
-        <w:t xml:space="preserve">{%p </w:t>
-      </w:r>
       <w:r>
         <w:rPr>
           <w:rFonts w:ascii="Arial" w:hAnsi="Arial" w:cs="Arial"/>
@@ -3499,28 +4415,12 @@
         </w:rPr>
         <w:t>(</w:t>
       </w:r>
-      <w:proofErr w:type="gramStart"/>
-      <w:r>
-        <w:rPr>
-          <w:rFonts w:ascii="Arial" w:hAnsi="Arial" w:cs="Arial"/>
-        </w:rPr>
-        <w:t>users[</w:t>
-      </w:r>
-      <w:proofErr w:type="gramEnd"/>
-      <w:r>
-        <w:rPr>
-          <w:rFonts w:ascii="Arial" w:hAnsi="Arial" w:cs="Arial"/>
-        </w:rPr>
-        <w:t>0</w:t>
-      </w:r>
-      <w:proofErr w:type="gramStart"/>
-      <w:r>
-        <w:rPr>
-          <w:rFonts w:ascii="Arial" w:hAnsi="Arial" w:cs="Arial"/>
-        </w:rPr>
-        <w:t>].pregnant</w:t>
-      </w:r>
-      <w:proofErr w:type="gramEnd"/>
+      <w:r>
+        <w:rPr>
+          <w:rFonts w:ascii="Arial" w:hAnsi="Arial" w:cs="Arial"/>
+        </w:rPr>
+        <w:t>users[0].pregnant</w:t>
+      </w:r>
       <w:r>
         <w:rPr>
           <w:rFonts w:ascii="Arial" w:hAnsi="Arial" w:cs="Arial"/>
@@ -3539,16 +4439,8 @@
         <w:rPr>
           <w:rFonts w:ascii="Arial" w:hAnsi="Arial" w:cs="Arial"/>
         </w:rPr>
-        <w:t>[0</w:t>
-      </w:r>
-      <w:proofErr w:type="gramStart"/>
-      <w:r>
-        <w:rPr>
-          <w:rFonts w:ascii="Arial" w:hAnsi="Arial" w:cs="Arial"/>
-        </w:rPr>
-        <w:t>].pregnant</w:t>
-      </w:r>
-      <w:proofErr w:type="gramEnd"/>
+        <w:t>[0].pregnant</w:t>
+      </w:r>
       <w:r>
         <w:rPr>
           <w:rFonts w:ascii="Arial" w:hAnsi="Arial" w:cs="Arial"/>
@@ -3640,7 +4532,6 @@
         <w:rPr>
           <w:rFonts w:ascii="Arial" w:hAnsi="Arial" w:cs="Arial"/>
         </w:rPr>
-        <w:lastRenderedPageBreak/>
         <w:t>If a child has been born</w:t>
       </w:r>
       <w:r>
@@ -3719,21 +4610,7 @@
         <w:rPr>
           <w:rFonts w:ascii="Arial" w:hAnsi="Arial" w:cs="Arial"/>
         </w:rPr>
-        <w:t xml:space="preserve">your </w:t>
-      </w:r>
-      <w:proofErr w:type="gramStart"/>
-      <w:r>
-        <w:rPr>
-          <w:rFonts w:ascii="Arial" w:hAnsi="Arial" w:cs="Arial"/>
-        </w:rPr>
-        <w:t>Judgment</w:t>
-      </w:r>
-      <w:proofErr w:type="gramEnd"/>
-      <w:r>
-        <w:rPr>
-          <w:rFonts w:ascii="Arial" w:hAnsi="Arial" w:cs="Arial"/>
-        </w:rPr>
-        <w:t xml:space="preserve"> can be signed by the judge.</w:t>
+        <w:t>your Judgment can be signed by the judge.</w:t>
       </w:r>
     </w:p>
     <w:p>
@@ -3759,7 +4636,7 @@
         </w:rPr>
         <w:t xml:space="preserve">If you saved your answers when you created your divorce forms, go to </w:t>
       </w:r>
-      <w:hyperlink r:id="rId26" w:history="1">
+      <w:hyperlink r:id="rId28" w:history="1">
         <w:r>
           <w:rPr>
             <w:rStyle w:val="Hyperlink"/>
@@ -3883,7 +4760,7 @@
         </w:rPr>
         <w:t xml:space="preserve">or you cannot find your saved answers, start a new </w:t>
       </w:r>
-      <w:hyperlink r:id="rId27" w:history="1">
+      <w:hyperlink r:id="rId29" w:history="1">
         <w:r>
           <w:rPr>
             <w:rStyle w:val="Hyperlink"/>
@@ -3931,16 +4808,8 @@
         <w:rPr>
           <w:rFonts w:ascii="Arial" w:hAnsi="Arial" w:cs="Arial"/>
         </w:rPr>
-        <w:t xml:space="preserve">{%p </w:t>
-      </w:r>
-      <w:proofErr w:type="gramStart"/>
-      <w:r>
-        <w:rPr>
-          <w:rFonts w:ascii="Arial" w:hAnsi="Arial" w:cs="Arial"/>
-        </w:rPr>
-        <w:t>endif %}</w:t>
-      </w:r>
-      <w:proofErr w:type="gramEnd"/>
+        <w:t>{%p endif %}</w:t>
+      </w:r>
     </w:p>
     <w:p>
       <w:pPr>
@@ -4033,6 +4902,7 @@
         <w:rPr>
           <w:rFonts w:ascii="Arial" w:hAnsi="Arial" w:cs="Arial"/>
         </w:rPr>
+        <w:lastRenderedPageBreak/>
         <w:t xml:space="preserve">Remember that if the defendant files an Answer, you must fill out and serve the </w:t>
       </w:r>
       <w:r>
@@ -4118,14 +4988,7 @@
         <w:rPr>
           <w:rFonts w:ascii="Arial" w:hAnsi="Arial" w:cs="Arial"/>
         </w:rPr>
-        <w:t>there_are_marital_</w:t>
-      </w:r>
-      <w:proofErr w:type="gramStart"/>
-      <w:r>
-        <w:rPr>
-          <w:rFonts w:ascii="Arial" w:hAnsi="Arial" w:cs="Arial"/>
-        </w:rPr>
-        <w:t>children</w:t>
+        <w:t>there_are_marital_children</w:t>
       </w:r>
       <w:proofErr w:type="spellEnd"/>
       <w:r>
@@ -4134,7 +4997,6 @@
         </w:rPr>
         <w:t xml:space="preserve"> %}</w:t>
       </w:r>
-      <w:proofErr w:type="gramEnd"/>
     </w:p>
     <w:p>
       <w:pPr>
@@ -4150,7 +5012,7 @@
         </w:rPr>
         <w:t xml:space="preserve">To learn more about what is required, go to </w:t>
       </w:r>
-      <w:hyperlink r:id="rId28" w:history="1">
+      <w:hyperlink r:id="rId30" w:history="1">
         <w:r>
           <w:rPr>
             <w:rStyle w:val="Hyperlink"/>
@@ -4189,21 +5051,7 @@
         <w:rPr>
           <w:rFonts w:ascii="Arial" w:hAnsi="Arial" w:cs="Arial"/>
         </w:rPr>
-        <w:t xml:space="preserve"> </w:t>
-      </w:r>
-      <w:proofErr w:type="gramStart"/>
-      <w:r>
-        <w:rPr>
-          <w:rFonts w:ascii="Arial" w:hAnsi="Arial" w:cs="Arial"/>
-        </w:rPr>
-        <w:t>Judgment, and</w:t>
-      </w:r>
-      <w:proofErr w:type="gramEnd"/>
-      <w:r>
-        <w:rPr>
-          <w:rFonts w:ascii="Arial" w:hAnsi="Arial" w:cs="Arial"/>
-        </w:rPr>
-        <w:t xml:space="preserve"> read Step 8.</w:t>
+        <w:t xml:space="preserve"> Judgment, and read Step 8.</w:t>
       </w:r>
     </w:p>
     <w:p>
@@ -4229,7 +5077,6 @@
         </w:rPr>
         <w:t xml:space="preserve">{%p </w:t>
       </w:r>
-      <w:proofErr w:type="gramStart"/>
       <w:r>
         <w:rPr>
           <w:rFonts w:ascii="Arial" w:hAnsi="Arial" w:cs="Arial"/>
@@ -4242,7 +5089,6 @@
         </w:rPr>
         <w:t xml:space="preserve"> %}</w:t>
       </w:r>
-      <w:proofErr w:type="gramEnd"/>
     </w:p>
     <w:p>
       <w:pPr>
@@ -4258,7 +5104,7 @@
         </w:rPr>
         <w:t xml:space="preserve">To learn more about what is required, go to </w:t>
       </w:r>
-      <w:hyperlink r:id="rId29" w:history="1">
+      <w:hyperlink r:id="rId31" w:history="1">
         <w:r>
           <w:rPr>
             <w:rStyle w:val="Hyperlink"/>
@@ -4297,21 +5143,7 @@
         <w:rPr>
           <w:rFonts w:ascii="Arial" w:hAnsi="Arial" w:cs="Arial"/>
         </w:rPr>
-        <w:t xml:space="preserve"> </w:t>
-      </w:r>
-      <w:proofErr w:type="gramStart"/>
-      <w:r>
-        <w:rPr>
-          <w:rFonts w:ascii="Arial" w:hAnsi="Arial" w:cs="Arial"/>
-        </w:rPr>
-        <w:t>Judgment, and</w:t>
-      </w:r>
-      <w:proofErr w:type="gramEnd"/>
-      <w:r>
-        <w:rPr>
-          <w:rFonts w:ascii="Arial" w:hAnsi="Arial" w:cs="Arial"/>
-        </w:rPr>
-        <w:t xml:space="preserve"> read Step 8.</w:t>
+        <w:t xml:space="preserve"> Judgment, and read Step 8.</w:t>
       </w:r>
     </w:p>
     <w:p>
@@ -4337,16 +5169,8 @@
         <w:rPr>
           <w:rFonts w:ascii="Arial" w:hAnsi="Arial" w:cs="Arial"/>
         </w:rPr>
-        <w:t xml:space="preserve">{%p </w:t>
-      </w:r>
-      <w:proofErr w:type="gramStart"/>
-      <w:r>
-        <w:rPr>
-          <w:rFonts w:ascii="Arial" w:hAnsi="Arial" w:cs="Arial"/>
-        </w:rPr>
-        <w:t>endif %}</w:t>
-      </w:r>
-      <w:proofErr w:type="gramEnd"/>
+        <w:t>{%p endif %}</w:t>
+      </w:r>
     </w:p>
     <w:p>
       <w:pPr>
@@ -4362,16 +5186,8 @@
         <w:rPr>
           <w:rFonts w:ascii="Arial" w:hAnsi="Arial" w:cs="Arial"/>
         </w:rPr>
-        <w:t xml:space="preserve">{%p </w:t>
-      </w:r>
-      <w:proofErr w:type="gramStart"/>
-      <w:r>
-        <w:rPr>
-          <w:rFonts w:ascii="Arial" w:hAnsi="Arial" w:cs="Arial"/>
-        </w:rPr>
-        <w:t>endif %}</w:t>
-      </w:r>
-      <w:proofErr w:type="gramEnd"/>
+        <w:t>{%p endif %}</w:t>
+      </w:r>
     </w:p>
     <w:p>
       <w:pPr>
@@ -4537,14 +5353,7 @@
         <w:rPr>
           <w:rFonts w:ascii="Arial" w:hAnsi="Arial" w:cs="Arial"/>
         </w:rPr>
-        <w:t>there_are_marital_</w:t>
-      </w:r>
-      <w:proofErr w:type="gramStart"/>
-      <w:r>
-        <w:rPr>
-          <w:rFonts w:ascii="Arial" w:hAnsi="Arial" w:cs="Arial"/>
-        </w:rPr>
-        <w:t>children</w:t>
+        <w:t>there_are_marital_children</w:t>
       </w:r>
       <w:proofErr w:type="spellEnd"/>
       <w:r>
@@ -4553,7 +5362,6 @@
         </w:rPr>
         <w:t xml:space="preserve"> %}</w:t>
       </w:r>
-      <w:proofErr w:type="gramEnd"/>
     </w:p>
     <w:p>
       <w:pPr>
@@ -4569,7 +5377,7 @@
         </w:rPr>
         <w:t xml:space="preserve">To learn more about what is required, go to </w:t>
       </w:r>
-      <w:hyperlink r:id="rId30" w:history="1">
+      <w:hyperlink r:id="rId32" w:history="1">
         <w:r>
           <w:rPr>
             <w:rStyle w:val="Hyperlink"/>
@@ -4620,7 +5428,6 @@
         </w:rPr>
         <w:t xml:space="preserve">{%p </w:t>
       </w:r>
-      <w:proofErr w:type="gramStart"/>
       <w:r>
         <w:rPr>
           <w:rFonts w:ascii="Arial" w:hAnsi="Arial" w:cs="Arial"/>
@@ -4633,7 +5440,6 @@
         </w:rPr>
         <w:t xml:space="preserve"> %}</w:t>
       </w:r>
-      <w:proofErr w:type="gramEnd"/>
     </w:p>
     <w:p>
       <w:pPr>
@@ -4649,7 +5455,7 @@
         </w:rPr>
         <w:t xml:space="preserve">To learn more about what is required, go to </w:t>
       </w:r>
-      <w:hyperlink r:id="rId31" w:history="1">
+      <w:hyperlink r:id="rId33" w:history="1">
         <w:r>
           <w:rPr>
             <w:rStyle w:val="Hyperlink"/>
@@ -4700,17 +5506,8 @@
         <w:rPr>
           <w:rFonts w:ascii="Arial" w:hAnsi="Arial" w:cs="Arial"/>
         </w:rPr>
-        <w:lastRenderedPageBreak/>
-        <w:t xml:space="preserve">{%p </w:t>
-      </w:r>
-      <w:proofErr w:type="gramStart"/>
-      <w:r>
-        <w:rPr>
-          <w:rFonts w:ascii="Arial" w:hAnsi="Arial" w:cs="Arial"/>
-        </w:rPr>
-        <w:t>endif %}</w:t>
-      </w:r>
-      <w:proofErr w:type="gramEnd"/>
+        <w:t>{%p endif %}</w:t>
+      </w:r>
     </w:p>
     <w:p>
       <w:pPr>
@@ -4726,14 +5523,7 @@
         <w:rPr>
           <w:rFonts w:ascii="Arial" w:hAnsi="Arial" w:cs="Arial"/>
         </w:rPr>
-        <w:t xml:space="preserve">{%p </w:t>
-      </w:r>
-      <w:proofErr w:type="gramStart"/>
-      <w:r>
-        <w:rPr>
-          <w:rFonts w:ascii="Arial" w:hAnsi="Arial" w:cs="Arial"/>
-        </w:rPr>
-        <w:t>endif %</w:t>
+        <w:t>{%p endif %</w:t>
       </w:r>
       <w:r>
         <w:rPr>
@@ -4741,10 +5531,9 @@
         </w:rPr>
         <w:t>}</w:t>
       </w:r>
-      <w:proofErr w:type="gramEnd"/>
     </w:p>
     <w:sectPr>
-      <w:footerReference w:type="default" r:id="rId32"/>
+      <w:footerReference w:type="default" r:id="rId34"/>
       <w:pgSz w:w="12240" w:h="15840"/>
       <w:pgMar w:top="1440" w:right="1440" w:bottom="1440" w:left="1440" w:header="1440" w:footer="1008" w:gutter="0"/>
       <w:pgNumType w:start="2"/>

--- a/docassemble/MLHDivorceAndCustody/data/templates/reminders_template.docx
+++ b/docassemble/MLHDivorceAndCustody/data/templates/reminders_template.docx
@@ -194,11 +194,33 @@
         <w:t xml:space="preserve"> and </w:t>
       </w:r>
       <w:proofErr w:type="spellStart"/>
-      <w:r>
-        <w:rPr>
-          <w:rFonts w:ascii="Arial" w:hAnsi="Arial" w:cs="Arial"/>
-        </w:rPr>
-        <w:t>marriage.real_property.there_are_any</w:t>
+      <w:proofErr w:type="gramStart"/>
+      <w:r>
+        <w:rPr>
+          <w:rFonts w:ascii="Arial" w:hAnsi="Arial" w:cs="Arial"/>
+        </w:rPr>
+        <w:t>marriage.real</w:t>
+      </w:r>
+      <w:proofErr w:type="gramEnd"/>
+      <w:r>
+        <w:rPr>
+          <w:rFonts w:ascii="Arial" w:hAnsi="Arial" w:cs="Arial"/>
+        </w:rPr>
+        <w:t>_</w:t>
+      </w:r>
+      <w:proofErr w:type="gramStart"/>
+      <w:r>
+        <w:rPr>
+          <w:rFonts w:ascii="Arial" w:hAnsi="Arial" w:cs="Arial"/>
+        </w:rPr>
+        <w:t>property.there</w:t>
+      </w:r>
+      <w:proofErr w:type="gramEnd"/>
+      <w:r>
+        <w:rPr>
+          <w:rFonts w:ascii="Arial" w:hAnsi="Arial" w:cs="Arial"/>
+        </w:rPr>
+        <w:t>_are_any</w:t>
       </w:r>
       <w:proofErr w:type="spellEnd"/>
       <w:r>
@@ -238,7 +260,21 @@
         <w:rPr>
           <w:rFonts w:ascii="Arial" w:hAnsi="Arial" w:cs="Arial"/>
         </w:rPr>
-        <w:t xml:space="preserve">You answered that you and/or your spouse owns real property that was bought or paid for doing your marriage.  If you and your spouse do </w:t>
+        <w:t xml:space="preserve">You answered that you and/or your spouse </w:t>
+      </w:r>
+      <w:proofErr w:type="gramStart"/>
+      <w:r>
+        <w:rPr>
+          <w:rFonts w:ascii="Arial" w:hAnsi="Arial" w:cs="Arial"/>
+        </w:rPr>
+        <w:t>owns</w:t>
+      </w:r>
+      <w:proofErr w:type="gramEnd"/>
+      <w:r>
+        <w:rPr>
+          <w:rFonts w:ascii="Arial" w:hAnsi="Arial" w:cs="Arial"/>
+        </w:rPr>
+        <w:t xml:space="preserve"> real property that was bought or paid for doing your marriage.  If you and your spouse do </w:t>
       </w:r>
       <w:r>
         <w:rPr>
@@ -304,17 +340,16 @@
         <w:rPr>
           <w:rFonts w:ascii="Arial" w:hAnsi="Arial" w:cs="Arial"/>
         </w:rPr>
-        <w:t>{%p endif %}</w:t>
-      </w:r>
-    </w:p>
-    <w:p>
-      <w:pPr>
-        <w:spacing w:after="0" w:line="240" w:lineRule="auto"/>
-        <w:ind w:right="-547"/>
-        <w:rPr>
-          <w:rFonts w:ascii="Arial" w:hAnsi="Arial" w:cs="Arial"/>
-        </w:rPr>
-      </w:pPr>
+        <w:t xml:space="preserve">{%p </w:t>
+      </w:r>
+      <w:proofErr w:type="gramStart"/>
+      <w:r>
+        <w:rPr>
+          <w:rFonts w:ascii="Arial" w:hAnsi="Arial" w:cs="Arial"/>
+        </w:rPr>
+        <w:t>endif %}</w:t>
+      </w:r>
+      <w:proofErr w:type="gramEnd"/>
     </w:p>
     <w:p>
       <w:pPr>
@@ -477,11 +512,19 @@
         <w:t xml:space="preserve">and </w:t>
       </w:r>
       <w:proofErr w:type="spellStart"/>
-      <w:r>
-        <w:rPr>
-          <w:rFonts w:ascii="Arial" w:hAnsi="Arial" w:cs="Arial"/>
-        </w:rPr>
-        <w:t>marriage.have_pension_retirement</w:t>
+      <w:proofErr w:type="gramStart"/>
+      <w:r>
+        <w:rPr>
+          <w:rFonts w:ascii="Arial" w:hAnsi="Arial" w:cs="Arial"/>
+        </w:rPr>
+        <w:t>marriage.have</w:t>
+      </w:r>
+      <w:proofErr w:type="gramEnd"/>
+      <w:r>
+        <w:rPr>
+          <w:rFonts w:ascii="Arial" w:hAnsi="Arial" w:cs="Arial"/>
+        </w:rPr>
+        <w:t>_pension_retirement</w:t>
       </w:r>
       <w:proofErr w:type="spellEnd"/>
       <w:r>
@@ -491,11 +534,19 @@
         <w:t xml:space="preserve"> and </w:t>
       </w:r>
       <w:proofErr w:type="spellStart"/>
-      <w:r>
-        <w:rPr>
-          <w:rFonts w:ascii="Arial" w:hAnsi="Arial" w:cs="Arial"/>
-        </w:rPr>
-        <w:t>marriage.pension_contributions_made</w:t>
+      <w:proofErr w:type="gramStart"/>
+      <w:r>
+        <w:rPr>
+          <w:rFonts w:ascii="Arial" w:hAnsi="Arial" w:cs="Arial"/>
+        </w:rPr>
+        <w:t>marriage.pension</w:t>
+      </w:r>
+      <w:proofErr w:type="gramEnd"/>
+      <w:r>
+        <w:rPr>
+          <w:rFonts w:ascii="Arial" w:hAnsi="Arial" w:cs="Arial"/>
+        </w:rPr>
+        <w:t>_contributions_made</w:t>
       </w:r>
       <w:proofErr w:type="spellEnd"/>
       <w:r>
@@ -511,11 +562,19 @@
         <w:t xml:space="preserve">not </w:t>
       </w:r>
       <w:proofErr w:type="spellStart"/>
-      <w:r>
-        <w:rPr>
-          <w:rFonts w:ascii="Arial" w:hAnsi="Arial" w:cs="Arial"/>
-        </w:rPr>
-        <w:t>marriage.pension_retirement_accounts_keep_own</w:t>
+      <w:proofErr w:type="gramStart"/>
+      <w:r>
+        <w:rPr>
+          <w:rFonts w:ascii="Arial" w:hAnsi="Arial" w:cs="Arial"/>
+        </w:rPr>
+        <w:t>marriage.pension</w:t>
+      </w:r>
+      <w:proofErr w:type="gramEnd"/>
+      <w:r>
+        <w:rPr>
+          <w:rFonts w:ascii="Arial" w:hAnsi="Arial" w:cs="Arial"/>
+        </w:rPr>
+        <w:t>_retirement_accounts_keep_own</w:t>
       </w:r>
       <w:proofErr w:type="spellEnd"/>
       <w:r>
@@ -648,13 +707,27 @@
         <w:rPr>
           <w:rFonts w:ascii="Arial" w:hAnsi="Arial" w:cs="Arial"/>
         </w:rPr>
-        <w:t>”] %}</w:t>
-      </w:r>
-      <w:r>
-        <w:rPr>
-          <w:rFonts w:ascii="Arial" w:hAnsi="Arial" w:cs="Arial"/>
-        </w:rPr>
-        <w:t xml:space="preserve">The Judgment of Divorce produced </w:t>
+        <w:t xml:space="preserve">”] </w:t>
+      </w:r>
+      <w:proofErr w:type="gramStart"/>
+      <w:r>
+        <w:rPr>
+          <w:rFonts w:ascii="Arial" w:hAnsi="Arial" w:cs="Arial"/>
+        </w:rPr>
+        <w:t>%}</w:t>
+      </w:r>
+      <w:r>
+        <w:rPr>
+          <w:rFonts w:ascii="Arial" w:hAnsi="Arial" w:cs="Arial"/>
+        </w:rPr>
+        <w:t>The</w:t>
+      </w:r>
+      <w:proofErr w:type="gramEnd"/>
+      <w:r>
+        <w:rPr>
+          <w:rFonts w:ascii="Arial" w:hAnsi="Arial" w:cs="Arial"/>
+        </w:rPr>
+        <w:t xml:space="preserve"> Judgment of Divorce produced </w:t>
       </w:r>
       <w:r>
         <w:rPr>
@@ -698,13 +771,24 @@
         <w:t xml:space="preserve"> </w:t>
       </w:r>
       <w:r>
-        <w:t>{% endif %}</w:t>
-      </w:r>
-      <w:r>
-        <w:rPr>
-          <w:rFonts w:ascii="Arial" w:hAnsi="Arial" w:cs="Arial"/>
-        </w:rPr>
-        <w:t xml:space="preserve">You may want </w:t>
+        <w:t xml:space="preserve">{% endif </w:t>
+      </w:r>
+      <w:proofErr w:type="gramStart"/>
+      <w:r>
+        <w:t>%}</w:t>
+      </w:r>
+      <w:r>
+        <w:rPr>
+          <w:rFonts w:ascii="Arial" w:hAnsi="Arial" w:cs="Arial"/>
+        </w:rPr>
+        <w:t>You</w:t>
+      </w:r>
+      <w:proofErr w:type="gramEnd"/>
+      <w:r>
+        <w:rPr>
+          <w:rFonts w:ascii="Arial" w:hAnsi="Arial" w:cs="Arial"/>
+        </w:rPr>
+        <w:t xml:space="preserve"> may want </w:t>
       </w:r>
       <w:r>
         <w:rPr>
@@ -788,8 +872,16 @@
         <w:rPr>
           <w:rFonts w:ascii="Arial" w:hAnsi="Arial" w:cs="Arial"/>
         </w:rPr>
-        <w:t>{%p endif %}</w:t>
-      </w:r>
+        <w:t xml:space="preserve">{%p </w:t>
+      </w:r>
+      <w:proofErr w:type="gramStart"/>
+      <w:r>
+        <w:rPr>
+          <w:rFonts w:ascii="Arial" w:hAnsi="Arial" w:cs="Arial"/>
+        </w:rPr>
+        <w:t>endif %}</w:t>
+      </w:r>
+      <w:proofErr w:type="gramEnd"/>
     </w:p>
     <w:p>
       <w:pPr>
@@ -868,11 +960,19 @@
         <w:t xml:space="preserve">and </w:t>
       </w:r>
       <w:proofErr w:type="spellStart"/>
-      <w:r>
-        <w:rPr>
-          <w:rFonts w:ascii="Arial" w:hAnsi="Arial" w:cs="Arial"/>
-        </w:rPr>
-        <w:t>marriage.personal_property_need_items</w:t>
+      <w:proofErr w:type="gramStart"/>
+      <w:r>
+        <w:rPr>
+          <w:rFonts w:ascii="Arial" w:hAnsi="Arial" w:cs="Arial"/>
+        </w:rPr>
+        <w:t>marriage.personal</w:t>
+      </w:r>
+      <w:proofErr w:type="gramEnd"/>
+      <w:r>
+        <w:rPr>
+          <w:rFonts w:ascii="Arial" w:hAnsi="Arial" w:cs="Arial"/>
+        </w:rPr>
+        <w:t>_property_need_items</w:t>
       </w:r>
       <w:proofErr w:type="spellEnd"/>
       <w:r>
@@ -882,12 +982,14 @@
         <w:t xml:space="preserve"> and </w:t>
       </w:r>
       <w:proofErr w:type="spellStart"/>
+      <w:proofErr w:type="gramStart"/>
       <w:r>
         <w:rPr>
           <w:rFonts w:ascii="Arial" w:hAnsi="Arial" w:cs="Arial"/>
         </w:rPr>
         <w:t>marriage.accounts</w:t>
       </w:r>
+      <w:proofErr w:type="gramEnd"/>
       <w:r>
         <w:rPr>
           <w:rFonts w:ascii="Arial" w:hAnsi="Arial" w:cs="Arial"/>
@@ -1012,7 +1114,21 @@
         <w:rPr>
           <w:rFonts w:ascii="Arial" w:hAnsi="Arial" w:cs="Arial"/>
         </w:rPr>
-        <w:t xml:space="preserve">Your Judgment of Divorce states how you want your investments to be divided. But there may be problems with actually dividing these assets after the Judgment is final. Dividing investments is not simple. </w:t>
+        <w:t xml:space="preserve">Your Judgment of Divorce states how you want your investments to be divided. But there may be problems with </w:t>
+      </w:r>
+      <w:proofErr w:type="gramStart"/>
+      <w:r>
+        <w:rPr>
+          <w:rFonts w:ascii="Arial" w:hAnsi="Arial" w:cs="Arial"/>
+        </w:rPr>
+        <w:t>actually dividing</w:t>
+      </w:r>
+      <w:proofErr w:type="gramEnd"/>
+      <w:r>
+        <w:rPr>
+          <w:rFonts w:ascii="Arial" w:hAnsi="Arial" w:cs="Arial"/>
+        </w:rPr>
+        <w:t xml:space="preserve"> these assets after the Judgment is final. Dividing investments is not simple. </w:t>
       </w:r>
     </w:p>
     <w:p>
@@ -1074,7 +1190,21 @@
         <w:rPr>
           <w:rFonts w:ascii="Arial" w:hAnsi="Arial" w:cs="Arial"/>
         </w:rPr>
-        <w:t>There are more steps that need to be followed after the Judgment of Divorce is final. The Michigan Legal Help website can’t help you with this.</w:t>
+        <w:t xml:space="preserve">There are more steps that need to be </w:t>
+      </w:r>
+      <w:proofErr w:type="gramStart"/>
+      <w:r>
+        <w:rPr>
+          <w:rFonts w:ascii="Arial" w:hAnsi="Arial" w:cs="Arial"/>
+        </w:rPr>
+        <w:t>followed after</w:t>
+      </w:r>
+      <w:proofErr w:type="gramEnd"/>
+      <w:r>
+        <w:rPr>
+          <w:rFonts w:ascii="Arial" w:hAnsi="Arial" w:cs="Arial"/>
+        </w:rPr>
+        <w:t xml:space="preserve"> the Judgment of Divorce is final. The Michigan Legal Help website can’t help you with this.</w:t>
       </w:r>
     </w:p>
     <w:p>
@@ -1203,30 +1333,39 @@
         <w:rPr>
           <w:rFonts w:ascii="Arial" w:hAnsi="Arial" w:cs="Arial"/>
         </w:rPr>
-        <w:t xml:space="preserve"> endif %}</w:t>
-      </w:r>
-    </w:p>
-    <w:p>
-      <w:pPr>
-        <w:spacing w:after="0" w:line="240" w:lineRule="auto"/>
-        <w:ind w:right="-547"/>
-        <w:rPr>
-          <w:rFonts w:ascii="Arial" w:hAnsi="Arial" w:cs="Arial"/>
-        </w:rPr>
-      </w:pPr>
-    </w:p>
-    <w:p>
-      <w:pPr>
-        <w:spacing w:after="0" w:line="240" w:lineRule="auto"/>
-        <w:ind w:right="-547"/>
-        <w:rPr>
-          <w:rFonts w:ascii="Arial" w:hAnsi="Arial" w:cs="Arial"/>
-        </w:rPr>
-      </w:pPr>
-      <w:r>
-        <w:rPr>
-          <w:rFonts w:ascii="Arial" w:hAnsi="Arial" w:cs="Arial"/>
-        </w:rPr>
+        <w:t xml:space="preserve"> </w:t>
+      </w:r>
+      <w:proofErr w:type="gramStart"/>
+      <w:r>
+        <w:rPr>
+          <w:rFonts w:ascii="Arial" w:hAnsi="Arial" w:cs="Arial"/>
+        </w:rPr>
+        <w:t>endif %}</w:t>
+      </w:r>
+      <w:proofErr w:type="gramEnd"/>
+    </w:p>
+    <w:p>
+      <w:pPr>
+        <w:spacing w:after="0" w:line="240" w:lineRule="auto"/>
+        <w:ind w:right="-547"/>
+        <w:rPr>
+          <w:rFonts w:ascii="Arial" w:hAnsi="Arial" w:cs="Arial"/>
+        </w:rPr>
+      </w:pPr>
+    </w:p>
+    <w:p>
+      <w:pPr>
+        <w:spacing w:after="0" w:line="240" w:lineRule="auto"/>
+        <w:ind w:right="-547"/>
+        <w:rPr>
+          <w:rFonts w:ascii="Arial" w:hAnsi="Arial" w:cs="Arial"/>
+        </w:rPr>
+      </w:pPr>
+      <w:r>
+        <w:rPr>
+          <w:rFonts w:ascii="Arial" w:hAnsi="Arial" w:cs="Arial"/>
+        </w:rPr>
+        <w:lastRenderedPageBreak/>
         <w:t xml:space="preserve">You may want to consider: </w:t>
       </w:r>
     </w:p>
@@ -1322,8 +1461,16 @@
         <w:rPr>
           <w:rFonts w:ascii="Arial" w:hAnsi="Arial" w:cs="Arial"/>
         </w:rPr>
-        <w:t>{%p endif %}</w:t>
-      </w:r>
+        <w:t xml:space="preserve">{%p </w:t>
+      </w:r>
+      <w:proofErr w:type="gramStart"/>
+      <w:r>
+        <w:rPr>
+          <w:rFonts w:ascii="Arial" w:hAnsi="Arial" w:cs="Arial"/>
+        </w:rPr>
+        <w:t>endif %}</w:t>
+      </w:r>
+      <w:proofErr w:type="gramEnd"/>
     </w:p>
     <w:p>
       <w:pPr>
@@ -1648,23 +1795,31 @@
         <w:rPr>
           <w:rFonts w:ascii="Arial" w:hAnsi="Arial" w:cs="Arial"/>
         </w:rPr>
-        <w:t>{%p endif %}</w:t>
-      </w:r>
-    </w:p>
-    <w:p>
-      <w:pPr>
-        <w:spacing w:after="0" w:line="240" w:lineRule="auto"/>
-        <w:ind w:right="-547"/>
-        <w:rPr>
-          <w:rFonts w:ascii="Arial" w:hAnsi="Arial" w:cs="Arial"/>
-        </w:rPr>
-      </w:pPr>
-      <w:r>
-        <w:rPr>
-          <w:rFonts w:ascii="Arial" w:hAnsi="Arial" w:cs="Arial"/>
-        </w:rPr>
         <w:t xml:space="preserve">{%p </w:t>
       </w:r>
+      <w:proofErr w:type="gramStart"/>
+      <w:r>
+        <w:rPr>
+          <w:rFonts w:ascii="Arial" w:hAnsi="Arial" w:cs="Arial"/>
+        </w:rPr>
+        <w:t>endif %}</w:t>
+      </w:r>
+      <w:proofErr w:type="gramEnd"/>
+    </w:p>
+    <w:p>
+      <w:pPr>
+        <w:spacing w:after="0" w:line="240" w:lineRule="auto"/>
+        <w:ind w:right="-547"/>
+        <w:rPr>
+          <w:rFonts w:ascii="Arial" w:hAnsi="Arial" w:cs="Arial"/>
+        </w:rPr>
+      </w:pPr>
+      <w:r>
+        <w:rPr>
+          <w:rFonts w:ascii="Arial" w:hAnsi="Arial" w:cs="Arial"/>
+        </w:rPr>
+        <w:t xml:space="preserve">{%p </w:t>
+      </w:r>
       <w:r>
         <w:rPr>
           <w:rFonts w:ascii="Arial" w:hAnsi="Arial" w:cs="Arial"/>
@@ -1739,13 +1894,7 @@
         <w:rPr>
           <w:rFonts w:ascii="Arial" w:hAnsi="Arial" w:cs="Arial"/>
         </w:rPr>
-        <w:t>))</w:t>
-      </w:r>
-      <w:r>
-        <w:rPr>
-          <w:rFonts w:ascii="Arial" w:hAnsi="Arial" w:cs="Arial"/>
-        </w:rPr>
-        <w:t xml:space="preserve"> </w:t>
+        <w:t xml:space="preserve">)) </w:t>
       </w:r>
       <w:r>
         <w:rPr>
@@ -1933,23 +2082,31 @@
         <w:rPr>
           <w:rFonts w:ascii="Arial" w:hAnsi="Arial" w:cs="Arial"/>
         </w:rPr>
-        <w:t>{%p endif %}</w:t>
-      </w:r>
-    </w:p>
-    <w:p>
-      <w:pPr>
-        <w:spacing w:after="0" w:line="240" w:lineRule="auto"/>
-        <w:ind w:right="-547"/>
-        <w:rPr>
-          <w:rFonts w:ascii="Arial" w:hAnsi="Arial" w:cs="Arial"/>
-        </w:rPr>
-      </w:pPr>
-      <w:r>
-        <w:rPr>
-          <w:rFonts w:ascii="Arial" w:hAnsi="Arial" w:cs="Arial"/>
-        </w:rPr>
         <w:t xml:space="preserve">{%p </w:t>
       </w:r>
+      <w:proofErr w:type="gramStart"/>
+      <w:r>
+        <w:rPr>
+          <w:rFonts w:ascii="Arial" w:hAnsi="Arial" w:cs="Arial"/>
+        </w:rPr>
+        <w:t>endif %}</w:t>
+      </w:r>
+      <w:proofErr w:type="gramEnd"/>
+    </w:p>
+    <w:p>
+      <w:pPr>
+        <w:spacing w:after="0" w:line="240" w:lineRule="auto"/>
+        <w:ind w:right="-547"/>
+        <w:rPr>
+          <w:rFonts w:ascii="Arial" w:hAnsi="Arial" w:cs="Arial"/>
+        </w:rPr>
+      </w:pPr>
+      <w:r>
+        <w:rPr>
+          <w:rFonts w:ascii="Arial" w:hAnsi="Arial" w:cs="Arial"/>
+        </w:rPr>
+        <w:t xml:space="preserve">{%p </w:t>
+      </w:r>
       <w:r>
         <w:rPr>
           <w:rFonts w:ascii="Arial" w:hAnsi="Arial" w:cs="Arial"/>
@@ -1999,11 +2156,19 @@
         <w:t xml:space="preserve"> and </w:t>
       </w:r>
       <w:proofErr w:type="spellStart"/>
-      <w:r>
-        <w:rPr>
-          <w:rFonts w:ascii="Arial" w:hAnsi="Arial" w:cs="Arial"/>
-        </w:rPr>
-        <w:t>marriage.have_business</w:t>
+      <w:proofErr w:type="gramStart"/>
+      <w:r>
+        <w:rPr>
+          <w:rFonts w:ascii="Arial" w:hAnsi="Arial" w:cs="Arial"/>
+        </w:rPr>
+        <w:t>marriage.have</w:t>
+      </w:r>
+      <w:proofErr w:type="gramEnd"/>
+      <w:r>
+        <w:rPr>
+          <w:rFonts w:ascii="Arial" w:hAnsi="Arial" w:cs="Arial"/>
+        </w:rPr>
+        <w:t>_business</w:t>
       </w:r>
       <w:proofErr w:type="spellEnd"/>
       <w:r>
@@ -2043,7 +2208,21 @@
         <w:rPr>
           <w:rFonts w:ascii="Arial" w:hAnsi="Arial" w:cs="Arial"/>
         </w:rPr>
-        <w:t xml:space="preserve">You may want to consider hiring a lawyer to help you divide your business in your divorce. Consider hiring a financial professional to value the business and to get advice about any tax issues that come with dividing a business. </w:t>
+        <w:t xml:space="preserve">You may want to consider hiring a lawyer to help you divide your business </w:t>
+      </w:r>
+      <w:proofErr w:type="gramStart"/>
+      <w:r>
+        <w:rPr>
+          <w:rFonts w:ascii="Arial" w:hAnsi="Arial" w:cs="Arial"/>
+        </w:rPr>
+        <w:t>in</w:t>
+      </w:r>
+      <w:proofErr w:type="gramEnd"/>
+      <w:r>
+        <w:rPr>
+          <w:rFonts w:ascii="Arial" w:hAnsi="Arial" w:cs="Arial"/>
+        </w:rPr>
+        <w:t xml:space="preserve"> your divorce. Consider hiring a financial professional to value the business and to get advice about any tax issues that come with dividing a business. </w:t>
       </w:r>
     </w:p>
     <w:p>
@@ -2126,8 +2305,16 @@
         <w:rPr>
           <w:rFonts w:ascii="Arial" w:hAnsi="Arial" w:cs="Arial"/>
         </w:rPr>
-        <w:t>{%p endif %}</w:t>
-      </w:r>
+        <w:t xml:space="preserve">{%p </w:t>
+      </w:r>
+      <w:proofErr w:type="gramStart"/>
+      <w:r>
+        <w:rPr>
+          <w:rFonts w:ascii="Arial" w:hAnsi="Arial" w:cs="Arial"/>
+        </w:rPr>
+        <w:t>endif %}</w:t>
+      </w:r>
+      <w:proofErr w:type="gramEnd"/>
     </w:p>
     <w:p>
       <w:pPr>
@@ -2294,7 +2481,21 @@
         <w:rPr>
           <w:rFonts w:ascii="Arial" w:hAnsi="Arial" w:cs="Arial"/>
         </w:rPr>
-        <w:t xml:space="preserve">need spousal support for the period of time </w:t>
+        <w:t xml:space="preserve">need spousal support for the </w:t>
+      </w:r>
+      <w:proofErr w:type="gramStart"/>
+      <w:r>
+        <w:rPr>
+          <w:rFonts w:ascii="Arial" w:hAnsi="Arial" w:cs="Arial"/>
+        </w:rPr>
+        <w:t>period of time</w:t>
+      </w:r>
+      <w:proofErr w:type="gramEnd"/>
+      <w:r>
+        <w:rPr>
+          <w:rFonts w:ascii="Arial" w:hAnsi="Arial" w:cs="Arial"/>
+        </w:rPr>
+        <w:t xml:space="preserve"> </w:t>
       </w:r>
       <w:r>
         <w:rPr>
@@ -2336,7 +2537,6 @@
         <w:rPr>
           <w:rFonts w:ascii="Arial" w:hAnsi="Arial" w:cs="Arial"/>
         </w:rPr>
-        <w:lastRenderedPageBreak/>
         <w:t>Y</w:t>
       </w:r>
       <w:r>
@@ -2589,7 +2789,21 @@
         <w:rPr>
           <w:rFonts w:ascii="Arial" w:hAnsi="Arial" w:cs="Arial"/>
         </w:rPr>
-        <w:t xml:space="preserve"> form. In your motion, you will need to include facts showing that you need spousal support, and that the other party is able to pay. To learn more, read </w:t>
+        <w:t xml:space="preserve"> form. In your </w:t>
+      </w:r>
+      <w:proofErr w:type="gramStart"/>
+      <w:r>
+        <w:rPr>
+          <w:rFonts w:ascii="Arial" w:hAnsi="Arial" w:cs="Arial"/>
+        </w:rPr>
+        <w:t>motion</w:t>
+      </w:r>
+      <w:proofErr w:type="gramEnd"/>
+      <w:r>
+        <w:rPr>
+          <w:rFonts w:ascii="Arial" w:hAnsi="Arial" w:cs="Arial"/>
+        </w:rPr>
+        <w:t xml:space="preserve">, you will need to include facts showing that you need spousal support, and that the other party is able to pay. To learn more, read </w:t>
       </w:r>
       <w:hyperlink r:id="rId17" w:history="1">
         <w:r>
@@ -2720,7 +2934,21 @@
         <w:rPr>
           <w:rFonts w:ascii="Arial" w:hAnsi="Arial" w:cs="Arial"/>
         </w:rPr>
-        <w:t xml:space="preserve">after the judge makes a decision on your motion. If the judge grants your request, you will also need the </w:t>
+        <w:t xml:space="preserve">after the judge </w:t>
+      </w:r>
+      <w:proofErr w:type="gramStart"/>
+      <w:r>
+        <w:rPr>
+          <w:rFonts w:ascii="Arial" w:hAnsi="Arial" w:cs="Arial"/>
+        </w:rPr>
+        <w:t>makes a decision</w:t>
+      </w:r>
+      <w:proofErr w:type="gramEnd"/>
+      <w:r>
+        <w:rPr>
+          <w:rFonts w:ascii="Arial" w:hAnsi="Arial" w:cs="Arial"/>
+        </w:rPr>
+        <w:t xml:space="preserve"> on your motion. If the judge grants your request, you will also need the </w:t>
       </w:r>
       <w:hyperlink r:id="rId20" w:history="1">
         <w:r>
@@ -2768,8 +2996,16 @@
         <w:rPr>
           <w:rFonts w:ascii="Arial" w:hAnsi="Arial" w:cs="Arial"/>
         </w:rPr>
-        <w:t>{%p endif %}</w:t>
-      </w:r>
+        <w:t xml:space="preserve">{%p </w:t>
+      </w:r>
+      <w:proofErr w:type="gramStart"/>
+      <w:r>
+        <w:rPr>
+          <w:rFonts w:ascii="Arial" w:hAnsi="Arial" w:cs="Arial"/>
+        </w:rPr>
+        <w:t>endif %}</w:t>
+      </w:r>
+      <w:proofErr w:type="gramEnd"/>
     </w:p>
     <w:p>
       <w:pPr>
@@ -3157,7 +3393,14 @@
         <w:rPr>
           <w:rFonts w:ascii="Arial" w:hAnsi="Arial" w:cs="Arial"/>
         </w:rPr>
-        <w:t>parentage_affidavit_revoke</w:t>
+        <w:t>parentage_affidavit_</w:t>
+      </w:r>
+      <w:proofErr w:type="gramStart"/>
+      <w:r>
+        <w:rPr>
+          <w:rFonts w:ascii="Arial" w:hAnsi="Arial" w:cs="Arial"/>
+        </w:rPr>
+        <w:t>revoke</w:t>
       </w:r>
       <w:proofErr w:type="spellEnd"/>
       <w:r>
@@ -3166,6 +3409,7 @@
         </w:rPr>
         <w:t xml:space="preserve"> %}</w:t>
       </w:r>
+      <w:proofErr w:type="gramEnd"/>
     </w:p>
     <w:p>
       <w:pPr>
@@ -3214,13 +3458,27 @@
         <w:rPr>
           <w:rFonts w:ascii="Arial" w:hAnsi="Arial" w:cs="Arial"/>
         </w:rPr>
-        <w:t xml:space="preserve"> form</w:t>
-      </w:r>
-      <w:r>
-        <w:rPr>
-          <w:rFonts w:ascii="Arial" w:hAnsi="Arial" w:cs="Arial"/>
-        </w:rPr>
-        <w:t xml:space="preserve">{% if </w:t>
+        <w:t xml:space="preserve"> </w:t>
+      </w:r>
+      <w:proofErr w:type="gramStart"/>
+      <w:r>
+        <w:rPr>
+          <w:rFonts w:ascii="Arial" w:hAnsi="Arial" w:cs="Arial"/>
+        </w:rPr>
+        <w:t>form</w:t>
+      </w:r>
+      <w:r>
+        <w:rPr>
+          <w:rFonts w:ascii="Arial" w:hAnsi="Arial" w:cs="Arial"/>
+        </w:rPr>
+        <w:t>{</w:t>
+      </w:r>
+      <w:proofErr w:type="gramEnd"/>
+      <w:r>
+        <w:rPr>
+          <w:rFonts w:ascii="Arial" w:hAnsi="Arial" w:cs="Arial"/>
+        </w:rPr>
+        <w:t xml:space="preserve">% if </w:t>
       </w:r>
       <w:proofErr w:type="spellStart"/>
       <w:r>
@@ -3268,13 +3526,27 @@
         <w:rPr>
           <w:rFonts w:ascii="Arial" w:hAnsi="Arial" w:cs="Arial"/>
         </w:rPr>
-        <w:t xml:space="preserve"> along with the forms you file to start your divorce case</w:t>
-      </w:r>
-      <w:r>
-        <w:rPr>
-          <w:rFonts w:ascii="Arial" w:hAnsi="Arial" w:cs="Arial"/>
-        </w:rPr>
-        <w:t>{% endif %}</w:t>
+        <w:t xml:space="preserve"> along with the forms you file to start your divorce </w:t>
+      </w:r>
+      <w:proofErr w:type="gramStart"/>
+      <w:r>
+        <w:rPr>
+          <w:rFonts w:ascii="Arial" w:hAnsi="Arial" w:cs="Arial"/>
+        </w:rPr>
+        <w:t>case</w:t>
+      </w:r>
+      <w:r>
+        <w:rPr>
+          <w:rFonts w:ascii="Arial" w:hAnsi="Arial" w:cs="Arial"/>
+        </w:rPr>
+        <w:t>{</w:t>
+      </w:r>
+      <w:proofErr w:type="gramEnd"/>
+      <w:r>
+        <w:rPr>
+          <w:rFonts w:ascii="Arial" w:hAnsi="Arial" w:cs="Arial"/>
+        </w:rPr>
+        <w:t>% endif %}</w:t>
       </w:r>
       <w:r>
         <w:rPr>
@@ -3304,7 +3576,14 @@
         <w:rPr>
           <w:rFonts w:ascii="Arial" w:hAnsi="Arial" w:cs="Arial"/>
         </w:rPr>
-        <w:t>{%p endif %</w:t>
+        <w:t xml:space="preserve">{%p </w:t>
+      </w:r>
+      <w:proofErr w:type="gramStart"/>
+      <w:r>
+        <w:rPr>
+          <w:rFonts w:ascii="Arial" w:hAnsi="Arial" w:cs="Arial"/>
+        </w:rPr>
+        <w:t>endif %</w:t>
       </w:r>
       <w:r>
         <w:rPr>
@@ -3312,6 +3591,7 @@
         </w:rPr>
         <w:t>}</w:t>
       </w:r>
+      <w:proofErr w:type="gramEnd"/>
     </w:p>
     <w:p>
       <w:pPr>
@@ -3332,7 +3612,14 @@
         <w:rPr>
           <w:rFonts w:ascii="Arial" w:hAnsi="Arial" w:cs="Arial"/>
         </w:rPr>
-        <w:t>parentage_order_revoke</w:t>
+        <w:t>parentage_order_</w:t>
+      </w:r>
+      <w:proofErr w:type="gramStart"/>
+      <w:r>
+        <w:rPr>
+          <w:rFonts w:ascii="Arial" w:hAnsi="Arial" w:cs="Arial"/>
+        </w:rPr>
+        <w:t>revoke</w:t>
       </w:r>
       <w:proofErr w:type="spellEnd"/>
       <w:r>
@@ -3341,6 +3628,7 @@
         </w:rPr>
         <w:t xml:space="preserve"> %}</w:t>
       </w:r>
+      <w:proofErr w:type="gramEnd"/>
     </w:p>
     <w:p>
       <w:pPr>
@@ -3413,8 +3701,16 @@
         <w:rPr>
           <w:rFonts w:ascii="Arial" w:hAnsi="Arial" w:cs="Arial"/>
         </w:rPr>
-        <w:t>{%p endif %}</w:t>
-      </w:r>
+        <w:t xml:space="preserve">{%p </w:t>
+      </w:r>
+      <w:proofErr w:type="gramStart"/>
+      <w:r>
+        <w:rPr>
+          <w:rFonts w:ascii="Arial" w:hAnsi="Arial" w:cs="Arial"/>
+        </w:rPr>
+        <w:t>endif %}</w:t>
+      </w:r>
+      <w:proofErr w:type="gramEnd"/>
     </w:p>
     <w:p>
       <w:pPr>
@@ -3435,7 +3731,14 @@
         <w:rPr>
           <w:rFonts w:ascii="Arial" w:hAnsi="Arial" w:cs="Arial"/>
         </w:rPr>
-        <w:t>parentage_marital_revoke</w:t>
+        <w:t>parentage_marital_</w:t>
+      </w:r>
+      <w:proofErr w:type="gramStart"/>
+      <w:r>
+        <w:rPr>
+          <w:rFonts w:ascii="Arial" w:hAnsi="Arial" w:cs="Arial"/>
+        </w:rPr>
+        <w:t>revoke</w:t>
       </w:r>
       <w:proofErr w:type="spellEnd"/>
       <w:r>
@@ -3444,6 +3747,7 @@
         </w:rPr>
         <w:t xml:space="preserve"> %}</w:t>
       </w:r>
+      <w:proofErr w:type="gramEnd"/>
     </w:p>
     <w:p>
       <w:pPr>
@@ -3529,8 +3833,16 @@
         <w:rPr>
           <w:rFonts w:ascii="Arial" w:hAnsi="Arial" w:cs="Arial"/>
         </w:rPr>
-        <w:t>{%p endif %}</w:t>
-      </w:r>
+        <w:t xml:space="preserve">{%p </w:t>
+      </w:r>
+      <w:proofErr w:type="gramStart"/>
+      <w:r>
+        <w:rPr>
+          <w:rFonts w:ascii="Arial" w:hAnsi="Arial" w:cs="Arial"/>
+        </w:rPr>
+        <w:t>endif %}</w:t>
+      </w:r>
+      <w:proofErr w:type="gramEnd"/>
     </w:p>
     <w:p>
       <w:pPr>
@@ -3655,6 +3967,7 @@
         <w:rPr>
           <w:rFonts w:ascii="Arial" w:hAnsi="Arial" w:cs="Arial"/>
         </w:rPr>
+        <w:lastRenderedPageBreak/>
         <w:t>If you saved your answers</w:t>
       </w:r>
       <w:r>
@@ -3917,8 +4230,16 @@
         <w:rPr>
           <w:rFonts w:ascii="Arial" w:hAnsi="Arial" w:cs="Arial"/>
         </w:rPr>
-        <w:t xml:space="preserve"> endif %}</w:t>
-      </w:r>
+        <w:t xml:space="preserve"> </w:t>
+      </w:r>
+      <w:proofErr w:type="gramStart"/>
+      <w:r>
+        <w:rPr>
+          <w:rFonts w:ascii="Arial" w:hAnsi="Arial" w:cs="Arial"/>
+        </w:rPr>
+        <w:t>endif %}</w:t>
+      </w:r>
+      <w:proofErr w:type="gramEnd"/>
     </w:p>
     <w:p>
       <w:pPr>
@@ -3946,8 +4267,16 @@
         <w:rPr>
           <w:rFonts w:ascii="Arial" w:hAnsi="Arial" w:cs="Arial"/>
         </w:rPr>
-        <w:t xml:space="preserve"> endif %}</w:t>
-      </w:r>
+        <w:t xml:space="preserve"> </w:t>
+      </w:r>
+      <w:proofErr w:type="gramStart"/>
+      <w:r>
+        <w:rPr>
+          <w:rFonts w:ascii="Arial" w:hAnsi="Arial" w:cs="Arial"/>
+        </w:rPr>
+        <w:t>endif %}</w:t>
+      </w:r>
+      <w:proofErr w:type="gramEnd"/>
     </w:p>
     <w:p>
       <w:pPr>
@@ -4334,23 +4663,31 @@
         <w:rPr>
           <w:rFonts w:ascii="Arial" w:hAnsi="Arial" w:cs="Arial"/>
         </w:rPr>
-        <w:t>{%p endif %}</w:t>
-      </w:r>
-    </w:p>
-    <w:p>
-      <w:pPr>
-        <w:spacing w:after="0" w:line="240" w:lineRule="auto"/>
-        <w:ind w:right="-547"/>
-        <w:rPr>
-          <w:rFonts w:ascii="Arial" w:hAnsi="Arial" w:cs="Arial"/>
-        </w:rPr>
-      </w:pPr>
-      <w:r>
-        <w:rPr>
-          <w:rFonts w:ascii="Arial" w:hAnsi="Arial" w:cs="Arial"/>
-        </w:rPr>
         <w:t xml:space="preserve">{%p </w:t>
       </w:r>
+      <w:proofErr w:type="gramStart"/>
+      <w:r>
+        <w:rPr>
+          <w:rFonts w:ascii="Arial" w:hAnsi="Arial" w:cs="Arial"/>
+        </w:rPr>
+        <w:t>endif %}</w:t>
+      </w:r>
+      <w:proofErr w:type="gramEnd"/>
+    </w:p>
+    <w:p>
+      <w:pPr>
+        <w:spacing w:after="0" w:line="240" w:lineRule="auto"/>
+        <w:ind w:right="-547"/>
+        <w:rPr>
+          <w:rFonts w:ascii="Arial" w:hAnsi="Arial" w:cs="Arial"/>
+        </w:rPr>
+      </w:pPr>
+      <w:r>
+        <w:rPr>
+          <w:rFonts w:ascii="Arial" w:hAnsi="Arial" w:cs="Arial"/>
+        </w:rPr>
+        <w:t xml:space="preserve">{%p </w:t>
+      </w:r>
       <w:r>
         <w:rPr>
           <w:rFonts w:ascii="Arial" w:hAnsi="Arial" w:cs="Arial"/>
@@ -4415,12 +4752,28 @@
         </w:rPr>
         <w:t>(</w:t>
       </w:r>
-      <w:r>
-        <w:rPr>
-          <w:rFonts w:ascii="Arial" w:hAnsi="Arial" w:cs="Arial"/>
-        </w:rPr>
-        <w:t>users[0].pregnant</w:t>
-      </w:r>
+      <w:proofErr w:type="gramStart"/>
+      <w:r>
+        <w:rPr>
+          <w:rFonts w:ascii="Arial" w:hAnsi="Arial" w:cs="Arial"/>
+        </w:rPr>
+        <w:t>users[</w:t>
+      </w:r>
+      <w:proofErr w:type="gramEnd"/>
+      <w:r>
+        <w:rPr>
+          <w:rFonts w:ascii="Arial" w:hAnsi="Arial" w:cs="Arial"/>
+        </w:rPr>
+        <w:t>0</w:t>
+      </w:r>
+      <w:proofErr w:type="gramStart"/>
+      <w:r>
+        <w:rPr>
+          <w:rFonts w:ascii="Arial" w:hAnsi="Arial" w:cs="Arial"/>
+        </w:rPr>
+        <w:t>].pregnant</w:t>
+      </w:r>
+      <w:proofErr w:type="gramEnd"/>
       <w:r>
         <w:rPr>
           <w:rFonts w:ascii="Arial" w:hAnsi="Arial" w:cs="Arial"/>
@@ -4439,8 +4792,16 @@
         <w:rPr>
           <w:rFonts w:ascii="Arial" w:hAnsi="Arial" w:cs="Arial"/>
         </w:rPr>
-        <w:t>[0].pregnant</w:t>
-      </w:r>
+        <w:t>[0</w:t>
+      </w:r>
+      <w:proofErr w:type="gramStart"/>
+      <w:r>
+        <w:rPr>
+          <w:rFonts w:ascii="Arial" w:hAnsi="Arial" w:cs="Arial"/>
+        </w:rPr>
+        <w:t>].pregnant</w:t>
+      </w:r>
+      <w:proofErr w:type="gramEnd"/>
       <w:r>
         <w:rPr>
           <w:rFonts w:ascii="Arial" w:hAnsi="Arial" w:cs="Arial"/>
@@ -4610,7 +4971,21 @@
         <w:rPr>
           <w:rFonts w:ascii="Arial" w:hAnsi="Arial" w:cs="Arial"/>
         </w:rPr>
-        <w:t>your Judgment can be signed by the judge.</w:t>
+        <w:t xml:space="preserve">your </w:t>
+      </w:r>
+      <w:proofErr w:type="gramStart"/>
+      <w:r>
+        <w:rPr>
+          <w:rFonts w:ascii="Arial" w:hAnsi="Arial" w:cs="Arial"/>
+        </w:rPr>
+        <w:t>Judgment</w:t>
+      </w:r>
+      <w:proofErr w:type="gramEnd"/>
+      <w:r>
+        <w:rPr>
+          <w:rFonts w:ascii="Arial" w:hAnsi="Arial" w:cs="Arial"/>
+        </w:rPr>
+        <w:t xml:space="preserve"> can be signed by the judge.</w:t>
       </w:r>
     </w:p>
     <w:p>
@@ -4808,8 +5183,16 @@
         <w:rPr>
           <w:rFonts w:ascii="Arial" w:hAnsi="Arial" w:cs="Arial"/>
         </w:rPr>
-        <w:t>{%p endif %}</w:t>
-      </w:r>
+        <w:t xml:space="preserve">{%p </w:t>
+      </w:r>
+      <w:proofErr w:type="gramStart"/>
+      <w:r>
+        <w:rPr>
+          <w:rFonts w:ascii="Arial" w:hAnsi="Arial" w:cs="Arial"/>
+        </w:rPr>
+        <w:t>endif %}</w:t>
+      </w:r>
+      <w:proofErr w:type="gramEnd"/>
     </w:p>
     <w:p>
       <w:pPr>
@@ -4988,7 +5371,14 @@
         <w:rPr>
           <w:rFonts w:ascii="Arial" w:hAnsi="Arial" w:cs="Arial"/>
         </w:rPr>
-        <w:t>there_are_marital_children</w:t>
+        <w:t>there_are_marital_</w:t>
+      </w:r>
+      <w:proofErr w:type="gramStart"/>
+      <w:r>
+        <w:rPr>
+          <w:rFonts w:ascii="Arial" w:hAnsi="Arial" w:cs="Arial"/>
+        </w:rPr>
+        <w:t>children</w:t>
       </w:r>
       <w:proofErr w:type="spellEnd"/>
       <w:r>
@@ -4997,6 +5387,7 @@
         </w:rPr>
         <w:t xml:space="preserve"> %}</w:t>
       </w:r>
+      <w:proofErr w:type="gramEnd"/>
     </w:p>
     <w:p>
       <w:pPr>
@@ -5051,7 +5442,21 @@
         <w:rPr>
           <w:rFonts w:ascii="Arial" w:hAnsi="Arial" w:cs="Arial"/>
         </w:rPr>
-        <w:t xml:space="preserve"> Judgment, and read Step 8.</w:t>
+        <w:t xml:space="preserve"> </w:t>
+      </w:r>
+      <w:proofErr w:type="gramStart"/>
+      <w:r>
+        <w:rPr>
+          <w:rFonts w:ascii="Arial" w:hAnsi="Arial" w:cs="Arial"/>
+        </w:rPr>
+        <w:t>Judgment, and</w:t>
+      </w:r>
+      <w:proofErr w:type="gramEnd"/>
+      <w:r>
+        <w:rPr>
+          <w:rFonts w:ascii="Arial" w:hAnsi="Arial" w:cs="Arial"/>
+        </w:rPr>
+        <w:t xml:space="preserve"> read Step 8.</w:t>
       </w:r>
     </w:p>
     <w:p>
@@ -5077,6 +5482,7 @@
         </w:rPr>
         <w:t xml:space="preserve">{%p </w:t>
       </w:r>
+      <w:proofErr w:type="gramStart"/>
       <w:r>
         <w:rPr>
           <w:rFonts w:ascii="Arial" w:hAnsi="Arial" w:cs="Arial"/>
@@ -5089,6 +5495,7 @@
         </w:rPr>
         <w:t xml:space="preserve"> %}</w:t>
       </w:r>
+      <w:proofErr w:type="gramEnd"/>
     </w:p>
     <w:p>
       <w:pPr>
@@ -5143,7 +5550,21 @@
         <w:rPr>
           <w:rFonts w:ascii="Arial" w:hAnsi="Arial" w:cs="Arial"/>
         </w:rPr>
-        <w:t xml:space="preserve"> Judgment, and read Step 8.</w:t>
+        <w:t xml:space="preserve"> </w:t>
+      </w:r>
+      <w:proofErr w:type="gramStart"/>
+      <w:r>
+        <w:rPr>
+          <w:rFonts w:ascii="Arial" w:hAnsi="Arial" w:cs="Arial"/>
+        </w:rPr>
+        <w:t>Judgment, and</w:t>
+      </w:r>
+      <w:proofErr w:type="gramEnd"/>
+      <w:r>
+        <w:rPr>
+          <w:rFonts w:ascii="Arial" w:hAnsi="Arial" w:cs="Arial"/>
+        </w:rPr>
+        <w:t xml:space="preserve"> read Step 8.</w:t>
       </w:r>
     </w:p>
     <w:p>
@@ -5169,8 +5590,16 @@
         <w:rPr>
           <w:rFonts w:ascii="Arial" w:hAnsi="Arial" w:cs="Arial"/>
         </w:rPr>
-        <w:t>{%p endif %}</w:t>
-      </w:r>
+        <w:t xml:space="preserve">{%p </w:t>
+      </w:r>
+      <w:proofErr w:type="gramStart"/>
+      <w:r>
+        <w:rPr>
+          <w:rFonts w:ascii="Arial" w:hAnsi="Arial" w:cs="Arial"/>
+        </w:rPr>
+        <w:t>endif %}</w:t>
+      </w:r>
+      <w:proofErr w:type="gramEnd"/>
     </w:p>
     <w:p>
       <w:pPr>
@@ -5186,8 +5615,16 @@
         <w:rPr>
           <w:rFonts w:ascii="Arial" w:hAnsi="Arial" w:cs="Arial"/>
         </w:rPr>
-        <w:t>{%p endif %}</w:t>
-      </w:r>
+        <w:t xml:space="preserve">{%p </w:t>
+      </w:r>
+      <w:proofErr w:type="gramStart"/>
+      <w:r>
+        <w:rPr>
+          <w:rFonts w:ascii="Arial" w:hAnsi="Arial" w:cs="Arial"/>
+        </w:rPr>
+        <w:t>endif %}</w:t>
+      </w:r>
+      <w:proofErr w:type="gramEnd"/>
     </w:p>
     <w:p>
       <w:pPr>
@@ -5353,7 +5790,14 @@
         <w:rPr>
           <w:rFonts w:ascii="Arial" w:hAnsi="Arial" w:cs="Arial"/>
         </w:rPr>
-        <w:t>there_are_marital_children</w:t>
+        <w:t>there_are_marital_</w:t>
+      </w:r>
+      <w:proofErr w:type="gramStart"/>
+      <w:r>
+        <w:rPr>
+          <w:rFonts w:ascii="Arial" w:hAnsi="Arial" w:cs="Arial"/>
+        </w:rPr>
+        <w:t>children</w:t>
       </w:r>
       <w:proofErr w:type="spellEnd"/>
       <w:r>
@@ -5362,6 +5806,7 @@
         </w:rPr>
         <w:t xml:space="preserve"> %}</w:t>
       </w:r>
+      <w:proofErr w:type="gramEnd"/>
     </w:p>
     <w:p>
       <w:pPr>
@@ -5428,6 +5873,7 @@
         </w:rPr>
         <w:t xml:space="preserve">{%p </w:t>
       </w:r>
+      <w:proofErr w:type="gramStart"/>
       <w:r>
         <w:rPr>
           <w:rFonts w:ascii="Arial" w:hAnsi="Arial" w:cs="Arial"/>
@@ -5440,6 +5886,7 @@
         </w:rPr>
         <w:t xml:space="preserve"> %}</w:t>
       </w:r>
+      <w:proofErr w:type="gramEnd"/>
     </w:p>
     <w:p>
       <w:pPr>
@@ -5506,8 +5953,16 @@
         <w:rPr>
           <w:rFonts w:ascii="Arial" w:hAnsi="Arial" w:cs="Arial"/>
         </w:rPr>
-        <w:t>{%p endif %}</w:t>
-      </w:r>
+        <w:t xml:space="preserve">{%p </w:t>
+      </w:r>
+      <w:proofErr w:type="gramStart"/>
+      <w:r>
+        <w:rPr>
+          <w:rFonts w:ascii="Arial" w:hAnsi="Arial" w:cs="Arial"/>
+        </w:rPr>
+        <w:t>endif %}</w:t>
+      </w:r>
+      <w:proofErr w:type="gramEnd"/>
     </w:p>
     <w:p>
       <w:pPr>
@@ -5523,7 +5978,14 @@
         <w:rPr>
           <w:rFonts w:ascii="Arial" w:hAnsi="Arial" w:cs="Arial"/>
         </w:rPr>
-        <w:t>{%p endif %</w:t>
+        <w:t xml:space="preserve">{%p </w:t>
+      </w:r>
+      <w:proofErr w:type="gramStart"/>
+      <w:r>
+        <w:rPr>
+          <w:rFonts w:ascii="Arial" w:hAnsi="Arial" w:cs="Arial"/>
+        </w:rPr>
+        <w:t>endif %</w:t>
       </w:r>
       <w:r>
         <w:rPr>
@@ -5531,6 +5993,7 @@
         </w:rPr>
         <w:t>}</w:t>
       </w:r>
+      <w:proofErr w:type="gramEnd"/>
     </w:p>
     <w:sectPr>
       <w:footerReference w:type="default" r:id="rId34"/>

--- a/docassemble/MLHDivorceAndCustody/data/templates/reminders_template.docx
+++ b/docassemble/MLHDivorceAndCustody/data/templates/reminders_template.docx
@@ -5785,14 +5785,53 @@
         </w:rPr>
         <w:t xml:space="preserve">if </w:t>
       </w:r>
-      <w:proofErr w:type="spellStart"/>
-      <w:r>
-        <w:rPr>
-          <w:rFonts w:ascii="Arial" w:hAnsi="Arial" w:cs="Arial"/>
-        </w:rPr>
-        <w:t>there_are_marital_</w:t>
-      </w:r>
-      <w:proofErr w:type="gramStart"/>
+      <w:r>
+        <w:rPr>
+          <w:rFonts w:ascii="Arial" w:hAnsi="Arial" w:cs="Arial"/>
+        </w:rPr>
+        <w:t xml:space="preserve">(not </w:t>
+      </w:r>
+      <w:proofErr w:type="spellStart"/>
+      <w:r>
+        <w:rPr>
+          <w:rFonts w:ascii="Arial" w:hAnsi="Arial" w:cs="Arial"/>
+        </w:rPr>
+        <w:t>create_counterclaim</w:t>
+      </w:r>
+      <w:proofErr w:type="spellEnd"/>
+      <w:r>
+        <w:rPr>
+          <w:rFonts w:ascii="Arial" w:hAnsi="Arial" w:cs="Arial"/>
+        </w:rPr>
+        <w:t xml:space="preserve"> and </w:t>
+      </w:r>
+      <w:proofErr w:type="spellStart"/>
+      <w:r>
+        <w:rPr>
+          <w:rFonts w:ascii="Arial" w:hAnsi="Arial" w:cs="Arial"/>
+        </w:rPr>
+        <w:t>complaint_type</w:t>
+      </w:r>
+      <w:proofErr w:type="spellEnd"/>
+      <w:r>
+        <w:rPr>
+          <w:rFonts w:ascii="Arial" w:hAnsi="Arial" w:cs="Arial"/>
+        </w:rPr>
+        <w:t xml:space="preserve"> == “</w:t>
+      </w:r>
+      <w:proofErr w:type="spellStart"/>
+      <w:r>
+        <w:rPr>
+          <w:rFonts w:ascii="Arial" w:hAnsi="Arial" w:cs="Arial"/>
+        </w:rPr>
+        <w:t>with</w:t>
+      </w:r>
+      <w:r>
+        <w:rPr>
+          <w:rFonts w:ascii="Arial" w:hAnsi="Arial" w:cs="Arial"/>
+        </w:rPr>
+        <w:t>_</w:t>
+      </w:r>
       <w:r>
         <w:rPr>
           <w:rFonts w:ascii="Arial" w:hAnsi="Arial" w:cs="Arial"/>
@@ -5804,9 +5843,62 @@
         <w:rPr>
           <w:rFonts w:ascii="Arial" w:hAnsi="Arial" w:cs="Arial"/>
         </w:rPr>
+        <w:t>”</w:t>
+      </w:r>
+      <w:r>
+        <w:rPr>
+          <w:rFonts w:ascii="Arial" w:hAnsi="Arial" w:cs="Arial"/>
+        </w:rPr>
+        <w:t>) or (</w:t>
+      </w:r>
+      <w:proofErr w:type="spellStart"/>
+      <w:r>
+        <w:rPr>
+          <w:rFonts w:ascii="Arial" w:hAnsi="Arial" w:cs="Arial"/>
+        </w:rPr>
+        <w:t>create_counterclaim</w:t>
+      </w:r>
+      <w:proofErr w:type="spellEnd"/>
+      <w:r>
+        <w:rPr>
+          <w:rFonts w:ascii="Arial" w:hAnsi="Arial" w:cs="Arial"/>
+        </w:rPr>
+        <w:t xml:space="preserve"> and </w:t>
+      </w:r>
+      <w:proofErr w:type="spellStart"/>
+      <w:r>
+        <w:rPr>
+          <w:rFonts w:ascii="Arial" w:hAnsi="Arial" w:cs="Arial"/>
+        </w:rPr>
+        <w:t>counterclaim_type</w:t>
+      </w:r>
+      <w:proofErr w:type="spellEnd"/>
+      <w:r>
+        <w:rPr>
+          <w:rFonts w:ascii="Arial" w:hAnsi="Arial" w:cs="Arial"/>
+        </w:rPr>
+        <w:t xml:space="preserve"> == “</w:t>
+      </w:r>
+      <w:proofErr w:type="spellStart"/>
+      <w:r>
+        <w:rPr>
+          <w:rFonts w:ascii="Arial" w:hAnsi="Arial" w:cs="Arial"/>
+        </w:rPr>
+        <w:t>with_children</w:t>
+      </w:r>
+      <w:proofErr w:type="spellEnd"/>
+      <w:r>
+        <w:rPr>
+          <w:rFonts w:ascii="Arial" w:hAnsi="Arial" w:cs="Arial"/>
+        </w:rPr>
+        <w:t>”)</w:t>
+      </w:r>
+      <w:r>
+        <w:rPr>
+          <w:rFonts w:ascii="Arial" w:hAnsi="Arial" w:cs="Arial"/>
+        </w:rPr>
         <w:t xml:space="preserve"> %}</w:t>
       </w:r>
-      <w:proofErr w:type="gramEnd"/>
     </w:p>
     <w:p>
       <w:pPr>

--- a/docassemble/MLHDivorceAndCustody/data/templates/reminders_template.docx
+++ b/docassemble/MLHDivorceAndCustody/data/templates/reminders_template.docx
@@ -137,35 +137,7 @@
         <w:rPr>
           <w:rFonts w:ascii="Arial" w:hAnsi="Arial" w:cs="Arial"/>
         </w:rPr>
-        <w:t xml:space="preserve">if </w:t>
-      </w:r>
-      <w:proofErr w:type="spellStart"/>
-      <w:r>
-        <w:rPr>
-          <w:rFonts w:ascii="Arial" w:hAnsi="Arial" w:cs="Arial"/>
-        </w:rPr>
-        <w:t>tool_ID</w:t>
-      </w:r>
-      <w:proofErr w:type="spellEnd"/>
-      <w:r>
-        <w:rPr>
-          <w:rFonts w:ascii="Arial" w:hAnsi="Arial" w:cs="Arial"/>
-        </w:rPr>
-        <w:t xml:space="preserve"> == “</w:t>
-      </w:r>
-      <w:proofErr w:type="spellStart"/>
-      <w:r>
-        <w:rPr>
-          <w:rFonts w:ascii="Arial" w:hAnsi="Arial" w:cs="Arial"/>
-        </w:rPr>
-        <w:t>divorce_answer</w:t>
-      </w:r>
-      <w:proofErr w:type="spellEnd"/>
-      <w:r>
-        <w:rPr>
-          <w:rFonts w:ascii="Arial" w:hAnsi="Arial" w:cs="Arial"/>
-        </w:rPr>
-        <w:t>”</w:t>
+        <w:t>if tool_ID == “divorce_answer”</w:t>
       </w:r>
       <w:r>
         <w:rPr>
@@ -179,50 +151,18 @@
         </w:rPr>
         <w:t xml:space="preserve">and </w:t>
       </w:r>
-      <w:proofErr w:type="spellStart"/>
-      <w:r>
-        <w:rPr>
-          <w:rFonts w:ascii="Arial" w:hAnsi="Arial" w:cs="Arial"/>
-        </w:rPr>
-        <w:t>create_counterclaim</w:t>
-      </w:r>
-      <w:proofErr w:type="spellEnd"/>
-      <w:r>
-        <w:rPr>
-          <w:rFonts w:ascii="Arial" w:hAnsi="Arial" w:cs="Arial"/>
-        </w:rPr>
-        <w:t xml:space="preserve"> and </w:t>
-      </w:r>
-      <w:proofErr w:type="spellStart"/>
-      <w:proofErr w:type="gramStart"/>
-      <w:r>
-        <w:rPr>
-          <w:rFonts w:ascii="Arial" w:hAnsi="Arial" w:cs="Arial"/>
-        </w:rPr>
-        <w:t>marriage.real</w:t>
-      </w:r>
-      <w:proofErr w:type="gramEnd"/>
-      <w:r>
-        <w:rPr>
-          <w:rFonts w:ascii="Arial" w:hAnsi="Arial" w:cs="Arial"/>
-        </w:rPr>
-        <w:t>_</w:t>
-      </w:r>
-      <w:proofErr w:type="gramStart"/>
-      <w:r>
-        <w:rPr>
-          <w:rFonts w:ascii="Arial" w:hAnsi="Arial" w:cs="Arial"/>
-        </w:rPr>
-        <w:t>property.there</w:t>
-      </w:r>
-      <w:proofErr w:type="gramEnd"/>
-      <w:r>
-        <w:rPr>
-          <w:rFonts w:ascii="Arial" w:hAnsi="Arial" w:cs="Arial"/>
-        </w:rPr>
-        <w:t>_are_any</w:t>
-      </w:r>
-      <w:proofErr w:type="spellEnd"/>
+      <w:r>
+        <w:rPr>
+          <w:rFonts w:ascii="Arial" w:hAnsi="Arial" w:cs="Arial"/>
+        </w:rPr>
+        <w:t xml:space="preserve">create_counterclaim and </w:t>
+      </w:r>
+      <w:r>
+        <w:rPr>
+          <w:rFonts w:ascii="Arial" w:hAnsi="Arial" w:cs="Arial"/>
+        </w:rPr>
+        <w:t>marriage.real_property.there_are_any</w:t>
+      </w:r>
       <w:r>
         <w:rPr>
           <w:rFonts w:ascii="Arial" w:hAnsi="Arial" w:cs="Arial"/>
@@ -260,21 +200,7 @@
         <w:rPr>
           <w:rFonts w:ascii="Arial" w:hAnsi="Arial" w:cs="Arial"/>
         </w:rPr>
-        <w:t xml:space="preserve">You answered that you and/or your spouse </w:t>
-      </w:r>
-      <w:proofErr w:type="gramStart"/>
-      <w:r>
-        <w:rPr>
-          <w:rFonts w:ascii="Arial" w:hAnsi="Arial" w:cs="Arial"/>
-        </w:rPr>
-        <w:t>owns</w:t>
-      </w:r>
-      <w:proofErr w:type="gramEnd"/>
-      <w:r>
-        <w:rPr>
-          <w:rFonts w:ascii="Arial" w:hAnsi="Arial" w:cs="Arial"/>
-        </w:rPr>
-        <w:t xml:space="preserve"> real property that was bought or paid for doing your marriage.  If you and your spouse do </w:t>
+        <w:t xml:space="preserve">You answered that you and/or your spouse owns real property that was bought or paid for doing your marriage.  If you and your spouse do </w:t>
       </w:r>
       <w:r>
         <w:rPr>
@@ -340,16 +266,8 @@
         <w:rPr>
           <w:rFonts w:ascii="Arial" w:hAnsi="Arial" w:cs="Arial"/>
         </w:rPr>
-        <w:t xml:space="preserve">{%p </w:t>
-      </w:r>
-      <w:proofErr w:type="gramStart"/>
-      <w:r>
-        <w:rPr>
-          <w:rFonts w:ascii="Arial" w:hAnsi="Arial" w:cs="Arial"/>
-        </w:rPr>
-        <w:t>endif %}</w:t>
-      </w:r>
-      <w:proofErr w:type="gramEnd"/>
+        <w:t>{%p endif %}</w:t>
+      </w:r>
     </w:p>
     <w:p>
       <w:pPr>
@@ -379,14 +297,54 @@
         </w:rPr>
         <w:t>(</w:t>
       </w:r>
-      <w:proofErr w:type="spellStart"/>
-      <w:r>
-        <w:rPr>
-          <w:rFonts w:ascii="Arial" w:hAnsi="Arial" w:cs="Arial"/>
-        </w:rPr>
-        <w:t>tool_ID</w:t>
-      </w:r>
-      <w:proofErr w:type="spellEnd"/>
+      <w:r>
+        <w:rPr>
+          <w:rFonts w:ascii="Arial" w:hAnsi="Arial" w:cs="Arial"/>
+        </w:rPr>
+        <w:t xml:space="preserve">tool_ID </w:t>
+      </w:r>
+      <w:r>
+        <w:rPr>
+          <w:rFonts w:ascii="Arial" w:hAnsi="Arial" w:cs="Arial"/>
+        </w:rPr>
+        <w:t>in [</w:t>
+      </w:r>
+      <w:r>
+        <w:rPr>
+          <w:rFonts w:ascii="Arial" w:hAnsi="Arial" w:cs="Arial"/>
+        </w:rPr>
+        <w:t>“divorce_complaint”</w:t>
+      </w:r>
+      <w:r>
+        <w:rPr>
+          <w:rFonts w:ascii="Arial" w:hAnsi="Arial" w:cs="Arial"/>
+        </w:rPr>
+        <w:t>, “JOD_only”</w:t>
+      </w:r>
+      <w:r>
+        <w:rPr>
+          <w:rFonts w:ascii="Arial" w:hAnsi="Arial" w:cs="Arial"/>
+        </w:rPr>
+        <w:t>] or (tool_ID ==</w:t>
+      </w:r>
+      <w:r>
+        <w:rPr>
+          <w:rFonts w:ascii="Arial" w:hAnsi="Arial" w:cs="Arial"/>
+        </w:rPr>
+        <w:t xml:space="preserve"> “divorce_answer”</w:t>
+      </w:r>
+      <w:r>
+        <w:rPr>
+          <w:rFonts w:ascii="Arial" w:hAnsi="Arial" w:cs="Arial"/>
+        </w:rPr>
+        <w:t xml:space="preserve"> and create_counterclaim</w:t>
+      </w:r>
+      <w:r>
+        <w:rPr>
+          <w:rFonts w:ascii="Arial" w:hAnsi="Arial" w:cs="Arial"/>
+        </w:rPr>
+        <w:t>))</w:t>
+      </w:r>
       <w:r>
         <w:rPr>
           <w:rFonts w:ascii="Arial" w:hAnsi="Arial" w:cs="Arial"/>
@@ -397,87 +355,13 @@
         <w:rPr>
           <w:rFonts w:ascii="Arial" w:hAnsi="Arial" w:cs="Arial"/>
         </w:rPr>
-        <w:t>in [</w:t>
-      </w:r>
-      <w:r>
-        <w:rPr>
-          <w:rFonts w:ascii="Arial" w:hAnsi="Arial" w:cs="Arial"/>
-        </w:rPr>
-        <w:t>“</w:t>
-      </w:r>
-      <w:proofErr w:type="spellStart"/>
-      <w:r>
-        <w:rPr>
-          <w:rFonts w:ascii="Arial" w:hAnsi="Arial" w:cs="Arial"/>
-        </w:rPr>
-        <w:t>divorce_complaint</w:t>
-      </w:r>
-      <w:proofErr w:type="spellEnd"/>
-      <w:r>
-        <w:rPr>
-          <w:rFonts w:ascii="Arial" w:hAnsi="Arial" w:cs="Arial"/>
-        </w:rPr>
-        <w:t>”</w:t>
-      </w:r>
-      <w:r>
-        <w:rPr>
-          <w:rFonts w:ascii="Arial" w:hAnsi="Arial" w:cs="Arial"/>
-        </w:rPr>
-        <w:t>, “</w:t>
-      </w:r>
-      <w:proofErr w:type="spellStart"/>
-      <w:r>
-        <w:rPr>
-          <w:rFonts w:ascii="Arial" w:hAnsi="Arial" w:cs="Arial"/>
-        </w:rPr>
-        <w:t>JOD_only</w:t>
-      </w:r>
-      <w:proofErr w:type="spellEnd"/>
-      <w:r>
-        <w:rPr>
-          <w:rFonts w:ascii="Arial" w:hAnsi="Arial" w:cs="Arial"/>
-        </w:rPr>
-        <w:t>”</w:t>
-      </w:r>
-      <w:r>
-        <w:rPr>
-          <w:rFonts w:ascii="Arial" w:hAnsi="Arial" w:cs="Arial"/>
-        </w:rPr>
-        <w:t>] or (</w:t>
-      </w:r>
-      <w:proofErr w:type="spellStart"/>
-      <w:r>
-        <w:rPr>
-          <w:rFonts w:ascii="Arial" w:hAnsi="Arial" w:cs="Arial"/>
-        </w:rPr>
-        <w:t>tool_ID</w:t>
-      </w:r>
-      <w:proofErr w:type="spellEnd"/>
-      <w:r>
-        <w:rPr>
-          <w:rFonts w:ascii="Arial" w:hAnsi="Arial" w:cs="Arial"/>
-        </w:rPr>
-        <w:t xml:space="preserve"> ==</w:t>
-      </w:r>
-      <w:r>
-        <w:rPr>
-          <w:rFonts w:ascii="Arial" w:hAnsi="Arial" w:cs="Arial"/>
-        </w:rPr>
-        <w:t xml:space="preserve"> “</w:t>
-      </w:r>
-      <w:proofErr w:type="spellStart"/>
-      <w:r>
-        <w:rPr>
-          <w:rFonts w:ascii="Arial" w:hAnsi="Arial" w:cs="Arial"/>
-        </w:rPr>
-        <w:t>divorce_answer</w:t>
-      </w:r>
-      <w:proofErr w:type="spellEnd"/>
-      <w:r>
-        <w:rPr>
-          <w:rFonts w:ascii="Arial" w:hAnsi="Arial" w:cs="Arial"/>
-        </w:rPr>
-        <w:t>”</w:t>
+        <w:t xml:space="preserve">and </w:t>
+      </w:r>
+      <w:r>
+        <w:rPr>
+          <w:rFonts w:ascii="Arial" w:hAnsi="Arial" w:cs="Arial"/>
+        </w:rPr>
+        <w:t>marriage.have_pension_retirement</w:t>
       </w:r>
       <w:r>
         <w:rPr>
@@ -485,98 +369,24 @@
         </w:rPr>
         <w:t xml:space="preserve"> and </w:t>
       </w:r>
-      <w:proofErr w:type="spellStart"/>
-      <w:r>
-        <w:rPr>
-          <w:rFonts w:ascii="Arial" w:hAnsi="Arial" w:cs="Arial"/>
-        </w:rPr>
-        <w:t>create_counterclaim</w:t>
-      </w:r>
-      <w:proofErr w:type="spellEnd"/>
-      <w:r>
-        <w:rPr>
-          <w:rFonts w:ascii="Arial" w:hAnsi="Arial" w:cs="Arial"/>
-        </w:rPr>
-        <w:t>))</w:t>
-      </w:r>
-      <w:r>
-        <w:rPr>
-          <w:rFonts w:ascii="Arial" w:hAnsi="Arial" w:cs="Arial"/>
-        </w:rPr>
-        <w:t xml:space="preserve"> </w:t>
-      </w:r>
-      <w:r>
-        <w:rPr>
-          <w:rFonts w:ascii="Arial" w:hAnsi="Arial" w:cs="Arial"/>
-        </w:rPr>
-        <w:t xml:space="preserve">and </w:t>
-      </w:r>
-      <w:proofErr w:type="spellStart"/>
-      <w:proofErr w:type="gramStart"/>
-      <w:r>
-        <w:rPr>
-          <w:rFonts w:ascii="Arial" w:hAnsi="Arial" w:cs="Arial"/>
-        </w:rPr>
-        <w:t>marriage.have</w:t>
-      </w:r>
-      <w:proofErr w:type="gramEnd"/>
-      <w:r>
-        <w:rPr>
-          <w:rFonts w:ascii="Arial" w:hAnsi="Arial" w:cs="Arial"/>
-        </w:rPr>
-        <w:t>_pension_retirement</w:t>
-      </w:r>
-      <w:proofErr w:type="spellEnd"/>
+      <w:r>
+        <w:rPr>
+          <w:rFonts w:ascii="Arial" w:hAnsi="Arial" w:cs="Arial"/>
+        </w:rPr>
+        <w:t>marriage.pension_contributions_made</w:t>
+      </w:r>
       <w:r>
         <w:rPr>
           <w:rFonts w:ascii="Arial" w:hAnsi="Arial" w:cs="Arial"/>
         </w:rPr>
         <w:t xml:space="preserve"> and </w:t>
       </w:r>
-      <w:proofErr w:type="spellStart"/>
-      <w:proofErr w:type="gramStart"/>
-      <w:r>
-        <w:rPr>
-          <w:rFonts w:ascii="Arial" w:hAnsi="Arial" w:cs="Arial"/>
-        </w:rPr>
-        <w:t>marriage.pension</w:t>
-      </w:r>
-      <w:proofErr w:type="gramEnd"/>
-      <w:r>
-        <w:rPr>
-          <w:rFonts w:ascii="Arial" w:hAnsi="Arial" w:cs="Arial"/>
-        </w:rPr>
-        <w:t>_contributions_made</w:t>
-      </w:r>
-      <w:proofErr w:type="spellEnd"/>
-      <w:r>
-        <w:rPr>
-          <w:rFonts w:ascii="Arial" w:hAnsi="Arial" w:cs="Arial"/>
-        </w:rPr>
-        <w:t xml:space="preserve"> and </w:t>
-      </w:r>
-      <w:r>
-        <w:rPr>
-          <w:rFonts w:ascii="Arial" w:hAnsi="Arial" w:cs="Arial"/>
-        </w:rPr>
-        <w:t xml:space="preserve">not </w:t>
-      </w:r>
-      <w:proofErr w:type="spellStart"/>
-      <w:proofErr w:type="gramStart"/>
-      <w:r>
-        <w:rPr>
-          <w:rFonts w:ascii="Arial" w:hAnsi="Arial" w:cs="Arial"/>
-        </w:rPr>
-        <w:t>marriage.pension</w:t>
-      </w:r>
-      <w:proofErr w:type="gramEnd"/>
-      <w:r>
-        <w:rPr>
-          <w:rFonts w:ascii="Arial" w:hAnsi="Arial" w:cs="Arial"/>
-        </w:rPr>
-        <w:t>_retirement_accounts_keep_own</w:t>
-      </w:r>
-      <w:proofErr w:type="spellEnd"/>
+      <w:r>
+        <w:rPr>
+          <w:rFonts w:ascii="Arial" w:hAnsi="Arial" w:cs="Arial"/>
+        </w:rPr>
+        <w:t>not marriage.pension_retirement_accounts_keep_own</w:t>
+      </w:r>
       <w:r>
         <w:rPr>
           <w:rFonts w:ascii="Arial" w:hAnsi="Arial" w:cs="Arial"/>
@@ -665,69 +475,13 @@
         <w:rPr>
           <w:rFonts w:ascii="Arial" w:hAnsi="Arial" w:cs="Arial"/>
         </w:rPr>
-        <w:t xml:space="preserve">{% if </w:t>
-      </w:r>
-      <w:proofErr w:type="spellStart"/>
-      <w:r>
-        <w:rPr>
-          <w:rFonts w:ascii="Arial" w:hAnsi="Arial" w:cs="Arial"/>
-        </w:rPr>
-        <w:t>tool_ID</w:t>
-      </w:r>
-      <w:proofErr w:type="spellEnd"/>
-      <w:r>
-        <w:rPr>
-          <w:rFonts w:ascii="Arial" w:hAnsi="Arial" w:cs="Arial"/>
-        </w:rPr>
-        <w:t xml:space="preserve"> in [“</w:t>
-      </w:r>
-      <w:proofErr w:type="spellStart"/>
-      <w:r>
-        <w:rPr>
-          <w:rFonts w:ascii="Arial" w:hAnsi="Arial" w:cs="Arial"/>
-        </w:rPr>
-        <w:t>divorce_complaint</w:t>
-      </w:r>
-      <w:proofErr w:type="spellEnd"/>
-      <w:r>
-        <w:rPr>
-          <w:rFonts w:ascii="Arial" w:hAnsi="Arial" w:cs="Arial"/>
-        </w:rPr>
-        <w:t>”, “</w:t>
-      </w:r>
-      <w:proofErr w:type="spellStart"/>
-      <w:r>
-        <w:rPr>
-          <w:rFonts w:ascii="Arial" w:hAnsi="Arial" w:cs="Arial"/>
-        </w:rPr>
-        <w:t>JOD_only</w:t>
-      </w:r>
-      <w:proofErr w:type="spellEnd"/>
-      <w:r>
-        <w:rPr>
-          <w:rFonts w:ascii="Arial" w:hAnsi="Arial" w:cs="Arial"/>
-        </w:rPr>
-        <w:t xml:space="preserve">”] </w:t>
-      </w:r>
-      <w:proofErr w:type="gramStart"/>
-      <w:r>
-        <w:rPr>
-          <w:rFonts w:ascii="Arial" w:hAnsi="Arial" w:cs="Arial"/>
-        </w:rPr>
-        <w:t>%}</w:t>
-      </w:r>
-      <w:r>
-        <w:rPr>
-          <w:rFonts w:ascii="Arial" w:hAnsi="Arial" w:cs="Arial"/>
-        </w:rPr>
-        <w:t>The</w:t>
-      </w:r>
-      <w:proofErr w:type="gramEnd"/>
-      <w:r>
-        <w:rPr>
-          <w:rFonts w:ascii="Arial" w:hAnsi="Arial" w:cs="Arial"/>
-        </w:rPr>
-        <w:t xml:space="preserve"> Judgment of Divorce produced </w:t>
+        <w:t>{% if tool_ID in [“divorce_complaint”, “JOD_only”] %}</w:t>
+      </w:r>
+      <w:r>
+        <w:rPr>
+          <w:rFonts w:ascii="Arial" w:hAnsi="Arial" w:cs="Arial"/>
+        </w:rPr>
+        <w:t xml:space="preserve">The Judgment of Divorce produced </w:t>
       </w:r>
       <w:r>
         <w:rPr>
@@ -771,24 +525,13 @@
         <w:t xml:space="preserve"> </w:t>
       </w:r>
       <w:r>
-        <w:t xml:space="preserve">{% endif </w:t>
-      </w:r>
-      <w:proofErr w:type="gramStart"/>
-      <w:r>
-        <w:t>%}</w:t>
-      </w:r>
-      <w:r>
-        <w:rPr>
-          <w:rFonts w:ascii="Arial" w:hAnsi="Arial" w:cs="Arial"/>
-        </w:rPr>
-        <w:t>You</w:t>
-      </w:r>
-      <w:proofErr w:type="gramEnd"/>
-      <w:r>
-        <w:rPr>
-          <w:rFonts w:ascii="Arial" w:hAnsi="Arial" w:cs="Arial"/>
-        </w:rPr>
-        <w:t xml:space="preserve"> may want </w:t>
+        <w:t>{% endif %}</w:t>
+      </w:r>
+      <w:r>
+        <w:rPr>
+          <w:rFonts w:ascii="Arial" w:hAnsi="Arial" w:cs="Arial"/>
+        </w:rPr>
+        <w:t xml:space="preserve">You may want </w:t>
       </w:r>
       <w:r>
         <w:rPr>
@@ -872,16 +615,8 @@
         <w:rPr>
           <w:rFonts w:ascii="Arial" w:hAnsi="Arial" w:cs="Arial"/>
         </w:rPr>
-        <w:t xml:space="preserve">{%p </w:t>
-      </w:r>
-      <w:proofErr w:type="gramStart"/>
-      <w:r>
-        <w:rPr>
-          <w:rFonts w:ascii="Arial" w:hAnsi="Arial" w:cs="Arial"/>
-        </w:rPr>
-        <w:t>endif %}</w:t>
-      </w:r>
-      <w:proofErr w:type="gramEnd"/>
+        <w:t>{%p endif %}</w:t>
+      </w:r>
     </w:p>
     <w:p>
       <w:pPr>
@@ -903,49 +638,7 @@
         <w:rPr>
           <w:rFonts w:ascii="Arial" w:hAnsi="Arial" w:cs="Arial"/>
         </w:rPr>
-        <w:t xml:space="preserve">if </w:t>
-      </w:r>
-      <w:proofErr w:type="spellStart"/>
-      <w:r>
-        <w:rPr>
-          <w:rFonts w:ascii="Arial" w:hAnsi="Arial" w:cs="Arial"/>
-        </w:rPr>
-        <w:t>tool_ID</w:t>
-      </w:r>
-      <w:proofErr w:type="spellEnd"/>
-      <w:r>
-        <w:rPr>
-          <w:rFonts w:ascii="Arial" w:hAnsi="Arial" w:cs="Arial"/>
-        </w:rPr>
-        <w:t xml:space="preserve"> in [“</w:t>
-      </w:r>
-      <w:proofErr w:type="spellStart"/>
-      <w:r>
-        <w:rPr>
-          <w:rFonts w:ascii="Arial" w:hAnsi="Arial" w:cs="Arial"/>
-        </w:rPr>
-        <w:t>divorce_complaint</w:t>
-      </w:r>
-      <w:proofErr w:type="spellEnd"/>
-      <w:r>
-        <w:rPr>
-          <w:rFonts w:ascii="Arial" w:hAnsi="Arial" w:cs="Arial"/>
-        </w:rPr>
-        <w:t>”, “</w:t>
-      </w:r>
-      <w:proofErr w:type="spellStart"/>
-      <w:r>
-        <w:rPr>
-          <w:rFonts w:ascii="Arial" w:hAnsi="Arial" w:cs="Arial"/>
-        </w:rPr>
-        <w:t>JOD_only</w:t>
-      </w:r>
-      <w:proofErr w:type="spellEnd"/>
-      <w:r>
-        <w:rPr>
-          <w:rFonts w:ascii="Arial" w:hAnsi="Arial" w:cs="Arial"/>
-        </w:rPr>
-        <w:t>”]</w:t>
+        <w:t>if tool_ID in [“divorce_complaint”, “JOD_only”]</w:t>
       </w:r>
       <w:r>
         <w:rPr>
@@ -959,58 +652,36 @@
         </w:rPr>
         <w:t xml:space="preserve">and </w:t>
       </w:r>
-      <w:proofErr w:type="spellStart"/>
-      <w:proofErr w:type="gramStart"/>
-      <w:r>
-        <w:rPr>
-          <w:rFonts w:ascii="Arial" w:hAnsi="Arial" w:cs="Arial"/>
-        </w:rPr>
-        <w:t>marriage.personal</w:t>
-      </w:r>
-      <w:proofErr w:type="gramEnd"/>
-      <w:r>
-        <w:rPr>
-          <w:rFonts w:ascii="Arial" w:hAnsi="Arial" w:cs="Arial"/>
-        </w:rPr>
-        <w:t>_property_need_items</w:t>
-      </w:r>
-      <w:proofErr w:type="spellEnd"/>
+      <w:r>
+        <w:rPr>
+          <w:rFonts w:ascii="Arial" w:hAnsi="Arial" w:cs="Arial"/>
+        </w:rPr>
+        <w:t>marriage.personal_property_need_items</w:t>
+      </w:r>
       <w:r>
         <w:rPr>
           <w:rFonts w:ascii="Arial" w:hAnsi="Arial" w:cs="Arial"/>
         </w:rPr>
         <w:t xml:space="preserve"> and </w:t>
       </w:r>
-      <w:proofErr w:type="spellStart"/>
-      <w:proofErr w:type="gramStart"/>
       <w:r>
         <w:rPr>
           <w:rFonts w:ascii="Arial" w:hAnsi="Arial" w:cs="Arial"/>
         </w:rPr>
         <w:t>marriage.accounts</w:t>
       </w:r>
-      <w:proofErr w:type="gramEnd"/>
-      <w:r>
-        <w:rPr>
-          <w:rFonts w:ascii="Arial" w:hAnsi="Arial" w:cs="Arial"/>
-        </w:rPr>
-        <w:t>.filter</w:t>
-      </w:r>
-      <w:proofErr w:type="spellEnd"/>
-      <w:r>
-        <w:rPr>
-          <w:rFonts w:ascii="Arial" w:hAnsi="Arial" w:cs="Arial"/>
-        </w:rPr>
-        <w:t>(</w:t>
-      </w:r>
-      <w:proofErr w:type="spellStart"/>
+      <w:r>
+        <w:rPr>
+          <w:rFonts w:ascii="Arial" w:hAnsi="Arial" w:cs="Arial"/>
+        </w:rPr>
+        <w:t>.filter(</w:t>
+      </w:r>
       <w:r>
         <w:rPr>
           <w:rFonts w:ascii="Arial" w:hAnsi="Arial" w:cs="Arial"/>
         </w:rPr>
         <w:t>trigger_investment_reminder</w:t>
       </w:r>
-      <w:proofErr w:type="spellEnd"/>
       <w:r>
         <w:rPr>
           <w:rFonts w:ascii="Arial" w:hAnsi="Arial" w:cs="Arial"/>
@@ -1057,78 +728,22 @@
         <w:rPr>
           <w:rFonts w:ascii="Arial" w:hAnsi="Arial" w:cs="Arial"/>
         </w:rPr>
-        <w:t xml:space="preserve"> if </w:t>
-      </w:r>
-      <w:proofErr w:type="spellStart"/>
-      <w:r>
-        <w:rPr>
-          <w:rFonts w:ascii="Arial" w:hAnsi="Arial" w:cs="Arial"/>
-        </w:rPr>
-        <w:t>tool_ID</w:t>
-      </w:r>
-      <w:proofErr w:type="spellEnd"/>
-      <w:r>
-        <w:rPr>
-          <w:rFonts w:ascii="Arial" w:hAnsi="Arial" w:cs="Arial"/>
-        </w:rPr>
-        <w:t xml:space="preserve"> in [“</w:t>
-      </w:r>
-      <w:proofErr w:type="spellStart"/>
-      <w:r>
-        <w:rPr>
-          <w:rFonts w:ascii="Arial" w:hAnsi="Arial" w:cs="Arial"/>
-        </w:rPr>
-        <w:t>divorce_complaint</w:t>
-      </w:r>
-      <w:proofErr w:type="spellEnd"/>
-      <w:r>
-        <w:rPr>
-          <w:rFonts w:ascii="Arial" w:hAnsi="Arial" w:cs="Arial"/>
-        </w:rPr>
-        <w:t>”, “</w:t>
-      </w:r>
-      <w:proofErr w:type="spellStart"/>
-      <w:r>
-        <w:rPr>
-          <w:rFonts w:ascii="Arial" w:hAnsi="Arial" w:cs="Arial"/>
-        </w:rPr>
-        <w:t>JOD_only</w:t>
-      </w:r>
-      <w:proofErr w:type="spellEnd"/>
-      <w:r>
-        <w:rPr>
-          <w:rFonts w:ascii="Arial" w:hAnsi="Arial" w:cs="Arial"/>
-        </w:rPr>
-        <w:t>”] %}</w:t>
-      </w:r>
-    </w:p>
-    <w:p>
-      <w:pPr>
-        <w:spacing w:after="0" w:line="240" w:lineRule="auto"/>
-        <w:ind w:right="-547"/>
-        <w:rPr>
-          <w:rFonts w:ascii="Arial" w:hAnsi="Arial" w:cs="Arial"/>
-        </w:rPr>
-      </w:pPr>
-      <w:r>
-        <w:rPr>
-          <w:rFonts w:ascii="Arial" w:hAnsi="Arial" w:cs="Arial"/>
-        </w:rPr>
-        <w:t xml:space="preserve">Your Judgment of Divorce states how you want your investments to be divided. But there may be problems with </w:t>
-      </w:r>
-      <w:proofErr w:type="gramStart"/>
-      <w:r>
-        <w:rPr>
-          <w:rFonts w:ascii="Arial" w:hAnsi="Arial" w:cs="Arial"/>
-        </w:rPr>
-        <w:t>actually dividing</w:t>
-      </w:r>
-      <w:proofErr w:type="gramEnd"/>
-      <w:r>
-        <w:rPr>
-          <w:rFonts w:ascii="Arial" w:hAnsi="Arial" w:cs="Arial"/>
-        </w:rPr>
-        <w:t xml:space="preserve"> these assets after the Judgment is final. Dividing investments is not simple. </w:t>
+        <w:t xml:space="preserve"> if tool_ID in [“divorce_complaint”, “JOD_only”] %}</w:t>
+      </w:r>
+    </w:p>
+    <w:p>
+      <w:pPr>
+        <w:spacing w:after="0" w:line="240" w:lineRule="auto"/>
+        <w:ind w:right="-547"/>
+        <w:rPr>
+          <w:rFonts w:ascii="Arial" w:hAnsi="Arial" w:cs="Arial"/>
+        </w:rPr>
+      </w:pPr>
+      <w:r>
+        <w:rPr>
+          <w:rFonts w:ascii="Arial" w:hAnsi="Arial" w:cs="Arial"/>
+        </w:rPr>
+        <w:t xml:space="preserve">Your Judgment of Divorce states how you want your investments to be divided. But there may be problems with actually dividing these assets after the Judgment is final. Dividing investments is not simple. </w:t>
       </w:r>
     </w:p>
     <w:p>
@@ -1190,21 +805,7 @@
         <w:rPr>
           <w:rFonts w:ascii="Arial" w:hAnsi="Arial" w:cs="Arial"/>
         </w:rPr>
-        <w:t xml:space="preserve">There are more steps that need to be </w:t>
-      </w:r>
-      <w:proofErr w:type="gramStart"/>
-      <w:r>
-        <w:rPr>
-          <w:rFonts w:ascii="Arial" w:hAnsi="Arial" w:cs="Arial"/>
-        </w:rPr>
-        <w:t>followed after</w:t>
-      </w:r>
-      <w:proofErr w:type="gramEnd"/>
-      <w:r>
-        <w:rPr>
-          <w:rFonts w:ascii="Arial" w:hAnsi="Arial" w:cs="Arial"/>
-        </w:rPr>
-        <w:t xml:space="preserve"> the Judgment of Divorce is final. The Michigan Legal Help website can’t help you with this.</w:t>
+        <w:t>There are more steps that need to be followed after the Judgment of Divorce is final. The Michigan Legal Help website can’t help you with this.</w:t>
       </w:r>
     </w:p>
     <w:p>
@@ -1233,7 +834,6 @@
         </w:rPr>
         <w:t xml:space="preserve"> </w:t>
       </w:r>
-      <w:proofErr w:type="spellStart"/>
       <w:r>
         <w:rPr>
           <w:rFonts w:ascii="Arial" w:hAnsi="Arial" w:cs="Arial"/>
@@ -1244,48 +844,13 @@
         <w:rPr>
           <w:rFonts w:ascii="Arial" w:hAnsi="Arial" w:cs="Arial"/>
         </w:rPr>
-        <w:t>if</w:t>
-      </w:r>
-      <w:proofErr w:type="spellEnd"/>
-      <w:r>
-        <w:rPr>
-          <w:rFonts w:ascii="Arial" w:hAnsi="Arial" w:cs="Arial"/>
-        </w:rPr>
-        <w:t xml:space="preserve"> </w:t>
-      </w:r>
-      <w:proofErr w:type="spellStart"/>
-      <w:r>
-        <w:rPr>
-          <w:rFonts w:ascii="Arial" w:hAnsi="Arial" w:cs="Arial"/>
-        </w:rPr>
-        <w:t>tool_ID</w:t>
-      </w:r>
-      <w:proofErr w:type="spellEnd"/>
-      <w:r>
-        <w:rPr>
-          <w:rFonts w:ascii="Arial" w:hAnsi="Arial" w:cs="Arial"/>
-        </w:rPr>
-        <w:t xml:space="preserve"> </w:t>
-      </w:r>
-      <w:r>
-        <w:rPr>
-          <w:rFonts w:ascii="Arial" w:hAnsi="Arial" w:cs="Arial"/>
-        </w:rPr>
-        <w:t>== “</w:t>
-      </w:r>
-      <w:proofErr w:type="spellStart"/>
-      <w:r>
-        <w:rPr>
-          <w:rFonts w:ascii="Arial" w:hAnsi="Arial" w:cs="Arial"/>
-        </w:rPr>
-        <w:t>divorce_answer</w:t>
-      </w:r>
-      <w:proofErr w:type="spellEnd"/>
-      <w:r>
-        <w:rPr>
-          <w:rFonts w:ascii="Arial" w:hAnsi="Arial" w:cs="Arial"/>
-        </w:rPr>
-        <w:t>” %}</w:t>
+        <w:t xml:space="preserve">if tool_ID </w:t>
+      </w:r>
+      <w:r>
+        <w:rPr>
+          <w:rFonts w:ascii="Arial" w:hAnsi="Arial" w:cs="Arial"/>
+        </w:rPr>
+        <w:t>== “divorce_answer” %}</w:t>
       </w:r>
     </w:p>
     <w:p>
@@ -1333,16 +898,8 @@
         <w:rPr>
           <w:rFonts w:ascii="Arial" w:hAnsi="Arial" w:cs="Arial"/>
         </w:rPr>
-        <w:t xml:space="preserve"> </w:t>
-      </w:r>
-      <w:proofErr w:type="gramStart"/>
-      <w:r>
-        <w:rPr>
-          <w:rFonts w:ascii="Arial" w:hAnsi="Arial" w:cs="Arial"/>
-        </w:rPr>
-        <w:t>endif %}</w:t>
-      </w:r>
-      <w:proofErr w:type="gramEnd"/>
+        <w:t xml:space="preserve"> endif %}</w:t>
+      </w:r>
     </w:p>
     <w:p>
       <w:pPr>
@@ -1461,31 +1018,23 @@
         <w:rPr>
           <w:rFonts w:ascii="Arial" w:hAnsi="Arial" w:cs="Arial"/>
         </w:rPr>
+        <w:t>{%p endif %}</w:t>
+      </w:r>
+    </w:p>
+    <w:p>
+      <w:pPr>
+        <w:spacing w:after="0" w:line="240" w:lineRule="auto"/>
+        <w:ind w:right="-547"/>
+        <w:rPr>
+          <w:rFonts w:ascii="Arial" w:hAnsi="Arial" w:cs="Arial"/>
+        </w:rPr>
+      </w:pPr>
+      <w:r>
+        <w:rPr>
+          <w:rFonts w:ascii="Arial" w:hAnsi="Arial" w:cs="Arial"/>
+        </w:rPr>
         <w:t xml:space="preserve">{%p </w:t>
       </w:r>
-      <w:proofErr w:type="gramStart"/>
-      <w:r>
-        <w:rPr>
-          <w:rFonts w:ascii="Arial" w:hAnsi="Arial" w:cs="Arial"/>
-        </w:rPr>
-        <w:t>endif %}</w:t>
-      </w:r>
-      <w:proofErr w:type="gramEnd"/>
-    </w:p>
-    <w:p>
-      <w:pPr>
-        <w:spacing w:after="0" w:line="240" w:lineRule="auto"/>
-        <w:ind w:right="-547"/>
-        <w:rPr>
-          <w:rFonts w:ascii="Arial" w:hAnsi="Arial" w:cs="Arial"/>
-        </w:rPr>
-      </w:pPr>
-      <w:r>
-        <w:rPr>
-          <w:rFonts w:ascii="Arial" w:hAnsi="Arial" w:cs="Arial"/>
-        </w:rPr>
-        <w:t xml:space="preserve">{%p </w:t>
-      </w:r>
       <w:r>
         <w:rPr>
           <w:rFonts w:ascii="Arial" w:hAnsi="Arial" w:cs="Arial"/>
@@ -1498,14 +1047,42 @@
         </w:rPr>
         <w:t>(</w:t>
       </w:r>
-      <w:proofErr w:type="spellStart"/>
-      <w:r>
-        <w:rPr>
-          <w:rFonts w:ascii="Arial" w:hAnsi="Arial" w:cs="Arial"/>
-        </w:rPr>
-        <w:t>tool_ID</w:t>
-      </w:r>
-      <w:proofErr w:type="spellEnd"/>
+      <w:r>
+        <w:rPr>
+          <w:rFonts w:ascii="Arial" w:hAnsi="Arial" w:cs="Arial"/>
+        </w:rPr>
+        <w:t xml:space="preserve">tool_ID </w:t>
+      </w:r>
+      <w:r>
+        <w:rPr>
+          <w:rFonts w:ascii="Arial" w:hAnsi="Arial" w:cs="Arial"/>
+        </w:rPr>
+        <w:t xml:space="preserve">== </w:t>
+      </w:r>
+      <w:r>
+        <w:rPr>
+          <w:rFonts w:ascii="Arial" w:hAnsi="Arial" w:cs="Arial"/>
+        </w:rPr>
+        <w:t>“divorce_complaint”</w:t>
+      </w:r>
+      <w:r>
+        <w:rPr>
+          <w:rFonts w:ascii="Arial" w:hAnsi="Arial" w:cs="Arial"/>
+        </w:rPr>
+        <w:t xml:space="preserve"> or (tool_ID ==</w:t>
+      </w:r>
+      <w:r>
+        <w:rPr>
+          <w:rFonts w:ascii="Arial" w:hAnsi="Arial" w:cs="Arial"/>
+        </w:rPr>
+        <w:t xml:space="preserve"> “divorce_answer”</w:t>
+      </w:r>
+      <w:r>
+        <w:rPr>
+          <w:rFonts w:ascii="Arial" w:hAnsi="Arial" w:cs="Arial"/>
+        </w:rPr>
+        <w:t xml:space="preserve"> and create_counterclaim))</w:t>
+      </w:r>
       <w:r>
         <w:rPr>
           <w:rFonts w:ascii="Arial" w:hAnsi="Arial" w:cs="Arial"/>
@@ -1516,108 +1093,14 @@
         <w:rPr>
           <w:rFonts w:ascii="Arial" w:hAnsi="Arial" w:cs="Arial"/>
         </w:rPr>
-        <w:t xml:space="preserve">== </w:t>
-      </w:r>
-      <w:r>
-        <w:rPr>
-          <w:rFonts w:ascii="Arial" w:hAnsi="Arial" w:cs="Arial"/>
-        </w:rPr>
-        <w:t>“</w:t>
-      </w:r>
-      <w:proofErr w:type="spellStart"/>
-      <w:r>
-        <w:rPr>
-          <w:rFonts w:ascii="Arial" w:hAnsi="Arial" w:cs="Arial"/>
-        </w:rPr>
-        <w:t>divorce_complaint</w:t>
-      </w:r>
-      <w:proofErr w:type="spellEnd"/>
-      <w:r>
-        <w:rPr>
-          <w:rFonts w:ascii="Arial" w:hAnsi="Arial" w:cs="Arial"/>
-        </w:rPr>
-        <w:t>”</w:t>
-      </w:r>
-      <w:r>
-        <w:rPr>
-          <w:rFonts w:ascii="Arial" w:hAnsi="Arial" w:cs="Arial"/>
-        </w:rPr>
-        <w:t xml:space="preserve"> or (</w:t>
-      </w:r>
-      <w:proofErr w:type="spellStart"/>
-      <w:r>
-        <w:rPr>
-          <w:rFonts w:ascii="Arial" w:hAnsi="Arial" w:cs="Arial"/>
-        </w:rPr>
-        <w:t>tool_ID</w:t>
-      </w:r>
-      <w:proofErr w:type="spellEnd"/>
-      <w:r>
-        <w:rPr>
-          <w:rFonts w:ascii="Arial" w:hAnsi="Arial" w:cs="Arial"/>
-        </w:rPr>
-        <w:t xml:space="preserve"> ==</w:t>
-      </w:r>
-      <w:r>
-        <w:rPr>
-          <w:rFonts w:ascii="Arial" w:hAnsi="Arial" w:cs="Arial"/>
-        </w:rPr>
-        <w:t xml:space="preserve"> “</w:t>
-      </w:r>
-      <w:proofErr w:type="spellStart"/>
-      <w:r>
-        <w:rPr>
-          <w:rFonts w:ascii="Arial" w:hAnsi="Arial" w:cs="Arial"/>
-        </w:rPr>
-        <w:t>divorce_answer</w:t>
-      </w:r>
-      <w:proofErr w:type="spellEnd"/>
-      <w:r>
-        <w:rPr>
-          <w:rFonts w:ascii="Arial" w:hAnsi="Arial" w:cs="Arial"/>
-        </w:rPr>
-        <w:t>”</w:t>
-      </w:r>
-      <w:r>
-        <w:rPr>
-          <w:rFonts w:ascii="Arial" w:hAnsi="Arial" w:cs="Arial"/>
-        </w:rPr>
-        <w:t xml:space="preserve"> and </w:t>
-      </w:r>
-      <w:proofErr w:type="spellStart"/>
-      <w:r>
-        <w:rPr>
-          <w:rFonts w:ascii="Arial" w:hAnsi="Arial" w:cs="Arial"/>
-        </w:rPr>
-        <w:t>create_counterclaim</w:t>
-      </w:r>
-      <w:proofErr w:type="spellEnd"/>
-      <w:r>
-        <w:rPr>
-          <w:rFonts w:ascii="Arial" w:hAnsi="Arial" w:cs="Arial"/>
-        </w:rPr>
-        <w:t>))</w:t>
-      </w:r>
-      <w:r>
-        <w:rPr>
-          <w:rFonts w:ascii="Arial" w:hAnsi="Arial" w:cs="Arial"/>
-        </w:rPr>
-        <w:t xml:space="preserve"> </w:t>
-      </w:r>
-      <w:r>
-        <w:rPr>
-          <w:rFonts w:ascii="Arial" w:hAnsi="Arial" w:cs="Arial"/>
-        </w:rPr>
         <w:t xml:space="preserve">and </w:t>
       </w:r>
-      <w:proofErr w:type="spellStart"/>
       <w:r>
         <w:rPr>
           <w:rFonts w:ascii="Arial" w:hAnsi="Arial" w:cs="Arial"/>
         </w:rPr>
         <w:t>need_temporary_order</w:t>
       </w:r>
-      <w:proofErr w:type="spellEnd"/>
       <w:r>
         <w:rPr>
           <w:rFonts w:ascii="Arial" w:hAnsi="Arial" w:cs="Arial"/>
@@ -1795,106 +1278,28 @@
         <w:rPr>
           <w:rFonts w:ascii="Arial" w:hAnsi="Arial" w:cs="Arial"/>
         </w:rPr>
+        <w:t>{%p endif %}</w:t>
+      </w:r>
+    </w:p>
+    <w:p>
+      <w:pPr>
+        <w:spacing w:after="0" w:line="240" w:lineRule="auto"/>
+        <w:ind w:right="-547"/>
+        <w:rPr>
+          <w:rFonts w:ascii="Arial" w:hAnsi="Arial" w:cs="Arial"/>
+        </w:rPr>
+      </w:pPr>
+      <w:r>
+        <w:rPr>
+          <w:rFonts w:ascii="Arial" w:hAnsi="Arial" w:cs="Arial"/>
+        </w:rPr>
         <w:t xml:space="preserve">{%p </w:t>
       </w:r>
-      <w:proofErr w:type="gramStart"/>
-      <w:r>
-        <w:rPr>
-          <w:rFonts w:ascii="Arial" w:hAnsi="Arial" w:cs="Arial"/>
-        </w:rPr>
-        <w:t>endif %}</w:t>
-      </w:r>
-      <w:proofErr w:type="gramEnd"/>
-    </w:p>
-    <w:p>
-      <w:pPr>
-        <w:spacing w:after="0" w:line="240" w:lineRule="auto"/>
-        <w:ind w:right="-547"/>
-        <w:rPr>
-          <w:rFonts w:ascii="Arial" w:hAnsi="Arial" w:cs="Arial"/>
-        </w:rPr>
-      </w:pPr>
-      <w:r>
-        <w:rPr>
-          <w:rFonts w:ascii="Arial" w:hAnsi="Arial" w:cs="Arial"/>
-        </w:rPr>
-        <w:t xml:space="preserve">{%p </w:t>
-      </w:r>
-      <w:r>
-        <w:rPr>
-          <w:rFonts w:ascii="Arial" w:hAnsi="Arial" w:cs="Arial"/>
-        </w:rPr>
-        <w:t>if (</w:t>
-      </w:r>
-      <w:proofErr w:type="spellStart"/>
-      <w:r>
-        <w:rPr>
-          <w:rFonts w:ascii="Arial" w:hAnsi="Arial" w:cs="Arial"/>
-        </w:rPr>
-        <w:t>tool_ID</w:t>
-      </w:r>
-      <w:proofErr w:type="spellEnd"/>
-      <w:r>
-        <w:rPr>
-          <w:rFonts w:ascii="Arial" w:hAnsi="Arial" w:cs="Arial"/>
-        </w:rPr>
-        <w:t xml:space="preserve"> == “</w:t>
-      </w:r>
-      <w:proofErr w:type="spellStart"/>
-      <w:r>
-        <w:rPr>
-          <w:rFonts w:ascii="Arial" w:hAnsi="Arial" w:cs="Arial"/>
-        </w:rPr>
-        <w:t>divorce_complaint</w:t>
-      </w:r>
-      <w:proofErr w:type="spellEnd"/>
-      <w:r>
-        <w:rPr>
-          <w:rFonts w:ascii="Arial" w:hAnsi="Arial" w:cs="Arial"/>
-        </w:rPr>
-        <w:t>” or (</w:t>
-      </w:r>
-      <w:proofErr w:type="spellStart"/>
-      <w:r>
-        <w:rPr>
-          <w:rFonts w:ascii="Arial" w:hAnsi="Arial" w:cs="Arial"/>
-        </w:rPr>
-        <w:t>tool_ID</w:t>
-      </w:r>
-      <w:proofErr w:type="spellEnd"/>
-      <w:r>
-        <w:rPr>
-          <w:rFonts w:ascii="Arial" w:hAnsi="Arial" w:cs="Arial"/>
-        </w:rPr>
-        <w:t xml:space="preserve"> == “</w:t>
-      </w:r>
-      <w:proofErr w:type="spellStart"/>
-      <w:r>
-        <w:rPr>
-          <w:rFonts w:ascii="Arial" w:hAnsi="Arial" w:cs="Arial"/>
-        </w:rPr>
-        <w:t>divorce_answer</w:t>
-      </w:r>
-      <w:proofErr w:type="spellEnd"/>
-      <w:r>
-        <w:rPr>
-          <w:rFonts w:ascii="Arial" w:hAnsi="Arial" w:cs="Arial"/>
-        </w:rPr>
-        <w:t xml:space="preserve">” and </w:t>
-      </w:r>
-      <w:proofErr w:type="spellStart"/>
-      <w:r>
-        <w:rPr>
-          <w:rFonts w:ascii="Arial" w:hAnsi="Arial" w:cs="Arial"/>
-        </w:rPr>
-        <w:t>create_counterclaim</w:t>
-      </w:r>
-      <w:proofErr w:type="spellEnd"/>
-      <w:r>
-        <w:rPr>
-          <w:rFonts w:ascii="Arial" w:hAnsi="Arial" w:cs="Arial"/>
-        </w:rPr>
-        <w:t xml:space="preserve">)) </w:t>
+      <w:r>
+        <w:rPr>
+          <w:rFonts w:ascii="Arial" w:hAnsi="Arial" w:cs="Arial"/>
+        </w:rPr>
+        <w:t xml:space="preserve">if (tool_ID == “divorce_complaint” or (tool_ID == “divorce_answer” and create_counterclaim)) </w:t>
       </w:r>
       <w:r>
         <w:rPr>
@@ -1902,28 +1307,18 @@
         </w:rPr>
         <w:t xml:space="preserve">and </w:t>
       </w:r>
-      <w:proofErr w:type="spellStart"/>
-      <w:r>
-        <w:rPr>
-          <w:rFonts w:ascii="Arial" w:hAnsi="Arial" w:cs="Arial"/>
-        </w:rPr>
-        <w:t>there_are_marital_children</w:t>
-      </w:r>
-      <w:proofErr w:type="spellEnd"/>
-      <w:r>
-        <w:rPr>
-          <w:rFonts w:ascii="Arial" w:hAnsi="Arial" w:cs="Arial"/>
-        </w:rPr>
-        <w:t xml:space="preserve"> and </w:t>
-      </w:r>
-      <w:proofErr w:type="spellStart"/>
+      <w:r>
+        <w:rPr>
+          <w:rFonts w:ascii="Arial" w:hAnsi="Arial" w:cs="Arial"/>
+        </w:rPr>
+        <w:t xml:space="preserve">there_are_marital_children and </w:t>
+      </w:r>
       <w:r>
         <w:rPr>
           <w:rFonts w:ascii="Arial" w:hAnsi="Arial" w:cs="Arial"/>
         </w:rPr>
         <w:t>need_temporary_order_kids</w:t>
       </w:r>
-      <w:proofErr w:type="spellEnd"/>
       <w:r>
         <w:rPr>
           <w:rFonts w:ascii="Arial" w:hAnsi="Arial" w:cs="Arial"/>
@@ -2082,100 +1477,40 @@
         <w:rPr>
           <w:rFonts w:ascii="Arial" w:hAnsi="Arial" w:cs="Arial"/>
         </w:rPr>
+        <w:t>{%p endif %}</w:t>
+      </w:r>
+    </w:p>
+    <w:p>
+      <w:pPr>
+        <w:spacing w:after="0" w:line="240" w:lineRule="auto"/>
+        <w:ind w:right="-547"/>
+        <w:rPr>
+          <w:rFonts w:ascii="Arial" w:hAnsi="Arial" w:cs="Arial"/>
+        </w:rPr>
+      </w:pPr>
+      <w:r>
+        <w:rPr>
+          <w:rFonts w:ascii="Arial" w:hAnsi="Arial" w:cs="Arial"/>
+        </w:rPr>
         <w:t xml:space="preserve">{%p </w:t>
       </w:r>
-      <w:proofErr w:type="gramStart"/>
-      <w:r>
-        <w:rPr>
-          <w:rFonts w:ascii="Arial" w:hAnsi="Arial" w:cs="Arial"/>
-        </w:rPr>
-        <w:t>endif %}</w:t>
-      </w:r>
-      <w:proofErr w:type="gramEnd"/>
-    </w:p>
-    <w:p>
-      <w:pPr>
-        <w:spacing w:after="0" w:line="240" w:lineRule="auto"/>
-        <w:ind w:right="-547"/>
-        <w:rPr>
-          <w:rFonts w:ascii="Arial" w:hAnsi="Arial" w:cs="Arial"/>
-        </w:rPr>
-      </w:pPr>
-      <w:r>
-        <w:rPr>
-          <w:rFonts w:ascii="Arial" w:hAnsi="Arial" w:cs="Arial"/>
-        </w:rPr>
-        <w:t xml:space="preserve">{%p </w:t>
-      </w:r>
-      <w:r>
-        <w:rPr>
-          <w:rFonts w:ascii="Arial" w:hAnsi="Arial" w:cs="Arial"/>
-        </w:rPr>
-        <w:t xml:space="preserve">if </w:t>
-      </w:r>
-      <w:proofErr w:type="spellStart"/>
-      <w:r>
-        <w:rPr>
-          <w:rFonts w:ascii="Arial" w:hAnsi="Arial" w:cs="Arial"/>
-        </w:rPr>
-        <w:t>tool_ID</w:t>
-      </w:r>
-      <w:proofErr w:type="spellEnd"/>
-      <w:r>
-        <w:rPr>
-          <w:rFonts w:ascii="Arial" w:hAnsi="Arial" w:cs="Arial"/>
-        </w:rPr>
-        <w:t xml:space="preserve"> == “</w:t>
-      </w:r>
-      <w:proofErr w:type="spellStart"/>
-      <w:r>
-        <w:rPr>
-          <w:rFonts w:ascii="Arial" w:hAnsi="Arial" w:cs="Arial"/>
-        </w:rPr>
-        <w:t>divorce_answer</w:t>
-      </w:r>
-      <w:proofErr w:type="spellEnd"/>
-      <w:r>
-        <w:rPr>
-          <w:rFonts w:ascii="Arial" w:hAnsi="Arial" w:cs="Arial"/>
-        </w:rPr>
-        <w:t xml:space="preserve">” and </w:t>
-      </w:r>
-      <w:proofErr w:type="spellStart"/>
-      <w:r>
-        <w:rPr>
-          <w:rFonts w:ascii="Arial" w:hAnsi="Arial" w:cs="Arial"/>
-        </w:rPr>
-        <w:t>create_counterclaim</w:t>
-      </w:r>
-      <w:proofErr w:type="spellEnd"/>
-      <w:r>
-        <w:rPr>
-          <w:rFonts w:ascii="Arial" w:hAnsi="Arial" w:cs="Arial"/>
-        </w:rPr>
-        <w:t xml:space="preserve"> and </w:t>
-      </w:r>
-      <w:proofErr w:type="spellStart"/>
-      <w:proofErr w:type="gramStart"/>
-      <w:r>
-        <w:rPr>
-          <w:rFonts w:ascii="Arial" w:hAnsi="Arial" w:cs="Arial"/>
-        </w:rPr>
-        <w:t>marriage.have</w:t>
-      </w:r>
-      <w:proofErr w:type="gramEnd"/>
-      <w:r>
-        <w:rPr>
-          <w:rFonts w:ascii="Arial" w:hAnsi="Arial" w:cs="Arial"/>
-        </w:rPr>
-        <w:t>_business</w:t>
-      </w:r>
-      <w:proofErr w:type="spellEnd"/>
-      <w:r>
-        <w:rPr>
-          <w:rFonts w:ascii="Arial" w:hAnsi="Arial" w:cs="Arial"/>
-        </w:rPr>
-        <w:t xml:space="preserve"> </w:t>
+      <w:r>
+        <w:rPr>
+          <w:rFonts w:ascii="Arial" w:hAnsi="Arial" w:cs="Arial"/>
+        </w:rPr>
+        <w:t xml:space="preserve">if tool_ID == “divorce_answer” and </w:t>
+      </w:r>
+      <w:r>
+        <w:rPr>
+          <w:rFonts w:ascii="Arial" w:hAnsi="Arial" w:cs="Arial"/>
+        </w:rPr>
+        <w:t xml:space="preserve">create_counterclaim and </w:t>
+      </w:r>
+      <w:r>
+        <w:rPr>
+          <w:rFonts w:ascii="Arial" w:hAnsi="Arial" w:cs="Arial"/>
+        </w:rPr>
+        <w:t xml:space="preserve">marriage.have_business </w:t>
       </w:r>
       <w:r>
         <w:rPr>
@@ -2208,21 +1543,7 @@
         <w:rPr>
           <w:rFonts w:ascii="Arial" w:hAnsi="Arial" w:cs="Arial"/>
         </w:rPr>
-        <w:t xml:space="preserve">You may want to consider hiring a lawyer to help you divide your business </w:t>
-      </w:r>
-      <w:proofErr w:type="gramStart"/>
-      <w:r>
-        <w:rPr>
-          <w:rFonts w:ascii="Arial" w:hAnsi="Arial" w:cs="Arial"/>
-        </w:rPr>
-        <w:t>in</w:t>
-      </w:r>
-      <w:proofErr w:type="gramEnd"/>
-      <w:r>
-        <w:rPr>
-          <w:rFonts w:ascii="Arial" w:hAnsi="Arial" w:cs="Arial"/>
-        </w:rPr>
-        <w:t xml:space="preserve"> your divorce. Consider hiring a financial professional to value the business and to get advice about any tax issues that come with dividing a business. </w:t>
+        <w:t xml:space="preserve">You may want to consider hiring a lawyer to help you divide your business in your divorce. Consider hiring a financial professional to value the business and to get advice about any tax issues that come with dividing a business. </w:t>
       </w:r>
     </w:p>
     <w:p>
@@ -2305,106 +1626,28 @@
         <w:rPr>
           <w:rFonts w:ascii="Arial" w:hAnsi="Arial" w:cs="Arial"/>
         </w:rPr>
+        <w:t>{%p endif %}</w:t>
+      </w:r>
+    </w:p>
+    <w:p>
+      <w:pPr>
+        <w:spacing w:after="0" w:line="240" w:lineRule="auto"/>
+        <w:ind w:right="-547"/>
+        <w:rPr>
+          <w:rFonts w:ascii="Arial" w:hAnsi="Arial" w:cs="Arial"/>
+        </w:rPr>
+      </w:pPr>
+      <w:r>
+        <w:rPr>
+          <w:rFonts w:ascii="Arial" w:hAnsi="Arial" w:cs="Arial"/>
+        </w:rPr>
         <w:t xml:space="preserve">{%p </w:t>
       </w:r>
-      <w:proofErr w:type="gramStart"/>
-      <w:r>
-        <w:rPr>
-          <w:rFonts w:ascii="Arial" w:hAnsi="Arial" w:cs="Arial"/>
-        </w:rPr>
-        <w:t>endif %}</w:t>
-      </w:r>
-      <w:proofErr w:type="gramEnd"/>
-    </w:p>
-    <w:p>
-      <w:pPr>
-        <w:spacing w:after="0" w:line="240" w:lineRule="auto"/>
-        <w:ind w:right="-547"/>
-        <w:rPr>
-          <w:rFonts w:ascii="Arial" w:hAnsi="Arial" w:cs="Arial"/>
-        </w:rPr>
-      </w:pPr>
-      <w:r>
-        <w:rPr>
-          <w:rFonts w:ascii="Arial" w:hAnsi="Arial" w:cs="Arial"/>
-        </w:rPr>
-        <w:t xml:space="preserve">{%p </w:t>
-      </w:r>
-      <w:r>
-        <w:rPr>
-          <w:rFonts w:ascii="Arial" w:hAnsi="Arial" w:cs="Arial"/>
-        </w:rPr>
-        <w:t>if (</w:t>
-      </w:r>
-      <w:proofErr w:type="spellStart"/>
-      <w:r>
-        <w:rPr>
-          <w:rFonts w:ascii="Arial" w:hAnsi="Arial" w:cs="Arial"/>
-        </w:rPr>
-        <w:t>tool_ID</w:t>
-      </w:r>
-      <w:proofErr w:type="spellEnd"/>
-      <w:r>
-        <w:rPr>
-          <w:rFonts w:ascii="Arial" w:hAnsi="Arial" w:cs="Arial"/>
-        </w:rPr>
-        <w:t xml:space="preserve"> == “</w:t>
-      </w:r>
-      <w:proofErr w:type="spellStart"/>
-      <w:r>
-        <w:rPr>
-          <w:rFonts w:ascii="Arial" w:hAnsi="Arial" w:cs="Arial"/>
-        </w:rPr>
-        <w:t>divorce_complaint</w:t>
-      </w:r>
-      <w:proofErr w:type="spellEnd"/>
-      <w:r>
-        <w:rPr>
-          <w:rFonts w:ascii="Arial" w:hAnsi="Arial" w:cs="Arial"/>
-        </w:rPr>
-        <w:t>” or (</w:t>
-      </w:r>
-      <w:proofErr w:type="spellStart"/>
-      <w:r>
-        <w:rPr>
-          <w:rFonts w:ascii="Arial" w:hAnsi="Arial" w:cs="Arial"/>
-        </w:rPr>
-        <w:t>tool_ID</w:t>
-      </w:r>
-      <w:proofErr w:type="spellEnd"/>
-      <w:r>
-        <w:rPr>
-          <w:rFonts w:ascii="Arial" w:hAnsi="Arial" w:cs="Arial"/>
-        </w:rPr>
-        <w:t xml:space="preserve"> == “</w:t>
-      </w:r>
-      <w:proofErr w:type="spellStart"/>
-      <w:r>
-        <w:rPr>
-          <w:rFonts w:ascii="Arial" w:hAnsi="Arial" w:cs="Arial"/>
-        </w:rPr>
-        <w:t>divorce_answer</w:t>
-      </w:r>
-      <w:proofErr w:type="spellEnd"/>
-      <w:r>
-        <w:rPr>
-          <w:rFonts w:ascii="Arial" w:hAnsi="Arial" w:cs="Arial"/>
-        </w:rPr>
-        <w:t xml:space="preserve">” and </w:t>
-      </w:r>
-      <w:proofErr w:type="spellStart"/>
-      <w:r>
-        <w:rPr>
-          <w:rFonts w:ascii="Arial" w:hAnsi="Arial" w:cs="Arial"/>
-        </w:rPr>
-        <w:t>create_counterclaim</w:t>
-      </w:r>
-      <w:proofErr w:type="spellEnd"/>
-      <w:r>
-        <w:rPr>
-          <w:rFonts w:ascii="Arial" w:hAnsi="Arial" w:cs="Arial"/>
-        </w:rPr>
-        <w:t>))</w:t>
+      <w:r>
+        <w:rPr>
+          <w:rFonts w:ascii="Arial" w:hAnsi="Arial" w:cs="Arial"/>
+        </w:rPr>
+        <w:t>if (tool_ID == “divorce_complaint” or (tool_ID == “divorce_answer” and create_counterclaim))</w:t>
       </w:r>
       <w:r>
         <w:rPr>
@@ -2418,14 +1661,12 @@
         </w:rPr>
         <w:t xml:space="preserve">and </w:t>
       </w:r>
-      <w:proofErr w:type="spellStart"/>
       <w:r>
         <w:rPr>
           <w:rFonts w:ascii="Arial" w:hAnsi="Arial" w:cs="Arial"/>
         </w:rPr>
         <w:t>user_wants_temporary_spousal_support</w:t>
       </w:r>
-      <w:proofErr w:type="spellEnd"/>
       <w:r>
         <w:rPr>
           <w:rFonts w:ascii="Arial" w:hAnsi="Arial" w:cs="Arial"/>
@@ -2481,21 +1722,7 @@
         <w:rPr>
           <w:rFonts w:ascii="Arial" w:hAnsi="Arial" w:cs="Arial"/>
         </w:rPr>
-        <w:t xml:space="preserve">need spousal support for the </w:t>
-      </w:r>
-      <w:proofErr w:type="gramStart"/>
-      <w:r>
-        <w:rPr>
-          <w:rFonts w:ascii="Arial" w:hAnsi="Arial" w:cs="Arial"/>
-        </w:rPr>
-        <w:t>period of time</w:t>
-      </w:r>
-      <w:proofErr w:type="gramEnd"/>
-      <w:r>
-        <w:rPr>
-          <w:rFonts w:ascii="Arial" w:hAnsi="Arial" w:cs="Arial"/>
-        </w:rPr>
-        <w:t xml:space="preserve"> </w:t>
+        <w:t xml:space="preserve">need spousal support for the period of time </w:t>
       </w:r>
       <w:r>
         <w:rPr>
@@ -2789,21 +2016,7 @@
         <w:rPr>
           <w:rFonts w:ascii="Arial" w:hAnsi="Arial" w:cs="Arial"/>
         </w:rPr>
-        <w:t xml:space="preserve"> form. In your </w:t>
-      </w:r>
-      <w:proofErr w:type="gramStart"/>
-      <w:r>
-        <w:rPr>
-          <w:rFonts w:ascii="Arial" w:hAnsi="Arial" w:cs="Arial"/>
-        </w:rPr>
-        <w:t>motion</w:t>
-      </w:r>
-      <w:proofErr w:type="gramEnd"/>
-      <w:r>
-        <w:rPr>
-          <w:rFonts w:ascii="Arial" w:hAnsi="Arial" w:cs="Arial"/>
-        </w:rPr>
-        <w:t xml:space="preserve">, you will need to include facts showing that you need spousal support, and that the other party is able to pay. To learn more, read </w:t>
+        <w:t xml:space="preserve"> form. In your motion, you will need to include facts showing that you need spousal support, and that the other party is able to pay. To learn more, read </w:t>
       </w:r>
       <w:hyperlink r:id="rId17" w:history="1">
         <w:r>
@@ -2934,21 +2147,7 @@
         <w:rPr>
           <w:rFonts w:ascii="Arial" w:hAnsi="Arial" w:cs="Arial"/>
         </w:rPr>
-        <w:t xml:space="preserve">after the judge </w:t>
-      </w:r>
-      <w:proofErr w:type="gramStart"/>
-      <w:r>
-        <w:rPr>
-          <w:rFonts w:ascii="Arial" w:hAnsi="Arial" w:cs="Arial"/>
-        </w:rPr>
-        <w:t>makes a decision</w:t>
-      </w:r>
-      <w:proofErr w:type="gramEnd"/>
-      <w:r>
-        <w:rPr>
-          <w:rFonts w:ascii="Arial" w:hAnsi="Arial" w:cs="Arial"/>
-        </w:rPr>
-        <w:t xml:space="preserve"> on your motion. If the judge grants your request, you will also need the </w:t>
+        <w:t xml:space="preserve">after the judge makes a decision on your motion. If the judge grants your request, you will also need the </w:t>
       </w:r>
       <w:hyperlink r:id="rId20" w:history="1">
         <w:r>
@@ -2996,31 +2195,23 @@
         <w:rPr>
           <w:rFonts w:ascii="Arial" w:hAnsi="Arial" w:cs="Arial"/>
         </w:rPr>
+        <w:t>{%p endif %}</w:t>
+      </w:r>
+    </w:p>
+    <w:p>
+      <w:pPr>
+        <w:spacing w:after="0" w:line="240" w:lineRule="auto"/>
+        <w:ind w:right="-547"/>
+        <w:rPr>
+          <w:rFonts w:ascii="Arial" w:hAnsi="Arial" w:cs="Arial"/>
+        </w:rPr>
+      </w:pPr>
+      <w:r>
+        <w:rPr>
+          <w:rFonts w:ascii="Arial" w:hAnsi="Arial" w:cs="Arial"/>
+        </w:rPr>
         <w:t xml:space="preserve">{%p </w:t>
       </w:r>
-      <w:proofErr w:type="gramStart"/>
-      <w:r>
-        <w:rPr>
-          <w:rFonts w:ascii="Arial" w:hAnsi="Arial" w:cs="Arial"/>
-        </w:rPr>
-        <w:t>endif %}</w:t>
-      </w:r>
-      <w:proofErr w:type="gramEnd"/>
-    </w:p>
-    <w:p>
-      <w:pPr>
-        <w:spacing w:after="0" w:line="240" w:lineRule="auto"/>
-        <w:ind w:right="-547"/>
-        <w:rPr>
-          <w:rFonts w:ascii="Arial" w:hAnsi="Arial" w:cs="Arial"/>
-        </w:rPr>
-      </w:pPr>
-      <w:r>
-        <w:rPr>
-          <w:rFonts w:ascii="Arial" w:hAnsi="Arial" w:cs="Arial"/>
-        </w:rPr>
-        <w:t xml:space="preserve">{%p </w:t>
-      </w:r>
       <w:r>
         <w:rPr>
           <w:rFonts w:ascii="Arial" w:hAnsi="Arial" w:cs="Arial"/>
@@ -3033,53 +2224,17 @@
         </w:rPr>
         <w:t>((</w:t>
       </w:r>
-      <w:proofErr w:type="spellStart"/>
-      <w:r>
-        <w:rPr>
-          <w:rFonts w:ascii="Arial" w:hAnsi="Arial" w:cs="Arial"/>
-        </w:rPr>
-        <w:t>tool_ID</w:t>
-      </w:r>
-      <w:proofErr w:type="spellEnd"/>
-      <w:r>
-        <w:rPr>
-          <w:rFonts w:ascii="Arial" w:hAnsi="Arial" w:cs="Arial"/>
-        </w:rPr>
-        <w:t xml:space="preserve"> in [“</w:t>
-      </w:r>
-      <w:proofErr w:type="spellStart"/>
-      <w:r>
-        <w:rPr>
-          <w:rFonts w:ascii="Arial" w:hAnsi="Arial" w:cs="Arial"/>
-        </w:rPr>
-        <w:t>divorce_complaint</w:t>
-      </w:r>
-      <w:proofErr w:type="spellEnd"/>
-      <w:r>
-        <w:rPr>
-          <w:rFonts w:ascii="Arial" w:hAnsi="Arial" w:cs="Arial"/>
-        </w:rPr>
-        <w:t>”,</w:t>
-      </w:r>
-      <w:r>
-        <w:rPr>
-          <w:rFonts w:ascii="Arial" w:hAnsi="Arial" w:cs="Arial"/>
-        </w:rPr>
-        <w:t xml:space="preserve"> “</w:t>
-      </w:r>
-      <w:proofErr w:type="spellStart"/>
-      <w:r>
-        <w:rPr>
-          <w:rFonts w:ascii="Arial" w:hAnsi="Arial" w:cs="Arial"/>
-        </w:rPr>
-        <w:t>JOD_only</w:t>
-      </w:r>
-      <w:proofErr w:type="spellEnd"/>
-      <w:r>
-        <w:rPr>
-          <w:rFonts w:ascii="Arial" w:hAnsi="Arial" w:cs="Arial"/>
-        </w:rPr>
-        <w:t>”</w:t>
+      <w:r>
+        <w:rPr>
+          <w:rFonts w:ascii="Arial" w:hAnsi="Arial" w:cs="Arial"/>
+        </w:rPr>
+        <w:t>tool_ID in [“divorce_complaint”,</w:t>
+      </w:r>
+      <w:r>
+        <w:rPr>
+          <w:rFonts w:ascii="Arial" w:hAnsi="Arial" w:cs="Arial"/>
+        </w:rPr>
+        <w:t xml:space="preserve"> “JOD_only”</w:t>
       </w:r>
       <w:r>
         <w:rPr>
@@ -3099,75 +2254,23 @@
         </w:rPr>
         <w:t xml:space="preserve">and </w:t>
       </w:r>
-      <w:proofErr w:type="spellStart"/>
       <w:r>
         <w:rPr>
           <w:rFonts w:ascii="Arial" w:hAnsi="Arial" w:cs="Arial"/>
         </w:rPr>
         <w:t>there_are_marital_children</w:t>
       </w:r>
-      <w:proofErr w:type="spellEnd"/>
-      <w:r>
-        <w:rPr>
-          <w:rFonts w:ascii="Arial" w:hAnsi="Arial" w:cs="Arial"/>
-        </w:rPr>
-        <w:t>) or (</w:t>
-      </w:r>
-      <w:proofErr w:type="spellStart"/>
-      <w:r>
-        <w:rPr>
-          <w:rFonts w:ascii="Arial" w:hAnsi="Arial" w:cs="Arial"/>
-        </w:rPr>
-        <w:t>tool_ID</w:t>
-      </w:r>
-      <w:proofErr w:type="spellEnd"/>
-      <w:r>
-        <w:rPr>
-          <w:rFonts w:ascii="Arial" w:hAnsi="Arial" w:cs="Arial"/>
-        </w:rPr>
-        <w:t xml:space="preserve"> == “</w:t>
-      </w:r>
-      <w:proofErr w:type="spellStart"/>
-      <w:r>
-        <w:rPr>
-          <w:rFonts w:ascii="Arial" w:hAnsi="Arial" w:cs="Arial"/>
-        </w:rPr>
-        <w:t>divorce_answer</w:t>
-      </w:r>
-      <w:proofErr w:type="spellEnd"/>
-      <w:r>
-        <w:rPr>
-          <w:rFonts w:ascii="Arial" w:hAnsi="Arial" w:cs="Arial"/>
-        </w:rPr>
-        <w:t xml:space="preserve">” and </w:t>
-      </w:r>
-      <w:proofErr w:type="spellStart"/>
-      <w:r>
-        <w:rPr>
-          <w:rFonts w:ascii="Arial" w:hAnsi="Arial" w:cs="Arial"/>
-        </w:rPr>
-        <w:t>there_are_marital_children</w:t>
-      </w:r>
-      <w:proofErr w:type="spellEnd"/>
-      <w:r>
-        <w:rPr>
-          <w:rFonts w:ascii="Arial" w:hAnsi="Arial" w:cs="Arial"/>
-        </w:rPr>
-        <w:t xml:space="preserve"> and </w:t>
-      </w:r>
-      <w:proofErr w:type="spellStart"/>
-      <w:r>
-        <w:rPr>
-          <w:rFonts w:ascii="Arial" w:hAnsi="Arial" w:cs="Arial"/>
-        </w:rPr>
-        <w:t>create_counterclaim</w:t>
-      </w:r>
-      <w:proofErr w:type="spellEnd"/>
-      <w:r>
-        <w:rPr>
-          <w:rFonts w:ascii="Arial" w:hAnsi="Arial" w:cs="Arial"/>
-        </w:rPr>
-        <w:t>))</w:t>
+      <w:r>
+        <w:rPr>
+          <w:rFonts w:ascii="Arial" w:hAnsi="Arial" w:cs="Arial"/>
+        </w:rPr>
+        <w:t xml:space="preserve">) or (tool_ID == “divorce_answer” </w:t>
+      </w:r>
+      <w:r>
+        <w:rPr>
+          <w:rFonts w:ascii="Arial" w:hAnsi="Arial" w:cs="Arial"/>
+        </w:rPr>
+        <w:t>and create_counterclaim</w:t>
       </w:r>
       <w:r>
         <w:rPr>
@@ -3179,6 +2282,18 @@
         <w:rPr>
           <w:rFonts w:ascii="Arial" w:hAnsi="Arial" w:cs="Arial"/>
         </w:rPr>
+        <w:t>and there_are_marital_children))</w:t>
+      </w:r>
+      <w:r>
+        <w:rPr>
+          <w:rFonts w:ascii="Arial" w:hAnsi="Arial" w:cs="Arial"/>
+        </w:rPr>
+        <w:t xml:space="preserve"> </w:t>
+      </w:r>
+      <w:r>
+        <w:rPr>
+          <w:rFonts w:ascii="Arial" w:hAnsi="Arial" w:cs="Arial"/>
+        </w:rPr>
         <w:t xml:space="preserve">and </w:t>
       </w:r>
       <w:r>
@@ -3187,19 +2302,11 @@
         </w:rPr>
         <w:t>(</w:t>
       </w:r>
-      <w:proofErr w:type="spellStart"/>
-      <w:r>
-        <w:rPr>
-          <w:rFonts w:ascii="Arial" w:hAnsi="Arial" w:cs="Arial"/>
-        </w:rPr>
-        <w:t>parentage_affidavit_revoke</w:t>
-      </w:r>
-      <w:proofErr w:type="spellEnd"/>
-      <w:r>
-        <w:rPr>
-          <w:rFonts w:ascii="Arial" w:hAnsi="Arial" w:cs="Arial"/>
-        </w:rPr>
-        <w:t xml:space="preserve"> </w:t>
+      <w:r>
+        <w:rPr>
+          <w:rFonts w:ascii="Arial" w:hAnsi="Arial" w:cs="Arial"/>
+        </w:rPr>
+        <w:t xml:space="preserve">parentage_affidavit_revoke </w:t>
       </w:r>
       <w:r>
         <w:rPr>
@@ -3207,19 +2314,11 @@
         </w:rPr>
         <w:t xml:space="preserve">or </w:t>
       </w:r>
-      <w:proofErr w:type="spellStart"/>
-      <w:r>
-        <w:rPr>
-          <w:rFonts w:ascii="Arial" w:hAnsi="Arial" w:cs="Arial"/>
-        </w:rPr>
-        <w:t>parentage_order_revoke</w:t>
-      </w:r>
-      <w:proofErr w:type="spellEnd"/>
-      <w:r>
-        <w:rPr>
-          <w:rFonts w:ascii="Arial" w:hAnsi="Arial" w:cs="Arial"/>
-        </w:rPr>
-        <w:t xml:space="preserve"> </w:t>
+      <w:r>
+        <w:rPr>
+          <w:rFonts w:ascii="Arial" w:hAnsi="Arial" w:cs="Arial"/>
+        </w:rPr>
+        <w:t xml:space="preserve">parentage_order_revoke </w:t>
       </w:r>
       <w:r>
         <w:rPr>
@@ -3227,14 +2326,12 @@
         </w:rPr>
         <w:t xml:space="preserve">or </w:t>
       </w:r>
-      <w:proofErr w:type="spellStart"/>
       <w:r>
         <w:rPr>
           <w:rFonts w:ascii="Arial" w:hAnsi="Arial" w:cs="Arial"/>
         </w:rPr>
         <w:t>parentage_marital_revoke</w:t>
       </w:r>
-      <w:proofErr w:type="spellEnd"/>
       <w:r>
         <w:rPr>
           <w:rFonts w:ascii="Arial" w:hAnsi="Arial" w:cs="Arial"/>
@@ -3388,28 +2485,18 @@
         </w:rPr>
         <w:t xml:space="preserve">if </w:t>
       </w:r>
-      <w:proofErr w:type="spellStart"/>
-      <w:r>
-        <w:rPr>
-          <w:rFonts w:ascii="Arial" w:hAnsi="Arial" w:cs="Arial"/>
-        </w:rPr>
-        <w:t>parentage_affidavit_</w:t>
-      </w:r>
-      <w:proofErr w:type="gramStart"/>
-      <w:r>
-        <w:rPr>
-          <w:rFonts w:ascii="Arial" w:hAnsi="Arial" w:cs="Arial"/>
-        </w:rPr>
-        <w:t>revoke</w:t>
-      </w:r>
-      <w:proofErr w:type="spellEnd"/>
+      <w:r>
+        <w:rPr>
+          <w:rFonts w:ascii="Arial" w:hAnsi="Arial" w:cs="Arial"/>
+        </w:rPr>
+        <w:t>parentage_affidavit_revoke</w:t>
+      </w:r>
       <w:r>
         <w:rPr>
           <w:rFonts w:ascii="Arial" w:hAnsi="Arial" w:cs="Arial"/>
         </w:rPr>
         <w:t xml:space="preserve"> %}</w:t>
       </w:r>
-      <w:proofErr w:type="gramEnd"/>
     </w:p>
     <w:p>
       <w:pPr>
@@ -3458,95 +2545,25 @@
         <w:rPr>
           <w:rFonts w:ascii="Arial" w:hAnsi="Arial" w:cs="Arial"/>
         </w:rPr>
-        <w:t xml:space="preserve"> </w:t>
-      </w:r>
-      <w:proofErr w:type="gramStart"/>
-      <w:r>
-        <w:rPr>
-          <w:rFonts w:ascii="Arial" w:hAnsi="Arial" w:cs="Arial"/>
-        </w:rPr>
-        <w:t>form</w:t>
-      </w:r>
-      <w:r>
-        <w:rPr>
-          <w:rFonts w:ascii="Arial" w:hAnsi="Arial" w:cs="Arial"/>
-        </w:rPr>
-        <w:t>{</w:t>
-      </w:r>
-      <w:proofErr w:type="gramEnd"/>
-      <w:r>
-        <w:rPr>
-          <w:rFonts w:ascii="Arial" w:hAnsi="Arial" w:cs="Arial"/>
-        </w:rPr>
-        <w:t xml:space="preserve">% if </w:t>
-      </w:r>
-      <w:proofErr w:type="spellStart"/>
-      <w:r>
-        <w:rPr>
-          <w:rFonts w:ascii="Arial" w:hAnsi="Arial" w:cs="Arial"/>
-        </w:rPr>
-        <w:t>tool_ID</w:t>
-      </w:r>
-      <w:proofErr w:type="spellEnd"/>
-      <w:r>
-        <w:rPr>
-          <w:rFonts w:ascii="Arial" w:hAnsi="Arial" w:cs="Arial"/>
-        </w:rPr>
-        <w:t xml:space="preserve"> in [“</w:t>
-      </w:r>
-      <w:proofErr w:type="spellStart"/>
-      <w:r>
-        <w:rPr>
-          <w:rFonts w:ascii="Arial" w:hAnsi="Arial" w:cs="Arial"/>
-        </w:rPr>
-        <w:t>divorce_complaint</w:t>
-      </w:r>
-      <w:proofErr w:type="spellEnd"/>
-      <w:r>
-        <w:rPr>
-          <w:rFonts w:ascii="Arial" w:hAnsi="Arial" w:cs="Arial"/>
-        </w:rPr>
-        <w:t>”, “</w:t>
-      </w:r>
-      <w:proofErr w:type="spellStart"/>
-      <w:r>
-        <w:rPr>
-          <w:rFonts w:ascii="Arial" w:hAnsi="Arial" w:cs="Arial"/>
-        </w:rPr>
-        <w:t>JOD_only</w:t>
-      </w:r>
-      <w:proofErr w:type="spellEnd"/>
-      <w:r>
-        <w:rPr>
-          <w:rFonts w:ascii="Arial" w:hAnsi="Arial" w:cs="Arial"/>
-        </w:rPr>
-        <w:t>”] %}</w:t>
-      </w:r>
-      <w:r>
-        <w:rPr>
-          <w:rFonts w:ascii="Arial" w:hAnsi="Arial" w:cs="Arial"/>
-        </w:rPr>
-        <w:t xml:space="preserve"> along with the forms you file to start your divorce </w:t>
-      </w:r>
-      <w:proofErr w:type="gramStart"/>
-      <w:r>
-        <w:rPr>
-          <w:rFonts w:ascii="Arial" w:hAnsi="Arial" w:cs="Arial"/>
-        </w:rPr>
-        <w:t>case</w:t>
-      </w:r>
-      <w:r>
-        <w:rPr>
-          <w:rFonts w:ascii="Arial" w:hAnsi="Arial" w:cs="Arial"/>
-        </w:rPr>
-        <w:t>{</w:t>
-      </w:r>
-      <w:proofErr w:type="gramEnd"/>
-      <w:r>
-        <w:rPr>
-          <w:rFonts w:ascii="Arial" w:hAnsi="Arial" w:cs="Arial"/>
-        </w:rPr>
-        <w:t>% endif %}</w:t>
+        <w:t xml:space="preserve"> form</w:t>
+      </w:r>
+      <w:r>
+        <w:rPr>
+          <w:rFonts w:ascii="Arial" w:hAnsi="Arial" w:cs="Arial"/>
+        </w:rPr>
+        <w:t>{% if tool_ID in [“divorce_complaint”, “JOD_only”] %}</w:t>
+      </w:r>
+      <w:r>
+        <w:rPr>
+          <w:rFonts w:ascii="Arial" w:hAnsi="Arial" w:cs="Arial"/>
+        </w:rPr>
+        <w:t xml:space="preserve"> along with the forms you file to start your divorce case</w:t>
+      </w:r>
+      <w:r>
+        <w:rPr>
+          <w:rFonts w:ascii="Arial" w:hAnsi="Arial" w:cs="Arial"/>
+        </w:rPr>
+        <w:t>{% endif %}</w:t>
       </w:r>
       <w:r>
         <w:rPr>
@@ -3576,14 +2593,7 @@
         <w:rPr>
           <w:rFonts w:ascii="Arial" w:hAnsi="Arial" w:cs="Arial"/>
         </w:rPr>
-        <w:t xml:space="preserve">{%p </w:t>
-      </w:r>
-      <w:proofErr w:type="gramStart"/>
-      <w:r>
-        <w:rPr>
-          <w:rFonts w:ascii="Arial" w:hAnsi="Arial" w:cs="Arial"/>
-        </w:rPr>
-        <w:t>endif %</w:t>
+        <w:t>{%p endif %</w:t>
       </w:r>
       <w:r>
         <w:rPr>
@@ -3591,7 +2601,6 @@
         </w:rPr>
         <w:t>}</w:t>
       </w:r>
-      <w:proofErr w:type="gramEnd"/>
     </w:p>
     <w:p>
       <w:pPr>
@@ -3607,28 +2616,18 @@
         </w:rPr>
         <w:t xml:space="preserve">{%p if </w:t>
       </w:r>
-      <w:proofErr w:type="spellStart"/>
-      <w:r>
-        <w:rPr>
-          <w:rFonts w:ascii="Arial" w:hAnsi="Arial" w:cs="Arial"/>
-        </w:rPr>
-        <w:t>parentage_order_</w:t>
-      </w:r>
-      <w:proofErr w:type="gramStart"/>
-      <w:r>
-        <w:rPr>
-          <w:rFonts w:ascii="Arial" w:hAnsi="Arial" w:cs="Arial"/>
-        </w:rPr>
-        <w:t>revoke</w:t>
-      </w:r>
-      <w:proofErr w:type="spellEnd"/>
+      <w:r>
+        <w:rPr>
+          <w:rFonts w:ascii="Arial" w:hAnsi="Arial" w:cs="Arial"/>
+        </w:rPr>
+        <w:t>parentage_order_revoke</w:t>
+      </w:r>
       <w:r>
         <w:rPr>
           <w:rFonts w:ascii="Arial" w:hAnsi="Arial" w:cs="Arial"/>
         </w:rPr>
         <w:t xml:space="preserve"> %}</w:t>
       </w:r>
-      <w:proofErr w:type="gramEnd"/>
     </w:p>
     <w:p>
       <w:pPr>
@@ -3701,16 +2700,8 @@
         <w:rPr>
           <w:rFonts w:ascii="Arial" w:hAnsi="Arial" w:cs="Arial"/>
         </w:rPr>
-        <w:t xml:space="preserve">{%p </w:t>
-      </w:r>
-      <w:proofErr w:type="gramStart"/>
-      <w:r>
-        <w:rPr>
-          <w:rFonts w:ascii="Arial" w:hAnsi="Arial" w:cs="Arial"/>
-        </w:rPr>
-        <w:t>endif %}</w:t>
-      </w:r>
-      <w:proofErr w:type="gramEnd"/>
+        <w:t>{%p endif %}</w:t>
+      </w:r>
     </w:p>
     <w:p>
       <w:pPr>
@@ -3726,28 +2717,18 @@
         </w:rPr>
         <w:t xml:space="preserve">{%p if </w:t>
       </w:r>
-      <w:proofErr w:type="spellStart"/>
-      <w:r>
-        <w:rPr>
-          <w:rFonts w:ascii="Arial" w:hAnsi="Arial" w:cs="Arial"/>
-        </w:rPr>
-        <w:t>parentage_marital_</w:t>
-      </w:r>
-      <w:proofErr w:type="gramStart"/>
-      <w:r>
-        <w:rPr>
-          <w:rFonts w:ascii="Arial" w:hAnsi="Arial" w:cs="Arial"/>
-        </w:rPr>
-        <w:t>revoke</w:t>
-      </w:r>
-      <w:proofErr w:type="spellEnd"/>
+      <w:r>
+        <w:rPr>
+          <w:rFonts w:ascii="Arial" w:hAnsi="Arial" w:cs="Arial"/>
+        </w:rPr>
+        <w:t>parentage_marital_revoke</w:t>
+      </w:r>
       <w:r>
         <w:rPr>
           <w:rFonts w:ascii="Arial" w:hAnsi="Arial" w:cs="Arial"/>
         </w:rPr>
         <w:t xml:space="preserve"> %}</w:t>
       </w:r>
-      <w:proofErr w:type="gramEnd"/>
     </w:p>
     <w:p>
       <w:pPr>
@@ -3833,72 +2814,22 @@
         <w:rPr>
           <w:rFonts w:ascii="Arial" w:hAnsi="Arial" w:cs="Arial"/>
         </w:rPr>
-        <w:t xml:space="preserve">{%p </w:t>
-      </w:r>
-      <w:proofErr w:type="gramStart"/>
-      <w:r>
-        <w:rPr>
-          <w:rFonts w:ascii="Arial" w:hAnsi="Arial" w:cs="Arial"/>
-        </w:rPr>
-        <w:t>endif %}</w:t>
-      </w:r>
-      <w:proofErr w:type="gramEnd"/>
-    </w:p>
-    <w:p>
-      <w:pPr>
-        <w:spacing w:after="0" w:line="240" w:lineRule="auto"/>
-        <w:ind w:right="-547"/>
-        <w:rPr>
-          <w:rFonts w:ascii="Arial" w:hAnsi="Arial" w:cs="Arial"/>
-        </w:rPr>
-      </w:pPr>
-      <w:r>
-        <w:rPr>
-          <w:rFonts w:ascii="Arial" w:hAnsi="Arial" w:cs="Arial"/>
-        </w:rPr>
-        <w:t xml:space="preserve">{%p if </w:t>
-      </w:r>
-      <w:proofErr w:type="spellStart"/>
-      <w:r>
-        <w:rPr>
-          <w:rFonts w:ascii="Arial" w:hAnsi="Arial" w:cs="Arial"/>
-        </w:rPr>
-        <w:t>tool_ID</w:t>
-      </w:r>
-      <w:proofErr w:type="spellEnd"/>
-      <w:r>
-        <w:rPr>
-          <w:rFonts w:ascii="Arial" w:hAnsi="Arial" w:cs="Arial"/>
-        </w:rPr>
-        <w:t xml:space="preserve"> in [“</w:t>
-      </w:r>
-      <w:proofErr w:type="spellStart"/>
-      <w:r>
-        <w:rPr>
-          <w:rFonts w:ascii="Arial" w:hAnsi="Arial" w:cs="Arial"/>
-        </w:rPr>
-        <w:t>divorce_complaint</w:t>
-      </w:r>
-      <w:proofErr w:type="spellEnd"/>
-      <w:r>
-        <w:rPr>
-          <w:rFonts w:ascii="Arial" w:hAnsi="Arial" w:cs="Arial"/>
-        </w:rPr>
-        <w:t>”, “</w:t>
-      </w:r>
-      <w:proofErr w:type="spellStart"/>
-      <w:r>
-        <w:rPr>
-          <w:rFonts w:ascii="Arial" w:hAnsi="Arial" w:cs="Arial"/>
-        </w:rPr>
-        <w:t>JOD_only</w:t>
-      </w:r>
-      <w:proofErr w:type="spellEnd"/>
-      <w:r>
-        <w:rPr>
-          <w:rFonts w:ascii="Arial" w:hAnsi="Arial" w:cs="Arial"/>
-        </w:rPr>
-        <w:t>”] %}</w:t>
+        <w:t>{%p endif %}</w:t>
+      </w:r>
+    </w:p>
+    <w:p>
+      <w:pPr>
+        <w:spacing w:after="0" w:line="240" w:lineRule="auto"/>
+        <w:ind w:right="-547"/>
+        <w:rPr>
+          <w:rFonts w:ascii="Arial" w:hAnsi="Arial" w:cs="Arial"/>
+        </w:rPr>
+      </w:pPr>
+      <w:r>
+        <w:rPr>
+          <w:rFonts w:ascii="Arial" w:hAnsi="Arial" w:cs="Arial"/>
+        </w:rPr>
+        <w:t>{%p if tool_ID in [“divorce_complaint”, “JOD_only”] %}</w:t>
       </w:r>
     </w:p>
     <w:p>
@@ -4230,16 +3161,8 @@
         <w:rPr>
           <w:rFonts w:ascii="Arial" w:hAnsi="Arial" w:cs="Arial"/>
         </w:rPr>
-        <w:t xml:space="preserve"> </w:t>
-      </w:r>
-      <w:proofErr w:type="gramStart"/>
-      <w:r>
-        <w:rPr>
-          <w:rFonts w:ascii="Arial" w:hAnsi="Arial" w:cs="Arial"/>
-        </w:rPr>
-        <w:t>endif %}</w:t>
-      </w:r>
-      <w:proofErr w:type="gramEnd"/>
+        <w:t xml:space="preserve"> endif %}</w:t>
+      </w:r>
     </w:p>
     <w:p>
       <w:pPr>
@@ -4267,84 +3190,88 @@
         <w:rPr>
           <w:rFonts w:ascii="Arial" w:hAnsi="Arial" w:cs="Arial"/>
         </w:rPr>
+        <w:t xml:space="preserve"> endif %}</w:t>
+      </w:r>
+    </w:p>
+    <w:p>
+      <w:pPr>
+        <w:spacing w:after="0" w:line="240" w:lineRule="auto"/>
+        <w:ind w:right="-547"/>
+        <w:rPr>
+          <w:rFonts w:ascii="Arial" w:hAnsi="Arial" w:cs="Arial"/>
+        </w:rPr>
+      </w:pPr>
+      <w:r>
+        <w:rPr>
+          <w:rFonts w:ascii="Arial" w:hAnsi="Arial" w:cs="Arial"/>
+        </w:rPr>
+        <w:t xml:space="preserve">{%p </w:t>
+      </w:r>
+      <w:r>
+        <w:rPr>
+          <w:rFonts w:ascii="Arial" w:hAnsi="Arial" w:cs="Arial"/>
+        </w:rPr>
+        <w:t xml:space="preserve">if </w:t>
+      </w:r>
+      <w:r>
+        <w:rPr>
+          <w:rFonts w:ascii="Arial" w:hAnsi="Arial" w:cs="Arial"/>
+        </w:rPr>
+        <w:t>((</w:t>
+      </w:r>
+      <w:r>
+        <w:rPr>
+          <w:rFonts w:ascii="Arial" w:hAnsi="Arial" w:cs="Arial"/>
+        </w:rPr>
+        <w:t>tool_ID in [“divorce_complaint”, “</w:t>
+      </w:r>
+      <w:r>
+        <w:rPr>
+          <w:rFonts w:ascii="Arial" w:hAnsi="Arial" w:cs="Arial"/>
+        </w:rPr>
+        <w:t>JOD_only</w:t>
+      </w:r>
+      <w:r>
+        <w:rPr>
+          <w:rFonts w:ascii="Arial" w:hAnsi="Arial" w:cs="Arial"/>
+        </w:rPr>
+        <w:t>”]</w:t>
+      </w:r>
+      <w:r>
+        <w:rPr>
+          <w:rFonts w:ascii="Arial" w:hAnsi="Arial" w:cs="Arial"/>
+        </w:rPr>
         <w:t xml:space="preserve"> </w:t>
       </w:r>
-      <w:proofErr w:type="gramStart"/>
-      <w:r>
-        <w:rPr>
-          <w:rFonts w:ascii="Arial" w:hAnsi="Arial" w:cs="Arial"/>
-        </w:rPr>
-        <w:t>endif %}</w:t>
-      </w:r>
-      <w:proofErr w:type="gramEnd"/>
-    </w:p>
-    <w:p>
-      <w:pPr>
-        <w:spacing w:after="0" w:line="240" w:lineRule="auto"/>
-        <w:ind w:right="-547"/>
-        <w:rPr>
-          <w:rFonts w:ascii="Arial" w:hAnsi="Arial" w:cs="Arial"/>
-        </w:rPr>
-      </w:pPr>
-      <w:r>
-        <w:rPr>
-          <w:rFonts w:ascii="Arial" w:hAnsi="Arial" w:cs="Arial"/>
-        </w:rPr>
-        <w:t xml:space="preserve">{%p </w:t>
-      </w:r>
-      <w:r>
-        <w:rPr>
-          <w:rFonts w:ascii="Arial" w:hAnsi="Arial" w:cs="Arial"/>
-        </w:rPr>
-        <w:t xml:space="preserve">if </w:t>
-      </w:r>
-      <w:r>
-        <w:rPr>
-          <w:rFonts w:ascii="Arial" w:hAnsi="Arial" w:cs="Arial"/>
-        </w:rPr>
-        <w:t>((</w:t>
-      </w:r>
-      <w:proofErr w:type="spellStart"/>
-      <w:r>
-        <w:rPr>
-          <w:rFonts w:ascii="Arial" w:hAnsi="Arial" w:cs="Arial"/>
-        </w:rPr>
-        <w:t>tool_ID</w:t>
-      </w:r>
-      <w:proofErr w:type="spellEnd"/>
-      <w:r>
-        <w:rPr>
-          <w:rFonts w:ascii="Arial" w:hAnsi="Arial" w:cs="Arial"/>
-        </w:rPr>
-        <w:t xml:space="preserve"> in [“</w:t>
-      </w:r>
-      <w:proofErr w:type="spellStart"/>
-      <w:r>
-        <w:rPr>
-          <w:rFonts w:ascii="Arial" w:hAnsi="Arial" w:cs="Arial"/>
-        </w:rPr>
-        <w:t>divorce_complaint</w:t>
-      </w:r>
-      <w:proofErr w:type="spellEnd"/>
-      <w:r>
-        <w:rPr>
-          <w:rFonts w:ascii="Arial" w:hAnsi="Arial" w:cs="Arial"/>
-        </w:rPr>
-        <w:t>”, “</w:t>
-      </w:r>
-      <w:proofErr w:type="spellStart"/>
-      <w:r>
-        <w:rPr>
-          <w:rFonts w:ascii="Arial" w:hAnsi="Arial" w:cs="Arial"/>
-        </w:rPr>
-        <w:t>JOD_only</w:t>
-      </w:r>
-      <w:proofErr w:type="spellEnd"/>
-      <w:r>
-        <w:rPr>
-          <w:rFonts w:ascii="Arial" w:hAnsi="Arial" w:cs="Arial"/>
-        </w:rPr>
-        <w:t>”]</w:t>
+      <w:r>
+        <w:rPr>
+          <w:rFonts w:ascii="Arial" w:hAnsi="Arial" w:cs="Arial"/>
+        </w:rPr>
+        <w:t xml:space="preserve">and </w:t>
+      </w:r>
+      <w:r>
+        <w:rPr>
+          <w:rFonts w:ascii="Arial" w:hAnsi="Arial" w:cs="Arial"/>
+        </w:rPr>
+        <w:t>there_are_marital_children</w:t>
+      </w:r>
+      <w:r>
+        <w:rPr>
+          <w:rFonts w:ascii="Arial" w:hAnsi="Arial" w:cs="Arial"/>
+        </w:rPr>
+        <w:t xml:space="preserve">) or </w:t>
+      </w:r>
+      <w:r>
+        <w:rPr>
+          <w:rFonts w:ascii="Arial" w:hAnsi="Arial" w:cs="Arial"/>
+        </w:rPr>
+        <w:t xml:space="preserve">(tool_ID == “divorce_answer” </w:t>
+      </w:r>
+      <w:r>
+        <w:rPr>
+          <w:rFonts w:ascii="Arial" w:hAnsi="Arial" w:cs="Arial"/>
+        </w:rPr>
+        <w:t>and create_counterclaim</w:t>
       </w:r>
       <w:r>
         <w:rPr>
@@ -4356,104 +3283,26 @@
         <w:rPr>
           <w:rFonts w:ascii="Arial" w:hAnsi="Arial" w:cs="Arial"/>
         </w:rPr>
-        <w:t xml:space="preserve">and </w:t>
-      </w:r>
-      <w:proofErr w:type="spellStart"/>
-      <w:r>
-        <w:rPr>
-          <w:rFonts w:ascii="Arial" w:hAnsi="Arial" w:cs="Arial"/>
-        </w:rPr>
-        <w:t>there_are_marital_children</w:t>
-      </w:r>
-      <w:proofErr w:type="spellEnd"/>
-      <w:r>
-        <w:rPr>
-          <w:rFonts w:ascii="Arial" w:hAnsi="Arial" w:cs="Arial"/>
-        </w:rPr>
-        <w:t xml:space="preserve">) or </w:t>
-      </w:r>
-      <w:r>
-        <w:rPr>
-          <w:rFonts w:ascii="Arial" w:hAnsi="Arial" w:cs="Arial"/>
-        </w:rPr>
-        <w:t>(</w:t>
-      </w:r>
-      <w:proofErr w:type="spellStart"/>
-      <w:r>
-        <w:rPr>
-          <w:rFonts w:ascii="Arial" w:hAnsi="Arial" w:cs="Arial"/>
-        </w:rPr>
-        <w:t>tool_ID</w:t>
-      </w:r>
-      <w:proofErr w:type="spellEnd"/>
-      <w:r>
-        <w:rPr>
-          <w:rFonts w:ascii="Arial" w:hAnsi="Arial" w:cs="Arial"/>
-        </w:rPr>
-        <w:t xml:space="preserve"> == “</w:t>
-      </w:r>
-      <w:proofErr w:type="spellStart"/>
-      <w:r>
-        <w:rPr>
-          <w:rFonts w:ascii="Arial" w:hAnsi="Arial" w:cs="Arial"/>
-        </w:rPr>
-        <w:t>divorce_answer</w:t>
-      </w:r>
-      <w:proofErr w:type="spellEnd"/>
-      <w:r>
-        <w:rPr>
-          <w:rFonts w:ascii="Arial" w:hAnsi="Arial" w:cs="Arial"/>
-        </w:rPr>
-        <w:t xml:space="preserve">” and </w:t>
-      </w:r>
-      <w:proofErr w:type="spellStart"/>
-      <w:r>
-        <w:rPr>
-          <w:rFonts w:ascii="Arial" w:hAnsi="Arial" w:cs="Arial"/>
-        </w:rPr>
-        <w:t>there_are_marital_children</w:t>
-      </w:r>
-      <w:proofErr w:type="spellEnd"/>
+        <w:t>and there_are_marital_children))</w:t>
+      </w:r>
       <w:r>
         <w:rPr>
           <w:rFonts w:ascii="Arial" w:hAnsi="Arial" w:cs="Arial"/>
         </w:rPr>
         <w:t xml:space="preserve"> and </w:t>
       </w:r>
-      <w:proofErr w:type="spellStart"/>
-      <w:r>
-        <w:rPr>
-          <w:rFonts w:ascii="Arial" w:hAnsi="Arial" w:cs="Arial"/>
-        </w:rPr>
-        <w:t>create_counterclaim</w:t>
-      </w:r>
-      <w:proofErr w:type="spellEnd"/>
-      <w:r>
-        <w:rPr>
-          <w:rFonts w:ascii="Arial" w:hAnsi="Arial" w:cs="Arial"/>
-        </w:rPr>
-        <w:t>))</w:t>
-      </w:r>
-      <w:r>
-        <w:rPr>
-          <w:rFonts w:ascii="Arial" w:hAnsi="Arial" w:cs="Arial"/>
-        </w:rPr>
-        <w:t xml:space="preserve"> and </w:t>
-      </w:r>
       <w:r>
         <w:rPr>
           <w:rFonts w:ascii="Arial" w:hAnsi="Arial" w:cs="Arial"/>
         </w:rPr>
         <w:t xml:space="preserve">not </w:t>
       </w:r>
-      <w:proofErr w:type="spellStart"/>
       <w:r>
         <w:rPr>
           <w:rFonts w:ascii="Arial" w:hAnsi="Arial" w:cs="Arial"/>
         </w:rPr>
         <w:t>MI_has_jurisdiction_all_kids</w:t>
       </w:r>
-      <w:proofErr w:type="spellEnd"/>
       <w:r>
         <w:rPr>
           <w:rFonts w:ascii="Arial" w:hAnsi="Arial" w:cs="Arial"/>
@@ -4663,45 +3512,41 @@
         <w:rPr>
           <w:rFonts w:ascii="Arial" w:hAnsi="Arial" w:cs="Arial"/>
         </w:rPr>
+        <w:t>{%p endif %}</w:t>
+      </w:r>
+    </w:p>
+    <w:p>
+      <w:pPr>
+        <w:spacing w:after="0" w:line="240" w:lineRule="auto"/>
+        <w:ind w:right="-547"/>
+        <w:rPr>
+          <w:rFonts w:ascii="Arial" w:hAnsi="Arial" w:cs="Arial"/>
+        </w:rPr>
+      </w:pPr>
+      <w:r>
+        <w:rPr>
+          <w:rFonts w:ascii="Arial" w:hAnsi="Arial" w:cs="Arial"/>
+        </w:rPr>
         <w:t xml:space="preserve">{%p </w:t>
       </w:r>
-      <w:proofErr w:type="gramStart"/>
-      <w:r>
-        <w:rPr>
-          <w:rFonts w:ascii="Arial" w:hAnsi="Arial" w:cs="Arial"/>
-        </w:rPr>
-        <w:t>endif %}</w:t>
-      </w:r>
-      <w:proofErr w:type="gramEnd"/>
-    </w:p>
-    <w:p>
-      <w:pPr>
-        <w:spacing w:after="0" w:line="240" w:lineRule="auto"/>
-        <w:ind w:right="-547"/>
-        <w:rPr>
-          <w:rFonts w:ascii="Arial" w:hAnsi="Arial" w:cs="Arial"/>
-        </w:rPr>
-      </w:pPr>
-      <w:r>
-        <w:rPr>
-          <w:rFonts w:ascii="Arial" w:hAnsi="Arial" w:cs="Arial"/>
-        </w:rPr>
-        <w:t xml:space="preserve">{%p </w:t>
-      </w:r>
-      <w:r>
-        <w:rPr>
-          <w:rFonts w:ascii="Arial" w:hAnsi="Arial" w:cs="Arial"/>
-        </w:rPr>
-        <w:t xml:space="preserve">if </w:t>
-      </w:r>
-      <w:proofErr w:type="spellStart"/>
-      <w:r>
-        <w:rPr>
-          <w:rFonts w:ascii="Arial" w:hAnsi="Arial" w:cs="Arial"/>
-        </w:rPr>
-        <w:t>tool_ID</w:t>
-      </w:r>
-      <w:proofErr w:type="spellEnd"/>
+      <w:r>
+        <w:rPr>
+          <w:rFonts w:ascii="Arial" w:hAnsi="Arial" w:cs="Arial"/>
+        </w:rPr>
+        <w:t xml:space="preserve">if tool_ID </w:t>
+      </w:r>
+      <w:r>
+        <w:rPr>
+          <w:rFonts w:ascii="Arial" w:hAnsi="Arial" w:cs="Arial"/>
+        </w:rPr>
+        <w:t xml:space="preserve">== </w:t>
+      </w:r>
+      <w:r>
+        <w:rPr>
+          <w:rFonts w:ascii="Arial" w:hAnsi="Arial" w:cs="Arial"/>
+        </w:rPr>
+        <w:t>“divorce_complaint”</w:t>
+      </w:r>
       <w:r>
         <w:rPr>
           <w:rFonts w:ascii="Arial" w:hAnsi="Arial" w:cs="Arial"/>
@@ -4712,38 +3557,6 @@
         <w:rPr>
           <w:rFonts w:ascii="Arial" w:hAnsi="Arial" w:cs="Arial"/>
         </w:rPr>
-        <w:t xml:space="preserve">== </w:t>
-      </w:r>
-      <w:r>
-        <w:rPr>
-          <w:rFonts w:ascii="Arial" w:hAnsi="Arial" w:cs="Arial"/>
-        </w:rPr>
-        <w:t>“</w:t>
-      </w:r>
-      <w:proofErr w:type="spellStart"/>
-      <w:r>
-        <w:rPr>
-          <w:rFonts w:ascii="Arial" w:hAnsi="Arial" w:cs="Arial"/>
-        </w:rPr>
-        <w:t>divorce_complaint</w:t>
-      </w:r>
-      <w:proofErr w:type="spellEnd"/>
-      <w:r>
-        <w:rPr>
-          <w:rFonts w:ascii="Arial" w:hAnsi="Arial" w:cs="Arial"/>
-        </w:rPr>
-        <w:t>”</w:t>
-      </w:r>
-      <w:r>
-        <w:rPr>
-          <w:rFonts w:ascii="Arial" w:hAnsi="Arial" w:cs="Arial"/>
-        </w:rPr>
-        <w:t xml:space="preserve"> </w:t>
-      </w:r>
-      <w:r>
-        <w:rPr>
-          <w:rFonts w:ascii="Arial" w:hAnsi="Arial" w:cs="Arial"/>
-        </w:rPr>
         <w:t xml:space="preserve">and </w:t>
       </w:r>
       <w:r>
@@ -4752,56 +3565,24 @@
         </w:rPr>
         <w:t>(</w:t>
       </w:r>
-      <w:proofErr w:type="gramStart"/>
-      <w:r>
-        <w:rPr>
-          <w:rFonts w:ascii="Arial" w:hAnsi="Arial" w:cs="Arial"/>
-        </w:rPr>
-        <w:t>users[</w:t>
-      </w:r>
-      <w:proofErr w:type="gramEnd"/>
-      <w:r>
-        <w:rPr>
-          <w:rFonts w:ascii="Arial" w:hAnsi="Arial" w:cs="Arial"/>
-        </w:rPr>
-        <w:t>0</w:t>
-      </w:r>
-      <w:proofErr w:type="gramStart"/>
-      <w:r>
-        <w:rPr>
-          <w:rFonts w:ascii="Arial" w:hAnsi="Arial" w:cs="Arial"/>
-        </w:rPr>
-        <w:t>].pregnant</w:t>
-      </w:r>
-      <w:proofErr w:type="gramEnd"/>
-      <w:r>
-        <w:rPr>
-          <w:rFonts w:ascii="Arial" w:hAnsi="Arial" w:cs="Arial"/>
-        </w:rPr>
-        <w:t xml:space="preserve"> or </w:t>
-      </w:r>
-      <w:proofErr w:type="spellStart"/>
-      <w:r>
-        <w:rPr>
-          <w:rFonts w:ascii="Arial" w:hAnsi="Arial" w:cs="Arial"/>
-        </w:rPr>
-        <w:t>other_parties</w:t>
-      </w:r>
-      <w:proofErr w:type="spellEnd"/>
-      <w:r>
-        <w:rPr>
-          <w:rFonts w:ascii="Arial" w:hAnsi="Arial" w:cs="Arial"/>
-        </w:rPr>
-        <w:t>[0</w:t>
-      </w:r>
-      <w:proofErr w:type="gramStart"/>
-      <w:r>
-        <w:rPr>
-          <w:rFonts w:ascii="Arial" w:hAnsi="Arial" w:cs="Arial"/>
-        </w:rPr>
-        <w:t>].pregnant</w:t>
-      </w:r>
-      <w:proofErr w:type="gramEnd"/>
+      <w:r>
+        <w:rPr>
+          <w:rFonts w:ascii="Arial" w:hAnsi="Arial" w:cs="Arial"/>
+        </w:rPr>
+        <w:t>users[0].pregnant</w:t>
+      </w:r>
+      <w:r>
+        <w:rPr>
+          <w:rFonts w:ascii="Arial" w:hAnsi="Arial" w:cs="Arial"/>
+        </w:rPr>
+        <w:t xml:space="preserve"> or other_parties</w:t>
+      </w:r>
+      <w:r>
+        <w:rPr>
+          <w:rFonts w:ascii="Arial" w:hAnsi="Arial" w:cs="Arial"/>
+        </w:rPr>
+        <w:t>[0].pregnant</w:t>
+      </w:r>
       <w:r>
         <w:rPr>
           <w:rFonts w:ascii="Arial" w:hAnsi="Arial" w:cs="Arial"/>
@@ -4971,21 +3752,7 @@
         <w:rPr>
           <w:rFonts w:ascii="Arial" w:hAnsi="Arial" w:cs="Arial"/>
         </w:rPr>
-        <w:t xml:space="preserve">your </w:t>
-      </w:r>
-      <w:proofErr w:type="gramStart"/>
-      <w:r>
-        <w:rPr>
-          <w:rFonts w:ascii="Arial" w:hAnsi="Arial" w:cs="Arial"/>
-        </w:rPr>
-        <w:t>Judgment</w:t>
-      </w:r>
-      <w:proofErr w:type="gramEnd"/>
-      <w:r>
-        <w:rPr>
-          <w:rFonts w:ascii="Arial" w:hAnsi="Arial" w:cs="Arial"/>
-        </w:rPr>
-        <w:t xml:space="preserve"> can be signed by the judge.</w:t>
+        <w:t>your Judgment can be signed by the judge.</w:t>
       </w:r>
     </w:p>
     <w:p>
@@ -5183,50 +3950,28 @@
         <w:rPr>
           <w:rFonts w:ascii="Arial" w:hAnsi="Arial" w:cs="Arial"/>
         </w:rPr>
+        <w:t>{%p endif %}</w:t>
+      </w:r>
+    </w:p>
+    <w:p>
+      <w:pPr>
+        <w:spacing w:after="0" w:line="240" w:lineRule="auto"/>
+        <w:ind w:right="-547"/>
+        <w:rPr>
+          <w:rFonts w:ascii="Arial" w:hAnsi="Arial" w:cs="Arial"/>
+        </w:rPr>
+      </w:pPr>
+      <w:r>
+        <w:rPr>
+          <w:rFonts w:ascii="Arial" w:hAnsi="Arial" w:cs="Arial"/>
+        </w:rPr>
         <w:t xml:space="preserve">{%p </w:t>
       </w:r>
-      <w:proofErr w:type="gramStart"/>
-      <w:r>
-        <w:rPr>
-          <w:rFonts w:ascii="Arial" w:hAnsi="Arial" w:cs="Arial"/>
-        </w:rPr>
-        <w:t>endif %}</w:t>
-      </w:r>
-      <w:proofErr w:type="gramEnd"/>
-    </w:p>
-    <w:p>
-      <w:pPr>
-        <w:spacing w:after="0" w:line="240" w:lineRule="auto"/>
-        <w:ind w:right="-547"/>
-        <w:rPr>
-          <w:rFonts w:ascii="Arial" w:hAnsi="Arial" w:cs="Arial"/>
-        </w:rPr>
-      </w:pPr>
-      <w:r>
-        <w:rPr>
-          <w:rFonts w:ascii="Arial" w:hAnsi="Arial" w:cs="Arial"/>
-        </w:rPr>
-        <w:t xml:space="preserve">{%p </w:t>
-      </w:r>
-      <w:r>
-        <w:rPr>
-          <w:rFonts w:ascii="Arial" w:hAnsi="Arial" w:cs="Arial"/>
-        </w:rPr>
-        <w:t xml:space="preserve">if </w:t>
-      </w:r>
-      <w:proofErr w:type="spellStart"/>
-      <w:r>
-        <w:rPr>
-          <w:rFonts w:ascii="Arial" w:hAnsi="Arial" w:cs="Arial"/>
-        </w:rPr>
-        <w:t>tool_ID</w:t>
-      </w:r>
-      <w:proofErr w:type="spellEnd"/>
-      <w:r>
-        <w:rPr>
-          <w:rFonts w:ascii="Arial" w:hAnsi="Arial" w:cs="Arial"/>
-        </w:rPr>
-        <w:t xml:space="preserve"> </w:t>
+      <w:r>
+        <w:rPr>
+          <w:rFonts w:ascii="Arial" w:hAnsi="Arial" w:cs="Arial"/>
+        </w:rPr>
+        <w:t xml:space="preserve">if tool_ID </w:t>
       </w:r>
       <w:r>
         <w:rPr>
@@ -5238,21 +3983,7 @@
         <w:rPr>
           <w:rFonts w:ascii="Arial" w:hAnsi="Arial" w:cs="Arial"/>
         </w:rPr>
-        <w:t>“</w:t>
-      </w:r>
-      <w:proofErr w:type="spellStart"/>
-      <w:r>
-        <w:rPr>
-          <w:rFonts w:ascii="Arial" w:hAnsi="Arial" w:cs="Arial"/>
-        </w:rPr>
-        <w:t>divorce_complaint</w:t>
-      </w:r>
-      <w:proofErr w:type="spellEnd"/>
-      <w:r>
-        <w:rPr>
-          <w:rFonts w:ascii="Arial" w:hAnsi="Arial" w:cs="Arial"/>
-        </w:rPr>
-        <w:t>”</w:t>
+        <w:t>“divorce_complaint”</w:t>
       </w:r>
       <w:r>
         <w:rPr>
@@ -5364,30 +4095,14 @@
         <w:rPr>
           <w:rFonts w:ascii="Arial" w:hAnsi="Arial" w:cs="Arial"/>
         </w:rPr>
-        <w:t xml:space="preserve">if </w:t>
-      </w:r>
-      <w:proofErr w:type="spellStart"/>
-      <w:r>
-        <w:rPr>
-          <w:rFonts w:ascii="Arial" w:hAnsi="Arial" w:cs="Arial"/>
-        </w:rPr>
-        <w:t>there_are_marital_</w:t>
-      </w:r>
-      <w:proofErr w:type="gramStart"/>
-      <w:r>
-        <w:rPr>
-          <w:rFonts w:ascii="Arial" w:hAnsi="Arial" w:cs="Arial"/>
-        </w:rPr>
-        <w:t>children</w:t>
-      </w:r>
-      <w:proofErr w:type="spellEnd"/>
+        <w:t>if there_are_marital_children</w:t>
+      </w:r>
       <w:r>
         <w:rPr>
           <w:rFonts w:ascii="Arial" w:hAnsi="Arial" w:cs="Arial"/>
         </w:rPr>
         <w:t xml:space="preserve"> %}</w:t>
       </w:r>
-      <w:proofErr w:type="gramEnd"/>
     </w:p>
     <w:p>
       <w:pPr>
@@ -5442,21 +4157,7 @@
         <w:rPr>
           <w:rFonts w:ascii="Arial" w:hAnsi="Arial" w:cs="Arial"/>
         </w:rPr>
-        <w:t xml:space="preserve"> </w:t>
-      </w:r>
-      <w:proofErr w:type="gramStart"/>
-      <w:r>
-        <w:rPr>
-          <w:rFonts w:ascii="Arial" w:hAnsi="Arial" w:cs="Arial"/>
-        </w:rPr>
-        <w:t>Judgment, and</w:t>
-      </w:r>
-      <w:proofErr w:type="gramEnd"/>
-      <w:r>
-        <w:rPr>
-          <w:rFonts w:ascii="Arial" w:hAnsi="Arial" w:cs="Arial"/>
-        </w:rPr>
-        <w:t xml:space="preserve"> read Step 8.</w:t>
+        <w:t xml:space="preserve"> Judgment, and read Step 8.</w:t>
       </w:r>
     </w:p>
     <w:p>
@@ -5482,7 +4183,6 @@
         </w:rPr>
         <w:t xml:space="preserve">{%p </w:t>
       </w:r>
-      <w:proofErr w:type="gramStart"/>
       <w:r>
         <w:rPr>
           <w:rFonts w:ascii="Arial" w:hAnsi="Arial" w:cs="Arial"/>
@@ -5495,7 +4195,6 @@
         </w:rPr>
         <w:t xml:space="preserve"> %}</w:t>
       </w:r>
-      <w:proofErr w:type="gramEnd"/>
     </w:p>
     <w:p>
       <w:pPr>
@@ -5550,21 +4249,7 @@
         <w:rPr>
           <w:rFonts w:ascii="Arial" w:hAnsi="Arial" w:cs="Arial"/>
         </w:rPr>
-        <w:t xml:space="preserve"> </w:t>
-      </w:r>
-      <w:proofErr w:type="gramStart"/>
-      <w:r>
-        <w:rPr>
-          <w:rFonts w:ascii="Arial" w:hAnsi="Arial" w:cs="Arial"/>
-        </w:rPr>
-        <w:t>Judgment, and</w:t>
-      </w:r>
-      <w:proofErr w:type="gramEnd"/>
-      <w:r>
-        <w:rPr>
-          <w:rFonts w:ascii="Arial" w:hAnsi="Arial" w:cs="Arial"/>
-        </w:rPr>
-        <w:t xml:space="preserve"> read Step 8.</w:t>
+        <w:t xml:space="preserve"> Judgment, and read Step 8.</w:t>
       </w:r>
     </w:p>
     <w:p>
@@ -5590,16 +4275,8 @@
         <w:rPr>
           <w:rFonts w:ascii="Arial" w:hAnsi="Arial" w:cs="Arial"/>
         </w:rPr>
-        <w:t xml:space="preserve">{%p </w:t>
-      </w:r>
-      <w:proofErr w:type="gramStart"/>
-      <w:r>
-        <w:rPr>
-          <w:rFonts w:ascii="Arial" w:hAnsi="Arial" w:cs="Arial"/>
-        </w:rPr>
-        <w:t>endif %}</w:t>
-      </w:r>
-      <w:proofErr w:type="gramEnd"/>
+        <w:t>{%p endif %}</w:t>
+      </w:r>
     </w:p>
     <w:p>
       <w:pPr>
@@ -5615,64 +4292,28 @@
         <w:rPr>
           <w:rFonts w:ascii="Arial" w:hAnsi="Arial" w:cs="Arial"/>
         </w:rPr>
+        <w:t>{%p endif %}</w:t>
+      </w:r>
+    </w:p>
+    <w:p>
+      <w:pPr>
+        <w:spacing w:after="0" w:line="240" w:lineRule="auto"/>
+        <w:ind w:right="-547"/>
+        <w:rPr>
+          <w:rFonts w:ascii="Arial" w:hAnsi="Arial" w:cs="Arial"/>
+        </w:rPr>
+      </w:pPr>
+      <w:r>
+        <w:rPr>
+          <w:rFonts w:ascii="Arial" w:hAnsi="Arial" w:cs="Arial"/>
+        </w:rPr>
         <w:t xml:space="preserve">{%p </w:t>
       </w:r>
-      <w:proofErr w:type="gramStart"/>
-      <w:r>
-        <w:rPr>
-          <w:rFonts w:ascii="Arial" w:hAnsi="Arial" w:cs="Arial"/>
-        </w:rPr>
-        <w:t>endif %}</w:t>
-      </w:r>
-      <w:proofErr w:type="gramEnd"/>
-    </w:p>
-    <w:p>
-      <w:pPr>
-        <w:spacing w:after="0" w:line="240" w:lineRule="auto"/>
-        <w:ind w:right="-547"/>
-        <w:rPr>
-          <w:rFonts w:ascii="Arial" w:hAnsi="Arial" w:cs="Arial"/>
-        </w:rPr>
-      </w:pPr>
-      <w:r>
-        <w:rPr>
-          <w:rFonts w:ascii="Arial" w:hAnsi="Arial" w:cs="Arial"/>
-        </w:rPr>
-        <w:t xml:space="preserve">{%p </w:t>
-      </w:r>
-      <w:r>
-        <w:rPr>
-          <w:rFonts w:ascii="Arial" w:hAnsi="Arial" w:cs="Arial"/>
-        </w:rPr>
-        <w:t xml:space="preserve">if </w:t>
-      </w:r>
-      <w:proofErr w:type="spellStart"/>
-      <w:r>
-        <w:rPr>
-          <w:rFonts w:ascii="Arial" w:hAnsi="Arial" w:cs="Arial"/>
-        </w:rPr>
-        <w:t>tool_ID</w:t>
-      </w:r>
-      <w:proofErr w:type="spellEnd"/>
-      <w:r>
-        <w:rPr>
-          <w:rFonts w:ascii="Arial" w:hAnsi="Arial" w:cs="Arial"/>
-        </w:rPr>
-        <w:t xml:space="preserve"> == “</w:t>
-      </w:r>
-      <w:proofErr w:type="spellStart"/>
-      <w:r>
-        <w:rPr>
-          <w:rFonts w:ascii="Arial" w:hAnsi="Arial" w:cs="Arial"/>
-        </w:rPr>
-        <w:t>divorce_answer</w:t>
-      </w:r>
-      <w:proofErr w:type="spellEnd"/>
-      <w:r>
-        <w:rPr>
-          <w:rFonts w:ascii="Arial" w:hAnsi="Arial" w:cs="Arial"/>
-        </w:rPr>
-        <w:t>”</w:t>
+      <w:r>
+        <w:rPr>
+          <w:rFonts w:ascii="Arial" w:hAnsi="Arial" w:cs="Arial"/>
+        </w:rPr>
+        <w:t>if tool_ID == “divorce_answer”</w:t>
       </w:r>
       <w:r>
         <w:rPr>
@@ -5789,42 +4430,7 @@
         <w:rPr>
           <w:rFonts w:ascii="Arial" w:hAnsi="Arial" w:cs="Arial"/>
         </w:rPr>
-        <w:t xml:space="preserve">(not </w:t>
-      </w:r>
-      <w:proofErr w:type="spellStart"/>
-      <w:r>
-        <w:rPr>
-          <w:rFonts w:ascii="Arial" w:hAnsi="Arial" w:cs="Arial"/>
-        </w:rPr>
-        <w:t>create_counterclaim</w:t>
-      </w:r>
-      <w:proofErr w:type="spellEnd"/>
-      <w:r>
-        <w:rPr>
-          <w:rFonts w:ascii="Arial" w:hAnsi="Arial" w:cs="Arial"/>
-        </w:rPr>
-        <w:t xml:space="preserve"> and </w:t>
-      </w:r>
-      <w:proofErr w:type="spellStart"/>
-      <w:r>
-        <w:rPr>
-          <w:rFonts w:ascii="Arial" w:hAnsi="Arial" w:cs="Arial"/>
-        </w:rPr>
-        <w:t>complaint_type</w:t>
-      </w:r>
-      <w:proofErr w:type="spellEnd"/>
-      <w:r>
-        <w:rPr>
-          <w:rFonts w:ascii="Arial" w:hAnsi="Arial" w:cs="Arial"/>
-        </w:rPr>
-        <w:t xml:space="preserve"> == “</w:t>
-      </w:r>
-      <w:proofErr w:type="spellStart"/>
-      <w:r>
-        <w:rPr>
-          <w:rFonts w:ascii="Arial" w:hAnsi="Arial" w:cs="Arial"/>
-        </w:rPr>
-        <w:t>with</w:t>
+        <w:t>(not create_counterclaim and complaint_type == “with</w:t>
       </w:r>
       <w:r>
         <w:rPr>
@@ -5836,62 +4442,13 @@
         <w:rPr>
           <w:rFonts w:ascii="Arial" w:hAnsi="Arial" w:cs="Arial"/>
         </w:rPr>
-        <w:t>children</w:t>
-      </w:r>
-      <w:proofErr w:type="spellEnd"/>
-      <w:r>
-        <w:rPr>
-          <w:rFonts w:ascii="Arial" w:hAnsi="Arial" w:cs="Arial"/>
-        </w:rPr>
-        <w:t>”</w:t>
-      </w:r>
-      <w:r>
-        <w:rPr>
-          <w:rFonts w:ascii="Arial" w:hAnsi="Arial" w:cs="Arial"/>
-        </w:rPr>
-        <w:t>) or (</w:t>
-      </w:r>
-      <w:proofErr w:type="spellStart"/>
-      <w:r>
-        <w:rPr>
-          <w:rFonts w:ascii="Arial" w:hAnsi="Arial" w:cs="Arial"/>
-        </w:rPr>
-        <w:t>create_counterclaim</w:t>
-      </w:r>
-      <w:proofErr w:type="spellEnd"/>
-      <w:r>
-        <w:rPr>
-          <w:rFonts w:ascii="Arial" w:hAnsi="Arial" w:cs="Arial"/>
-        </w:rPr>
-        <w:t xml:space="preserve"> and </w:t>
-      </w:r>
-      <w:proofErr w:type="spellStart"/>
-      <w:r>
-        <w:rPr>
-          <w:rFonts w:ascii="Arial" w:hAnsi="Arial" w:cs="Arial"/>
-        </w:rPr>
-        <w:t>counterclaim_type</w:t>
-      </w:r>
-      <w:proofErr w:type="spellEnd"/>
-      <w:r>
-        <w:rPr>
-          <w:rFonts w:ascii="Arial" w:hAnsi="Arial" w:cs="Arial"/>
-        </w:rPr>
-        <w:t xml:space="preserve"> == “</w:t>
-      </w:r>
-      <w:proofErr w:type="spellStart"/>
-      <w:r>
-        <w:rPr>
-          <w:rFonts w:ascii="Arial" w:hAnsi="Arial" w:cs="Arial"/>
-        </w:rPr>
-        <w:t>with_children</w:t>
-      </w:r>
-      <w:proofErr w:type="spellEnd"/>
-      <w:r>
-        <w:rPr>
-          <w:rFonts w:ascii="Arial" w:hAnsi="Arial" w:cs="Arial"/>
-        </w:rPr>
-        <w:t>”)</w:t>
+        <w:t>children”</w:t>
+      </w:r>
+      <w:r>
+        <w:rPr>
+          <w:rFonts w:ascii="Arial" w:hAnsi="Arial" w:cs="Arial"/>
+        </w:rPr>
+        <w:t>) or (create_counterclaim and counterclaim_type == “with_children”)</w:t>
       </w:r>
       <w:r>
         <w:rPr>
@@ -5965,7 +4522,6 @@
         </w:rPr>
         <w:t xml:space="preserve">{%p </w:t>
       </w:r>
-      <w:proofErr w:type="gramStart"/>
       <w:r>
         <w:rPr>
           <w:rFonts w:ascii="Arial" w:hAnsi="Arial" w:cs="Arial"/>
@@ -5978,7 +4534,6 @@
         </w:rPr>
         <w:t xml:space="preserve"> %}</w:t>
       </w:r>
-      <w:proofErr w:type="gramEnd"/>
     </w:p>
     <w:p>
       <w:pPr>
@@ -6045,16 +4600,8 @@
         <w:rPr>
           <w:rFonts w:ascii="Arial" w:hAnsi="Arial" w:cs="Arial"/>
         </w:rPr>
-        <w:t xml:space="preserve">{%p </w:t>
-      </w:r>
-      <w:proofErr w:type="gramStart"/>
-      <w:r>
-        <w:rPr>
-          <w:rFonts w:ascii="Arial" w:hAnsi="Arial" w:cs="Arial"/>
-        </w:rPr>
-        <w:t>endif %}</w:t>
-      </w:r>
-      <w:proofErr w:type="gramEnd"/>
+        <w:t>{%p endif %}</w:t>
+      </w:r>
     </w:p>
     <w:p>
       <w:pPr>
@@ -6070,14 +4617,7 @@
         <w:rPr>
           <w:rFonts w:ascii="Arial" w:hAnsi="Arial" w:cs="Arial"/>
         </w:rPr>
-        <w:t xml:space="preserve">{%p </w:t>
-      </w:r>
-      <w:proofErr w:type="gramStart"/>
-      <w:r>
-        <w:rPr>
-          <w:rFonts w:ascii="Arial" w:hAnsi="Arial" w:cs="Arial"/>
-        </w:rPr>
-        <w:t>endif %</w:t>
+        <w:t>{%p endif %</w:t>
       </w:r>
       <w:r>
         <w:rPr>
@@ -6085,7 +4625,6 @@
         </w:rPr>
         <w:t>}</w:t>
       </w:r>
-      <w:proofErr w:type="gramEnd"/>
     </w:p>
     <w:sectPr>
       <w:footerReference w:type="default" r:id="rId34"/>

--- a/docassemble/MLHDivorceAndCustody/data/templates/reminders_template.docx
+++ b/docassemble/MLHDivorceAndCustody/data/templates/reminders_template.docx
@@ -1,6 +1,6 @@
 
 <file path=word/document.xml><?xml version="1.0" encoding="utf-8"?>
-<w:document xmlns:wpc="http://schemas.microsoft.com/office/word/2010/wordprocessingCanvas" xmlns:cx="http://schemas.microsoft.com/office/drawing/2014/chartex" xmlns:cx1="http://schemas.microsoft.com/office/drawing/2015/9/8/chartex" xmlns:cx2="http://schemas.microsoft.com/office/drawing/2015/10/21/chartex" xmlns:cx3="http://schemas.microsoft.com/office/drawing/2016/5/9/chartex" xmlns:cx4="http://schemas.microsoft.com/office/drawing/2016/5/10/chartex" xmlns:cx5="http://schemas.microsoft.com/office/drawing/2016/5/11/chartex" xmlns:cx6="http://schemas.microsoft.com/office/drawing/2016/5/12/chartex" xmlns:cx7="http://schemas.microsoft.com/office/drawing/2016/5/13/chartex" xmlns:cx8="http://schemas.microsoft.com/office/drawing/2016/5/14/chartex" xmlns:mc="http://schemas.openxmlformats.org/markup-compatibility/2006" xmlns:aink="http://schemas.microsoft.com/office/drawing/2016/ink" xmlns:am3d="http://schemas.microsoft.com/office/drawing/2017/model3d" xmlns:o="urn:schemas-microsoft-com:office:office" xmlns:oel="http://schemas.microsoft.com/office/2019/extlst" xmlns:r="http://schemas.openxmlformats.org/officeDocument/2006/relationships" xmlns:m="http://schemas.openxmlformats.org/officeDocument/2006/math" xmlns:v="urn:schemas-microsoft-com:vml" xmlns:wp14="http://schemas.microsoft.com/office/word/2010/wordprocessingDrawing" xmlns:wp="http://schemas.openxmlformats.org/drawingml/2006/wordprocessingDrawing" xmlns:w10="urn:schemas-microsoft-com:office:word" xmlns:w="http://schemas.openxmlformats.org/wordprocessingml/2006/main" xmlns:w14="http://schemas.microsoft.com/office/word/2010/wordml" xmlns:w15="http://schemas.microsoft.com/office/word/2012/wordml" xmlns:w16cex="http://schemas.microsoft.com/office/word/2018/wordml/cex" xmlns:w16cid="http://schemas.microsoft.com/office/word/2016/wordml/cid" xmlns:w16="http://schemas.microsoft.com/office/word/2018/wordml" xmlns:w16du="http://schemas.microsoft.com/office/word/2023/wordml/word16du" xmlns:w16sdtdh="http://schemas.microsoft.com/office/word/2020/wordml/sdtdatahash" xmlns:w16sdtfl="http://schemas.microsoft.com/office/word/2024/wordml/sdtformatlock" xmlns:w16se="http://schemas.microsoft.com/office/word/2015/wordml/symex" xmlns:wpg="http://schemas.microsoft.com/office/word/2010/wordprocessingGroup" xmlns:wpi="http://schemas.microsoft.com/office/word/2010/wordprocessingInk" xmlns:wne="http://schemas.microsoft.com/office/word/2006/wordml" xmlns:wps="http://schemas.microsoft.com/office/word/2010/wordprocessingShape" mc:Ignorable="w14 w15 w16se w16cid w16 w16cex w16sdtdh w16sdtfl w16du wp14">
+<w:document xmlns:wpc="http://schemas.microsoft.com/office/word/2010/wordprocessingCanvas" xmlns:cx="http://schemas.microsoft.com/office/drawing/2014/chartex" xmlns:cx1="http://schemas.microsoft.com/office/drawing/2015/9/8/chartex" xmlns:cx2="http://schemas.microsoft.com/office/drawing/2015/10/21/chartex" xmlns:cx3="http://schemas.microsoft.com/office/drawing/2016/5/9/chartex" xmlns:cx4="http://schemas.microsoft.com/office/drawing/2016/5/10/chartex" xmlns:cx5="http://schemas.microsoft.com/office/drawing/2016/5/11/chartex" xmlns:cx6="http://schemas.microsoft.com/office/drawing/2016/5/12/chartex" xmlns:cx7="http://schemas.microsoft.com/office/drawing/2016/5/13/chartex" xmlns:cx8="http://schemas.microsoft.com/office/drawing/2016/5/14/chartex" xmlns:mc="http://schemas.openxmlformats.org/markup-compatibility/2006" xmlns:m="http://schemas.openxmlformats.org/officeDocument/2006/math" xmlns:aink="http://schemas.microsoft.com/office/drawing/2016/ink" xmlns:am3d="http://schemas.microsoft.com/office/drawing/2017/model3d" xmlns:oel="http://schemas.microsoft.com/office/2019/extlst" xmlns:r="http://schemas.openxmlformats.org/officeDocument/2006/relationships" xmlns:wp14="http://schemas.microsoft.com/office/word/2010/wordprocessingDrawing" xmlns:wp="http://schemas.openxmlformats.org/drawingml/2006/wordprocessingDrawing" xmlns:wpg="http://schemas.microsoft.com/office/word/2010/wordprocessingGroup" xmlns:wpi="http://schemas.microsoft.com/office/word/2010/wordprocessingInk" xmlns:wps="http://schemas.microsoft.com/office/word/2010/wordprocessingShape" xmlns:o="urn:schemas-microsoft-com:office:office" xmlns:v="urn:schemas-microsoft-com:vml" xmlns:w10="urn:schemas-microsoft-com:office:word" xmlns:w="http://schemas.openxmlformats.org/wordprocessingml/2006/main" xmlns:w14="http://schemas.microsoft.com/office/word/2010/wordml" xmlns:w15="http://schemas.microsoft.com/office/word/2012/wordml" xmlns:w16cex="http://schemas.microsoft.com/office/word/2018/wordml/cex" xmlns:w16cid="http://schemas.microsoft.com/office/word/2016/wordml/cid" xmlns:w16="http://schemas.microsoft.com/office/word/2018/wordml" xmlns:w16sdtdh="http://schemas.microsoft.com/office/word/2020/wordml/sdtdatahash" xmlns:w16sdtfl="http://schemas.microsoft.com/office/word/2024/wordml/sdtformatlock" xmlns:w16se="http://schemas.microsoft.com/office/word/2015/wordml/symex" xmlns:w16du="http://schemas.microsoft.com/office/word/2023/wordml/word16du" xmlns:wne="http://schemas.microsoft.com/office/word/2006/wordml" mc:Ignorable="w14 w15 w16se w16cid w16 w16cex w16sdtdh w16sdtfl w16du wp14">
   <w:body>
     <w:p>
       <w:pPr>
@@ -119,6 +119,267 @@
     </w:p>
     <w:p>
       <w:pPr>
+        <w:spacing w:after="0" w:line="240" w:lineRule="auto"/>
+        <w:ind w:right="-547"/>
+        <w:rPr>
+          <w:rFonts w:ascii="Arial" w:hAnsi="Arial" w:cs="Arial"/>
+        </w:rPr>
+      </w:pPr>
+      <w:r>
+        <w:rPr>
+          <w:rFonts w:ascii="Arial" w:hAnsi="Arial" w:cs="Arial"/>
+        </w:rPr>
+        <w:t>{%</w:t>
+      </w:r>
+      <w:r>
+        <w:rPr>
+          <w:rFonts w:ascii="Arial" w:hAnsi="Arial" w:cs="Arial"/>
+        </w:rPr>
+        <w:t>p</w:t>
+      </w:r>
+      <w:r>
+        <w:rPr>
+          <w:rFonts w:ascii="Arial" w:hAnsi="Arial" w:cs="Arial"/>
+        </w:rPr>
+        <w:t xml:space="preserve"> if</w:t>
+      </w:r>
+      <w:r>
+        <w:rPr>
+          <w:rFonts w:ascii="Arial" w:hAnsi="Arial" w:cs="Arial"/>
+        </w:rPr>
+        <w:t xml:space="preserve"> </w:t>
+      </w:r>
+      <w:r>
+        <w:rPr>
+          <w:rFonts w:ascii="Arial" w:hAnsi="Arial" w:cs="Arial"/>
+        </w:rPr>
+        <w:t>(</w:t>
+      </w:r>
+      <w:proofErr w:type="spellStart"/>
+      <w:r>
+        <w:rPr>
+          <w:rFonts w:ascii="Arial" w:hAnsi="Arial" w:cs="Arial"/>
+        </w:rPr>
+        <w:t>tool_ID</w:t>
+      </w:r>
+      <w:proofErr w:type="spellEnd"/>
+      <w:r>
+        <w:rPr>
+          <w:rFonts w:ascii="Arial" w:hAnsi="Arial" w:cs="Arial"/>
+        </w:rPr>
+        <w:t xml:space="preserve"> == "</w:t>
+      </w:r>
+      <w:proofErr w:type="spellStart"/>
+      <w:r>
+        <w:rPr>
+          <w:rFonts w:ascii="Arial" w:hAnsi="Arial" w:cs="Arial"/>
+        </w:rPr>
+        <w:t>divorce_complaint</w:t>
+      </w:r>
+      <w:proofErr w:type="spellEnd"/>
+      <w:r>
+        <w:rPr>
+          <w:rFonts w:ascii="Arial" w:hAnsi="Arial" w:cs="Arial"/>
+        </w:rPr>
+        <w:t xml:space="preserve">" and </w:t>
+      </w:r>
+      <w:proofErr w:type="spellStart"/>
+      <w:r>
+        <w:rPr>
+          <w:rFonts w:ascii="Arial" w:hAnsi="Arial" w:cs="Arial"/>
+        </w:rPr>
+        <w:t>there_are_marital_children</w:t>
+      </w:r>
+      <w:proofErr w:type="spellEnd"/>
+      <w:r>
+        <w:rPr>
+          <w:rFonts w:ascii="Arial" w:hAnsi="Arial" w:cs="Arial"/>
+        </w:rPr>
+        <w:t>)</w:t>
+      </w:r>
+      <w:r>
+        <w:rPr>
+          <w:rFonts w:ascii="Arial" w:hAnsi="Arial" w:cs="Arial"/>
+        </w:rPr>
+        <w:t xml:space="preserve"> </w:t>
+      </w:r>
+      <w:r>
+        <w:rPr>
+          <w:rFonts w:ascii="Arial" w:hAnsi="Arial" w:cs="Arial"/>
+        </w:rPr>
+        <w:t>or (</w:t>
+      </w:r>
+      <w:proofErr w:type="spellStart"/>
+      <w:r>
+        <w:rPr>
+          <w:rFonts w:ascii="Arial" w:hAnsi="Arial" w:cs="Arial"/>
+        </w:rPr>
+        <w:t>tool_ID</w:t>
+      </w:r>
+      <w:proofErr w:type="spellEnd"/>
+      <w:r>
+        <w:rPr>
+          <w:rFonts w:ascii="Arial" w:hAnsi="Arial" w:cs="Arial"/>
+        </w:rPr>
+        <w:t xml:space="preserve"> == "</w:t>
+      </w:r>
+      <w:proofErr w:type="spellStart"/>
+      <w:r>
+        <w:rPr>
+          <w:rFonts w:ascii="Arial" w:hAnsi="Arial" w:cs="Arial"/>
+        </w:rPr>
+        <w:t>divorce_answer</w:t>
+      </w:r>
+      <w:proofErr w:type="spellEnd"/>
+      <w:r>
+        <w:rPr>
+          <w:rFonts w:ascii="Arial" w:hAnsi="Arial" w:cs="Arial"/>
+        </w:rPr>
+        <w:t xml:space="preserve">" and </w:t>
+      </w:r>
+      <w:proofErr w:type="spellStart"/>
+      <w:r>
+        <w:rPr>
+          <w:rFonts w:ascii="Arial" w:hAnsi="Arial" w:cs="Arial"/>
+        </w:rPr>
+        <w:t>create_counterclaim</w:t>
+      </w:r>
+      <w:proofErr w:type="spellEnd"/>
+      <w:r>
+        <w:rPr>
+          <w:rFonts w:ascii="Arial" w:hAnsi="Arial" w:cs="Arial"/>
+        </w:rPr>
+        <w:t xml:space="preserve"> and </w:t>
+      </w:r>
+      <w:proofErr w:type="spellStart"/>
+      <w:r>
+        <w:rPr>
+          <w:rFonts w:ascii="Arial" w:hAnsi="Arial" w:cs="Arial"/>
+        </w:rPr>
+        <w:t>counterclaim_type</w:t>
+      </w:r>
+      <w:proofErr w:type="spellEnd"/>
+      <w:r>
+        <w:rPr>
+          <w:rFonts w:ascii="Arial" w:hAnsi="Arial" w:cs="Arial"/>
+        </w:rPr>
+        <w:t xml:space="preserve"> == "</w:t>
+      </w:r>
+      <w:proofErr w:type="spellStart"/>
+      <w:r>
+        <w:rPr>
+          <w:rFonts w:ascii="Arial" w:hAnsi="Arial" w:cs="Arial"/>
+        </w:rPr>
+        <w:t>with_children</w:t>
+      </w:r>
+      <w:proofErr w:type="spellEnd"/>
+      <w:r>
+        <w:rPr>
+          <w:rFonts w:ascii="Arial" w:hAnsi="Arial" w:cs="Arial"/>
+        </w:rPr>
+        <w:t>")</w:t>
+      </w:r>
+      <w:r>
+        <w:rPr>
+          <w:rFonts w:ascii="Arial" w:hAnsi="Arial" w:cs="Arial"/>
+        </w:rPr>
+        <w:t xml:space="preserve"> </w:t>
+      </w:r>
+      <w:r>
+        <w:rPr>
+          <w:rFonts w:ascii="Arial" w:hAnsi="Arial" w:cs="Arial"/>
+        </w:rPr>
+        <w:t>%}</w:t>
+      </w:r>
+    </w:p>
+    <w:p>
+      <w:pPr>
+        <w:spacing w:after="0" w:line="240" w:lineRule="auto"/>
+        <w:ind w:right="-547"/>
+        <w:rPr>
+          <w:rFonts w:ascii="Arial" w:hAnsi="Arial" w:cs="Arial"/>
+          <w:b/>
+          <w:bCs/>
+          <w:sz w:val="24"/>
+          <w:szCs w:val="24"/>
+        </w:rPr>
+      </w:pPr>
+      <w:r>
+        <w:rPr>
+          <w:rFonts w:ascii="Arial" w:hAnsi="Arial" w:cs="Arial"/>
+          <w:b/>
+          <w:bCs/>
+          <w:sz w:val="24"/>
+          <w:szCs w:val="24"/>
+        </w:rPr>
+        <w:t>One form must be notarized before you can file</w:t>
+      </w:r>
+      <w:r>
+        <w:rPr>
+          <w:rFonts w:ascii="Arial" w:hAnsi="Arial" w:cs="Arial"/>
+          <w:b/>
+          <w:bCs/>
+          <w:sz w:val="24"/>
+          <w:szCs w:val="24"/>
+        </w:rPr>
+        <w:t>:</w:t>
+      </w:r>
+    </w:p>
+    <w:p>
+      <w:pPr>
+        <w:spacing w:after="0" w:line="240" w:lineRule="auto"/>
+        <w:ind w:right="-547"/>
+        <w:rPr>
+          <w:rFonts w:ascii="Arial" w:hAnsi="Arial" w:cs="Arial"/>
+        </w:rPr>
+      </w:pPr>
+      <w:r>
+        <w:rPr>
+          <w:rFonts w:ascii="Arial" w:hAnsi="Arial" w:cs="Arial"/>
+        </w:rPr>
+        <w:t xml:space="preserve">You must get the Uniform Child Custody Jurisdiction Enforcement Act Affidavit (MC 416) notarized before you file your forms. </w:t>
+      </w:r>
+      <w:r>
+        <w:rPr>
+          <w:rFonts w:ascii="Arial" w:hAnsi="Arial" w:cs="Arial"/>
+          <w:b/>
+          <w:bCs/>
+        </w:rPr>
+        <w:t>Wait</w:t>
+      </w:r>
+      <w:r>
+        <w:rPr>
+          <w:rFonts w:ascii="Arial" w:hAnsi="Arial" w:cs="Arial"/>
+        </w:rPr>
+        <w:t xml:space="preserve"> to sign it until you are in front of a notary. You may be able to get your document notarized at a bank, copy/printing shop, or at the court clerk's office. There may be a fee. Check to find out whether a notary is available and what the fee will be.</w:t>
+      </w:r>
+    </w:p>
+    <w:p>
+      <w:pPr>
+        <w:spacing w:after="0" w:line="240" w:lineRule="auto"/>
+        <w:ind w:right="-547"/>
+        <w:rPr>
+          <w:rFonts w:ascii="Arial" w:hAnsi="Arial" w:cs="Arial"/>
+        </w:rPr>
+      </w:pPr>
+    </w:p>
+    <w:p>
+      <w:pPr>
+        <w:spacing w:after="0" w:line="240" w:lineRule="auto"/>
+        <w:ind w:right="-547"/>
+        <w:rPr>
+          <w:rFonts w:ascii="Arial" w:hAnsi="Arial" w:cs="Arial"/>
+        </w:rPr>
+      </w:pPr>
+      <w:r>
+        <w:rPr>
+          <w:rFonts w:ascii="Arial" w:hAnsi="Arial" w:cs="Arial"/>
+        </w:rPr>
+        <w:t>{%p endif %}</w:t>
+      </w:r>
+    </w:p>
+    <w:p>
+      <w:pPr>
         <w:tabs>
           <w:tab w:val="left" w:leader="dot" w:pos="7200"/>
         </w:tabs>
@@ -137,7 +398,35 @@
         <w:rPr>
           <w:rFonts w:ascii="Arial" w:hAnsi="Arial" w:cs="Arial"/>
         </w:rPr>
-        <w:t>if tool_ID == “divorce_answer”</w:t>
+        <w:t xml:space="preserve">if </w:t>
+      </w:r>
+      <w:proofErr w:type="spellStart"/>
+      <w:r>
+        <w:rPr>
+          <w:rFonts w:ascii="Arial" w:hAnsi="Arial" w:cs="Arial"/>
+        </w:rPr>
+        <w:t>tool_ID</w:t>
+      </w:r>
+      <w:proofErr w:type="spellEnd"/>
+      <w:r>
+        <w:rPr>
+          <w:rFonts w:ascii="Arial" w:hAnsi="Arial" w:cs="Arial"/>
+        </w:rPr>
+        <w:t xml:space="preserve"> == “</w:t>
+      </w:r>
+      <w:proofErr w:type="spellStart"/>
+      <w:r>
+        <w:rPr>
+          <w:rFonts w:ascii="Arial" w:hAnsi="Arial" w:cs="Arial"/>
+        </w:rPr>
+        <w:t>divorce_answer</w:t>
+      </w:r>
+      <w:proofErr w:type="spellEnd"/>
+      <w:r>
+        <w:rPr>
+          <w:rFonts w:ascii="Arial" w:hAnsi="Arial" w:cs="Arial"/>
+        </w:rPr>
+        <w:t>”</w:t>
       </w:r>
       <w:r>
         <w:rPr>
@@ -151,18 +440,50 @@
         </w:rPr>
         <w:t xml:space="preserve">and </w:t>
       </w:r>
-      <w:r>
-        <w:rPr>
-          <w:rFonts w:ascii="Arial" w:hAnsi="Arial" w:cs="Arial"/>
-        </w:rPr>
-        <w:t xml:space="preserve">create_counterclaim and </w:t>
-      </w:r>
-      <w:r>
-        <w:rPr>
-          <w:rFonts w:ascii="Arial" w:hAnsi="Arial" w:cs="Arial"/>
-        </w:rPr>
-        <w:t>marriage.real_property.there_are_any</w:t>
-      </w:r>
+      <w:proofErr w:type="spellStart"/>
+      <w:r>
+        <w:rPr>
+          <w:rFonts w:ascii="Arial" w:hAnsi="Arial" w:cs="Arial"/>
+        </w:rPr>
+        <w:t>create_counterclaim</w:t>
+      </w:r>
+      <w:proofErr w:type="spellEnd"/>
+      <w:r>
+        <w:rPr>
+          <w:rFonts w:ascii="Arial" w:hAnsi="Arial" w:cs="Arial"/>
+        </w:rPr>
+        <w:t xml:space="preserve"> and </w:t>
+      </w:r>
+      <w:proofErr w:type="spellStart"/>
+      <w:proofErr w:type="gramStart"/>
+      <w:r>
+        <w:rPr>
+          <w:rFonts w:ascii="Arial" w:hAnsi="Arial" w:cs="Arial"/>
+        </w:rPr>
+        <w:t>marriage.real</w:t>
+      </w:r>
+      <w:proofErr w:type="gramEnd"/>
+      <w:r>
+        <w:rPr>
+          <w:rFonts w:ascii="Arial" w:hAnsi="Arial" w:cs="Arial"/>
+        </w:rPr>
+        <w:t>_</w:t>
+      </w:r>
+      <w:proofErr w:type="gramStart"/>
+      <w:r>
+        <w:rPr>
+          <w:rFonts w:ascii="Arial" w:hAnsi="Arial" w:cs="Arial"/>
+        </w:rPr>
+        <w:t>property.there</w:t>
+      </w:r>
+      <w:proofErr w:type="gramEnd"/>
+      <w:r>
+        <w:rPr>
+          <w:rFonts w:ascii="Arial" w:hAnsi="Arial" w:cs="Arial"/>
+        </w:rPr>
+        <w:t>_are_any</w:t>
+      </w:r>
+      <w:proofErr w:type="spellEnd"/>
       <w:r>
         <w:rPr>
           <w:rFonts w:ascii="Arial" w:hAnsi="Arial" w:cs="Arial"/>
@@ -297,11 +618,19 @@
         </w:rPr>
         <w:t>(</w:t>
       </w:r>
-      <w:r>
-        <w:rPr>
-          <w:rFonts w:ascii="Arial" w:hAnsi="Arial" w:cs="Arial"/>
-        </w:rPr>
-        <w:t xml:space="preserve">tool_ID </w:t>
+      <w:proofErr w:type="spellStart"/>
+      <w:r>
+        <w:rPr>
+          <w:rFonts w:ascii="Arial" w:hAnsi="Arial" w:cs="Arial"/>
+        </w:rPr>
+        <w:t>tool_ID</w:t>
+      </w:r>
+      <w:proofErr w:type="spellEnd"/>
+      <w:r>
+        <w:rPr>
+          <w:rFonts w:ascii="Arial" w:hAnsi="Arial" w:cs="Arial"/>
+        </w:rPr>
+        <w:t xml:space="preserve"> </w:t>
       </w:r>
       <w:r>
         <w:rPr>
@@ -313,32 +642,96 @@
         <w:rPr>
           <w:rFonts w:ascii="Arial" w:hAnsi="Arial" w:cs="Arial"/>
         </w:rPr>
-        <w:t>“divorce_complaint”</w:t>
-      </w:r>
-      <w:r>
-        <w:rPr>
-          <w:rFonts w:ascii="Arial" w:hAnsi="Arial" w:cs="Arial"/>
-        </w:rPr>
-        <w:t>, “JOD_only”</w:t>
-      </w:r>
-      <w:r>
-        <w:rPr>
-          <w:rFonts w:ascii="Arial" w:hAnsi="Arial" w:cs="Arial"/>
-        </w:rPr>
-        <w:t>] or (tool_ID ==</w:t>
-      </w:r>
-      <w:r>
-        <w:rPr>
-          <w:rFonts w:ascii="Arial" w:hAnsi="Arial" w:cs="Arial"/>
-        </w:rPr>
-        <w:t xml:space="preserve"> “divorce_answer”</w:t>
-      </w:r>
-      <w:r>
-        <w:rPr>
-          <w:rFonts w:ascii="Arial" w:hAnsi="Arial" w:cs="Arial"/>
-        </w:rPr>
-        <w:t xml:space="preserve"> and create_counterclaim</w:t>
-      </w:r>
+        <w:t>“</w:t>
+      </w:r>
+      <w:proofErr w:type="spellStart"/>
+      <w:r>
+        <w:rPr>
+          <w:rFonts w:ascii="Arial" w:hAnsi="Arial" w:cs="Arial"/>
+        </w:rPr>
+        <w:t>divorce_complaint</w:t>
+      </w:r>
+      <w:proofErr w:type="spellEnd"/>
+      <w:r>
+        <w:rPr>
+          <w:rFonts w:ascii="Arial" w:hAnsi="Arial" w:cs="Arial"/>
+        </w:rPr>
+        <w:t>”</w:t>
+      </w:r>
+      <w:r>
+        <w:rPr>
+          <w:rFonts w:ascii="Arial" w:hAnsi="Arial" w:cs="Arial"/>
+        </w:rPr>
+        <w:t>, “</w:t>
+      </w:r>
+      <w:proofErr w:type="spellStart"/>
+      <w:r>
+        <w:rPr>
+          <w:rFonts w:ascii="Arial" w:hAnsi="Arial" w:cs="Arial"/>
+        </w:rPr>
+        <w:t>JOD_only</w:t>
+      </w:r>
+      <w:proofErr w:type="spellEnd"/>
+      <w:r>
+        <w:rPr>
+          <w:rFonts w:ascii="Arial" w:hAnsi="Arial" w:cs="Arial"/>
+        </w:rPr>
+        <w:t>”</w:t>
+      </w:r>
+      <w:r>
+        <w:rPr>
+          <w:rFonts w:ascii="Arial" w:hAnsi="Arial" w:cs="Arial"/>
+        </w:rPr>
+        <w:t>] or (</w:t>
+      </w:r>
+      <w:proofErr w:type="spellStart"/>
+      <w:r>
+        <w:rPr>
+          <w:rFonts w:ascii="Arial" w:hAnsi="Arial" w:cs="Arial"/>
+        </w:rPr>
+        <w:t>tool_ID</w:t>
+      </w:r>
+      <w:proofErr w:type="spellEnd"/>
+      <w:r>
+        <w:rPr>
+          <w:rFonts w:ascii="Arial" w:hAnsi="Arial" w:cs="Arial"/>
+        </w:rPr>
+        <w:t xml:space="preserve"> ==</w:t>
+      </w:r>
+      <w:r>
+        <w:rPr>
+          <w:rFonts w:ascii="Arial" w:hAnsi="Arial" w:cs="Arial"/>
+        </w:rPr>
+        <w:t xml:space="preserve"> “</w:t>
+      </w:r>
+      <w:proofErr w:type="spellStart"/>
+      <w:r>
+        <w:rPr>
+          <w:rFonts w:ascii="Arial" w:hAnsi="Arial" w:cs="Arial"/>
+        </w:rPr>
+        <w:t>divorce_answer</w:t>
+      </w:r>
+      <w:proofErr w:type="spellEnd"/>
+      <w:r>
+        <w:rPr>
+          <w:rFonts w:ascii="Arial" w:hAnsi="Arial" w:cs="Arial"/>
+        </w:rPr>
+        <w:t>”</w:t>
+      </w:r>
+      <w:r>
+        <w:rPr>
+          <w:rFonts w:ascii="Arial" w:hAnsi="Arial" w:cs="Arial"/>
+        </w:rPr>
+        <w:t xml:space="preserve"> and </w:t>
+      </w:r>
+      <w:proofErr w:type="spellStart"/>
+      <w:r>
+        <w:rPr>
+          <w:rFonts w:ascii="Arial" w:hAnsi="Arial" w:cs="Arial"/>
+        </w:rPr>
+        <w:t>create_counterclaim</w:t>
+      </w:r>
+      <w:proofErr w:type="spellEnd"/>
       <w:r>
         <w:rPr>
           <w:rFonts w:ascii="Arial" w:hAnsi="Arial" w:cs="Arial"/>
@@ -357,24 +750,44 @@
         </w:rPr>
         <w:t xml:space="preserve">and </w:t>
       </w:r>
-      <w:r>
-        <w:rPr>
-          <w:rFonts w:ascii="Arial" w:hAnsi="Arial" w:cs="Arial"/>
-        </w:rPr>
-        <w:t>marriage.have_pension_retirement</w:t>
-      </w:r>
+      <w:proofErr w:type="spellStart"/>
+      <w:proofErr w:type="gramStart"/>
+      <w:r>
+        <w:rPr>
+          <w:rFonts w:ascii="Arial" w:hAnsi="Arial" w:cs="Arial"/>
+        </w:rPr>
+        <w:t>marriage.have</w:t>
+      </w:r>
+      <w:proofErr w:type="gramEnd"/>
+      <w:r>
+        <w:rPr>
+          <w:rFonts w:ascii="Arial" w:hAnsi="Arial" w:cs="Arial"/>
+        </w:rPr>
+        <w:t>_pension_retirement</w:t>
+      </w:r>
+      <w:proofErr w:type="spellEnd"/>
       <w:r>
         <w:rPr>
           <w:rFonts w:ascii="Arial" w:hAnsi="Arial" w:cs="Arial"/>
         </w:rPr>
         <w:t xml:space="preserve"> and </w:t>
       </w:r>
-      <w:r>
-        <w:rPr>
-          <w:rFonts w:ascii="Arial" w:hAnsi="Arial" w:cs="Arial"/>
-        </w:rPr>
-        <w:t>marriage.pension_contributions_made</w:t>
-      </w:r>
+      <w:proofErr w:type="spellStart"/>
+      <w:proofErr w:type="gramStart"/>
+      <w:r>
+        <w:rPr>
+          <w:rFonts w:ascii="Arial" w:hAnsi="Arial" w:cs="Arial"/>
+        </w:rPr>
+        <w:t>marriage.pension</w:t>
+      </w:r>
+      <w:proofErr w:type="gramEnd"/>
+      <w:r>
+        <w:rPr>
+          <w:rFonts w:ascii="Arial" w:hAnsi="Arial" w:cs="Arial"/>
+        </w:rPr>
+        <w:t>_contributions_made</w:t>
+      </w:r>
+      <w:proofErr w:type="spellEnd"/>
       <w:r>
         <w:rPr>
           <w:rFonts w:ascii="Arial" w:hAnsi="Arial" w:cs="Arial"/>
@@ -385,8 +798,24 @@
         <w:rPr>
           <w:rFonts w:ascii="Arial" w:hAnsi="Arial" w:cs="Arial"/>
         </w:rPr>
-        <w:t>not marriage.pension_retirement_accounts_keep_own</w:t>
-      </w:r>
+        <w:t xml:space="preserve">not </w:t>
+      </w:r>
+      <w:proofErr w:type="spellStart"/>
+      <w:proofErr w:type="gramStart"/>
+      <w:r>
+        <w:rPr>
+          <w:rFonts w:ascii="Arial" w:hAnsi="Arial" w:cs="Arial"/>
+        </w:rPr>
+        <w:t>marriage.pension</w:t>
+      </w:r>
+      <w:proofErr w:type="gramEnd"/>
+      <w:r>
+        <w:rPr>
+          <w:rFonts w:ascii="Arial" w:hAnsi="Arial" w:cs="Arial"/>
+        </w:rPr>
+        <w:t>_retirement_accounts_keep_own</w:t>
+      </w:r>
+      <w:proofErr w:type="spellEnd"/>
       <w:r>
         <w:rPr>
           <w:rFonts w:ascii="Arial" w:hAnsi="Arial" w:cs="Arial"/>
@@ -475,13 +904,69 @@
         <w:rPr>
           <w:rFonts w:ascii="Arial" w:hAnsi="Arial" w:cs="Arial"/>
         </w:rPr>
-        <w:t>{% if tool_ID in [“divorce_complaint”, “JOD_only”] %}</w:t>
-      </w:r>
-      <w:r>
-        <w:rPr>
-          <w:rFonts w:ascii="Arial" w:hAnsi="Arial" w:cs="Arial"/>
-        </w:rPr>
-        <w:t xml:space="preserve">The Judgment of Divorce produced </w:t>
+        <w:t xml:space="preserve">{% if </w:t>
+      </w:r>
+      <w:proofErr w:type="spellStart"/>
+      <w:r>
+        <w:rPr>
+          <w:rFonts w:ascii="Arial" w:hAnsi="Arial" w:cs="Arial"/>
+        </w:rPr>
+        <w:t>tool_ID</w:t>
+      </w:r>
+      <w:proofErr w:type="spellEnd"/>
+      <w:r>
+        <w:rPr>
+          <w:rFonts w:ascii="Arial" w:hAnsi="Arial" w:cs="Arial"/>
+        </w:rPr>
+        <w:t xml:space="preserve"> in [“</w:t>
+      </w:r>
+      <w:proofErr w:type="spellStart"/>
+      <w:r>
+        <w:rPr>
+          <w:rFonts w:ascii="Arial" w:hAnsi="Arial" w:cs="Arial"/>
+        </w:rPr>
+        <w:t>divorce_complaint</w:t>
+      </w:r>
+      <w:proofErr w:type="spellEnd"/>
+      <w:r>
+        <w:rPr>
+          <w:rFonts w:ascii="Arial" w:hAnsi="Arial" w:cs="Arial"/>
+        </w:rPr>
+        <w:t>”, “</w:t>
+      </w:r>
+      <w:proofErr w:type="spellStart"/>
+      <w:r>
+        <w:rPr>
+          <w:rFonts w:ascii="Arial" w:hAnsi="Arial" w:cs="Arial"/>
+        </w:rPr>
+        <w:t>JOD_only</w:t>
+      </w:r>
+      <w:proofErr w:type="spellEnd"/>
+      <w:r>
+        <w:rPr>
+          <w:rFonts w:ascii="Arial" w:hAnsi="Arial" w:cs="Arial"/>
+        </w:rPr>
+        <w:t xml:space="preserve">”] </w:t>
+      </w:r>
+      <w:proofErr w:type="gramStart"/>
+      <w:r>
+        <w:rPr>
+          <w:rFonts w:ascii="Arial" w:hAnsi="Arial" w:cs="Arial"/>
+        </w:rPr>
+        <w:t>%}</w:t>
+      </w:r>
+      <w:r>
+        <w:rPr>
+          <w:rFonts w:ascii="Arial" w:hAnsi="Arial" w:cs="Arial"/>
+        </w:rPr>
+        <w:t>The</w:t>
+      </w:r>
+      <w:proofErr w:type="gramEnd"/>
+      <w:r>
+        <w:rPr>
+          <w:rFonts w:ascii="Arial" w:hAnsi="Arial" w:cs="Arial"/>
+        </w:rPr>
+        <w:t xml:space="preserve"> Judgment of Divorce produced </w:t>
       </w:r>
       <w:r>
         <w:rPr>
@@ -525,13 +1010,24 @@
         <w:t xml:space="preserve"> </w:t>
       </w:r>
       <w:r>
-        <w:t>{% endif %}</w:t>
-      </w:r>
-      <w:r>
-        <w:rPr>
-          <w:rFonts w:ascii="Arial" w:hAnsi="Arial" w:cs="Arial"/>
-        </w:rPr>
-        <w:t xml:space="preserve">You may want </w:t>
+        <w:t xml:space="preserve">{% endif </w:t>
+      </w:r>
+      <w:proofErr w:type="gramStart"/>
+      <w:r>
+        <w:t>%}</w:t>
+      </w:r>
+      <w:r>
+        <w:rPr>
+          <w:rFonts w:ascii="Arial" w:hAnsi="Arial" w:cs="Arial"/>
+        </w:rPr>
+        <w:t>You</w:t>
+      </w:r>
+      <w:proofErr w:type="gramEnd"/>
+      <w:r>
+        <w:rPr>
+          <w:rFonts w:ascii="Arial" w:hAnsi="Arial" w:cs="Arial"/>
+        </w:rPr>
+        <w:t xml:space="preserve"> may want </w:t>
       </w:r>
       <w:r>
         <w:rPr>
@@ -638,7 +1134,49 @@
         <w:rPr>
           <w:rFonts w:ascii="Arial" w:hAnsi="Arial" w:cs="Arial"/>
         </w:rPr>
-        <w:t>if tool_ID in [“divorce_complaint”, “JOD_only”]</w:t>
+        <w:t xml:space="preserve">if </w:t>
+      </w:r>
+      <w:proofErr w:type="spellStart"/>
+      <w:r>
+        <w:rPr>
+          <w:rFonts w:ascii="Arial" w:hAnsi="Arial" w:cs="Arial"/>
+        </w:rPr>
+        <w:t>tool_ID</w:t>
+      </w:r>
+      <w:proofErr w:type="spellEnd"/>
+      <w:r>
+        <w:rPr>
+          <w:rFonts w:ascii="Arial" w:hAnsi="Arial" w:cs="Arial"/>
+        </w:rPr>
+        <w:t xml:space="preserve"> in [“</w:t>
+      </w:r>
+      <w:proofErr w:type="spellStart"/>
+      <w:r>
+        <w:rPr>
+          <w:rFonts w:ascii="Arial" w:hAnsi="Arial" w:cs="Arial"/>
+        </w:rPr>
+        <w:t>divorce_complaint</w:t>
+      </w:r>
+      <w:proofErr w:type="spellEnd"/>
+      <w:r>
+        <w:rPr>
+          <w:rFonts w:ascii="Arial" w:hAnsi="Arial" w:cs="Arial"/>
+        </w:rPr>
+        <w:t>”, “</w:t>
+      </w:r>
+      <w:proofErr w:type="spellStart"/>
+      <w:r>
+        <w:rPr>
+          <w:rFonts w:ascii="Arial" w:hAnsi="Arial" w:cs="Arial"/>
+        </w:rPr>
+        <w:t>JOD_only</w:t>
+      </w:r>
+      <w:proofErr w:type="spellEnd"/>
+      <w:r>
+        <w:rPr>
+          <w:rFonts w:ascii="Arial" w:hAnsi="Arial" w:cs="Arial"/>
+        </w:rPr>
+        <w:t>”]</w:t>
       </w:r>
       <w:r>
         <w:rPr>
@@ -652,36 +1190,58 @@
         </w:rPr>
         <w:t xml:space="preserve">and </w:t>
       </w:r>
-      <w:r>
-        <w:rPr>
-          <w:rFonts w:ascii="Arial" w:hAnsi="Arial" w:cs="Arial"/>
-        </w:rPr>
-        <w:t>marriage.personal_property_need_items</w:t>
-      </w:r>
+      <w:proofErr w:type="spellStart"/>
+      <w:proofErr w:type="gramStart"/>
+      <w:r>
+        <w:rPr>
+          <w:rFonts w:ascii="Arial" w:hAnsi="Arial" w:cs="Arial"/>
+        </w:rPr>
+        <w:t>marriage.personal</w:t>
+      </w:r>
+      <w:proofErr w:type="gramEnd"/>
+      <w:r>
+        <w:rPr>
+          <w:rFonts w:ascii="Arial" w:hAnsi="Arial" w:cs="Arial"/>
+        </w:rPr>
+        <w:t>_property_need_items</w:t>
+      </w:r>
+      <w:proofErr w:type="spellEnd"/>
       <w:r>
         <w:rPr>
           <w:rFonts w:ascii="Arial" w:hAnsi="Arial" w:cs="Arial"/>
         </w:rPr>
         <w:t xml:space="preserve"> and </w:t>
       </w:r>
+      <w:proofErr w:type="spellStart"/>
+      <w:proofErr w:type="gramStart"/>
       <w:r>
         <w:rPr>
           <w:rFonts w:ascii="Arial" w:hAnsi="Arial" w:cs="Arial"/>
         </w:rPr>
         <w:t>marriage.accounts</w:t>
       </w:r>
-      <w:r>
-        <w:rPr>
-          <w:rFonts w:ascii="Arial" w:hAnsi="Arial" w:cs="Arial"/>
-        </w:rPr>
-        <w:t>.filter(</w:t>
-      </w:r>
+      <w:proofErr w:type="gramEnd"/>
+      <w:r>
+        <w:rPr>
+          <w:rFonts w:ascii="Arial" w:hAnsi="Arial" w:cs="Arial"/>
+        </w:rPr>
+        <w:t>.filter</w:t>
+      </w:r>
+      <w:proofErr w:type="spellEnd"/>
+      <w:r>
+        <w:rPr>
+          <w:rFonts w:ascii="Arial" w:hAnsi="Arial" w:cs="Arial"/>
+        </w:rPr>
+        <w:t>(</w:t>
+      </w:r>
+      <w:proofErr w:type="spellStart"/>
       <w:r>
         <w:rPr>
           <w:rFonts w:ascii="Arial" w:hAnsi="Arial" w:cs="Arial"/>
         </w:rPr>
         <w:t>trigger_investment_reminder</w:t>
       </w:r>
+      <w:proofErr w:type="spellEnd"/>
       <w:r>
         <w:rPr>
           <w:rFonts w:ascii="Arial" w:hAnsi="Arial" w:cs="Arial"/>
@@ -728,45 +1288,102 @@
         <w:rPr>
           <w:rFonts w:ascii="Arial" w:hAnsi="Arial" w:cs="Arial"/>
         </w:rPr>
-        <w:t xml:space="preserve"> if tool_ID in [“divorce_complaint”, “JOD_only”] %}</w:t>
-      </w:r>
-    </w:p>
-    <w:p>
-      <w:pPr>
-        <w:spacing w:after="0" w:line="240" w:lineRule="auto"/>
-        <w:ind w:right="-547"/>
-        <w:rPr>
-          <w:rFonts w:ascii="Arial" w:hAnsi="Arial" w:cs="Arial"/>
-        </w:rPr>
-      </w:pPr>
-      <w:r>
-        <w:rPr>
-          <w:rFonts w:ascii="Arial" w:hAnsi="Arial" w:cs="Arial"/>
-        </w:rPr>
-        <w:t xml:space="preserve">Your Judgment of Divorce states how you want your investments to be divided. But there may be problems with actually dividing these assets after the Judgment is final. Dividing investments is not simple. </w:t>
-      </w:r>
-    </w:p>
-    <w:p>
-      <w:pPr>
-        <w:spacing w:after="0" w:line="240" w:lineRule="auto"/>
-        <w:ind w:right="-547"/>
-        <w:rPr>
-          <w:rFonts w:ascii="Arial" w:hAnsi="Arial" w:cs="Arial"/>
-        </w:rPr>
-      </w:pPr>
-    </w:p>
-    <w:p>
-      <w:pPr>
-        <w:spacing w:after="0" w:line="240" w:lineRule="auto"/>
-        <w:ind w:right="-547"/>
-        <w:rPr>
-          <w:rFonts w:ascii="Arial" w:hAnsi="Arial" w:cs="Arial"/>
-        </w:rPr>
-      </w:pPr>
-      <w:r>
-        <w:rPr>
-          <w:rFonts w:ascii="Arial" w:hAnsi="Arial" w:cs="Arial"/>
-        </w:rPr>
+        <w:t xml:space="preserve"> if </w:t>
+      </w:r>
+      <w:proofErr w:type="spellStart"/>
+      <w:r>
+        <w:rPr>
+          <w:rFonts w:ascii="Arial" w:hAnsi="Arial" w:cs="Arial"/>
+        </w:rPr>
+        <w:t>tool_ID</w:t>
+      </w:r>
+      <w:proofErr w:type="spellEnd"/>
+      <w:r>
+        <w:rPr>
+          <w:rFonts w:ascii="Arial" w:hAnsi="Arial" w:cs="Arial"/>
+        </w:rPr>
+        <w:t xml:space="preserve"> in [“</w:t>
+      </w:r>
+      <w:proofErr w:type="spellStart"/>
+      <w:r>
+        <w:rPr>
+          <w:rFonts w:ascii="Arial" w:hAnsi="Arial" w:cs="Arial"/>
+        </w:rPr>
+        <w:t>divorce_complaint</w:t>
+      </w:r>
+      <w:proofErr w:type="spellEnd"/>
+      <w:r>
+        <w:rPr>
+          <w:rFonts w:ascii="Arial" w:hAnsi="Arial" w:cs="Arial"/>
+        </w:rPr>
+        <w:t>”, “</w:t>
+      </w:r>
+      <w:proofErr w:type="spellStart"/>
+      <w:r>
+        <w:rPr>
+          <w:rFonts w:ascii="Arial" w:hAnsi="Arial" w:cs="Arial"/>
+        </w:rPr>
+        <w:t>JOD_only</w:t>
+      </w:r>
+      <w:proofErr w:type="spellEnd"/>
+      <w:r>
+        <w:rPr>
+          <w:rFonts w:ascii="Arial" w:hAnsi="Arial" w:cs="Arial"/>
+        </w:rPr>
+        <w:t>”] %}</w:t>
+      </w:r>
+    </w:p>
+    <w:p>
+      <w:pPr>
+        <w:spacing w:after="0" w:line="240" w:lineRule="auto"/>
+        <w:ind w:right="-547"/>
+        <w:rPr>
+          <w:rFonts w:ascii="Arial" w:hAnsi="Arial" w:cs="Arial"/>
+        </w:rPr>
+      </w:pPr>
+      <w:r>
+        <w:rPr>
+          <w:rFonts w:ascii="Arial" w:hAnsi="Arial" w:cs="Arial"/>
+        </w:rPr>
+        <w:t xml:space="preserve">Your Judgment of Divorce states how you want your investments to be divided. But there may be problems with </w:t>
+      </w:r>
+      <w:proofErr w:type="gramStart"/>
+      <w:r>
+        <w:rPr>
+          <w:rFonts w:ascii="Arial" w:hAnsi="Arial" w:cs="Arial"/>
+        </w:rPr>
+        <w:t>actually dividing</w:t>
+      </w:r>
+      <w:proofErr w:type="gramEnd"/>
+      <w:r>
+        <w:rPr>
+          <w:rFonts w:ascii="Arial" w:hAnsi="Arial" w:cs="Arial"/>
+        </w:rPr>
+        <w:t xml:space="preserve"> these assets after the Judgment is final. Dividing investments is not simple. </w:t>
+      </w:r>
+    </w:p>
+    <w:p>
+      <w:pPr>
+        <w:spacing w:after="0" w:line="240" w:lineRule="auto"/>
+        <w:ind w:right="-547"/>
+        <w:rPr>
+          <w:rFonts w:ascii="Arial" w:hAnsi="Arial" w:cs="Arial"/>
+        </w:rPr>
+      </w:pPr>
+    </w:p>
+    <w:p>
+      <w:pPr>
+        <w:spacing w:after="0" w:line="240" w:lineRule="auto"/>
+        <w:ind w:right="-547"/>
+        <w:rPr>
+          <w:rFonts w:ascii="Arial" w:hAnsi="Arial" w:cs="Arial"/>
+        </w:rPr>
+      </w:pPr>
+      <w:r>
+        <w:rPr>
+          <w:rFonts w:ascii="Arial" w:hAnsi="Arial" w:cs="Arial"/>
+        </w:rPr>
+        <w:lastRenderedPageBreak/>
         <w:t xml:space="preserve">The Judgment of Divorce does not include any information about how the investments will be transferred or about tax liability. Your investments will </w:t>
       </w:r>
       <w:r>
@@ -805,7 +1422,21 @@
         <w:rPr>
           <w:rFonts w:ascii="Arial" w:hAnsi="Arial" w:cs="Arial"/>
         </w:rPr>
-        <w:t>There are more steps that need to be followed after the Judgment of Divorce is final. The Michigan Legal Help website can’t help you with this.</w:t>
+        <w:t xml:space="preserve">There are more steps that need to be </w:t>
+      </w:r>
+      <w:proofErr w:type="gramStart"/>
+      <w:r>
+        <w:rPr>
+          <w:rFonts w:ascii="Arial" w:hAnsi="Arial" w:cs="Arial"/>
+        </w:rPr>
+        <w:t>followed after</w:t>
+      </w:r>
+      <w:proofErr w:type="gramEnd"/>
+      <w:r>
+        <w:rPr>
+          <w:rFonts w:ascii="Arial" w:hAnsi="Arial" w:cs="Arial"/>
+        </w:rPr>
+        <w:t xml:space="preserve"> the Judgment of Divorce is final. The Michigan Legal Help website can’t help you with this.</w:t>
       </w:r>
     </w:p>
     <w:p>
@@ -834,6 +1465,7 @@
         </w:rPr>
         <w:t xml:space="preserve"> </w:t>
       </w:r>
+      <w:proofErr w:type="spellStart"/>
       <w:r>
         <w:rPr>
           <w:rFonts w:ascii="Arial" w:hAnsi="Arial" w:cs="Arial"/>
@@ -844,13 +1476,48 @@
         <w:rPr>
           <w:rFonts w:ascii="Arial" w:hAnsi="Arial" w:cs="Arial"/>
         </w:rPr>
-        <w:t xml:space="preserve">if tool_ID </w:t>
-      </w:r>
-      <w:r>
-        <w:rPr>
-          <w:rFonts w:ascii="Arial" w:hAnsi="Arial" w:cs="Arial"/>
-        </w:rPr>
-        <w:t>== “divorce_answer” %}</w:t>
+        <w:t>if</w:t>
+      </w:r>
+      <w:proofErr w:type="spellEnd"/>
+      <w:r>
+        <w:rPr>
+          <w:rFonts w:ascii="Arial" w:hAnsi="Arial" w:cs="Arial"/>
+        </w:rPr>
+        <w:t xml:space="preserve"> </w:t>
+      </w:r>
+      <w:proofErr w:type="spellStart"/>
+      <w:r>
+        <w:rPr>
+          <w:rFonts w:ascii="Arial" w:hAnsi="Arial" w:cs="Arial"/>
+        </w:rPr>
+        <w:t>tool_ID</w:t>
+      </w:r>
+      <w:proofErr w:type="spellEnd"/>
+      <w:r>
+        <w:rPr>
+          <w:rFonts w:ascii="Arial" w:hAnsi="Arial" w:cs="Arial"/>
+        </w:rPr>
+        <w:t xml:space="preserve"> </w:t>
+      </w:r>
+      <w:r>
+        <w:rPr>
+          <w:rFonts w:ascii="Arial" w:hAnsi="Arial" w:cs="Arial"/>
+        </w:rPr>
+        <w:t>== “</w:t>
+      </w:r>
+      <w:proofErr w:type="spellStart"/>
+      <w:r>
+        <w:rPr>
+          <w:rFonts w:ascii="Arial" w:hAnsi="Arial" w:cs="Arial"/>
+        </w:rPr>
+        <w:t>divorce_answer</w:t>
+      </w:r>
+      <w:proofErr w:type="spellEnd"/>
+      <w:r>
+        <w:rPr>
+          <w:rFonts w:ascii="Arial" w:hAnsi="Arial" w:cs="Arial"/>
+        </w:rPr>
+        <w:t>” %}</w:t>
       </w:r>
     </w:p>
     <w:p>
@@ -922,7 +1589,6 @@
         <w:rPr>
           <w:rFonts w:ascii="Arial" w:hAnsi="Arial" w:cs="Arial"/>
         </w:rPr>
-        <w:lastRenderedPageBreak/>
         <w:t xml:space="preserve">You may want to consider: </w:t>
       </w:r>
     </w:p>
@@ -1047,11 +1713,19 @@
         </w:rPr>
         <w:t>(</w:t>
       </w:r>
-      <w:r>
-        <w:rPr>
-          <w:rFonts w:ascii="Arial" w:hAnsi="Arial" w:cs="Arial"/>
-        </w:rPr>
-        <w:t xml:space="preserve">tool_ID </w:t>
+      <w:proofErr w:type="spellStart"/>
+      <w:r>
+        <w:rPr>
+          <w:rFonts w:ascii="Arial" w:hAnsi="Arial" w:cs="Arial"/>
+        </w:rPr>
+        <w:t>tool_ID</w:t>
+      </w:r>
+      <w:proofErr w:type="spellEnd"/>
+      <w:r>
+        <w:rPr>
+          <w:rFonts w:ascii="Arial" w:hAnsi="Arial" w:cs="Arial"/>
+        </w:rPr>
+        <w:t xml:space="preserve"> </w:t>
       </w:r>
       <w:r>
         <w:rPr>
@@ -1063,25 +1737,81 @@
         <w:rPr>
           <w:rFonts w:ascii="Arial" w:hAnsi="Arial" w:cs="Arial"/>
         </w:rPr>
-        <w:t>“divorce_complaint”</w:t>
-      </w:r>
-      <w:r>
-        <w:rPr>
-          <w:rFonts w:ascii="Arial" w:hAnsi="Arial" w:cs="Arial"/>
-        </w:rPr>
-        <w:t xml:space="preserve"> or (tool_ID ==</w:t>
-      </w:r>
-      <w:r>
-        <w:rPr>
-          <w:rFonts w:ascii="Arial" w:hAnsi="Arial" w:cs="Arial"/>
-        </w:rPr>
-        <w:t xml:space="preserve"> “divorce_answer”</w:t>
-      </w:r>
-      <w:r>
-        <w:rPr>
-          <w:rFonts w:ascii="Arial" w:hAnsi="Arial" w:cs="Arial"/>
-        </w:rPr>
-        <w:t xml:space="preserve"> and create_counterclaim))</w:t>
+        <w:t>“</w:t>
+      </w:r>
+      <w:proofErr w:type="spellStart"/>
+      <w:r>
+        <w:rPr>
+          <w:rFonts w:ascii="Arial" w:hAnsi="Arial" w:cs="Arial"/>
+        </w:rPr>
+        <w:t>divorce_complaint</w:t>
+      </w:r>
+      <w:proofErr w:type="spellEnd"/>
+      <w:r>
+        <w:rPr>
+          <w:rFonts w:ascii="Arial" w:hAnsi="Arial" w:cs="Arial"/>
+        </w:rPr>
+        <w:t>”</w:t>
+      </w:r>
+      <w:r>
+        <w:rPr>
+          <w:rFonts w:ascii="Arial" w:hAnsi="Arial" w:cs="Arial"/>
+        </w:rPr>
+        <w:t xml:space="preserve"> or (</w:t>
+      </w:r>
+      <w:proofErr w:type="spellStart"/>
+      <w:r>
+        <w:rPr>
+          <w:rFonts w:ascii="Arial" w:hAnsi="Arial" w:cs="Arial"/>
+        </w:rPr>
+        <w:t>tool_ID</w:t>
+      </w:r>
+      <w:proofErr w:type="spellEnd"/>
+      <w:r>
+        <w:rPr>
+          <w:rFonts w:ascii="Arial" w:hAnsi="Arial" w:cs="Arial"/>
+        </w:rPr>
+        <w:t xml:space="preserve"> ==</w:t>
+      </w:r>
+      <w:r>
+        <w:rPr>
+          <w:rFonts w:ascii="Arial" w:hAnsi="Arial" w:cs="Arial"/>
+        </w:rPr>
+        <w:t xml:space="preserve"> “</w:t>
+      </w:r>
+      <w:proofErr w:type="spellStart"/>
+      <w:r>
+        <w:rPr>
+          <w:rFonts w:ascii="Arial" w:hAnsi="Arial" w:cs="Arial"/>
+        </w:rPr>
+        <w:t>divorce_answer</w:t>
+      </w:r>
+      <w:proofErr w:type="spellEnd"/>
+      <w:r>
+        <w:rPr>
+          <w:rFonts w:ascii="Arial" w:hAnsi="Arial" w:cs="Arial"/>
+        </w:rPr>
+        <w:t>”</w:t>
+      </w:r>
+      <w:r>
+        <w:rPr>
+          <w:rFonts w:ascii="Arial" w:hAnsi="Arial" w:cs="Arial"/>
+        </w:rPr>
+        <w:t xml:space="preserve"> and </w:t>
+      </w:r>
+      <w:proofErr w:type="spellStart"/>
+      <w:r>
+        <w:rPr>
+          <w:rFonts w:ascii="Arial" w:hAnsi="Arial" w:cs="Arial"/>
+        </w:rPr>
+        <w:t>create_counterclaim</w:t>
+      </w:r>
+      <w:proofErr w:type="spellEnd"/>
+      <w:r>
+        <w:rPr>
+          <w:rFonts w:ascii="Arial" w:hAnsi="Arial" w:cs="Arial"/>
+        </w:rPr>
+        <w:t>))</w:t>
       </w:r>
       <w:r>
         <w:rPr>
@@ -1095,12 +1825,14 @@
         </w:rPr>
         <w:t xml:space="preserve">and </w:t>
       </w:r>
+      <w:proofErr w:type="spellStart"/>
       <w:r>
         <w:rPr>
           <w:rFonts w:ascii="Arial" w:hAnsi="Arial" w:cs="Arial"/>
         </w:rPr>
         <w:t>need_temporary_order</w:t>
       </w:r>
+      <w:proofErr w:type="spellEnd"/>
       <w:r>
         <w:rPr>
           <w:rFonts w:ascii="Arial" w:hAnsi="Arial" w:cs="Arial"/>
@@ -1299,7 +2031,77 @@
         <w:rPr>
           <w:rFonts w:ascii="Arial" w:hAnsi="Arial" w:cs="Arial"/>
         </w:rPr>
-        <w:t xml:space="preserve">if (tool_ID == “divorce_complaint” or (tool_ID == “divorce_answer” and create_counterclaim)) </w:t>
+        <w:t>if (</w:t>
+      </w:r>
+      <w:proofErr w:type="spellStart"/>
+      <w:r>
+        <w:rPr>
+          <w:rFonts w:ascii="Arial" w:hAnsi="Arial" w:cs="Arial"/>
+        </w:rPr>
+        <w:t>tool_ID</w:t>
+      </w:r>
+      <w:proofErr w:type="spellEnd"/>
+      <w:r>
+        <w:rPr>
+          <w:rFonts w:ascii="Arial" w:hAnsi="Arial" w:cs="Arial"/>
+        </w:rPr>
+        <w:t xml:space="preserve"> == “</w:t>
+      </w:r>
+      <w:proofErr w:type="spellStart"/>
+      <w:r>
+        <w:rPr>
+          <w:rFonts w:ascii="Arial" w:hAnsi="Arial" w:cs="Arial"/>
+        </w:rPr>
+        <w:t>divorce_complaint</w:t>
+      </w:r>
+      <w:proofErr w:type="spellEnd"/>
+      <w:r>
+        <w:rPr>
+          <w:rFonts w:ascii="Arial" w:hAnsi="Arial" w:cs="Arial"/>
+        </w:rPr>
+        <w:t>” or (</w:t>
+      </w:r>
+      <w:proofErr w:type="spellStart"/>
+      <w:r>
+        <w:rPr>
+          <w:rFonts w:ascii="Arial" w:hAnsi="Arial" w:cs="Arial"/>
+        </w:rPr>
+        <w:t>tool_ID</w:t>
+      </w:r>
+      <w:proofErr w:type="spellEnd"/>
+      <w:r>
+        <w:rPr>
+          <w:rFonts w:ascii="Arial" w:hAnsi="Arial" w:cs="Arial"/>
+        </w:rPr>
+        <w:t xml:space="preserve"> == “</w:t>
+      </w:r>
+      <w:proofErr w:type="spellStart"/>
+      <w:r>
+        <w:rPr>
+          <w:rFonts w:ascii="Arial" w:hAnsi="Arial" w:cs="Arial"/>
+        </w:rPr>
+        <w:t>divorce_answer</w:t>
+      </w:r>
+      <w:proofErr w:type="spellEnd"/>
+      <w:r>
+        <w:rPr>
+          <w:rFonts w:ascii="Arial" w:hAnsi="Arial" w:cs="Arial"/>
+        </w:rPr>
+        <w:t xml:space="preserve">” and </w:t>
+      </w:r>
+      <w:proofErr w:type="spellStart"/>
+      <w:r>
+        <w:rPr>
+          <w:rFonts w:ascii="Arial" w:hAnsi="Arial" w:cs="Arial"/>
+        </w:rPr>
+        <w:t>create_counterclaim</w:t>
+      </w:r>
+      <w:proofErr w:type="spellEnd"/>
+      <w:r>
+        <w:rPr>
+          <w:rFonts w:ascii="Arial" w:hAnsi="Arial" w:cs="Arial"/>
+        </w:rPr>
+        <w:t xml:space="preserve">)) </w:t>
       </w:r>
       <w:r>
         <w:rPr>
@@ -1307,18 +2109,28 @@
         </w:rPr>
         <w:t xml:space="preserve">and </w:t>
       </w:r>
-      <w:r>
-        <w:rPr>
-          <w:rFonts w:ascii="Arial" w:hAnsi="Arial" w:cs="Arial"/>
-        </w:rPr>
-        <w:t xml:space="preserve">there_are_marital_children and </w:t>
-      </w:r>
+      <w:proofErr w:type="spellStart"/>
+      <w:r>
+        <w:rPr>
+          <w:rFonts w:ascii="Arial" w:hAnsi="Arial" w:cs="Arial"/>
+        </w:rPr>
+        <w:t>there_are_marital_children</w:t>
+      </w:r>
+      <w:proofErr w:type="spellEnd"/>
+      <w:r>
+        <w:rPr>
+          <w:rFonts w:ascii="Arial" w:hAnsi="Arial" w:cs="Arial"/>
+        </w:rPr>
+        <w:t xml:space="preserve"> and </w:t>
+      </w:r>
+      <w:proofErr w:type="spellStart"/>
       <w:r>
         <w:rPr>
           <w:rFonts w:ascii="Arial" w:hAnsi="Arial" w:cs="Arial"/>
         </w:rPr>
         <w:t>need_temporary_order_kids</w:t>
       </w:r>
+      <w:proofErr w:type="spellEnd"/>
       <w:r>
         <w:rPr>
           <w:rFonts w:ascii="Arial" w:hAnsi="Arial" w:cs="Arial"/>
@@ -1498,19 +2310,71 @@
         <w:rPr>
           <w:rFonts w:ascii="Arial" w:hAnsi="Arial" w:cs="Arial"/>
         </w:rPr>
-        <w:t xml:space="preserve">if tool_ID == “divorce_answer” and </w:t>
-      </w:r>
-      <w:r>
-        <w:rPr>
-          <w:rFonts w:ascii="Arial" w:hAnsi="Arial" w:cs="Arial"/>
-        </w:rPr>
-        <w:t xml:space="preserve">create_counterclaim and </w:t>
-      </w:r>
-      <w:r>
-        <w:rPr>
-          <w:rFonts w:ascii="Arial" w:hAnsi="Arial" w:cs="Arial"/>
-        </w:rPr>
-        <w:t xml:space="preserve">marriage.have_business </w:t>
+        <w:t xml:space="preserve">if </w:t>
+      </w:r>
+      <w:proofErr w:type="spellStart"/>
+      <w:r>
+        <w:rPr>
+          <w:rFonts w:ascii="Arial" w:hAnsi="Arial" w:cs="Arial"/>
+        </w:rPr>
+        <w:t>tool_ID</w:t>
+      </w:r>
+      <w:proofErr w:type="spellEnd"/>
+      <w:r>
+        <w:rPr>
+          <w:rFonts w:ascii="Arial" w:hAnsi="Arial" w:cs="Arial"/>
+        </w:rPr>
+        <w:t xml:space="preserve"> == “</w:t>
+      </w:r>
+      <w:proofErr w:type="spellStart"/>
+      <w:r>
+        <w:rPr>
+          <w:rFonts w:ascii="Arial" w:hAnsi="Arial" w:cs="Arial"/>
+        </w:rPr>
+        <w:t>divorce_answer</w:t>
+      </w:r>
+      <w:proofErr w:type="spellEnd"/>
+      <w:r>
+        <w:rPr>
+          <w:rFonts w:ascii="Arial" w:hAnsi="Arial" w:cs="Arial"/>
+        </w:rPr>
+        <w:t xml:space="preserve">” and </w:t>
+      </w:r>
+      <w:proofErr w:type="spellStart"/>
+      <w:r>
+        <w:rPr>
+          <w:rFonts w:ascii="Arial" w:hAnsi="Arial" w:cs="Arial"/>
+        </w:rPr>
+        <w:t>create_counterclaim</w:t>
+      </w:r>
+      <w:proofErr w:type="spellEnd"/>
+      <w:r>
+        <w:rPr>
+          <w:rFonts w:ascii="Arial" w:hAnsi="Arial" w:cs="Arial"/>
+        </w:rPr>
+        <w:t xml:space="preserve"> and </w:t>
+      </w:r>
+      <w:proofErr w:type="spellStart"/>
+      <w:proofErr w:type="gramStart"/>
+      <w:r>
+        <w:rPr>
+          <w:rFonts w:ascii="Arial" w:hAnsi="Arial" w:cs="Arial"/>
+        </w:rPr>
+        <w:t>marriage.have</w:t>
+      </w:r>
+      <w:proofErr w:type="gramEnd"/>
+      <w:r>
+        <w:rPr>
+          <w:rFonts w:ascii="Arial" w:hAnsi="Arial" w:cs="Arial"/>
+        </w:rPr>
+        <w:t>_business</w:t>
+      </w:r>
+      <w:proofErr w:type="spellEnd"/>
+      <w:r>
+        <w:rPr>
+          <w:rFonts w:ascii="Arial" w:hAnsi="Arial" w:cs="Arial"/>
+        </w:rPr>
+        <w:t xml:space="preserve"> </w:t>
       </w:r>
       <w:r>
         <w:rPr>
@@ -1567,6 +2431,7 @@
         <w:rPr>
           <w:rFonts w:ascii="Arial" w:hAnsi="Arial" w:cs="Arial"/>
         </w:rPr>
+        <w:lastRenderedPageBreak/>
         <w:t xml:space="preserve">Even if your spouse has a lawyer, consider hiring your own. Your spouse’s lawyer does not represent you and has a duty to do what is best for your spouse. </w:t>
       </w:r>
       <w:r>
@@ -1647,7 +2512,77 @@
         <w:rPr>
           <w:rFonts w:ascii="Arial" w:hAnsi="Arial" w:cs="Arial"/>
         </w:rPr>
-        <w:t>if (tool_ID == “divorce_complaint” or (tool_ID == “divorce_answer” and create_counterclaim))</w:t>
+        <w:t>if (</w:t>
+      </w:r>
+      <w:proofErr w:type="spellStart"/>
+      <w:r>
+        <w:rPr>
+          <w:rFonts w:ascii="Arial" w:hAnsi="Arial" w:cs="Arial"/>
+        </w:rPr>
+        <w:t>tool_ID</w:t>
+      </w:r>
+      <w:proofErr w:type="spellEnd"/>
+      <w:r>
+        <w:rPr>
+          <w:rFonts w:ascii="Arial" w:hAnsi="Arial" w:cs="Arial"/>
+        </w:rPr>
+        <w:t xml:space="preserve"> == “</w:t>
+      </w:r>
+      <w:proofErr w:type="spellStart"/>
+      <w:r>
+        <w:rPr>
+          <w:rFonts w:ascii="Arial" w:hAnsi="Arial" w:cs="Arial"/>
+        </w:rPr>
+        <w:t>divorce_complaint</w:t>
+      </w:r>
+      <w:proofErr w:type="spellEnd"/>
+      <w:r>
+        <w:rPr>
+          <w:rFonts w:ascii="Arial" w:hAnsi="Arial" w:cs="Arial"/>
+        </w:rPr>
+        <w:t>” or (</w:t>
+      </w:r>
+      <w:proofErr w:type="spellStart"/>
+      <w:r>
+        <w:rPr>
+          <w:rFonts w:ascii="Arial" w:hAnsi="Arial" w:cs="Arial"/>
+        </w:rPr>
+        <w:t>tool_ID</w:t>
+      </w:r>
+      <w:proofErr w:type="spellEnd"/>
+      <w:r>
+        <w:rPr>
+          <w:rFonts w:ascii="Arial" w:hAnsi="Arial" w:cs="Arial"/>
+        </w:rPr>
+        <w:t xml:space="preserve"> == “</w:t>
+      </w:r>
+      <w:proofErr w:type="spellStart"/>
+      <w:r>
+        <w:rPr>
+          <w:rFonts w:ascii="Arial" w:hAnsi="Arial" w:cs="Arial"/>
+        </w:rPr>
+        <w:t>divorce_answer</w:t>
+      </w:r>
+      <w:proofErr w:type="spellEnd"/>
+      <w:r>
+        <w:rPr>
+          <w:rFonts w:ascii="Arial" w:hAnsi="Arial" w:cs="Arial"/>
+        </w:rPr>
+        <w:t xml:space="preserve">” and </w:t>
+      </w:r>
+      <w:proofErr w:type="spellStart"/>
+      <w:r>
+        <w:rPr>
+          <w:rFonts w:ascii="Arial" w:hAnsi="Arial" w:cs="Arial"/>
+        </w:rPr>
+        <w:t>create_counterclaim</w:t>
+      </w:r>
+      <w:proofErr w:type="spellEnd"/>
+      <w:r>
+        <w:rPr>
+          <w:rFonts w:ascii="Arial" w:hAnsi="Arial" w:cs="Arial"/>
+        </w:rPr>
+        <w:t>))</w:t>
       </w:r>
       <w:r>
         <w:rPr>
@@ -1661,12 +2596,14 @@
         </w:rPr>
         <w:t xml:space="preserve">and </w:t>
       </w:r>
+      <w:proofErr w:type="spellStart"/>
       <w:r>
         <w:rPr>
           <w:rFonts w:ascii="Arial" w:hAnsi="Arial" w:cs="Arial"/>
         </w:rPr>
         <w:t>user_wants_temporary_spousal_support</w:t>
       </w:r>
+      <w:proofErr w:type="spellEnd"/>
       <w:r>
         <w:rPr>
           <w:rFonts w:ascii="Arial" w:hAnsi="Arial" w:cs="Arial"/>
@@ -1722,7 +2659,21 @@
         <w:rPr>
           <w:rFonts w:ascii="Arial" w:hAnsi="Arial" w:cs="Arial"/>
         </w:rPr>
-        <w:t xml:space="preserve">need spousal support for the period of time </w:t>
+        <w:t xml:space="preserve">need spousal support for the </w:t>
+      </w:r>
+      <w:proofErr w:type="gramStart"/>
+      <w:r>
+        <w:rPr>
+          <w:rFonts w:ascii="Arial" w:hAnsi="Arial" w:cs="Arial"/>
+        </w:rPr>
+        <w:t>period of time</w:t>
+      </w:r>
+      <w:proofErr w:type="gramEnd"/>
+      <w:r>
+        <w:rPr>
+          <w:rFonts w:ascii="Arial" w:hAnsi="Arial" w:cs="Arial"/>
+        </w:rPr>
+        <w:t xml:space="preserve"> </w:t>
       </w:r>
       <w:r>
         <w:rPr>
@@ -2147,7 +3098,21 @@
         <w:rPr>
           <w:rFonts w:ascii="Arial" w:hAnsi="Arial" w:cs="Arial"/>
         </w:rPr>
-        <w:t xml:space="preserve">after the judge makes a decision on your motion. If the judge grants your request, you will also need the </w:t>
+        <w:t xml:space="preserve">after the judge </w:t>
+      </w:r>
+      <w:proofErr w:type="gramStart"/>
+      <w:r>
+        <w:rPr>
+          <w:rFonts w:ascii="Arial" w:hAnsi="Arial" w:cs="Arial"/>
+        </w:rPr>
+        <w:t>makes a decision</w:t>
+      </w:r>
+      <w:proofErr w:type="gramEnd"/>
+      <w:r>
+        <w:rPr>
+          <w:rFonts w:ascii="Arial" w:hAnsi="Arial" w:cs="Arial"/>
+        </w:rPr>
+        <w:t xml:space="preserve"> on your motion. If the judge grants your request, you will also need the </w:t>
       </w:r>
       <w:hyperlink r:id="rId20" w:history="1">
         <w:r>
@@ -2224,17 +3189,53 @@
         </w:rPr>
         <w:t>((</w:t>
       </w:r>
-      <w:r>
-        <w:rPr>
-          <w:rFonts w:ascii="Arial" w:hAnsi="Arial" w:cs="Arial"/>
-        </w:rPr>
-        <w:t>tool_ID in [“divorce_complaint”,</w:t>
-      </w:r>
-      <w:r>
-        <w:rPr>
-          <w:rFonts w:ascii="Arial" w:hAnsi="Arial" w:cs="Arial"/>
-        </w:rPr>
-        <w:t xml:space="preserve"> “JOD_only”</w:t>
+      <w:proofErr w:type="spellStart"/>
+      <w:r>
+        <w:rPr>
+          <w:rFonts w:ascii="Arial" w:hAnsi="Arial" w:cs="Arial"/>
+        </w:rPr>
+        <w:t>tool_ID</w:t>
+      </w:r>
+      <w:proofErr w:type="spellEnd"/>
+      <w:r>
+        <w:rPr>
+          <w:rFonts w:ascii="Arial" w:hAnsi="Arial" w:cs="Arial"/>
+        </w:rPr>
+        <w:t xml:space="preserve"> in [“</w:t>
+      </w:r>
+      <w:proofErr w:type="spellStart"/>
+      <w:r>
+        <w:rPr>
+          <w:rFonts w:ascii="Arial" w:hAnsi="Arial" w:cs="Arial"/>
+        </w:rPr>
+        <w:t>divorce_complaint</w:t>
+      </w:r>
+      <w:proofErr w:type="spellEnd"/>
+      <w:r>
+        <w:rPr>
+          <w:rFonts w:ascii="Arial" w:hAnsi="Arial" w:cs="Arial"/>
+        </w:rPr>
+        <w:t>”,</w:t>
+      </w:r>
+      <w:r>
+        <w:rPr>
+          <w:rFonts w:ascii="Arial" w:hAnsi="Arial" w:cs="Arial"/>
+        </w:rPr>
+        <w:t xml:space="preserve"> “</w:t>
+      </w:r>
+      <w:proofErr w:type="spellStart"/>
+      <w:r>
+        <w:rPr>
+          <w:rFonts w:ascii="Arial" w:hAnsi="Arial" w:cs="Arial"/>
+        </w:rPr>
+        <w:t>JOD_only</w:t>
+      </w:r>
+      <w:proofErr w:type="spellEnd"/>
+      <w:r>
+        <w:rPr>
+          <w:rFonts w:ascii="Arial" w:hAnsi="Arial" w:cs="Arial"/>
+        </w:rPr>
+        <w:t>”</w:t>
       </w:r>
       <w:r>
         <w:rPr>
@@ -2254,24 +3255,62 @@
         </w:rPr>
         <w:t xml:space="preserve">and </w:t>
       </w:r>
+      <w:proofErr w:type="spellStart"/>
       <w:r>
         <w:rPr>
           <w:rFonts w:ascii="Arial" w:hAnsi="Arial" w:cs="Arial"/>
         </w:rPr>
         <w:t>there_are_marital_children</w:t>
       </w:r>
-      <w:r>
-        <w:rPr>
-          <w:rFonts w:ascii="Arial" w:hAnsi="Arial" w:cs="Arial"/>
-        </w:rPr>
-        <w:t xml:space="preserve">) or (tool_ID == “divorce_answer” </w:t>
-      </w:r>
-      <w:r>
-        <w:rPr>
-          <w:rFonts w:ascii="Arial" w:hAnsi="Arial" w:cs="Arial"/>
-        </w:rPr>
-        <w:t>and create_counterclaim</w:t>
-      </w:r>
+      <w:proofErr w:type="spellEnd"/>
+      <w:r>
+        <w:rPr>
+          <w:rFonts w:ascii="Arial" w:hAnsi="Arial" w:cs="Arial"/>
+        </w:rPr>
+        <w:t>) or (</w:t>
+      </w:r>
+      <w:proofErr w:type="spellStart"/>
+      <w:r>
+        <w:rPr>
+          <w:rFonts w:ascii="Arial" w:hAnsi="Arial" w:cs="Arial"/>
+        </w:rPr>
+        <w:t>tool_ID</w:t>
+      </w:r>
+      <w:proofErr w:type="spellEnd"/>
+      <w:r>
+        <w:rPr>
+          <w:rFonts w:ascii="Arial" w:hAnsi="Arial" w:cs="Arial"/>
+        </w:rPr>
+        <w:t xml:space="preserve"> == “</w:t>
+      </w:r>
+      <w:proofErr w:type="spellStart"/>
+      <w:r>
+        <w:rPr>
+          <w:rFonts w:ascii="Arial" w:hAnsi="Arial" w:cs="Arial"/>
+        </w:rPr>
+        <w:t>divorce_answer</w:t>
+      </w:r>
+      <w:proofErr w:type="spellEnd"/>
+      <w:r>
+        <w:rPr>
+          <w:rFonts w:ascii="Arial" w:hAnsi="Arial" w:cs="Arial"/>
+        </w:rPr>
+        <w:t xml:space="preserve">” </w:t>
+      </w:r>
+      <w:r>
+        <w:rPr>
+          <w:rFonts w:ascii="Arial" w:hAnsi="Arial" w:cs="Arial"/>
+        </w:rPr>
+        <w:t xml:space="preserve">and </w:t>
+      </w:r>
+      <w:proofErr w:type="spellStart"/>
+      <w:r>
+        <w:rPr>
+          <w:rFonts w:ascii="Arial" w:hAnsi="Arial" w:cs="Arial"/>
+        </w:rPr>
+        <w:t>create_counterclaim</w:t>
+      </w:r>
+      <w:proofErr w:type="spellEnd"/>
       <w:r>
         <w:rPr>
           <w:rFonts w:ascii="Arial" w:hAnsi="Arial" w:cs="Arial"/>
@@ -2282,7 +3321,21 @@
         <w:rPr>
           <w:rFonts w:ascii="Arial" w:hAnsi="Arial" w:cs="Arial"/>
         </w:rPr>
-        <w:t>and there_are_marital_children))</w:t>
+        <w:t xml:space="preserve">and </w:t>
+      </w:r>
+      <w:proofErr w:type="spellStart"/>
+      <w:r>
+        <w:rPr>
+          <w:rFonts w:ascii="Arial" w:hAnsi="Arial" w:cs="Arial"/>
+        </w:rPr>
+        <w:t>there_are_marital_children</w:t>
+      </w:r>
+      <w:proofErr w:type="spellEnd"/>
+      <w:r>
+        <w:rPr>
+          <w:rFonts w:ascii="Arial" w:hAnsi="Arial" w:cs="Arial"/>
+        </w:rPr>
+        <w:t>))</w:t>
       </w:r>
       <w:r>
         <w:rPr>
@@ -2302,11 +3355,19 @@
         </w:rPr>
         <w:t>(</w:t>
       </w:r>
-      <w:r>
-        <w:rPr>
-          <w:rFonts w:ascii="Arial" w:hAnsi="Arial" w:cs="Arial"/>
-        </w:rPr>
-        <w:t xml:space="preserve">parentage_affidavit_revoke </w:t>
+      <w:proofErr w:type="spellStart"/>
+      <w:r>
+        <w:rPr>
+          <w:rFonts w:ascii="Arial" w:hAnsi="Arial" w:cs="Arial"/>
+        </w:rPr>
+        <w:t>parentage_affidavit_revoke</w:t>
+      </w:r>
+      <w:proofErr w:type="spellEnd"/>
+      <w:r>
+        <w:rPr>
+          <w:rFonts w:ascii="Arial" w:hAnsi="Arial" w:cs="Arial"/>
+        </w:rPr>
+        <w:t xml:space="preserve"> </w:t>
       </w:r>
       <w:r>
         <w:rPr>
@@ -2314,11 +3375,19 @@
         </w:rPr>
         <w:t xml:space="preserve">or </w:t>
       </w:r>
-      <w:r>
-        <w:rPr>
-          <w:rFonts w:ascii="Arial" w:hAnsi="Arial" w:cs="Arial"/>
-        </w:rPr>
-        <w:t xml:space="preserve">parentage_order_revoke </w:t>
+      <w:proofErr w:type="spellStart"/>
+      <w:r>
+        <w:rPr>
+          <w:rFonts w:ascii="Arial" w:hAnsi="Arial" w:cs="Arial"/>
+        </w:rPr>
+        <w:t>parentage_order_revoke</w:t>
+      </w:r>
+      <w:proofErr w:type="spellEnd"/>
+      <w:r>
+        <w:rPr>
+          <w:rFonts w:ascii="Arial" w:hAnsi="Arial" w:cs="Arial"/>
+        </w:rPr>
+        <w:t xml:space="preserve"> </w:t>
       </w:r>
       <w:r>
         <w:rPr>
@@ -2326,12 +3395,14 @@
         </w:rPr>
         <w:t xml:space="preserve">or </w:t>
       </w:r>
+      <w:proofErr w:type="spellStart"/>
       <w:r>
         <w:rPr>
           <w:rFonts w:ascii="Arial" w:hAnsi="Arial" w:cs="Arial"/>
         </w:rPr>
         <w:t>parentage_marital_revoke</w:t>
       </w:r>
+      <w:proofErr w:type="spellEnd"/>
       <w:r>
         <w:rPr>
           <w:rFonts w:ascii="Arial" w:hAnsi="Arial" w:cs="Arial"/>
@@ -2485,12 +3556,14 @@
         </w:rPr>
         <w:t xml:space="preserve">if </w:t>
       </w:r>
+      <w:proofErr w:type="spellStart"/>
       <w:r>
         <w:rPr>
           <w:rFonts w:ascii="Arial" w:hAnsi="Arial" w:cs="Arial"/>
         </w:rPr>
         <w:t>parentage_affidavit_revoke</w:t>
       </w:r>
+      <w:proofErr w:type="spellEnd"/>
       <w:r>
         <w:rPr>
           <w:rFonts w:ascii="Arial" w:hAnsi="Arial" w:cs="Arial"/>
@@ -2545,25 +3618,95 @@
         <w:rPr>
           <w:rFonts w:ascii="Arial" w:hAnsi="Arial" w:cs="Arial"/>
         </w:rPr>
-        <w:t xml:space="preserve"> form</w:t>
-      </w:r>
-      <w:r>
-        <w:rPr>
-          <w:rFonts w:ascii="Arial" w:hAnsi="Arial" w:cs="Arial"/>
-        </w:rPr>
-        <w:t>{% if tool_ID in [“divorce_complaint”, “JOD_only”] %}</w:t>
-      </w:r>
-      <w:r>
-        <w:rPr>
-          <w:rFonts w:ascii="Arial" w:hAnsi="Arial" w:cs="Arial"/>
-        </w:rPr>
-        <w:t xml:space="preserve"> along with the forms you file to start your divorce case</w:t>
-      </w:r>
-      <w:r>
-        <w:rPr>
-          <w:rFonts w:ascii="Arial" w:hAnsi="Arial" w:cs="Arial"/>
-        </w:rPr>
-        <w:t>{% endif %}</w:t>
+        <w:t xml:space="preserve"> </w:t>
+      </w:r>
+      <w:proofErr w:type="gramStart"/>
+      <w:r>
+        <w:rPr>
+          <w:rFonts w:ascii="Arial" w:hAnsi="Arial" w:cs="Arial"/>
+        </w:rPr>
+        <w:t>form</w:t>
+      </w:r>
+      <w:r>
+        <w:rPr>
+          <w:rFonts w:ascii="Arial" w:hAnsi="Arial" w:cs="Arial"/>
+        </w:rPr>
+        <w:t>{</w:t>
+      </w:r>
+      <w:proofErr w:type="gramEnd"/>
+      <w:r>
+        <w:rPr>
+          <w:rFonts w:ascii="Arial" w:hAnsi="Arial" w:cs="Arial"/>
+        </w:rPr>
+        <w:t xml:space="preserve">% if </w:t>
+      </w:r>
+      <w:proofErr w:type="spellStart"/>
+      <w:r>
+        <w:rPr>
+          <w:rFonts w:ascii="Arial" w:hAnsi="Arial" w:cs="Arial"/>
+        </w:rPr>
+        <w:t>tool_ID</w:t>
+      </w:r>
+      <w:proofErr w:type="spellEnd"/>
+      <w:r>
+        <w:rPr>
+          <w:rFonts w:ascii="Arial" w:hAnsi="Arial" w:cs="Arial"/>
+        </w:rPr>
+        <w:t xml:space="preserve"> in [“</w:t>
+      </w:r>
+      <w:proofErr w:type="spellStart"/>
+      <w:r>
+        <w:rPr>
+          <w:rFonts w:ascii="Arial" w:hAnsi="Arial" w:cs="Arial"/>
+        </w:rPr>
+        <w:t>divorce_complaint</w:t>
+      </w:r>
+      <w:proofErr w:type="spellEnd"/>
+      <w:r>
+        <w:rPr>
+          <w:rFonts w:ascii="Arial" w:hAnsi="Arial" w:cs="Arial"/>
+        </w:rPr>
+        <w:t>”, “</w:t>
+      </w:r>
+      <w:proofErr w:type="spellStart"/>
+      <w:r>
+        <w:rPr>
+          <w:rFonts w:ascii="Arial" w:hAnsi="Arial" w:cs="Arial"/>
+        </w:rPr>
+        <w:t>JOD_only</w:t>
+      </w:r>
+      <w:proofErr w:type="spellEnd"/>
+      <w:r>
+        <w:rPr>
+          <w:rFonts w:ascii="Arial" w:hAnsi="Arial" w:cs="Arial"/>
+        </w:rPr>
+        <w:t>”] %}</w:t>
+      </w:r>
+      <w:r>
+        <w:rPr>
+          <w:rFonts w:ascii="Arial" w:hAnsi="Arial" w:cs="Arial"/>
+        </w:rPr>
+        <w:t xml:space="preserve"> along with the forms you file to start your divorce </w:t>
+      </w:r>
+      <w:proofErr w:type="gramStart"/>
+      <w:r>
+        <w:rPr>
+          <w:rFonts w:ascii="Arial" w:hAnsi="Arial" w:cs="Arial"/>
+        </w:rPr>
+        <w:t>case</w:t>
+      </w:r>
+      <w:r>
+        <w:rPr>
+          <w:rFonts w:ascii="Arial" w:hAnsi="Arial" w:cs="Arial"/>
+        </w:rPr>
+        <w:t>{</w:t>
+      </w:r>
+      <w:proofErr w:type="gramEnd"/>
+      <w:r>
+        <w:rPr>
+          <w:rFonts w:ascii="Arial" w:hAnsi="Arial" w:cs="Arial"/>
+        </w:rPr>
+        <w:t>% endif %}</w:t>
       </w:r>
       <w:r>
         <w:rPr>
@@ -2616,12 +3759,14 @@
         </w:rPr>
         <w:t xml:space="preserve">{%p if </w:t>
       </w:r>
+      <w:proofErr w:type="spellStart"/>
       <w:r>
         <w:rPr>
           <w:rFonts w:ascii="Arial" w:hAnsi="Arial" w:cs="Arial"/>
         </w:rPr>
         <w:t>parentage_order_revoke</w:t>
       </w:r>
+      <w:proofErr w:type="spellEnd"/>
       <w:r>
         <w:rPr>
           <w:rFonts w:ascii="Arial" w:hAnsi="Arial" w:cs="Arial"/>
@@ -2700,6 +3845,7 @@
         <w:rPr>
           <w:rFonts w:ascii="Arial" w:hAnsi="Arial" w:cs="Arial"/>
         </w:rPr>
+        <w:lastRenderedPageBreak/>
         <w:t>{%p endif %}</w:t>
       </w:r>
     </w:p>
@@ -2717,12 +3863,14 @@
         </w:rPr>
         <w:t xml:space="preserve">{%p if </w:t>
       </w:r>
+      <w:proofErr w:type="spellStart"/>
       <w:r>
         <w:rPr>
           <w:rFonts w:ascii="Arial" w:hAnsi="Arial" w:cs="Arial"/>
         </w:rPr>
         <w:t>parentage_marital_revoke</w:t>
       </w:r>
+      <w:proofErr w:type="spellEnd"/>
       <w:r>
         <w:rPr>
           <w:rFonts w:ascii="Arial" w:hAnsi="Arial" w:cs="Arial"/>
@@ -2829,7 +3977,49 @@
         <w:rPr>
           <w:rFonts w:ascii="Arial" w:hAnsi="Arial" w:cs="Arial"/>
         </w:rPr>
-        <w:t>{%p if tool_ID in [“divorce_complaint”, “JOD_only”] %}</w:t>
+        <w:t xml:space="preserve">{%p if </w:t>
+      </w:r>
+      <w:proofErr w:type="spellStart"/>
+      <w:r>
+        <w:rPr>
+          <w:rFonts w:ascii="Arial" w:hAnsi="Arial" w:cs="Arial"/>
+        </w:rPr>
+        <w:t>tool_ID</w:t>
+      </w:r>
+      <w:proofErr w:type="spellEnd"/>
+      <w:r>
+        <w:rPr>
+          <w:rFonts w:ascii="Arial" w:hAnsi="Arial" w:cs="Arial"/>
+        </w:rPr>
+        <w:t xml:space="preserve"> in [“</w:t>
+      </w:r>
+      <w:proofErr w:type="spellStart"/>
+      <w:r>
+        <w:rPr>
+          <w:rFonts w:ascii="Arial" w:hAnsi="Arial" w:cs="Arial"/>
+        </w:rPr>
+        <w:t>divorce_complaint</w:t>
+      </w:r>
+      <w:proofErr w:type="spellEnd"/>
+      <w:r>
+        <w:rPr>
+          <w:rFonts w:ascii="Arial" w:hAnsi="Arial" w:cs="Arial"/>
+        </w:rPr>
+        <w:t>”, “</w:t>
+      </w:r>
+      <w:proofErr w:type="spellStart"/>
+      <w:r>
+        <w:rPr>
+          <w:rFonts w:ascii="Arial" w:hAnsi="Arial" w:cs="Arial"/>
+        </w:rPr>
+        <w:t>JOD_only</w:t>
+      </w:r>
+      <w:proofErr w:type="spellEnd"/>
+      <w:r>
+        <w:rPr>
+          <w:rFonts w:ascii="Arial" w:hAnsi="Arial" w:cs="Arial"/>
+        </w:rPr>
+        <w:t>”] %}</w:t>
       </w:r>
     </w:p>
     <w:p>
@@ -2898,7 +4088,6 @@
         <w:rPr>
           <w:rFonts w:ascii="Arial" w:hAnsi="Arial" w:cs="Arial"/>
         </w:rPr>
-        <w:lastRenderedPageBreak/>
         <w:t>If you saved your answers</w:t>
       </w:r>
       <w:r>
@@ -3219,18 +4408,42 @@
         </w:rPr>
         <w:t>((</w:t>
       </w:r>
-      <w:r>
-        <w:rPr>
-          <w:rFonts w:ascii="Arial" w:hAnsi="Arial" w:cs="Arial"/>
-        </w:rPr>
-        <w:t>tool_ID in [“divorce_complaint”, “</w:t>
-      </w:r>
+      <w:proofErr w:type="spellStart"/>
+      <w:r>
+        <w:rPr>
+          <w:rFonts w:ascii="Arial" w:hAnsi="Arial" w:cs="Arial"/>
+        </w:rPr>
+        <w:t>tool_ID</w:t>
+      </w:r>
+      <w:proofErr w:type="spellEnd"/>
+      <w:r>
+        <w:rPr>
+          <w:rFonts w:ascii="Arial" w:hAnsi="Arial" w:cs="Arial"/>
+        </w:rPr>
+        <w:t xml:space="preserve"> in [“</w:t>
+      </w:r>
+      <w:proofErr w:type="spellStart"/>
+      <w:r>
+        <w:rPr>
+          <w:rFonts w:ascii="Arial" w:hAnsi="Arial" w:cs="Arial"/>
+        </w:rPr>
+        <w:t>divorce_complaint</w:t>
+      </w:r>
+      <w:proofErr w:type="spellEnd"/>
+      <w:r>
+        <w:rPr>
+          <w:rFonts w:ascii="Arial" w:hAnsi="Arial" w:cs="Arial"/>
+        </w:rPr>
+        <w:t>”, “</w:t>
+      </w:r>
+      <w:proofErr w:type="spellStart"/>
       <w:r>
         <w:rPr>
           <w:rFonts w:ascii="Arial" w:hAnsi="Arial" w:cs="Arial"/>
         </w:rPr>
         <w:t>JOD_only</w:t>
       </w:r>
+      <w:proofErr w:type="spellEnd"/>
       <w:r>
         <w:rPr>
           <w:rFonts w:ascii="Arial" w:hAnsi="Arial" w:cs="Arial"/>
@@ -3249,12 +4462,14 @@
         </w:rPr>
         <w:t xml:space="preserve">and </w:t>
       </w:r>
+      <w:proofErr w:type="spellStart"/>
       <w:r>
         <w:rPr>
           <w:rFonts w:ascii="Arial" w:hAnsi="Arial" w:cs="Arial"/>
         </w:rPr>
         <w:t>there_are_marital_children</w:t>
       </w:r>
+      <w:proofErr w:type="spellEnd"/>
       <w:r>
         <w:rPr>
           <w:rFonts w:ascii="Arial" w:hAnsi="Arial" w:cs="Arial"/>
@@ -3265,14 +4480,50 @@
         <w:rPr>
           <w:rFonts w:ascii="Arial" w:hAnsi="Arial" w:cs="Arial"/>
         </w:rPr>
-        <w:t xml:space="preserve">(tool_ID == “divorce_answer” </w:t>
-      </w:r>
-      <w:r>
-        <w:rPr>
-          <w:rFonts w:ascii="Arial" w:hAnsi="Arial" w:cs="Arial"/>
-        </w:rPr>
-        <w:t>and create_counterclaim</w:t>
-      </w:r>
+        <w:t>(</w:t>
+      </w:r>
+      <w:proofErr w:type="spellStart"/>
+      <w:r>
+        <w:rPr>
+          <w:rFonts w:ascii="Arial" w:hAnsi="Arial" w:cs="Arial"/>
+        </w:rPr>
+        <w:t>tool_ID</w:t>
+      </w:r>
+      <w:proofErr w:type="spellEnd"/>
+      <w:r>
+        <w:rPr>
+          <w:rFonts w:ascii="Arial" w:hAnsi="Arial" w:cs="Arial"/>
+        </w:rPr>
+        <w:t xml:space="preserve"> == “</w:t>
+      </w:r>
+      <w:proofErr w:type="spellStart"/>
+      <w:r>
+        <w:rPr>
+          <w:rFonts w:ascii="Arial" w:hAnsi="Arial" w:cs="Arial"/>
+        </w:rPr>
+        <w:t>divorce_answer</w:t>
+      </w:r>
+      <w:proofErr w:type="spellEnd"/>
+      <w:r>
+        <w:rPr>
+          <w:rFonts w:ascii="Arial" w:hAnsi="Arial" w:cs="Arial"/>
+        </w:rPr>
+        <w:t xml:space="preserve">” </w:t>
+      </w:r>
+      <w:r>
+        <w:rPr>
+          <w:rFonts w:ascii="Arial" w:hAnsi="Arial" w:cs="Arial"/>
+        </w:rPr>
+        <w:t xml:space="preserve">and </w:t>
+      </w:r>
+      <w:proofErr w:type="spellStart"/>
+      <w:r>
+        <w:rPr>
+          <w:rFonts w:ascii="Arial" w:hAnsi="Arial" w:cs="Arial"/>
+        </w:rPr>
+        <w:t>create_counterclaim</w:t>
+      </w:r>
+      <w:proofErr w:type="spellEnd"/>
       <w:r>
         <w:rPr>
           <w:rFonts w:ascii="Arial" w:hAnsi="Arial" w:cs="Arial"/>
@@ -3283,7 +4534,21 @@
         <w:rPr>
           <w:rFonts w:ascii="Arial" w:hAnsi="Arial" w:cs="Arial"/>
         </w:rPr>
-        <w:t>and there_are_marital_children))</w:t>
+        <w:t xml:space="preserve">and </w:t>
+      </w:r>
+      <w:proofErr w:type="spellStart"/>
+      <w:r>
+        <w:rPr>
+          <w:rFonts w:ascii="Arial" w:hAnsi="Arial" w:cs="Arial"/>
+        </w:rPr>
+        <w:t>there_are_marital_children</w:t>
+      </w:r>
+      <w:proofErr w:type="spellEnd"/>
+      <w:r>
+        <w:rPr>
+          <w:rFonts w:ascii="Arial" w:hAnsi="Arial" w:cs="Arial"/>
+        </w:rPr>
+        <w:t>))</w:t>
       </w:r>
       <w:r>
         <w:rPr>
@@ -3297,12 +4562,14 @@
         </w:rPr>
         <w:t xml:space="preserve">not </w:t>
       </w:r>
+      <w:proofErr w:type="spellStart"/>
       <w:r>
         <w:rPr>
           <w:rFonts w:ascii="Arial" w:hAnsi="Arial" w:cs="Arial"/>
         </w:rPr>
         <w:t>MI_has_jurisdiction_all_kids</w:t>
       </w:r>
+      <w:proofErr w:type="spellEnd"/>
       <w:r>
         <w:rPr>
           <w:rFonts w:ascii="Arial" w:hAnsi="Arial" w:cs="Arial"/>
@@ -3533,7 +4800,21 @@
         <w:rPr>
           <w:rFonts w:ascii="Arial" w:hAnsi="Arial" w:cs="Arial"/>
         </w:rPr>
-        <w:t xml:space="preserve">if tool_ID </w:t>
+        <w:t xml:space="preserve">if </w:t>
+      </w:r>
+      <w:proofErr w:type="spellStart"/>
+      <w:r>
+        <w:rPr>
+          <w:rFonts w:ascii="Arial" w:hAnsi="Arial" w:cs="Arial"/>
+        </w:rPr>
+        <w:t>tool_ID</w:t>
+      </w:r>
+      <w:proofErr w:type="spellEnd"/>
+      <w:r>
+        <w:rPr>
+          <w:rFonts w:ascii="Arial" w:hAnsi="Arial" w:cs="Arial"/>
+        </w:rPr>
+        <w:t xml:space="preserve"> </w:t>
       </w:r>
       <w:r>
         <w:rPr>
@@ -3545,7 +4826,21 @@
         <w:rPr>
           <w:rFonts w:ascii="Arial" w:hAnsi="Arial" w:cs="Arial"/>
         </w:rPr>
-        <w:t>“divorce_complaint”</w:t>
+        <w:t>“</w:t>
+      </w:r>
+      <w:proofErr w:type="spellStart"/>
+      <w:r>
+        <w:rPr>
+          <w:rFonts w:ascii="Arial" w:hAnsi="Arial" w:cs="Arial"/>
+        </w:rPr>
+        <w:t>divorce_complaint</w:t>
+      </w:r>
+      <w:proofErr w:type="spellEnd"/>
+      <w:r>
+        <w:rPr>
+          <w:rFonts w:ascii="Arial" w:hAnsi="Arial" w:cs="Arial"/>
+        </w:rPr>
+        <w:t>”</w:t>
       </w:r>
       <w:r>
         <w:rPr>
@@ -3565,24 +4860,56 @@
         </w:rPr>
         <w:t>(</w:t>
       </w:r>
-      <w:r>
-        <w:rPr>
-          <w:rFonts w:ascii="Arial" w:hAnsi="Arial" w:cs="Arial"/>
-        </w:rPr>
-        <w:t>users[0].pregnant</w:t>
-      </w:r>
-      <w:r>
-        <w:rPr>
-          <w:rFonts w:ascii="Arial" w:hAnsi="Arial" w:cs="Arial"/>
-        </w:rPr>
-        <w:t xml:space="preserve"> or other_parties</w:t>
-      </w:r>
-      <w:r>
-        <w:rPr>
-          <w:rFonts w:ascii="Arial" w:hAnsi="Arial" w:cs="Arial"/>
-        </w:rPr>
-        <w:t>[0].pregnant</w:t>
-      </w:r>
+      <w:proofErr w:type="gramStart"/>
+      <w:r>
+        <w:rPr>
+          <w:rFonts w:ascii="Arial" w:hAnsi="Arial" w:cs="Arial"/>
+        </w:rPr>
+        <w:t>users[</w:t>
+      </w:r>
+      <w:proofErr w:type="gramEnd"/>
+      <w:r>
+        <w:rPr>
+          <w:rFonts w:ascii="Arial" w:hAnsi="Arial" w:cs="Arial"/>
+        </w:rPr>
+        <w:t>0</w:t>
+      </w:r>
+      <w:proofErr w:type="gramStart"/>
+      <w:r>
+        <w:rPr>
+          <w:rFonts w:ascii="Arial" w:hAnsi="Arial" w:cs="Arial"/>
+        </w:rPr>
+        <w:t>].pregnant</w:t>
+      </w:r>
+      <w:proofErr w:type="gramEnd"/>
+      <w:r>
+        <w:rPr>
+          <w:rFonts w:ascii="Arial" w:hAnsi="Arial" w:cs="Arial"/>
+        </w:rPr>
+        <w:t xml:space="preserve"> or </w:t>
+      </w:r>
+      <w:proofErr w:type="spellStart"/>
+      <w:r>
+        <w:rPr>
+          <w:rFonts w:ascii="Arial" w:hAnsi="Arial" w:cs="Arial"/>
+        </w:rPr>
+        <w:t>other_parties</w:t>
+      </w:r>
+      <w:proofErr w:type="spellEnd"/>
+      <w:r>
+        <w:rPr>
+          <w:rFonts w:ascii="Arial" w:hAnsi="Arial" w:cs="Arial"/>
+        </w:rPr>
+        <w:t>[0</w:t>
+      </w:r>
+      <w:proofErr w:type="gramStart"/>
+      <w:r>
+        <w:rPr>
+          <w:rFonts w:ascii="Arial" w:hAnsi="Arial" w:cs="Arial"/>
+        </w:rPr>
+        <w:t>].pregnant</w:t>
+      </w:r>
+      <w:proofErr w:type="gramEnd"/>
       <w:r>
         <w:rPr>
           <w:rFonts w:ascii="Arial" w:hAnsi="Arial" w:cs="Arial"/>
@@ -3752,7 +5079,21 @@
         <w:rPr>
           <w:rFonts w:ascii="Arial" w:hAnsi="Arial" w:cs="Arial"/>
         </w:rPr>
-        <w:t>your Judgment can be signed by the judge.</w:t>
+        <w:t xml:space="preserve">your </w:t>
+      </w:r>
+      <w:proofErr w:type="gramStart"/>
+      <w:r>
+        <w:rPr>
+          <w:rFonts w:ascii="Arial" w:hAnsi="Arial" w:cs="Arial"/>
+        </w:rPr>
+        <w:t>Judgment</w:t>
+      </w:r>
+      <w:proofErr w:type="gramEnd"/>
+      <w:r>
+        <w:rPr>
+          <w:rFonts w:ascii="Arial" w:hAnsi="Arial" w:cs="Arial"/>
+        </w:rPr>
+        <w:t xml:space="preserve"> can be signed by the judge.</w:t>
       </w:r>
     </w:p>
     <w:p>
@@ -3830,6 +5171,7 @@
         <w:rPr>
           <w:rFonts w:ascii="Arial" w:hAnsi="Arial" w:cs="Arial"/>
         </w:rPr>
+        <w:lastRenderedPageBreak/>
         <w:t xml:space="preserve">It may take a few moments for your forms to load. Once your forms have loaded, use the </w:t>
       </w:r>
       <w:r>
@@ -3971,7 +5313,21 @@
         <w:rPr>
           <w:rFonts w:ascii="Arial" w:hAnsi="Arial" w:cs="Arial"/>
         </w:rPr>
-        <w:t xml:space="preserve">if tool_ID </w:t>
+        <w:t xml:space="preserve">if </w:t>
+      </w:r>
+      <w:proofErr w:type="spellStart"/>
+      <w:r>
+        <w:rPr>
+          <w:rFonts w:ascii="Arial" w:hAnsi="Arial" w:cs="Arial"/>
+        </w:rPr>
+        <w:t>tool_ID</w:t>
+      </w:r>
+      <w:proofErr w:type="spellEnd"/>
+      <w:r>
+        <w:rPr>
+          <w:rFonts w:ascii="Arial" w:hAnsi="Arial" w:cs="Arial"/>
+        </w:rPr>
+        <w:t xml:space="preserve"> </w:t>
       </w:r>
       <w:r>
         <w:rPr>
@@ -3983,7 +5339,21 @@
         <w:rPr>
           <w:rFonts w:ascii="Arial" w:hAnsi="Arial" w:cs="Arial"/>
         </w:rPr>
-        <w:t>“divorce_complaint”</w:t>
+        <w:t>“</w:t>
+      </w:r>
+      <w:proofErr w:type="spellStart"/>
+      <w:r>
+        <w:rPr>
+          <w:rFonts w:ascii="Arial" w:hAnsi="Arial" w:cs="Arial"/>
+        </w:rPr>
+        <w:t>divorce_complaint</w:t>
+      </w:r>
+      <w:proofErr w:type="spellEnd"/>
+      <w:r>
+        <w:rPr>
+          <w:rFonts w:ascii="Arial" w:hAnsi="Arial" w:cs="Arial"/>
+        </w:rPr>
+        <w:t>”</w:t>
       </w:r>
       <w:r>
         <w:rPr>
@@ -4016,7 +5386,6 @@
         <w:rPr>
           <w:rFonts w:ascii="Arial" w:hAnsi="Arial" w:cs="Arial"/>
         </w:rPr>
-        <w:lastRenderedPageBreak/>
         <w:t xml:space="preserve">Remember that if the defendant files an Answer, you must fill out and serve the </w:t>
       </w:r>
       <w:r>
@@ -4095,8 +5464,16 @@
         <w:rPr>
           <w:rFonts w:ascii="Arial" w:hAnsi="Arial" w:cs="Arial"/>
         </w:rPr>
-        <w:t>if there_are_marital_children</w:t>
-      </w:r>
+        <w:t xml:space="preserve">if </w:t>
+      </w:r>
+      <w:proofErr w:type="spellStart"/>
+      <w:r>
+        <w:rPr>
+          <w:rFonts w:ascii="Arial" w:hAnsi="Arial" w:cs="Arial"/>
+        </w:rPr>
+        <w:t>there_are_marital_children</w:t>
+      </w:r>
+      <w:proofErr w:type="spellEnd"/>
       <w:r>
         <w:rPr>
           <w:rFonts w:ascii="Arial" w:hAnsi="Arial" w:cs="Arial"/>
@@ -4157,7 +5534,21 @@
         <w:rPr>
           <w:rFonts w:ascii="Arial" w:hAnsi="Arial" w:cs="Arial"/>
         </w:rPr>
-        <w:t xml:space="preserve"> Judgment, and read Step 8.</w:t>
+        <w:t xml:space="preserve"> </w:t>
+      </w:r>
+      <w:proofErr w:type="gramStart"/>
+      <w:r>
+        <w:rPr>
+          <w:rFonts w:ascii="Arial" w:hAnsi="Arial" w:cs="Arial"/>
+        </w:rPr>
+        <w:t>Judgment, and</w:t>
+      </w:r>
+      <w:proofErr w:type="gramEnd"/>
+      <w:r>
+        <w:rPr>
+          <w:rFonts w:ascii="Arial" w:hAnsi="Arial" w:cs="Arial"/>
+        </w:rPr>
+        <w:t xml:space="preserve"> read Step 8.</w:t>
       </w:r>
     </w:p>
     <w:p>
@@ -4249,7 +5640,21 @@
         <w:rPr>
           <w:rFonts w:ascii="Arial" w:hAnsi="Arial" w:cs="Arial"/>
         </w:rPr>
-        <w:t xml:space="preserve"> Judgment, and read Step 8.</w:t>
+        <w:t xml:space="preserve"> </w:t>
+      </w:r>
+      <w:proofErr w:type="gramStart"/>
+      <w:r>
+        <w:rPr>
+          <w:rFonts w:ascii="Arial" w:hAnsi="Arial" w:cs="Arial"/>
+        </w:rPr>
+        <w:t>Judgment, and</w:t>
+      </w:r>
+      <w:proofErr w:type="gramEnd"/>
+      <w:r>
+        <w:rPr>
+          <w:rFonts w:ascii="Arial" w:hAnsi="Arial" w:cs="Arial"/>
+        </w:rPr>
+        <w:t xml:space="preserve"> read Step 8.</w:t>
       </w:r>
     </w:p>
     <w:p>
@@ -4313,7 +5718,35 @@
         <w:rPr>
           <w:rFonts w:ascii="Arial" w:hAnsi="Arial" w:cs="Arial"/>
         </w:rPr>
-        <w:t>if tool_ID == “divorce_answer”</w:t>
+        <w:t xml:space="preserve">if </w:t>
+      </w:r>
+      <w:proofErr w:type="spellStart"/>
+      <w:r>
+        <w:rPr>
+          <w:rFonts w:ascii="Arial" w:hAnsi="Arial" w:cs="Arial"/>
+        </w:rPr>
+        <w:t>tool_ID</w:t>
+      </w:r>
+      <w:proofErr w:type="spellEnd"/>
+      <w:r>
+        <w:rPr>
+          <w:rFonts w:ascii="Arial" w:hAnsi="Arial" w:cs="Arial"/>
+        </w:rPr>
+        <w:t xml:space="preserve"> == “</w:t>
+      </w:r>
+      <w:proofErr w:type="spellStart"/>
+      <w:r>
+        <w:rPr>
+          <w:rFonts w:ascii="Arial" w:hAnsi="Arial" w:cs="Arial"/>
+        </w:rPr>
+        <w:t>divorce_answer</w:t>
+      </w:r>
+      <w:proofErr w:type="spellEnd"/>
+      <w:r>
+        <w:rPr>
+          <w:rFonts w:ascii="Arial" w:hAnsi="Arial" w:cs="Arial"/>
+        </w:rPr>
+        <w:t>”</w:t>
       </w:r>
       <w:r>
         <w:rPr>
@@ -4430,7 +5863,42 @@
         <w:rPr>
           <w:rFonts w:ascii="Arial" w:hAnsi="Arial" w:cs="Arial"/>
         </w:rPr>
-        <w:t>(not create_counterclaim and complaint_type == “with</w:t>
+        <w:t xml:space="preserve">(not </w:t>
+      </w:r>
+      <w:proofErr w:type="spellStart"/>
+      <w:r>
+        <w:rPr>
+          <w:rFonts w:ascii="Arial" w:hAnsi="Arial" w:cs="Arial"/>
+        </w:rPr>
+        <w:t>create_counterclaim</w:t>
+      </w:r>
+      <w:proofErr w:type="spellEnd"/>
+      <w:r>
+        <w:rPr>
+          <w:rFonts w:ascii="Arial" w:hAnsi="Arial" w:cs="Arial"/>
+        </w:rPr>
+        <w:t xml:space="preserve"> and </w:t>
+      </w:r>
+      <w:proofErr w:type="spellStart"/>
+      <w:r>
+        <w:rPr>
+          <w:rFonts w:ascii="Arial" w:hAnsi="Arial" w:cs="Arial"/>
+        </w:rPr>
+        <w:t>complaint_type</w:t>
+      </w:r>
+      <w:proofErr w:type="spellEnd"/>
+      <w:r>
+        <w:rPr>
+          <w:rFonts w:ascii="Arial" w:hAnsi="Arial" w:cs="Arial"/>
+        </w:rPr>
+        <w:t xml:space="preserve"> == “</w:t>
+      </w:r>
+      <w:proofErr w:type="spellStart"/>
+      <w:r>
+        <w:rPr>
+          <w:rFonts w:ascii="Arial" w:hAnsi="Arial" w:cs="Arial"/>
+        </w:rPr>
+        <w:t>with</w:t>
       </w:r>
       <w:r>
         <w:rPr>
@@ -4442,13 +5910,62 @@
         <w:rPr>
           <w:rFonts w:ascii="Arial" w:hAnsi="Arial" w:cs="Arial"/>
         </w:rPr>
-        <w:t>children”</w:t>
-      </w:r>
-      <w:r>
-        <w:rPr>
-          <w:rFonts w:ascii="Arial" w:hAnsi="Arial" w:cs="Arial"/>
-        </w:rPr>
-        <w:t>) or (create_counterclaim and counterclaim_type == “with_children”)</w:t>
+        <w:t>children</w:t>
+      </w:r>
+      <w:proofErr w:type="spellEnd"/>
+      <w:r>
+        <w:rPr>
+          <w:rFonts w:ascii="Arial" w:hAnsi="Arial" w:cs="Arial"/>
+        </w:rPr>
+        <w:t>”</w:t>
+      </w:r>
+      <w:r>
+        <w:rPr>
+          <w:rFonts w:ascii="Arial" w:hAnsi="Arial" w:cs="Arial"/>
+        </w:rPr>
+        <w:t>) or (</w:t>
+      </w:r>
+      <w:proofErr w:type="spellStart"/>
+      <w:r>
+        <w:rPr>
+          <w:rFonts w:ascii="Arial" w:hAnsi="Arial" w:cs="Arial"/>
+        </w:rPr>
+        <w:t>create_counterclaim</w:t>
+      </w:r>
+      <w:proofErr w:type="spellEnd"/>
+      <w:r>
+        <w:rPr>
+          <w:rFonts w:ascii="Arial" w:hAnsi="Arial" w:cs="Arial"/>
+        </w:rPr>
+        <w:t xml:space="preserve"> and </w:t>
+      </w:r>
+      <w:proofErr w:type="spellStart"/>
+      <w:r>
+        <w:rPr>
+          <w:rFonts w:ascii="Arial" w:hAnsi="Arial" w:cs="Arial"/>
+        </w:rPr>
+        <w:t>counterclaim_type</w:t>
+      </w:r>
+      <w:proofErr w:type="spellEnd"/>
+      <w:r>
+        <w:rPr>
+          <w:rFonts w:ascii="Arial" w:hAnsi="Arial" w:cs="Arial"/>
+        </w:rPr>
+        <w:t xml:space="preserve"> == “</w:t>
+      </w:r>
+      <w:proofErr w:type="spellStart"/>
+      <w:r>
+        <w:rPr>
+          <w:rFonts w:ascii="Arial" w:hAnsi="Arial" w:cs="Arial"/>
+        </w:rPr>
+        <w:t>with_children</w:t>
+      </w:r>
+      <w:proofErr w:type="spellEnd"/>
+      <w:r>
+        <w:rPr>
+          <w:rFonts w:ascii="Arial" w:hAnsi="Arial" w:cs="Arial"/>
+        </w:rPr>
+        <w:t>”)</w:t>
       </w:r>
       <w:r>
         <w:rPr>
@@ -4626,8 +6143,320 @@
         <w:t>}</w:t>
       </w:r>
     </w:p>
+    <w:p>
+      <w:pPr>
+        <w:tabs>
+          <w:tab w:val="left" w:leader="dot" w:pos="7200"/>
+        </w:tabs>
+        <w:spacing w:after="0"/>
+        <w:rPr>
+          <w:rFonts w:ascii="Arial" w:hAnsi="Arial" w:cs="Arial"/>
+        </w:rPr>
+      </w:pPr>
+      <w:r>
+        <w:rPr>
+          <w:rFonts w:ascii="Arial" w:hAnsi="Arial" w:cs="Arial"/>
+        </w:rPr>
+        <w:t xml:space="preserve">{%p if </w:t>
+      </w:r>
+      <w:proofErr w:type="spellStart"/>
+      <w:r>
+        <w:rPr>
+          <w:rFonts w:ascii="Arial" w:hAnsi="Arial" w:cs="Arial"/>
+        </w:rPr>
+        <w:t>tool_ID</w:t>
+      </w:r>
+      <w:proofErr w:type="spellEnd"/>
+      <w:r>
+        <w:rPr>
+          <w:rFonts w:ascii="Arial" w:hAnsi="Arial" w:cs="Arial"/>
+        </w:rPr>
+        <w:t xml:space="preserve"> == “</w:t>
+      </w:r>
+      <w:proofErr w:type="spellStart"/>
+      <w:r>
+        <w:rPr>
+          <w:rFonts w:ascii="Arial" w:hAnsi="Arial" w:cs="Arial"/>
+        </w:rPr>
+        <w:t>divorce_complaint</w:t>
+      </w:r>
+      <w:proofErr w:type="spellEnd"/>
+      <w:r>
+        <w:rPr>
+          <w:rFonts w:ascii="Arial" w:hAnsi="Arial" w:cs="Arial"/>
+        </w:rPr>
+        <w:t xml:space="preserve">” or </w:t>
+      </w:r>
+      <w:proofErr w:type="spellStart"/>
+      <w:r>
+        <w:rPr>
+          <w:rFonts w:ascii="Arial" w:hAnsi="Arial" w:cs="Arial"/>
+        </w:rPr>
+        <w:t>tool_ID</w:t>
+      </w:r>
+      <w:proofErr w:type="spellEnd"/>
+      <w:r>
+        <w:rPr>
+          <w:rFonts w:ascii="Arial" w:hAnsi="Arial" w:cs="Arial"/>
+        </w:rPr>
+        <w:t xml:space="preserve"> == “</w:t>
+      </w:r>
+      <w:proofErr w:type="spellStart"/>
+      <w:r>
+        <w:rPr>
+          <w:rFonts w:ascii="Arial" w:hAnsi="Arial" w:cs="Arial"/>
+        </w:rPr>
+        <w:t>JOD_only</w:t>
+      </w:r>
+      <w:proofErr w:type="spellEnd"/>
+      <w:r>
+        <w:rPr>
+          <w:rFonts w:ascii="Arial" w:hAnsi="Arial" w:cs="Arial"/>
+        </w:rPr>
+        <w:t>” %}</w:t>
+      </w:r>
+    </w:p>
+    <w:p>
+      <w:pPr>
+        <w:tabs>
+          <w:tab w:val="left" w:leader="dot" w:pos="7200"/>
+        </w:tabs>
+        <w:spacing w:after="0"/>
+        <w:rPr>
+          <w:rFonts w:ascii="Arial" w:hAnsi="Arial" w:cs="Arial"/>
+        </w:rPr>
+      </w:pPr>
+      <w:r>
+        <w:rPr>
+          <w:rFonts w:ascii="Arial" w:hAnsi="Arial" w:cs="Arial"/>
+        </w:rPr>
+        <w:t xml:space="preserve">{%p if </w:t>
+      </w:r>
+      <w:proofErr w:type="spellStart"/>
+      <w:proofErr w:type="gramStart"/>
+      <w:r>
+        <w:rPr>
+          <w:rFonts w:ascii="Arial" w:hAnsi="Arial" w:cs="Arial"/>
+        </w:rPr>
+        <w:t>marriage.real</w:t>
+      </w:r>
+      <w:proofErr w:type="gramEnd"/>
+      <w:r>
+        <w:rPr>
+          <w:rFonts w:ascii="Arial" w:hAnsi="Arial" w:cs="Arial"/>
+        </w:rPr>
+        <w:t>_</w:t>
+      </w:r>
+      <w:proofErr w:type="gramStart"/>
+      <w:r>
+        <w:rPr>
+          <w:rFonts w:ascii="Arial" w:hAnsi="Arial" w:cs="Arial"/>
+        </w:rPr>
+        <w:t>property.filter</w:t>
+      </w:r>
+      <w:proofErr w:type="spellEnd"/>
+      <w:proofErr w:type="gramEnd"/>
+      <w:r>
+        <w:rPr>
+          <w:rFonts w:ascii="Arial" w:hAnsi="Arial" w:cs="Arial"/>
+        </w:rPr>
+        <w:t>(</w:t>
+      </w:r>
+      <w:proofErr w:type="spellStart"/>
+      <w:r>
+        <w:rPr>
+          <w:rFonts w:ascii="Arial" w:hAnsi="Arial" w:cs="Arial"/>
+        </w:rPr>
+        <w:t>titled_together</w:t>
+      </w:r>
+      <w:proofErr w:type="spellEnd"/>
+      <w:r>
+        <w:rPr>
+          <w:rFonts w:ascii="Arial" w:hAnsi="Arial" w:cs="Arial"/>
+        </w:rPr>
+        <w:t xml:space="preserve">=True) | length &gt; 0 or </w:t>
+      </w:r>
+      <w:proofErr w:type="gramStart"/>
+      <w:r>
+        <w:rPr>
+          <w:rFonts w:ascii="Arial" w:hAnsi="Arial" w:cs="Arial"/>
+        </w:rPr>
+        <w:t>marriage.real</w:t>
+      </w:r>
+      <w:proofErr w:type="gramEnd"/>
+      <w:r>
+        <w:rPr>
+          <w:rFonts w:ascii="Arial" w:hAnsi="Arial" w:cs="Arial"/>
+        </w:rPr>
+        <w:t>_</w:t>
+      </w:r>
+      <w:proofErr w:type="gramStart"/>
+      <w:r>
+        <w:rPr>
+          <w:rFonts w:ascii="Arial" w:hAnsi="Arial" w:cs="Arial"/>
+        </w:rPr>
+        <w:t>property.filter</w:t>
+      </w:r>
+      <w:proofErr w:type="gramEnd"/>
+      <w:r>
+        <w:rPr>
+          <w:rFonts w:ascii="Arial" w:hAnsi="Arial" w:cs="Arial"/>
+        </w:rPr>
+        <w:t>(titled_together=False</w:t>
+      </w:r>
+      <w:proofErr w:type="gramStart"/>
+      <w:r>
+        <w:rPr>
+          <w:rFonts w:ascii="Arial" w:hAnsi="Arial" w:cs="Arial"/>
+        </w:rPr>
+        <w:t>).filter</w:t>
+      </w:r>
+      <w:proofErr w:type="gramEnd"/>
+      <w:r>
+        <w:rPr>
+          <w:rFonts w:ascii="Arial" w:hAnsi="Arial" w:cs="Arial"/>
+        </w:rPr>
+        <w:t>(title_award_to_named=False) | length &gt; 0</w:t>
+      </w:r>
+      <w:r>
+        <w:rPr>
+          <w:rFonts w:ascii="Arial" w:hAnsi="Arial" w:cs="Arial"/>
+        </w:rPr>
+        <w:t xml:space="preserve"> %}</w:t>
+      </w:r>
+    </w:p>
+    <w:p>
+      <w:pPr>
+        <w:tabs>
+          <w:tab w:val="left" w:leader="dot" w:pos="7200"/>
+        </w:tabs>
+        <w:spacing w:after="0"/>
+        <w:rPr>
+          <w:rFonts w:ascii="Arial" w:hAnsi="Arial" w:cs="Arial"/>
+          <w:b/>
+          <w:bCs/>
+          <w:sz w:val="24"/>
+          <w:szCs w:val="24"/>
+        </w:rPr>
+      </w:pPr>
+      <w:r>
+        <w:rPr>
+          <w:rFonts w:ascii="Arial" w:hAnsi="Arial" w:cs="Arial"/>
+          <w:b/>
+          <w:bCs/>
+          <w:sz w:val="24"/>
+          <w:szCs w:val="24"/>
+        </w:rPr>
+        <w:lastRenderedPageBreak/>
+        <w:t>Transferring Real Property</w:t>
+      </w:r>
+      <w:r>
+        <w:rPr>
+          <w:rFonts w:ascii="Arial" w:hAnsi="Arial" w:cs="Arial"/>
+          <w:b/>
+          <w:bCs/>
+          <w:sz w:val="24"/>
+          <w:szCs w:val="24"/>
+        </w:rPr>
+        <w:t>:</w:t>
+      </w:r>
+    </w:p>
+    <w:p>
+      <w:pPr>
+        <w:tabs>
+          <w:tab w:val="left" w:leader="dot" w:pos="7200"/>
+        </w:tabs>
+        <w:spacing w:after="0"/>
+        <w:rPr>
+          <w:rFonts w:ascii="Arial" w:hAnsi="Arial" w:cs="Arial"/>
+        </w:rPr>
+      </w:pPr>
+      <w:r>
+        <w:rPr>
+          <w:rFonts w:ascii="Arial" w:hAnsi="Arial" w:cs="Arial"/>
+        </w:rPr>
+        <w:t xml:space="preserve">You said you will be transferring real property (a house, building, or land) as part of the divorce. The person who is not keeping the property will need to </w:t>
+      </w:r>
+      <w:r>
+        <w:rPr>
+          <w:rFonts w:ascii="Arial" w:hAnsi="Arial" w:cs="Arial"/>
+          <w:b/>
+          <w:bCs/>
+        </w:rPr>
+        <w:t>sign a quitclaim deed</w:t>
+      </w:r>
+      <w:r>
+        <w:rPr>
+          <w:rFonts w:ascii="Arial" w:hAnsi="Arial" w:cs="Arial"/>
+        </w:rPr>
+        <w:t xml:space="preserve"> giving their share of the property to the other person. The Judgment of Divorce will require you to do this </w:t>
+      </w:r>
+      <w:r>
+        <w:rPr>
+          <w:rFonts w:ascii="Arial" w:hAnsi="Arial" w:cs="Arial"/>
+          <w:b/>
+          <w:bCs/>
+        </w:rPr>
+        <w:t>within 30 days</w:t>
+      </w:r>
+      <w:r>
+        <w:rPr>
+          <w:rFonts w:ascii="Arial" w:hAnsi="Arial" w:cs="Arial"/>
+        </w:rPr>
+        <w:t xml:space="preserve"> of when the judgment is final. To learn more, read </w:t>
+      </w:r>
+      <w:hyperlink r:id="rId34" w:history="1">
+        <w:r>
+          <w:rPr>
+            <w:rStyle w:val="Hyperlink"/>
+            <w:rFonts w:ascii="Arial" w:hAnsi="Arial" w:cs="Arial"/>
+          </w:rPr>
+          <w:t>Quitclaim Deeds and Divorce</w:t>
+        </w:r>
+      </w:hyperlink>
+      <w:r>
+        <w:rPr>
+          <w:rFonts w:ascii="Arial" w:hAnsi="Arial" w:cs="Arial"/>
+        </w:rPr>
+        <w:t>.</w:t>
+      </w:r>
+    </w:p>
+    <w:p>
+      <w:pPr>
+        <w:tabs>
+          <w:tab w:val="left" w:leader="dot" w:pos="7200"/>
+        </w:tabs>
+        <w:spacing w:after="0"/>
+        <w:rPr>
+          <w:rFonts w:ascii="Arial" w:hAnsi="Arial" w:cs="Arial"/>
+        </w:rPr>
+      </w:pPr>
+      <w:r>
+        <w:rPr>
+          <w:rFonts w:ascii="Arial" w:hAnsi="Arial" w:cs="Arial"/>
+        </w:rPr>
+        <w:t>{%p endif %}</w:t>
+      </w:r>
+    </w:p>
+    <w:p>
+      <w:pPr>
+        <w:tabs>
+          <w:tab w:val="left" w:leader="dot" w:pos="7200"/>
+        </w:tabs>
+        <w:spacing w:after="0"/>
+        <w:rPr>
+          <w:rFonts w:ascii="Arial" w:hAnsi="Arial" w:cs="Arial"/>
+        </w:rPr>
+      </w:pPr>
+      <w:r>
+        <w:rPr>
+          <w:rFonts w:ascii="Arial" w:hAnsi="Arial" w:cs="Arial"/>
+        </w:rPr>
+        <w:t>{%p endif %}</w:t>
+      </w:r>
+    </w:p>
     <w:sectPr>
-      <w:footerReference w:type="default" r:id="rId34"/>
+      <w:footerReference w:type="default" r:id="rId35"/>
       <w:pgSz w:w="12240" w:h="15840"/>
       <w:pgMar w:top="1440" w:right="1440" w:bottom="1440" w:left="1440" w:header="1440" w:footer="1008" w:gutter="0"/>
       <w:pgNumType w:start="2"/>
@@ -4640,7 +6469,7 @@
 </file>
 
 <file path=word/endnotes.xml><?xml version="1.0" encoding="utf-8"?>
-<w:endnotes xmlns:wpc="http://schemas.microsoft.com/office/word/2010/wordprocessingCanvas" xmlns:cx="http://schemas.microsoft.com/office/drawing/2014/chartex" xmlns:cx1="http://schemas.microsoft.com/office/drawing/2015/9/8/chartex" xmlns:cx2="http://schemas.microsoft.com/office/drawing/2015/10/21/chartex" xmlns:cx3="http://schemas.microsoft.com/office/drawing/2016/5/9/chartex" xmlns:cx4="http://schemas.microsoft.com/office/drawing/2016/5/10/chartex" xmlns:cx5="http://schemas.microsoft.com/office/drawing/2016/5/11/chartex" xmlns:cx6="http://schemas.microsoft.com/office/drawing/2016/5/12/chartex" xmlns:cx7="http://schemas.microsoft.com/office/drawing/2016/5/13/chartex" xmlns:cx8="http://schemas.microsoft.com/office/drawing/2016/5/14/chartex" xmlns:mc="http://schemas.openxmlformats.org/markup-compatibility/2006" xmlns:aink="http://schemas.microsoft.com/office/drawing/2016/ink" xmlns:am3d="http://schemas.microsoft.com/office/drawing/2017/model3d" xmlns:o="urn:schemas-microsoft-com:office:office" xmlns:oel="http://schemas.microsoft.com/office/2019/extlst" xmlns:r="http://schemas.openxmlformats.org/officeDocument/2006/relationships" xmlns:m="http://schemas.openxmlformats.org/officeDocument/2006/math" xmlns:v="urn:schemas-microsoft-com:vml" xmlns:wp14="http://schemas.microsoft.com/office/word/2010/wordprocessingDrawing" xmlns:wp="http://schemas.openxmlformats.org/drawingml/2006/wordprocessingDrawing" xmlns:w10="urn:schemas-microsoft-com:office:word" xmlns:w="http://schemas.openxmlformats.org/wordprocessingml/2006/main" xmlns:w14="http://schemas.microsoft.com/office/word/2010/wordml" xmlns:w15="http://schemas.microsoft.com/office/word/2012/wordml" xmlns:w16cex="http://schemas.microsoft.com/office/word/2018/wordml/cex" xmlns:w16cid="http://schemas.microsoft.com/office/word/2016/wordml/cid" xmlns:w16="http://schemas.microsoft.com/office/word/2018/wordml" xmlns:w16du="http://schemas.microsoft.com/office/word/2023/wordml/word16du" xmlns:w16sdtdh="http://schemas.microsoft.com/office/word/2020/wordml/sdtdatahash" xmlns:w16sdtfl="http://schemas.microsoft.com/office/word/2024/wordml/sdtformatlock" xmlns:w16se="http://schemas.microsoft.com/office/word/2015/wordml/symex" xmlns:wpg="http://schemas.microsoft.com/office/word/2010/wordprocessingGroup" xmlns:wpi="http://schemas.microsoft.com/office/word/2010/wordprocessingInk" xmlns:wne="http://schemas.microsoft.com/office/word/2006/wordml" xmlns:wps="http://schemas.microsoft.com/office/word/2010/wordprocessingShape" mc:Ignorable="w14 w15 w16se w16cid w16 w16cex w16sdtdh w16sdtfl w16du wp14">
+<w:endnotes xmlns:wpc="http://schemas.microsoft.com/office/word/2010/wordprocessingCanvas" xmlns:cx="http://schemas.microsoft.com/office/drawing/2014/chartex" xmlns:cx1="http://schemas.microsoft.com/office/drawing/2015/9/8/chartex" xmlns:cx2="http://schemas.microsoft.com/office/drawing/2015/10/21/chartex" xmlns:cx3="http://schemas.microsoft.com/office/drawing/2016/5/9/chartex" xmlns:cx4="http://schemas.microsoft.com/office/drawing/2016/5/10/chartex" xmlns:cx5="http://schemas.microsoft.com/office/drawing/2016/5/11/chartex" xmlns:cx6="http://schemas.microsoft.com/office/drawing/2016/5/12/chartex" xmlns:cx7="http://schemas.microsoft.com/office/drawing/2016/5/13/chartex" xmlns:cx8="http://schemas.microsoft.com/office/drawing/2016/5/14/chartex" xmlns:mc="http://schemas.openxmlformats.org/markup-compatibility/2006" xmlns:m="http://schemas.openxmlformats.org/officeDocument/2006/math" xmlns:aink="http://schemas.microsoft.com/office/drawing/2016/ink" xmlns:am3d="http://schemas.microsoft.com/office/drawing/2017/model3d" xmlns:oel="http://schemas.microsoft.com/office/2019/extlst" xmlns:r="http://schemas.openxmlformats.org/officeDocument/2006/relationships" xmlns:wp14="http://schemas.microsoft.com/office/word/2010/wordprocessingDrawing" xmlns:wp="http://schemas.openxmlformats.org/drawingml/2006/wordprocessingDrawing" xmlns:wpg="http://schemas.microsoft.com/office/word/2010/wordprocessingGroup" xmlns:wpi="http://schemas.microsoft.com/office/word/2010/wordprocessingInk" xmlns:wps="http://schemas.microsoft.com/office/word/2010/wordprocessingShape" xmlns:o="urn:schemas-microsoft-com:office:office" xmlns:v="urn:schemas-microsoft-com:vml" xmlns:w10="urn:schemas-microsoft-com:office:word" xmlns:w="http://schemas.openxmlformats.org/wordprocessingml/2006/main" xmlns:w14="http://schemas.microsoft.com/office/word/2010/wordml" xmlns:w15="http://schemas.microsoft.com/office/word/2012/wordml" xmlns:w16cex="http://schemas.microsoft.com/office/word/2018/wordml/cex" xmlns:w16cid="http://schemas.microsoft.com/office/word/2016/wordml/cid" xmlns:w16="http://schemas.microsoft.com/office/word/2018/wordml" xmlns:w16sdtdh="http://schemas.microsoft.com/office/word/2020/wordml/sdtdatahash" xmlns:w16sdtfl="http://schemas.microsoft.com/office/word/2024/wordml/sdtformatlock" xmlns:w16se="http://schemas.microsoft.com/office/word/2015/wordml/symex" xmlns:w16du="http://schemas.microsoft.com/office/word/2023/wordml/word16du" xmlns:wne="http://schemas.microsoft.com/office/word/2006/wordml" mc:Ignorable="w14 w15 w16se w16cid w16 w16cex w16sdtdh w16sdtfl w16du wp14">
   <w:endnote w:type="separator" w:id="-1">
     <w:p>
       <w:pPr>
@@ -4665,7 +6494,7 @@
 </file>
 
 <file path=word/footer1.xml><?xml version="1.0" encoding="utf-8"?>
-<w:ftr xmlns:wpc="http://schemas.microsoft.com/office/word/2010/wordprocessingCanvas" xmlns:cx="http://schemas.microsoft.com/office/drawing/2014/chartex" xmlns:cx1="http://schemas.microsoft.com/office/drawing/2015/9/8/chartex" xmlns:cx2="http://schemas.microsoft.com/office/drawing/2015/10/21/chartex" xmlns:cx3="http://schemas.microsoft.com/office/drawing/2016/5/9/chartex" xmlns:cx4="http://schemas.microsoft.com/office/drawing/2016/5/10/chartex" xmlns:cx5="http://schemas.microsoft.com/office/drawing/2016/5/11/chartex" xmlns:cx6="http://schemas.microsoft.com/office/drawing/2016/5/12/chartex" xmlns:cx7="http://schemas.microsoft.com/office/drawing/2016/5/13/chartex" xmlns:cx8="http://schemas.microsoft.com/office/drawing/2016/5/14/chartex" xmlns:mc="http://schemas.openxmlformats.org/markup-compatibility/2006" xmlns:aink="http://schemas.microsoft.com/office/drawing/2016/ink" xmlns:am3d="http://schemas.microsoft.com/office/drawing/2017/model3d" xmlns:o="urn:schemas-microsoft-com:office:office" xmlns:oel="http://schemas.microsoft.com/office/2019/extlst" xmlns:r="http://schemas.openxmlformats.org/officeDocument/2006/relationships" xmlns:m="http://schemas.openxmlformats.org/officeDocument/2006/math" xmlns:v="urn:schemas-microsoft-com:vml" xmlns:wp14="http://schemas.microsoft.com/office/word/2010/wordprocessingDrawing" xmlns:wp="http://schemas.openxmlformats.org/drawingml/2006/wordprocessingDrawing" xmlns:w10="urn:schemas-microsoft-com:office:word" xmlns:w="http://schemas.openxmlformats.org/wordprocessingml/2006/main" xmlns:w14="http://schemas.microsoft.com/office/word/2010/wordml" xmlns:w15="http://schemas.microsoft.com/office/word/2012/wordml" xmlns:w16cex="http://schemas.microsoft.com/office/word/2018/wordml/cex" xmlns:w16cid="http://schemas.microsoft.com/office/word/2016/wordml/cid" xmlns:w16="http://schemas.microsoft.com/office/word/2018/wordml" xmlns:w16du="http://schemas.microsoft.com/office/word/2023/wordml/word16du" xmlns:w16sdtdh="http://schemas.microsoft.com/office/word/2020/wordml/sdtdatahash" xmlns:w16sdtfl="http://schemas.microsoft.com/office/word/2024/wordml/sdtformatlock" xmlns:w16se="http://schemas.microsoft.com/office/word/2015/wordml/symex" xmlns:wpg="http://schemas.microsoft.com/office/word/2010/wordprocessingGroup" xmlns:wpi="http://schemas.microsoft.com/office/word/2010/wordprocessingInk" xmlns:wne="http://schemas.microsoft.com/office/word/2006/wordml" xmlns:wps="http://schemas.microsoft.com/office/word/2010/wordprocessingShape" mc:Ignorable="w14 w15 w16se w16cid w16 w16cex w16sdtdh w16sdtfl w16du wp14">
+<w:ftr xmlns:wpc="http://schemas.microsoft.com/office/word/2010/wordprocessingCanvas" xmlns:cx="http://schemas.microsoft.com/office/drawing/2014/chartex" xmlns:cx1="http://schemas.microsoft.com/office/drawing/2015/9/8/chartex" xmlns:cx2="http://schemas.microsoft.com/office/drawing/2015/10/21/chartex" xmlns:cx3="http://schemas.microsoft.com/office/drawing/2016/5/9/chartex" xmlns:cx4="http://schemas.microsoft.com/office/drawing/2016/5/10/chartex" xmlns:cx5="http://schemas.microsoft.com/office/drawing/2016/5/11/chartex" xmlns:cx6="http://schemas.microsoft.com/office/drawing/2016/5/12/chartex" xmlns:cx7="http://schemas.microsoft.com/office/drawing/2016/5/13/chartex" xmlns:cx8="http://schemas.microsoft.com/office/drawing/2016/5/14/chartex" xmlns:mc="http://schemas.openxmlformats.org/markup-compatibility/2006" xmlns:m="http://schemas.openxmlformats.org/officeDocument/2006/math" xmlns:aink="http://schemas.microsoft.com/office/drawing/2016/ink" xmlns:am3d="http://schemas.microsoft.com/office/drawing/2017/model3d" xmlns:oel="http://schemas.microsoft.com/office/2019/extlst" xmlns:r="http://schemas.openxmlformats.org/officeDocument/2006/relationships" xmlns:wp14="http://schemas.microsoft.com/office/word/2010/wordprocessingDrawing" xmlns:wp="http://schemas.openxmlformats.org/drawingml/2006/wordprocessingDrawing" xmlns:wpg="http://schemas.microsoft.com/office/word/2010/wordprocessingGroup" xmlns:wpi="http://schemas.microsoft.com/office/word/2010/wordprocessingInk" xmlns:wps="http://schemas.microsoft.com/office/word/2010/wordprocessingShape" xmlns:o="urn:schemas-microsoft-com:office:office" xmlns:v="urn:schemas-microsoft-com:vml" xmlns:w10="urn:schemas-microsoft-com:office:word" xmlns:w="http://schemas.openxmlformats.org/wordprocessingml/2006/main" xmlns:w14="http://schemas.microsoft.com/office/word/2010/wordml" xmlns:w15="http://schemas.microsoft.com/office/word/2012/wordml" xmlns:w16cex="http://schemas.microsoft.com/office/word/2018/wordml/cex" xmlns:w16cid="http://schemas.microsoft.com/office/word/2016/wordml/cid" xmlns:w16="http://schemas.microsoft.com/office/word/2018/wordml" xmlns:w16sdtdh="http://schemas.microsoft.com/office/word/2020/wordml/sdtdatahash" xmlns:w16sdtfl="http://schemas.microsoft.com/office/word/2024/wordml/sdtformatlock" xmlns:w16se="http://schemas.microsoft.com/office/word/2015/wordml/symex" xmlns:w16du="http://schemas.microsoft.com/office/word/2023/wordml/word16du" xmlns:wne="http://schemas.microsoft.com/office/word/2006/wordml" mc:Ignorable="w14 w15 w16se w16cid w16 w16cex w16sdtdh w16sdtfl w16du wp14">
   <w:p>
     <w:pPr>
       <w:suppressAutoHyphens w:val="0"/>
@@ -4676,7 +6505,7 @@
 </file>
 
 <file path=word/footnotes.xml><?xml version="1.0" encoding="utf-8"?>
-<w:footnotes xmlns:wpc="http://schemas.microsoft.com/office/word/2010/wordprocessingCanvas" xmlns:cx="http://schemas.microsoft.com/office/drawing/2014/chartex" xmlns:cx1="http://schemas.microsoft.com/office/drawing/2015/9/8/chartex" xmlns:cx2="http://schemas.microsoft.com/office/drawing/2015/10/21/chartex" xmlns:cx3="http://schemas.microsoft.com/office/drawing/2016/5/9/chartex" xmlns:cx4="http://schemas.microsoft.com/office/drawing/2016/5/10/chartex" xmlns:cx5="http://schemas.microsoft.com/office/drawing/2016/5/11/chartex" xmlns:cx6="http://schemas.microsoft.com/office/drawing/2016/5/12/chartex" xmlns:cx7="http://schemas.microsoft.com/office/drawing/2016/5/13/chartex" xmlns:cx8="http://schemas.microsoft.com/office/drawing/2016/5/14/chartex" xmlns:mc="http://schemas.openxmlformats.org/markup-compatibility/2006" xmlns:aink="http://schemas.microsoft.com/office/drawing/2016/ink" xmlns:am3d="http://schemas.microsoft.com/office/drawing/2017/model3d" xmlns:o="urn:schemas-microsoft-com:office:office" xmlns:oel="http://schemas.microsoft.com/office/2019/extlst" xmlns:r="http://schemas.openxmlformats.org/officeDocument/2006/relationships" xmlns:m="http://schemas.openxmlformats.org/officeDocument/2006/math" xmlns:v="urn:schemas-microsoft-com:vml" xmlns:wp14="http://schemas.microsoft.com/office/word/2010/wordprocessingDrawing" xmlns:wp="http://schemas.openxmlformats.org/drawingml/2006/wordprocessingDrawing" xmlns:w10="urn:schemas-microsoft-com:office:word" xmlns:w="http://schemas.openxmlformats.org/wordprocessingml/2006/main" xmlns:w14="http://schemas.microsoft.com/office/word/2010/wordml" xmlns:w15="http://schemas.microsoft.com/office/word/2012/wordml" xmlns:w16cex="http://schemas.microsoft.com/office/word/2018/wordml/cex" xmlns:w16cid="http://schemas.microsoft.com/office/word/2016/wordml/cid" xmlns:w16="http://schemas.microsoft.com/office/word/2018/wordml" xmlns:w16du="http://schemas.microsoft.com/office/word/2023/wordml/word16du" xmlns:w16sdtdh="http://schemas.microsoft.com/office/word/2020/wordml/sdtdatahash" xmlns:w16sdtfl="http://schemas.microsoft.com/office/word/2024/wordml/sdtformatlock" xmlns:w16se="http://schemas.microsoft.com/office/word/2015/wordml/symex" xmlns:wpg="http://schemas.microsoft.com/office/word/2010/wordprocessingGroup" xmlns:wpi="http://schemas.microsoft.com/office/word/2010/wordprocessingInk" xmlns:wne="http://schemas.microsoft.com/office/word/2006/wordml" xmlns:wps="http://schemas.microsoft.com/office/word/2010/wordprocessingShape" mc:Ignorable="w14 w15 w16se w16cid w16 w16cex w16sdtdh w16sdtfl w16du wp14">
+<w:footnotes xmlns:wpc="http://schemas.microsoft.com/office/word/2010/wordprocessingCanvas" xmlns:cx="http://schemas.microsoft.com/office/drawing/2014/chartex" xmlns:cx1="http://schemas.microsoft.com/office/drawing/2015/9/8/chartex" xmlns:cx2="http://schemas.microsoft.com/office/drawing/2015/10/21/chartex" xmlns:cx3="http://schemas.microsoft.com/office/drawing/2016/5/9/chartex" xmlns:cx4="http://schemas.microsoft.com/office/drawing/2016/5/10/chartex" xmlns:cx5="http://schemas.microsoft.com/office/drawing/2016/5/11/chartex" xmlns:cx6="http://schemas.microsoft.com/office/drawing/2016/5/12/chartex" xmlns:cx7="http://schemas.microsoft.com/office/drawing/2016/5/13/chartex" xmlns:cx8="http://schemas.microsoft.com/office/drawing/2016/5/14/chartex" xmlns:mc="http://schemas.openxmlformats.org/markup-compatibility/2006" xmlns:m="http://schemas.openxmlformats.org/officeDocument/2006/math" xmlns:aink="http://schemas.microsoft.com/office/drawing/2016/ink" xmlns:am3d="http://schemas.microsoft.com/office/drawing/2017/model3d" xmlns:oel="http://schemas.microsoft.com/office/2019/extlst" xmlns:r="http://schemas.openxmlformats.org/officeDocument/2006/relationships" xmlns:wp14="http://schemas.microsoft.com/office/word/2010/wordprocessingDrawing" xmlns:wp="http://schemas.openxmlformats.org/drawingml/2006/wordprocessingDrawing" xmlns:wpg="http://schemas.microsoft.com/office/word/2010/wordprocessingGroup" xmlns:wpi="http://schemas.microsoft.com/office/word/2010/wordprocessingInk" xmlns:wps="http://schemas.microsoft.com/office/word/2010/wordprocessingShape" xmlns:o="urn:schemas-microsoft-com:office:office" xmlns:v="urn:schemas-microsoft-com:vml" xmlns:w10="urn:schemas-microsoft-com:office:word" xmlns:w="http://schemas.openxmlformats.org/wordprocessingml/2006/main" xmlns:w14="http://schemas.microsoft.com/office/word/2010/wordml" xmlns:w15="http://schemas.microsoft.com/office/word/2012/wordml" xmlns:w16cex="http://schemas.microsoft.com/office/word/2018/wordml/cex" xmlns:w16cid="http://schemas.microsoft.com/office/word/2016/wordml/cid" xmlns:w16="http://schemas.microsoft.com/office/word/2018/wordml" xmlns:w16sdtdh="http://schemas.microsoft.com/office/word/2020/wordml/sdtdatahash" xmlns:w16sdtfl="http://schemas.microsoft.com/office/word/2024/wordml/sdtformatlock" xmlns:w16se="http://schemas.microsoft.com/office/word/2015/wordml/symex" xmlns:w16du="http://schemas.microsoft.com/office/word/2023/wordml/word16du" xmlns:wne="http://schemas.microsoft.com/office/word/2006/wordml" mc:Ignorable="w14 w15 w16se w16cid w16 w16cex w16sdtdh w16sdtfl w16du wp14">
   <w:footnote w:type="separator" w:id="-1">
     <w:p>
       <w:pPr>
@@ -4701,7 +6530,7 @@
 </file>
 
 <file path=word/numbering.xml><?xml version="1.0" encoding="utf-8"?>
-<w:numbering xmlns:wpc="http://schemas.microsoft.com/office/word/2010/wordprocessingCanvas" xmlns:cx="http://schemas.microsoft.com/office/drawing/2014/chartex" xmlns:cx1="http://schemas.microsoft.com/office/drawing/2015/9/8/chartex" xmlns:cx2="http://schemas.microsoft.com/office/drawing/2015/10/21/chartex" xmlns:cx3="http://schemas.microsoft.com/office/drawing/2016/5/9/chartex" xmlns:cx4="http://schemas.microsoft.com/office/drawing/2016/5/10/chartex" xmlns:cx5="http://schemas.microsoft.com/office/drawing/2016/5/11/chartex" xmlns:cx6="http://schemas.microsoft.com/office/drawing/2016/5/12/chartex" xmlns:cx7="http://schemas.microsoft.com/office/drawing/2016/5/13/chartex" xmlns:cx8="http://schemas.microsoft.com/office/drawing/2016/5/14/chartex" xmlns:mc="http://schemas.openxmlformats.org/markup-compatibility/2006" xmlns:aink="http://schemas.microsoft.com/office/drawing/2016/ink" xmlns:am3d="http://schemas.microsoft.com/office/drawing/2017/model3d" xmlns:o="urn:schemas-microsoft-com:office:office" xmlns:oel="http://schemas.microsoft.com/office/2019/extlst" xmlns:r="http://schemas.openxmlformats.org/officeDocument/2006/relationships" xmlns:m="http://schemas.openxmlformats.org/officeDocument/2006/math" xmlns:v="urn:schemas-microsoft-com:vml" xmlns:wp14="http://schemas.microsoft.com/office/word/2010/wordprocessingDrawing" xmlns:wp="http://schemas.openxmlformats.org/drawingml/2006/wordprocessingDrawing" xmlns:w10="urn:schemas-microsoft-com:office:word" xmlns:w="http://schemas.openxmlformats.org/wordprocessingml/2006/main" xmlns:w14="http://schemas.microsoft.com/office/word/2010/wordml" xmlns:w15="http://schemas.microsoft.com/office/word/2012/wordml" xmlns:w16cex="http://schemas.microsoft.com/office/word/2018/wordml/cex" xmlns:w16cid="http://schemas.microsoft.com/office/word/2016/wordml/cid" xmlns:w16="http://schemas.microsoft.com/office/word/2018/wordml" xmlns:w16du="http://schemas.microsoft.com/office/word/2023/wordml/word16du" xmlns:w16sdtdh="http://schemas.microsoft.com/office/word/2020/wordml/sdtdatahash" xmlns:w16sdtfl="http://schemas.microsoft.com/office/word/2024/wordml/sdtformatlock" xmlns:w16se="http://schemas.microsoft.com/office/word/2015/wordml/symex" xmlns:wpg="http://schemas.microsoft.com/office/word/2010/wordprocessingGroup" xmlns:wpi="http://schemas.microsoft.com/office/word/2010/wordprocessingInk" xmlns:wne="http://schemas.microsoft.com/office/word/2006/wordml" xmlns:wps="http://schemas.microsoft.com/office/word/2010/wordprocessingShape" mc:Ignorable="w14 w15 w16se w16cid w16 w16cex w16sdtdh w16sdtfl w16du wp14">
+<w:numbering xmlns:wpc="http://schemas.microsoft.com/office/word/2010/wordprocessingCanvas" xmlns:cx="http://schemas.microsoft.com/office/drawing/2014/chartex" xmlns:cx1="http://schemas.microsoft.com/office/drawing/2015/9/8/chartex" xmlns:cx2="http://schemas.microsoft.com/office/drawing/2015/10/21/chartex" xmlns:cx3="http://schemas.microsoft.com/office/drawing/2016/5/9/chartex" xmlns:cx4="http://schemas.microsoft.com/office/drawing/2016/5/10/chartex" xmlns:cx5="http://schemas.microsoft.com/office/drawing/2016/5/11/chartex" xmlns:cx6="http://schemas.microsoft.com/office/drawing/2016/5/12/chartex" xmlns:cx7="http://schemas.microsoft.com/office/drawing/2016/5/13/chartex" xmlns:cx8="http://schemas.microsoft.com/office/drawing/2016/5/14/chartex" xmlns:mc="http://schemas.openxmlformats.org/markup-compatibility/2006" xmlns:m="http://schemas.openxmlformats.org/officeDocument/2006/math" xmlns:aink="http://schemas.microsoft.com/office/drawing/2016/ink" xmlns:am3d="http://schemas.microsoft.com/office/drawing/2017/model3d" xmlns:oel="http://schemas.microsoft.com/office/2019/extlst" xmlns:r="http://schemas.openxmlformats.org/officeDocument/2006/relationships" xmlns:wp14="http://schemas.microsoft.com/office/word/2010/wordprocessingDrawing" xmlns:wp="http://schemas.openxmlformats.org/drawingml/2006/wordprocessingDrawing" xmlns:wpg="http://schemas.microsoft.com/office/word/2010/wordprocessingGroup" xmlns:wpi="http://schemas.microsoft.com/office/word/2010/wordprocessingInk" xmlns:wps="http://schemas.microsoft.com/office/word/2010/wordprocessingShape" xmlns:o="urn:schemas-microsoft-com:office:office" xmlns:v="urn:schemas-microsoft-com:vml" xmlns:w10="urn:schemas-microsoft-com:office:word" xmlns:w="http://schemas.openxmlformats.org/wordprocessingml/2006/main" xmlns:w14="http://schemas.microsoft.com/office/word/2010/wordml" xmlns:w15="http://schemas.microsoft.com/office/word/2012/wordml" xmlns:w16cex="http://schemas.microsoft.com/office/word/2018/wordml/cex" xmlns:w16cid="http://schemas.microsoft.com/office/word/2016/wordml/cid" xmlns:w16="http://schemas.microsoft.com/office/word/2018/wordml" xmlns:w16sdtdh="http://schemas.microsoft.com/office/word/2020/wordml/sdtdatahash" xmlns:w16sdtfl="http://schemas.microsoft.com/office/word/2024/wordml/sdtformatlock" xmlns:w16se="http://schemas.microsoft.com/office/word/2015/wordml/symex" xmlns:w16du="http://schemas.microsoft.com/office/word/2023/wordml/word16du" xmlns:wne="http://schemas.microsoft.com/office/word/2006/wordml" mc:Ignorable="w14 w15 w16se w16cid w16 w16cex w16sdtdh w16sdtfl w16du wp14">
   <w:abstractNum w:abstractNumId="0" w15:restartNumberingAfterBreak="0">
     <w:nsid w:val="01A36DCD"/>
     <w:multiLevelType w:val="hybridMultilevel"/>
@@ -5285,7 +7114,7 @@
 </file>
 
 <file path=word/styles.xml><?xml version="1.0" encoding="utf-8"?>
-<w:styles xmlns:mc="http://schemas.openxmlformats.org/markup-compatibility/2006" xmlns:r="http://schemas.openxmlformats.org/officeDocument/2006/relationships" xmlns:w="http://schemas.openxmlformats.org/wordprocessingml/2006/main" xmlns:w14="http://schemas.microsoft.com/office/word/2010/wordml" xmlns:w15="http://schemas.microsoft.com/office/word/2012/wordml" xmlns:w16cex="http://schemas.microsoft.com/office/word/2018/wordml/cex" xmlns:w16cid="http://schemas.microsoft.com/office/word/2016/wordml/cid" xmlns:w16="http://schemas.microsoft.com/office/word/2018/wordml" xmlns:w16du="http://schemas.microsoft.com/office/word/2023/wordml/word16du" xmlns:w16sdtdh="http://schemas.microsoft.com/office/word/2020/wordml/sdtdatahash" xmlns:w16sdtfl="http://schemas.microsoft.com/office/word/2024/wordml/sdtformatlock" xmlns:w16se="http://schemas.microsoft.com/office/word/2015/wordml/symex" mc:Ignorable="w14 w15 w16se w16cid w16 w16cex w16sdtdh w16sdtfl w16du">
+<w:styles xmlns:mc="http://schemas.openxmlformats.org/markup-compatibility/2006" xmlns:r="http://schemas.openxmlformats.org/officeDocument/2006/relationships" xmlns:w="http://schemas.openxmlformats.org/wordprocessingml/2006/main" xmlns:w14="http://schemas.microsoft.com/office/word/2010/wordml" xmlns:w15="http://schemas.microsoft.com/office/word/2012/wordml" xmlns:w16cex="http://schemas.microsoft.com/office/word/2018/wordml/cex" xmlns:w16cid="http://schemas.microsoft.com/office/word/2016/wordml/cid" xmlns:w16="http://schemas.microsoft.com/office/word/2018/wordml" xmlns:w16sdtdh="http://schemas.microsoft.com/office/word/2020/wordml/sdtdatahash" xmlns:w16sdtfl="http://schemas.microsoft.com/office/word/2024/wordml/sdtformatlock" xmlns:w16se="http://schemas.microsoft.com/office/word/2015/wordml/symex" xmlns:w16du="http://schemas.microsoft.com/office/word/2023/wordml/word16du" mc:Ignorable="w14 w15 w16se w16cid w16 w16cex w16sdtdh w16sdtfl w16du">
   <w:docDefaults>
     <w:rPrDefault>
       <w:rPr>

--- a/docassemble/MLHDivorceAndCustody/data/templates/reminders_template.docx
+++ b/docassemble/MLHDivorceAndCustody/data/templates/reminders_template.docx
@@ -1,6 +1,6 @@
 
 <file path=word/document.xml><?xml version="1.0" encoding="utf-8"?>
-<w:document xmlns:wpc="http://schemas.microsoft.com/office/word/2010/wordprocessingCanvas" xmlns:cx="http://schemas.microsoft.com/office/drawing/2014/chartex" xmlns:cx1="http://schemas.microsoft.com/office/drawing/2015/9/8/chartex" xmlns:cx2="http://schemas.microsoft.com/office/drawing/2015/10/21/chartex" xmlns:cx3="http://schemas.microsoft.com/office/drawing/2016/5/9/chartex" xmlns:cx4="http://schemas.microsoft.com/office/drawing/2016/5/10/chartex" xmlns:cx5="http://schemas.microsoft.com/office/drawing/2016/5/11/chartex" xmlns:cx6="http://schemas.microsoft.com/office/drawing/2016/5/12/chartex" xmlns:cx7="http://schemas.microsoft.com/office/drawing/2016/5/13/chartex" xmlns:cx8="http://schemas.microsoft.com/office/drawing/2016/5/14/chartex" xmlns:mc="http://schemas.openxmlformats.org/markup-compatibility/2006" xmlns:m="http://schemas.openxmlformats.org/officeDocument/2006/math" xmlns:aink="http://schemas.microsoft.com/office/drawing/2016/ink" xmlns:am3d="http://schemas.microsoft.com/office/drawing/2017/model3d" xmlns:oel="http://schemas.microsoft.com/office/2019/extlst" xmlns:r="http://schemas.openxmlformats.org/officeDocument/2006/relationships" xmlns:wp14="http://schemas.microsoft.com/office/word/2010/wordprocessingDrawing" xmlns:wp="http://schemas.openxmlformats.org/drawingml/2006/wordprocessingDrawing" xmlns:wpg="http://schemas.microsoft.com/office/word/2010/wordprocessingGroup" xmlns:wpi="http://schemas.microsoft.com/office/word/2010/wordprocessingInk" xmlns:wps="http://schemas.microsoft.com/office/word/2010/wordprocessingShape" xmlns:o="urn:schemas-microsoft-com:office:office" xmlns:v="urn:schemas-microsoft-com:vml" xmlns:w10="urn:schemas-microsoft-com:office:word" xmlns:w="http://schemas.openxmlformats.org/wordprocessingml/2006/main" xmlns:w14="http://schemas.microsoft.com/office/word/2010/wordml" xmlns:w15="http://schemas.microsoft.com/office/word/2012/wordml" xmlns:w16cex="http://schemas.microsoft.com/office/word/2018/wordml/cex" xmlns:w16cid="http://schemas.microsoft.com/office/word/2016/wordml/cid" xmlns:w16="http://schemas.microsoft.com/office/word/2018/wordml" xmlns:w16sdtdh="http://schemas.microsoft.com/office/word/2020/wordml/sdtdatahash" xmlns:w16sdtfl="http://schemas.microsoft.com/office/word/2024/wordml/sdtformatlock" xmlns:w16se="http://schemas.microsoft.com/office/word/2015/wordml/symex" xmlns:w16du="http://schemas.microsoft.com/office/word/2023/wordml/word16du" xmlns:wne="http://schemas.microsoft.com/office/word/2006/wordml" mc:Ignorable="w14 w15 w16se w16cid w16 w16cex w16sdtdh w16sdtfl w16du wp14">
+<w:document xmlns:wpc="http://schemas.microsoft.com/office/word/2010/wordprocessingCanvas" xmlns:cx="http://schemas.microsoft.com/office/drawing/2014/chartex" xmlns:cx1="http://schemas.microsoft.com/office/drawing/2015/9/8/chartex" xmlns:cx2="http://schemas.microsoft.com/office/drawing/2015/10/21/chartex" xmlns:cx3="http://schemas.microsoft.com/office/drawing/2016/5/9/chartex" xmlns:cx4="http://schemas.microsoft.com/office/drawing/2016/5/10/chartex" xmlns:cx5="http://schemas.microsoft.com/office/drawing/2016/5/11/chartex" xmlns:cx6="http://schemas.microsoft.com/office/drawing/2016/5/12/chartex" xmlns:cx7="http://schemas.microsoft.com/office/drawing/2016/5/13/chartex" xmlns:cx8="http://schemas.microsoft.com/office/drawing/2016/5/14/chartex" xmlns:mc="http://schemas.openxmlformats.org/markup-compatibility/2006" xmlns:aink="http://schemas.microsoft.com/office/drawing/2016/ink" xmlns:am3d="http://schemas.microsoft.com/office/drawing/2017/model3d" xmlns:o="urn:schemas-microsoft-com:office:office" xmlns:oel="http://schemas.microsoft.com/office/2019/extlst" xmlns:r="http://schemas.openxmlformats.org/officeDocument/2006/relationships" xmlns:m="http://schemas.openxmlformats.org/officeDocument/2006/math" xmlns:v="urn:schemas-microsoft-com:vml" xmlns:wp14="http://schemas.microsoft.com/office/word/2010/wordprocessingDrawing" xmlns:wp="http://schemas.openxmlformats.org/drawingml/2006/wordprocessingDrawing" xmlns:w10="urn:schemas-microsoft-com:office:word" xmlns:w="http://schemas.openxmlformats.org/wordprocessingml/2006/main" xmlns:w14="http://schemas.microsoft.com/office/word/2010/wordml" xmlns:w15="http://schemas.microsoft.com/office/word/2012/wordml" xmlns:w16cex="http://schemas.microsoft.com/office/word/2018/wordml/cex" xmlns:w16cid="http://schemas.microsoft.com/office/word/2016/wordml/cid" xmlns:w16="http://schemas.microsoft.com/office/word/2018/wordml" xmlns:w16du="http://schemas.microsoft.com/office/word/2023/wordml/word16du" xmlns:w16sdtdh="http://schemas.microsoft.com/office/word/2020/wordml/sdtdatahash" xmlns:w16sdtfl="http://schemas.microsoft.com/office/word/2024/wordml/sdtformatlock" xmlns:w16se="http://schemas.microsoft.com/office/word/2015/wordml/symex" xmlns:wpg="http://schemas.microsoft.com/office/word/2010/wordprocessingGroup" xmlns:wpi="http://schemas.microsoft.com/office/word/2010/wordprocessingInk" xmlns:wne="http://schemas.microsoft.com/office/word/2006/wordml" xmlns:wps="http://schemas.microsoft.com/office/word/2010/wordprocessingShape" mc:Ignorable="w14 w15 w16se w16cid w16 w16cex w16sdtdh w16sdtfl w16du wp14">
   <w:body>
     <w:p>
       <w:pPr>
@@ -277,7 +277,14 @@
         <w:rPr>
           <w:rFonts w:ascii="Arial" w:hAnsi="Arial" w:cs="Arial"/>
         </w:rPr>
-        <w:t>")</w:t>
+        <w:t>"</w:t>
+      </w:r>
+      <w:proofErr w:type="gramStart"/>
+      <w:r>
+        <w:rPr>
+          <w:rFonts w:ascii="Arial" w:hAnsi="Arial" w:cs="Arial"/>
+        </w:rPr>
+        <w:t>)</w:t>
       </w:r>
       <w:r>
         <w:rPr>
@@ -291,59 +298,39 @@
         </w:rPr>
         <w:t>%}</w:t>
       </w:r>
-    </w:p>
-    <w:p>
-      <w:pPr>
-        <w:spacing w:after="0" w:line="240" w:lineRule="auto"/>
-        <w:ind w:right="-547"/>
+      <w:proofErr w:type="gramEnd"/>
+    </w:p>
+    <w:p>
+      <w:pPr>
+        <w:pStyle w:val="Heading3"/>
+        <w:ind w:left="0"/>
+      </w:pPr>
+      <w:r>
+        <w:t>One form must be notarized before you can file</w:t>
+      </w:r>
+      <w:r>
+        <w:t>:</w:t>
+      </w:r>
+    </w:p>
+    <w:p>
+      <w:pPr>
+        <w:spacing w:after="0" w:line="240" w:lineRule="auto"/>
+        <w:ind w:right="-547"/>
+        <w:rPr>
+          <w:rFonts w:ascii="Arial" w:hAnsi="Arial" w:cs="Arial"/>
+        </w:rPr>
+      </w:pPr>
+      <w:r>
+        <w:rPr>
+          <w:rFonts w:ascii="Arial" w:hAnsi="Arial" w:cs="Arial"/>
+        </w:rPr>
+        <w:t xml:space="preserve">You must get the Uniform Child Custody Jurisdiction Enforcement Act Affidavit (MC 416) notarized before you file your forms. </w:t>
+      </w:r>
+      <w:r>
         <w:rPr>
           <w:rFonts w:ascii="Arial" w:hAnsi="Arial" w:cs="Arial"/>
           <w:b/>
           <w:bCs/>
-          <w:sz w:val="24"/>
-          <w:szCs w:val="24"/>
-        </w:rPr>
-      </w:pPr>
-      <w:r>
-        <w:rPr>
-          <w:rFonts w:ascii="Arial" w:hAnsi="Arial" w:cs="Arial"/>
-          <w:b/>
-          <w:bCs/>
-          <w:sz w:val="24"/>
-          <w:szCs w:val="24"/>
-        </w:rPr>
-        <w:t>One form must be notarized before you can file</w:t>
-      </w:r>
-      <w:r>
-        <w:rPr>
-          <w:rFonts w:ascii="Arial" w:hAnsi="Arial" w:cs="Arial"/>
-          <w:b/>
-          <w:bCs/>
-          <w:sz w:val="24"/>
-          <w:szCs w:val="24"/>
-        </w:rPr>
-        <w:t>:</w:t>
-      </w:r>
-    </w:p>
-    <w:p>
-      <w:pPr>
-        <w:spacing w:after="0" w:line="240" w:lineRule="auto"/>
-        <w:ind w:right="-547"/>
-        <w:rPr>
-          <w:rFonts w:ascii="Arial" w:hAnsi="Arial" w:cs="Arial"/>
-        </w:rPr>
-      </w:pPr>
-      <w:r>
-        <w:rPr>
-          <w:rFonts w:ascii="Arial" w:hAnsi="Arial" w:cs="Arial"/>
-        </w:rPr>
-        <w:t xml:space="preserve">You must get the Uniform Child Custody Jurisdiction Enforcement Act Affidavit (MC 416) notarized before you file your forms. </w:t>
-      </w:r>
-      <w:r>
-        <w:rPr>
-          <w:rFonts w:ascii="Arial" w:hAnsi="Arial" w:cs="Arial"/>
-          <w:b/>
-          <w:bCs/>
         </w:rPr>
         <w:t>Wait</w:t>
       </w:r>
@@ -375,8 +362,16 @@
         <w:rPr>
           <w:rFonts w:ascii="Arial" w:hAnsi="Arial" w:cs="Arial"/>
         </w:rPr>
-        <w:t>{%p endif %}</w:t>
-      </w:r>
+        <w:t xml:space="preserve">{%p </w:t>
+      </w:r>
+      <w:proofErr w:type="gramStart"/>
+      <w:r>
+        <w:rPr>
+          <w:rFonts w:ascii="Arial" w:hAnsi="Arial" w:cs="Arial"/>
+        </w:rPr>
+        <w:t>endif %}</w:t>
+      </w:r>
+      <w:proofErr w:type="gramEnd"/>
     </w:p>
     <w:p>
       <w:pPr>
@@ -521,7 +516,21 @@
         <w:rPr>
           <w:rFonts w:ascii="Arial" w:hAnsi="Arial" w:cs="Arial"/>
         </w:rPr>
-        <w:t xml:space="preserve">You answered that you and/or your spouse owns real property that was bought or paid for doing your marriage.  If you and your spouse do </w:t>
+        <w:t xml:space="preserve">You answered that you and/or your spouse </w:t>
+      </w:r>
+      <w:proofErr w:type="gramStart"/>
+      <w:r>
+        <w:rPr>
+          <w:rFonts w:ascii="Arial" w:hAnsi="Arial" w:cs="Arial"/>
+        </w:rPr>
+        <w:t>owns</w:t>
+      </w:r>
+      <w:proofErr w:type="gramEnd"/>
+      <w:r>
+        <w:rPr>
+          <w:rFonts w:ascii="Arial" w:hAnsi="Arial" w:cs="Arial"/>
+        </w:rPr>
+        <w:t xml:space="preserve"> real property that was bought or paid for doing your marriage.  If you and your spouse do </w:t>
       </w:r>
       <w:r>
         <w:rPr>
@@ -587,8 +596,16 @@
         <w:rPr>
           <w:rFonts w:ascii="Arial" w:hAnsi="Arial" w:cs="Arial"/>
         </w:rPr>
-        <w:t>{%p endif %}</w:t>
-      </w:r>
+        <w:t xml:space="preserve">{%p </w:t>
+      </w:r>
+      <w:proofErr w:type="gramStart"/>
+      <w:r>
+        <w:rPr>
+          <w:rFonts w:ascii="Arial" w:hAnsi="Arial" w:cs="Arial"/>
+        </w:rPr>
+        <w:t>endif %}</w:t>
+      </w:r>
+      <w:proofErr w:type="gramEnd"/>
     </w:p>
     <w:p>
       <w:pPr>
@@ -1111,8 +1128,16 @@
         <w:rPr>
           <w:rFonts w:ascii="Arial" w:hAnsi="Arial" w:cs="Arial"/>
         </w:rPr>
-        <w:t>{%p endif %}</w:t>
-      </w:r>
+        <w:t xml:space="preserve">{%p </w:t>
+      </w:r>
+      <w:proofErr w:type="gramStart"/>
+      <w:r>
+        <w:rPr>
+          <w:rFonts w:ascii="Arial" w:hAnsi="Arial" w:cs="Arial"/>
+        </w:rPr>
+        <w:t>endif %}</w:t>
+      </w:r>
+      <w:proofErr w:type="gramEnd"/>
     </w:p>
     <w:p>
       <w:pPr>
@@ -1565,8 +1590,16 @@
         <w:rPr>
           <w:rFonts w:ascii="Arial" w:hAnsi="Arial" w:cs="Arial"/>
         </w:rPr>
-        <w:t xml:space="preserve"> endif %}</w:t>
-      </w:r>
+        <w:t xml:space="preserve"> </w:t>
+      </w:r>
+      <w:proofErr w:type="gramStart"/>
+      <w:r>
+        <w:rPr>
+          <w:rFonts w:ascii="Arial" w:hAnsi="Arial" w:cs="Arial"/>
+        </w:rPr>
+        <w:t>endif %}</w:t>
+      </w:r>
+      <w:proofErr w:type="gramEnd"/>
     </w:p>
     <w:p>
       <w:pPr>
@@ -1684,8 +1717,16 @@
         <w:rPr>
           <w:rFonts w:ascii="Arial" w:hAnsi="Arial" w:cs="Arial"/>
         </w:rPr>
-        <w:t>{%p endif %}</w:t>
-      </w:r>
+        <w:t xml:space="preserve">{%p </w:t>
+      </w:r>
+      <w:proofErr w:type="gramStart"/>
+      <w:r>
+        <w:rPr>
+          <w:rFonts w:ascii="Arial" w:hAnsi="Arial" w:cs="Arial"/>
+        </w:rPr>
+        <w:t>endif %}</w:t>
+      </w:r>
+      <w:proofErr w:type="gramEnd"/>
     </w:p>
     <w:p>
       <w:pPr>
@@ -2010,8 +2051,16 @@
         <w:rPr>
           <w:rFonts w:ascii="Arial" w:hAnsi="Arial" w:cs="Arial"/>
         </w:rPr>
-        <w:t>{%p endif %}</w:t>
-      </w:r>
+        <w:t xml:space="preserve">{%p </w:t>
+      </w:r>
+      <w:proofErr w:type="gramStart"/>
+      <w:r>
+        <w:rPr>
+          <w:rFonts w:ascii="Arial" w:hAnsi="Arial" w:cs="Arial"/>
+        </w:rPr>
+        <w:t>endif %}</w:t>
+      </w:r>
+      <w:proofErr w:type="gramEnd"/>
     </w:p>
     <w:p>
       <w:pPr>
@@ -2289,28 +2338,36 @@
         <w:rPr>
           <w:rFonts w:ascii="Arial" w:hAnsi="Arial" w:cs="Arial"/>
         </w:rPr>
-        <w:t>{%p endif %}</w:t>
-      </w:r>
-    </w:p>
-    <w:p>
-      <w:pPr>
-        <w:spacing w:after="0" w:line="240" w:lineRule="auto"/>
-        <w:ind w:right="-547"/>
-        <w:rPr>
-          <w:rFonts w:ascii="Arial" w:hAnsi="Arial" w:cs="Arial"/>
-        </w:rPr>
-      </w:pPr>
-      <w:r>
-        <w:rPr>
-          <w:rFonts w:ascii="Arial" w:hAnsi="Arial" w:cs="Arial"/>
-        </w:rPr>
         <w:t xml:space="preserve">{%p </w:t>
       </w:r>
-      <w:r>
-        <w:rPr>
-          <w:rFonts w:ascii="Arial" w:hAnsi="Arial" w:cs="Arial"/>
-        </w:rPr>
-        <w:t xml:space="preserve">if </w:t>
+      <w:proofErr w:type="gramStart"/>
+      <w:r>
+        <w:rPr>
+          <w:rFonts w:ascii="Arial" w:hAnsi="Arial" w:cs="Arial"/>
+        </w:rPr>
+        <w:t>endif %}</w:t>
+      </w:r>
+      <w:proofErr w:type="gramEnd"/>
+    </w:p>
+    <w:p>
+      <w:pPr>
+        <w:spacing w:after="0" w:line="240" w:lineRule="auto"/>
+        <w:ind w:right="-547"/>
+        <w:rPr>
+          <w:rFonts w:ascii="Arial" w:hAnsi="Arial" w:cs="Arial"/>
+        </w:rPr>
+      </w:pPr>
+      <w:r>
+        <w:rPr>
+          <w:rFonts w:ascii="Arial" w:hAnsi="Arial" w:cs="Arial"/>
+        </w:rPr>
+        <w:t xml:space="preserve">{%p </w:t>
+      </w:r>
+      <w:r>
+        <w:rPr>
+          <w:rFonts w:ascii="Arial" w:hAnsi="Arial" w:cs="Arial"/>
+        </w:rPr>
+        <w:t>if (</w:t>
       </w:r>
       <w:proofErr w:type="spellStart"/>
       <w:r>
@@ -2331,6 +2388,34 @@
         <w:rPr>
           <w:rFonts w:ascii="Arial" w:hAnsi="Arial" w:cs="Arial"/>
         </w:rPr>
+        <w:t>divorce_complaint</w:t>
+      </w:r>
+      <w:proofErr w:type="spellEnd"/>
+      <w:r>
+        <w:rPr>
+          <w:rFonts w:ascii="Arial" w:hAnsi="Arial" w:cs="Arial"/>
+        </w:rPr>
+        <w:t>” or (</w:t>
+      </w:r>
+      <w:proofErr w:type="spellStart"/>
+      <w:r>
+        <w:rPr>
+          <w:rFonts w:ascii="Arial" w:hAnsi="Arial" w:cs="Arial"/>
+        </w:rPr>
+        <w:t>tool_ID</w:t>
+      </w:r>
+      <w:proofErr w:type="spellEnd"/>
+      <w:r>
+        <w:rPr>
+          <w:rFonts w:ascii="Arial" w:hAnsi="Arial" w:cs="Arial"/>
+        </w:rPr>
+        <w:t xml:space="preserve"> == “</w:t>
+      </w:r>
+      <w:proofErr w:type="spellStart"/>
+      <w:r>
+        <w:rPr>
+          <w:rFonts w:ascii="Arial" w:hAnsi="Arial" w:cs="Arial"/>
+        </w:rPr>
         <w:t>divorce_answer</w:t>
       </w:r>
       <w:proofErr w:type="spellEnd"/>
@@ -2352,24 +2437,8 @@
         <w:rPr>
           <w:rFonts w:ascii="Arial" w:hAnsi="Arial" w:cs="Arial"/>
         </w:rPr>
-        <w:t xml:space="preserve"> and </w:t>
-      </w:r>
-      <w:proofErr w:type="spellStart"/>
-      <w:proofErr w:type="gramStart"/>
-      <w:r>
-        <w:rPr>
-          <w:rFonts w:ascii="Arial" w:hAnsi="Arial" w:cs="Arial"/>
-        </w:rPr>
-        <w:t>marriage.have</w:t>
-      </w:r>
-      <w:proofErr w:type="gramEnd"/>
-      <w:r>
-        <w:rPr>
-          <w:rFonts w:ascii="Arial" w:hAnsi="Arial" w:cs="Arial"/>
-        </w:rPr>
-        <w:t>_business</w:t>
-      </w:r>
-      <w:proofErr w:type="spellEnd"/>
+        <w:t>))</w:t>
+      </w:r>
       <w:r>
         <w:rPr>
           <w:rFonts w:ascii="Arial" w:hAnsi="Arial" w:cs="Arial"/>
@@ -2380,16 +2449,40 @@
         <w:rPr>
           <w:rFonts w:ascii="Arial" w:hAnsi="Arial" w:cs="Arial"/>
         </w:rPr>
-        <w:t>%}</w:t>
+        <w:t xml:space="preserve">and </w:t>
+      </w:r>
+      <w:proofErr w:type="spellStart"/>
+      <w:r>
+        <w:rPr>
+          <w:rFonts w:ascii="Arial" w:hAnsi="Arial" w:cs="Arial"/>
+        </w:rPr>
+        <w:t>user_wants_temporary_spousal_support</w:t>
+      </w:r>
+      <w:proofErr w:type="spellEnd"/>
+      <w:r>
+        <w:rPr>
+          <w:rFonts w:ascii="Arial" w:hAnsi="Arial" w:cs="Arial"/>
+        </w:rPr>
+        <w:t xml:space="preserve"> %}</w:t>
       </w:r>
     </w:p>
     <w:p>
       <w:pPr>
         <w:pStyle w:val="Heading3"/>
         <w:ind w:left="0"/>
-      </w:pPr>
-      <w:r>
-        <w:t>Business</w:t>
+        <w:rPr>
+          <w:b w:val="0"/>
+          <w:bCs w:val="0"/>
+        </w:rPr>
+      </w:pPr>
+      <w:r>
+        <w:t>Spousal Support</w:t>
+      </w:r>
+      <w:r>
+        <w:t xml:space="preserve"> </w:t>
+      </w:r>
+      <w:r>
+        <w:t>While the Divorce Case is Ongoing</w:t>
       </w:r>
       <w:r>
         <w:t>:</w:t>
@@ -2401,39 +2494,263 @@
         <w:ind w:right="-547"/>
         <w:rPr>
           <w:rFonts w:ascii="Arial" w:hAnsi="Arial" w:cs="Arial"/>
-        </w:rPr>
-      </w:pPr>
-      <w:r>
-        <w:rPr>
-          <w:rFonts w:ascii="Arial" w:hAnsi="Arial" w:cs="Arial"/>
-        </w:rPr>
-        <w:t xml:space="preserve">You may want to consider hiring a lawyer to help you divide your business in your divorce. Consider hiring a financial professional to value the business and to get advice about any tax issues that come with dividing a business. </w:t>
-      </w:r>
-    </w:p>
-    <w:p>
-      <w:pPr>
-        <w:spacing w:after="0" w:line="240" w:lineRule="auto"/>
-        <w:ind w:right="-547"/>
-        <w:rPr>
-          <w:rFonts w:ascii="Arial" w:hAnsi="Arial" w:cs="Arial"/>
-        </w:rPr>
-      </w:pPr>
-    </w:p>
-    <w:p>
-      <w:pPr>
-        <w:spacing w:after="0" w:line="240" w:lineRule="auto"/>
-        <w:ind w:right="-547"/>
-        <w:rPr>
-          <w:rFonts w:ascii="Arial" w:hAnsi="Arial" w:cs="Arial"/>
-        </w:rPr>
-      </w:pPr>
-      <w:r>
-        <w:rPr>
-          <w:rFonts w:ascii="Arial" w:hAnsi="Arial" w:cs="Arial"/>
-        </w:rPr>
-        <w:lastRenderedPageBreak/>
-        <w:t xml:space="preserve">Even if your spouse has a lawyer, consider hiring your own. Your spouse’s lawyer does not represent you and has a duty to do what is best for your spouse. </w:t>
-      </w:r>
+          <w:b/>
+          <w:bCs/>
+        </w:rPr>
+      </w:pPr>
+      <w:r>
+        <w:rPr>
+          <w:rFonts w:ascii="Arial" w:hAnsi="Arial" w:cs="Arial"/>
+        </w:rPr>
+        <w:t>You said</w:t>
+      </w:r>
+      <w:r>
+        <w:rPr>
+          <w:rFonts w:ascii="Arial" w:hAnsi="Arial" w:cs="Arial"/>
+        </w:rPr>
+        <w:t xml:space="preserve"> you </w:t>
+      </w:r>
+      <w:r>
+        <w:rPr>
+          <w:rFonts w:ascii="Arial" w:hAnsi="Arial" w:cs="Arial"/>
+        </w:rPr>
+        <w:t xml:space="preserve">need spousal support for the </w:t>
+      </w:r>
+      <w:proofErr w:type="gramStart"/>
+      <w:r>
+        <w:rPr>
+          <w:rFonts w:ascii="Arial" w:hAnsi="Arial" w:cs="Arial"/>
+        </w:rPr>
+        <w:t>period of time</w:t>
+      </w:r>
+      <w:proofErr w:type="gramEnd"/>
+      <w:r>
+        <w:rPr>
+          <w:rFonts w:ascii="Arial" w:hAnsi="Arial" w:cs="Arial"/>
+        </w:rPr>
+        <w:t xml:space="preserve"> </w:t>
+      </w:r>
+      <w:r>
+        <w:rPr>
+          <w:rFonts w:ascii="Arial" w:hAnsi="Arial" w:cs="Arial"/>
+          <w:b/>
+          <w:bCs/>
+        </w:rPr>
+        <w:t>before your divorce is final.</w:t>
+      </w:r>
+      <w:r>
+        <w:rPr>
+          <w:rFonts w:ascii="Arial" w:hAnsi="Arial" w:cs="Arial"/>
+          <w:b/>
+          <w:bCs/>
+        </w:rPr>
+        <w:t xml:space="preserve"> </w:t>
+      </w:r>
+    </w:p>
+    <w:p>
+      <w:pPr>
+        <w:spacing w:after="0" w:line="240" w:lineRule="auto"/>
+        <w:ind w:right="-547"/>
+        <w:rPr>
+          <w:rFonts w:ascii="Arial" w:hAnsi="Arial" w:cs="Arial"/>
+          <w:b/>
+          <w:bCs/>
+        </w:rPr>
+      </w:pPr>
+    </w:p>
+    <w:p>
+      <w:pPr>
+        <w:spacing w:after="0" w:line="240" w:lineRule="auto"/>
+        <w:ind w:right="-547"/>
+        <w:rPr>
+          <w:rFonts w:ascii="Arial" w:hAnsi="Arial" w:cs="Arial"/>
+        </w:rPr>
+      </w:pPr>
+      <w:r>
+        <w:rPr>
+          <w:rFonts w:ascii="Arial" w:hAnsi="Arial" w:cs="Arial"/>
+        </w:rPr>
+        <w:t>Y</w:t>
+      </w:r>
+      <w:r>
+        <w:rPr>
+          <w:rFonts w:ascii="Arial" w:hAnsi="Arial" w:cs="Arial"/>
+        </w:rPr>
+        <w:t>ou can</w:t>
+      </w:r>
+      <w:r>
+        <w:rPr>
+          <w:rFonts w:ascii="Arial" w:hAnsi="Arial" w:cs="Arial"/>
+        </w:rPr>
+        <w:t>’</w:t>
+      </w:r>
+      <w:r>
+        <w:rPr>
+          <w:rFonts w:ascii="Arial" w:hAnsi="Arial" w:cs="Arial"/>
+        </w:rPr>
+        <w:t xml:space="preserve">t use these forms or the Michigan Legal Help website to get a temporary </w:t>
+      </w:r>
+      <w:r>
+        <w:rPr>
+          <w:rFonts w:ascii="Arial" w:hAnsi="Arial" w:cs="Arial"/>
+        </w:rPr>
+        <w:t>spousal support</w:t>
+      </w:r>
+      <w:r>
+        <w:rPr>
+          <w:rFonts w:ascii="Arial" w:hAnsi="Arial" w:cs="Arial"/>
+        </w:rPr>
+        <w:t xml:space="preserve"> order.</w:t>
+      </w:r>
+      <w:r>
+        <w:rPr>
+          <w:rFonts w:ascii="Arial" w:hAnsi="Arial" w:cs="Arial"/>
+        </w:rPr>
+        <w:t xml:space="preserve"> </w:t>
+      </w:r>
+      <w:r>
+        <w:rPr>
+          <w:rFonts w:ascii="Arial" w:hAnsi="Arial" w:cs="Arial"/>
+        </w:rPr>
+        <w:t xml:space="preserve">Your forms </w:t>
+      </w:r>
+      <w:r>
+        <w:rPr>
+          <w:rFonts w:ascii="Arial" w:hAnsi="Arial" w:cs="Arial"/>
+          <w:b/>
+          <w:bCs/>
+        </w:rPr>
+        <w:t>do not include</w:t>
+      </w:r>
+      <w:r>
+        <w:rPr>
+          <w:rFonts w:ascii="Arial" w:hAnsi="Arial" w:cs="Arial"/>
+        </w:rPr>
+        <w:t xml:space="preserve"> a request for a temporary </w:t>
+      </w:r>
+      <w:r>
+        <w:rPr>
+          <w:rFonts w:ascii="Arial" w:hAnsi="Arial" w:cs="Arial"/>
+        </w:rPr>
+        <w:t>spousal support</w:t>
+      </w:r>
+      <w:r>
+        <w:rPr>
+          <w:rFonts w:ascii="Arial" w:hAnsi="Arial" w:cs="Arial"/>
+        </w:rPr>
+        <w:t xml:space="preserve"> order.</w:t>
+      </w:r>
+    </w:p>
+    <w:p>
+      <w:pPr>
+        <w:spacing w:after="0" w:line="240" w:lineRule="auto"/>
+        <w:ind w:right="-547"/>
+        <w:rPr>
+          <w:rFonts w:ascii="Arial" w:hAnsi="Arial" w:cs="Arial"/>
+        </w:rPr>
+      </w:pPr>
+    </w:p>
+    <w:p>
+      <w:pPr>
+        <w:spacing w:after="0" w:line="240" w:lineRule="auto"/>
+        <w:ind w:right="-547"/>
+        <w:rPr>
+          <w:rFonts w:ascii="Arial" w:hAnsi="Arial" w:cs="Arial"/>
+          <w:b/>
+          <w:bCs/>
+        </w:rPr>
+      </w:pPr>
+      <w:r>
+        <w:rPr>
+          <w:rFonts w:ascii="Arial" w:hAnsi="Arial" w:cs="Arial"/>
+        </w:rPr>
+        <w:t>If you want a temporary spousal support order</w:t>
+      </w:r>
+      <w:r>
+        <w:rPr>
+          <w:rFonts w:ascii="Arial" w:hAnsi="Arial" w:cs="Arial"/>
+        </w:rPr>
+        <w:t xml:space="preserve">, </w:t>
+      </w:r>
+      <w:r>
+        <w:rPr>
+          <w:rFonts w:ascii="Arial" w:hAnsi="Arial" w:cs="Arial"/>
+        </w:rPr>
+        <w:t>you need to:</w:t>
+      </w:r>
+    </w:p>
+    <w:p>
+      <w:pPr>
+        <w:spacing w:after="0" w:line="240" w:lineRule="auto"/>
+        <w:ind w:right="-547"/>
+        <w:rPr>
+          <w:rFonts w:ascii="Arial" w:hAnsi="Arial" w:cs="Arial"/>
+        </w:rPr>
+      </w:pPr>
+      <w:r>
+        <w:rPr>
+          <w:rFonts w:ascii="Arial" w:hAnsi="Arial" w:cs="Arial"/>
+        </w:rPr>
+        <w:t xml:space="preserve">      </w:t>
+      </w:r>
+    </w:p>
+    <w:p>
+      <w:pPr>
+        <w:pStyle w:val="ListParagraph"/>
+        <w:numPr>
+          <w:ilvl w:val="0"/>
+          <w:numId w:val="4"/>
+        </w:numPr>
+        <w:spacing w:after="0" w:line="240" w:lineRule="auto"/>
+        <w:ind w:right="-547"/>
+        <w:rPr>
+          <w:rFonts w:ascii="Arial" w:hAnsi="Arial" w:cs="Arial"/>
+        </w:rPr>
+      </w:pPr>
+      <w:r>
+        <w:rPr>
+          <w:rFonts w:ascii="Arial" w:hAnsi="Arial" w:cs="Arial"/>
+        </w:rPr>
+        <w:t xml:space="preserve">find a lawyer to help you, or </w:t>
+      </w:r>
+    </w:p>
+    <w:p>
+      <w:pPr>
+        <w:pStyle w:val="ListParagraph"/>
+        <w:numPr>
+          <w:ilvl w:val="0"/>
+          <w:numId w:val="4"/>
+        </w:numPr>
+        <w:spacing w:after="0" w:line="240" w:lineRule="auto"/>
+        <w:ind w:right="-547"/>
+        <w:rPr>
+          <w:rFonts w:ascii="Arial" w:hAnsi="Arial" w:cs="Arial"/>
+        </w:rPr>
+      </w:pPr>
+      <w:r>
+        <w:rPr>
+          <w:rFonts w:ascii="Arial" w:hAnsi="Arial" w:cs="Arial"/>
+        </w:rPr>
+        <w:t xml:space="preserve">file a motion for temporary spousal support on your own, after you file the forms to start the divorce case. </w:t>
+      </w:r>
+    </w:p>
+    <w:p>
+      <w:pPr>
+        <w:spacing w:after="0" w:line="240" w:lineRule="auto"/>
+        <w:ind w:right="-547"/>
+        <w:rPr>
+          <w:rFonts w:ascii="Arial" w:hAnsi="Arial" w:cs="Arial"/>
+        </w:rPr>
+      </w:pPr>
+    </w:p>
+    <w:p>
+      <w:pPr>
+        <w:spacing w:after="0" w:line="240" w:lineRule="auto"/>
+        <w:ind w:right="-547"/>
+        <w:rPr>
+          <w:rFonts w:ascii="Arial" w:hAnsi="Arial" w:cs="Arial"/>
+        </w:rPr>
+      </w:pPr>
       <w:r>
         <w:rPr>
           <w:rFonts w:ascii="Arial" w:hAnsi="Arial" w:cs="Arial"/>
@@ -2453,501 +2770,39 @@
         <w:rPr>
           <w:rFonts w:ascii="Arial" w:hAnsi="Arial" w:cs="Arial"/>
         </w:rPr>
-        <w:t xml:space="preserve"> </w:t>
-      </w:r>
-      <w:r>
-        <w:rPr>
-          <w:rFonts w:ascii="Arial" w:hAnsi="Arial" w:cs="Arial"/>
-        </w:rPr>
-        <w:t>to look for a lawyer or legal services near you</w:t>
-      </w:r>
-      <w:r>
-        <w:rPr>
-          <w:rFonts w:ascii="Arial" w:hAnsi="Arial" w:cs="Arial"/>
-        </w:rPr>
-        <w:t>.</w:t>
-      </w:r>
-    </w:p>
-    <w:p>
-      <w:pPr>
-        <w:spacing w:after="0" w:line="240" w:lineRule="auto"/>
-        <w:ind w:right="-547"/>
-        <w:rPr>
-          <w:rFonts w:ascii="Arial" w:hAnsi="Arial" w:cs="Arial"/>
-        </w:rPr>
-      </w:pPr>
-    </w:p>
-    <w:p>
-      <w:pPr>
-        <w:tabs>
-          <w:tab w:val="left" w:leader="dot" w:pos="7200"/>
-        </w:tabs>
-        <w:spacing w:after="0"/>
-        <w:rPr>
-          <w:rFonts w:ascii="Arial" w:hAnsi="Arial" w:cs="Arial"/>
-        </w:rPr>
-      </w:pPr>
-      <w:r>
-        <w:rPr>
-          <w:rFonts w:ascii="Arial" w:hAnsi="Arial" w:cs="Arial"/>
-        </w:rPr>
-        <w:t>{%p endif %}</w:t>
-      </w:r>
-    </w:p>
-    <w:p>
-      <w:pPr>
-        <w:spacing w:after="0" w:line="240" w:lineRule="auto"/>
-        <w:ind w:right="-547"/>
-        <w:rPr>
-          <w:rFonts w:ascii="Arial" w:hAnsi="Arial" w:cs="Arial"/>
-        </w:rPr>
-      </w:pPr>
-      <w:r>
-        <w:rPr>
-          <w:rFonts w:ascii="Arial" w:hAnsi="Arial" w:cs="Arial"/>
-        </w:rPr>
-        <w:t xml:space="preserve">{%p </w:t>
-      </w:r>
-      <w:r>
-        <w:rPr>
-          <w:rFonts w:ascii="Arial" w:hAnsi="Arial" w:cs="Arial"/>
-        </w:rPr>
-        <w:t>if (</w:t>
-      </w:r>
-      <w:proofErr w:type="spellStart"/>
-      <w:r>
-        <w:rPr>
-          <w:rFonts w:ascii="Arial" w:hAnsi="Arial" w:cs="Arial"/>
-        </w:rPr>
-        <w:t>tool_ID</w:t>
-      </w:r>
-      <w:proofErr w:type="spellEnd"/>
-      <w:r>
-        <w:rPr>
-          <w:rFonts w:ascii="Arial" w:hAnsi="Arial" w:cs="Arial"/>
-        </w:rPr>
-        <w:t xml:space="preserve"> == “</w:t>
-      </w:r>
-      <w:proofErr w:type="spellStart"/>
-      <w:r>
-        <w:rPr>
-          <w:rFonts w:ascii="Arial" w:hAnsi="Arial" w:cs="Arial"/>
-        </w:rPr>
-        <w:t>divorce_complaint</w:t>
-      </w:r>
-      <w:proofErr w:type="spellEnd"/>
-      <w:r>
-        <w:rPr>
-          <w:rFonts w:ascii="Arial" w:hAnsi="Arial" w:cs="Arial"/>
-        </w:rPr>
-        <w:t>” or (</w:t>
-      </w:r>
-      <w:proofErr w:type="spellStart"/>
-      <w:r>
-        <w:rPr>
-          <w:rFonts w:ascii="Arial" w:hAnsi="Arial" w:cs="Arial"/>
-        </w:rPr>
-        <w:t>tool_ID</w:t>
-      </w:r>
-      <w:proofErr w:type="spellEnd"/>
-      <w:r>
-        <w:rPr>
-          <w:rFonts w:ascii="Arial" w:hAnsi="Arial" w:cs="Arial"/>
-        </w:rPr>
-        <w:t xml:space="preserve"> == “</w:t>
-      </w:r>
-      <w:proofErr w:type="spellStart"/>
-      <w:r>
-        <w:rPr>
-          <w:rFonts w:ascii="Arial" w:hAnsi="Arial" w:cs="Arial"/>
-        </w:rPr>
-        <w:t>divorce_answer</w:t>
-      </w:r>
-      <w:proofErr w:type="spellEnd"/>
-      <w:r>
-        <w:rPr>
-          <w:rFonts w:ascii="Arial" w:hAnsi="Arial" w:cs="Arial"/>
-        </w:rPr>
-        <w:t xml:space="preserve">” and </w:t>
-      </w:r>
-      <w:proofErr w:type="spellStart"/>
-      <w:r>
-        <w:rPr>
-          <w:rFonts w:ascii="Arial" w:hAnsi="Arial" w:cs="Arial"/>
-        </w:rPr>
-        <w:t>create_counterclaim</w:t>
-      </w:r>
-      <w:proofErr w:type="spellEnd"/>
-      <w:r>
-        <w:rPr>
-          <w:rFonts w:ascii="Arial" w:hAnsi="Arial" w:cs="Arial"/>
-        </w:rPr>
-        <w:t>))</w:t>
-      </w:r>
-      <w:r>
-        <w:rPr>
-          <w:rFonts w:ascii="Arial" w:hAnsi="Arial" w:cs="Arial"/>
-        </w:rPr>
-        <w:t xml:space="preserve"> </w:t>
-      </w:r>
-      <w:r>
-        <w:rPr>
-          <w:rFonts w:ascii="Arial" w:hAnsi="Arial" w:cs="Arial"/>
-        </w:rPr>
-        <w:t xml:space="preserve">and </w:t>
-      </w:r>
-      <w:proofErr w:type="spellStart"/>
-      <w:r>
-        <w:rPr>
-          <w:rFonts w:ascii="Arial" w:hAnsi="Arial" w:cs="Arial"/>
-        </w:rPr>
-        <w:t>user_wants_temporary_spousal_support</w:t>
-      </w:r>
-      <w:proofErr w:type="spellEnd"/>
-      <w:r>
-        <w:rPr>
-          <w:rFonts w:ascii="Arial" w:hAnsi="Arial" w:cs="Arial"/>
-        </w:rPr>
-        <w:t xml:space="preserve"> %}</w:t>
-      </w:r>
-    </w:p>
-    <w:p>
-      <w:pPr>
-        <w:pStyle w:val="Heading3"/>
-        <w:ind w:left="0"/>
-        <w:rPr>
-          <w:b w:val="0"/>
-          <w:bCs w:val="0"/>
-        </w:rPr>
-      </w:pPr>
-      <w:r>
-        <w:t>Spousal Support</w:t>
-      </w:r>
-      <w:r>
-        <w:t xml:space="preserve"> </w:t>
-      </w:r>
-      <w:r>
-        <w:t>While the Divorce Case is Ongoing</w:t>
-      </w:r>
-      <w:r>
-        <w:t>:</w:t>
-      </w:r>
-    </w:p>
-    <w:p>
-      <w:pPr>
-        <w:spacing w:after="0" w:line="240" w:lineRule="auto"/>
-        <w:ind w:right="-547"/>
-        <w:rPr>
-          <w:rFonts w:ascii="Arial" w:hAnsi="Arial" w:cs="Arial"/>
-          <w:b/>
-          <w:bCs/>
-        </w:rPr>
-      </w:pPr>
-      <w:r>
-        <w:rPr>
-          <w:rFonts w:ascii="Arial" w:hAnsi="Arial" w:cs="Arial"/>
-        </w:rPr>
-        <w:t>You said</w:t>
-      </w:r>
-      <w:r>
-        <w:rPr>
-          <w:rFonts w:ascii="Arial" w:hAnsi="Arial" w:cs="Arial"/>
-        </w:rPr>
-        <w:t xml:space="preserve"> you </w:t>
-      </w:r>
-      <w:r>
-        <w:rPr>
-          <w:rFonts w:ascii="Arial" w:hAnsi="Arial" w:cs="Arial"/>
-        </w:rPr>
-        <w:t xml:space="preserve">need spousal support for the </w:t>
-      </w:r>
-      <w:proofErr w:type="gramStart"/>
-      <w:r>
-        <w:rPr>
-          <w:rFonts w:ascii="Arial" w:hAnsi="Arial" w:cs="Arial"/>
-        </w:rPr>
-        <w:t>period of time</w:t>
-      </w:r>
-      <w:proofErr w:type="gramEnd"/>
-      <w:r>
-        <w:rPr>
-          <w:rFonts w:ascii="Arial" w:hAnsi="Arial" w:cs="Arial"/>
-        </w:rPr>
-        <w:t xml:space="preserve"> </w:t>
-      </w:r>
-      <w:r>
-        <w:rPr>
-          <w:rFonts w:ascii="Arial" w:hAnsi="Arial" w:cs="Arial"/>
-          <w:b/>
-          <w:bCs/>
-        </w:rPr>
-        <w:t>before your divorce is final.</w:t>
-      </w:r>
-      <w:r>
-        <w:rPr>
-          <w:rFonts w:ascii="Arial" w:hAnsi="Arial" w:cs="Arial"/>
-          <w:b/>
-          <w:bCs/>
-        </w:rPr>
-        <w:t xml:space="preserve"> </w:t>
-      </w:r>
-    </w:p>
-    <w:p>
-      <w:pPr>
-        <w:spacing w:after="0" w:line="240" w:lineRule="auto"/>
-        <w:ind w:right="-547"/>
-        <w:rPr>
-          <w:rFonts w:ascii="Arial" w:hAnsi="Arial" w:cs="Arial"/>
-          <w:b/>
-          <w:bCs/>
-        </w:rPr>
-      </w:pPr>
-    </w:p>
-    <w:p>
-      <w:pPr>
-        <w:spacing w:after="0" w:line="240" w:lineRule="auto"/>
-        <w:ind w:right="-547"/>
-        <w:rPr>
-          <w:rFonts w:ascii="Arial" w:hAnsi="Arial" w:cs="Arial"/>
-        </w:rPr>
-      </w:pPr>
-      <w:r>
-        <w:rPr>
-          <w:rFonts w:ascii="Arial" w:hAnsi="Arial" w:cs="Arial"/>
-        </w:rPr>
-        <w:t>Y</w:t>
-      </w:r>
-      <w:r>
-        <w:rPr>
-          <w:rFonts w:ascii="Arial" w:hAnsi="Arial" w:cs="Arial"/>
-        </w:rPr>
-        <w:t>ou can</w:t>
-      </w:r>
-      <w:r>
-        <w:rPr>
-          <w:rFonts w:ascii="Arial" w:hAnsi="Arial" w:cs="Arial"/>
-        </w:rPr>
-        <w:t>’</w:t>
-      </w:r>
-      <w:r>
-        <w:rPr>
-          <w:rFonts w:ascii="Arial" w:hAnsi="Arial" w:cs="Arial"/>
-        </w:rPr>
-        <w:t xml:space="preserve">t use these forms or the Michigan Legal Help website to get a temporary </w:t>
-      </w:r>
-      <w:r>
-        <w:rPr>
-          <w:rFonts w:ascii="Arial" w:hAnsi="Arial" w:cs="Arial"/>
-        </w:rPr>
-        <w:t>spousal support</w:t>
-      </w:r>
-      <w:r>
-        <w:rPr>
-          <w:rFonts w:ascii="Arial" w:hAnsi="Arial" w:cs="Arial"/>
-        </w:rPr>
-        <w:t xml:space="preserve"> order.</w:t>
-      </w:r>
-      <w:r>
-        <w:rPr>
-          <w:rFonts w:ascii="Arial" w:hAnsi="Arial" w:cs="Arial"/>
-        </w:rPr>
-        <w:t xml:space="preserve"> </w:t>
-      </w:r>
-      <w:r>
-        <w:rPr>
-          <w:rFonts w:ascii="Arial" w:hAnsi="Arial" w:cs="Arial"/>
-        </w:rPr>
-        <w:t xml:space="preserve">Your forms </w:t>
-      </w:r>
-      <w:r>
-        <w:rPr>
-          <w:rFonts w:ascii="Arial" w:hAnsi="Arial" w:cs="Arial"/>
-          <w:b/>
-          <w:bCs/>
-        </w:rPr>
-        <w:t>do not include</w:t>
-      </w:r>
-      <w:r>
-        <w:rPr>
-          <w:rFonts w:ascii="Arial" w:hAnsi="Arial" w:cs="Arial"/>
-        </w:rPr>
-        <w:t xml:space="preserve"> a request for a temporary </w:t>
-      </w:r>
-      <w:r>
-        <w:rPr>
-          <w:rFonts w:ascii="Arial" w:hAnsi="Arial" w:cs="Arial"/>
-        </w:rPr>
-        <w:t>spousal support</w:t>
-      </w:r>
-      <w:r>
-        <w:rPr>
-          <w:rFonts w:ascii="Arial" w:hAnsi="Arial" w:cs="Arial"/>
-        </w:rPr>
-        <w:t xml:space="preserve"> order.</w:t>
-      </w:r>
-    </w:p>
-    <w:p>
-      <w:pPr>
-        <w:spacing w:after="0" w:line="240" w:lineRule="auto"/>
-        <w:ind w:right="-547"/>
-        <w:rPr>
-          <w:rFonts w:ascii="Arial" w:hAnsi="Arial" w:cs="Arial"/>
-        </w:rPr>
-      </w:pPr>
-    </w:p>
-    <w:p>
-      <w:pPr>
-        <w:spacing w:after="0" w:line="240" w:lineRule="auto"/>
-        <w:ind w:right="-547"/>
-        <w:rPr>
-          <w:rFonts w:ascii="Arial" w:hAnsi="Arial" w:cs="Arial"/>
-          <w:b/>
-          <w:bCs/>
-        </w:rPr>
-      </w:pPr>
-      <w:r>
-        <w:rPr>
-          <w:rFonts w:ascii="Arial" w:hAnsi="Arial" w:cs="Arial"/>
-        </w:rPr>
-        <w:t>If you want a temporary spousal support order</w:t>
-      </w:r>
-      <w:r>
-        <w:rPr>
-          <w:rFonts w:ascii="Arial" w:hAnsi="Arial" w:cs="Arial"/>
-        </w:rPr>
-        <w:t xml:space="preserve">, </w:t>
-      </w:r>
-      <w:r>
-        <w:rPr>
-          <w:rFonts w:ascii="Arial" w:hAnsi="Arial" w:cs="Arial"/>
-        </w:rPr>
-        <w:t>you need to:</w:t>
-      </w:r>
-    </w:p>
-    <w:p>
-      <w:pPr>
-        <w:spacing w:after="0" w:line="240" w:lineRule="auto"/>
-        <w:ind w:right="-547"/>
-        <w:rPr>
-          <w:rFonts w:ascii="Arial" w:hAnsi="Arial" w:cs="Arial"/>
-        </w:rPr>
-      </w:pPr>
-      <w:r>
-        <w:rPr>
-          <w:rFonts w:ascii="Arial" w:hAnsi="Arial" w:cs="Arial"/>
-        </w:rPr>
-        <w:t xml:space="preserve">      </w:t>
-      </w:r>
-    </w:p>
-    <w:p>
-      <w:pPr>
-        <w:pStyle w:val="ListParagraph"/>
-        <w:numPr>
-          <w:ilvl w:val="0"/>
-          <w:numId w:val="4"/>
-        </w:numPr>
-        <w:spacing w:after="0" w:line="240" w:lineRule="auto"/>
-        <w:ind w:right="-547"/>
-        <w:rPr>
-          <w:rFonts w:ascii="Arial" w:hAnsi="Arial" w:cs="Arial"/>
-        </w:rPr>
-      </w:pPr>
-      <w:r>
-        <w:rPr>
-          <w:rFonts w:ascii="Arial" w:hAnsi="Arial" w:cs="Arial"/>
-        </w:rPr>
-        <w:t xml:space="preserve">find a lawyer to help you, or </w:t>
-      </w:r>
-    </w:p>
-    <w:p>
-      <w:pPr>
-        <w:pStyle w:val="ListParagraph"/>
-        <w:numPr>
-          <w:ilvl w:val="0"/>
-          <w:numId w:val="4"/>
-        </w:numPr>
-        <w:spacing w:after="0" w:line="240" w:lineRule="auto"/>
-        <w:ind w:right="-547"/>
-        <w:rPr>
-          <w:rFonts w:ascii="Arial" w:hAnsi="Arial" w:cs="Arial"/>
-        </w:rPr>
-      </w:pPr>
-      <w:r>
-        <w:rPr>
-          <w:rFonts w:ascii="Arial" w:hAnsi="Arial" w:cs="Arial"/>
-        </w:rPr>
-        <w:t xml:space="preserve">file a motion for temporary spousal support on your own, after you file the forms to start the divorce case. </w:t>
-      </w:r>
-    </w:p>
-    <w:p>
-      <w:pPr>
-        <w:spacing w:after="0" w:line="240" w:lineRule="auto"/>
-        <w:ind w:right="-547"/>
-        <w:rPr>
-          <w:rFonts w:ascii="Arial" w:hAnsi="Arial" w:cs="Arial"/>
-        </w:rPr>
-      </w:pPr>
-    </w:p>
-    <w:p>
-      <w:pPr>
-        <w:spacing w:after="0" w:line="240" w:lineRule="auto"/>
-        <w:ind w:right="-547"/>
-        <w:rPr>
-          <w:rFonts w:ascii="Arial" w:hAnsi="Arial" w:cs="Arial"/>
-        </w:rPr>
-      </w:pPr>
-      <w:r>
-        <w:rPr>
-          <w:rFonts w:ascii="Arial" w:hAnsi="Arial" w:cs="Arial"/>
-        </w:rPr>
-        <w:t xml:space="preserve">You can use the </w:t>
+        <w:t xml:space="preserve"> to look for a lawyer or legal services near you.</w:t>
+      </w:r>
+    </w:p>
+    <w:p>
+      <w:pPr>
+        <w:spacing w:after="0" w:line="240" w:lineRule="auto"/>
+        <w:ind w:right="-547"/>
+        <w:rPr>
+          <w:rFonts w:ascii="Arial" w:hAnsi="Arial" w:cs="Arial"/>
+        </w:rPr>
+      </w:pPr>
+    </w:p>
+    <w:p>
+      <w:pPr>
+        <w:spacing w:after="0" w:line="240" w:lineRule="auto"/>
+        <w:ind w:right="-547"/>
+        <w:rPr>
+          <w:rFonts w:ascii="Arial" w:hAnsi="Arial" w:cs="Arial"/>
+        </w:rPr>
+      </w:pPr>
+      <w:r>
+        <w:rPr>
+          <w:rFonts w:ascii="Arial" w:hAnsi="Arial" w:cs="Arial"/>
+        </w:rPr>
+        <w:t xml:space="preserve">To file a motion for temporary spousal support on your own, you can use the </w:t>
+      </w:r>
+      <w:r>
+        <w:rPr>
+          <w:rFonts w:ascii="Arial" w:hAnsi="Arial" w:cs="Arial"/>
+        </w:rPr>
+        <w:t xml:space="preserve">generic </w:t>
       </w:r>
       <w:hyperlink r:id="rId15" w:history="1">
-        <w:r>
-          <w:rPr>
-            <w:rStyle w:val="Hyperlink"/>
-            <w:rFonts w:ascii="Arial" w:hAnsi="Arial" w:cs="Arial"/>
-          </w:rPr>
-          <w:t>Guide to Legal Help</w:t>
-        </w:r>
-      </w:hyperlink>
-      <w:r>
-        <w:rPr>
-          <w:rFonts w:ascii="Arial" w:hAnsi="Arial" w:cs="Arial"/>
-        </w:rPr>
-        <w:t xml:space="preserve"> to look for a lawyer or legal services near you.</w:t>
-      </w:r>
-    </w:p>
-    <w:p>
-      <w:pPr>
-        <w:spacing w:after="0" w:line="240" w:lineRule="auto"/>
-        <w:ind w:right="-547"/>
-        <w:rPr>
-          <w:rFonts w:ascii="Arial" w:hAnsi="Arial" w:cs="Arial"/>
-        </w:rPr>
-      </w:pPr>
-    </w:p>
-    <w:p>
-      <w:pPr>
-        <w:spacing w:after="0" w:line="240" w:lineRule="auto"/>
-        <w:ind w:right="-547"/>
-        <w:rPr>
-          <w:rFonts w:ascii="Arial" w:hAnsi="Arial" w:cs="Arial"/>
-        </w:rPr>
-      </w:pPr>
-      <w:r>
-        <w:rPr>
-          <w:rFonts w:ascii="Arial" w:hAnsi="Arial" w:cs="Arial"/>
-        </w:rPr>
-        <w:t xml:space="preserve">To file a motion for temporary spousal support on your own, you can use the </w:t>
-      </w:r>
-      <w:r>
-        <w:rPr>
-          <w:rFonts w:ascii="Arial" w:hAnsi="Arial" w:cs="Arial"/>
-        </w:rPr>
-        <w:t xml:space="preserve">generic </w:t>
-      </w:r>
-      <w:hyperlink r:id="rId16" w:history="1">
         <w:r>
           <w:rPr>
             <w:rStyle w:val="Hyperlink"/>
@@ -2967,9 +2822,23 @@
         <w:rPr>
           <w:rFonts w:ascii="Arial" w:hAnsi="Arial" w:cs="Arial"/>
         </w:rPr>
-        <w:t xml:space="preserve"> form. In your motion, you will need to include facts showing that you need spousal support, and that the other party is able to pay. To learn more, read </w:t>
-      </w:r>
-      <w:hyperlink r:id="rId17" w:history="1">
+        <w:t xml:space="preserve"> form. In your </w:t>
+      </w:r>
+      <w:proofErr w:type="gramStart"/>
+      <w:r>
+        <w:rPr>
+          <w:rFonts w:ascii="Arial" w:hAnsi="Arial" w:cs="Arial"/>
+        </w:rPr>
+        <w:t>motion</w:t>
+      </w:r>
+      <w:proofErr w:type="gramEnd"/>
+      <w:r>
+        <w:rPr>
+          <w:rFonts w:ascii="Arial" w:hAnsi="Arial" w:cs="Arial"/>
+        </w:rPr>
+        <w:t xml:space="preserve">, you will need to include facts showing that you need spousal support, and that the other party is able to pay. To learn more, read </w:t>
+      </w:r>
+      <w:hyperlink r:id="rId16" w:history="1">
         <w:r>
           <w:rPr>
             <w:rStyle w:val="Hyperlink"/>
@@ -3002,7 +2871,7 @@
         </w:rPr>
         <w:t xml:space="preserve">). Also read </w:t>
       </w:r>
-      <w:hyperlink r:id="rId18" w:history="1">
+      <w:hyperlink r:id="rId17" w:history="1">
         <w:r>
           <w:rPr>
             <w:rStyle w:val="Hyperlink"/>
@@ -3065,7 +2934,7 @@
         </w:rPr>
         <w:t xml:space="preserve">You will need the generic </w:t>
       </w:r>
-      <w:hyperlink r:id="rId19" w:history="1">
+      <w:hyperlink r:id="rId18" w:history="1">
         <w:r>
           <w:rPr>
             <w:rStyle w:val="Hyperlink"/>
@@ -3114,7 +2983,7 @@
         </w:rPr>
         <w:t xml:space="preserve"> on your motion. If the judge grants your request, you will also need the </w:t>
       </w:r>
-      <w:hyperlink r:id="rId20" w:history="1">
+      <w:hyperlink r:id="rId19" w:history="1">
         <w:r>
           <w:rPr>
             <w:rStyle w:val="Hyperlink"/>
@@ -3160,8 +3029,16 @@
         <w:rPr>
           <w:rFonts w:ascii="Arial" w:hAnsi="Arial" w:cs="Arial"/>
         </w:rPr>
-        <w:t>{%p endif %}</w:t>
-      </w:r>
+        <w:t xml:space="preserve">{%p </w:t>
+      </w:r>
+      <w:proofErr w:type="gramStart"/>
+      <w:r>
+        <w:rPr>
+          <w:rFonts w:ascii="Arial" w:hAnsi="Arial" w:cs="Arial"/>
+        </w:rPr>
+        <w:t>endif %}</w:t>
+      </w:r>
+      <w:proofErr w:type="gramEnd"/>
     </w:p>
     <w:p>
       <w:pPr>
@@ -3561,7 +3438,14 @@
         <w:rPr>
           <w:rFonts w:ascii="Arial" w:hAnsi="Arial" w:cs="Arial"/>
         </w:rPr>
-        <w:t>parentage_affidavit_revoke</w:t>
+        <w:t>parentage_affidavit_</w:t>
+      </w:r>
+      <w:proofErr w:type="gramStart"/>
+      <w:r>
+        <w:rPr>
+          <w:rFonts w:ascii="Arial" w:hAnsi="Arial" w:cs="Arial"/>
+        </w:rPr>
+        <w:t>revoke</w:t>
       </w:r>
       <w:proofErr w:type="spellEnd"/>
       <w:r>
@@ -3570,6 +3454,7 @@
         </w:rPr>
         <w:t xml:space="preserve"> %}</w:t>
       </w:r>
+      <w:proofErr w:type="gramEnd"/>
     </w:p>
     <w:p>
       <w:pPr>
@@ -3591,7 +3476,7 @@
         </w:rPr>
         <w:t xml:space="preserve"> parentage established by affidavit, file a </w:t>
       </w:r>
-      <w:hyperlink r:id="rId21" w:history="1">
+      <w:hyperlink r:id="rId20" w:history="1">
         <w:r>
           <w:rPr>
             <w:rStyle w:val="Hyperlink"/>
@@ -3618,125 +3503,134 @@
         <w:rPr>
           <w:rFonts w:ascii="Arial" w:hAnsi="Arial" w:cs="Arial"/>
         </w:rPr>
-        <w:t xml:space="preserve"> </w:t>
+        <w:t xml:space="preserve"> form</w:t>
+      </w:r>
+      <w:r>
+        <w:rPr>
+          <w:rFonts w:ascii="Arial" w:hAnsi="Arial" w:cs="Arial"/>
+        </w:rPr>
+        <w:t xml:space="preserve"> in</w:t>
+      </w:r>
+      <w:r>
+        <w:rPr>
+          <w:rFonts w:ascii="Arial" w:hAnsi="Arial" w:cs="Arial"/>
+        </w:rPr>
+        <w:t xml:space="preserve"> your divorce case</w:t>
+      </w:r>
+      <w:r>
+        <w:rPr>
+          <w:rFonts w:ascii="Arial" w:hAnsi="Arial" w:cs="Arial"/>
+        </w:rPr>
+        <w:t>.</w:t>
+      </w:r>
+    </w:p>
+    <w:p>
+      <w:pPr>
+        <w:spacing w:after="0" w:line="240" w:lineRule="auto"/>
+        <w:ind w:right="-547"/>
+        <w:rPr>
+          <w:rFonts w:ascii="Arial" w:hAnsi="Arial" w:cs="Arial"/>
+        </w:rPr>
+      </w:pPr>
+    </w:p>
+    <w:p>
+      <w:pPr>
+        <w:spacing w:after="0" w:line="240" w:lineRule="auto"/>
+        <w:ind w:right="-547"/>
+        <w:rPr>
+          <w:rFonts w:ascii="Arial" w:hAnsi="Arial" w:cs="Arial"/>
+        </w:rPr>
+      </w:pPr>
+      <w:r>
+        <w:rPr>
+          <w:rFonts w:ascii="Arial" w:hAnsi="Arial" w:cs="Arial"/>
+        </w:rPr>
+        <w:t xml:space="preserve">It is best to file a </w:t>
+      </w:r>
+      <w:r>
+        <w:rPr>
+          <w:rFonts w:ascii="Arial" w:hAnsi="Arial" w:cs="Arial"/>
+          <w:i/>
+          <w:iCs/>
+        </w:rPr>
+        <w:t>Complaint/Motion to Revoke Acknowledgment of Parentage</w:t>
+      </w:r>
+      <w:r>
+        <w:rPr>
+          <w:rFonts w:ascii="Arial" w:hAnsi="Arial" w:cs="Arial"/>
+        </w:rPr>
+        <w:t xml:space="preserve"> as soon as you can. If you do</w:t>
+      </w:r>
+      <w:r>
+        <w:rPr>
+          <w:rFonts w:ascii="Arial" w:hAnsi="Arial" w:cs="Arial"/>
+        </w:rPr>
+        <w:t>n’</w:t>
+      </w:r>
+      <w:r>
+        <w:rPr>
+          <w:rFonts w:ascii="Arial" w:hAnsi="Arial" w:cs="Arial"/>
+        </w:rPr>
+        <w:t xml:space="preserve">t file it before your divorce case is finished, the child will have to be included in </w:t>
       </w:r>
       <w:proofErr w:type="gramStart"/>
       <w:r>
         <w:rPr>
           <w:rFonts w:ascii="Arial" w:hAnsi="Arial" w:cs="Arial"/>
         </w:rPr>
-        <w:t>form</w:t>
-      </w:r>
-      <w:r>
-        <w:rPr>
-          <w:rFonts w:ascii="Arial" w:hAnsi="Arial" w:cs="Arial"/>
-        </w:rPr>
-        <w:t>{</w:t>
+        <w:t>the custody</w:t>
       </w:r>
       <w:proofErr w:type="gramEnd"/>
       <w:r>
         <w:rPr>
           <w:rFonts w:ascii="Arial" w:hAnsi="Arial" w:cs="Arial"/>
         </w:rPr>
-        <w:t xml:space="preserve">% if </w:t>
-      </w:r>
-      <w:proofErr w:type="spellStart"/>
-      <w:r>
-        <w:rPr>
-          <w:rFonts w:ascii="Arial" w:hAnsi="Arial" w:cs="Arial"/>
-        </w:rPr>
-        <w:t>tool_ID</w:t>
-      </w:r>
-      <w:proofErr w:type="spellEnd"/>
-      <w:r>
-        <w:rPr>
-          <w:rFonts w:ascii="Arial" w:hAnsi="Arial" w:cs="Arial"/>
-        </w:rPr>
-        <w:t xml:space="preserve"> in [“</w:t>
-      </w:r>
-      <w:proofErr w:type="spellStart"/>
-      <w:r>
-        <w:rPr>
-          <w:rFonts w:ascii="Arial" w:hAnsi="Arial" w:cs="Arial"/>
-        </w:rPr>
-        <w:t>divorce_complaint</w:t>
-      </w:r>
-      <w:proofErr w:type="spellEnd"/>
-      <w:r>
-        <w:rPr>
-          <w:rFonts w:ascii="Arial" w:hAnsi="Arial" w:cs="Arial"/>
-        </w:rPr>
-        <w:t>”, “</w:t>
-      </w:r>
-      <w:proofErr w:type="spellStart"/>
-      <w:r>
-        <w:rPr>
-          <w:rFonts w:ascii="Arial" w:hAnsi="Arial" w:cs="Arial"/>
-        </w:rPr>
-        <w:t>JOD_only</w:t>
-      </w:r>
-      <w:proofErr w:type="spellEnd"/>
-      <w:r>
-        <w:rPr>
-          <w:rFonts w:ascii="Arial" w:hAnsi="Arial" w:cs="Arial"/>
-        </w:rPr>
-        <w:t>”] %}</w:t>
-      </w:r>
-      <w:r>
-        <w:rPr>
-          <w:rFonts w:ascii="Arial" w:hAnsi="Arial" w:cs="Arial"/>
-        </w:rPr>
-        <w:t xml:space="preserve"> along with the forms you file to start your divorce </w:t>
+        <w:t xml:space="preserve">, parenting time, and child support provisions of the judgment of divorce. It is also best to file before the child turns 3, or within 1 year after the date that the acknowledgment of parentage was signed, whichever is later. If you file after that time, it is less likely that the court </w:t>
       </w:r>
       <w:proofErr w:type="gramStart"/>
       <w:r>
         <w:rPr>
           <w:rFonts w:ascii="Arial" w:hAnsi="Arial" w:cs="Arial"/>
         </w:rPr>
-        <w:t>case</w:t>
-      </w:r>
-      <w:r>
-        <w:rPr>
-          <w:rFonts w:ascii="Arial" w:hAnsi="Arial" w:cs="Arial"/>
-        </w:rPr>
-        <w:t>{</w:t>
+        <w:t>can</w:t>
       </w:r>
       <w:proofErr w:type="gramEnd"/>
       <w:r>
         <w:rPr>
           <w:rFonts w:ascii="Arial" w:hAnsi="Arial" w:cs="Arial"/>
         </w:rPr>
-        <w:t>% endif %}</w:t>
-      </w:r>
-      <w:r>
-        <w:rPr>
-          <w:rFonts w:ascii="Arial" w:hAnsi="Arial" w:cs="Arial"/>
-        </w:rPr>
-        <w:t>. This type of case can be complex. You may want to find a lawyer to help you.</w:t>
-      </w:r>
-    </w:p>
-    <w:p>
-      <w:pPr>
-        <w:spacing w:after="0" w:line="240" w:lineRule="auto"/>
-        <w:ind w:right="-547"/>
-        <w:rPr>
-          <w:rFonts w:ascii="Arial" w:hAnsi="Arial" w:cs="Arial"/>
-        </w:rPr>
-      </w:pPr>
-    </w:p>
-    <w:p>
-      <w:pPr>
-        <w:spacing w:after="0" w:line="240" w:lineRule="auto"/>
-        <w:ind w:right="-547"/>
-        <w:rPr>
-          <w:rFonts w:ascii="Arial" w:hAnsi="Arial" w:cs="Arial"/>
-        </w:rPr>
-      </w:pPr>
-      <w:r>
-        <w:rPr>
-          <w:rFonts w:ascii="Arial" w:hAnsi="Arial" w:cs="Arial"/>
-        </w:rPr>
-        <w:t>{%p endif %</w:t>
+        <w:t xml:space="preserve"> grant your request.</w:t>
+      </w:r>
+    </w:p>
+    <w:p>
+      <w:pPr>
+        <w:spacing w:after="0" w:line="240" w:lineRule="auto"/>
+        <w:ind w:right="-547"/>
+        <w:rPr>
+          <w:rFonts w:ascii="Arial" w:hAnsi="Arial" w:cs="Arial"/>
+        </w:rPr>
+      </w:pPr>
+    </w:p>
+    <w:p>
+      <w:pPr>
+        <w:spacing w:after="0" w:line="240" w:lineRule="auto"/>
+        <w:ind w:right="-547"/>
+        <w:rPr>
+          <w:rFonts w:ascii="Arial" w:hAnsi="Arial" w:cs="Arial"/>
+        </w:rPr>
+      </w:pPr>
+      <w:r>
+        <w:rPr>
+          <w:rFonts w:ascii="Arial" w:hAnsi="Arial" w:cs="Arial"/>
+        </w:rPr>
+        <w:t xml:space="preserve">{%p </w:t>
+      </w:r>
+      <w:proofErr w:type="gramStart"/>
+      <w:r>
+        <w:rPr>
+          <w:rFonts w:ascii="Arial" w:hAnsi="Arial" w:cs="Arial"/>
+        </w:rPr>
+        <w:t>endif %</w:t>
       </w:r>
       <w:r>
         <w:rPr>
@@ -3744,6 +3638,7 @@
         </w:rPr>
         <w:t>}</w:t>
       </w:r>
+      <w:proofErr w:type="gramEnd"/>
     </w:p>
     <w:p>
       <w:pPr>
@@ -3764,7 +3659,14 @@
         <w:rPr>
           <w:rFonts w:ascii="Arial" w:hAnsi="Arial" w:cs="Arial"/>
         </w:rPr>
-        <w:t>parentage_order_revoke</w:t>
+        <w:t>parentage_order_</w:t>
+      </w:r>
+      <w:proofErr w:type="gramStart"/>
+      <w:r>
+        <w:rPr>
+          <w:rFonts w:ascii="Arial" w:hAnsi="Arial" w:cs="Arial"/>
+        </w:rPr>
+        <w:t>revoke</w:t>
       </w:r>
       <w:proofErr w:type="spellEnd"/>
       <w:r>
@@ -3773,6 +3675,7 @@
         </w:rPr>
         <w:t xml:space="preserve"> %}</w:t>
       </w:r>
+      <w:proofErr w:type="gramEnd"/>
     </w:p>
     <w:p>
       <w:pPr>
@@ -3794,7 +3697,7 @@
         </w:rPr>
         <w:t xml:space="preserve"> parentage established by a court order, file a </w:t>
       </w:r>
-      <w:hyperlink r:id="rId22" w:history="1">
+      <w:hyperlink r:id="rId21" w:history="1">
         <w:r>
           <w:rPr>
             <w:rStyle w:val="Hyperlink"/>
@@ -3821,17 +3724,155 @@
         <w:rPr>
           <w:rFonts w:ascii="Arial" w:hAnsi="Arial" w:cs="Arial"/>
         </w:rPr>
-        <w:t xml:space="preserve"> in the same case that the Order of Filiation was entered in. This type of case can be complex. You may want to find a lawyer to help you."</w:t>
-      </w:r>
-    </w:p>
-    <w:p>
-      <w:pPr>
-        <w:spacing w:after="0" w:line="240" w:lineRule="auto"/>
-        <w:ind w:right="-547"/>
-        <w:rPr>
-          <w:rFonts w:ascii="Arial" w:hAnsi="Arial" w:cs="Arial"/>
-        </w:rPr>
-      </w:pPr>
+        <w:t xml:space="preserve"> in the same case that the Order of Filiation was entered in. </w:t>
+      </w:r>
+    </w:p>
+    <w:p>
+      <w:pPr>
+        <w:spacing w:after="0" w:line="240" w:lineRule="auto"/>
+        <w:ind w:right="-547"/>
+        <w:rPr>
+          <w:rFonts w:ascii="Arial" w:hAnsi="Arial" w:cs="Arial"/>
+        </w:rPr>
+      </w:pPr>
+    </w:p>
+    <w:p>
+      <w:pPr>
+        <w:spacing w:after="0" w:line="240" w:lineRule="auto"/>
+        <w:ind w:right="-547"/>
+        <w:rPr>
+          <w:rFonts w:ascii="Arial" w:hAnsi="Arial" w:cs="Arial"/>
+        </w:rPr>
+      </w:pPr>
+      <w:r>
+        <w:rPr>
+          <w:rFonts w:ascii="Arial" w:hAnsi="Arial" w:cs="Arial"/>
+        </w:rPr>
+        <w:t xml:space="preserve">It is best to file a </w:t>
+      </w:r>
+      <w:r>
+        <w:rPr>
+          <w:rFonts w:ascii="Arial" w:hAnsi="Arial" w:cs="Arial"/>
+          <w:i/>
+          <w:iCs/>
+        </w:rPr>
+        <w:t>Motion to Set Aside Order of Filiation</w:t>
+      </w:r>
+      <w:r>
+        <w:rPr>
+          <w:rFonts w:ascii="Arial" w:hAnsi="Arial" w:cs="Arial"/>
+        </w:rPr>
+        <w:t xml:space="preserve"> as soon as you can. If you don</w:t>
+      </w:r>
+      <w:r>
+        <w:rPr>
+          <w:rFonts w:ascii="Arial" w:hAnsi="Arial" w:cs="Arial"/>
+        </w:rPr>
+        <w:t>’</w:t>
+      </w:r>
+      <w:r>
+        <w:rPr>
+          <w:rFonts w:ascii="Arial" w:hAnsi="Arial" w:cs="Arial"/>
+        </w:rPr>
+        <w:t xml:space="preserve">t file it before your divorce case is finished, the child will have to be included in </w:t>
+      </w:r>
+      <w:proofErr w:type="gramStart"/>
+      <w:r>
+        <w:rPr>
+          <w:rFonts w:ascii="Arial" w:hAnsi="Arial" w:cs="Arial"/>
+        </w:rPr>
+        <w:t>the custody</w:t>
+      </w:r>
+      <w:proofErr w:type="gramEnd"/>
+      <w:r>
+        <w:rPr>
+          <w:rFonts w:ascii="Arial" w:hAnsi="Arial" w:cs="Arial"/>
+        </w:rPr>
+        <w:t xml:space="preserve">, parenting time, and child support provisions of the judgment of divorce. It is also best to file this motion before the child turns 3, or within 1 year after the date a judge signed the Order of Filiation, whichever is later. If you file after that time, it is less likely that the court </w:t>
+      </w:r>
+      <w:proofErr w:type="gramStart"/>
+      <w:r>
+        <w:rPr>
+          <w:rFonts w:ascii="Arial" w:hAnsi="Arial" w:cs="Arial"/>
+        </w:rPr>
+        <w:t>can</w:t>
+      </w:r>
+      <w:proofErr w:type="gramEnd"/>
+      <w:r>
+        <w:rPr>
+          <w:rFonts w:ascii="Arial" w:hAnsi="Arial" w:cs="Arial"/>
+        </w:rPr>
+        <w:t xml:space="preserve"> grant your request.</w:t>
+      </w:r>
+    </w:p>
+    <w:p>
+      <w:pPr>
+        <w:spacing w:after="0" w:line="240" w:lineRule="auto"/>
+        <w:ind w:right="-547"/>
+        <w:rPr>
+          <w:rFonts w:ascii="Arial" w:hAnsi="Arial" w:cs="Arial"/>
+        </w:rPr>
+      </w:pPr>
+    </w:p>
+    <w:p>
+      <w:pPr>
+        <w:spacing w:after="0" w:line="240" w:lineRule="auto"/>
+        <w:ind w:right="-547"/>
+        <w:rPr>
+          <w:rFonts w:ascii="Arial" w:hAnsi="Arial" w:cs="Arial"/>
+        </w:rPr>
+      </w:pPr>
+      <w:r>
+        <w:rPr>
+          <w:rFonts w:ascii="Arial" w:hAnsi="Arial" w:cs="Arial"/>
+        </w:rPr>
+        <w:t xml:space="preserve">{%p </w:t>
+      </w:r>
+      <w:proofErr w:type="gramStart"/>
+      <w:r>
+        <w:rPr>
+          <w:rFonts w:ascii="Arial" w:hAnsi="Arial" w:cs="Arial"/>
+        </w:rPr>
+        <w:t>endif %}</w:t>
+      </w:r>
+      <w:proofErr w:type="gramEnd"/>
+    </w:p>
+    <w:p>
+      <w:pPr>
+        <w:spacing w:after="0" w:line="240" w:lineRule="auto"/>
+        <w:ind w:right="-547"/>
+        <w:rPr>
+          <w:rFonts w:ascii="Arial" w:hAnsi="Arial" w:cs="Arial"/>
+        </w:rPr>
+      </w:pPr>
+      <w:r>
+        <w:rPr>
+          <w:rFonts w:ascii="Arial" w:hAnsi="Arial" w:cs="Arial"/>
+        </w:rPr>
+        <w:t xml:space="preserve">{%p if </w:t>
+      </w:r>
+      <w:proofErr w:type="spellStart"/>
+      <w:r>
+        <w:rPr>
+          <w:rFonts w:ascii="Arial" w:hAnsi="Arial" w:cs="Arial"/>
+        </w:rPr>
+        <w:t>parentage_marital_</w:t>
+      </w:r>
+      <w:proofErr w:type="gramStart"/>
+      <w:r>
+        <w:rPr>
+          <w:rFonts w:ascii="Arial" w:hAnsi="Arial" w:cs="Arial"/>
+        </w:rPr>
+        <w:t>revoke</w:t>
+      </w:r>
+      <w:proofErr w:type="spellEnd"/>
+      <w:r>
+        <w:rPr>
+          <w:rFonts w:ascii="Arial" w:hAnsi="Arial" w:cs="Arial"/>
+        </w:rPr>
+        <w:t xml:space="preserve"> %}</w:t>
+      </w:r>
+      <w:proofErr w:type="gramEnd"/>
     </w:p>
     <w:p>
       <w:pPr>
@@ -3846,50 +3887,6 @@
           <w:rFonts w:ascii="Arial" w:hAnsi="Arial" w:cs="Arial"/>
         </w:rPr>
         <w:lastRenderedPageBreak/>
-        <w:t>{%p endif %}</w:t>
-      </w:r>
-    </w:p>
-    <w:p>
-      <w:pPr>
-        <w:spacing w:after="0" w:line="240" w:lineRule="auto"/>
-        <w:ind w:right="-547"/>
-        <w:rPr>
-          <w:rFonts w:ascii="Arial" w:hAnsi="Arial" w:cs="Arial"/>
-        </w:rPr>
-      </w:pPr>
-      <w:r>
-        <w:rPr>
-          <w:rFonts w:ascii="Arial" w:hAnsi="Arial" w:cs="Arial"/>
-        </w:rPr>
-        <w:t xml:space="preserve">{%p if </w:t>
-      </w:r>
-      <w:proofErr w:type="spellStart"/>
-      <w:r>
-        <w:rPr>
-          <w:rFonts w:ascii="Arial" w:hAnsi="Arial" w:cs="Arial"/>
-        </w:rPr>
-        <w:t>parentage_marital_revoke</w:t>
-      </w:r>
-      <w:proofErr w:type="spellEnd"/>
-      <w:r>
-        <w:rPr>
-          <w:rFonts w:ascii="Arial" w:hAnsi="Arial" w:cs="Arial"/>
-        </w:rPr>
-        <w:t xml:space="preserve"> %}</w:t>
-      </w:r>
-    </w:p>
-    <w:p>
-      <w:pPr>
-        <w:spacing w:after="0" w:line="240" w:lineRule="auto"/>
-        <w:ind w:right="-547"/>
-        <w:rPr>
-          <w:rFonts w:ascii="Arial" w:hAnsi="Arial" w:cs="Arial"/>
-        </w:rPr>
-      </w:pPr>
-      <w:r>
-        <w:rPr>
-          <w:rFonts w:ascii="Arial" w:hAnsi="Arial" w:cs="Arial"/>
-        </w:rPr>
         <w:t>For</w:t>
       </w:r>
       <w:r>
@@ -3898,7 +3895,7 @@
         </w:rPr>
         <w:t xml:space="preserve"> parentage established by marriage, use the </w:t>
       </w:r>
-      <w:hyperlink r:id="rId23" w:history="1">
+      <w:hyperlink r:id="rId22" w:history="1">
         <w:r>
           <w:rPr>
             <w:rStyle w:val="Hyperlink"/>
@@ -3913,7 +3910,7 @@
         </w:rPr>
         <w:t xml:space="preserve"> (</w:t>
       </w:r>
-      <w:hyperlink r:id="rId24" w:history="1">
+      <w:hyperlink r:id="rId23" w:history="1">
         <w:r>
           <w:rPr>
             <w:rStyle w:val="Hyperlink"/>
@@ -3940,30 +3937,96 @@
         </w:rPr>
         <w:t xml:space="preserve"> </w:t>
       </w:r>
-    </w:p>
-    <w:p>
-      <w:pPr>
-        <w:spacing w:after="0" w:line="240" w:lineRule="auto"/>
-        <w:ind w:right="-547"/>
-        <w:rPr>
-          <w:rFonts w:ascii="Arial" w:hAnsi="Arial" w:cs="Arial"/>
-        </w:rPr>
-      </w:pPr>
-    </w:p>
-    <w:p>
-      <w:pPr>
-        <w:spacing w:after="0" w:line="240" w:lineRule="auto"/>
-        <w:ind w:right="-547"/>
-        <w:rPr>
-          <w:rFonts w:ascii="Arial" w:hAnsi="Arial" w:cs="Arial"/>
-        </w:rPr>
-      </w:pPr>
-      <w:r>
-        <w:rPr>
-          <w:rFonts w:ascii="Arial" w:hAnsi="Arial" w:cs="Arial"/>
-        </w:rPr>
-        <w:t>{%p endif %}</w:t>
-      </w:r>
+      <w:r>
+        <w:rPr>
+          <w:rFonts w:ascii="Arial" w:hAnsi="Arial" w:cs="Arial"/>
+        </w:rPr>
+        <w:br/>
+      </w:r>
+      <w:r>
+        <w:rPr>
+          <w:rFonts w:ascii="Arial" w:hAnsi="Arial" w:cs="Arial"/>
+        </w:rPr>
+        <w:br/>
+      </w:r>
+      <w:r>
+        <w:rPr>
+          <w:rFonts w:ascii="Arial" w:hAnsi="Arial" w:cs="Arial"/>
+        </w:rPr>
+        <w:t>It is best to file a motion to revoke parentage as soon as you can. If you don</w:t>
+      </w:r>
+      <w:r>
+        <w:rPr>
+          <w:rFonts w:ascii="Arial" w:hAnsi="Arial" w:cs="Arial"/>
+        </w:rPr>
+        <w:t>’</w:t>
+      </w:r>
+      <w:r>
+        <w:rPr>
+          <w:rFonts w:ascii="Arial" w:hAnsi="Arial" w:cs="Arial"/>
+        </w:rPr>
+        <w:t xml:space="preserve">t file it before your divorce case is finished, the child will have to be included in </w:t>
+      </w:r>
+      <w:proofErr w:type="gramStart"/>
+      <w:r>
+        <w:rPr>
+          <w:rFonts w:ascii="Arial" w:hAnsi="Arial" w:cs="Arial"/>
+        </w:rPr>
+        <w:t>the custody</w:t>
+      </w:r>
+      <w:proofErr w:type="gramEnd"/>
+      <w:r>
+        <w:rPr>
+          <w:rFonts w:ascii="Arial" w:hAnsi="Arial" w:cs="Arial"/>
+        </w:rPr>
+        <w:t xml:space="preserve">, parenting time, and child support provisions of the judgment of divorce. It is also best to file before the child turns 3. If you file after that time, it is less likely that the court </w:t>
+      </w:r>
+      <w:proofErr w:type="gramStart"/>
+      <w:r>
+        <w:rPr>
+          <w:rFonts w:ascii="Arial" w:hAnsi="Arial" w:cs="Arial"/>
+        </w:rPr>
+        <w:t>can</w:t>
+      </w:r>
+      <w:proofErr w:type="gramEnd"/>
+      <w:r>
+        <w:rPr>
+          <w:rFonts w:ascii="Arial" w:hAnsi="Arial" w:cs="Arial"/>
+        </w:rPr>
+        <w:t xml:space="preserve"> grant your request.</w:t>
+      </w:r>
+    </w:p>
+    <w:p>
+      <w:pPr>
+        <w:spacing w:after="0" w:line="240" w:lineRule="auto"/>
+        <w:ind w:right="-547"/>
+        <w:rPr>
+          <w:rFonts w:ascii="Arial" w:hAnsi="Arial" w:cs="Arial"/>
+        </w:rPr>
+      </w:pPr>
+    </w:p>
+    <w:p>
+      <w:pPr>
+        <w:spacing w:after="0" w:line="240" w:lineRule="auto"/>
+        <w:ind w:right="-547"/>
+        <w:rPr>
+          <w:rFonts w:ascii="Arial" w:hAnsi="Arial" w:cs="Arial"/>
+        </w:rPr>
+      </w:pPr>
+      <w:r>
+        <w:rPr>
+          <w:rFonts w:ascii="Arial" w:hAnsi="Arial" w:cs="Arial"/>
+        </w:rPr>
+        <w:t xml:space="preserve">{%p </w:t>
+      </w:r>
+      <w:proofErr w:type="gramStart"/>
+      <w:r>
+        <w:rPr>
+          <w:rFonts w:ascii="Arial" w:hAnsi="Arial" w:cs="Arial"/>
+        </w:rPr>
+        <w:t>endif %}</w:t>
+      </w:r>
+      <w:proofErr w:type="gramEnd"/>
     </w:p>
     <w:p>
       <w:pPr>
@@ -4102,7 +4165,7 @@
         </w:rPr>
         <w:t xml:space="preserve">, go to </w:t>
       </w:r>
-      <w:hyperlink r:id="rId25" w:history="1">
+      <w:hyperlink r:id="rId24" w:history="1">
         <w:r>
           <w:rPr>
             <w:rStyle w:val="Hyperlink"/>
@@ -4288,7 +4351,7 @@
         </w:rPr>
         <w:t xml:space="preserve"> your saved answers, start a new </w:t>
       </w:r>
-      <w:hyperlink r:id="rId26" w:history="1">
+      <w:hyperlink r:id="rId25" w:history="1">
         <w:r>
           <w:rPr>
             <w:rStyle w:val="Hyperlink"/>
@@ -4350,8 +4413,16 @@
         <w:rPr>
           <w:rFonts w:ascii="Arial" w:hAnsi="Arial" w:cs="Arial"/>
         </w:rPr>
-        <w:t xml:space="preserve"> endif %}</w:t>
-      </w:r>
+        <w:t xml:space="preserve"> </w:t>
+      </w:r>
+      <w:proofErr w:type="gramStart"/>
+      <w:r>
+        <w:rPr>
+          <w:rFonts w:ascii="Arial" w:hAnsi="Arial" w:cs="Arial"/>
+        </w:rPr>
+        <w:t>endif %}</w:t>
+      </w:r>
+      <w:proofErr w:type="gramEnd"/>
     </w:p>
     <w:p>
       <w:pPr>
@@ -4379,8 +4450,16 @@
         <w:rPr>
           <w:rFonts w:ascii="Arial" w:hAnsi="Arial" w:cs="Arial"/>
         </w:rPr>
-        <w:t xml:space="preserve"> endif %}</w:t>
-      </w:r>
+        <w:t xml:space="preserve"> </w:t>
+      </w:r>
+      <w:proofErr w:type="gramStart"/>
+      <w:r>
+        <w:rPr>
+          <w:rFonts w:ascii="Arial" w:hAnsi="Arial" w:cs="Arial"/>
+        </w:rPr>
+        <w:t>endif %}</w:t>
+      </w:r>
+      <w:proofErr w:type="gramEnd"/>
     </w:p>
     <w:p>
       <w:pPr>
@@ -4740,7 +4819,7 @@
         </w:rPr>
         <w:t xml:space="preserve">You can use the </w:t>
       </w:r>
-      <w:hyperlink r:id="rId27" w:history="1">
+      <w:hyperlink r:id="rId26" w:history="1">
         <w:r>
           <w:rPr>
             <w:rStyle w:val="Hyperlink"/>
@@ -4779,8 +4858,16 @@
         <w:rPr>
           <w:rFonts w:ascii="Arial" w:hAnsi="Arial" w:cs="Arial"/>
         </w:rPr>
-        <w:t>{%p endif %}</w:t>
-      </w:r>
+        <w:t xml:space="preserve">{%p </w:t>
+      </w:r>
+      <w:proofErr w:type="gramStart"/>
+      <w:r>
+        <w:rPr>
+          <w:rFonts w:ascii="Arial" w:hAnsi="Arial" w:cs="Arial"/>
+        </w:rPr>
+        <w:t>endif %}</w:t>
+      </w:r>
+      <w:proofErr w:type="gramEnd"/>
     </w:p>
     <w:p>
       <w:pPr>
@@ -5117,9 +5204,10 @@
         <w:rPr>
           <w:rFonts w:ascii="Arial" w:hAnsi="Arial" w:cs="Arial"/>
         </w:rPr>
+        <w:lastRenderedPageBreak/>
         <w:t xml:space="preserve">If you saved your answers when you created your divorce forms, go to </w:t>
       </w:r>
-      <w:hyperlink r:id="rId28" w:history="1">
+      <w:hyperlink r:id="rId27" w:history="1">
         <w:r>
           <w:rPr>
             <w:rStyle w:val="Hyperlink"/>
@@ -5171,7 +5259,6 @@
         <w:rPr>
           <w:rFonts w:ascii="Arial" w:hAnsi="Arial" w:cs="Arial"/>
         </w:rPr>
-        <w:lastRenderedPageBreak/>
         <w:t xml:space="preserve">It may take a few moments for your forms to load. Once your forms have loaded, use the </w:t>
       </w:r>
       <w:r>
@@ -5244,7 +5331,7 @@
         </w:rPr>
         <w:t xml:space="preserve">or you cannot find your saved answers, start a new </w:t>
       </w:r>
-      <w:hyperlink r:id="rId29" w:history="1">
+      <w:hyperlink r:id="rId28" w:history="1">
         <w:r>
           <w:rPr>
             <w:rStyle w:val="Hyperlink"/>
@@ -5292,23 +5379,31 @@
         <w:rPr>
           <w:rFonts w:ascii="Arial" w:hAnsi="Arial" w:cs="Arial"/>
         </w:rPr>
-        <w:t>{%p endif %}</w:t>
-      </w:r>
-    </w:p>
-    <w:p>
-      <w:pPr>
-        <w:spacing w:after="0" w:line="240" w:lineRule="auto"/>
-        <w:ind w:right="-547"/>
-        <w:rPr>
-          <w:rFonts w:ascii="Arial" w:hAnsi="Arial" w:cs="Arial"/>
-        </w:rPr>
-      </w:pPr>
-      <w:r>
-        <w:rPr>
-          <w:rFonts w:ascii="Arial" w:hAnsi="Arial" w:cs="Arial"/>
-        </w:rPr>
         <w:t xml:space="preserve">{%p </w:t>
       </w:r>
+      <w:proofErr w:type="gramStart"/>
+      <w:r>
+        <w:rPr>
+          <w:rFonts w:ascii="Arial" w:hAnsi="Arial" w:cs="Arial"/>
+        </w:rPr>
+        <w:t>endif %}</w:t>
+      </w:r>
+      <w:proofErr w:type="gramEnd"/>
+    </w:p>
+    <w:p>
+      <w:pPr>
+        <w:spacing w:after="0" w:line="240" w:lineRule="auto"/>
+        <w:ind w:right="-547"/>
+        <w:rPr>
+          <w:rFonts w:ascii="Arial" w:hAnsi="Arial" w:cs="Arial"/>
+        </w:rPr>
+      </w:pPr>
+      <w:r>
+        <w:rPr>
+          <w:rFonts w:ascii="Arial" w:hAnsi="Arial" w:cs="Arial"/>
+        </w:rPr>
+        <w:t xml:space="preserve">{%p </w:t>
+      </w:r>
       <w:r>
         <w:rPr>
           <w:rFonts w:ascii="Arial" w:hAnsi="Arial" w:cs="Arial"/>
@@ -5327,39 +5422,63 @@
         <w:rPr>
           <w:rFonts w:ascii="Arial" w:hAnsi="Arial" w:cs="Arial"/>
         </w:rPr>
+        <w:t xml:space="preserve"> == “</w:t>
+      </w:r>
+      <w:proofErr w:type="spellStart"/>
+      <w:r>
+        <w:rPr>
+          <w:rFonts w:ascii="Arial" w:hAnsi="Arial" w:cs="Arial"/>
+        </w:rPr>
+        <w:t>divorce_answer</w:t>
+      </w:r>
+      <w:proofErr w:type="spellEnd"/>
+      <w:r>
+        <w:rPr>
+          <w:rFonts w:ascii="Arial" w:hAnsi="Arial" w:cs="Arial"/>
+        </w:rPr>
+        <w:t xml:space="preserve">” and </w:t>
+      </w:r>
+      <w:proofErr w:type="spellStart"/>
+      <w:r>
+        <w:rPr>
+          <w:rFonts w:ascii="Arial" w:hAnsi="Arial" w:cs="Arial"/>
+        </w:rPr>
+        <w:t>create_counterclaim</w:t>
+      </w:r>
+      <w:proofErr w:type="spellEnd"/>
+      <w:r>
+        <w:rPr>
+          <w:rFonts w:ascii="Arial" w:hAnsi="Arial" w:cs="Arial"/>
+        </w:rPr>
+        <w:t xml:space="preserve"> and </w:t>
+      </w:r>
+      <w:proofErr w:type="spellStart"/>
+      <w:proofErr w:type="gramStart"/>
+      <w:r>
+        <w:rPr>
+          <w:rFonts w:ascii="Arial" w:hAnsi="Arial" w:cs="Arial"/>
+        </w:rPr>
+        <w:t>marriage.have</w:t>
+      </w:r>
+      <w:proofErr w:type="gramEnd"/>
+      <w:r>
+        <w:rPr>
+          <w:rFonts w:ascii="Arial" w:hAnsi="Arial" w:cs="Arial"/>
+        </w:rPr>
+        <w:t>_business</w:t>
+      </w:r>
+      <w:proofErr w:type="spellEnd"/>
+      <w:r>
+        <w:rPr>
+          <w:rFonts w:ascii="Arial" w:hAnsi="Arial" w:cs="Arial"/>
+        </w:rPr>
         <w:t xml:space="preserve"> </w:t>
       </w:r>
       <w:r>
         <w:rPr>
           <w:rFonts w:ascii="Arial" w:hAnsi="Arial" w:cs="Arial"/>
         </w:rPr>
-        <w:t xml:space="preserve">== </w:t>
-      </w:r>
-      <w:r>
-        <w:rPr>
-          <w:rFonts w:ascii="Arial" w:hAnsi="Arial" w:cs="Arial"/>
-        </w:rPr>
-        <w:t>“</w:t>
-      </w:r>
-      <w:proofErr w:type="spellStart"/>
-      <w:r>
-        <w:rPr>
-          <w:rFonts w:ascii="Arial" w:hAnsi="Arial" w:cs="Arial"/>
-        </w:rPr>
-        <w:t>divorce_complaint</w:t>
-      </w:r>
-      <w:proofErr w:type="spellEnd"/>
-      <w:r>
-        <w:rPr>
-          <w:rFonts w:ascii="Arial" w:hAnsi="Arial" w:cs="Arial"/>
-        </w:rPr>
-        <w:t>”</w:t>
-      </w:r>
-      <w:r>
-        <w:rPr>
-          <w:rFonts w:ascii="Arial" w:hAnsi="Arial" w:cs="Arial"/>
-        </w:rPr>
-        <w:t xml:space="preserve"> %}</w:t>
+        <w:t>%}</w:t>
       </w:r>
     </w:p>
     <w:p>
@@ -5368,6 +5487,205 @@
         <w:ind w:left="0"/>
       </w:pPr>
       <w:r>
+        <w:t>Business</w:t>
+      </w:r>
+      <w:r>
+        <w:t>:</w:t>
+      </w:r>
+    </w:p>
+    <w:p>
+      <w:pPr>
+        <w:spacing w:after="0" w:line="240" w:lineRule="auto"/>
+        <w:ind w:right="-547"/>
+        <w:rPr>
+          <w:rFonts w:ascii="Arial" w:hAnsi="Arial" w:cs="Arial"/>
+        </w:rPr>
+      </w:pPr>
+      <w:r>
+        <w:rPr>
+          <w:rFonts w:ascii="Arial" w:hAnsi="Arial" w:cs="Arial"/>
+        </w:rPr>
+        <w:t xml:space="preserve">You may want to consider hiring a lawyer to help you divide your business </w:t>
+      </w:r>
+      <w:proofErr w:type="gramStart"/>
+      <w:r>
+        <w:rPr>
+          <w:rFonts w:ascii="Arial" w:hAnsi="Arial" w:cs="Arial"/>
+        </w:rPr>
+        <w:t>in</w:t>
+      </w:r>
+      <w:proofErr w:type="gramEnd"/>
+      <w:r>
+        <w:rPr>
+          <w:rFonts w:ascii="Arial" w:hAnsi="Arial" w:cs="Arial"/>
+        </w:rPr>
+        <w:t xml:space="preserve"> your divorce. Consider hiring a financial professional to value the business and to get advice about any tax issues that come with dividing a business. </w:t>
+      </w:r>
+    </w:p>
+    <w:p>
+      <w:pPr>
+        <w:spacing w:after="0" w:line="240" w:lineRule="auto"/>
+        <w:ind w:right="-547"/>
+        <w:rPr>
+          <w:rFonts w:ascii="Arial" w:hAnsi="Arial" w:cs="Arial"/>
+        </w:rPr>
+      </w:pPr>
+    </w:p>
+    <w:p>
+      <w:pPr>
+        <w:spacing w:after="0" w:line="240" w:lineRule="auto"/>
+        <w:ind w:right="-547"/>
+        <w:rPr>
+          <w:rFonts w:ascii="Arial" w:hAnsi="Arial" w:cs="Arial"/>
+        </w:rPr>
+      </w:pPr>
+      <w:r>
+        <w:rPr>
+          <w:rFonts w:ascii="Arial" w:hAnsi="Arial" w:cs="Arial"/>
+        </w:rPr>
+        <w:t xml:space="preserve">Even if your spouse has a lawyer, consider hiring your own. Your spouse’s lawyer does not represent you and has a duty to do what is best for your spouse. </w:t>
+      </w:r>
+      <w:r>
+        <w:rPr>
+          <w:rFonts w:ascii="Arial" w:hAnsi="Arial" w:cs="Arial"/>
+        </w:rPr>
+        <w:t xml:space="preserve">You can use the </w:t>
+      </w:r>
+      <w:hyperlink r:id="rId29" w:history="1">
+        <w:r>
+          <w:rPr>
+            <w:rStyle w:val="Hyperlink"/>
+            <w:rFonts w:ascii="Arial" w:hAnsi="Arial" w:cs="Arial"/>
+          </w:rPr>
+          <w:t>Guide to Legal Help</w:t>
+        </w:r>
+      </w:hyperlink>
+      <w:r>
+        <w:rPr>
+          <w:rFonts w:ascii="Arial" w:hAnsi="Arial" w:cs="Arial"/>
+        </w:rPr>
+        <w:t xml:space="preserve"> </w:t>
+      </w:r>
+      <w:r>
+        <w:rPr>
+          <w:rFonts w:ascii="Arial" w:hAnsi="Arial" w:cs="Arial"/>
+        </w:rPr>
+        <w:t>to look for a lawyer or legal services near you</w:t>
+      </w:r>
+      <w:r>
+        <w:rPr>
+          <w:rFonts w:ascii="Arial" w:hAnsi="Arial" w:cs="Arial"/>
+        </w:rPr>
+        <w:t>.</w:t>
+      </w:r>
+    </w:p>
+    <w:p>
+      <w:pPr>
+        <w:spacing w:after="0" w:line="240" w:lineRule="auto"/>
+        <w:ind w:right="-547"/>
+        <w:rPr>
+          <w:rFonts w:ascii="Arial" w:hAnsi="Arial" w:cs="Arial"/>
+        </w:rPr>
+      </w:pPr>
+    </w:p>
+    <w:p>
+      <w:pPr>
+        <w:tabs>
+          <w:tab w:val="left" w:leader="dot" w:pos="7200"/>
+        </w:tabs>
+        <w:spacing w:after="0"/>
+        <w:rPr>
+          <w:rFonts w:ascii="Arial" w:hAnsi="Arial" w:cs="Arial"/>
+        </w:rPr>
+      </w:pPr>
+      <w:r>
+        <w:rPr>
+          <w:rFonts w:ascii="Arial" w:hAnsi="Arial" w:cs="Arial"/>
+        </w:rPr>
+        <w:t xml:space="preserve">{%p </w:t>
+      </w:r>
+      <w:proofErr w:type="gramStart"/>
+      <w:r>
+        <w:rPr>
+          <w:rFonts w:ascii="Arial" w:hAnsi="Arial" w:cs="Arial"/>
+        </w:rPr>
+        <w:t>endif %}</w:t>
+      </w:r>
+      <w:proofErr w:type="gramEnd"/>
+    </w:p>
+    <w:p>
+      <w:pPr>
+        <w:spacing w:after="0" w:line="240" w:lineRule="auto"/>
+        <w:ind w:right="-547"/>
+        <w:rPr>
+          <w:rFonts w:ascii="Arial" w:hAnsi="Arial" w:cs="Arial"/>
+        </w:rPr>
+      </w:pPr>
+      <w:r>
+        <w:rPr>
+          <w:rFonts w:ascii="Arial" w:hAnsi="Arial" w:cs="Arial"/>
+        </w:rPr>
+        <w:t xml:space="preserve">{%p </w:t>
+      </w:r>
+      <w:r>
+        <w:rPr>
+          <w:rFonts w:ascii="Arial" w:hAnsi="Arial" w:cs="Arial"/>
+        </w:rPr>
+        <w:t xml:space="preserve">if </w:t>
+      </w:r>
+      <w:proofErr w:type="spellStart"/>
+      <w:r>
+        <w:rPr>
+          <w:rFonts w:ascii="Arial" w:hAnsi="Arial" w:cs="Arial"/>
+        </w:rPr>
+        <w:t>tool_ID</w:t>
+      </w:r>
+      <w:proofErr w:type="spellEnd"/>
+      <w:r>
+        <w:rPr>
+          <w:rFonts w:ascii="Arial" w:hAnsi="Arial" w:cs="Arial"/>
+        </w:rPr>
+        <w:t xml:space="preserve"> </w:t>
+      </w:r>
+      <w:r>
+        <w:rPr>
+          <w:rFonts w:ascii="Arial" w:hAnsi="Arial" w:cs="Arial"/>
+        </w:rPr>
+        <w:t xml:space="preserve">== </w:t>
+      </w:r>
+      <w:r>
+        <w:rPr>
+          <w:rFonts w:ascii="Arial" w:hAnsi="Arial" w:cs="Arial"/>
+        </w:rPr>
+        <w:t>“</w:t>
+      </w:r>
+      <w:proofErr w:type="spellStart"/>
+      <w:r>
+        <w:rPr>
+          <w:rFonts w:ascii="Arial" w:hAnsi="Arial" w:cs="Arial"/>
+        </w:rPr>
+        <w:t>divorce_complaint</w:t>
+      </w:r>
+      <w:proofErr w:type="spellEnd"/>
+      <w:r>
+        <w:rPr>
+          <w:rFonts w:ascii="Arial" w:hAnsi="Arial" w:cs="Arial"/>
+        </w:rPr>
+        <w:t>”</w:t>
+      </w:r>
+      <w:r>
+        <w:rPr>
+          <w:rFonts w:ascii="Arial" w:hAnsi="Arial" w:cs="Arial"/>
+        </w:rPr>
+        <w:t xml:space="preserve"> %}</w:t>
+      </w:r>
+    </w:p>
+    <w:p>
+      <w:pPr>
+        <w:pStyle w:val="Heading3"/>
+        <w:ind w:left="0"/>
+      </w:pPr>
+      <w:r>
         <w:t>Financial Information Form</w:t>
       </w:r>
       <w:r>
@@ -5471,7 +5789,14 @@
         <w:rPr>
           <w:rFonts w:ascii="Arial" w:hAnsi="Arial" w:cs="Arial"/>
         </w:rPr>
-        <w:t>there_are_marital_children</w:t>
+        <w:t>there_are_marital_</w:t>
+      </w:r>
+      <w:proofErr w:type="gramStart"/>
+      <w:r>
+        <w:rPr>
+          <w:rFonts w:ascii="Arial" w:hAnsi="Arial" w:cs="Arial"/>
+        </w:rPr>
+        <w:t>children</w:t>
       </w:r>
       <w:proofErr w:type="spellEnd"/>
       <w:r>
@@ -5480,6 +5805,7 @@
         </w:rPr>
         <w:t xml:space="preserve"> %}</w:t>
       </w:r>
+      <w:proofErr w:type="gramEnd"/>
     </w:p>
     <w:p>
       <w:pPr>
@@ -5574,6 +5900,7 @@
         </w:rPr>
         <w:t xml:space="preserve">{%p </w:t>
       </w:r>
+      <w:proofErr w:type="gramStart"/>
       <w:r>
         <w:rPr>
           <w:rFonts w:ascii="Arial" w:hAnsi="Arial" w:cs="Arial"/>
@@ -5586,6 +5913,7 @@
         </w:rPr>
         <w:t xml:space="preserve"> %}</w:t>
       </w:r>
+      <w:proofErr w:type="gramEnd"/>
     </w:p>
     <w:p>
       <w:pPr>
@@ -5680,8 +6008,16 @@
         <w:rPr>
           <w:rFonts w:ascii="Arial" w:hAnsi="Arial" w:cs="Arial"/>
         </w:rPr>
-        <w:t>{%p endif %}</w:t>
-      </w:r>
+        <w:t xml:space="preserve">{%p </w:t>
+      </w:r>
+      <w:proofErr w:type="gramStart"/>
+      <w:r>
+        <w:rPr>
+          <w:rFonts w:ascii="Arial" w:hAnsi="Arial" w:cs="Arial"/>
+        </w:rPr>
+        <w:t>endif %}</w:t>
+      </w:r>
+      <w:proofErr w:type="gramEnd"/>
     </w:p>
     <w:p>
       <w:pPr>
@@ -5697,8 +6033,16 @@
         <w:rPr>
           <w:rFonts w:ascii="Arial" w:hAnsi="Arial" w:cs="Arial"/>
         </w:rPr>
-        <w:t>{%p endif %}</w:t>
-      </w:r>
+        <w:t xml:space="preserve">{%p </w:t>
+      </w:r>
+      <w:proofErr w:type="gramStart"/>
+      <w:r>
+        <w:rPr>
+          <w:rFonts w:ascii="Arial" w:hAnsi="Arial" w:cs="Arial"/>
+        </w:rPr>
+        <w:t>endif %}</w:t>
+      </w:r>
+      <w:proofErr w:type="gramEnd"/>
     </w:p>
     <w:p>
       <w:pPr>
@@ -5986,6 +6330,7 @@
         <w:rPr>
           <w:rFonts w:ascii="Arial" w:hAnsi="Arial" w:cs="Arial"/>
         </w:rPr>
+        <w:lastRenderedPageBreak/>
         <w:t xml:space="preserve">To learn more about what is required, go to </w:t>
       </w:r>
       <w:hyperlink r:id="rId32" w:history="1">
@@ -6039,6 +6384,7 @@
         </w:rPr>
         <w:t xml:space="preserve">{%p </w:t>
       </w:r>
+      <w:proofErr w:type="gramStart"/>
       <w:r>
         <w:rPr>
           <w:rFonts w:ascii="Arial" w:hAnsi="Arial" w:cs="Arial"/>
@@ -6051,6 +6397,7 @@
         </w:rPr>
         <w:t xml:space="preserve"> %}</w:t>
       </w:r>
+      <w:proofErr w:type="gramEnd"/>
     </w:p>
     <w:p>
       <w:pPr>
@@ -6117,8 +6464,16 @@
         <w:rPr>
           <w:rFonts w:ascii="Arial" w:hAnsi="Arial" w:cs="Arial"/>
         </w:rPr>
-        <w:t>{%p endif %}</w:t>
-      </w:r>
+        <w:t xml:space="preserve">{%p </w:t>
+      </w:r>
+      <w:proofErr w:type="gramStart"/>
+      <w:r>
+        <w:rPr>
+          <w:rFonts w:ascii="Arial" w:hAnsi="Arial" w:cs="Arial"/>
+        </w:rPr>
+        <w:t>endif %}</w:t>
+      </w:r>
+      <w:proofErr w:type="gramEnd"/>
     </w:p>
     <w:p>
       <w:pPr>
@@ -6134,7 +6489,14 @@
         <w:rPr>
           <w:rFonts w:ascii="Arial" w:hAnsi="Arial" w:cs="Arial"/>
         </w:rPr>
-        <w:t>{%p endif %</w:t>
+        <w:t xml:space="preserve">{%p </w:t>
+      </w:r>
+      <w:proofErr w:type="gramStart"/>
+      <w:r>
+        <w:rPr>
+          <w:rFonts w:ascii="Arial" w:hAnsi="Arial" w:cs="Arial"/>
+        </w:rPr>
+        <w:t>endif %</w:t>
       </w:r>
       <w:r>
         <w:rPr>
@@ -6142,6 +6504,7 @@
         </w:rPr>
         <w:t>}</w:t>
       </w:r>
+      <w:proofErr w:type="gramEnd"/>
     </w:p>
     <w:p>
       <w:pPr>
@@ -6316,7 +6679,14 @@
         <w:rPr>
           <w:rFonts w:ascii="Arial" w:hAnsi="Arial" w:cs="Arial"/>
         </w:rPr>
-        <w:t>(title_award_to_named=False) | length &gt; 0</w:t>
+        <w:t xml:space="preserve">(title_award_to_named=False) | length &gt; </w:t>
+      </w:r>
+      <w:proofErr w:type="gramStart"/>
+      <w:r>
+        <w:rPr>
+          <w:rFonts w:ascii="Arial" w:hAnsi="Arial" w:cs="Arial"/>
+        </w:rPr>
+        <w:t>0</w:t>
       </w:r>
       <w:r>
         <w:rPr>
@@ -6324,40 +6694,17 @@
         </w:rPr>
         <w:t xml:space="preserve"> %}</w:t>
       </w:r>
-    </w:p>
-    <w:p>
-      <w:pPr>
-        <w:tabs>
-          <w:tab w:val="left" w:leader="dot" w:pos="7200"/>
-        </w:tabs>
-        <w:spacing w:after="0"/>
-        <w:rPr>
-          <w:rFonts w:ascii="Arial" w:hAnsi="Arial" w:cs="Arial"/>
-          <w:b/>
-          <w:bCs/>
-          <w:sz w:val="24"/>
-          <w:szCs w:val="24"/>
-        </w:rPr>
-      </w:pPr>
-      <w:r>
-        <w:rPr>
-          <w:rFonts w:ascii="Arial" w:hAnsi="Arial" w:cs="Arial"/>
-          <w:b/>
-          <w:bCs/>
-          <w:sz w:val="24"/>
-          <w:szCs w:val="24"/>
-        </w:rPr>
-        <w:lastRenderedPageBreak/>
+      <w:proofErr w:type="gramEnd"/>
+    </w:p>
+    <w:p>
+      <w:pPr>
+        <w:pStyle w:val="Heading3"/>
+        <w:ind w:left="0"/>
+      </w:pPr>
+      <w:r>
         <w:t>Transferring Real Property</w:t>
       </w:r>
       <w:r>
-        <w:rPr>
-          <w:rFonts w:ascii="Arial" w:hAnsi="Arial" w:cs="Arial"/>
-          <w:b/>
-          <w:bCs/>
-          <w:sz w:val="24"/>
-          <w:szCs w:val="24"/>
-        </w:rPr>
         <w:t>:</w:t>
       </w:r>
     </w:p>
@@ -6431,12 +6778,6 @@
           <w:rFonts w:ascii="Arial" w:hAnsi="Arial" w:cs="Arial"/>
         </w:rPr>
       </w:pPr>
-      <w:r>
-        <w:rPr>
-          <w:rFonts w:ascii="Arial" w:hAnsi="Arial" w:cs="Arial"/>
-        </w:rPr>
-        <w:t>{%p endif %}</w:t>
-      </w:r>
     </w:p>
     <w:p>
       <w:pPr>
@@ -6452,8 +6793,41 @@
         <w:rPr>
           <w:rFonts w:ascii="Arial" w:hAnsi="Arial" w:cs="Arial"/>
         </w:rPr>
-        <w:t>{%p endif %}</w:t>
-      </w:r>
+        <w:t xml:space="preserve">{%p </w:t>
+      </w:r>
+      <w:proofErr w:type="gramStart"/>
+      <w:r>
+        <w:rPr>
+          <w:rFonts w:ascii="Arial" w:hAnsi="Arial" w:cs="Arial"/>
+        </w:rPr>
+        <w:t>endif %}</w:t>
+      </w:r>
+      <w:proofErr w:type="gramEnd"/>
+    </w:p>
+    <w:p>
+      <w:pPr>
+        <w:tabs>
+          <w:tab w:val="left" w:leader="dot" w:pos="7200"/>
+        </w:tabs>
+        <w:spacing w:after="0"/>
+        <w:rPr>
+          <w:rFonts w:ascii="Arial" w:hAnsi="Arial" w:cs="Arial"/>
+        </w:rPr>
+      </w:pPr>
+      <w:r>
+        <w:rPr>
+          <w:rFonts w:ascii="Arial" w:hAnsi="Arial" w:cs="Arial"/>
+        </w:rPr>
+        <w:t xml:space="preserve">{%p </w:t>
+      </w:r>
+      <w:proofErr w:type="gramStart"/>
+      <w:r>
+        <w:rPr>
+          <w:rFonts w:ascii="Arial" w:hAnsi="Arial" w:cs="Arial"/>
+        </w:rPr>
+        <w:t>endif %}</w:t>
+      </w:r>
+      <w:proofErr w:type="gramEnd"/>
     </w:p>
     <w:sectPr>
       <w:footerReference w:type="default" r:id="rId35"/>
@@ -6469,7 +6843,7 @@
 </file>
 
 <file path=word/endnotes.xml><?xml version="1.0" encoding="utf-8"?>
-<w:endnotes xmlns:wpc="http://schemas.microsoft.com/office/word/2010/wordprocessingCanvas" xmlns:cx="http://schemas.microsoft.com/office/drawing/2014/chartex" xmlns:cx1="http://schemas.microsoft.com/office/drawing/2015/9/8/chartex" xmlns:cx2="http://schemas.microsoft.com/office/drawing/2015/10/21/chartex" xmlns:cx3="http://schemas.microsoft.com/office/drawing/2016/5/9/chartex" xmlns:cx4="http://schemas.microsoft.com/office/drawing/2016/5/10/chartex" xmlns:cx5="http://schemas.microsoft.com/office/drawing/2016/5/11/chartex" xmlns:cx6="http://schemas.microsoft.com/office/drawing/2016/5/12/chartex" xmlns:cx7="http://schemas.microsoft.com/office/drawing/2016/5/13/chartex" xmlns:cx8="http://schemas.microsoft.com/office/drawing/2016/5/14/chartex" xmlns:mc="http://schemas.openxmlformats.org/markup-compatibility/2006" xmlns:m="http://schemas.openxmlformats.org/officeDocument/2006/math" xmlns:aink="http://schemas.microsoft.com/office/drawing/2016/ink" xmlns:am3d="http://schemas.microsoft.com/office/drawing/2017/model3d" xmlns:oel="http://schemas.microsoft.com/office/2019/extlst" xmlns:r="http://schemas.openxmlformats.org/officeDocument/2006/relationships" xmlns:wp14="http://schemas.microsoft.com/office/word/2010/wordprocessingDrawing" xmlns:wp="http://schemas.openxmlformats.org/drawingml/2006/wordprocessingDrawing" xmlns:wpg="http://schemas.microsoft.com/office/word/2010/wordprocessingGroup" xmlns:wpi="http://schemas.microsoft.com/office/word/2010/wordprocessingInk" xmlns:wps="http://schemas.microsoft.com/office/word/2010/wordprocessingShape" xmlns:o="urn:schemas-microsoft-com:office:office" xmlns:v="urn:schemas-microsoft-com:vml" xmlns:w10="urn:schemas-microsoft-com:office:word" xmlns:w="http://schemas.openxmlformats.org/wordprocessingml/2006/main" xmlns:w14="http://schemas.microsoft.com/office/word/2010/wordml" xmlns:w15="http://schemas.microsoft.com/office/word/2012/wordml" xmlns:w16cex="http://schemas.microsoft.com/office/word/2018/wordml/cex" xmlns:w16cid="http://schemas.microsoft.com/office/word/2016/wordml/cid" xmlns:w16="http://schemas.microsoft.com/office/word/2018/wordml" xmlns:w16sdtdh="http://schemas.microsoft.com/office/word/2020/wordml/sdtdatahash" xmlns:w16sdtfl="http://schemas.microsoft.com/office/word/2024/wordml/sdtformatlock" xmlns:w16se="http://schemas.microsoft.com/office/word/2015/wordml/symex" xmlns:w16du="http://schemas.microsoft.com/office/word/2023/wordml/word16du" xmlns:wne="http://schemas.microsoft.com/office/word/2006/wordml" mc:Ignorable="w14 w15 w16se w16cid w16 w16cex w16sdtdh w16sdtfl w16du wp14">
+<w:endnotes xmlns:wpc="http://schemas.microsoft.com/office/word/2010/wordprocessingCanvas" xmlns:cx="http://schemas.microsoft.com/office/drawing/2014/chartex" xmlns:cx1="http://schemas.microsoft.com/office/drawing/2015/9/8/chartex" xmlns:cx2="http://schemas.microsoft.com/office/drawing/2015/10/21/chartex" xmlns:cx3="http://schemas.microsoft.com/office/drawing/2016/5/9/chartex" xmlns:cx4="http://schemas.microsoft.com/office/drawing/2016/5/10/chartex" xmlns:cx5="http://schemas.microsoft.com/office/drawing/2016/5/11/chartex" xmlns:cx6="http://schemas.microsoft.com/office/drawing/2016/5/12/chartex" xmlns:cx7="http://schemas.microsoft.com/office/drawing/2016/5/13/chartex" xmlns:cx8="http://schemas.microsoft.com/office/drawing/2016/5/14/chartex" xmlns:mc="http://schemas.openxmlformats.org/markup-compatibility/2006" xmlns:aink="http://schemas.microsoft.com/office/drawing/2016/ink" xmlns:am3d="http://schemas.microsoft.com/office/drawing/2017/model3d" xmlns:o="urn:schemas-microsoft-com:office:office" xmlns:oel="http://schemas.microsoft.com/office/2019/extlst" xmlns:r="http://schemas.openxmlformats.org/officeDocument/2006/relationships" xmlns:m="http://schemas.openxmlformats.org/officeDocument/2006/math" xmlns:v="urn:schemas-microsoft-com:vml" xmlns:wp14="http://schemas.microsoft.com/office/word/2010/wordprocessingDrawing" xmlns:wp="http://schemas.openxmlformats.org/drawingml/2006/wordprocessingDrawing" xmlns:w10="urn:schemas-microsoft-com:office:word" xmlns:w="http://schemas.openxmlformats.org/wordprocessingml/2006/main" xmlns:w14="http://schemas.microsoft.com/office/word/2010/wordml" xmlns:w15="http://schemas.microsoft.com/office/word/2012/wordml" xmlns:w16cex="http://schemas.microsoft.com/office/word/2018/wordml/cex" xmlns:w16cid="http://schemas.microsoft.com/office/word/2016/wordml/cid" xmlns:w16="http://schemas.microsoft.com/office/word/2018/wordml" xmlns:w16du="http://schemas.microsoft.com/office/word/2023/wordml/word16du" xmlns:w16sdtdh="http://schemas.microsoft.com/office/word/2020/wordml/sdtdatahash" xmlns:w16sdtfl="http://schemas.microsoft.com/office/word/2024/wordml/sdtformatlock" xmlns:w16se="http://schemas.microsoft.com/office/word/2015/wordml/symex" xmlns:wpg="http://schemas.microsoft.com/office/word/2010/wordprocessingGroup" xmlns:wpi="http://schemas.microsoft.com/office/word/2010/wordprocessingInk" xmlns:wne="http://schemas.microsoft.com/office/word/2006/wordml" xmlns:wps="http://schemas.microsoft.com/office/word/2010/wordprocessingShape" mc:Ignorable="w14 w15 w16se w16cid w16 w16cex w16sdtdh w16sdtfl w16du wp14">
   <w:endnote w:type="separator" w:id="-1">
     <w:p>
       <w:pPr>
@@ -6494,7 +6868,7 @@
 </file>
 
 <file path=word/footer1.xml><?xml version="1.0" encoding="utf-8"?>
-<w:ftr xmlns:wpc="http://schemas.microsoft.com/office/word/2010/wordprocessingCanvas" xmlns:cx="http://schemas.microsoft.com/office/drawing/2014/chartex" xmlns:cx1="http://schemas.microsoft.com/office/drawing/2015/9/8/chartex" xmlns:cx2="http://schemas.microsoft.com/office/drawing/2015/10/21/chartex" xmlns:cx3="http://schemas.microsoft.com/office/drawing/2016/5/9/chartex" xmlns:cx4="http://schemas.microsoft.com/office/drawing/2016/5/10/chartex" xmlns:cx5="http://schemas.microsoft.com/office/drawing/2016/5/11/chartex" xmlns:cx6="http://schemas.microsoft.com/office/drawing/2016/5/12/chartex" xmlns:cx7="http://schemas.microsoft.com/office/drawing/2016/5/13/chartex" xmlns:cx8="http://schemas.microsoft.com/office/drawing/2016/5/14/chartex" xmlns:mc="http://schemas.openxmlformats.org/markup-compatibility/2006" xmlns:m="http://schemas.openxmlformats.org/officeDocument/2006/math" xmlns:aink="http://schemas.microsoft.com/office/drawing/2016/ink" xmlns:am3d="http://schemas.microsoft.com/office/drawing/2017/model3d" xmlns:oel="http://schemas.microsoft.com/office/2019/extlst" xmlns:r="http://schemas.openxmlformats.org/officeDocument/2006/relationships" xmlns:wp14="http://schemas.microsoft.com/office/word/2010/wordprocessingDrawing" xmlns:wp="http://schemas.openxmlformats.org/drawingml/2006/wordprocessingDrawing" xmlns:wpg="http://schemas.microsoft.com/office/word/2010/wordprocessingGroup" xmlns:wpi="http://schemas.microsoft.com/office/word/2010/wordprocessingInk" xmlns:wps="http://schemas.microsoft.com/office/word/2010/wordprocessingShape" xmlns:o="urn:schemas-microsoft-com:office:office" xmlns:v="urn:schemas-microsoft-com:vml" xmlns:w10="urn:schemas-microsoft-com:office:word" xmlns:w="http://schemas.openxmlformats.org/wordprocessingml/2006/main" xmlns:w14="http://schemas.microsoft.com/office/word/2010/wordml" xmlns:w15="http://schemas.microsoft.com/office/word/2012/wordml" xmlns:w16cex="http://schemas.microsoft.com/office/word/2018/wordml/cex" xmlns:w16cid="http://schemas.microsoft.com/office/word/2016/wordml/cid" xmlns:w16="http://schemas.microsoft.com/office/word/2018/wordml" xmlns:w16sdtdh="http://schemas.microsoft.com/office/word/2020/wordml/sdtdatahash" xmlns:w16sdtfl="http://schemas.microsoft.com/office/word/2024/wordml/sdtformatlock" xmlns:w16se="http://schemas.microsoft.com/office/word/2015/wordml/symex" xmlns:w16du="http://schemas.microsoft.com/office/word/2023/wordml/word16du" xmlns:wne="http://schemas.microsoft.com/office/word/2006/wordml" mc:Ignorable="w14 w15 w16se w16cid w16 w16cex w16sdtdh w16sdtfl w16du wp14">
+<w:ftr xmlns:wpc="http://schemas.microsoft.com/office/word/2010/wordprocessingCanvas" xmlns:cx="http://schemas.microsoft.com/office/drawing/2014/chartex" xmlns:cx1="http://schemas.microsoft.com/office/drawing/2015/9/8/chartex" xmlns:cx2="http://schemas.microsoft.com/office/drawing/2015/10/21/chartex" xmlns:cx3="http://schemas.microsoft.com/office/drawing/2016/5/9/chartex" xmlns:cx4="http://schemas.microsoft.com/office/drawing/2016/5/10/chartex" xmlns:cx5="http://schemas.microsoft.com/office/drawing/2016/5/11/chartex" xmlns:cx6="http://schemas.microsoft.com/office/drawing/2016/5/12/chartex" xmlns:cx7="http://schemas.microsoft.com/office/drawing/2016/5/13/chartex" xmlns:cx8="http://schemas.microsoft.com/office/drawing/2016/5/14/chartex" xmlns:mc="http://schemas.openxmlformats.org/markup-compatibility/2006" xmlns:aink="http://schemas.microsoft.com/office/drawing/2016/ink" xmlns:am3d="http://schemas.microsoft.com/office/drawing/2017/model3d" xmlns:o="urn:schemas-microsoft-com:office:office" xmlns:oel="http://schemas.microsoft.com/office/2019/extlst" xmlns:r="http://schemas.openxmlformats.org/officeDocument/2006/relationships" xmlns:m="http://schemas.openxmlformats.org/officeDocument/2006/math" xmlns:v="urn:schemas-microsoft-com:vml" xmlns:wp14="http://schemas.microsoft.com/office/word/2010/wordprocessingDrawing" xmlns:wp="http://schemas.openxmlformats.org/drawingml/2006/wordprocessingDrawing" xmlns:w10="urn:schemas-microsoft-com:office:word" xmlns:w="http://schemas.openxmlformats.org/wordprocessingml/2006/main" xmlns:w14="http://schemas.microsoft.com/office/word/2010/wordml" xmlns:w15="http://schemas.microsoft.com/office/word/2012/wordml" xmlns:w16cex="http://schemas.microsoft.com/office/word/2018/wordml/cex" xmlns:w16cid="http://schemas.microsoft.com/office/word/2016/wordml/cid" xmlns:w16="http://schemas.microsoft.com/office/word/2018/wordml" xmlns:w16du="http://schemas.microsoft.com/office/word/2023/wordml/word16du" xmlns:w16sdtdh="http://schemas.microsoft.com/office/word/2020/wordml/sdtdatahash" xmlns:w16sdtfl="http://schemas.microsoft.com/office/word/2024/wordml/sdtformatlock" xmlns:w16se="http://schemas.microsoft.com/office/word/2015/wordml/symex" xmlns:wpg="http://schemas.microsoft.com/office/word/2010/wordprocessingGroup" xmlns:wpi="http://schemas.microsoft.com/office/word/2010/wordprocessingInk" xmlns:wne="http://schemas.microsoft.com/office/word/2006/wordml" xmlns:wps="http://schemas.microsoft.com/office/word/2010/wordprocessingShape" mc:Ignorable="w14 w15 w16se w16cid w16 w16cex w16sdtdh w16sdtfl w16du wp14">
   <w:p>
     <w:pPr>
       <w:suppressAutoHyphens w:val="0"/>
@@ -6505,7 +6879,7 @@
 </file>
 
 <file path=word/footnotes.xml><?xml version="1.0" encoding="utf-8"?>
-<w:footnotes xmlns:wpc="http://schemas.microsoft.com/office/word/2010/wordprocessingCanvas" xmlns:cx="http://schemas.microsoft.com/office/drawing/2014/chartex" xmlns:cx1="http://schemas.microsoft.com/office/drawing/2015/9/8/chartex" xmlns:cx2="http://schemas.microsoft.com/office/drawing/2015/10/21/chartex" xmlns:cx3="http://schemas.microsoft.com/office/drawing/2016/5/9/chartex" xmlns:cx4="http://schemas.microsoft.com/office/drawing/2016/5/10/chartex" xmlns:cx5="http://schemas.microsoft.com/office/drawing/2016/5/11/chartex" xmlns:cx6="http://schemas.microsoft.com/office/drawing/2016/5/12/chartex" xmlns:cx7="http://schemas.microsoft.com/office/drawing/2016/5/13/chartex" xmlns:cx8="http://schemas.microsoft.com/office/drawing/2016/5/14/chartex" xmlns:mc="http://schemas.openxmlformats.org/markup-compatibility/2006" xmlns:m="http://schemas.openxmlformats.org/officeDocument/2006/math" xmlns:aink="http://schemas.microsoft.com/office/drawing/2016/ink" xmlns:am3d="http://schemas.microsoft.com/office/drawing/2017/model3d" xmlns:oel="http://schemas.microsoft.com/office/2019/extlst" xmlns:r="http://schemas.openxmlformats.org/officeDocument/2006/relationships" xmlns:wp14="http://schemas.microsoft.com/office/word/2010/wordprocessingDrawing" xmlns:wp="http://schemas.openxmlformats.org/drawingml/2006/wordprocessingDrawing" xmlns:wpg="http://schemas.microsoft.com/office/word/2010/wordprocessingGroup" xmlns:wpi="http://schemas.microsoft.com/office/word/2010/wordprocessingInk" xmlns:wps="http://schemas.microsoft.com/office/word/2010/wordprocessingShape" xmlns:o="urn:schemas-microsoft-com:office:office" xmlns:v="urn:schemas-microsoft-com:vml" xmlns:w10="urn:schemas-microsoft-com:office:word" xmlns:w="http://schemas.openxmlformats.org/wordprocessingml/2006/main" xmlns:w14="http://schemas.microsoft.com/office/word/2010/wordml" xmlns:w15="http://schemas.microsoft.com/office/word/2012/wordml" xmlns:w16cex="http://schemas.microsoft.com/office/word/2018/wordml/cex" xmlns:w16cid="http://schemas.microsoft.com/office/word/2016/wordml/cid" xmlns:w16="http://schemas.microsoft.com/office/word/2018/wordml" xmlns:w16sdtdh="http://schemas.microsoft.com/office/word/2020/wordml/sdtdatahash" xmlns:w16sdtfl="http://schemas.microsoft.com/office/word/2024/wordml/sdtformatlock" xmlns:w16se="http://schemas.microsoft.com/office/word/2015/wordml/symex" xmlns:w16du="http://schemas.microsoft.com/office/word/2023/wordml/word16du" xmlns:wne="http://schemas.microsoft.com/office/word/2006/wordml" mc:Ignorable="w14 w15 w16se w16cid w16 w16cex w16sdtdh w16sdtfl w16du wp14">
+<w:footnotes xmlns:wpc="http://schemas.microsoft.com/office/word/2010/wordprocessingCanvas" xmlns:cx="http://schemas.microsoft.com/office/drawing/2014/chartex" xmlns:cx1="http://schemas.microsoft.com/office/drawing/2015/9/8/chartex" xmlns:cx2="http://schemas.microsoft.com/office/drawing/2015/10/21/chartex" xmlns:cx3="http://schemas.microsoft.com/office/drawing/2016/5/9/chartex" xmlns:cx4="http://schemas.microsoft.com/office/drawing/2016/5/10/chartex" xmlns:cx5="http://schemas.microsoft.com/office/drawing/2016/5/11/chartex" xmlns:cx6="http://schemas.microsoft.com/office/drawing/2016/5/12/chartex" xmlns:cx7="http://schemas.microsoft.com/office/drawing/2016/5/13/chartex" xmlns:cx8="http://schemas.microsoft.com/office/drawing/2016/5/14/chartex" xmlns:mc="http://schemas.openxmlformats.org/markup-compatibility/2006" xmlns:aink="http://schemas.microsoft.com/office/drawing/2016/ink" xmlns:am3d="http://schemas.microsoft.com/office/drawing/2017/model3d" xmlns:o="urn:schemas-microsoft-com:office:office" xmlns:oel="http://schemas.microsoft.com/office/2019/extlst" xmlns:r="http://schemas.openxmlformats.org/officeDocument/2006/relationships" xmlns:m="http://schemas.openxmlformats.org/officeDocument/2006/math" xmlns:v="urn:schemas-microsoft-com:vml" xmlns:wp14="http://schemas.microsoft.com/office/word/2010/wordprocessingDrawing" xmlns:wp="http://schemas.openxmlformats.org/drawingml/2006/wordprocessingDrawing" xmlns:w10="urn:schemas-microsoft-com:office:word" xmlns:w="http://schemas.openxmlformats.org/wordprocessingml/2006/main" xmlns:w14="http://schemas.microsoft.com/office/word/2010/wordml" xmlns:w15="http://schemas.microsoft.com/office/word/2012/wordml" xmlns:w16cex="http://schemas.microsoft.com/office/word/2018/wordml/cex" xmlns:w16cid="http://schemas.microsoft.com/office/word/2016/wordml/cid" xmlns:w16="http://schemas.microsoft.com/office/word/2018/wordml" xmlns:w16du="http://schemas.microsoft.com/office/word/2023/wordml/word16du" xmlns:w16sdtdh="http://schemas.microsoft.com/office/word/2020/wordml/sdtdatahash" xmlns:w16sdtfl="http://schemas.microsoft.com/office/word/2024/wordml/sdtformatlock" xmlns:w16se="http://schemas.microsoft.com/office/word/2015/wordml/symex" xmlns:wpg="http://schemas.microsoft.com/office/word/2010/wordprocessingGroup" xmlns:wpi="http://schemas.microsoft.com/office/word/2010/wordprocessingInk" xmlns:wne="http://schemas.microsoft.com/office/word/2006/wordml" xmlns:wps="http://schemas.microsoft.com/office/word/2010/wordprocessingShape" mc:Ignorable="w14 w15 w16se w16cid w16 w16cex w16sdtdh w16sdtfl w16du wp14">
   <w:footnote w:type="separator" w:id="-1">
     <w:p>
       <w:pPr>
@@ -6530,7 +6904,7 @@
 </file>
 
 <file path=word/numbering.xml><?xml version="1.0" encoding="utf-8"?>
-<w:numbering xmlns:wpc="http://schemas.microsoft.com/office/word/2010/wordprocessingCanvas" xmlns:cx="http://schemas.microsoft.com/office/drawing/2014/chartex" xmlns:cx1="http://schemas.microsoft.com/office/drawing/2015/9/8/chartex" xmlns:cx2="http://schemas.microsoft.com/office/drawing/2015/10/21/chartex" xmlns:cx3="http://schemas.microsoft.com/office/drawing/2016/5/9/chartex" xmlns:cx4="http://schemas.microsoft.com/office/drawing/2016/5/10/chartex" xmlns:cx5="http://schemas.microsoft.com/office/drawing/2016/5/11/chartex" xmlns:cx6="http://schemas.microsoft.com/office/drawing/2016/5/12/chartex" xmlns:cx7="http://schemas.microsoft.com/office/drawing/2016/5/13/chartex" xmlns:cx8="http://schemas.microsoft.com/office/drawing/2016/5/14/chartex" xmlns:mc="http://schemas.openxmlformats.org/markup-compatibility/2006" xmlns:m="http://schemas.openxmlformats.org/officeDocument/2006/math" xmlns:aink="http://schemas.microsoft.com/office/drawing/2016/ink" xmlns:am3d="http://schemas.microsoft.com/office/drawing/2017/model3d" xmlns:oel="http://schemas.microsoft.com/office/2019/extlst" xmlns:r="http://schemas.openxmlformats.org/officeDocument/2006/relationships" xmlns:wp14="http://schemas.microsoft.com/office/word/2010/wordprocessingDrawing" xmlns:wp="http://schemas.openxmlformats.org/drawingml/2006/wordprocessingDrawing" xmlns:wpg="http://schemas.microsoft.com/office/word/2010/wordprocessingGroup" xmlns:wpi="http://schemas.microsoft.com/office/word/2010/wordprocessingInk" xmlns:wps="http://schemas.microsoft.com/office/word/2010/wordprocessingShape" xmlns:o="urn:schemas-microsoft-com:office:office" xmlns:v="urn:schemas-microsoft-com:vml" xmlns:w10="urn:schemas-microsoft-com:office:word" xmlns:w="http://schemas.openxmlformats.org/wordprocessingml/2006/main" xmlns:w14="http://schemas.microsoft.com/office/word/2010/wordml" xmlns:w15="http://schemas.microsoft.com/office/word/2012/wordml" xmlns:w16cex="http://schemas.microsoft.com/office/word/2018/wordml/cex" xmlns:w16cid="http://schemas.microsoft.com/office/word/2016/wordml/cid" xmlns:w16="http://schemas.microsoft.com/office/word/2018/wordml" xmlns:w16sdtdh="http://schemas.microsoft.com/office/word/2020/wordml/sdtdatahash" xmlns:w16sdtfl="http://schemas.microsoft.com/office/word/2024/wordml/sdtformatlock" xmlns:w16se="http://schemas.microsoft.com/office/word/2015/wordml/symex" xmlns:w16du="http://schemas.microsoft.com/office/word/2023/wordml/word16du" xmlns:wne="http://schemas.microsoft.com/office/word/2006/wordml" mc:Ignorable="w14 w15 w16se w16cid w16 w16cex w16sdtdh w16sdtfl w16du wp14">
+<w:numbering xmlns:wpc="http://schemas.microsoft.com/office/word/2010/wordprocessingCanvas" xmlns:cx="http://schemas.microsoft.com/office/drawing/2014/chartex" xmlns:cx1="http://schemas.microsoft.com/office/drawing/2015/9/8/chartex" xmlns:cx2="http://schemas.microsoft.com/office/drawing/2015/10/21/chartex" xmlns:cx3="http://schemas.microsoft.com/office/drawing/2016/5/9/chartex" xmlns:cx4="http://schemas.microsoft.com/office/drawing/2016/5/10/chartex" xmlns:cx5="http://schemas.microsoft.com/office/drawing/2016/5/11/chartex" xmlns:cx6="http://schemas.microsoft.com/office/drawing/2016/5/12/chartex" xmlns:cx7="http://schemas.microsoft.com/office/drawing/2016/5/13/chartex" xmlns:cx8="http://schemas.microsoft.com/office/drawing/2016/5/14/chartex" xmlns:mc="http://schemas.openxmlformats.org/markup-compatibility/2006" xmlns:aink="http://schemas.microsoft.com/office/drawing/2016/ink" xmlns:am3d="http://schemas.microsoft.com/office/drawing/2017/model3d" xmlns:o="urn:schemas-microsoft-com:office:office" xmlns:oel="http://schemas.microsoft.com/office/2019/extlst" xmlns:r="http://schemas.openxmlformats.org/officeDocument/2006/relationships" xmlns:m="http://schemas.openxmlformats.org/officeDocument/2006/math" xmlns:v="urn:schemas-microsoft-com:vml" xmlns:wp14="http://schemas.microsoft.com/office/word/2010/wordprocessingDrawing" xmlns:wp="http://schemas.openxmlformats.org/drawingml/2006/wordprocessingDrawing" xmlns:w10="urn:schemas-microsoft-com:office:word" xmlns:w="http://schemas.openxmlformats.org/wordprocessingml/2006/main" xmlns:w14="http://schemas.microsoft.com/office/word/2010/wordml" xmlns:w15="http://schemas.microsoft.com/office/word/2012/wordml" xmlns:w16cex="http://schemas.microsoft.com/office/word/2018/wordml/cex" xmlns:w16cid="http://schemas.microsoft.com/office/word/2016/wordml/cid" xmlns:w16="http://schemas.microsoft.com/office/word/2018/wordml" xmlns:w16du="http://schemas.microsoft.com/office/word/2023/wordml/word16du" xmlns:w16sdtdh="http://schemas.microsoft.com/office/word/2020/wordml/sdtdatahash" xmlns:w16sdtfl="http://schemas.microsoft.com/office/word/2024/wordml/sdtformatlock" xmlns:w16se="http://schemas.microsoft.com/office/word/2015/wordml/symex" xmlns:wpg="http://schemas.microsoft.com/office/word/2010/wordprocessingGroup" xmlns:wpi="http://schemas.microsoft.com/office/word/2010/wordprocessingInk" xmlns:wne="http://schemas.microsoft.com/office/word/2006/wordml" xmlns:wps="http://schemas.microsoft.com/office/word/2010/wordprocessingShape" mc:Ignorable="w14 w15 w16se w16cid w16 w16cex w16sdtdh w16sdtfl w16du wp14">
   <w:abstractNum w:abstractNumId="0" w15:restartNumberingAfterBreak="0">
     <w:nsid w:val="01A36DCD"/>
     <w:multiLevelType w:val="hybridMultilevel"/>
@@ -7114,7 +7488,7 @@
 </file>
 
 <file path=word/styles.xml><?xml version="1.0" encoding="utf-8"?>
-<w:styles xmlns:mc="http://schemas.openxmlformats.org/markup-compatibility/2006" xmlns:r="http://schemas.openxmlformats.org/officeDocument/2006/relationships" xmlns:w="http://schemas.openxmlformats.org/wordprocessingml/2006/main" xmlns:w14="http://schemas.microsoft.com/office/word/2010/wordml" xmlns:w15="http://schemas.microsoft.com/office/word/2012/wordml" xmlns:w16cex="http://schemas.microsoft.com/office/word/2018/wordml/cex" xmlns:w16cid="http://schemas.microsoft.com/office/word/2016/wordml/cid" xmlns:w16="http://schemas.microsoft.com/office/word/2018/wordml" xmlns:w16sdtdh="http://schemas.microsoft.com/office/word/2020/wordml/sdtdatahash" xmlns:w16sdtfl="http://schemas.microsoft.com/office/word/2024/wordml/sdtformatlock" xmlns:w16se="http://schemas.microsoft.com/office/word/2015/wordml/symex" xmlns:w16du="http://schemas.microsoft.com/office/word/2023/wordml/word16du" mc:Ignorable="w14 w15 w16se w16cid w16 w16cex w16sdtdh w16sdtfl w16du">
+<w:styles xmlns:mc="http://schemas.openxmlformats.org/markup-compatibility/2006" xmlns:r="http://schemas.openxmlformats.org/officeDocument/2006/relationships" xmlns:w="http://schemas.openxmlformats.org/wordprocessingml/2006/main" xmlns:w14="http://schemas.microsoft.com/office/word/2010/wordml" xmlns:w15="http://schemas.microsoft.com/office/word/2012/wordml" xmlns:w16cex="http://schemas.microsoft.com/office/word/2018/wordml/cex" xmlns:w16cid="http://schemas.microsoft.com/office/word/2016/wordml/cid" xmlns:w16="http://schemas.microsoft.com/office/word/2018/wordml" xmlns:w16du="http://schemas.microsoft.com/office/word/2023/wordml/word16du" xmlns:w16sdtdh="http://schemas.microsoft.com/office/word/2020/wordml/sdtdatahash" xmlns:w16sdtfl="http://schemas.microsoft.com/office/word/2024/wordml/sdtformatlock" xmlns:w16se="http://schemas.microsoft.com/office/word/2015/wordml/symex" mc:Ignorable="w14 w15 w16se w16cid w16 w16cex w16sdtdh w16sdtfl w16du">
   <w:docDefaults>
     <w:rPrDefault>
       <w:rPr>

--- a/docassemble/MLHDivorceAndCustody/data/templates/reminders_template.docx
+++ b/docassemble/MLHDivorceAndCustody/data/templates/reminders_template.docx
@@ -6595,98 +6595,113 @@
         </w:rPr>
         <w:t xml:space="preserve">{%p if </w:t>
       </w:r>
-      <w:proofErr w:type="spellStart"/>
-      <w:proofErr w:type="gramStart"/>
-      <w:r>
-        <w:rPr>
-          <w:rFonts w:ascii="Arial" w:hAnsi="Arial" w:cs="Arial"/>
-        </w:rPr>
-        <w:t>marriage.real</w:t>
-      </w:r>
-      <w:proofErr w:type="gramEnd"/>
-      <w:r>
-        <w:rPr>
-          <w:rFonts w:ascii="Arial" w:hAnsi="Arial" w:cs="Arial"/>
-        </w:rPr>
-        <w:t>_</w:t>
-      </w:r>
-      <w:proofErr w:type="gramStart"/>
-      <w:r>
-        <w:rPr>
-          <w:rFonts w:ascii="Arial" w:hAnsi="Arial" w:cs="Arial"/>
-        </w:rPr>
-        <w:t>property.filter</w:t>
-      </w:r>
-      <w:proofErr w:type="spellEnd"/>
-      <w:proofErr w:type="gramEnd"/>
-      <w:r>
-        <w:rPr>
-          <w:rFonts w:ascii="Arial" w:hAnsi="Arial" w:cs="Arial"/>
-        </w:rPr>
-        <w:t>(</w:t>
-      </w:r>
-      <w:proofErr w:type="spellStart"/>
-      <w:r>
-        <w:rPr>
-          <w:rFonts w:ascii="Arial" w:hAnsi="Arial" w:cs="Arial"/>
-        </w:rPr>
-        <w:t>titled_together</w:t>
-      </w:r>
-      <w:proofErr w:type="spellEnd"/>
-      <w:r>
-        <w:rPr>
-          <w:rFonts w:ascii="Arial" w:hAnsi="Arial" w:cs="Arial"/>
-        </w:rPr>
-        <w:t xml:space="preserve">=True) | length &gt; 0 or </w:t>
-      </w:r>
-      <w:proofErr w:type="gramStart"/>
-      <w:r>
-        <w:rPr>
-          <w:rFonts w:ascii="Arial" w:hAnsi="Arial" w:cs="Arial"/>
-        </w:rPr>
-        <w:t>marriage.real</w:t>
-      </w:r>
-      <w:proofErr w:type="gramEnd"/>
-      <w:r>
-        <w:rPr>
-          <w:rFonts w:ascii="Arial" w:hAnsi="Arial" w:cs="Arial"/>
-        </w:rPr>
-        <w:t>_</w:t>
-      </w:r>
-      <w:proofErr w:type="gramStart"/>
-      <w:r>
-        <w:rPr>
-          <w:rFonts w:ascii="Arial" w:hAnsi="Arial" w:cs="Arial"/>
-        </w:rPr>
-        <w:t>property.filter</w:t>
-      </w:r>
-      <w:proofErr w:type="gramEnd"/>
-      <w:r>
-        <w:rPr>
-          <w:rFonts w:ascii="Arial" w:hAnsi="Arial" w:cs="Arial"/>
-        </w:rPr>
-        <w:t>(titled_together=False</w:t>
-      </w:r>
-      <w:proofErr w:type="gramStart"/>
-      <w:r>
-        <w:rPr>
-          <w:rFonts w:ascii="Arial" w:hAnsi="Arial" w:cs="Arial"/>
-        </w:rPr>
-        <w:t>).filter</w:t>
-      </w:r>
-      <w:proofErr w:type="gramEnd"/>
-      <w:r>
-        <w:rPr>
-          <w:rFonts w:ascii="Arial" w:hAnsi="Arial" w:cs="Arial"/>
-        </w:rPr>
-        <w:t xml:space="preserve">(title_award_to_named=False) | length &gt; </w:t>
-      </w:r>
-      <w:proofErr w:type="gramStart"/>
-      <w:r>
-        <w:rPr>
-          <w:rFonts w:ascii="Arial" w:hAnsi="Arial" w:cs="Arial"/>
-        </w:rPr>
-        <w:t>0</w:t>
+      <w:r>
+        <w:rPr>
+          <w:rFonts w:ascii="Arial" w:hAnsi="Arial" w:cs="Arial"/>
+        </w:rPr>
+        <w:t>marriage.real_property</w:t>
+      </w:r>
+      <w:r>
+        <w:rPr>
+          <w:rFonts w:ascii="Arial" w:hAnsi="Arial" w:cs="Arial"/>
+        </w:rPr>
+        <w:t>.filter(owner=</w:t>
+      </w:r>
+      <w:r>
+        <w:rPr>
+          <w:rFonts w:ascii="Arial" w:hAnsi="Arial" w:cs="Arial"/>
+        </w:rPr>
+        <w:t>users[0])</w:t>
+      </w:r>
+      <w:r>
+        <w:rPr>
+          <w:rFonts w:ascii="Arial" w:hAnsi="Arial" w:cs="Arial"/>
+        </w:rPr>
+        <w:t xml:space="preserve">.filter(titled_together=True) | length </w:t>
+      </w:r>
+      <w:r>
+        <w:rPr>
+          <w:rFonts w:ascii="Arial" w:hAnsi="Arial" w:cs="Arial"/>
+        </w:rPr>
+        <w:t xml:space="preserve">+ </w:t>
+      </w:r>
+      <w:r>
+        <w:rPr>
+          <w:rFonts w:ascii="Arial" w:hAnsi="Arial" w:cs="Arial"/>
+        </w:rPr>
+        <w:t>marriage.real_property</w:t>
+      </w:r>
+      <w:r>
+        <w:rPr>
+          <w:rFonts w:ascii="Arial" w:hAnsi="Arial" w:cs="Arial"/>
+        </w:rPr>
+        <w:t>.filter(owner=other_parties[0])</w:t>
+      </w:r>
+      <w:r>
+        <w:rPr>
+          <w:rFonts w:ascii="Arial" w:hAnsi="Arial" w:cs="Arial"/>
+        </w:rPr>
+        <w:t xml:space="preserve">.filter(titled_together=True) | length </w:t>
+      </w:r>
+      <w:r>
+        <w:rPr>
+          <w:rFonts w:ascii="Arial" w:hAnsi="Arial" w:cs="Arial"/>
+        </w:rPr>
+        <w:t xml:space="preserve">&gt; 0 or </w:t>
+      </w:r>
+      <w:r>
+        <w:rPr>
+          <w:rFonts w:ascii="Arial" w:hAnsi="Arial" w:cs="Arial"/>
+        </w:rPr>
+        <w:t>marriage.real_property</w:t>
+      </w:r>
+      <w:r>
+        <w:rPr>
+          <w:rFonts w:ascii="Arial" w:hAnsi="Arial" w:cs="Arial"/>
+        </w:rPr>
+        <w:t>.filter(owner=users[0])</w:t>
+      </w:r>
+      <w:r>
+        <w:rPr>
+          <w:rFonts w:ascii="Arial" w:hAnsi="Arial" w:cs="Arial"/>
+        </w:rPr>
+        <w:t>.filter(titled_together=False).filter(title_award_to_named=False) | length</w:t>
+      </w:r>
+      <w:r>
+        <w:rPr>
+          <w:rFonts w:ascii="Arial" w:hAnsi="Arial" w:cs="Arial"/>
+        </w:rPr>
+        <w:t xml:space="preserve"> + </w:t>
+      </w:r>
+      <w:r>
+        <w:rPr>
+          <w:rFonts w:ascii="Arial" w:hAnsi="Arial" w:cs="Arial"/>
+        </w:rPr>
+        <w:t>marriage.real_property</w:t>
+      </w:r>
+      <w:r>
+        <w:rPr>
+          <w:rFonts w:ascii="Arial" w:hAnsi="Arial" w:cs="Arial"/>
+        </w:rPr>
+        <w:t>.filter(owner=</w:t>
+      </w:r>
+      <w:r>
+        <w:rPr>
+          <w:rFonts w:ascii="Arial" w:hAnsi="Arial" w:cs="Arial"/>
+        </w:rPr>
+        <w:t>o</w:t>
+      </w:r>
+      <w:r>
+        <w:rPr>
+          <w:rFonts w:ascii="Arial" w:hAnsi="Arial" w:cs="Arial"/>
+        </w:rPr>
+        <w:t>ther_parties[0])</w:t>
+      </w:r>
+      <w:r>
+        <w:rPr>
+          <w:rFonts w:ascii="Arial" w:hAnsi="Arial" w:cs="Arial"/>
+        </w:rPr>
+        <w:t>.filter(titled_together=False).filter(title_award_to_named=False) | length &gt; 0</w:t>
       </w:r>
       <w:r>
         <w:rPr>
@@ -6694,7 +6709,6 @@
         </w:rPr>
         <w:t xml:space="preserve"> %}</w:t>
       </w:r>
-      <w:proofErr w:type="gramEnd"/>
     </w:p>
     <w:p>
       <w:pPr>

--- a/docassemble/MLHDivorceAndCustody/data/templates/reminders_template.docx
+++ b/docassemble/MLHDivorceAndCustody/data/templates/reminders_template.docx
@@ -277,14 +277,7 @@
         <w:rPr>
           <w:rFonts w:ascii="Arial" w:hAnsi="Arial" w:cs="Arial"/>
         </w:rPr>
-        <w:t>"</w:t>
-      </w:r>
-      <w:proofErr w:type="gramStart"/>
-      <w:r>
-        <w:rPr>
-          <w:rFonts w:ascii="Arial" w:hAnsi="Arial" w:cs="Arial"/>
-        </w:rPr>
-        <w:t>)</w:t>
+        <w:t>")</w:t>
       </w:r>
       <w:r>
         <w:rPr>
@@ -296,9 +289,56 @@
         <w:rPr>
           <w:rFonts w:ascii="Arial" w:hAnsi="Arial" w:cs="Arial"/>
         </w:rPr>
+        <w:t xml:space="preserve">or </w:t>
+      </w:r>
+      <w:proofErr w:type="spellStart"/>
+      <w:r>
+        <w:rPr>
+          <w:rFonts w:ascii="Arial" w:hAnsi="Arial" w:cs="Arial"/>
+        </w:rPr>
+        <w:t>tool_ID</w:t>
+      </w:r>
+      <w:proofErr w:type="spellEnd"/>
+      <w:r>
+        <w:rPr>
+          <w:rFonts w:ascii="Arial" w:hAnsi="Arial" w:cs="Arial"/>
+        </w:rPr>
+        <w:t xml:space="preserve"> in [“</w:t>
+      </w:r>
+      <w:proofErr w:type="spellStart"/>
+      <w:r>
+        <w:rPr>
+          <w:rFonts w:ascii="Arial" w:hAnsi="Arial" w:cs="Arial"/>
+        </w:rPr>
+        <w:t>custody_complaint</w:t>
+      </w:r>
+      <w:proofErr w:type="spellEnd"/>
+      <w:r>
+        <w:rPr>
+          <w:rFonts w:ascii="Arial" w:hAnsi="Arial" w:cs="Arial"/>
+        </w:rPr>
+        <w:t>”, “</w:t>
+      </w:r>
+      <w:proofErr w:type="spellStart"/>
+      <w:r>
+        <w:rPr>
+          <w:rFonts w:ascii="Arial" w:hAnsi="Arial" w:cs="Arial"/>
+        </w:rPr>
+        <w:t>custody_answer</w:t>
+      </w:r>
+      <w:proofErr w:type="spellEnd"/>
+      <w:r>
+        <w:rPr>
+          <w:rFonts w:ascii="Arial" w:hAnsi="Arial" w:cs="Arial"/>
+        </w:rPr>
+        <w:t xml:space="preserve">”] </w:t>
+      </w:r>
+      <w:r>
+        <w:rPr>
+          <w:rFonts w:ascii="Arial" w:hAnsi="Arial" w:cs="Arial"/>
+        </w:rPr>
         <w:t>%}</w:t>
       </w:r>
-      <w:proofErr w:type="gramEnd"/>
     </w:p>
     <w:p>
       <w:pPr>
@@ -362,16 +402,8 @@
         <w:rPr>
           <w:rFonts w:ascii="Arial" w:hAnsi="Arial" w:cs="Arial"/>
         </w:rPr>
-        <w:t xml:space="preserve">{%p </w:t>
-      </w:r>
-      <w:proofErr w:type="gramStart"/>
-      <w:r>
-        <w:rPr>
-          <w:rFonts w:ascii="Arial" w:hAnsi="Arial" w:cs="Arial"/>
-        </w:rPr>
-        <w:t>endif %}</w:t>
-      </w:r>
-      <w:proofErr w:type="gramEnd"/>
+        <w:t>{%p endif %}</w:t>
+      </w:r>
     </w:p>
     <w:p>
       <w:pPr>
@@ -450,33 +482,11 @@
         <w:t xml:space="preserve"> and </w:t>
       </w:r>
       <w:proofErr w:type="spellStart"/>
-      <w:proofErr w:type="gramStart"/>
-      <w:r>
-        <w:rPr>
-          <w:rFonts w:ascii="Arial" w:hAnsi="Arial" w:cs="Arial"/>
-        </w:rPr>
-        <w:t>marriage.real</w:t>
-      </w:r>
-      <w:proofErr w:type="gramEnd"/>
-      <w:r>
-        <w:rPr>
-          <w:rFonts w:ascii="Arial" w:hAnsi="Arial" w:cs="Arial"/>
-        </w:rPr>
-        <w:t>_</w:t>
-      </w:r>
-      <w:proofErr w:type="gramStart"/>
-      <w:r>
-        <w:rPr>
-          <w:rFonts w:ascii="Arial" w:hAnsi="Arial" w:cs="Arial"/>
-        </w:rPr>
-        <w:t>property.there</w:t>
-      </w:r>
-      <w:proofErr w:type="gramEnd"/>
-      <w:r>
-        <w:rPr>
-          <w:rFonts w:ascii="Arial" w:hAnsi="Arial" w:cs="Arial"/>
-        </w:rPr>
-        <w:t>_are_any</w:t>
+      <w:r>
+        <w:rPr>
+          <w:rFonts w:ascii="Arial" w:hAnsi="Arial" w:cs="Arial"/>
+        </w:rPr>
+        <w:t>marriage.real_property.there_are_any</w:t>
       </w:r>
       <w:proofErr w:type="spellEnd"/>
       <w:r>
@@ -516,21 +526,7 @@
         <w:rPr>
           <w:rFonts w:ascii="Arial" w:hAnsi="Arial" w:cs="Arial"/>
         </w:rPr>
-        <w:t xml:space="preserve">You answered that you and/or your spouse </w:t>
-      </w:r>
-      <w:proofErr w:type="gramStart"/>
-      <w:r>
-        <w:rPr>
-          <w:rFonts w:ascii="Arial" w:hAnsi="Arial" w:cs="Arial"/>
-        </w:rPr>
-        <w:t>owns</w:t>
-      </w:r>
-      <w:proofErr w:type="gramEnd"/>
-      <w:r>
-        <w:rPr>
-          <w:rFonts w:ascii="Arial" w:hAnsi="Arial" w:cs="Arial"/>
-        </w:rPr>
-        <w:t xml:space="preserve"> real property that was bought or paid for doing your marriage.  If you and your spouse do </w:t>
+        <w:t xml:space="preserve">You answered that you and/or your spouse owns real property that was bought or paid for doing your marriage.  If you and your spouse do </w:t>
       </w:r>
       <w:r>
         <w:rPr>
@@ -596,16 +592,8 @@
         <w:rPr>
           <w:rFonts w:ascii="Arial" w:hAnsi="Arial" w:cs="Arial"/>
         </w:rPr>
-        <w:t xml:space="preserve">{%p </w:t>
-      </w:r>
-      <w:proofErr w:type="gramStart"/>
-      <w:r>
-        <w:rPr>
-          <w:rFonts w:ascii="Arial" w:hAnsi="Arial" w:cs="Arial"/>
-        </w:rPr>
-        <w:t>endif %}</w:t>
-      </w:r>
-      <w:proofErr w:type="gramEnd"/>
+        <w:t>{%p endif %}</w:t>
+      </w:r>
     </w:p>
     <w:p>
       <w:pPr>
@@ -768,19 +756,11 @@
         <w:t xml:space="preserve">and </w:t>
       </w:r>
       <w:proofErr w:type="spellStart"/>
-      <w:proofErr w:type="gramStart"/>
-      <w:r>
-        <w:rPr>
-          <w:rFonts w:ascii="Arial" w:hAnsi="Arial" w:cs="Arial"/>
-        </w:rPr>
-        <w:t>marriage.have</w:t>
-      </w:r>
-      <w:proofErr w:type="gramEnd"/>
-      <w:r>
-        <w:rPr>
-          <w:rFonts w:ascii="Arial" w:hAnsi="Arial" w:cs="Arial"/>
-        </w:rPr>
-        <w:t>_pension_retirement</w:t>
+      <w:r>
+        <w:rPr>
+          <w:rFonts w:ascii="Arial" w:hAnsi="Arial" w:cs="Arial"/>
+        </w:rPr>
+        <w:t>marriage.have_pension_retirement</w:t>
       </w:r>
       <w:proofErr w:type="spellEnd"/>
       <w:r>
@@ -790,19 +770,11 @@
         <w:t xml:space="preserve"> and </w:t>
       </w:r>
       <w:proofErr w:type="spellStart"/>
-      <w:proofErr w:type="gramStart"/>
-      <w:r>
-        <w:rPr>
-          <w:rFonts w:ascii="Arial" w:hAnsi="Arial" w:cs="Arial"/>
-        </w:rPr>
-        <w:t>marriage.pension</w:t>
-      </w:r>
-      <w:proofErr w:type="gramEnd"/>
-      <w:r>
-        <w:rPr>
-          <w:rFonts w:ascii="Arial" w:hAnsi="Arial" w:cs="Arial"/>
-        </w:rPr>
-        <w:t>_contributions_made</w:t>
+      <w:r>
+        <w:rPr>
+          <w:rFonts w:ascii="Arial" w:hAnsi="Arial" w:cs="Arial"/>
+        </w:rPr>
+        <w:t>marriage.pension_contributions_made</w:t>
       </w:r>
       <w:proofErr w:type="spellEnd"/>
       <w:r>
@@ -818,19 +790,11 @@
         <w:t xml:space="preserve">not </w:t>
       </w:r>
       <w:proofErr w:type="spellStart"/>
-      <w:proofErr w:type="gramStart"/>
-      <w:r>
-        <w:rPr>
-          <w:rFonts w:ascii="Arial" w:hAnsi="Arial" w:cs="Arial"/>
-        </w:rPr>
-        <w:t>marriage.pension</w:t>
-      </w:r>
-      <w:proofErr w:type="gramEnd"/>
-      <w:r>
-        <w:rPr>
-          <w:rFonts w:ascii="Arial" w:hAnsi="Arial" w:cs="Arial"/>
-        </w:rPr>
-        <w:t>_retirement_accounts_keep_own</w:t>
+      <w:r>
+        <w:rPr>
+          <w:rFonts w:ascii="Arial" w:hAnsi="Arial" w:cs="Arial"/>
+        </w:rPr>
+        <w:t>marriage.pension_retirement_accounts_keep_own</w:t>
       </w:r>
       <w:proofErr w:type="spellEnd"/>
       <w:r>
@@ -963,27 +927,13 @@
         <w:rPr>
           <w:rFonts w:ascii="Arial" w:hAnsi="Arial" w:cs="Arial"/>
         </w:rPr>
-        <w:t xml:space="preserve">”] </w:t>
-      </w:r>
-      <w:proofErr w:type="gramStart"/>
-      <w:r>
-        <w:rPr>
-          <w:rFonts w:ascii="Arial" w:hAnsi="Arial" w:cs="Arial"/>
-        </w:rPr>
-        <w:t>%}</w:t>
-      </w:r>
-      <w:r>
-        <w:rPr>
-          <w:rFonts w:ascii="Arial" w:hAnsi="Arial" w:cs="Arial"/>
-        </w:rPr>
-        <w:t>The</w:t>
-      </w:r>
-      <w:proofErr w:type="gramEnd"/>
-      <w:r>
-        <w:rPr>
-          <w:rFonts w:ascii="Arial" w:hAnsi="Arial" w:cs="Arial"/>
-        </w:rPr>
-        <w:t xml:space="preserve"> Judgment of Divorce produced </w:t>
+        <w:t>”] %}</w:t>
+      </w:r>
+      <w:r>
+        <w:rPr>
+          <w:rFonts w:ascii="Arial" w:hAnsi="Arial" w:cs="Arial"/>
+        </w:rPr>
+        <w:t xml:space="preserve">The Judgment of Divorce produced </w:t>
       </w:r>
       <w:r>
         <w:rPr>
@@ -1027,24 +977,13 @@
         <w:t xml:space="preserve"> </w:t>
       </w:r>
       <w:r>
-        <w:t xml:space="preserve">{% endif </w:t>
-      </w:r>
-      <w:proofErr w:type="gramStart"/>
-      <w:r>
-        <w:t>%}</w:t>
-      </w:r>
-      <w:r>
-        <w:rPr>
-          <w:rFonts w:ascii="Arial" w:hAnsi="Arial" w:cs="Arial"/>
-        </w:rPr>
-        <w:t>You</w:t>
-      </w:r>
-      <w:proofErr w:type="gramEnd"/>
-      <w:r>
-        <w:rPr>
-          <w:rFonts w:ascii="Arial" w:hAnsi="Arial" w:cs="Arial"/>
-        </w:rPr>
-        <w:t xml:space="preserve"> may want </w:t>
+        <w:t>{% endif %}</w:t>
+      </w:r>
+      <w:r>
+        <w:rPr>
+          <w:rFonts w:ascii="Arial" w:hAnsi="Arial" w:cs="Arial"/>
+        </w:rPr>
+        <w:t xml:space="preserve">You may want </w:t>
       </w:r>
       <w:r>
         <w:rPr>
@@ -1128,16 +1067,8 @@
         <w:rPr>
           <w:rFonts w:ascii="Arial" w:hAnsi="Arial" w:cs="Arial"/>
         </w:rPr>
-        <w:t xml:space="preserve">{%p </w:t>
-      </w:r>
-      <w:proofErr w:type="gramStart"/>
-      <w:r>
-        <w:rPr>
-          <w:rFonts w:ascii="Arial" w:hAnsi="Arial" w:cs="Arial"/>
-        </w:rPr>
-        <w:t>endif %}</w:t>
-      </w:r>
-      <w:proofErr w:type="gramEnd"/>
+        <w:t>{%p endif %}</w:t>
+      </w:r>
     </w:p>
     <w:p>
       <w:pPr>
@@ -1216,19 +1147,11 @@
         <w:t xml:space="preserve">and </w:t>
       </w:r>
       <w:proofErr w:type="spellStart"/>
-      <w:proofErr w:type="gramStart"/>
-      <w:r>
-        <w:rPr>
-          <w:rFonts w:ascii="Arial" w:hAnsi="Arial" w:cs="Arial"/>
-        </w:rPr>
-        <w:t>marriage.personal</w:t>
-      </w:r>
-      <w:proofErr w:type="gramEnd"/>
-      <w:r>
-        <w:rPr>
-          <w:rFonts w:ascii="Arial" w:hAnsi="Arial" w:cs="Arial"/>
-        </w:rPr>
-        <w:t>_property_need_items</w:t>
+      <w:r>
+        <w:rPr>
+          <w:rFonts w:ascii="Arial" w:hAnsi="Arial" w:cs="Arial"/>
+        </w:rPr>
+        <w:t>marriage.personal_property_need_items</w:t>
       </w:r>
       <w:proofErr w:type="spellEnd"/>
       <w:r>
@@ -1238,14 +1161,12 @@
         <w:t xml:space="preserve"> and </w:t>
       </w:r>
       <w:proofErr w:type="spellStart"/>
-      <w:proofErr w:type="gramStart"/>
       <w:r>
         <w:rPr>
           <w:rFonts w:ascii="Arial" w:hAnsi="Arial" w:cs="Arial"/>
         </w:rPr>
         <w:t>marriage.accounts</w:t>
       </w:r>
-      <w:proofErr w:type="gramEnd"/>
       <w:r>
         <w:rPr>
           <w:rFonts w:ascii="Arial" w:hAnsi="Arial" w:cs="Arial"/>
@@ -1370,21 +1291,7 @@
         <w:rPr>
           <w:rFonts w:ascii="Arial" w:hAnsi="Arial" w:cs="Arial"/>
         </w:rPr>
-        <w:t xml:space="preserve">Your Judgment of Divorce states how you want your investments to be divided. But there may be problems with </w:t>
-      </w:r>
-      <w:proofErr w:type="gramStart"/>
-      <w:r>
-        <w:rPr>
-          <w:rFonts w:ascii="Arial" w:hAnsi="Arial" w:cs="Arial"/>
-        </w:rPr>
-        <w:t>actually dividing</w:t>
-      </w:r>
-      <w:proofErr w:type="gramEnd"/>
-      <w:r>
-        <w:rPr>
-          <w:rFonts w:ascii="Arial" w:hAnsi="Arial" w:cs="Arial"/>
-        </w:rPr>
-        <w:t xml:space="preserve"> these assets after the Judgment is final. Dividing investments is not simple. </w:t>
+        <w:t xml:space="preserve">Your Judgment of Divorce states how you want your investments to be divided. But there may be problems with actually dividing these assets after the Judgment is final. Dividing investments is not simple. </w:t>
       </w:r>
     </w:p>
     <w:p>
@@ -1447,21 +1354,7 @@
         <w:rPr>
           <w:rFonts w:ascii="Arial" w:hAnsi="Arial" w:cs="Arial"/>
         </w:rPr>
-        <w:t xml:space="preserve">There are more steps that need to be </w:t>
-      </w:r>
-      <w:proofErr w:type="gramStart"/>
-      <w:r>
-        <w:rPr>
-          <w:rFonts w:ascii="Arial" w:hAnsi="Arial" w:cs="Arial"/>
-        </w:rPr>
-        <w:t>followed after</w:t>
-      </w:r>
-      <w:proofErr w:type="gramEnd"/>
-      <w:r>
-        <w:rPr>
-          <w:rFonts w:ascii="Arial" w:hAnsi="Arial" w:cs="Arial"/>
-        </w:rPr>
-        <w:t xml:space="preserve"> the Judgment of Divorce is final. The Michigan Legal Help website can’t help you with this.</w:t>
+        <w:t>There are more steps that need to be followed after the Judgment of Divorce is final. The Michigan Legal Help website can’t help you with this.</w:t>
       </w:r>
     </w:p>
     <w:p>
@@ -1590,16 +1483,8 @@
         <w:rPr>
           <w:rFonts w:ascii="Arial" w:hAnsi="Arial" w:cs="Arial"/>
         </w:rPr>
-        <w:t xml:space="preserve"> </w:t>
-      </w:r>
-      <w:proofErr w:type="gramStart"/>
-      <w:r>
-        <w:rPr>
-          <w:rFonts w:ascii="Arial" w:hAnsi="Arial" w:cs="Arial"/>
-        </w:rPr>
-        <w:t>endif %}</w:t>
-      </w:r>
-      <w:proofErr w:type="gramEnd"/>
+        <w:t xml:space="preserve"> endif %}</w:t>
+      </w:r>
     </w:p>
     <w:p>
       <w:pPr>
@@ -1717,16 +1602,8 @@
         <w:rPr>
           <w:rFonts w:ascii="Arial" w:hAnsi="Arial" w:cs="Arial"/>
         </w:rPr>
-        <w:t xml:space="preserve">{%p </w:t>
-      </w:r>
-      <w:proofErr w:type="gramStart"/>
-      <w:r>
-        <w:rPr>
-          <w:rFonts w:ascii="Arial" w:hAnsi="Arial" w:cs="Arial"/>
-        </w:rPr>
-        <w:t>endif %}</w:t>
-      </w:r>
-      <w:proofErr w:type="gramEnd"/>
+        <w:t>{%p endif %}</w:t>
+      </w:r>
     </w:p>
     <w:p>
       <w:pPr>
@@ -2051,36 +1928,34 @@
         <w:rPr>
           <w:rFonts w:ascii="Arial" w:hAnsi="Arial" w:cs="Arial"/>
         </w:rPr>
+        <w:t>{%p endif %}</w:t>
+      </w:r>
+    </w:p>
+    <w:p>
+      <w:pPr>
+        <w:spacing w:after="0" w:line="240" w:lineRule="auto"/>
+        <w:ind w:right="-547"/>
+        <w:rPr>
+          <w:rFonts w:ascii="Arial" w:hAnsi="Arial" w:cs="Arial"/>
+        </w:rPr>
+      </w:pPr>
+      <w:r>
+        <w:rPr>
+          <w:rFonts w:ascii="Arial" w:hAnsi="Arial" w:cs="Arial"/>
+        </w:rPr>
         <w:t xml:space="preserve">{%p </w:t>
       </w:r>
-      <w:proofErr w:type="gramStart"/>
-      <w:r>
-        <w:rPr>
-          <w:rFonts w:ascii="Arial" w:hAnsi="Arial" w:cs="Arial"/>
-        </w:rPr>
-        <w:t>endif %}</w:t>
-      </w:r>
-      <w:proofErr w:type="gramEnd"/>
-    </w:p>
-    <w:p>
-      <w:pPr>
-        <w:spacing w:after="0" w:line="240" w:lineRule="auto"/>
-        <w:ind w:right="-547"/>
-        <w:rPr>
-          <w:rFonts w:ascii="Arial" w:hAnsi="Arial" w:cs="Arial"/>
-        </w:rPr>
-      </w:pPr>
-      <w:r>
-        <w:rPr>
-          <w:rFonts w:ascii="Arial" w:hAnsi="Arial" w:cs="Arial"/>
-        </w:rPr>
-        <w:t xml:space="preserve">{%p </w:t>
-      </w:r>
-      <w:r>
-        <w:rPr>
-          <w:rFonts w:ascii="Arial" w:hAnsi="Arial" w:cs="Arial"/>
-        </w:rPr>
-        <w:t>if (</w:t>
+      <w:r>
+        <w:rPr>
+          <w:rFonts w:ascii="Arial" w:hAnsi="Arial" w:cs="Arial"/>
+        </w:rPr>
+        <w:t xml:space="preserve">if </w:t>
+      </w:r>
+      <w:r>
+        <w:rPr>
+          <w:rFonts w:ascii="Arial" w:hAnsi="Arial" w:cs="Arial"/>
+        </w:rPr>
+        <w:t>(((</w:t>
       </w:r>
       <w:proofErr w:type="spellStart"/>
       <w:r>
@@ -2150,7 +2025,19 @@
         <w:rPr>
           <w:rFonts w:ascii="Arial" w:hAnsi="Arial" w:cs="Arial"/>
         </w:rPr>
-        <w:t xml:space="preserve">)) </w:t>
+        <w:t>)</w:t>
+      </w:r>
+      <w:r>
+        <w:rPr>
+          <w:rFonts w:ascii="Arial" w:hAnsi="Arial" w:cs="Arial"/>
+        </w:rPr>
+        <w:t>)</w:t>
+      </w:r>
+      <w:r>
+        <w:rPr>
+          <w:rFonts w:ascii="Arial" w:hAnsi="Arial" w:cs="Arial"/>
+        </w:rPr>
+        <w:t xml:space="preserve"> </w:t>
       </w:r>
       <w:r>
         <w:rPr>
@@ -2170,7 +2057,67 @@
         <w:rPr>
           <w:rFonts w:ascii="Arial" w:hAnsi="Arial" w:cs="Arial"/>
         </w:rPr>
-        <w:t xml:space="preserve"> and </w:t>
+        <w:t xml:space="preserve">) </w:t>
+      </w:r>
+      <w:r>
+        <w:rPr>
+          <w:rFonts w:ascii="Arial" w:hAnsi="Arial" w:cs="Arial"/>
+        </w:rPr>
+        <w:t xml:space="preserve">or </w:t>
+      </w:r>
+      <w:proofErr w:type="spellStart"/>
+      <w:r>
+        <w:rPr>
+          <w:rFonts w:ascii="Arial" w:hAnsi="Arial" w:cs="Arial"/>
+        </w:rPr>
+        <w:t>tool_ID</w:t>
+      </w:r>
+      <w:proofErr w:type="spellEnd"/>
+      <w:r>
+        <w:rPr>
+          <w:rFonts w:ascii="Arial" w:hAnsi="Arial" w:cs="Arial"/>
+        </w:rPr>
+        <w:t xml:space="preserve"> in [“</w:t>
+      </w:r>
+      <w:proofErr w:type="spellStart"/>
+      <w:r>
+        <w:rPr>
+          <w:rFonts w:ascii="Arial" w:hAnsi="Arial" w:cs="Arial"/>
+        </w:rPr>
+        <w:t>custody_complaint</w:t>
+      </w:r>
+      <w:proofErr w:type="spellEnd"/>
+      <w:r>
+        <w:rPr>
+          <w:rFonts w:ascii="Arial" w:hAnsi="Arial" w:cs="Arial"/>
+        </w:rPr>
+        <w:t>”, “</w:t>
+      </w:r>
+      <w:proofErr w:type="spellStart"/>
+      <w:r>
+        <w:rPr>
+          <w:rFonts w:ascii="Arial" w:hAnsi="Arial" w:cs="Arial"/>
+        </w:rPr>
+        <w:t>custody_answer</w:t>
+      </w:r>
+      <w:proofErr w:type="spellEnd"/>
+      <w:r>
+        <w:rPr>
+          <w:rFonts w:ascii="Arial" w:hAnsi="Arial" w:cs="Arial"/>
+        </w:rPr>
+        <w:t>”]</w:t>
+      </w:r>
+      <w:r>
+        <w:rPr>
+          <w:rFonts w:ascii="Arial" w:hAnsi="Arial" w:cs="Arial"/>
+        </w:rPr>
+        <w:t xml:space="preserve">) </w:t>
+      </w:r>
+      <w:r>
+        <w:rPr>
+          <w:rFonts w:ascii="Arial" w:hAnsi="Arial" w:cs="Arial"/>
+        </w:rPr>
+        <w:t xml:space="preserve">and </w:t>
       </w:r>
       <w:proofErr w:type="spellStart"/>
       <w:r>
@@ -2338,16 +2285,8 @@
         <w:rPr>
           <w:rFonts w:ascii="Arial" w:hAnsi="Arial" w:cs="Arial"/>
         </w:rPr>
-        <w:t xml:space="preserve">{%p </w:t>
-      </w:r>
-      <w:proofErr w:type="gramStart"/>
-      <w:r>
-        <w:rPr>
-          <w:rFonts w:ascii="Arial" w:hAnsi="Arial" w:cs="Arial"/>
-        </w:rPr>
-        <w:t>endif %}</w:t>
-      </w:r>
-      <w:proofErr w:type="gramEnd"/>
+        <w:t>{%p endif %}</w:t>
+      </w:r>
     </w:p>
     <w:p>
       <w:pPr>
@@ -2514,21 +2453,7 @@
         <w:rPr>
           <w:rFonts w:ascii="Arial" w:hAnsi="Arial" w:cs="Arial"/>
         </w:rPr>
-        <w:t xml:space="preserve">need spousal support for the </w:t>
-      </w:r>
-      <w:proofErr w:type="gramStart"/>
-      <w:r>
-        <w:rPr>
-          <w:rFonts w:ascii="Arial" w:hAnsi="Arial" w:cs="Arial"/>
-        </w:rPr>
-        <w:t>period of time</w:t>
-      </w:r>
-      <w:proofErr w:type="gramEnd"/>
-      <w:r>
-        <w:rPr>
-          <w:rFonts w:ascii="Arial" w:hAnsi="Arial" w:cs="Arial"/>
-        </w:rPr>
-        <w:t xml:space="preserve"> </w:t>
+        <w:t xml:space="preserve">need spousal support for the period of time </w:t>
       </w:r>
       <w:r>
         <w:rPr>
@@ -2570,6 +2495,7 @@
         <w:rPr>
           <w:rFonts w:ascii="Arial" w:hAnsi="Arial" w:cs="Arial"/>
         </w:rPr>
+        <w:lastRenderedPageBreak/>
         <w:t>Y</w:t>
       </w:r>
       <w:r>
@@ -2822,21 +2748,7 @@
         <w:rPr>
           <w:rFonts w:ascii="Arial" w:hAnsi="Arial" w:cs="Arial"/>
         </w:rPr>
-        <w:t xml:space="preserve"> form. In your </w:t>
-      </w:r>
-      <w:proofErr w:type="gramStart"/>
-      <w:r>
-        <w:rPr>
-          <w:rFonts w:ascii="Arial" w:hAnsi="Arial" w:cs="Arial"/>
-        </w:rPr>
-        <w:t>motion</w:t>
-      </w:r>
-      <w:proofErr w:type="gramEnd"/>
-      <w:r>
-        <w:rPr>
-          <w:rFonts w:ascii="Arial" w:hAnsi="Arial" w:cs="Arial"/>
-        </w:rPr>
-        <w:t xml:space="preserve">, you will need to include facts showing that you need spousal support, and that the other party is able to pay. To learn more, read </w:t>
+        <w:t xml:space="preserve"> form. In your motion, you will need to include facts showing that you need spousal support, and that the other party is able to pay. To learn more, read </w:t>
       </w:r>
       <w:hyperlink r:id="rId16" w:history="1">
         <w:r>
@@ -2967,21 +2879,7 @@
         <w:rPr>
           <w:rFonts w:ascii="Arial" w:hAnsi="Arial" w:cs="Arial"/>
         </w:rPr>
-        <w:t xml:space="preserve">after the judge </w:t>
-      </w:r>
-      <w:proofErr w:type="gramStart"/>
-      <w:r>
-        <w:rPr>
-          <w:rFonts w:ascii="Arial" w:hAnsi="Arial" w:cs="Arial"/>
-        </w:rPr>
-        <w:t>makes a decision</w:t>
-      </w:r>
-      <w:proofErr w:type="gramEnd"/>
-      <w:r>
-        <w:rPr>
-          <w:rFonts w:ascii="Arial" w:hAnsi="Arial" w:cs="Arial"/>
-        </w:rPr>
-        <w:t xml:space="preserve"> on your motion. If the judge grants your request, you will also need the </w:t>
+        <w:t xml:space="preserve">after the judge makes a decision on your motion. If the judge grants your request, you will also need the </w:t>
       </w:r>
       <w:hyperlink r:id="rId19" w:history="1">
         <w:r>
@@ -3029,16 +2927,8 @@
         <w:rPr>
           <w:rFonts w:ascii="Arial" w:hAnsi="Arial" w:cs="Arial"/>
         </w:rPr>
-        <w:t xml:space="preserve">{%p </w:t>
-      </w:r>
-      <w:proofErr w:type="gramStart"/>
-      <w:r>
-        <w:rPr>
-          <w:rFonts w:ascii="Arial" w:hAnsi="Arial" w:cs="Arial"/>
-        </w:rPr>
-        <w:t>endif %}</w:t>
-      </w:r>
-      <w:proofErr w:type="gramEnd"/>
+        <w:t>{%p endif %}</w:t>
+      </w:r>
     </w:p>
     <w:p>
       <w:pPr>
@@ -3438,14 +3328,7 @@
         <w:rPr>
           <w:rFonts w:ascii="Arial" w:hAnsi="Arial" w:cs="Arial"/>
         </w:rPr>
-        <w:t>parentage_affidavit_</w:t>
-      </w:r>
-      <w:proofErr w:type="gramStart"/>
-      <w:r>
-        <w:rPr>
-          <w:rFonts w:ascii="Arial" w:hAnsi="Arial" w:cs="Arial"/>
-        </w:rPr>
-        <w:t>revoke</w:t>
+        <w:t>parentage_affidavit_revoke</w:t>
       </w:r>
       <w:proofErr w:type="spellEnd"/>
       <w:r>
@@ -3454,7 +3337,6 @@
         </w:rPr>
         <w:t xml:space="preserve"> %}</w:t>
       </w:r>
-      <w:proofErr w:type="gramEnd"/>
     </w:p>
     <w:p>
       <w:pPr>
@@ -3571,66 +3453,31 @@
         <w:rPr>
           <w:rFonts w:ascii="Arial" w:hAnsi="Arial" w:cs="Arial"/>
         </w:rPr>
-        <w:t xml:space="preserve">t file it before your divorce case is finished, the child will have to be included in </w:t>
-      </w:r>
-      <w:proofErr w:type="gramStart"/>
-      <w:r>
-        <w:rPr>
-          <w:rFonts w:ascii="Arial" w:hAnsi="Arial" w:cs="Arial"/>
-        </w:rPr>
-        <w:t>the custody</w:t>
-      </w:r>
-      <w:proofErr w:type="gramEnd"/>
-      <w:r>
-        <w:rPr>
-          <w:rFonts w:ascii="Arial" w:hAnsi="Arial" w:cs="Arial"/>
-        </w:rPr>
-        <w:t xml:space="preserve">, parenting time, and child support provisions of the judgment of divorce. It is also best to file before the child turns 3, or within 1 year after the date that the acknowledgment of parentage was signed, whichever is later. If you file after that time, it is less likely that the court </w:t>
-      </w:r>
-      <w:proofErr w:type="gramStart"/>
-      <w:r>
-        <w:rPr>
-          <w:rFonts w:ascii="Arial" w:hAnsi="Arial" w:cs="Arial"/>
-        </w:rPr>
-        <w:t>can</w:t>
-      </w:r>
-      <w:proofErr w:type="gramEnd"/>
-      <w:r>
-        <w:rPr>
-          <w:rFonts w:ascii="Arial" w:hAnsi="Arial" w:cs="Arial"/>
-        </w:rPr>
-        <w:t xml:space="preserve"> grant your request.</w:t>
-      </w:r>
-    </w:p>
-    <w:p>
-      <w:pPr>
-        <w:spacing w:after="0" w:line="240" w:lineRule="auto"/>
-        <w:ind w:right="-547"/>
-        <w:rPr>
-          <w:rFonts w:ascii="Arial" w:hAnsi="Arial" w:cs="Arial"/>
-        </w:rPr>
-      </w:pPr>
-    </w:p>
-    <w:p>
-      <w:pPr>
-        <w:spacing w:after="0" w:line="240" w:lineRule="auto"/>
-        <w:ind w:right="-547"/>
-        <w:rPr>
-          <w:rFonts w:ascii="Arial" w:hAnsi="Arial" w:cs="Arial"/>
-        </w:rPr>
-      </w:pPr>
-      <w:r>
-        <w:rPr>
-          <w:rFonts w:ascii="Arial" w:hAnsi="Arial" w:cs="Arial"/>
-        </w:rPr>
-        <w:t xml:space="preserve">{%p </w:t>
-      </w:r>
-      <w:proofErr w:type="gramStart"/>
-      <w:r>
-        <w:rPr>
-          <w:rFonts w:ascii="Arial" w:hAnsi="Arial" w:cs="Arial"/>
-        </w:rPr>
-        <w:t>endif %</w:t>
+        <w:t>t file it before your divorce case is finished, the child will have to be included in the custody, parenting time, and child support provisions of the judgment of divorce. It is also best to file before the child turns 3, or within 1 year after the date that the acknowledgment of parentage was signed, whichever is later. If you file after that time, it is less likely that the court can grant your request.</w:t>
+      </w:r>
+    </w:p>
+    <w:p>
+      <w:pPr>
+        <w:spacing w:after="0" w:line="240" w:lineRule="auto"/>
+        <w:ind w:right="-547"/>
+        <w:rPr>
+          <w:rFonts w:ascii="Arial" w:hAnsi="Arial" w:cs="Arial"/>
+        </w:rPr>
+      </w:pPr>
+    </w:p>
+    <w:p>
+      <w:pPr>
+        <w:spacing w:after="0" w:line="240" w:lineRule="auto"/>
+        <w:ind w:right="-547"/>
+        <w:rPr>
+          <w:rFonts w:ascii="Arial" w:hAnsi="Arial" w:cs="Arial"/>
+        </w:rPr>
+      </w:pPr>
+      <w:r>
+        <w:rPr>
+          <w:rFonts w:ascii="Arial" w:hAnsi="Arial" w:cs="Arial"/>
+        </w:rPr>
+        <w:t>{%p endif %</w:t>
       </w:r>
       <w:r>
         <w:rPr>
@@ -3638,7 +3485,6 @@
         </w:rPr>
         <w:t>}</w:t>
       </w:r>
-      <w:proofErr w:type="gramEnd"/>
     </w:p>
     <w:p>
       <w:pPr>
@@ -3659,14 +3505,7 @@
         <w:rPr>
           <w:rFonts w:ascii="Arial" w:hAnsi="Arial" w:cs="Arial"/>
         </w:rPr>
-        <w:t>parentage_order_</w:t>
-      </w:r>
-      <w:proofErr w:type="gramStart"/>
-      <w:r>
-        <w:rPr>
-          <w:rFonts w:ascii="Arial" w:hAnsi="Arial" w:cs="Arial"/>
-        </w:rPr>
-        <w:t>revoke</w:t>
+        <w:t>parentage_order_revoke</w:t>
       </w:r>
       <w:proofErr w:type="spellEnd"/>
       <w:r>
@@ -3675,7 +3514,6 @@
         </w:rPr>
         <w:t xml:space="preserve"> %}</w:t>
       </w:r>
-      <w:proofErr w:type="gramEnd"/>
     </w:p>
     <w:p>
       <w:pPr>
@@ -3774,81 +3612,46 @@
         <w:rPr>
           <w:rFonts w:ascii="Arial" w:hAnsi="Arial" w:cs="Arial"/>
         </w:rPr>
-        <w:t xml:space="preserve">t file it before your divorce case is finished, the child will have to be included in </w:t>
-      </w:r>
-      <w:proofErr w:type="gramStart"/>
-      <w:r>
-        <w:rPr>
-          <w:rFonts w:ascii="Arial" w:hAnsi="Arial" w:cs="Arial"/>
-        </w:rPr>
-        <w:t>the custody</w:t>
-      </w:r>
-      <w:proofErr w:type="gramEnd"/>
-      <w:r>
-        <w:rPr>
-          <w:rFonts w:ascii="Arial" w:hAnsi="Arial" w:cs="Arial"/>
-        </w:rPr>
-        <w:t xml:space="preserve">, parenting time, and child support provisions of the judgment of divorce. It is also best to file this motion before the child turns 3, or within 1 year after the date a judge signed the Order of Filiation, whichever is later. If you file after that time, it is less likely that the court </w:t>
-      </w:r>
-      <w:proofErr w:type="gramStart"/>
-      <w:r>
-        <w:rPr>
-          <w:rFonts w:ascii="Arial" w:hAnsi="Arial" w:cs="Arial"/>
-        </w:rPr>
-        <w:t>can</w:t>
-      </w:r>
-      <w:proofErr w:type="gramEnd"/>
-      <w:r>
-        <w:rPr>
-          <w:rFonts w:ascii="Arial" w:hAnsi="Arial" w:cs="Arial"/>
-        </w:rPr>
-        <w:t xml:space="preserve"> grant your request.</w:t>
-      </w:r>
-    </w:p>
-    <w:p>
-      <w:pPr>
-        <w:spacing w:after="0" w:line="240" w:lineRule="auto"/>
-        <w:ind w:right="-547"/>
-        <w:rPr>
-          <w:rFonts w:ascii="Arial" w:hAnsi="Arial" w:cs="Arial"/>
-        </w:rPr>
-      </w:pPr>
-    </w:p>
-    <w:p>
-      <w:pPr>
-        <w:spacing w:after="0" w:line="240" w:lineRule="auto"/>
-        <w:ind w:right="-547"/>
-        <w:rPr>
-          <w:rFonts w:ascii="Arial" w:hAnsi="Arial" w:cs="Arial"/>
-        </w:rPr>
-      </w:pPr>
-      <w:r>
-        <w:rPr>
-          <w:rFonts w:ascii="Arial" w:hAnsi="Arial" w:cs="Arial"/>
-        </w:rPr>
-        <w:t xml:space="preserve">{%p </w:t>
-      </w:r>
-      <w:proofErr w:type="gramStart"/>
-      <w:r>
-        <w:rPr>
-          <w:rFonts w:ascii="Arial" w:hAnsi="Arial" w:cs="Arial"/>
-        </w:rPr>
-        <w:t>endif %}</w:t>
-      </w:r>
-      <w:proofErr w:type="gramEnd"/>
-    </w:p>
-    <w:p>
-      <w:pPr>
-        <w:spacing w:after="0" w:line="240" w:lineRule="auto"/>
-        <w:ind w:right="-547"/>
-        <w:rPr>
-          <w:rFonts w:ascii="Arial" w:hAnsi="Arial" w:cs="Arial"/>
-        </w:rPr>
-      </w:pPr>
-      <w:r>
-        <w:rPr>
-          <w:rFonts w:ascii="Arial" w:hAnsi="Arial" w:cs="Arial"/>
-        </w:rPr>
+        <w:t>t file it before your divorce case is finished, the child will have to be included in the custody, parenting time, and child support provisions of the judgment of divorce. It is also best to file this motion before the child turns 3, or within 1 year after the date a judge signed the Order of Filiation, whichever is later. If you file after that time, it is less likely that the court can grant your request.</w:t>
+      </w:r>
+    </w:p>
+    <w:p>
+      <w:pPr>
+        <w:spacing w:after="0" w:line="240" w:lineRule="auto"/>
+        <w:ind w:right="-547"/>
+        <w:rPr>
+          <w:rFonts w:ascii="Arial" w:hAnsi="Arial" w:cs="Arial"/>
+        </w:rPr>
+      </w:pPr>
+    </w:p>
+    <w:p>
+      <w:pPr>
+        <w:spacing w:after="0" w:line="240" w:lineRule="auto"/>
+        <w:ind w:right="-547"/>
+        <w:rPr>
+          <w:rFonts w:ascii="Arial" w:hAnsi="Arial" w:cs="Arial"/>
+        </w:rPr>
+      </w:pPr>
+      <w:r>
+        <w:rPr>
+          <w:rFonts w:ascii="Arial" w:hAnsi="Arial" w:cs="Arial"/>
+        </w:rPr>
+        <w:t>{%p endif %}</w:t>
+      </w:r>
+    </w:p>
+    <w:p>
+      <w:pPr>
+        <w:spacing w:after="0" w:line="240" w:lineRule="auto"/>
+        <w:ind w:right="-547"/>
+        <w:rPr>
+          <w:rFonts w:ascii="Arial" w:hAnsi="Arial" w:cs="Arial"/>
+        </w:rPr>
+      </w:pPr>
+      <w:r>
+        <w:rPr>
+          <w:rFonts w:ascii="Arial" w:hAnsi="Arial" w:cs="Arial"/>
+        </w:rPr>
+        <w:lastRenderedPageBreak/>
         <w:t xml:space="preserve">{%p if </w:t>
       </w:r>
       <w:proofErr w:type="spellStart"/>
@@ -3856,14 +3659,7 @@
         <w:rPr>
           <w:rFonts w:ascii="Arial" w:hAnsi="Arial" w:cs="Arial"/>
         </w:rPr>
-        <w:t>parentage_marital_</w:t>
-      </w:r>
-      <w:proofErr w:type="gramStart"/>
-      <w:r>
-        <w:rPr>
-          <w:rFonts w:ascii="Arial" w:hAnsi="Arial" w:cs="Arial"/>
-        </w:rPr>
-        <w:t>revoke</w:t>
+        <w:t>parentage_marital_revoke</w:t>
       </w:r>
       <w:proofErr w:type="spellEnd"/>
       <w:r>
@@ -3872,21 +3668,19 @@
         </w:rPr>
         <w:t xml:space="preserve"> %}</w:t>
       </w:r>
-      <w:proofErr w:type="gramEnd"/>
-    </w:p>
-    <w:p>
-      <w:pPr>
-        <w:spacing w:after="0" w:line="240" w:lineRule="auto"/>
-        <w:ind w:right="-547"/>
-        <w:rPr>
-          <w:rFonts w:ascii="Arial" w:hAnsi="Arial" w:cs="Arial"/>
-        </w:rPr>
-      </w:pPr>
-      <w:r>
-        <w:rPr>
-          <w:rFonts w:ascii="Arial" w:hAnsi="Arial" w:cs="Arial"/>
-        </w:rPr>
-        <w:lastRenderedPageBreak/>
+    </w:p>
+    <w:p>
+      <w:pPr>
+        <w:spacing w:after="0" w:line="240" w:lineRule="auto"/>
+        <w:ind w:right="-547"/>
+        <w:rPr>
+          <w:rFonts w:ascii="Arial" w:hAnsi="Arial" w:cs="Arial"/>
+        </w:rPr>
+      </w:pPr>
+      <w:r>
+        <w:rPr>
+          <w:rFonts w:ascii="Arial" w:hAnsi="Arial" w:cs="Arial"/>
+        </w:rPr>
         <w:t>For</w:t>
       </w:r>
       <w:r>
@@ -3965,68 +3759,32 @@
         <w:rPr>
           <w:rFonts w:ascii="Arial" w:hAnsi="Arial" w:cs="Arial"/>
         </w:rPr>
-        <w:t xml:space="preserve">t file it before your divorce case is finished, the child will have to be included in </w:t>
-      </w:r>
-      <w:proofErr w:type="gramStart"/>
-      <w:r>
-        <w:rPr>
-          <w:rFonts w:ascii="Arial" w:hAnsi="Arial" w:cs="Arial"/>
-        </w:rPr>
-        <w:t>the custody</w:t>
-      </w:r>
-      <w:proofErr w:type="gramEnd"/>
-      <w:r>
-        <w:rPr>
-          <w:rFonts w:ascii="Arial" w:hAnsi="Arial" w:cs="Arial"/>
-        </w:rPr>
-        <w:t xml:space="preserve">, parenting time, and child support provisions of the judgment of divorce. It is also best to file before the child turns 3. If you file after that time, it is less likely that the court </w:t>
-      </w:r>
-      <w:proofErr w:type="gramStart"/>
-      <w:r>
-        <w:rPr>
-          <w:rFonts w:ascii="Arial" w:hAnsi="Arial" w:cs="Arial"/>
-        </w:rPr>
-        <w:t>can</w:t>
-      </w:r>
-      <w:proofErr w:type="gramEnd"/>
-      <w:r>
-        <w:rPr>
-          <w:rFonts w:ascii="Arial" w:hAnsi="Arial" w:cs="Arial"/>
-        </w:rPr>
-        <w:t xml:space="preserve"> grant your request.</w:t>
-      </w:r>
-    </w:p>
-    <w:p>
-      <w:pPr>
-        <w:spacing w:after="0" w:line="240" w:lineRule="auto"/>
-        <w:ind w:right="-547"/>
-        <w:rPr>
-          <w:rFonts w:ascii="Arial" w:hAnsi="Arial" w:cs="Arial"/>
-        </w:rPr>
-      </w:pPr>
-    </w:p>
-    <w:p>
-      <w:pPr>
-        <w:spacing w:after="0" w:line="240" w:lineRule="auto"/>
-        <w:ind w:right="-547"/>
-        <w:rPr>
-          <w:rFonts w:ascii="Arial" w:hAnsi="Arial" w:cs="Arial"/>
-        </w:rPr>
-      </w:pPr>
-      <w:r>
-        <w:rPr>
-          <w:rFonts w:ascii="Arial" w:hAnsi="Arial" w:cs="Arial"/>
-        </w:rPr>
-        <w:t xml:space="preserve">{%p </w:t>
-      </w:r>
-      <w:proofErr w:type="gramStart"/>
-      <w:r>
-        <w:rPr>
-          <w:rFonts w:ascii="Arial" w:hAnsi="Arial" w:cs="Arial"/>
-        </w:rPr>
-        <w:t>endif %}</w:t>
-      </w:r>
-      <w:proofErr w:type="gramEnd"/>
+        <w:t>t file it before your divorce case is finished, the child will have to be included in the custody, parenting time, and child support provisions of the judgment of divorce. It is also best to file before the child turns 3. If you file after that time, it is less likely that the court can grant your request.</w:t>
+      </w:r>
+    </w:p>
+    <w:p>
+      <w:pPr>
+        <w:spacing w:after="0" w:line="240" w:lineRule="auto"/>
+        <w:ind w:right="-547"/>
+        <w:rPr>
+          <w:rFonts w:ascii="Arial" w:hAnsi="Arial" w:cs="Arial"/>
+        </w:rPr>
+      </w:pPr>
+    </w:p>
+    <w:p>
+      <w:pPr>
+        <w:spacing w:after="0" w:line="240" w:lineRule="auto"/>
+        <w:ind w:right="-547"/>
+        <w:rPr>
+          <w:rFonts w:ascii="Arial" w:hAnsi="Arial" w:cs="Arial"/>
+        </w:rPr>
+      </w:pPr>
+      <w:r>
+        <w:rPr>
+          <w:rFonts w:ascii="Arial" w:hAnsi="Arial" w:cs="Arial"/>
+        </w:rPr>
+        <w:t>{%p endif %}</w:t>
+      </w:r>
     </w:p>
     <w:p>
       <w:pPr>
@@ -4413,16 +4171,8 @@
         <w:rPr>
           <w:rFonts w:ascii="Arial" w:hAnsi="Arial" w:cs="Arial"/>
         </w:rPr>
-        <w:t xml:space="preserve"> </w:t>
-      </w:r>
-      <w:proofErr w:type="gramStart"/>
-      <w:r>
-        <w:rPr>
-          <w:rFonts w:ascii="Arial" w:hAnsi="Arial" w:cs="Arial"/>
-        </w:rPr>
-        <w:t>endif %}</w:t>
-      </w:r>
-      <w:proofErr w:type="gramEnd"/>
+        <w:t xml:space="preserve"> endif %}</w:t>
+      </w:r>
     </w:p>
     <w:p>
       <w:pPr>
@@ -4450,16 +4200,8 @@
         <w:rPr>
           <w:rFonts w:ascii="Arial" w:hAnsi="Arial" w:cs="Arial"/>
         </w:rPr>
-        <w:t xml:space="preserve"> </w:t>
-      </w:r>
-      <w:proofErr w:type="gramStart"/>
-      <w:r>
-        <w:rPr>
-          <w:rFonts w:ascii="Arial" w:hAnsi="Arial" w:cs="Arial"/>
-        </w:rPr>
-        <w:t>endif %}</w:t>
-      </w:r>
-      <w:proofErr w:type="gramEnd"/>
+        <w:t xml:space="preserve"> endif %}</w:t>
+      </w:r>
     </w:p>
     <w:p>
       <w:pPr>
@@ -4858,31 +4600,23 @@
         <w:rPr>
           <w:rFonts w:ascii="Arial" w:hAnsi="Arial" w:cs="Arial"/>
         </w:rPr>
+        <w:t>{%p endif %}</w:t>
+      </w:r>
+    </w:p>
+    <w:p>
+      <w:pPr>
+        <w:spacing w:after="0" w:line="240" w:lineRule="auto"/>
+        <w:ind w:right="-547"/>
+        <w:rPr>
+          <w:rFonts w:ascii="Arial" w:hAnsi="Arial" w:cs="Arial"/>
+        </w:rPr>
+      </w:pPr>
+      <w:r>
+        <w:rPr>
+          <w:rFonts w:ascii="Arial" w:hAnsi="Arial" w:cs="Arial"/>
+        </w:rPr>
         <w:t xml:space="preserve">{%p </w:t>
       </w:r>
-      <w:proofErr w:type="gramStart"/>
-      <w:r>
-        <w:rPr>
-          <w:rFonts w:ascii="Arial" w:hAnsi="Arial" w:cs="Arial"/>
-        </w:rPr>
-        <w:t>endif %}</w:t>
-      </w:r>
-      <w:proofErr w:type="gramEnd"/>
-    </w:p>
-    <w:p>
-      <w:pPr>
-        <w:spacing w:after="0" w:line="240" w:lineRule="auto"/>
-        <w:ind w:right="-547"/>
-        <w:rPr>
-          <w:rFonts w:ascii="Arial" w:hAnsi="Arial" w:cs="Arial"/>
-        </w:rPr>
-      </w:pPr>
-      <w:r>
-        <w:rPr>
-          <w:rFonts w:ascii="Arial" w:hAnsi="Arial" w:cs="Arial"/>
-        </w:rPr>
-        <w:t xml:space="preserve">{%p </w:t>
-      </w:r>
       <w:r>
         <w:rPr>
           <w:rFonts w:ascii="Arial" w:hAnsi="Arial" w:cs="Arial"/>
@@ -4947,28 +4681,12 @@
         </w:rPr>
         <w:t>(</w:t>
       </w:r>
-      <w:proofErr w:type="gramStart"/>
-      <w:r>
-        <w:rPr>
-          <w:rFonts w:ascii="Arial" w:hAnsi="Arial" w:cs="Arial"/>
-        </w:rPr>
-        <w:t>users[</w:t>
-      </w:r>
-      <w:proofErr w:type="gramEnd"/>
-      <w:r>
-        <w:rPr>
-          <w:rFonts w:ascii="Arial" w:hAnsi="Arial" w:cs="Arial"/>
-        </w:rPr>
-        <w:t>0</w:t>
-      </w:r>
-      <w:proofErr w:type="gramStart"/>
-      <w:r>
-        <w:rPr>
-          <w:rFonts w:ascii="Arial" w:hAnsi="Arial" w:cs="Arial"/>
-        </w:rPr>
-        <w:t>].pregnant</w:t>
-      </w:r>
-      <w:proofErr w:type="gramEnd"/>
+      <w:r>
+        <w:rPr>
+          <w:rFonts w:ascii="Arial" w:hAnsi="Arial" w:cs="Arial"/>
+        </w:rPr>
+        <w:t>users[0].pregnant</w:t>
+      </w:r>
       <w:r>
         <w:rPr>
           <w:rFonts w:ascii="Arial" w:hAnsi="Arial" w:cs="Arial"/>
@@ -4987,16 +4705,8 @@
         <w:rPr>
           <w:rFonts w:ascii="Arial" w:hAnsi="Arial" w:cs="Arial"/>
         </w:rPr>
-        <w:t>[0</w:t>
-      </w:r>
-      <w:proofErr w:type="gramStart"/>
-      <w:r>
-        <w:rPr>
-          <w:rFonts w:ascii="Arial" w:hAnsi="Arial" w:cs="Arial"/>
-        </w:rPr>
-        <w:t>].pregnant</w:t>
-      </w:r>
-      <w:proofErr w:type="gramEnd"/>
+        <w:t>[0].pregnant</w:t>
+      </w:r>
       <w:r>
         <w:rPr>
           <w:rFonts w:ascii="Arial" w:hAnsi="Arial" w:cs="Arial"/>
@@ -5166,21 +4876,7 @@
         <w:rPr>
           <w:rFonts w:ascii="Arial" w:hAnsi="Arial" w:cs="Arial"/>
         </w:rPr>
-        <w:t xml:space="preserve">your </w:t>
-      </w:r>
-      <w:proofErr w:type="gramStart"/>
-      <w:r>
-        <w:rPr>
-          <w:rFonts w:ascii="Arial" w:hAnsi="Arial" w:cs="Arial"/>
-        </w:rPr>
-        <w:t>Judgment</w:t>
-      </w:r>
-      <w:proofErr w:type="gramEnd"/>
-      <w:r>
-        <w:rPr>
-          <w:rFonts w:ascii="Arial" w:hAnsi="Arial" w:cs="Arial"/>
-        </w:rPr>
-        <w:t xml:space="preserve"> can be signed by the judge.</w:t>
+        <w:t>your Judgment can be signed by the judge.</w:t>
       </w:r>
     </w:p>
     <w:p>
@@ -5379,31 +5075,23 @@
         <w:rPr>
           <w:rFonts w:ascii="Arial" w:hAnsi="Arial" w:cs="Arial"/>
         </w:rPr>
+        <w:t>{%p endif %}</w:t>
+      </w:r>
+    </w:p>
+    <w:p>
+      <w:pPr>
+        <w:spacing w:after="0" w:line="240" w:lineRule="auto"/>
+        <w:ind w:right="-547"/>
+        <w:rPr>
+          <w:rFonts w:ascii="Arial" w:hAnsi="Arial" w:cs="Arial"/>
+        </w:rPr>
+      </w:pPr>
+      <w:r>
+        <w:rPr>
+          <w:rFonts w:ascii="Arial" w:hAnsi="Arial" w:cs="Arial"/>
+        </w:rPr>
         <w:t xml:space="preserve">{%p </w:t>
       </w:r>
-      <w:proofErr w:type="gramStart"/>
-      <w:r>
-        <w:rPr>
-          <w:rFonts w:ascii="Arial" w:hAnsi="Arial" w:cs="Arial"/>
-        </w:rPr>
-        <w:t>endif %}</w:t>
-      </w:r>
-      <w:proofErr w:type="gramEnd"/>
-    </w:p>
-    <w:p>
-      <w:pPr>
-        <w:spacing w:after="0" w:line="240" w:lineRule="auto"/>
-        <w:ind w:right="-547"/>
-        <w:rPr>
-          <w:rFonts w:ascii="Arial" w:hAnsi="Arial" w:cs="Arial"/>
-        </w:rPr>
-      </w:pPr>
-      <w:r>
-        <w:rPr>
-          <w:rFonts w:ascii="Arial" w:hAnsi="Arial" w:cs="Arial"/>
-        </w:rPr>
-        <w:t xml:space="preserve">{%p </w:t>
-      </w:r>
       <w:r>
         <w:rPr>
           <w:rFonts w:ascii="Arial" w:hAnsi="Arial" w:cs="Arial"/>
@@ -5453,19 +5141,11 @@
         <w:t xml:space="preserve"> and </w:t>
       </w:r>
       <w:proofErr w:type="spellStart"/>
-      <w:proofErr w:type="gramStart"/>
-      <w:r>
-        <w:rPr>
-          <w:rFonts w:ascii="Arial" w:hAnsi="Arial" w:cs="Arial"/>
-        </w:rPr>
-        <w:t>marriage.have</w:t>
-      </w:r>
-      <w:proofErr w:type="gramEnd"/>
-      <w:r>
-        <w:rPr>
-          <w:rFonts w:ascii="Arial" w:hAnsi="Arial" w:cs="Arial"/>
-        </w:rPr>
-        <w:t>_business</w:t>
+      <w:r>
+        <w:rPr>
+          <w:rFonts w:ascii="Arial" w:hAnsi="Arial" w:cs="Arial"/>
+        </w:rPr>
+        <w:t>marriage.have_business</w:t>
       </w:r>
       <w:proofErr w:type="spellEnd"/>
       <w:r>
@@ -5505,21 +5185,7 @@
         <w:rPr>
           <w:rFonts w:ascii="Arial" w:hAnsi="Arial" w:cs="Arial"/>
         </w:rPr>
-        <w:t xml:space="preserve">You may want to consider hiring a lawyer to help you divide your business </w:t>
-      </w:r>
-      <w:proofErr w:type="gramStart"/>
-      <w:r>
-        <w:rPr>
-          <w:rFonts w:ascii="Arial" w:hAnsi="Arial" w:cs="Arial"/>
-        </w:rPr>
-        <w:t>in</w:t>
-      </w:r>
-      <w:proofErr w:type="gramEnd"/>
-      <w:r>
-        <w:rPr>
-          <w:rFonts w:ascii="Arial" w:hAnsi="Arial" w:cs="Arial"/>
-        </w:rPr>
-        <w:t xml:space="preserve"> your divorce. Consider hiring a financial professional to value the business and to get advice about any tax issues that come with dividing a business. </w:t>
+        <w:t xml:space="preserve">You may want to consider hiring a lawyer to help you divide your business in your divorce. Consider hiring a financial professional to value the business and to get advice about any tax issues that come with dividing a business. </w:t>
       </w:r>
     </w:p>
     <w:p>
@@ -5602,31 +5268,23 @@
         <w:rPr>
           <w:rFonts w:ascii="Arial" w:hAnsi="Arial" w:cs="Arial"/>
         </w:rPr>
+        <w:t>{%p endif %}</w:t>
+      </w:r>
+    </w:p>
+    <w:p>
+      <w:pPr>
+        <w:spacing w:after="0" w:line="240" w:lineRule="auto"/>
+        <w:ind w:right="-547"/>
+        <w:rPr>
+          <w:rFonts w:ascii="Arial" w:hAnsi="Arial" w:cs="Arial"/>
+        </w:rPr>
+      </w:pPr>
+      <w:r>
+        <w:rPr>
+          <w:rFonts w:ascii="Arial" w:hAnsi="Arial" w:cs="Arial"/>
+        </w:rPr>
         <w:t xml:space="preserve">{%p </w:t>
       </w:r>
-      <w:proofErr w:type="gramStart"/>
-      <w:r>
-        <w:rPr>
-          <w:rFonts w:ascii="Arial" w:hAnsi="Arial" w:cs="Arial"/>
-        </w:rPr>
-        <w:t>endif %}</w:t>
-      </w:r>
-      <w:proofErr w:type="gramEnd"/>
-    </w:p>
-    <w:p>
-      <w:pPr>
-        <w:spacing w:after="0" w:line="240" w:lineRule="auto"/>
-        <w:ind w:right="-547"/>
-        <w:rPr>
-          <w:rFonts w:ascii="Arial" w:hAnsi="Arial" w:cs="Arial"/>
-        </w:rPr>
-      </w:pPr>
-      <w:r>
-        <w:rPr>
-          <w:rFonts w:ascii="Arial" w:hAnsi="Arial" w:cs="Arial"/>
-        </w:rPr>
-        <w:t xml:space="preserve">{%p </w:t>
-      </w:r>
       <w:r>
         <w:rPr>
           <w:rFonts w:ascii="Arial" w:hAnsi="Arial" w:cs="Arial"/>
@@ -5651,7 +5309,7 @@
         <w:rPr>
           <w:rFonts w:ascii="Arial" w:hAnsi="Arial" w:cs="Arial"/>
         </w:rPr>
-        <w:t xml:space="preserve">== </w:t>
+        <w:t>in [</w:t>
       </w:r>
       <w:r>
         <w:rPr>
@@ -5672,6 +5330,26 @@
           <w:rFonts w:ascii="Arial" w:hAnsi="Arial" w:cs="Arial"/>
         </w:rPr>
         <w:t>”</w:t>
+      </w:r>
+      <w:r>
+        <w:rPr>
+          <w:rFonts w:ascii="Arial" w:hAnsi="Arial" w:cs="Arial"/>
+        </w:rPr>
+        <w:t>, “</w:t>
+      </w:r>
+      <w:proofErr w:type="spellStart"/>
+      <w:r>
+        <w:rPr>
+          <w:rFonts w:ascii="Arial" w:hAnsi="Arial" w:cs="Arial"/>
+        </w:rPr>
+        <w:t>custody_complaint</w:t>
+      </w:r>
+      <w:proofErr w:type="spellEnd"/>
+      <w:r>
+        <w:rPr>
+          <w:rFonts w:ascii="Arial" w:hAnsi="Arial" w:cs="Arial"/>
+        </w:rPr>
+        <w:t>”]</w:t>
       </w:r>
       <w:r>
         <w:rPr>
@@ -5789,14 +5467,41 @@
         <w:rPr>
           <w:rFonts w:ascii="Arial" w:hAnsi="Arial" w:cs="Arial"/>
         </w:rPr>
-        <w:t>there_are_marital_</w:t>
-      </w:r>
-      <w:proofErr w:type="gramStart"/>
-      <w:r>
-        <w:rPr>
-          <w:rFonts w:ascii="Arial" w:hAnsi="Arial" w:cs="Arial"/>
-        </w:rPr>
-        <w:t>children</w:t>
+        <w:t>tool_ID</w:t>
+      </w:r>
+      <w:proofErr w:type="spellEnd"/>
+      <w:r>
+        <w:rPr>
+          <w:rFonts w:ascii="Arial" w:hAnsi="Arial" w:cs="Arial"/>
+        </w:rPr>
+        <w:t xml:space="preserve"> == “</w:t>
+      </w:r>
+      <w:proofErr w:type="spellStart"/>
+      <w:r>
+        <w:rPr>
+          <w:rFonts w:ascii="Arial" w:hAnsi="Arial" w:cs="Arial"/>
+        </w:rPr>
+        <w:t>divorce_</w:t>
+      </w:r>
+      <w:r>
+        <w:rPr>
+          <w:rFonts w:ascii="Arial" w:hAnsi="Arial" w:cs="Arial"/>
+        </w:rPr>
+        <w:t>complaint</w:t>
+      </w:r>
+      <w:proofErr w:type="spellEnd"/>
+      <w:r>
+        <w:rPr>
+          <w:rFonts w:ascii="Arial" w:hAnsi="Arial" w:cs="Arial"/>
+        </w:rPr>
+        <w:t xml:space="preserve">” and </w:t>
+      </w:r>
+      <w:proofErr w:type="spellStart"/>
+      <w:r>
+        <w:rPr>
+          <w:rFonts w:ascii="Arial" w:hAnsi="Arial" w:cs="Arial"/>
+        </w:rPr>
+        <w:t>there_are_marital_children</w:t>
       </w:r>
       <w:proofErr w:type="spellEnd"/>
       <w:r>
@@ -5805,7 +5510,6 @@
         </w:rPr>
         <w:t xml:space="preserve"> %}</w:t>
       </w:r>
-      <w:proofErr w:type="gramEnd"/>
     </w:p>
     <w:p>
       <w:pPr>
@@ -5860,60 +5564,94 @@
         <w:rPr>
           <w:rFonts w:ascii="Arial" w:hAnsi="Arial" w:cs="Arial"/>
         </w:rPr>
+        <w:t xml:space="preserve"> Judgment, and read Step 8.</w:t>
+      </w:r>
+    </w:p>
+    <w:p>
+      <w:pPr>
+        <w:spacing w:after="0" w:line="240" w:lineRule="auto"/>
+        <w:ind w:right="-547"/>
+        <w:rPr>
+          <w:rFonts w:ascii="Arial" w:hAnsi="Arial" w:cs="Arial"/>
+        </w:rPr>
+      </w:pPr>
+    </w:p>
+    <w:p>
+      <w:pPr>
+        <w:spacing w:after="0" w:line="240" w:lineRule="auto"/>
+        <w:ind w:right="-547"/>
+        <w:rPr>
+          <w:rFonts w:ascii="Arial" w:hAnsi="Arial" w:cs="Arial"/>
+        </w:rPr>
+      </w:pPr>
+      <w:r>
+        <w:rPr>
+          <w:rFonts w:ascii="Arial" w:hAnsi="Arial" w:cs="Arial"/>
+        </w:rPr>
+        <w:t xml:space="preserve">{%p </w:t>
+      </w:r>
+      <w:proofErr w:type="spellStart"/>
+      <w:r>
+        <w:rPr>
+          <w:rFonts w:ascii="Arial" w:hAnsi="Arial" w:cs="Arial"/>
+        </w:rPr>
+        <w:t>el</w:t>
+      </w:r>
+      <w:r>
+        <w:rPr>
+          <w:rFonts w:ascii="Arial" w:hAnsi="Arial" w:cs="Arial"/>
+        </w:rPr>
+        <w:t>if</w:t>
+      </w:r>
+      <w:proofErr w:type="spellEnd"/>
+      <w:r>
+        <w:rPr>
+          <w:rFonts w:ascii="Arial" w:hAnsi="Arial" w:cs="Arial"/>
+        </w:rPr>
         <w:t xml:space="preserve"> </w:t>
       </w:r>
-      <w:proofErr w:type="gramStart"/>
-      <w:r>
-        <w:rPr>
-          <w:rFonts w:ascii="Arial" w:hAnsi="Arial" w:cs="Arial"/>
-        </w:rPr>
-        <w:t>Judgment, and</w:t>
-      </w:r>
-      <w:proofErr w:type="gramEnd"/>
-      <w:r>
-        <w:rPr>
-          <w:rFonts w:ascii="Arial" w:hAnsi="Arial" w:cs="Arial"/>
-        </w:rPr>
-        <w:t xml:space="preserve"> read Step 8.</w:t>
-      </w:r>
-    </w:p>
-    <w:p>
-      <w:pPr>
-        <w:spacing w:after="0" w:line="240" w:lineRule="auto"/>
-        <w:ind w:right="-547"/>
-        <w:rPr>
-          <w:rFonts w:ascii="Arial" w:hAnsi="Arial" w:cs="Arial"/>
-        </w:rPr>
-      </w:pPr>
-    </w:p>
-    <w:p>
-      <w:pPr>
-        <w:spacing w:after="0" w:line="240" w:lineRule="auto"/>
-        <w:ind w:right="-547"/>
-        <w:rPr>
-          <w:rFonts w:ascii="Arial" w:hAnsi="Arial" w:cs="Arial"/>
-        </w:rPr>
-      </w:pPr>
-      <w:r>
-        <w:rPr>
-          <w:rFonts w:ascii="Arial" w:hAnsi="Arial" w:cs="Arial"/>
-        </w:rPr>
-        <w:t xml:space="preserve">{%p </w:t>
-      </w:r>
-      <w:proofErr w:type="gramStart"/>
-      <w:r>
-        <w:rPr>
-          <w:rFonts w:ascii="Arial" w:hAnsi="Arial" w:cs="Arial"/>
-        </w:rPr>
-        <w:t>else</w:t>
-      </w:r>
+      <w:proofErr w:type="spellStart"/>
+      <w:r>
+        <w:rPr>
+          <w:rFonts w:ascii="Arial" w:hAnsi="Arial" w:cs="Arial"/>
+        </w:rPr>
+        <w:t>tool_ID</w:t>
+      </w:r>
+      <w:proofErr w:type="spellEnd"/>
+      <w:r>
+        <w:rPr>
+          <w:rFonts w:ascii="Arial" w:hAnsi="Arial" w:cs="Arial"/>
+        </w:rPr>
+        <w:t xml:space="preserve"> == “</w:t>
+      </w:r>
+      <w:proofErr w:type="spellStart"/>
+      <w:r>
+        <w:rPr>
+          <w:rFonts w:ascii="Arial" w:hAnsi="Arial" w:cs="Arial"/>
+        </w:rPr>
+        <w:t>divorce_complaint</w:t>
+      </w:r>
+      <w:proofErr w:type="spellEnd"/>
+      <w:r>
+        <w:rPr>
+          <w:rFonts w:ascii="Arial" w:hAnsi="Arial" w:cs="Arial"/>
+        </w:rPr>
+        <w:t xml:space="preserve">” and </w:t>
+      </w:r>
+      <w:proofErr w:type="spellStart"/>
+      <w:r>
+        <w:rPr>
+          <w:rFonts w:ascii="Arial" w:hAnsi="Arial" w:cs="Arial"/>
+        </w:rPr>
+        <w:t>there_are_marital_children</w:t>
+      </w:r>
+      <w:proofErr w:type="spellEnd"/>
       <w:r>
         <w:rPr>
           <w:rFonts w:ascii="Arial" w:hAnsi="Arial" w:cs="Arial"/>
         </w:rPr>
         <w:t xml:space="preserve"> %}</w:t>
       </w:r>
-      <w:proofErr w:type="gramEnd"/>
     </w:p>
     <w:p>
       <w:pPr>
@@ -5968,21 +5706,153 @@
         <w:rPr>
           <w:rFonts w:ascii="Arial" w:hAnsi="Arial" w:cs="Arial"/>
         </w:rPr>
+        <w:t xml:space="preserve"> Judgment, and read Step 8.</w:t>
+      </w:r>
+    </w:p>
+    <w:p>
+      <w:pPr>
+        <w:spacing w:after="0" w:line="240" w:lineRule="auto"/>
+        <w:ind w:right="-547"/>
+        <w:rPr>
+          <w:rFonts w:ascii="Arial" w:hAnsi="Arial" w:cs="Arial"/>
+        </w:rPr>
+      </w:pPr>
+    </w:p>
+    <w:p>
+      <w:pPr>
+        <w:spacing w:after="0" w:line="240" w:lineRule="auto"/>
+        <w:ind w:right="-547"/>
+        <w:rPr>
+          <w:rFonts w:ascii="Arial" w:hAnsi="Arial" w:cs="Arial"/>
+        </w:rPr>
+      </w:pPr>
+      <w:r>
+        <w:rPr>
+          <w:rFonts w:ascii="Arial" w:hAnsi="Arial" w:cs="Arial"/>
+        </w:rPr>
+        <w:t xml:space="preserve">{%p </w:t>
+      </w:r>
+      <w:proofErr w:type="spellStart"/>
+      <w:r>
+        <w:rPr>
+          <w:rFonts w:ascii="Arial" w:hAnsi="Arial" w:cs="Arial"/>
+        </w:rPr>
+        <w:t>elif</w:t>
+      </w:r>
+      <w:proofErr w:type="spellEnd"/>
+      <w:r>
+        <w:rPr>
+          <w:rFonts w:ascii="Arial" w:hAnsi="Arial" w:cs="Arial"/>
+        </w:rPr>
         <w:t xml:space="preserve"> </w:t>
       </w:r>
-      <w:proofErr w:type="gramStart"/>
-      <w:r>
-        <w:rPr>
-          <w:rFonts w:ascii="Arial" w:hAnsi="Arial" w:cs="Arial"/>
-        </w:rPr>
-        <w:t>Judgment, and</w:t>
-      </w:r>
-      <w:proofErr w:type="gramEnd"/>
-      <w:r>
-        <w:rPr>
-          <w:rFonts w:ascii="Arial" w:hAnsi="Arial" w:cs="Arial"/>
-        </w:rPr>
-        <w:t xml:space="preserve"> read Step 8.</w:t>
+      <w:proofErr w:type="spellStart"/>
+      <w:r>
+        <w:rPr>
+          <w:rFonts w:ascii="Arial" w:hAnsi="Arial" w:cs="Arial"/>
+        </w:rPr>
+        <w:t>tool_ID</w:t>
+      </w:r>
+      <w:proofErr w:type="spellEnd"/>
+      <w:r>
+        <w:rPr>
+          <w:rFonts w:ascii="Arial" w:hAnsi="Arial" w:cs="Arial"/>
+        </w:rPr>
+        <w:t xml:space="preserve"> == “</w:t>
+      </w:r>
+      <w:proofErr w:type="spellStart"/>
+      <w:r>
+        <w:rPr>
+          <w:rFonts w:ascii="Arial" w:hAnsi="Arial" w:cs="Arial"/>
+        </w:rPr>
+        <w:t>custody</w:t>
+      </w:r>
+      <w:r>
+        <w:rPr>
+          <w:rFonts w:ascii="Arial" w:hAnsi="Arial" w:cs="Arial"/>
+        </w:rPr>
+        <w:t>_complaint</w:t>
+      </w:r>
+      <w:proofErr w:type="spellEnd"/>
+      <w:r>
+        <w:rPr>
+          <w:rFonts w:ascii="Arial" w:hAnsi="Arial" w:cs="Arial"/>
+        </w:rPr>
+        <w:t xml:space="preserve">” </w:t>
+      </w:r>
+      <w:r>
+        <w:rPr>
+          <w:rFonts w:ascii="Arial" w:hAnsi="Arial" w:cs="Arial"/>
+        </w:rPr>
+        <w:t>%}</w:t>
+      </w:r>
+    </w:p>
+    <w:p>
+      <w:pPr>
+        <w:spacing w:after="0" w:line="240" w:lineRule="auto"/>
+        <w:ind w:right="-547"/>
+        <w:rPr>
+          <w:rFonts w:ascii="Arial" w:hAnsi="Arial" w:cs="Arial"/>
+        </w:rPr>
+      </w:pPr>
+      <w:r>
+        <w:rPr>
+          <w:rFonts w:ascii="Arial" w:hAnsi="Arial" w:cs="Arial"/>
+        </w:rPr>
+        <w:t xml:space="preserve">To learn more about what is required, go to </w:t>
+      </w:r>
+      <w:hyperlink r:id="rId32" w:history="1">
+        <w:r>
+          <w:rPr>
+            <w:rStyle w:val="Hyperlink"/>
+            <w:rFonts w:ascii="Arial" w:hAnsi="Arial" w:cs="Arial"/>
+          </w:rPr>
+          <w:t>Filing a Custody Case (Unm</w:t>
+        </w:r>
+        <w:r>
+          <w:rPr>
+            <w:rStyle w:val="Hyperlink"/>
+            <w:rFonts w:ascii="Arial" w:hAnsi="Arial" w:cs="Arial"/>
+          </w:rPr>
+          <w:t>a</w:t>
+        </w:r>
+        <w:r>
+          <w:rPr>
+            <w:rStyle w:val="Hyperlink"/>
+            <w:rFonts w:ascii="Arial" w:hAnsi="Arial" w:cs="Arial"/>
+          </w:rPr>
+          <w:t>rried Parents)</w:t>
+        </w:r>
+      </w:hyperlink>
+      <w:r>
+        <w:rPr>
+          <w:rFonts w:ascii="Arial" w:hAnsi="Arial" w:cs="Arial"/>
+        </w:rPr>
+        <w:t xml:space="preserve"> (</w:t>
+      </w:r>
+      <w:r>
+        <w:rPr>
+          <w:rFonts w:ascii="Arial" w:hAnsi="Arial" w:cs="Arial"/>
+        </w:rPr>
+        <w:t>https://michiganlegalhelp.org/node/2571</w:t>
+      </w:r>
+      <w:r>
+        <w:rPr>
+          <w:rFonts w:ascii="Arial" w:hAnsi="Arial" w:cs="Arial"/>
+        </w:rPr>
+        <w:t>) and select your county. Locate the instruction</w:t>
+      </w:r>
+      <w:r>
+        <w:rPr>
+          <w:rFonts w:ascii="Arial" w:hAnsi="Arial" w:cs="Arial"/>
+        </w:rPr>
+        <w:t>s</w:t>
+      </w:r>
+      <w:r>
+        <w:rPr>
+          <w:rFonts w:ascii="Arial" w:hAnsi="Arial" w:cs="Arial"/>
+        </w:rPr>
+        <w:t xml:space="preserve"> and read Step 8.</w:t>
       </w:r>
     </w:p>
     <w:p>
@@ -6008,16 +5878,8 @@
         <w:rPr>
           <w:rFonts w:ascii="Arial" w:hAnsi="Arial" w:cs="Arial"/>
         </w:rPr>
-        <w:t xml:space="preserve">{%p </w:t>
-      </w:r>
-      <w:proofErr w:type="gramStart"/>
-      <w:r>
-        <w:rPr>
-          <w:rFonts w:ascii="Arial" w:hAnsi="Arial" w:cs="Arial"/>
-        </w:rPr>
-        <w:t>endif %}</w:t>
-      </w:r>
-      <w:proofErr w:type="gramEnd"/>
+        <w:t>{%p endif %}</w:t>
+      </w:r>
     </w:p>
     <w:p>
       <w:pPr>
@@ -6033,31 +5895,23 @@
         <w:rPr>
           <w:rFonts w:ascii="Arial" w:hAnsi="Arial" w:cs="Arial"/>
         </w:rPr>
+        <w:t>{%p endif %}</w:t>
+      </w:r>
+    </w:p>
+    <w:p>
+      <w:pPr>
+        <w:spacing w:after="0" w:line="240" w:lineRule="auto"/>
+        <w:ind w:right="-547"/>
+        <w:rPr>
+          <w:rFonts w:ascii="Arial" w:hAnsi="Arial" w:cs="Arial"/>
+        </w:rPr>
+      </w:pPr>
+      <w:r>
+        <w:rPr>
+          <w:rFonts w:ascii="Arial" w:hAnsi="Arial" w:cs="Arial"/>
+        </w:rPr>
         <w:t xml:space="preserve">{%p </w:t>
       </w:r>
-      <w:proofErr w:type="gramStart"/>
-      <w:r>
-        <w:rPr>
-          <w:rFonts w:ascii="Arial" w:hAnsi="Arial" w:cs="Arial"/>
-        </w:rPr>
-        <w:t>endif %}</w:t>
-      </w:r>
-      <w:proofErr w:type="gramEnd"/>
-    </w:p>
-    <w:p>
-      <w:pPr>
-        <w:spacing w:after="0" w:line="240" w:lineRule="auto"/>
-        <w:ind w:right="-547"/>
-        <w:rPr>
-          <w:rFonts w:ascii="Arial" w:hAnsi="Arial" w:cs="Arial"/>
-        </w:rPr>
-      </w:pPr>
-      <w:r>
-        <w:rPr>
-          <w:rFonts w:ascii="Arial" w:hAnsi="Arial" w:cs="Arial"/>
-        </w:rPr>
-        <w:t xml:space="preserve">{%p </w:t>
-      </w:r>
       <w:r>
         <w:rPr>
           <w:rFonts w:ascii="Arial" w:hAnsi="Arial" w:cs="Arial"/>
@@ -6076,7 +5930,31 @@
         <w:rPr>
           <w:rFonts w:ascii="Arial" w:hAnsi="Arial" w:cs="Arial"/>
         </w:rPr>
-        <w:t xml:space="preserve"> == “</w:t>
+        <w:t xml:space="preserve"> </w:t>
+      </w:r>
+      <w:r>
+        <w:rPr>
+          <w:rFonts w:ascii="Arial" w:hAnsi="Arial" w:cs="Arial"/>
+        </w:rPr>
+        <w:t>in</w:t>
+      </w:r>
+      <w:r>
+        <w:rPr>
+          <w:rFonts w:ascii="Arial" w:hAnsi="Arial" w:cs="Arial"/>
+        </w:rPr>
+        <w:t xml:space="preserve"> </w:t>
+      </w:r>
+      <w:r>
+        <w:rPr>
+          <w:rFonts w:ascii="Arial" w:hAnsi="Arial" w:cs="Arial"/>
+        </w:rPr>
+        <w:t>[</w:t>
+      </w:r>
+      <w:r>
+        <w:rPr>
+          <w:rFonts w:ascii="Arial" w:hAnsi="Arial" w:cs="Arial"/>
+        </w:rPr>
+        <w:t>“</w:t>
       </w:r>
       <w:proofErr w:type="spellStart"/>
       <w:r>
@@ -6091,6 +5969,26 @@
           <w:rFonts w:ascii="Arial" w:hAnsi="Arial" w:cs="Arial"/>
         </w:rPr>
         <w:t>”</w:t>
+      </w:r>
+      <w:r>
+        <w:rPr>
+          <w:rFonts w:ascii="Arial" w:hAnsi="Arial" w:cs="Arial"/>
+        </w:rPr>
+        <w:t>, “</w:t>
+      </w:r>
+      <w:proofErr w:type="spellStart"/>
+      <w:r>
+        <w:rPr>
+          <w:rFonts w:ascii="Arial" w:hAnsi="Arial" w:cs="Arial"/>
+        </w:rPr>
+        <w:t>custody_answer</w:t>
+      </w:r>
+      <w:proofErr w:type="spellEnd"/>
+      <w:r>
+        <w:rPr>
+          <w:rFonts w:ascii="Arial" w:hAnsi="Arial" w:cs="Arial"/>
+        </w:rPr>
+        <w:t>”]</w:t>
       </w:r>
       <w:r>
         <w:rPr>
@@ -6123,6 +6021,7 @@
         <w:rPr>
           <w:rFonts w:ascii="Arial" w:hAnsi="Arial" w:cs="Arial"/>
         </w:rPr>
+        <w:lastRenderedPageBreak/>
         <w:t xml:space="preserve">Remember that if you file an Answer, you must fill out the </w:t>
       </w:r>
       <w:r>
@@ -6203,6 +6102,46 @@
         </w:rPr>
         <w:t xml:space="preserve">if </w:t>
       </w:r>
+      <w:proofErr w:type="spellStart"/>
+      <w:r>
+        <w:rPr>
+          <w:rFonts w:ascii="Arial" w:hAnsi="Arial" w:cs="Arial"/>
+        </w:rPr>
+        <w:t>tool_ID</w:t>
+      </w:r>
+      <w:proofErr w:type="spellEnd"/>
+      <w:r>
+        <w:rPr>
+          <w:rFonts w:ascii="Arial" w:hAnsi="Arial" w:cs="Arial"/>
+        </w:rPr>
+        <w:t xml:space="preserve"> == “</w:t>
+      </w:r>
+      <w:proofErr w:type="spellStart"/>
+      <w:r>
+        <w:rPr>
+          <w:rFonts w:ascii="Arial" w:hAnsi="Arial" w:cs="Arial"/>
+        </w:rPr>
+        <w:t>divorce_</w:t>
+      </w:r>
+      <w:r>
+        <w:rPr>
+          <w:rFonts w:ascii="Arial" w:hAnsi="Arial" w:cs="Arial"/>
+        </w:rPr>
+        <w:t>answer</w:t>
+      </w:r>
+      <w:proofErr w:type="spellEnd"/>
+      <w:r>
+        <w:rPr>
+          <w:rFonts w:ascii="Arial" w:hAnsi="Arial" w:cs="Arial"/>
+        </w:rPr>
+        <w:t>”</w:t>
+      </w:r>
+      <w:r>
+        <w:rPr>
+          <w:rFonts w:ascii="Arial" w:hAnsi="Arial" w:cs="Arial"/>
+        </w:rPr>
+        <w:t xml:space="preserve">  and </w:t>
+      </w:r>
       <w:r>
         <w:rPr>
           <w:rFonts w:ascii="Arial" w:hAnsi="Arial" w:cs="Arial"/>
@@ -6330,10 +6269,9 @@
         <w:rPr>
           <w:rFonts w:ascii="Arial" w:hAnsi="Arial" w:cs="Arial"/>
         </w:rPr>
-        <w:lastRenderedPageBreak/>
         <w:t xml:space="preserve">To learn more about what is required, go to </w:t>
       </w:r>
-      <w:hyperlink r:id="rId32" w:history="1">
+      <w:hyperlink r:id="rId33" w:history="1">
         <w:r>
           <w:rPr>
             <w:rStyle w:val="Hyperlink"/>
@@ -6384,20 +6322,66 @@
         </w:rPr>
         <w:t xml:space="preserve">{%p </w:t>
       </w:r>
-      <w:proofErr w:type="gramStart"/>
-      <w:r>
-        <w:rPr>
-          <w:rFonts w:ascii="Arial" w:hAnsi="Arial" w:cs="Arial"/>
-        </w:rPr>
-        <w:t>else</w:t>
-      </w:r>
-      <w:r>
-        <w:rPr>
-          <w:rFonts w:ascii="Arial" w:hAnsi="Arial" w:cs="Arial"/>
-        </w:rPr>
-        <w:t xml:space="preserve"> %}</w:t>
-      </w:r>
-      <w:proofErr w:type="gramEnd"/>
+      <w:proofErr w:type="spellStart"/>
+      <w:r>
+        <w:rPr>
+          <w:rFonts w:ascii="Arial" w:hAnsi="Arial" w:cs="Arial"/>
+        </w:rPr>
+        <w:t>el</w:t>
+      </w:r>
+      <w:r>
+        <w:rPr>
+          <w:rFonts w:ascii="Arial" w:hAnsi="Arial" w:cs="Arial"/>
+        </w:rPr>
+        <w:t>if</w:t>
+      </w:r>
+      <w:proofErr w:type="spellEnd"/>
+      <w:r>
+        <w:rPr>
+          <w:rFonts w:ascii="Arial" w:hAnsi="Arial" w:cs="Arial"/>
+        </w:rPr>
+        <w:t xml:space="preserve"> </w:t>
+      </w:r>
+      <w:proofErr w:type="spellStart"/>
+      <w:r>
+        <w:rPr>
+          <w:rFonts w:ascii="Arial" w:hAnsi="Arial" w:cs="Arial"/>
+        </w:rPr>
+        <w:t>tool_ID</w:t>
+      </w:r>
+      <w:proofErr w:type="spellEnd"/>
+      <w:r>
+        <w:rPr>
+          <w:rFonts w:ascii="Arial" w:hAnsi="Arial" w:cs="Arial"/>
+        </w:rPr>
+        <w:t xml:space="preserve"> == “</w:t>
+      </w:r>
+      <w:proofErr w:type="spellStart"/>
+      <w:r>
+        <w:rPr>
+          <w:rFonts w:ascii="Arial" w:hAnsi="Arial" w:cs="Arial"/>
+        </w:rPr>
+        <w:t>divorce_answer</w:t>
+      </w:r>
+      <w:proofErr w:type="spellEnd"/>
+      <w:r>
+        <w:rPr>
+          <w:rFonts w:ascii="Arial" w:hAnsi="Arial" w:cs="Arial"/>
+        </w:rPr>
+        <w:t>”</w:t>
+      </w:r>
+      <w:r>
+        <w:rPr>
+          <w:rFonts w:ascii="Arial" w:hAnsi="Arial" w:cs="Arial"/>
+        </w:rPr>
+        <w:t xml:space="preserve"> </w:t>
+      </w:r>
+      <w:r>
+        <w:rPr>
+          <w:rFonts w:ascii="Arial" w:hAnsi="Arial" w:cs="Arial"/>
+        </w:rPr>
+        <w:t>%}</w:t>
+      </w:r>
     </w:p>
     <w:p>
       <w:pPr>
@@ -6413,7 +6397,7 @@
         </w:rPr>
         <w:t xml:space="preserve">To learn more about what is required, go to </w:t>
       </w:r>
-      <w:hyperlink r:id="rId33" w:history="1">
+      <w:hyperlink r:id="rId34" w:history="1">
         <w:r>
           <w:rPr>
             <w:rStyle w:val="Hyperlink"/>
@@ -6452,6 +6436,158 @@
     </w:p>
     <w:p>
       <w:pPr>
+        <w:spacing w:after="0" w:line="240" w:lineRule="auto"/>
+        <w:ind w:right="-547"/>
+        <w:rPr>
+          <w:rFonts w:ascii="Arial" w:hAnsi="Arial" w:cs="Arial"/>
+        </w:rPr>
+      </w:pPr>
+      <w:r>
+        <w:rPr>
+          <w:rFonts w:ascii="Arial" w:hAnsi="Arial" w:cs="Arial"/>
+        </w:rPr>
+        <w:t xml:space="preserve">{%p </w:t>
+      </w:r>
+      <w:proofErr w:type="spellStart"/>
+      <w:r>
+        <w:rPr>
+          <w:rFonts w:ascii="Arial" w:hAnsi="Arial" w:cs="Arial"/>
+        </w:rPr>
+        <w:t>elif</w:t>
+      </w:r>
+      <w:proofErr w:type="spellEnd"/>
+      <w:r>
+        <w:rPr>
+          <w:rFonts w:ascii="Arial" w:hAnsi="Arial" w:cs="Arial"/>
+        </w:rPr>
+        <w:t xml:space="preserve"> </w:t>
+      </w:r>
+      <w:proofErr w:type="spellStart"/>
+      <w:r>
+        <w:rPr>
+          <w:rFonts w:ascii="Arial" w:hAnsi="Arial" w:cs="Arial"/>
+        </w:rPr>
+        <w:t>tool_ID</w:t>
+      </w:r>
+      <w:proofErr w:type="spellEnd"/>
+      <w:r>
+        <w:rPr>
+          <w:rFonts w:ascii="Arial" w:hAnsi="Arial" w:cs="Arial"/>
+        </w:rPr>
+        <w:t xml:space="preserve"> == “</w:t>
+      </w:r>
+      <w:proofErr w:type="spellStart"/>
+      <w:r>
+        <w:rPr>
+          <w:rFonts w:ascii="Arial" w:hAnsi="Arial" w:cs="Arial"/>
+        </w:rPr>
+        <w:t>custody_</w:t>
+      </w:r>
+      <w:r>
+        <w:rPr>
+          <w:rFonts w:ascii="Arial" w:hAnsi="Arial" w:cs="Arial"/>
+        </w:rPr>
+        <w:t>answer</w:t>
+      </w:r>
+      <w:proofErr w:type="spellEnd"/>
+      <w:r>
+        <w:rPr>
+          <w:rFonts w:ascii="Arial" w:hAnsi="Arial" w:cs="Arial"/>
+        </w:rPr>
+        <w:t xml:space="preserve">” </w:t>
+      </w:r>
+      <w:r>
+        <w:rPr>
+          <w:rFonts w:ascii="Arial" w:hAnsi="Arial" w:cs="Arial"/>
+        </w:rPr>
+        <w:t>%}</w:t>
+      </w:r>
+    </w:p>
+    <w:p>
+      <w:pPr>
+        <w:spacing w:after="0" w:line="240" w:lineRule="auto"/>
+        <w:ind w:right="-547"/>
+        <w:rPr>
+          <w:rFonts w:ascii="Arial" w:hAnsi="Arial" w:cs="Arial"/>
+        </w:rPr>
+      </w:pPr>
+      <w:r>
+        <w:rPr>
+          <w:rFonts w:ascii="Arial" w:hAnsi="Arial" w:cs="Arial"/>
+        </w:rPr>
+        <w:t xml:space="preserve">To learn more about what is required, go to </w:t>
+      </w:r>
+      <w:hyperlink r:id="rId35" w:history="1">
+        <w:r>
+          <w:rPr>
+            <w:rStyle w:val="Hyperlink"/>
+            <w:rFonts w:ascii="Arial" w:hAnsi="Arial" w:cs="Arial"/>
+          </w:rPr>
+          <w:t>Respond</w:t>
+        </w:r>
+        <w:r>
+          <w:rPr>
+            <w:rStyle w:val="Hyperlink"/>
+            <w:rFonts w:ascii="Arial" w:hAnsi="Arial" w:cs="Arial"/>
+          </w:rPr>
+          <w:t>i</w:t>
+        </w:r>
+        <w:r>
+          <w:rPr>
+            <w:rStyle w:val="Hyperlink"/>
+            <w:rFonts w:ascii="Arial" w:hAnsi="Arial" w:cs="Arial"/>
+          </w:rPr>
+          <w:t>ng to a Custody Case (Unmarried Parents)</w:t>
+        </w:r>
+      </w:hyperlink>
+      <w:r>
+        <w:rPr>
+          <w:rFonts w:ascii="Arial" w:hAnsi="Arial" w:cs="Arial"/>
+        </w:rPr>
+        <w:t xml:space="preserve"> (</w:t>
+      </w:r>
+      <w:r>
+        <w:rPr>
+          <w:rFonts w:ascii="Arial" w:hAnsi="Arial" w:cs="Arial"/>
+        </w:rPr>
+        <w:t>https://michiganlegalhelp.org/node/2</w:t>
+      </w:r>
+      <w:r>
+        <w:rPr>
+          <w:rFonts w:ascii="Arial" w:hAnsi="Arial" w:cs="Arial"/>
+        </w:rPr>
+        <w:t>807</w:t>
+      </w:r>
+      <w:r>
+        <w:rPr>
+          <w:rFonts w:ascii="Arial" w:hAnsi="Arial" w:cs="Arial"/>
+        </w:rPr>
+        <w:t>) and select your county. Locate the instruction</w:t>
+      </w:r>
+      <w:r>
+        <w:rPr>
+          <w:rFonts w:ascii="Arial" w:hAnsi="Arial" w:cs="Arial"/>
+        </w:rPr>
+        <w:t>s</w:t>
+      </w:r>
+      <w:r>
+        <w:rPr>
+          <w:rFonts w:ascii="Arial" w:hAnsi="Arial" w:cs="Arial"/>
+        </w:rPr>
+        <w:t xml:space="preserve"> and read Step 8.</w:t>
+      </w:r>
+    </w:p>
+    <w:p>
+      <w:pPr>
+        <w:spacing w:after="0" w:line="240" w:lineRule="auto"/>
+        <w:ind w:right="-547"/>
+        <w:rPr>
+          <w:rFonts w:ascii="Arial" w:hAnsi="Arial" w:cs="Arial"/>
+        </w:rPr>
+      </w:pPr>
+    </w:p>
+    <w:p>
+      <w:pPr>
         <w:tabs>
           <w:tab w:val="left" w:leader="dot" w:pos="7200"/>
         </w:tabs>
@@ -6464,16 +6600,8 @@
         <w:rPr>
           <w:rFonts w:ascii="Arial" w:hAnsi="Arial" w:cs="Arial"/>
         </w:rPr>
-        <w:t xml:space="preserve">{%p </w:t>
-      </w:r>
-      <w:proofErr w:type="gramStart"/>
-      <w:r>
-        <w:rPr>
-          <w:rFonts w:ascii="Arial" w:hAnsi="Arial" w:cs="Arial"/>
-        </w:rPr>
-        <w:t>endif %}</w:t>
-      </w:r>
-      <w:proofErr w:type="gramEnd"/>
+        <w:t>{%p endif %}</w:t>
+      </w:r>
     </w:p>
     <w:p>
       <w:pPr>
@@ -6489,14 +6617,7 @@
         <w:rPr>
           <w:rFonts w:ascii="Arial" w:hAnsi="Arial" w:cs="Arial"/>
         </w:rPr>
-        <w:t xml:space="preserve">{%p </w:t>
-      </w:r>
-      <w:proofErr w:type="gramStart"/>
-      <w:r>
-        <w:rPr>
-          <w:rFonts w:ascii="Arial" w:hAnsi="Arial" w:cs="Arial"/>
-        </w:rPr>
-        <w:t>endif %</w:t>
+        <w:t>{%p endif %</w:t>
       </w:r>
       <w:r>
         <w:rPr>
@@ -6504,7 +6625,6 @@
         </w:rPr>
         <w:t>}</w:t>
       </w:r>
-      <w:proofErr w:type="gramEnd"/>
     </w:p>
     <w:p>
       <w:pPr>
@@ -6766,7 +6886,7 @@
         </w:rPr>
         <w:t xml:space="preserve"> of when the judgment is final. To learn more, read </w:t>
       </w:r>
-      <w:hyperlink r:id="rId34" w:history="1">
+      <w:hyperlink r:id="rId36" w:history="1">
         <w:r>
           <w:rPr>
             <w:rStyle w:val="Hyperlink"/>
@@ -6807,16 +6927,8 @@
         <w:rPr>
           <w:rFonts w:ascii="Arial" w:hAnsi="Arial" w:cs="Arial"/>
         </w:rPr>
-        <w:t xml:space="preserve">{%p </w:t>
-      </w:r>
-      <w:proofErr w:type="gramStart"/>
-      <w:r>
-        <w:rPr>
-          <w:rFonts w:ascii="Arial" w:hAnsi="Arial" w:cs="Arial"/>
-        </w:rPr>
-        <w:t>endif %}</w:t>
-      </w:r>
-      <w:proofErr w:type="gramEnd"/>
+        <w:t>{%p endif %}</w:t>
+      </w:r>
     </w:p>
     <w:p>
       <w:pPr>
@@ -6832,19 +6944,11 @@
         <w:rPr>
           <w:rFonts w:ascii="Arial" w:hAnsi="Arial" w:cs="Arial"/>
         </w:rPr>
-        <w:t xml:space="preserve">{%p </w:t>
-      </w:r>
-      <w:proofErr w:type="gramStart"/>
-      <w:r>
-        <w:rPr>
-          <w:rFonts w:ascii="Arial" w:hAnsi="Arial" w:cs="Arial"/>
-        </w:rPr>
-        <w:t>endif %}</w:t>
-      </w:r>
-      <w:proofErr w:type="gramEnd"/>
+        <w:t>{%p endif %}</w:t>
+      </w:r>
     </w:p>
     <w:sectPr>
-      <w:footerReference w:type="default" r:id="rId35"/>
+      <w:footerReference w:type="default" r:id="rId37"/>
       <w:pgSz w:w="12240" w:h="15840"/>
       <w:pgMar w:top="1440" w:right="1440" w:bottom="1440" w:left="1440" w:header="1440" w:footer="1008" w:gutter="0"/>
       <w:pgNumType w:start="2"/>
